--- a/Document/UE5/ue5使用备忘录.docx
+++ b/Document/UE5/ue5使用备忘录.docx
@@ -248,6 +248,654 @@
           <w:lang w:val="en-US" w:eastAsia="zh-CN"/>
         </w:rPr>
         <w:t>表示每秒可以yaw可以转的角度，这里是500°。</w:t>
+      </w:r>
+    </w:p>
+    <w:p>
+      <w:pPr>
+        <w:numPr>
+          <w:ilvl w:val="0"/>
+          <w:numId w:val="1"/>
+        </w:numPr>
+        <w:pBdr>
+          <w:bottom w:val="single" w:color="auto" w:sz="4" w:space="0"/>
+        </w:pBdr>
+        <w:spacing w:before="0" w:after="0" w:line="240" w:lineRule="auto"/>
+        <w:ind w:left="0" w:right="0" w:firstLine="0"/>
+        <w:jc w:val="both"/>
+        <w:rPr>
+          <w:rFonts w:hint="default" w:ascii="Cascadia Mono" w:hAnsi="Cascadia Mono" w:eastAsia="宋体"/>
+          <w:color w:val="000000"/>
+          <w:sz w:val="19"/>
+          <w:szCs w:val="24"/>
+          <w:highlight w:val="white"/>
+          <w:lang w:val="en-US" w:eastAsia="zh-CN"/>
+        </w:rPr>
+      </w:pPr>
+      <w:r>
+        <w:rPr>
+          <w:rFonts w:hint="eastAsia" w:ascii="Cascadia Mono" w:hAnsi="Cascadia Mono" w:eastAsia="宋体"/>
+          <w:color w:val="000000"/>
+          <w:sz w:val="19"/>
+          <w:szCs w:val="24"/>
+          <w:highlight w:val="white"/>
+          <w:lang w:val="en-US" w:eastAsia="zh-CN"/>
+        </w:rPr>
+        <w:t>Object Reference的作用是</w:t>
+      </w:r>
+      <w:r>
+        <w:rPr>
+          <w:rFonts w:ascii="Segoe UI" w:hAnsi="Segoe UI" w:eastAsia="Segoe UI" w:cs="Segoe UI"/>
+          <w:i w:val="0"/>
+          <w:iCs w:val="0"/>
+          <w:caps w:val="0"/>
+          <w:spacing w:val="0"/>
+          <w:sz w:val="24"/>
+          <w:szCs w:val="24"/>
+          <w:shd w:val="clear" w:fill="121212"/>
+        </w:rPr>
+        <w:t>在蓝图里，</w:t>
+      </w:r>
+      <w:r>
+        <w:rPr>
+          <w:rStyle w:val="4"/>
+          <w:rFonts w:hint="default" w:ascii="Segoe UI" w:hAnsi="Segoe UI" w:eastAsia="Segoe UI" w:cs="Segoe UI"/>
+          <w:b/>
+          <w:bCs/>
+          <w:i w:val="0"/>
+          <w:iCs w:val="0"/>
+          <w:caps w:val="0"/>
+          <w:spacing w:val="0"/>
+          <w:sz w:val="24"/>
+          <w:szCs w:val="24"/>
+          <w:shd w:val="clear" w:fill="121212"/>
+          <w:vertAlign w:val="baseline"/>
+        </w:rPr>
+        <w:t>Object Reference</w:t>
+      </w:r>
+      <w:r>
+        <w:rPr>
+          <w:rFonts w:hint="default" w:ascii="Segoe UI" w:hAnsi="Segoe UI" w:eastAsia="Segoe UI" w:cs="Segoe UI"/>
+          <w:i w:val="0"/>
+          <w:iCs w:val="0"/>
+          <w:caps w:val="0"/>
+          <w:spacing w:val="0"/>
+          <w:sz w:val="24"/>
+          <w:szCs w:val="24"/>
+          <w:shd w:val="clear" w:fill="121212"/>
+        </w:rPr>
+        <w:t>（对象引用）就是</w:t>
+      </w:r>
+      <w:r>
+        <w:rPr>
+          <w:rStyle w:val="4"/>
+          <w:rFonts w:hint="default" w:ascii="Segoe UI" w:hAnsi="Segoe UI" w:eastAsia="Segoe UI" w:cs="Segoe UI"/>
+          <w:b/>
+          <w:bCs/>
+          <w:i w:val="0"/>
+          <w:iCs w:val="0"/>
+          <w:caps w:val="0"/>
+          <w:spacing w:val="0"/>
+          <w:sz w:val="24"/>
+          <w:szCs w:val="24"/>
+          <w:shd w:val="clear" w:fill="121212"/>
+          <w:vertAlign w:val="baseline"/>
+        </w:rPr>
+        <w:t>指向某个“实例”的指针</w:t>
+      </w:r>
+      <w:r>
+        <w:rPr>
+          <w:rFonts w:hint="default" w:ascii="Segoe UI" w:hAnsi="Segoe UI" w:eastAsia="Segoe UI" w:cs="Segoe UI"/>
+          <w:i w:val="0"/>
+          <w:iCs w:val="0"/>
+          <w:caps w:val="0"/>
+          <w:spacing w:val="0"/>
+          <w:sz w:val="24"/>
+          <w:szCs w:val="24"/>
+          <w:shd w:val="clear" w:fill="121212"/>
+        </w:rPr>
+        <w:t>——它让你能</w:t>
+      </w:r>
+      <w:r>
+        <w:rPr>
+          <w:rStyle w:val="4"/>
+          <w:rFonts w:hint="default" w:ascii="Segoe UI" w:hAnsi="Segoe UI" w:eastAsia="Segoe UI" w:cs="Segoe UI"/>
+          <w:b/>
+          <w:bCs/>
+          <w:i w:val="0"/>
+          <w:iCs w:val="0"/>
+          <w:caps w:val="0"/>
+          <w:spacing w:val="0"/>
+          <w:sz w:val="24"/>
+          <w:szCs w:val="24"/>
+          <w:shd w:val="clear" w:fill="121212"/>
+          <w:vertAlign w:val="baseline"/>
+        </w:rPr>
+        <w:t>操作、调用、修改那个具体的对象</w:t>
+      </w:r>
+      <w:r>
+        <w:rPr>
+          <w:rFonts w:hint="default" w:ascii="Segoe UI" w:hAnsi="Segoe UI" w:eastAsia="Segoe UI" w:cs="Segoe UI"/>
+          <w:i w:val="0"/>
+          <w:iCs w:val="0"/>
+          <w:caps w:val="0"/>
+          <w:spacing w:val="0"/>
+          <w:sz w:val="24"/>
+          <w:szCs w:val="24"/>
+          <w:shd w:val="clear" w:fill="121212"/>
+        </w:rPr>
+        <w:t>。</w:t>
+      </w:r>
+    </w:p>
+    <w:p>
+      <w:pPr>
+        <w:numPr>
+          <w:ilvl w:val="0"/>
+          <w:numId w:val="1"/>
+        </w:numPr>
+        <w:pBdr>
+          <w:bottom w:val="single" w:color="auto" w:sz="4" w:space="0"/>
+        </w:pBdr>
+        <w:spacing w:before="0" w:after="0" w:line="240" w:lineRule="auto"/>
+        <w:ind w:left="0" w:right="0" w:firstLine="0"/>
+        <w:jc w:val="both"/>
+        <w:rPr>
+          <w:rFonts w:hint="default" w:ascii="Cascadia Mono" w:hAnsi="Cascadia Mono" w:eastAsia="宋体"/>
+          <w:color w:val="000000"/>
+          <w:sz w:val="19"/>
+          <w:szCs w:val="24"/>
+          <w:highlight w:val="white"/>
+          <w:lang w:val="en-US" w:eastAsia="zh-CN"/>
+        </w:rPr>
+      </w:pPr>
+      <w:r>
+        <w:rPr>
+          <w:rFonts w:ascii="Segoe UI" w:hAnsi="Segoe UI" w:eastAsia="Segoe UI" w:cs="Segoe UI"/>
+          <w:i w:val="0"/>
+          <w:iCs w:val="0"/>
+          <w:caps w:val="0"/>
+          <w:spacing w:val="0"/>
+          <w:sz w:val="24"/>
+          <w:szCs w:val="24"/>
+          <w:shd w:val="clear" w:fill="121212"/>
+        </w:rPr>
+        <w:t>在蓝图里，</w:t>
+      </w:r>
+      <w:r>
+        <w:rPr>
+          <w:rStyle w:val="4"/>
+          <w:rFonts w:hint="default" w:ascii="Segoe UI" w:hAnsi="Segoe UI" w:eastAsia="Segoe UI" w:cs="Segoe UI"/>
+          <w:b/>
+          <w:bCs/>
+          <w:i w:val="0"/>
+          <w:iCs w:val="0"/>
+          <w:caps w:val="0"/>
+          <w:spacing w:val="0"/>
+          <w:sz w:val="24"/>
+          <w:szCs w:val="24"/>
+          <w:shd w:val="clear" w:fill="121212"/>
+          <w:vertAlign w:val="baseline"/>
+        </w:rPr>
+        <w:t>Class Reference</w:t>
+      </w:r>
+      <w:r>
+        <w:rPr>
+          <w:rFonts w:hint="default" w:ascii="Segoe UI" w:hAnsi="Segoe UI" w:eastAsia="Segoe UI" w:cs="Segoe UI"/>
+          <w:i w:val="0"/>
+          <w:iCs w:val="0"/>
+          <w:caps w:val="0"/>
+          <w:spacing w:val="0"/>
+          <w:sz w:val="24"/>
+          <w:szCs w:val="24"/>
+          <w:shd w:val="clear" w:fill="121212"/>
+        </w:rPr>
+        <w:t>（类引用）并不是“某个已经存在的物体”，而是</w:t>
+      </w:r>
+      <w:r>
+        <w:rPr>
+          <w:rStyle w:val="4"/>
+          <w:rFonts w:hint="default" w:ascii="Segoe UI" w:hAnsi="Segoe UI" w:eastAsia="Segoe UI" w:cs="Segoe UI"/>
+          <w:b/>
+          <w:bCs/>
+          <w:i w:val="0"/>
+          <w:iCs w:val="0"/>
+          <w:caps w:val="0"/>
+          <w:spacing w:val="0"/>
+          <w:sz w:val="24"/>
+          <w:szCs w:val="24"/>
+          <w:shd w:val="clear" w:fill="121212"/>
+          <w:vertAlign w:val="baseline"/>
+        </w:rPr>
+        <w:t>“这个物体的模板/蓝图本身”</w:t>
+      </w:r>
+      <w:r>
+        <w:rPr>
+          <w:rFonts w:hint="default" w:ascii="Segoe UI" w:hAnsi="Segoe UI" w:eastAsia="Segoe UI" w:cs="Segoe UI"/>
+          <w:i w:val="0"/>
+          <w:iCs w:val="0"/>
+          <w:caps w:val="0"/>
+          <w:spacing w:val="0"/>
+          <w:sz w:val="24"/>
+          <w:szCs w:val="24"/>
+          <w:shd w:val="clear" w:fill="121212"/>
+        </w:rPr>
+        <w:t>——你可以把它当成</w:t>
+      </w:r>
+      <w:r>
+        <w:rPr>
+          <w:rStyle w:val="4"/>
+          <w:rFonts w:hint="default" w:ascii="Segoe UI" w:hAnsi="Segoe UI" w:eastAsia="Segoe UI" w:cs="Segoe UI"/>
+          <w:b/>
+          <w:bCs/>
+          <w:i w:val="0"/>
+          <w:iCs w:val="0"/>
+          <w:caps w:val="0"/>
+          <w:spacing w:val="0"/>
+          <w:sz w:val="24"/>
+          <w:szCs w:val="24"/>
+          <w:shd w:val="clear" w:fill="121212"/>
+          <w:vertAlign w:val="baseline"/>
+        </w:rPr>
+        <w:t>“图纸”</w:t>
+      </w:r>
+      <w:r>
+        <w:rPr>
+          <w:rFonts w:hint="default" w:ascii="Segoe UI" w:hAnsi="Segoe UI" w:eastAsia="Segoe UI" w:cs="Segoe UI"/>
+          <w:i w:val="0"/>
+          <w:iCs w:val="0"/>
+          <w:caps w:val="0"/>
+          <w:spacing w:val="0"/>
+          <w:sz w:val="24"/>
+          <w:szCs w:val="24"/>
+          <w:shd w:val="clear" w:fill="121212"/>
+        </w:rPr>
+        <w:t>。</w:t>
+      </w:r>
+    </w:p>
+    <w:p>
+      <w:pPr>
+        <w:numPr>
+          <w:ilvl w:val="0"/>
+          <w:numId w:val="1"/>
+        </w:numPr>
+        <w:pBdr>
+          <w:bottom w:val="single" w:color="auto" w:sz="4" w:space="0"/>
+        </w:pBdr>
+        <w:spacing w:before="0" w:after="0" w:line="240" w:lineRule="auto"/>
+        <w:ind w:left="0" w:right="0" w:firstLine="0"/>
+        <w:jc w:val="both"/>
+        <w:rPr>
+          <w:rFonts w:hint="default" w:ascii="Cascadia Mono" w:hAnsi="Cascadia Mono" w:eastAsia="宋体"/>
+          <w:color w:val="000000"/>
+          <w:sz w:val="19"/>
+          <w:szCs w:val="24"/>
+          <w:highlight w:val="white"/>
+          <w:lang w:val="en-US" w:eastAsia="zh-CN"/>
+        </w:rPr>
+      </w:pPr>
+      <w:r>
+        <w:rPr>
+          <w:rFonts w:hint="eastAsia" w:ascii="Cascadia Mono" w:hAnsi="Cascadia Mono" w:eastAsia="宋体"/>
+          <w:color w:val="000000"/>
+          <w:sz w:val="19"/>
+          <w:szCs w:val="24"/>
+          <w:highlight w:val="white"/>
+          <w:lang w:val="en-US" w:eastAsia="zh-CN"/>
+        </w:rPr>
+        <w:t>ClassReference和Object Reference的区别</w:t>
+      </w:r>
+    </w:p>
+    <w:p>
+      <w:pPr>
+        <w:numPr>
+          <w:ilvl w:val="0"/>
+          <w:numId w:val="0"/>
+        </w:numPr>
+        <w:pBdr>
+          <w:bottom w:val="single" w:color="auto" w:sz="4" w:space="0"/>
+        </w:pBdr>
+        <w:spacing w:before="0" w:after="0" w:line="240" w:lineRule="auto"/>
+        <w:ind w:leftChars="0" w:right="0" w:rightChars="0"/>
+        <w:jc w:val="both"/>
+      </w:pPr>
+      <w:bookmarkStart w:id="0" w:name="_GoBack"/>
+      <w:r>
+        <w:drawing>
+          <wp:inline distT="0" distB="0" distL="114300" distR="114300">
+            <wp:extent cx="5272405" cy="2756535"/>
+            <wp:effectExtent l="0" t="0" r="4445" b="5715"/>
+            <wp:docPr id="11" name="图片 7"/>
+            <wp:cNvGraphicFramePr>
+              <a:graphicFrameLocks xmlns:a="http://schemas.openxmlformats.org/drawingml/2006/main" noChangeAspect="1"/>
+            </wp:cNvGraphicFramePr>
+            <a:graphic xmlns:a="http://schemas.openxmlformats.org/drawingml/2006/main">
+              <a:graphicData uri="http://schemas.openxmlformats.org/drawingml/2006/picture">
+                <pic:pic xmlns:pic="http://schemas.openxmlformats.org/drawingml/2006/picture">
+                  <pic:nvPicPr>
+                    <pic:cNvPr id="11" name="图片 7"/>
+                    <pic:cNvPicPr>
+                      <a:picLocks noChangeAspect="1"/>
+                    </pic:cNvPicPr>
+                  </pic:nvPicPr>
+                  <pic:blipFill>
+                    <a:blip r:embed="rId4"/>
+                    <a:stretch>
+                      <a:fillRect/>
+                    </a:stretch>
+                  </pic:blipFill>
+                  <pic:spPr>
+                    <a:xfrm>
+                      <a:off x="0" y="0"/>
+                      <a:ext cx="5272405" cy="2756535"/>
+                    </a:xfrm>
+                    <a:prstGeom prst="rect">
+                      <a:avLst/>
+                    </a:prstGeom>
+                    <a:noFill/>
+                    <a:ln>
+                      <a:noFill/>
+                    </a:ln>
+                  </pic:spPr>
+                </pic:pic>
+              </a:graphicData>
+            </a:graphic>
+          </wp:inline>
+        </w:drawing>
+      </w:r>
+      <w:bookmarkEnd w:id="0"/>
+    </w:p>
+    <w:p>
+      <w:pPr>
+        <w:numPr>
+          <w:ilvl w:val="0"/>
+          <w:numId w:val="0"/>
+        </w:numPr>
+        <w:pBdr>
+          <w:bottom w:val="single" w:color="auto" w:sz="4" w:space="0"/>
+        </w:pBdr>
+        <w:spacing w:before="0" w:after="0" w:line="240" w:lineRule="auto"/>
+        <w:ind w:leftChars="0" w:right="0" w:rightChars="0"/>
+        <w:jc w:val="both"/>
+        <w:rPr>
+          <w:rFonts w:hint="default" w:eastAsiaTheme="minorEastAsia"/>
+          <w:lang w:val="en-US" w:eastAsia="zh-CN"/>
+        </w:rPr>
+      </w:pPr>
+      <w:r>
+        <w:rPr>
+          <w:rFonts w:hint="eastAsia"/>
+          <w:lang w:val="en-US" w:eastAsia="zh-CN"/>
+        </w:rPr>
+        <w:t>6.</w:t>
+      </w:r>
+      <w:r>
+        <w:rPr>
+          <w:rFonts w:ascii="Segoe UI" w:hAnsi="Segoe UI" w:eastAsia="Segoe UI" w:cs="Segoe UI"/>
+          <w:i w:val="0"/>
+          <w:iCs w:val="0"/>
+          <w:caps w:val="0"/>
+          <w:spacing w:val="0"/>
+          <w:sz w:val="24"/>
+          <w:szCs w:val="24"/>
+          <w:shd w:val="clear" w:fill="121212"/>
+        </w:rPr>
+        <w:t>Soft Reference（Soft Object / Soft Class）是 UE 的「</w:t>
+      </w:r>
+      <w:r>
+        <w:rPr>
+          <w:rStyle w:val="4"/>
+          <w:rFonts w:hint="default" w:ascii="Segoe UI" w:hAnsi="Segoe UI" w:eastAsia="Segoe UI" w:cs="Segoe UI"/>
+          <w:b/>
+          <w:bCs/>
+          <w:i w:val="0"/>
+          <w:iCs w:val="0"/>
+          <w:caps w:val="0"/>
+          <w:spacing w:val="0"/>
+          <w:sz w:val="24"/>
+          <w:szCs w:val="24"/>
+          <w:shd w:val="clear" w:fill="121212"/>
+          <w:vertAlign w:val="baseline"/>
+        </w:rPr>
+        <w:t>懒加载指针</w:t>
+      </w:r>
+      <w:r>
+        <w:rPr>
+          <w:rStyle w:val="4"/>
+          <w:rFonts w:hint="eastAsia" w:ascii="Segoe UI" w:hAnsi="Segoe UI" w:eastAsia="宋体" w:cs="Segoe UI"/>
+          <w:b/>
+          <w:bCs/>
+          <w:i w:val="0"/>
+          <w:iCs w:val="0"/>
+          <w:caps w:val="0"/>
+          <w:spacing w:val="0"/>
+          <w:sz w:val="24"/>
+          <w:szCs w:val="24"/>
+          <w:shd w:val="clear" w:fill="121212"/>
+          <w:vertAlign w:val="baseline"/>
+          <w:lang w:val="en-US" w:eastAsia="zh-CN"/>
+        </w:rPr>
+        <w:t xml:space="preserve"> </w:t>
+      </w:r>
+      <w:r>
+        <w:rPr>
+          <w:rFonts w:hint="default" w:ascii="Segoe UI" w:hAnsi="Segoe UI" w:eastAsia="Segoe UI" w:cs="Segoe UI"/>
+          <w:i w:val="0"/>
+          <w:iCs w:val="0"/>
+          <w:caps w:val="0"/>
+          <w:spacing w:val="0"/>
+          <w:sz w:val="24"/>
+          <w:szCs w:val="24"/>
+          <w:shd w:val="clear" w:fill="121212"/>
+        </w:rPr>
+        <w:t>」</w:t>
+      </w:r>
+    </w:p>
+    <w:p>
+      <w:pPr>
+        <w:numPr>
+          <w:ilvl w:val="0"/>
+          <w:numId w:val="0"/>
+        </w:numPr>
+        <w:pBdr>
+          <w:bottom w:val="single" w:color="auto" w:sz="4" w:space="0"/>
+        </w:pBdr>
+        <w:spacing w:before="0" w:after="0" w:line="240" w:lineRule="auto"/>
+        <w:ind w:leftChars="0" w:right="0" w:rightChars="0"/>
+        <w:jc w:val="both"/>
+      </w:pPr>
+      <w:r>
+        <w:drawing>
+          <wp:inline distT="0" distB="0" distL="114300" distR="114300">
+            <wp:extent cx="5267960" cy="1272540"/>
+            <wp:effectExtent l="0" t="0" r="8890" b="3810"/>
+            <wp:docPr id="23" name="图片 8"/>
+            <wp:cNvGraphicFramePr>
+              <a:graphicFrameLocks xmlns:a="http://schemas.openxmlformats.org/drawingml/2006/main" noChangeAspect="1"/>
+            </wp:cNvGraphicFramePr>
+            <a:graphic xmlns:a="http://schemas.openxmlformats.org/drawingml/2006/main">
+              <a:graphicData uri="http://schemas.openxmlformats.org/drawingml/2006/picture">
+                <pic:pic xmlns:pic="http://schemas.openxmlformats.org/drawingml/2006/picture">
+                  <pic:nvPicPr>
+                    <pic:cNvPr id="23" name="图片 8"/>
+                    <pic:cNvPicPr>
+                      <a:picLocks noChangeAspect="1"/>
+                    </pic:cNvPicPr>
+                  </pic:nvPicPr>
+                  <pic:blipFill>
+                    <a:blip r:embed="rId5"/>
+                    <a:stretch>
+                      <a:fillRect/>
+                    </a:stretch>
+                  </pic:blipFill>
+                  <pic:spPr>
+                    <a:xfrm>
+                      <a:off x="0" y="0"/>
+                      <a:ext cx="5267960" cy="1272540"/>
+                    </a:xfrm>
+                    <a:prstGeom prst="rect">
+                      <a:avLst/>
+                    </a:prstGeom>
+                    <a:noFill/>
+                    <a:ln>
+                      <a:noFill/>
+                    </a:ln>
+                  </pic:spPr>
+                </pic:pic>
+              </a:graphicData>
+            </a:graphic>
+          </wp:inline>
+        </w:drawing>
+      </w:r>
+    </w:p>
+    <w:p>
+      <w:pPr>
+        <w:numPr>
+          <w:ilvl w:val="0"/>
+          <w:numId w:val="0"/>
+        </w:numPr>
+        <w:pBdr>
+          <w:bottom w:val="single" w:color="auto" w:sz="4" w:space="0"/>
+        </w:pBdr>
+        <w:spacing w:before="0" w:after="0" w:line="240" w:lineRule="auto"/>
+        <w:ind w:leftChars="0" w:right="0" w:rightChars="0"/>
+        <w:jc w:val="both"/>
+      </w:pPr>
+      <w:r>
+        <w:drawing>
+          <wp:inline distT="0" distB="0" distL="114300" distR="114300">
+            <wp:extent cx="5272405" cy="1816735"/>
+            <wp:effectExtent l="0" t="0" r="4445" b="12065"/>
+            <wp:docPr id="24" name="图片 9"/>
+            <wp:cNvGraphicFramePr>
+              <a:graphicFrameLocks xmlns:a="http://schemas.openxmlformats.org/drawingml/2006/main" noChangeAspect="1"/>
+            </wp:cNvGraphicFramePr>
+            <a:graphic xmlns:a="http://schemas.openxmlformats.org/drawingml/2006/main">
+              <a:graphicData uri="http://schemas.openxmlformats.org/drawingml/2006/picture">
+                <pic:pic xmlns:pic="http://schemas.openxmlformats.org/drawingml/2006/picture">
+                  <pic:nvPicPr>
+                    <pic:cNvPr id="24" name="图片 9"/>
+                    <pic:cNvPicPr>
+                      <a:picLocks noChangeAspect="1"/>
+                    </pic:cNvPicPr>
+                  </pic:nvPicPr>
+                  <pic:blipFill>
+                    <a:blip r:embed="rId6"/>
+                    <a:stretch>
+                      <a:fillRect/>
+                    </a:stretch>
+                  </pic:blipFill>
+                  <pic:spPr>
+                    <a:xfrm>
+                      <a:off x="0" y="0"/>
+                      <a:ext cx="5272405" cy="1816735"/>
+                    </a:xfrm>
+                    <a:prstGeom prst="rect">
+                      <a:avLst/>
+                    </a:prstGeom>
+                    <a:noFill/>
+                    <a:ln>
+                      <a:noFill/>
+                    </a:ln>
+                  </pic:spPr>
+                </pic:pic>
+              </a:graphicData>
+            </a:graphic>
+          </wp:inline>
+        </w:drawing>
+      </w:r>
+    </w:p>
+    <w:p>
+      <w:pPr>
+        <w:numPr>
+          <w:ilvl w:val="0"/>
+          <w:numId w:val="0"/>
+        </w:numPr>
+        <w:pBdr>
+          <w:bottom w:val="single" w:color="auto" w:sz="4" w:space="0"/>
+        </w:pBdr>
+        <w:spacing w:before="0" w:after="0" w:line="240" w:lineRule="auto"/>
+        <w:ind w:leftChars="0" w:right="0" w:rightChars="0"/>
+        <w:jc w:val="both"/>
+        <w:rPr>
+          <w:rFonts w:hint="eastAsia"/>
+          <w:color w:val="FF0000"/>
+          <w:lang w:val="en-US" w:eastAsia="zh-CN"/>
+        </w:rPr>
+      </w:pPr>
+      <w:r>
+        <w:rPr>
+          <w:rFonts w:hint="eastAsia"/>
+          <w:color w:val="FF0000"/>
+          <w:lang w:val="en-US" w:eastAsia="zh-CN"/>
+        </w:rPr>
+        <w:t>TSubclassOf的作用</w:t>
+      </w:r>
+    </w:p>
+    <w:p>
+      <w:pPr>
+        <w:numPr>
+          <w:ilvl w:val="0"/>
+          <w:numId w:val="0"/>
+        </w:numPr>
+        <w:pBdr>
+          <w:bottom w:val="single" w:color="auto" w:sz="4" w:space="0"/>
+        </w:pBdr>
+        <w:spacing w:before="0" w:after="0" w:line="240" w:lineRule="auto"/>
+        <w:ind w:leftChars="0" w:right="0" w:rightChars="0"/>
+        <w:jc w:val="both"/>
+        <w:rPr>
+          <w:rFonts w:hint="eastAsia" w:eastAsiaTheme="minorEastAsia"/>
+          <w:lang w:val="en-US" w:eastAsia="zh-CN"/>
+        </w:rPr>
+      </w:pPr>
+      <w:r>
+        <w:drawing>
+          <wp:inline distT="0" distB="0" distL="114300" distR="114300">
+            <wp:extent cx="5267960" cy="2449830"/>
+            <wp:effectExtent l="0" t="0" r="8890" b="7620"/>
+            <wp:docPr id="25" name="图片 7"/>
+            <wp:cNvGraphicFramePr>
+              <a:graphicFrameLocks xmlns:a="http://schemas.openxmlformats.org/drawingml/2006/main" noChangeAspect="1"/>
+            </wp:cNvGraphicFramePr>
+            <a:graphic xmlns:a="http://schemas.openxmlformats.org/drawingml/2006/main">
+              <a:graphicData uri="http://schemas.openxmlformats.org/drawingml/2006/picture">
+                <pic:pic xmlns:pic="http://schemas.openxmlformats.org/drawingml/2006/picture">
+                  <pic:nvPicPr>
+                    <pic:cNvPr id="25" name="图片 7"/>
+                    <pic:cNvPicPr>
+                      <a:picLocks noChangeAspect="1"/>
+                    </pic:cNvPicPr>
+                  </pic:nvPicPr>
+                  <pic:blipFill>
+                    <a:blip r:embed="rId7"/>
+                    <a:stretch>
+                      <a:fillRect/>
+                    </a:stretch>
+                  </pic:blipFill>
+                  <pic:spPr>
+                    <a:xfrm>
+                      <a:off x="0" y="0"/>
+                      <a:ext cx="5267960" cy="2449830"/>
+                    </a:xfrm>
+                    <a:prstGeom prst="rect">
+                      <a:avLst/>
+                    </a:prstGeom>
+                    <a:noFill/>
+                    <a:ln>
+                      <a:noFill/>
+                    </a:ln>
+                  </pic:spPr>
+                </pic:pic>
+              </a:graphicData>
+            </a:graphic>
+          </wp:inline>
+        </w:drawing>
+      </w:r>
+      <w:r>
+        <w:rPr>
+          <w:rFonts w:hint="eastAsia"/>
+          <w:lang w:val="en-US" w:eastAsia="zh-CN"/>
+        </w:rPr>
+        <w:t xml:space="preserve"> </w:t>
       </w:r>
     </w:p>
     <w:p>
@@ -349,7 +997,7 @@
                     </pic:cNvPicPr>
                   </pic:nvPicPr>
                   <pic:blipFill>
-                    <a:blip r:embed="rId4"/>
+                    <a:blip r:embed="rId8"/>
                     <a:stretch>
                       <a:fillRect/>
                     </a:stretch>
@@ -434,7 +1082,7 @@
                     </pic:cNvPicPr>
                   </pic:nvPicPr>
                   <pic:blipFill>
-                    <a:blip r:embed="rId5"/>
+                    <a:blip r:embed="rId9"/>
                     <a:stretch>
                       <a:fillRect/>
                     </a:stretch>
@@ -526,7 +1174,7 @@
                     </pic:cNvPicPr>
                   </pic:nvPicPr>
                   <pic:blipFill>
-                    <a:blip r:embed="rId6"/>
+                    <a:blip r:embed="rId10"/>
                     <a:stretch>
                       <a:fillRect/>
                     </a:stretch>
@@ -604,6 +1252,7 @@
     <w:p>
       <w:pPr>
         <w:numPr>
+          <w:ilvl w:val="0"/>
           <w:numId w:val="0"/>
         </w:numPr>
         <w:pBdr>
@@ -639,7 +1288,7 @@
                     </pic:cNvPicPr>
                   </pic:nvPicPr>
                   <pic:blipFill>
-                    <a:blip r:embed="rId7"/>
+                    <a:blip r:embed="rId11"/>
                     <a:stretch>
                       <a:fillRect/>
                     </a:stretch>
@@ -667,6 +1316,7 @@
     <w:p>
       <w:pPr>
         <w:numPr>
+          <w:ilvl w:val="0"/>
           <w:numId w:val="0"/>
         </w:numPr>
         <w:pBdr>
@@ -695,7 +1345,7 @@
                     </pic:cNvPicPr>
                   </pic:nvPicPr>
                   <pic:blipFill>
-                    <a:blip r:embed="rId8"/>
+                    <a:blip r:embed="rId12"/>
                     <a:stretch>
                       <a:fillRect/>
                     </a:stretch>
@@ -748,6 +1398,7 @@
     <w:p>
       <w:pPr>
         <w:numPr>
+          <w:ilvl w:val="0"/>
           <w:numId w:val="0"/>
         </w:numPr>
         <w:pBdr>
@@ -776,7 +1427,7 @@
                     </pic:cNvPicPr>
                   </pic:nvPicPr>
                   <pic:blipFill>
-                    <a:blip r:embed="rId9"/>
+                    <a:blip r:embed="rId13"/>
                     <a:stretch>
                       <a:fillRect/>
                     </a:stretch>
@@ -804,6 +1455,7 @@
     <w:p>
       <w:pPr>
         <w:numPr>
+          <w:ilvl w:val="0"/>
           <w:numId w:val="0"/>
         </w:numPr>
         <w:pBdr>
@@ -861,6 +1513,7 @@
     <w:p>
       <w:pPr>
         <w:numPr>
+          <w:ilvl w:val="0"/>
           <w:numId w:val="0"/>
         </w:numPr>
         <w:pBdr>
@@ -894,7 +1547,7 @@
                     </pic:cNvPicPr>
                   </pic:nvPicPr>
                   <pic:blipFill>
-                    <a:blip r:embed="rId10"/>
+                    <a:blip r:embed="rId14"/>
                     <a:stretch>
                       <a:fillRect/>
                     </a:stretch>
@@ -965,6 +1618,7 @@
     <w:p>
       <w:pPr>
         <w:numPr>
+          <w:ilvl w:val="0"/>
           <w:numId w:val="0"/>
         </w:numPr>
         <w:pBdr>
@@ -993,7 +1647,7 @@
                     </pic:cNvPicPr>
                   </pic:nvPicPr>
                   <pic:blipFill>
-                    <a:blip r:embed="rId11"/>
+                    <a:blip r:embed="rId15"/>
                     <a:stretch>
                       <a:fillRect/>
                     </a:stretch>
@@ -1046,6 +1700,7 @@
     <w:p>
       <w:pPr>
         <w:numPr>
+          <w:ilvl w:val="0"/>
           <w:numId w:val="0"/>
         </w:numPr>
         <w:pBdr>
@@ -1074,7 +1729,7 @@
                     </pic:cNvPicPr>
                   </pic:nvPicPr>
                   <pic:blipFill>
-                    <a:blip r:embed="rId12"/>
+                    <a:blip r:embed="rId16"/>
                     <a:stretch>
                       <a:fillRect/>
                     </a:stretch>
@@ -1127,6 +1782,7 @@
     <w:p>
       <w:pPr>
         <w:numPr>
+          <w:ilvl w:val="0"/>
           <w:numId w:val="0"/>
         </w:numPr>
         <w:pBdr>
@@ -1155,7 +1811,7 @@
                     </pic:cNvPicPr>
                   </pic:nvPicPr>
                   <pic:blipFill>
-                    <a:blip r:embed="rId13"/>
+                    <a:blip r:embed="rId17"/>
                     <a:stretch>
                       <a:fillRect/>
                     </a:stretch>
@@ -1198,7 +1854,7 @@
                     </pic:cNvPicPr>
                   </pic:nvPicPr>
                   <pic:blipFill>
-                    <a:blip r:embed="rId14"/>
+                    <a:blip r:embed="rId18"/>
                     <a:stretch>
                       <a:fillRect/>
                     </a:stretch>
@@ -1226,6 +1882,7 @@
     <w:p>
       <w:pPr>
         <w:numPr>
+          <w:ilvl w:val="0"/>
           <w:numId w:val="0"/>
         </w:numPr>
         <w:pBdr>
@@ -1250,6 +1907,7 @@
     <w:p>
       <w:pPr>
         <w:numPr>
+          <w:ilvl w:val="0"/>
           <w:numId w:val="0"/>
         </w:numPr>
         <w:pBdr>
@@ -1278,7 +1936,7 @@
                     </pic:cNvPicPr>
                   </pic:nvPicPr>
                   <pic:blipFill>
-                    <a:blip r:embed="rId15"/>
+                    <a:blip r:embed="rId19"/>
                     <a:stretch>
                       <a:fillRect/>
                     </a:stretch>
@@ -1306,6 +1964,7 @@
     <w:p>
       <w:pPr>
         <w:numPr>
+          <w:ilvl w:val="0"/>
           <w:numId w:val="0"/>
         </w:numPr>
         <w:pBdr>
@@ -1390,6 +2049,7 @@
     <w:p>
       <w:pPr>
         <w:numPr>
+          <w:ilvl w:val="0"/>
           <w:numId w:val="0"/>
         </w:numPr>
         <w:pBdr>
@@ -1418,7 +2078,7 @@
                     </pic:cNvPicPr>
                   </pic:nvPicPr>
                   <pic:blipFill>
-                    <a:blip r:embed="rId16"/>
+                    <a:blip r:embed="rId20"/>
                     <a:stretch>
                       <a:fillRect/>
                     </a:stretch>
@@ -1446,6 +2106,7 @@
     <w:p>
       <w:pPr>
         <w:numPr>
+          <w:ilvl w:val="0"/>
           <w:numId w:val="0"/>
         </w:numPr>
         <w:pBdr>
@@ -1470,6 +2131,7 @@
     <w:p>
       <w:pPr>
         <w:numPr>
+          <w:ilvl w:val="0"/>
           <w:numId w:val="0"/>
         </w:numPr>
         <w:pBdr>
@@ -1498,7 +2160,7 @@
                     </pic:cNvPicPr>
                   </pic:nvPicPr>
                   <pic:blipFill>
-                    <a:blip r:embed="rId17"/>
+                    <a:blip r:embed="rId21"/>
                     <a:stretch>
                       <a:fillRect/>
                     </a:stretch>
@@ -1526,6 +2188,7 @@
     <w:p>
       <w:pPr>
         <w:numPr>
+          <w:ilvl w:val="0"/>
           <w:numId w:val="0"/>
         </w:numPr>
         <w:pBdr>
@@ -1717,6 +2380,7 @@
     <w:p>
       <w:pPr>
         <w:numPr>
+          <w:ilvl w:val="0"/>
           <w:numId w:val="0"/>
         </w:numPr>
         <w:pBdr>
@@ -1745,7 +2409,7 @@
                     </pic:cNvPicPr>
                   </pic:nvPicPr>
                   <pic:blipFill>
-                    <a:blip r:embed="rId18"/>
+                    <a:blip r:embed="rId22"/>
                     <a:stretch>
                       <a:fillRect/>
                     </a:stretch>
@@ -1773,6 +2437,7 @@
     <w:p>
       <w:pPr>
         <w:numPr>
+          <w:ilvl w:val="0"/>
           <w:numId w:val="0"/>
         </w:numPr>
         <w:pBdr>
@@ -1797,6 +2462,7 @@
     <w:p>
       <w:pPr>
         <w:numPr>
+          <w:ilvl w:val="0"/>
           <w:numId w:val="0"/>
         </w:numPr>
         <w:pBdr>
@@ -1829,7 +2495,7 @@
                     </pic:cNvPicPr>
                   </pic:nvPicPr>
                   <pic:blipFill>
-                    <a:blip r:embed="rId19"/>
+                    <a:blip r:embed="rId23"/>
                     <a:stretch>
                       <a:fillRect/>
                     </a:stretch>
@@ -1857,6 +2523,7 @@
     <w:p>
       <w:pPr>
         <w:numPr>
+          <w:ilvl w:val="0"/>
           <w:numId w:val="0"/>
         </w:numPr>
         <w:pBdr>
@@ -2047,7 +2714,7 @@
                     </pic:cNvPicPr>
                   </pic:nvPicPr>
                   <pic:blipFill>
-                    <a:blip r:embed="rId20"/>
+                    <a:blip r:embed="rId24"/>
                     <a:stretch>
                       <a:fillRect/>
                     </a:stretch>
@@ -4402,8 +5069,6 @@
           <w:lang w:val="en-US" w:eastAsia="zh-CN"/>
         </w:rPr>
       </w:pPr>
-      <w:bookmarkStart w:id="0" w:name="_GoBack"/>
-      <w:bookmarkEnd w:id="0"/>
     </w:p>
     <w:p>
       <w:pPr>
@@ -4466,7 +5131,7 @@
                     </pic:cNvPicPr>
                   </pic:nvPicPr>
                   <pic:blipFill>
-                    <a:blip r:embed="rId21"/>
+                    <a:blip r:embed="rId25"/>
                     <a:stretch>
                       <a:fillRect/>
                     </a:stretch>
@@ -4540,7 +5205,7 @@
                     </pic:cNvPicPr>
                   </pic:nvPicPr>
                   <pic:blipFill>
-                    <a:blip r:embed="rId22"/>
+                    <a:blip r:embed="rId26"/>
                     <a:stretch>
                       <a:fillRect/>
                     </a:stretch>
@@ -4851,712 +5516,17 @@
             <v:path/>
             <v:fill on="f" focussize="0,0"/>
             <v:stroke/>
-            <v:imagedata r:id="rId24" o:title=""/>
-            <o:lock v:ext="edit" aspectratio="t"/>
-            <w10:wrap type="none"/>
-            <w10:anchorlock/>
-          </v:shape>
-          <o:OLEObject Type="Embed" ProgID="StaticMetafile" ShapeID="_x0000_i1025" DrawAspect="Content" ObjectID="_1468075725" r:id="rId23">
-            <o:LockedField>false</o:LockedField>
-          </o:OLEObject>
-        </w:object>
-      </w:r>
-      <w:r>
-        <w:rPr>
-          <w:rFonts w:ascii="宋体" w:hAnsi="宋体" w:eastAsia="宋体" w:cs="宋体"/>
-          <w:color w:val="auto"/>
-          <w:spacing w:val="0"/>
-          <w:position w:val="0"/>
-          <w:sz w:val="21"/>
-          <w:shd w:val="clear" w:fill="auto"/>
-        </w:rPr>
-        <w:t>，不然弹不出</w:t>
-      </w:r>
-      <w:r>
-        <w:rPr>
-          <w:rFonts w:ascii="Calibri" w:hAnsi="Calibri" w:eastAsia="Calibri" w:cs="Calibri"/>
-          <w:color w:val="auto"/>
-          <w:spacing w:val="0"/>
-          <w:position w:val="0"/>
-          <w:sz w:val="21"/>
-          <w:shd w:val="clear" w:fill="auto"/>
-        </w:rPr>
-        <w:t>addEvent</w:t>
-      </w:r>
-      <w:r>
-        <w:rPr>
-          <w:rFonts w:ascii="宋体" w:hAnsi="宋体" w:eastAsia="宋体" w:cs="宋体"/>
-          <w:color w:val="auto"/>
-          <w:spacing w:val="0"/>
-          <w:position w:val="0"/>
-          <w:sz w:val="21"/>
-          <w:shd w:val="clear" w:fill="auto"/>
-        </w:rPr>
-        <w:t>菜单的</w:t>
-      </w:r>
-    </w:p>
-    <w:p>
-      <w:pPr>
-        <w:spacing w:before="0" w:after="0" w:line="240" w:lineRule="auto"/>
-        <w:ind w:left="0" w:right="0" w:firstLine="0"/>
-        <w:jc w:val="both"/>
-        <w:rPr>
-          <w:rFonts w:ascii="宋体" w:hAnsi="宋体" w:eastAsia="宋体" w:cs="宋体"/>
-          <w:color w:val="auto"/>
-          <w:spacing w:val="0"/>
-          <w:position w:val="0"/>
-          <w:sz w:val="21"/>
-          <w:shd w:val="clear" w:fill="auto"/>
-        </w:rPr>
-      </w:pPr>
-    </w:p>
-    <w:p>
-      <w:pPr>
-        <w:spacing w:before="0" w:after="0" w:line="240" w:lineRule="auto"/>
-        <w:ind w:left="0" w:right="0" w:firstLine="0"/>
-        <w:jc w:val="both"/>
-        <w:rPr>
-          <w:rFonts w:ascii="宋体" w:hAnsi="宋体" w:eastAsia="宋体" w:cs="宋体"/>
-          <w:color w:val="auto"/>
-          <w:spacing w:val="0"/>
-          <w:position w:val="0"/>
-          <w:sz w:val="21"/>
-          <w:shd w:val="clear" w:fill="auto"/>
-        </w:rPr>
-      </w:pPr>
-      <w:r>
-        <w:rPr>
-          <w:rFonts w:ascii="宋体" w:hAnsi="宋体" w:eastAsia="宋体" w:cs="宋体"/>
-          <w:color w:val="auto"/>
-          <w:spacing w:val="0"/>
-          <w:position w:val="0"/>
-          <w:sz w:val="21"/>
-          <w:shd w:val="clear" w:fill="auto"/>
-        </w:rPr>
-        <w:t>在Unreal Engine（UE，虚幻引擎）中，​​GAS​​ 和 ​​ASC​​ 是与游戏玩法系统（尤其是角色技能/能力管理）密切相关的两个核心概念，以下是具体解释：</w:t>
-      </w:r>
-    </w:p>
-    <w:p>
-      <w:pPr>
-        <w:spacing w:before="0" w:after="0" w:line="240" w:lineRule="auto"/>
-        <w:ind w:left="0" w:right="0" w:firstLine="0"/>
-        <w:jc w:val="both"/>
-        <w:rPr>
-          <w:rFonts w:ascii="宋体" w:hAnsi="宋体" w:eastAsia="宋体" w:cs="宋体"/>
-          <w:color w:val="auto"/>
-          <w:spacing w:val="0"/>
-          <w:position w:val="0"/>
-          <w:sz w:val="21"/>
-          <w:shd w:val="clear" w:fill="auto"/>
-        </w:rPr>
-      </w:pPr>
-    </w:p>
-    <w:p>
-      <w:pPr>
-        <w:spacing w:before="0" w:after="0" w:line="240" w:lineRule="auto"/>
-        <w:ind w:left="0" w:right="0" w:firstLine="0"/>
-        <w:jc w:val="both"/>
-        <w:rPr>
-          <w:rFonts w:ascii="宋体" w:hAnsi="宋体" w:eastAsia="宋体" w:cs="宋体"/>
-          <w:color w:val="auto"/>
-          <w:spacing w:val="0"/>
-          <w:position w:val="0"/>
-          <w:sz w:val="21"/>
-          <w:shd w:val="clear" w:fill="auto"/>
-        </w:rPr>
-      </w:pPr>
-      <w:r>
-        <w:rPr>
-          <w:rFonts w:ascii="宋体" w:hAnsi="宋体" w:eastAsia="宋体" w:cs="宋体"/>
-          <w:color w:val="auto"/>
-          <w:spacing w:val="0"/>
-          <w:position w:val="0"/>
-          <w:sz w:val="21"/>
-          <w:shd w:val="clear" w:fill="auto"/>
-        </w:rPr>
-        <w:t>​​1. GAS：Gameplay Ability System（游戏玩法能力系统）​​</w:t>
-      </w:r>
-    </w:p>
-    <w:p>
-      <w:pPr>
-        <w:spacing w:before="0" w:after="0" w:line="240" w:lineRule="auto"/>
-        <w:ind w:left="0" w:right="0" w:firstLine="0"/>
-        <w:jc w:val="both"/>
-        <w:rPr>
-          <w:rFonts w:ascii="宋体" w:hAnsi="宋体" w:eastAsia="宋体" w:cs="宋体"/>
-          <w:color w:val="auto"/>
-          <w:spacing w:val="0"/>
-          <w:position w:val="0"/>
-          <w:sz w:val="21"/>
-          <w:shd w:val="clear" w:fill="auto"/>
-        </w:rPr>
-      </w:pPr>
-      <w:r>
-        <w:rPr>
-          <w:rFonts w:ascii="宋体" w:hAnsi="宋体" w:eastAsia="宋体" w:cs="宋体"/>
-          <w:color w:val="auto"/>
-          <w:spacing w:val="0"/>
-          <w:position w:val="0"/>
-          <w:sz w:val="21"/>
-          <w:shd w:val="clear" w:fill="auto"/>
-        </w:rPr>
-        <w:t>GAS 是 UE 提供的一套​​结构化、可扩展的游戏玩法逻辑框架​​，主要用于管理角色的​​技能（Ability）​​、​​属性（Attribute）​​、​​状态效果（Gameplay Effect）​​以及它们之间的交互逻辑。它专为复杂游戏（如动作RPG、MOBA、战术游戏）设计，解决了传统代码直接管理技能时容易出现的耦合度高、难以维护等问题。</w:t>
-      </w:r>
-    </w:p>
-    <w:p>
-      <w:pPr>
-        <w:spacing w:before="0" w:after="0" w:line="240" w:lineRule="auto"/>
-        <w:ind w:left="0" w:right="0" w:firstLine="0"/>
-        <w:jc w:val="both"/>
-        <w:rPr>
-          <w:rFonts w:ascii="宋体" w:hAnsi="宋体" w:eastAsia="宋体" w:cs="宋体"/>
-          <w:color w:val="auto"/>
-          <w:spacing w:val="0"/>
-          <w:position w:val="0"/>
-          <w:sz w:val="21"/>
-          <w:shd w:val="clear" w:fill="auto"/>
-        </w:rPr>
-      </w:pPr>
-    </w:p>
-    <w:p>
-      <w:pPr>
-        <w:spacing w:before="0" w:after="0" w:line="240" w:lineRule="auto"/>
-        <w:ind w:left="0" w:right="0" w:firstLine="0"/>
-        <w:jc w:val="both"/>
-        <w:rPr>
-          <w:rFonts w:ascii="宋体" w:hAnsi="宋体" w:eastAsia="宋体" w:cs="宋体"/>
-          <w:color w:val="auto"/>
-          <w:spacing w:val="0"/>
-          <w:position w:val="0"/>
-          <w:sz w:val="21"/>
-          <w:shd w:val="clear" w:fill="auto"/>
-        </w:rPr>
-      </w:pPr>
-      <w:r>
-        <w:rPr>
-          <w:rFonts w:ascii="宋体" w:hAnsi="宋体" w:eastAsia="宋体" w:cs="宋体"/>
-          <w:color w:val="auto"/>
-          <w:spacing w:val="0"/>
-          <w:position w:val="0"/>
-          <w:sz w:val="21"/>
-          <w:shd w:val="clear" w:fill="auto"/>
-        </w:rPr>
-        <w:t>GAS 的核心功能：</w:t>
-      </w:r>
-    </w:p>
-    <w:p>
-      <w:pPr>
-        <w:spacing w:before="0" w:after="0" w:line="240" w:lineRule="auto"/>
-        <w:ind w:left="0" w:right="0" w:firstLine="0"/>
-        <w:jc w:val="both"/>
-        <w:rPr>
-          <w:rFonts w:ascii="宋体" w:hAnsi="宋体" w:eastAsia="宋体" w:cs="宋体"/>
-          <w:color w:val="auto"/>
-          <w:spacing w:val="0"/>
-          <w:position w:val="0"/>
-          <w:sz w:val="21"/>
-          <w:shd w:val="clear" w:fill="auto"/>
-        </w:rPr>
-      </w:pPr>
-      <w:r>
-        <w:rPr>
-          <w:rFonts w:ascii="宋体" w:hAnsi="宋体" w:eastAsia="宋体" w:cs="宋体"/>
-          <w:color w:val="auto"/>
-          <w:spacing w:val="0"/>
-          <w:position w:val="0"/>
-          <w:sz w:val="21"/>
-          <w:shd w:val="clear" w:fill="auto"/>
-        </w:rPr>
-        <w:t>​​能力（Ability）​​：定义角色的具体技能（如攻击、跳跃、治疗），支持激活条件（如冷却时间、资源消耗）、输入触发、网络同步等。</w:t>
-      </w:r>
-    </w:p>
-    <w:p>
-      <w:pPr>
-        <w:spacing w:before="0" w:after="0" w:line="240" w:lineRule="auto"/>
-        <w:ind w:left="0" w:right="0" w:firstLine="0"/>
-        <w:jc w:val="both"/>
-        <w:rPr>
-          <w:rFonts w:ascii="宋体" w:hAnsi="宋体" w:eastAsia="宋体" w:cs="宋体"/>
-          <w:color w:val="auto"/>
-          <w:spacing w:val="0"/>
-          <w:position w:val="0"/>
-          <w:sz w:val="21"/>
-          <w:shd w:val="clear" w:fill="auto"/>
-        </w:rPr>
-      </w:pPr>
-      <w:r>
-        <w:rPr>
-          <w:rFonts w:ascii="宋体" w:hAnsi="宋体" w:eastAsia="宋体" w:cs="宋体"/>
-          <w:color w:val="auto"/>
-          <w:spacing w:val="0"/>
-          <w:position w:val="0"/>
-          <w:sz w:val="21"/>
-          <w:shd w:val="clear" w:fill="auto"/>
-        </w:rPr>
-        <w:t>​​属性（Attribute）​​：角色的基础数值（如生命值、魔力值、攻击力），通过“属性集（Attribute Set）”管理，支持动态修改（如增益/减益）和事件监听（如数值变化时触发回调）。</w:t>
-      </w:r>
-    </w:p>
-    <w:p>
-      <w:pPr>
-        <w:spacing w:before="0" w:after="0" w:line="240" w:lineRule="auto"/>
-        <w:ind w:left="0" w:right="0" w:firstLine="0"/>
-        <w:jc w:val="both"/>
-        <w:rPr>
-          <w:rFonts w:ascii="宋体" w:hAnsi="宋体" w:eastAsia="宋体" w:cs="宋体"/>
-          <w:color w:val="auto"/>
-          <w:spacing w:val="0"/>
-          <w:position w:val="0"/>
-          <w:sz w:val="21"/>
-          <w:shd w:val="clear" w:fill="auto"/>
-        </w:rPr>
-      </w:pPr>
-      <w:r>
-        <w:rPr>
-          <w:rFonts w:ascii="宋体" w:hAnsi="宋体" w:eastAsia="宋体" w:cs="宋体"/>
-          <w:color w:val="auto"/>
-          <w:spacing w:val="0"/>
-          <w:position w:val="0"/>
-          <w:sz w:val="21"/>
-          <w:shd w:val="clear" w:fill="auto"/>
-        </w:rPr>
-        <w:t>​​游戏效果（Gameplay Effect）​​：描述对属性或状态的修改（如持续伤害、移速提升、沉默），支持持续时间、周期性生效、叠加规则等。</w:t>
-      </w:r>
-    </w:p>
-    <w:p>
-      <w:pPr>
-        <w:spacing w:before="0" w:after="0" w:line="240" w:lineRule="auto"/>
-        <w:ind w:left="0" w:right="0" w:firstLine="0"/>
-        <w:jc w:val="both"/>
-        <w:rPr>
-          <w:rFonts w:ascii="宋体" w:hAnsi="宋体" w:eastAsia="宋体" w:cs="宋体"/>
-          <w:color w:val="auto"/>
-          <w:spacing w:val="0"/>
-          <w:position w:val="0"/>
-          <w:sz w:val="21"/>
-          <w:shd w:val="clear" w:fill="auto"/>
-        </w:rPr>
-      </w:pPr>
-      <w:r>
-        <w:rPr>
-          <w:rFonts w:ascii="宋体" w:hAnsi="宋体" w:eastAsia="宋体" w:cs="宋体"/>
-          <w:color w:val="auto"/>
-          <w:spacing w:val="0"/>
-          <w:position w:val="0"/>
-          <w:sz w:val="21"/>
-          <w:shd w:val="clear" w:fill="auto"/>
-        </w:rPr>
-        <w:t>​​标签（Tag）​​：用于快速标记状态（如“正在施法”“被控制”），实现逻辑条件判断（如“被控制时无法释放技能”）。</w:t>
-      </w:r>
-    </w:p>
-    <w:p>
-      <w:pPr>
-        <w:spacing w:before="0" w:after="0" w:line="240" w:lineRule="auto"/>
-        <w:ind w:left="0" w:right="0" w:firstLine="0"/>
-        <w:jc w:val="both"/>
-        <w:rPr>
-          <w:rFonts w:ascii="宋体" w:hAnsi="宋体" w:eastAsia="宋体" w:cs="宋体"/>
-          <w:color w:val="auto"/>
-          <w:spacing w:val="0"/>
-          <w:position w:val="0"/>
-          <w:sz w:val="21"/>
-          <w:shd w:val="clear" w:fill="auto"/>
-        </w:rPr>
-      </w:pPr>
-      <w:r>
-        <w:rPr>
-          <w:rFonts w:ascii="宋体" w:hAnsi="宋体" w:eastAsia="宋体" w:cs="宋体"/>
-          <w:color w:val="auto"/>
-          <w:spacing w:val="0"/>
-          <w:position w:val="0"/>
-          <w:sz w:val="21"/>
-          <w:shd w:val="clear" w:fill="auto"/>
-        </w:rPr>
-        <w:t>​​2. ASC：Ability System Component（能力系统组件）​​</w:t>
-      </w:r>
-    </w:p>
-    <w:p>
-      <w:pPr>
-        <w:spacing w:before="0" w:after="0" w:line="240" w:lineRule="auto"/>
-        <w:ind w:left="0" w:right="0" w:firstLine="0"/>
-        <w:jc w:val="both"/>
-        <w:rPr>
-          <w:rFonts w:ascii="宋体" w:hAnsi="宋体" w:eastAsia="宋体" w:cs="宋体"/>
-          <w:color w:val="auto"/>
-          <w:spacing w:val="0"/>
-          <w:position w:val="0"/>
-          <w:sz w:val="21"/>
-          <w:shd w:val="clear" w:fill="auto"/>
-        </w:rPr>
-      </w:pPr>
-      <w:r>
-        <w:rPr>
-          <w:rFonts w:ascii="宋体" w:hAnsi="宋体" w:eastAsia="宋体" w:cs="宋体"/>
-          <w:color w:val="auto"/>
-          <w:spacing w:val="0"/>
-          <w:position w:val="0"/>
-          <w:sz w:val="21"/>
-          <w:shd w:val="clear" w:fill="auto"/>
-        </w:rPr>
-        <w:t>ASC 是 GAS 框架中的​​核心组件​​，必须附加到使用 GAS 的 Actor（如角色、NPC）上。它的作用是​​协调和管理该 Actor 与 GAS 相关的所有元素​​（能力、属性、效果），是 GAS 逻辑运行的“容器”。</w:t>
-      </w:r>
-    </w:p>
-    <w:p>
-      <w:pPr>
-        <w:spacing w:before="0" w:after="0" w:line="240" w:lineRule="auto"/>
-        <w:ind w:left="0" w:right="0" w:firstLine="0"/>
-        <w:jc w:val="both"/>
-        <w:rPr>
-          <w:rFonts w:ascii="宋体" w:hAnsi="宋体" w:eastAsia="宋体" w:cs="宋体"/>
-          <w:color w:val="auto"/>
-          <w:spacing w:val="0"/>
-          <w:position w:val="0"/>
-          <w:sz w:val="21"/>
-          <w:shd w:val="clear" w:fill="auto"/>
-        </w:rPr>
-      </w:pPr>
-    </w:p>
-    <w:p>
-      <w:pPr>
-        <w:spacing w:before="0" w:after="0" w:line="240" w:lineRule="auto"/>
-        <w:ind w:left="0" w:right="0" w:firstLine="0"/>
-        <w:jc w:val="both"/>
-        <w:rPr>
-          <w:rFonts w:ascii="宋体" w:hAnsi="宋体" w:eastAsia="宋体" w:cs="宋体"/>
-          <w:color w:val="auto"/>
-          <w:spacing w:val="0"/>
-          <w:position w:val="0"/>
-          <w:sz w:val="21"/>
-          <w:shd w:val="clear" w:fill="auto"/>
-        </w:rPr>
-      </w:pPr>
-      <w:r>
-        <w:rPr>
-          <w:rFonts w:ascii="宋体" w:hAnsi="宋体" w:eastAsia="宋体" w:cs="宋体"/>
-          <w:color w:val="auto"/>
-          <w:spacing w:val="0"/>
-          <w:position w:val="0"/>
-          <w:sz w:val="21"/>
-          <w:shd w:val="clear" w:fill="auto"/>
-        </w:rPr>
-        <w:t>ASC 的核心职责：</w:t>
-      </w:r>
-    </w:p>
-    <w:p>
-      <w:pPr>
-        <w:spacing w:before="0" w:after="0" w:line="240" w:lineRule="auto"/>
-        <w:ind w:left="0" w:right="0" w:firstLine="0"/>
-        <w:jc w:val="both"/>
-        <w:rPr>
-          <w:rFonts w:ascii="宋体" w:hAnsi="宋体" w:eastAsia="宋体" w:cs="宋体"/>
-          <w:color w:val="auto"/>
-          <w:spacing w:val="0"/>
-          <w:position w:val="0"/>
-          <w:sz w:val="21"/>
-          <w:shd w:val="clear" w:fill="auto"/>
-        </w:rPr>
-      </w:pPr>
-      <w:r>
-        <w:rPr>
-          <w:rFonts w:ascii="宋体" w:hAnsi="宋体" w:eastAsia="宋体" w:cs="宋体"/>
-          <w:color w:val="auto"/>
-          <w:spacing w:val="0"/>
-          <w:position w:val="0"/>
-          <w:sz w:val="21"/>
-          <w:shd w:val="clear" w:fill="auto"/>
-        </w:rPr>
-        <w:t>​​注册与管理能力​​：存储并管理该 Actor 可用的所有 Gameplay Ability（通过 UAbilitySystemComponent::GiveAbility 绑定）。</w:t>
-      </w:r>
-    </w:p>
-    <w:p>
-      <w:pPr>
-        <w:spacing w:before="0" w:after="0" w:line="240" w:lineRule="auto"/>
-        <w:ind w:left="0" w:right="0" w:firstLine="0"/>
-        <w:jc w:val="both"/>
-        <w:rPr>
-          <w:rFonts w:ascii="宋体" w:hAnsi="宋体" w:eastAsia="宋体" w:cs="宋体"/>
-          <w:color w:val="auto"/>
-          <w:spacing w:val="0"/>
-          <w:position w:val="0"/>
-          <w:sz w:val="21"/>
-          <w:shd w:val="clear" w:fill="auto"/>
-        </w:rPr>
-      </w:pPr>
-      <w:r>
-        <w:rPr>
-          <w:rFonts w:ascii="宋体" w:hAnsi="宋体" w:eastAsia="宋体" w:cs="宋体"/>
-          <w:color w:val="auto"/>
-          <w:spacing w:val="0"/>
-          <w:position w:val="0"/>
-          <w:sz w:val="21"/>
-          <w:shd w:val="clear" w:fill="auto"/>
-        </w:rPr>
-        <w:t>​​处理输入与触发​​：监听输入事件（如按键），触发对应 Ability 的激活（需配合 AbilityTask 实现具体逻辑）。</w:t>
-      </w:r>
-    </w:p>
-    <w:p>
-      <w:pPr>
-        <w:spacing w:before="0" w:after="0" w:line="240" w:lineRule="auto"/>
-        <w:ind w:left="0" w:right="0" w:firstLine="0"/>
-        <w:jc w:val="both"/>
-        <w:rPr>
-          <w:rFonts w:ascii="宋体" w:hAnsi="宋体" w:eastAsia="宋体" w:cs="宋体"/>
-          <w:color w:val="auto"/>
-          <w:spacing w:val="0"/>
-          <w:position w:val="0"/>
-          <w:sz w:val="21"/>
-          <w:shd w:val="clear" w:fill="auto"/>
-        </w:rPr>
-      </w:pPr>
-      <w:r>
-        <w:rPr>
-          <w:rFonts w:ascii="宋体" w:hAnsi="宋体" w:eastAsia="宋体" w:cs="宋体"/>
-          <w:color w:val="auto"/>
-          <w:spacing w:val="0"/>
-          <w:position w:val="0"/>
-          <w:sz w:val="21"/>
-          <w:shd w:val="clear" w:fill="auto"/>
-        </w:rPr>
-        <w:t>​​属性与效果的生命周期管理​​：负责属性值的修改、效果的施加/移除，并同步状态变化（如网络游戏中同步属性值给客户端）。</w:t>
-      </w:r>
-    </w:p>
-    <w:p>
-      <w:pPr>
-        <w:spacing w:before="0" w:after="0" w:line="240" w:lineRule="auto"/>
-        <w:ind w:left="0" w:right="0" w:firstLine="0"/>
-        <w:jc w:val="both"/>
-        <w:rPr>
-          <w:rFonts w:ascii="宋体" w:hAnsi="宋体" w:eastAsia="宋体" w:cs="宋体"/>
-          <w:color w:val="auto"/>
-          <w:spacing w:val="0"/>
-          <w:position w:val="0"/>
-          <w:sz w:val="21"/>
-          <w:shd w:val="clear" w:fill="auto"/>
-        </w:rPr>
-      </w:pPr>
-      <w:r>
-        <w:rPr>
-          <w:rFonts w:ascii="宋体" w:hAnsi="宋体" w:eastAsia="宋体" w:cs="宋体"/>
-          <w:color w:val="auto"/>
-          <w:spacing w:val="0"/>
-          <w:position w:val="0"/>
-          <w:sz w:val="21"/>
-          <w:shd w:val="clear" w:fill="auto"/>
-        </w:rPr>
-        <w:t>​​事件调度与回调​​：通过委托（Delegate）暴露关键事件（如属性变化、能力激活完成），允许开发者自定义逻辑。</w:t>
-      </w:r>
-    </w:p>
-    <w:p>
-      <w:pPr>
-        <w:spacing w:before="0" w:after="0" w:line="240" w:lineRule="auto"/>
-        <w:ind w:left="0" w:right="0" w:firstLine="0"/>
-        <w:jc w:val="both"/>
-        <w:rPr>
-          <w:rFonts w:ascii="宋体" w:hAnsi="宋体" w:eastAsia="宋体" w:cs="宋体"/>
-          <w:color w:val="auto"/>
-          <w:spacing w:val="0"/>
-          <w:position w:val="0"/>
-          <w:sz w:val="21"/>
-          <w:shd w:val="clear" w:fill="auto"/>
-        </w:rPr>
-      </w:pPr>
-      <w:r>
-        <w:rPr>
-          <w:rFonts w:ascii="宋体" w:hAnsi="宋体" w:eastAsia="宋体" w:cs="宋体"/>
-          <w:color w:val="auto"/>
-          <w:spacing w:val="0"/>
-          <w:position w:val="0"/>
-          <w:sz w:val="21"/>
-          <w:shd w:val="clear" w:fill="auto"/>
-        </w:rPr>
-        <w:t>​​总结​​</w:t>
-      </w:r>
-    </w:p>
-    <w:p>
-      <w:pPr>
-        <w:spacing w:before="0" w:after="0" w:line="240" w:lineRule="auto"/>
-        <w:ind w:left="0" w:right="0" w:firstLine="0"/>
-        <w:jc w:val="both"/>
-        <w:rPr>
-          <w:rFonts w:ascii="宋体" w:hAnsi="宋体" w:eastAsia="宋体" w:cs="宋体"/>
-          <w:color w:val="auto"/>
-          <w:spacing w:val="0"/>
-          <w:position w:val="0"/>
-          <w:sz w:val="21"/>
-          <w:shd w:val="clear" w:fill="auto"/>
-        </w:rPr>
-      </w:pPr>
-      <w:r>
-        <w:rPr>
-          <w:rFonts w:ascii="宋体" w:hAnsi="宋体" w:eastAsia="宋体" w:cs="宋体"/>
-          <w:color w:val="auto"/>
-          <w:spacing w:val="0"/>
-          <w:position w:val="0"/>
-          <w:sz w:val="21"/>
-          <w:shd w:val="clear" w:fill="auto"/>
-        </w:rPr>
-        <w:t>简单来说，​​GAS 是一套完整的游戏玩法能力管理框架​​，而 ​​ASC 是 GAS 在具体 Actor 上的“运行载体”​​，负责落地执行 GAS 设计的各项逻辑。两者结合使用，能高效管理复杂的角色技能和状态系统，尤其适合需要高扩展性、网络同步的游戏项目（如多人在线角色扮演游戏）。</w:t>
-      </w:r>
-    </w:p>
-    <w:p>
-      <w:pPr>
-        <w:spacing w:before="0" w:after="0" w:line="240" w:lineRule="auto"/>
-        <w:ind w:left="0" w:right="0" w:firstLine="0"/>
-        <w:jc w:val="both"/>
-        <w:rPr>
-          <w:rFonts w:ascii="宋体" w:hAnsi="宋体" w:eastAsia="宋体" w:cs="宋体"/>
-          <w:color w:val="auto"/>
-          <w:spacing w:val="0"/>
-          <w:position w:val="0"/>
-          <w:sz w:val="21"/>
-          <w:shd w:val="clear" w:fill="auto"/>
-        </w:rPr>
-      </w:pPr>
-    </w:p>
-    <w:p>
-      <w:pPr>
-        <w:spacing w:before="0" w:after="0" w:line="240" w:lineRule="auto"/>
-        <w:ind w:left="0" w:right="0" w:firstLine="0"/>
-        <w:jc w:val="both"/>
-        <w:rPr>
-          <w:rFonts w:ascii="宋体" w:hAnsi="宋体" w:eastAsia="宋体" w:cs="宋体"/>
-          <w:color w:val="auto"/>
-          <w:spacing w:val="0"/>
-          <w:position w:val="0"/>
-          <w:sz w:val="21"/>
-          <w:shd w:val="clear" w:fill="auto"/>
-        </w:rPr>
-      </w:pPr>
-      <w:r>
-        <w:rPr>
-          <w:rFonts w:ascii="宋体" w:hAnsi="宋体" w:eastAsia="宋体" w:cs="宋体"/>
-          <w:color w:val="auto"/>
-          <w:spacing w:val="0"/>
-          <w:position w:val="0"/>
-          <w:sz w:val="21"/>
-          <w:shd w:val="clear" w:fill="auto"/>
-        </w:rPr>
-        <w:t>建立一个AnimationBlueprint的template,下面是步骤</w:t>
-      </w:r>
-    </w:p>
-    <w:p>
-      <w:pPr>
-        <w:spacing w:before="0" w:after="0" w:line="240" w:lineRule="auto"/>
-        <w:ind w:left="0" w:right="0" w:firstLine="0"/>
-        <w:jc w:val="both"/>
-        <w:rPr>
-          <w:rFonts w:ascii="宋体" w:hAnsi="宋体" w:eastAsia="宋体" w:cs="宋体"/>
-          <w:color w:val="auto"/>
-          <w:spacing w:val="0"/>
-          <w:position w:val="0"/>
-          <w:sz w:val="21"/>
-          <w:shd w:val="clear" w:fill="auto"/>
-        </w:rPr>
-      </w:pPr>
-      <w:r>
-        <w:rPr>
-          <w:rFonts w:ascii="宋体" w:hAnsi="宋体" w:eastAsia="宋体" w:cs="宋体"/>
-          <w:color w:val="auto"/>
-          <w:spacing w:val="0"/>
-          <w:position w:val="0"/>
-          <w:sz w:val="21"/>
-          <w:shd w:val="clear" w:fill="auto"/>
-        </w:rPr>
-        <w:t>1.</w:t>
-      </w:r>
-    </w:p>
-    <w:p>
-      <w:pPr>
-        <w:spacing w:before="0" w:after="0" w:line="240" w:lineRule="auto"/>
-        <w:ind w:left="0" w:right="0" w:firstLine="0"/>
-        <w:jc w:val="both"/>
-        <w:rPr>
-          <w:rFonts w:ascii="宋体" w:hAnsi="宋体" w:eastAsia="宋体" w:cs="宋体"/>
-          <w:color w:val="auto"/>
-          <w:spacing w:val="0"/>
-          <w:position w:val="0"/>
-          <w:sz w:val="21"/>
-          <w:shd w:val="clear" w:fill="auto"/>
-        </w:rPr>
-      </w:pPr>
-      <w:r>
-        <w:object>
-          <v:shape id="_x0000_i1026" o:spt="75" type="#_x0000_t75" style="height:243pt;width:432pt;" o:ole="t" filled="f" o:preferrelative="t" coordsize="21600,21600">
-            <v:path/>
-            <v:fill on="f" focussize="0,0"/>
-            <v:stroke/>
-            <v:imagedata r:id="rId26" o:title=""/>
-            <o:lock v:ext="edit" aspectratio="t"/>
-            <w10:wrap type="none"/>
-            <w10:anchorlock/>
-          </v:shape>
-          <o:OLEObject Type="Embed" ProgID="StaticDib" ShapeID="_x0000_i1026" DrawAspect="Content" ObjectID="_1468075726" r:id="rId25">
-            <o:LockedField>false</o:LockedField>
-          </o:OLEObject>
-        </w:object>
-      </w:r>
-    </w:p>
-    <w:p>
-      <w:pPr>
-        <w:spacing w:before="0" w:after="0" w:line="240" w:lineRule="auto"/>
-        <w:ind w:left="0" w:right="0" w:firstLine="0"/>
-        <w:jc w:val="both"/>
-        <w:rPr>
-          <w:rFonts w:ascii="宋体" w:hAnsi="宋体" w:eastAsia="宋体" w:cs="宋体"/>
-          <w:color w:val="auto"/>
-          <w:spacing w:val="0"/>
-          <w:position w:val="0"/>
-          <w:sz w:val="21"/>
-          <w:shd w:val="clear" w:fill="auto"/>
-        </w:rPr>
-      </w:pPr>
-      <w:r>
-        <w:rPr>
-          <w:rFonts w:ascii="宋体" w:hAnsi="宋体" w:eastAsia="宋体" w:cs="宋体"/>
-          <w:color w:val="auto"/>
-          <w:spacing w:val="0"/>
-          <w:position w:val="0"/>
-          <w:sz w:val="21"/>
-          <w:shd w:val="clear" w:fill="auto"/>
-        </w:rPr>
-        <w:t>2.</w:t>
-      </w:r>
-    </w:p>
-    <w:p>
-      <w:pPr>
-        <w:spacing w:before="0" w:after="0" w:line="240" w:lineRule="auto"/>
-        <w:ind w:left="0" w:right="0" w:firstLine="0"/>
-        <w:jc w:val="both"/>
-        <w:rPr>
-          <w:rFonts w:ascii="宋体" w:hAnsi="宋体" w:eastAsia="宋体" w:cs="宋体"/>
-          <w:color w:val="auto"/>
-          <w:spacing w:val="0"/>
-          <w:position w:val="0"/>
-          <w:sz w:val="21"/>
-          <w:shd w:val="clear" w:fill="auto"/>
-        </w:rPr>
-      </w:pPr>
-      <w:r>
-        <w:object>
-          <v:shape id="_x0000_i1027" o:spt="75" type="#_x0000_t75" style="height:155.95pt;width:315.75pt;" o:ole="t" filled="f" o:preferrelative="t" coordsize="21600,21600">
-            <v:path/>
-            <v:fill on="f" focussize="0,0"/>
-            <v:stroke/>
             <v:imagedata r:id="rId28" o:title=""/>
             <o:lock v:ext="edit" aspectratio="t"/>
             <w10:wrap type="none"/>
             <w10:anchorlock/>
           </v:shape>
-          <o:OLEObject Type="Embed" ProgID="StaticDib" ShapeID="_x0000_i1027" DrawAspect="Content" ObjectID="_1468075727" r:id="rId27">
+          <o:OLEObject Type="Embed" ProgID="StaticMetafile" ShapeID="_x0000_i1025" DrawAspect="Content" ObjectID="_1468075725" r:id="rId27">
             <o:LockedField>false</o:LockedField>
           </o:OLEObject>
         </w:object>
       </w:r>
-    </w:p>
-    <w:p>
-      <w:pPr>
-        <w:spacing w:before="0" w:after="0" w:line="240" w:lineRule="auto"/>
-        <w:ind w:left="0" w:right="0" w:firstLine="0"/>
-        <w:jc w:val="both"/>
+      <w:r>
         <w:rPr>
           <w:rFonts w:ascii="宋体" w:hAnsi="宋体" w:eastAsia="宋体" w:cs="宋体"/>
           <w:color w:val="auto"/>
@@ -5565,7 +5535,19 @@
           <w:sz w:val="21"/>
           <w:shd w:val="clear" w:fill="auto"/>
         </w:rPr>
-      </w:pPr>
+        <w:t>，不然弹不出</w:t>
+      </w:r>
+      <w:r>
+        <w:rPr>
+          <w:rFonts w:ascii="Calibri" w:hAnsi="Calibri" w:eastAsia="Calibri" w:cs="Calibri"/>
+          <w:color w:val="auto"/>
+          <w:spacing w:val="0"/>
+          <w:position w:val="0"/>
+          <w:sz w:val="21"/>
+          <w:shd w:val="clear" w:fill="auto"/>
+        </w:rPr>
+        <w:t>addEvent</w:t>
+      </w:r>
       <w:r>
         <w:rPr>
           <w:rFonts w:ascii="宋体" w:hAnsi="宋体" w:eastAsia="宋体" w:cs="宋体"/>
@@ -5575,7 +5557,7 @@
           <w:sz w:val="21"/>
           <w:shd w:val="clear" w:fill="auto"/>
         </w:rPr>
-        <w:t>3.</w:t>
+        <w:t>菜单的</w:t>
       </w:r>
     </w:p>
     <w:p>
@@ -5592,9 +5574,578 @@
           <w:shd w:val="clear" w:fill="auto"/>
         </w:rPr>
       </w:pPr>
+    </w:p>
+    <w:p>
+      <w:pPr>
+        <w:spacing w:before="0" w:after="0" w:line="240" w:lineRule="auto"/>
+        <w:ind w:left="0" w:right="0" w:firstLine="0"/>
+        <w:jc w:val="both"/>
+        <w:rPr>
+          <w:rFonts w:ascii="宋体" w:hAnsi="宋体" w:eastAsia="宋体" w:cs="宋体"/>
+          <w:color w:val="auto"/>
+          <w:spacing w:val="0"/>
+          <w:position w:val="0"/>
+          <w:sz w:val="21"/>
+          <w:shd w:val="clear" w:fill="auto"/>
+        </w:rPr>
+      </w:pPr>
+      <w:r>
+        <w:rPr>
+          <w:rFonts w:ascii="宋体" w:hAnsi="宋体" w:eastAsia="宋体" w:cs="宋体"/>
+          <w:color w:val="auto"/>
+          <w:spacing w:val="0"/>
+          <w:position w:val="0"/>
+          <w:sz w:val="21"/>
+          <w:shd w:val="clear" w:fill="auto"/>
+        </w:rPr>
+        <w:t>在Unreal Engine（UE，虚幻引擎）中，​​GAS​​ 和 ​​ASC​​ 是与游戏玩法系统（尤其是角色技能/能力管理）密切相关的两个核心概念，以下是具体解释：</w:t>
+      </w:r>
+    </w:p>
+    <w:p>
+      <w:pPr>
+        <w:spacing w:before="0" w:after="0" w:line="240" w:lineRule="auto"/>
+        <w:ind w:left="0" w:right="0" w:firstLine="0"/>
+        <w:jc w:val="both"/>
+        <w:rPr>
+          <w:rFonts w:ascii="宋体" w:hAnsi="宋体" w:eastAsia="宋体" w:cs="宋体"/>
+          <w:color w:val="auto"/>
+          <w:spacing w:val="0"/>
+          <w:position w:val="0"/>
+          <w:sz w:val="21"/>
+          <w:shd w:val="clear" w:fill="auto"/>
+        </w:rPr>
+      </w:pPr>
+    </w:p>
+    <w:p>
+      <w:pPr>
+        <w:spacing w:before="0" w:after="0" w:line="240" w:lineRule="auto"/>
+        <w:ind w:left="0" w:right="0" w:firstLine="0"/>
+        <w:jc w:val="both"/>
+        <w:rPr>
+          <w:rFonts w:ascii="宋体" w:hAnsi="宋体" w:eastAsia="宋体" w:cs="宋体"/>
+          <w:color w:val="auto"/>
+          <w:spacing w:val="0"/>
+          <w:position w:val="0"/>
+          <w:sz w:val="21"/>
+          <w:shd w:val="clear" w:fill="auto"/>
+        </w:rPr>
+      </w:pPr>
+      <w:r>
+        <w:rPr>
+          <w:rFonts w:ascii="宋体" w:hAnsi="宋体" w:eastAsia="宋体" w:cs="宋体"/>
+          <w:color w:val="auto"/>
+          <w:spacing w:val="0"/>
+          <w:position w:val="0"/>
+          <w:sz w:val="21"/>
+          <w:shd w:val="clear" w:fill="auto"/>
+        </w:rPr>
+        <w:t>​​1. GAS：Gameplay Ability System（游戏玩法能力系统）​​</w:t>
+      </w:r>
+    </w:p>
+    <w:p>
+      <w:pPr>
+        <w:spacing w:before="0" w:after="0" w:line="240" w:lineRule="auto"/>
+        <w:ind w:left="0" w:right="0" w:firstLine="0"/>
+        <w:jc w:val="both"/>
+        <w:rPr>
+          <w:rFonts w:ascii="宋体" w:hAnsi="宋体" w:eastAsia="宋体" w:cs="宋体"/>
+          <w:color w:val="auto"/>
+          <w:spacing w:val="0"/>
+          <w:position w:val="0"/>
+          <w:sz w:val="21"/>
+          <w:shd w:val="clear" w:fill="auto"/>
+        </w:rPr>
+      </w:pPr>
+      <w:r>
+        <w:rPr>
+          <w:rFonts w:ascii="宋体" w:hAnsi="宋体" w:eastAsia="宋体" w:cs="宋体"/>
+          <w:color w:val="auto"/>
+          <w:spacing w:val="0"/>
+          <w:position w:val="0"/>
+          <w:sz w:val="21"/>
+          <w:shd w:val="clear" w:fill="auto"/>
+        </w:rPr>
+        <w:t>GAS 是 UE 提供的一套​​结构化、可扩展的游戏玩法逻辑框架​​，主要用于管理角色的​​技能（Ability）​​、​​属性（Attribute）​​、​​状态效果（Gameplay Effect）​​以及它们之间的交互逻辑。它专为复杂游戏（如动作RPG、MOBA、战术游戏）设计，解决了传统代码直接管理技能时容易出现的耦合度高、难以维护等问题。</w:t>
+      </w:r>
+    </w:p>
+    <w:p>
+      <w:pPr>
+        <w:spacing w:before="0" w:after="0" w:line="240" w:lineRule="auto"/>
+        <w:ind w:left="0" w:right="0" w:firstLine="0"/>
+        <w:jc w:val="both"/>
+        <w:rPr>
+          <w:rFonts w:ascii="宋体" w:hAnsi="宋体" w:eastAsia="宋体" w:cs="宋体"/>
+          <w:color w:val="auto"/>
+          <w:spacing w:val="0"/>
+          <w:position w:val="0"/>
+          <w:sz w:val="21"/>
+          <w:shd w:val="clear" w:fill="auto"/>
+        </w:rPr>
+      </w:pPr>
+    </w:p>
+    <w:p>
+      <w:pPr>
+        <w:spacing w:before="0" w:after="0" w:line="240" w:lineRule="auto"/>
+        <w:ind w:left="0" w:right="0" w:firstLine="0"/>
+        <w:jc w:val="both"/>
+        <w:rPr>
+          <w:rFonts w:ascii="宋体" w:hAnsi="宋体" w:eastAsia="宋体" w:cs="宋体"/>
+          <w:color w:val="auto"/>
+          <w:spacing w:val="0"/>
+          <w:position w:val="0"/>
+          <w:sz w:val="21"/>
+          <w:shd w:val="clear" w:fill="auto"/>
+        </w:rPr>
+      </w:pPr>
+      <w:r>
+        <w:rPr>
+          <w:rFonts w:ascii="宋体" w:hAnsi="宋体" w:eastAsia="宋体" w:cs="宋体"/>
+          <w:color w:val="auto"/>
+          <w:spacing w:val="0"/>
+          <w:position w:val="0"/>
+          <w:sz w:val="21"/>
+          <w:shd w:val="clear" w:fill="auto"/>
+        </w:rPr>
+        <w:t>GAS 的核心功能：</w:t>
+      </w:r>
+    </w:p>
+    <w:p>
+      <w:pPr>
+        <w:spacing w:before="0" w:after="0" w:line="240" w:lineRule="auto"/>
+        <w:ind w:left="0" w:right="0" w:firstLine="0"/>
+        <w:jc w:val="both"/>
+        <w:rPr>
+          <w:rFonts w:ascii="宋体" w:hAnsi="宋体" w:eastAsia="宋体" w:cs="宋体"/>
+          <w:color w:val="auto"/>
+          <w:spacing w:val="0"/>
+          <w:position w:val="0"/>
+          <w:sz w:val="21"/>
+          <w:shd w:val="clear" w:fill="auto"/>
+        </w:rPr>
+      </w:pPr>
+      <w:r>
+        <w:rPr>
+          <w:rFonts w:ascii="宋体" w:hAnsi="宋体" w:eastAsia="宋体" w:cs="宋体"/>
+          <w:color w:val="auto"/>
+          <w:spacing w:val="0"/>
+          <w:position w:val="0"/>
+          <w:sz w:val="21"/>
+          <w:shd w:val="clear" w:fill="auto"/>
+        </w:rPr>
+        <w:t>​​能力（Ability）​​：定义角色的具体技能（如攻击、跳跃、治疗），支持激活条件（如冷却时间、资源消耗）、输入触发、网络同步等。</w:t>
+      </w:r>
+    </w:p>
+    <w:p>
+      <w:pPr>
+        <w:spacing w:before="0" w:after="0" w:line="240" w:lineRule="auto"/>
+        <w:ind w:left="0" w:right="0" w:firstLine="0"/>
+        <w:jc w:val="both"/>
+        <w:rPr>
+          <w:rFonts w:ascii="宋体" w:hAnsi="宋体" w:eastAsia="宋体" w:cs="宋体"/>
+          <w:color w:val="auto"/>
+          <w:spacing w:val="0"/>
+          <w:position w:val="0"/>
+          <w:sz w:val="21"/>
+          <w:shd w:val="clear" w:fill="auto"/>
+        </w:rPr>
+      </w:pPr>
+      <w:r>
+        <w:rPr>
+          <w:rFonts w:ascii="宋体" w:hAnsi="宋体" w:eastAsia="宋体" w:cs="宋体"/>
+          <w:color w:val="auto"/>
+          <w:spacing w:val="0"/>
+          <w:position w:val="0"/>
+          <w:sz w:val="21"/>
+          <w:shd w:val="clear" w:fill="auto"/>
+        </w:rPr>
+        <w:t>​​属性（Attribute）​​：角色的基础数值（如生命值、魔力值、攻击力），通过“属性集（Attribute Set）”管理，支持动态修改（如增益/减益）和事件监听（如数值变化时触发回调）。</w:t>
+      </w:r>
+    </w:p>
+    <w:p>
+      <w:pPr>
+        <w:spacing w:before="0" w:after="0" w:line="240" w:lineRule="auto"/>
+        <w:ind w:left="0" w:right="0" w:firstLine="0"/>
+        <w:jc w:val="both"/>
+        <w:rPr>
+          <w:rFonts w:ascii="宋体" w:hAnsi="宋体" w:eastAsia="宋体" w:cs="宋体"/>
+          <w:color w:val="auto"/>
+          <w:spacing w:val="0"/>
+          <w:position w:val="0"/>
+          <w:sz w:val="21"/>
+          <w:shd w:val="clear" w:fill="auto"/>
+        </w:rPr>
+      </w:pPr>
+      <w:r>
+        <w:rPr>
+          <w:rFonts w:ascii="宋体" w:hAnsi="宋体" w:eastAsia="宋体" w:cs="宋体"/>
+          <w:color w:val="auto"/>
+          <w:spacing w:val="0"/>
+          <w:position w:val="0"/>
+          <w:sz w:val="21"/>
+          <w:shd w:val="clear" w:fill="auto"/>
+        </w:rPr>
+        <w:t>​​游戏效果（Gameplay Effect）​​：描述对属性或状态的修改（如持续伤害、移速提升、沉默），支持持续时间、周期性生效、叠加规则等。</w:t>
+      </w:r>
+    </w:p>
+    <w:p>
+      <w:pPr>
+        <w:spacing w:before="0" w:after="0" w:line="240" w:lineRule="auto"/>
+        <w:ind w:left="0" w:right="0" w:firstLine="0"/>
+        <w:jc w:val="both"/>
+        <w:rPr>
+          <w:rFonts w:ascii="宋体" w:hAnsi="宋体" w:eastAsia="宋体" w:cs="宋体"/>
+          <w:color w:val="auto"/>
+          <w:spacing w:val="0"/>
+          <w:position w:val="0"/>
+          <w:sz w:val="21"/>
+          <w:shd w:val="clear" w:fill="auto"/>
+        </w:rPr>
+      </w:pPr>
+      <w:r>
+        <w:rPr>
+          <w:rFonts w:ascii="宋体" w:hAnsi="宋体" w:eastAsia="宋体" w:cs="宋体"/>
+          <w:color w:val="auto"/>
+          <w:spacing w:val="0"/>
+          <w:position w:val="0"/>
+          <w:sz w:val="21"/>
+          <w:shd w:val="clear" w:fill="auto"/>
+        </w:rPr>
+        <w:t>​​标签（Tag）​​：用于快速标记状态（如“正在施法”“被控制”），实现逻辑条件判断（如“被控制时无法释放技能”）。</w:t>
+      </w:r>
+    </w:p>
+    <w:p>
+      <w:pPr>
+        <w:spacing w:before="0" w:after="0" w:line="240" w:lineRule="auto"/>
+        <w:ind w:left="0" w:right="0" w:firstLine="0"/>
+        <w:jc w:val="both"/>
+        <w:rPr>
+          <w:rFonts w:ascii="宋体" w:hAnsi="宋体" w:eastAsia="宋体" w:cs="宋体"/>
+          <w:color w:val="auto"/>
+          <w:spacing w:val="0"/>
+          <w:position w:val="0"/>
+          <w:sz w:val="21"/>
+          <w:shd w:val="clear" w:fill="auto"/>
+        </w:rPr>
+      </w:pPr>
+      <w:r>
+        <w:rPr>
+          <w:rFonts w:ascii="宋体" w:hAnsi="宋体" w:eastAsia="宋体" w:cs="宋体"/>
+          <w:color w:val="auto"/>
+          <w:spacing w:val="0"/>
+          <w:position w:val="0"/>
+          <w:sz w:val="21"/>
+          <w:shd w:val="clear" w:fill="auto"/>
+        </w:rPr>
+        <w:t>​​2. ASC：Ability System Component（能力系统组件）​​</w:t>
+      </w:r>
+    </w:p>
+    <w:p>
+      <w:pPr>
+        <w:spacing w:before="0" w:after="0" w:line="240" w:lineRule="auto"/>
+        <w:ind w:left="0" w:right="0" w:firstLine="0"/>
+        <w:jc w:val="both"/>
+        <w:rPr>
+          <w:rFonts w:ascii="宋体" w:hAnsi="宋体" w:eastAsia="宋体" w:cs="宋体"/>
+          <w:color w:val="auto"/>
+          <w:spacing w:val="0"/>
+          <w:position w:val="0"/>
+          <w:sz w:val="21"/>
+          <w:shd w:val="clear" w:fill="auto"/>
+        </w:rPr>
+      </w:pPr>
+      <w:r>
+        <w:rPr>
+          <w:rFonts w:ascii="宋体" w:hAnsi="宋体" w:eastAsia="宋体" w:cs="宋体"/>
+          <w:color w:val="auto"/>
+          <w:spacing w:val="0"/>
+          <w:position w:val="0"/>
+          <w:sz w:val="21"/>
+          <w:shd w:val="clear" w:fill="auto"/>
+        </w:rPr>
+        <w:t>ASC 是 GAS 框架中的​​核心组件​​，必须附加到使用 GAS 的 Actor（如角色、NPC）上。它的作用是​​协调和管理该 Actor 与 GAS 相关的所有元素​​（能力、属性、效果），是 GAS 逻辑运行的“容器”。</w:t>
+      </w:r>
+    </w:p>
+    <w:p>
+      <w:pPr>
+        <w:spacing w:before="0" w:after="0" w:line="240" w:lineRule="auto"/>
+        <w:ind w:left="0" w:right="0" w:firstLine="0"/>
+        <w:jc w:val="both"/>
+        <w:rPr>
+          <w:rFonts w:ascii="宋体" w:hAnsi="宋体" w:eastAsia="宋体" w:cs="宋体"/>
+          <w:color w:val="auto"/>
+          <w:spacing w:val="0"/>
+          <w:position w:val="0"/>
+          <w:sz w:val="21"/>
+          <w:shd w:val="clear" w:fill="auto"/>
+        </w:rPr>
+      </w:pPr>
+    </w:p>
+    <w:p>
+      <w:pPr>
+        <w:spacing w:before="0" w:after="0" w:line="240" w:lineRule="auto"/>
+        <w:ind w:left="0" w:right="0" w:firstLine="0"/>
+        <w:jc w:val="both"/>
+        <w:rPr>
+          <w:rFonts w:ascii="宋体" w:hAnsi="宋体" w:eastAsia="宋体" w:cs="宋体"/>
+          <w:color w:val="auto"/>
+          <w:spacing w:val="0"/>
+          <w:position w:val="0"/>
+          <w:sz w:val="21"/>
+          <w:shd w:val="clear" w:fill="auto"/>
+        </w:rPr>
+      </w:pPr>
+      <w:r>
+        <w:rPr>
+          <w:rFonts w:ascii="宋体" w:hAnsi="宋体" w:eastAsia="宋体" w:cs="宋体"/>
+          <w:color w:val="auto"/>
+          <w:spacing w:val="0"/>
+          <w:position w:val="0"/>
+          <w:sz w:val="21"/>
+          <w:shd w:val="clear" w:fill="auto"/>
+        </w:rPr>
+        <w:t>ASC 的核心职责：</w:t>
+      </w:r>
+    </w:p>
+    <w:p>
+      <w:pPr>
+        <w:spacing w:before="0" w:after="0" w:line="240" w:lineRule="auto"/>
+        <w:ind w:left="0" w:right="0" w:firstLine="0"/>
+        <w:jc w:val="both"/>
+        <w:rPr>
+          <w:rFonts w:ascii="宋体" w:hAnsi="宋体" w:eastAsia="宋体" w:cs="宋体"/>
+          <w:color w:val="auto"/>
+          <w:spacing w:val="0"/>
+          <w:position w:val="0"/>
+          <w:sz w:val="21"/>
+          <w:shd w:val="clear" w:fill="auto"/>
+        </w:rPr>
+      </w:pPr>
+      <w:r>
+        <w:rPr>
+          <w:rFonts w:ascii="宋体" w:hAnsi="宋体" w:eastAsia="宋体" w:cs="宋体"/>
+          <w:color w:val="auto"/>
+          <w:spacing w:val="0"/>
+          <w:position w:val="0"/>
+          <w:sz w:val="21"/>
+          <w:shd w:val="clear" w:fill="auto"/>
+        </w:rPr>
+        <w:t>​​注册与管理能力​​：存储并管理该 Actor 可用的所有 Gameplay Ability（通过 UAbilitySystemComponent::GiveAbility 绑定）。</w:t>
+      </w:r>
+    </w:p>
+    <w:p>
+      <w:pPr>
+        <w:spacing w:before="0" w:after="0" w:line="240" w:lineRule="auto"/>
+        <w:ind w:left="0" w:right="0" w:firstLine="0"/>
+        <w:jc w:val="both"/>
+        <w:rPr>
+          <w:rFonts w:ascii="宋体" w:hAnsi="宋体" w:eastAsia="宋体" w:cs="宋体"/>
+          <w:color w:val="auto"/>
+          <w:spacing w:val="0"/>
+          <w:position w:val="0"/>
+          <w:sz w:val="21"/>
+          <w:shd w:val="clear" w:fill="auto"/>
+        </w:rPr>
+      </w:pPr>
+      <w:r>
+        <w:rPr>
+          <w:rFonts w:ascii="宋体" w:hAnsi="宋体" w:eastAsia="宋体" w:cs="宋体"/>
+          <w:color w:val="auto"/>
+          <w:spacing w:val="0"/>
+          <w:position w:val="0"/>
+          <w:sz w:val="21"/>
+          <w:shd w:val="clear" w:fill="auto"/>
+        </w:rPr>
+        <w:t>​​处理输入与触发​​：监听输入事件（如按键），触发对应 Ability 的激活（需配合 AbilityTask 实现具体逻辑）。</w:t>
+      </w:r>
+    </w:p>
+    <w:p>
+      <w:pPr>
+        <w:spacing w:before="0" w:after="0" w:line="240" w:lineRule="auto"/>
+        <w:ind w:left="0" w:right="0" w:firstLine="0"/>
+        <w:jc w:val="both"/>
+        <w:rPr>
+          <w:rFonts w:ascii="宋体" w:hAnsi="宋体" w:eastAsia="宋体" w:cs="宋体"/>
+          <w:color w:val="auto"/>
+          <w:spacing w:val="0"/>
+          <w:position w:val="0"/>
+          <w:sz w:val="21"/>
+          <w:shd w:val="clear" w:fill="auto"/>
+        </w:rPr>
+      </w:pPr>
+      <w:r>
+        <w:rPr>
+          <w:rFonts w:ascii="宋体" w:hAnsi="宋体" w:eastAsia="宋体" w:cs="宋体"/>
+          <w:color w:val="auto"/>
+          <w:spacing w:val="0"/>
+          <w:position w:val="0"/>
+          <w:sz w:val="21"/>
+          <w:shd w:val="clear" w:fill="auto"/>
+        </w:rPr>
+        <w:t>​​属性与效果的生命周期管理​​：负责属性值的修改、效果的施加/移除，并同步状态变化（如网络游戏中同步属性值给客户端）。</w:t>
+      </w:r>
+    </w:p>
+    <w:p>
+      <w:pPr>
+        <w:spacing w:before="0" w:after="0" w:line="240" w:lineRule="auto"/>
+        <w:ind w:left="0" w:right="0" w:firstLine="0"/>
+        <w:jc w:val="both"/>
+        <w:rPr>
+          <w:rFonts w:ascii="宋体" w:hAnsi="宋体" w:eastAsia="宋体" w:cs="宋体"/>
+          <w:color w:val="auto"/>
+          <w:spacing w:val="0"/>
+          <w:position w:val="0"/>
+          <w:sz w:val="21"/>
+          <w:shd w:val="clear" w:fill="auto"/>
+        </w:rPr>
+      </w:pPr>
+      <w:r>
+        <w:rPr>
+          <w:rFonts w:ascii="宋体" w:hAnsi="宋体" w:eastAsia="宋体" w:cs="宋体"/>
+          <w:color w:val="auto"/>
+          <w:spacing w:val="0"/>
+          <w:position w:val="0"/>
+          <w:sz w:val="21"/>
+          <w:shd w:val="clear" w:fill="auto"/>
+        </w:rPr>
+        <w:t>​​事件调度与回调​​：通过委托（Delegate）暴露关键事件（如属性变化、能力激活完成），允许开发者自定义逻辑。</w:t>
+      </w:r>
+    </w:p>
+    <w:p>
+      <w:pPr>
+        <w:spacing w:before="0" w:after="0" w:line="240" w:lineRule="auto"/>
+        <w:ind w:left="0" w:right="0" w:firstLine="0"/>
+        <w:jc w:val="both"/>
+        <w:rPr>
+          <w:rFonts w:ascii="宋体" w:hAnsi="宋体" w:eastAsia="宋体" w:cs="宋体"/>
+          <w:color w:val="auto"/>
+          <w:spacing w:val="0"/>
+          <w:position w:val="0"/>
+          <w:sz w:val="21"/>
+          <w:shd w:val="clear" w:fill="auto"/>
+        </w:rPr>
+      </w:pPr>
+      <w:r>
+        <w:rPr>
+          <w:rFonts w:ascii="宋体" w:hAnsi="宋体" w:eastAsia="宋体" w:cs="宋体"/>
+          <w:color w:val="auto"/>
+          <w:spacing w:val="0"/>
+          <w:position w:val="0"/>
+          <w:sz w:val="21"/>
+          <w:shd w:val="clear" w:fill="auto"/>
+        </w:rPr>
+        <w:t>​​总结​​</w:t>
+      </w:r>
+    </w:p>
+    <w:p>
+      <w:pPr>
+        <w:spacing w:before="0" w:after="0" w:line="240" w:lineRule="auto"/>
+        <w:ind w:left="0" w:right="0" w:firstLine="0"/>
+        <w:jc w:val="both"/>
+        <w:rPr>
+          <w:rFonts w:ascii="宋体" w:hAnsi="宋体" w:eastAsia="宋体" w:cs="宋体"/>
+          <w:color w:val="auto"/>
+          <w:spacing w:val="0"/>
+          <w:position w:val="0"/>
+          <w:sz w:val="21"/>
+          <w:shd w:val="clear" w:fill="auto"/>
+        </w:rPr>
+      </w:pPr>
+      <w:r>
+        <w:rPr>
+          <w:rFonts w:ascii="宋体" w:hAnsi="宋体" w:eastAsia="宋体" w:cs="宋体"/>
+          <w:color w:val="auto"/>
+          <w:spacing w:val="0"/>
+          <w:position w:val="0"/>
+          <w:sz w:val="21"/>
+          <w:shd w:val="clear" w:fill="auto"/>
+        </w:rPr>
+        <w:t>简单来说，​​GAS 是一套完整的游戏玩法能力管理框架​​，而 ​​ASC 是 GAS 在具体 Actor 上的“运行载体”​​，负责落地执行 GAS 设计的各项逻辑。两者结合使用，能高效管理复杂的角色技能和状态系统，尤其适合需要高扩展性、网络同步的游戏项目（如多人在线角色扮演游戏）。</w:t>
+      </w:r>
+    </w:p>
+    <w:p>
+      <w:pPr>
+        <w:spacing w:before="0" w:after="0" w:line="240" w:lineRule="auto"/>
+        <w:ind w:left="0" w:right="0" w:firstLine="0"/>
+        <w:jc w:val="both"/>
+        <w:rPr>
+          <w:rFonts w:ascii="宋体" w:hAnsi="宋体" w:eastAsia="宋体" w:cs="宋体"/>
+          <w:color w:val="auto"/>
+          <w:spacing w:val="0"/>
+          <w:position w:val="0"/>
+          <w:sz w:val="21"/>
+          <w:shd w:val="clear" w:fill="auto"/>
+        </w:rPr>
+      </w:pPr>
+    </w:p>
+    <w:p>
+      <w:pPr>
+        <w:spacing w:before="0" w:after="0" w:line="240" w:lineRule="auto"/>
+        <w:ind w:left="0" w:right="0" w:firstLine="0"/>
+        <w:jc w:val="both"/>
+        <w:rPr>
+          <w:rFonts w:ascii="宋体" w:hAnsi="宋体" w:eastAsia="宋体" w:cs="宋体"/>
+          <w:color w:val="auto"/>
+          <w:spacing w:val="0"/>
+          <w:position w:val="0"/>
+          <w:sz w:val="21"/>
+          <w:shd w:val="clear" w:fill="auto"/>
+        </w:rPr>
+      </w:pPr>
+      <w:r>
+        <w:rPr>
+          <w:rFonts w:ascii="宋体" w:hAnsi="宋体" w:eastAsia="宋体" w:cs="宋体"/>
+          <w:color w:val="auto"/>
+          <w:spacing w:val="0"/>
+          <w:position w:val="0"/>
+          <w:sz w:val="21"/>
+          <w:shd w:val="clear" w:fill="auto"/>
+        </w:rPr>
+        <w:t>建立一个AnimationBlueprint的template,下面是步骤</w:t>
+      </w:r>
+    </w:p>
+    <w:p>
+      <w:pPr>
+        <w:spacing w:before="0" w:after="0" w:line="240" w:lineRule="auto"/>
+        <w:ind w:left="0" w:right="0" w:firstLine="0"/>
+        <w:jc w:val="both"/>
+        <w:rPr>
+          <w:rFonts w:ascii="宋体" w:hAnsi="宋体" w:eastAsia="宋体" w:cs="宋体"/>
+          <w:color w:val="auto"/>
+          <w:spacing w:val="0"/>
+          <w:position w:val="0"/>
+          <w:sz w:val="21"/>
+          <w:shd w:val="clear" w:fill="auto"/>
+        </w:rPr>
+      </w:pPr>
+      <w:r>
+        <w:rPr>
+          <w:rFonts w:ascii="宋体" w:hAnsi="宋体" w:eastAsia="宋体" w:cs="宋体"/>
+          <w:color w:val="auto"/>
+          <w:spacing w:val="0"/>
+          <w:position w:val="0"/>
+          <w:sz w:val="21"/>
+          <w:shd w:val="clear" w:fill="auto"/>
+        </w:rPr>
+        <w:t>1.</w:t>
+      </w:r>
+    </w:p>
+    <w:p>
+      <w:pPr>
+        <w:spacing w:before="0" w:after="0" w:line="240" w:lineRule="auto"/>
+        <w:ind w:left="0" w:right="0" w:firstLine="0"/>
+        <w:jc w:val="both"/>
+        <w:rPr>
+          <w:rFonts w:ascii="宋体" w:hAnsi="宋体" w:eastAsia="宋体" w:cs="宋体"/>
+          <w:color w:val="auto"/>
+          <w:spacing w:val="0"/>
+          <w:position w:val="0"/>
+          <w:sz w:val="21"/>
+          <w:shd w:val="clear" w:fill="auto"/>
+        </w:rPr>
+      </w:pPr>
       <w:r>
         <w:object>
-          <v:shape id="_x0000_i1028" o:spt="75" type="#_x0000_t75" style="height:170.2pt;width:432pt;" o:ole="t" filled="f" o:preferrelative="t" coordsize="21600,21600">
+          <v:shape id="_x0000_i1026" o:spt="75" type="#_x0000_t75" style="height:243pt;width:432pt;" o:ole="t" filled="f" o:preferrelative="t" coordsize="21600,21600">
             <v:path/>
             <v:fill on="f" focussize="0,0"/>
             <v:stroke/>
@@ -5603,7 +6154,7 @@
             <w10:wrap type="none"/>
             <w10:anchorlock/>
           </v:shape>
-          <o:OLEObject Type="Embed" ProgID="StaticDib" ShapeID="_x0000_i1028" DrawAspect="Content" ObjectID="_1468075728" r:id="rId29">
+          <o:OLEObject Type="Embed" ProgID="StaticDib" ShapeID="_x0000_i1026" DrawAspect="Content" ObjectID="_1468075726" r:id="rId29">
             <o:LockedField>false</o:LockedField>
           </o:OLEObject>
         </w:object>
@@ -5632,39 +6183,16 @@
           <w:sz w:val="21"/>
           <w:shd w:val="clear" w:fill="auto"/>
         </w:rPr>
-        <w:t>然后点击</w:t>
-      </w:r>
-      <w:r>
+        <w:t>2.</w:t>
+      </w:r>
+    </w:p>
+    <w:p>
+      <w:pPr>
+        <w:spacing w:before="0" w:after="0" w:line="240" w:lineRule="auto"/>
+        <w:ind w:left="0" w:right="0" w:firstLine="0"/>
+        <w:jc w:val="both"/>
         <w:rPr>
           <w:rFonts w:ascii="宋体" w:hAnsi="宋体" w:eastAsia="宋体" w:cs="宋体"/>
-          <w:b/>
-          <w:color w:val="auto"/>
-          <w:spacing w:val="0"/>
-          <w:position w:val="0"/>
-          <w:sz w:val="21"/>
-          <w:shd w:val="clear" w:fill="auto"/>
-        </w:rPr>
-        <w:t>EventGraph</w:t>
-      </w:r>
-      <w:r>
-        <w:rPr>
-          <w:rFonts w:ascii="宋体" w:hAnsi="宋体" w:eastAsia="宋体" w:cs="宋体"/>
-          <w:color w:val="auto"/>
-          <w:spacing w:val="0"/>
-          <w:position w:val="0"/>
-          <w:sz w:val="21"/>
-          <w:shd w:val="clear" w:fill="auto"/>
-        </w:rPr>
-        <w:t>,实现下面的蓝图</w:t>
-      </w:r>
-    </w:p>
-    <w:p>
-      <w:pPr>
-        <w:spacing w:before="0" w:after="0" w:line="240" w:lineRule="auto"/>
-        <w:ind w:left="0" w:right="0" w:firstLine="0"/>
-        <w:jc w:val="both"/>
-        <w:rPr>
-          <w:rFonts w:ascii="宋体" w:hAnsi="宋体" w:eastAsia="宋体" w:cs="宋体"/>
           <w:color w:val="auto"/>
           <w:spacing w:val="0"/>
           <w:position w:val="0"/>
@@ -5674,7 +6202,7 @@
       </w:pPr>
       <w:r>
         <w:object>
-          <v:shape id="_x0000_i1029" o:spt="75" type="#_x0000_t75" style="height:202.5pt;width:432pt;" o:ole="t" filled="f" o:preferrelative="t" coordsize="21600,21600">
+          <v:shape id="_x0000_i1027" o:spt="75" type="#_x0000_t75" style="height:155.95pt;width:315.75pt;" o:ole="t" filled="f" o:preferrelative="t" coordsize="21600,21600">
             <v:path/>
             <v:fill on="f" focussize="0,0"/>
             <v:stroke/>
@@ -5683,7 +6211,144 @@
             <w10:wrap type="none"/>
             <w10:anchorlock/>
           </v:shape>
-          <o:OLEObject Type="Embed" ProgID="StaticDib" ShapeID="_x0000_i1029" DrawAspect="Content" ObjectID="_1468075729" r:id="rId31">
+          <o:OLEObject Type="Embed" ProgID="StaticDib" ShapeID="_x0000_i1027" DrawAspect="Content" ObjectID="_1468075727" r:id="rId31">
+            <o:LockedField>false</o:LockedField>
+          </o:OLEObject>
+        </w:object>
+      </w:r>
+    </w:p>
+    <w:p>
+      <w:pPr>
+        <w:spacing w:before="0" w:after="0" w:line="240" w:lineRule="auto"/>
+        <w:ind w:left="0" w:right="0" w:firstLine="0"/>
+        <w:jc w:val="both"/>
+        <w:rPr>
+          <w:rFonts w:ascii="宋体" w:hAnsi="宋体" w:eastAsia="宋体" w:cs="宋体"/>
+          <w:color w:val="auto"/>
+          <w:spacing w:val="0"/>
+          <w:position w:val="0"/>
+          <w:sz w:val="21"/>
+          <w:shd w:val="clear" w:fill="auto"/>
+        </w:rPr>
+      </w:pPr>
+      <w:r>
+        <w:rPr>
+          <w:rFonts w:ascii="宋体" w:hAnsi="宋体" w:eastAsia="宋体" w:cs="宋体"/>
+          <w:color w:val="auto"/>
+          <w:spacing w:val="0"/>
+          <w:position w:val="0"/>
+          <w:sz w:val="21"/>
+          <w:shd w:val="clear" w:fill="auto"/>
+        </w:rPr>
+        <w:t>3.</w:t>
+      </w:r>
+    </w:p>
+    <w:p>
+      <w:pPr>
+        <w:spacing w:before="0" w:after="0" w:line="240" w:lineRule="auto"/>
+        <w:ind w:left="0" w:right="0" w:firstLine="0"/>
+        <w:jc w:val="both"/>
+        <w:rPr>
+          <w:rFonts w:ascii="宋体" w:hAnsi="宋体" w:eastAsia="宋体" w:cs="宋体"/>
+          <w:color w:val="auto"/>
+          <w:spacing w:val="0"/>
+          <w:position w:val="0"/>
+          <w:sz w:val="21"/>
+          <w:shd w:val="clear" w:fill="auto"/>
+        </w:rPr>
+      </w:pPr>
+      <w:r>
+        <w:object>
+          <v:shape id="_x0000_i1028" o:spt="75" type="#_x0000_t75" style="height:170.2pt;width:432pt;" o:ole="t" filled="f" o:preferrelative="t" coordsize="21600,21600">
+            <v:path/>
+            <v:fill on="f" focussize="0,0"/>
+            <v:stroke/>
+            <v:imagedata r:id="rId34" o:title=""/>
+            <o:lock v:ext="edit" aspectratio="t"/>
+            <w10:wrap type="none"/>
+            <w10:anchorlock/>
+          </v:shape>
+          <o:OLEObject Type="Embed" ProgID="StaticDib" ShapeID="_x0000_i1028" DrawAspect="Content" ObjectID="_1468075728" r:id="rId33">
+            <o:LockedField>false</o:LockedField>
+          </o:OLEObject>
+        </w:object>
+      </w:r>
+    </w:p>
+    <w:p>
+      <w:pPr>
+        <w:spacing w:before="0" w:after="0" w:line="240" w:lineRule="auto"/>
+        <w:ind w:left="0" w:right="0" w:firstLine="0"/>
+        <w:jc w:val="both"/>
+        <w:rPr>
+          <w:rFonts w:ascii="宋体" w:hAnsi="宋体" w:eastAsia="宋体" w:cs="宋体"/>
+          <w:color w:val="auto"/>
+          <w:spacing w:val="0"/>
+          <w:position w:val="0"/>
+          <w:sz w:val="21"/>
+          <w:shd w:val="clear" w:fill="auto"/>
+        </w:rPr>
+      </w:pPr>
+      <w:r>
+        <w:rPr>
+          <w:rFonts w:ascii="宋体" w:hAnsi="宋体" w:eastAsia="宋体" w:cs="宋体"/>
+          <w:color w:val="auto"/>
+          <w:spacing w:val="0"/>
+          <w:position w:val="0"/>
+          <w:sz w:val="21"/>
+          <w:shd w:val="clear" w:fill="auto"/>
+        </w:rPr>
+        <w:t>然后点击</w:t>
+      </w:r>
+      <w:r>
+        <w:rPr>
+          <w:rFonts w:ascii="宋体" w:hAnsi="宋体" w:eastAsia="宋体" w:cs="宋体"/>
+          <w:b/>
+          <w:color w:val="auto"/>
+          <w:spacing w:val="0"/>
+          <w:position w:val="0"/>
+          <w:sz w:val="21"/>
+          <w:shd w:val="clear" w:fill="auto"/>
+        </w:rPr>
+        <w:t>EventGraph</w:t>
+      </w:r>
+      <w:r>
+        <w:rPr>
+          <w:rFonts w:ascii="宋体" w:hAnsi="宋体" w:eastAsia="宋体" w:cs="宋体"/>
+          <w:color w:val="auto"/>
+          <w:spacing w:val="0"/>
+          <w:position w:val="0"/>
+          <w:sz w:val="21"/>
+          <w:shd w:val="clear" w:fill="auto"/>
+        </w:rPr>
+        <w:t>,实现下面的蓝图</w:t>
+      </w:r>
+    </w:p>
+    <w:p>
+      <w:pPr>
+        <w:spacing w:before="0" w:after="0" w:line="240" w:lineRule="auto"/>
+        <w:ind w:left="0" w:right="0" w:firstLine="0"/>
+        <w:jc w:val="both"/>
+        <w:rPr>
+          <w:rFonts w:ascii="宋体" w:hAnsi="宋体" w:eastAsia="宋体" w:cs="宋体"/>
+          <w:color w:val="auto"/>
+          <w:spacing w:val="0"/>
+          <w:position w:val="0"/>
+          <w:sz w:val="21"/>
+          <w:shd w:val="clear" w:fill="auto"/>
+        </w:rPr>
+      </w:pPr>
+      <w:r>
+        <w:object>
+          <v:shape id="_x0000_i1029" o:spt="75" type="#_x0000_t75" style="height:202.5pt;width:432pt;" o:ole="t" filled="f" o:preferrelative="t" coordsize="21600,21600">
+            <v:path/>
+            <v:fill on="f" focussize="0,0"/>
+            <v:stroke/>
+            <v:imagedata r:id="rId36" o:title=""/>
+            <o:lock v:ext="edit" aspectratio="t"/>
+            <w10:wrap type="none"/>
+            <w10:anchorlock/>
+          </v:shape>
+          <o:OLEObject Type="Embed" ProgID="StaticDib" ShapeID="_x0000_i1029" DrawAspect="Content" ObjectID="_1468075729" r:id="rId35">
             <o:LockedField>false</o:LockedField>
           </o:OLEObject>
         </w:object>
@@ -5796,7 +6461,7 @@
                     </pic:cNvPicPr>
                   </pic:nvPicPr>
                   <pic:blipFill>
-                    <a:blip r:embed="rId33"/>
+                    <a:blip r:embed="rId37"/>
                     <a:stretch>
                       <a:fillRect/>
                     </a:stretch>
@@ -5857,12 +6522,12 @@
             <v:path/>
             <v:fill on="f" focussize="0,0"/>
             <v:stroke/>
-            <v:imagedata r:id="rId35" o:title=""/>
+            <v:imagedata r:id="rId39" o:title=""/>
             <o:lock v:ext="edit" aspectratio="t"/>
             <w10:wrap type="none"/>
             <w10:anchorlock/>
           </v:shape>
-          <o:OLEObject Type="Embed" ProgID="StaticDib" ShapeID="_x0000_i1030" DrawAspect="Content" ObjectID="_1468075730" r:id="rId34">
+          <o:OLEObject Type="Embed" ProgID="StaticDib" ShapeID="_x0000_i1030" DrawAspect="Content" ObjectID="_1468075730" r:id="rId38">
             <o:LockedField>false</o:LockedField>
           </o:OLEObject>
         </w:object>
@@ -5972,7 +6637,7 @@
                     </pic:cNvPicPr>
                   </pic:nvPicPr>
                   <pic:blipFill>
-                    <a:blip r:embed="rId36"/>
+                    <a:blip r:embed="rId40"/>
                     <a:stretch>
                       <a:fillRect/>
                     </a:stretch>
@@ -6294,7 +6959,7 @@
     <w:lsdException w:unhideWhenUsed="0" w:uiPriority="0" w:semiHidden="0" w:name="HTML Sample"/>
     <w:lsdException w:unhideWhenUsed="0" w:uiPriority="0" w:semiHidden="0" w:name="HTML Typewriter"/>
     <w:lsdException w:unhideWhenUsed="0" w:uiPriority="0" w:semiHidden="0" w:name="HTML Variable"/>
-    <w:lsdException w:unhideWhenUsed="0" w:uiPriority="0" w:name="Normal Table"/>
+    <w:lsdException w:qFormat="1" w:unhideWhenUsed="0" w:uiPriority="0" w:name="Normal Table"/>
     <w:lsdException w:unhideWhenUsed="0" w:uiPriority="0" w:semiHidden="0" w:name="annotation subject"/>
     <w:lsdException w:unhideWhenUsed="0" w:uiPriority="0" w:semiHidden="0" w:name="Table Simple 1"/>
     <w:lsdException w:unhideWhenUsed="0" w:uiPriority="0" w:semiHidden="0" w:name="Table Simple 2"/>
@@ -6463,6 +7128,7 @@
   <w:style w:type="table" w:default="1" w:styleId="2">
     <w:name w:val="Normal Table"/>
     <w:semiHidden/>
+    <w:qFormat/>
     <w:uiPriority w:val="0"/>
     <w:tblPr>
       <w:tblCellMar>
@@ -6472,6 +7138,15 @@
         <w:right w:w="108" w:type="dxa"/>
       </w:tblCellMar>
     </w:tblPr>
+  </w:style>
+  <w:style w:type="character" w:styleId="4">
+    <w:name w:val="Strong"/>
+    <w:basedOn w:val="3"/>
+    <w:qFormat/>
+    <w:uiPriority w:val="0"/>
+    <w:rPr>
+      <w:b/>
+    </w:rPr>
   </w:style>
 </w:styles>
 </file>

--- a/Document/UE5/ue5使用备忘录.docx
+++ b/Document/UE5/ue5使用备忘录.docx
@@ -557,7 +557,6 @@
         <w:ind w:leftChars="0" w:right="0" w:rightChars="0"/>
         <w:jc w:val="both"/>
       </w:pPr>
-      <w:bookmarkStart w:id="0" w:name="_GoBack"/>
       <w:r>
         <w:drawing>
           <wp:inline distT="0" distB="0" distL="114300" distR="114300">
@@ -601,7 +600,6 @@
           </wp:inline>
         </w:drawing>
       </w:r>
-      <w:bookmarkEnd w:id="0"/>
     </w:p>
     <w:p>
       <w:pPr>
@@ -827,7 +825,7 @@
           <w:color w:val="FF0000"/>
           <w:lang w:val="en-US" w:eastAsia="zh-CN"/>
         </w:rPr>
-        <w:t>TSubclassOf的作用</w:t>
+        <w:t>7.TSubclassOf的作用</w:t>
       </w:r>
     </w:p>
     <w:p>
@@ -842,10 +840,6 @@
         <w:spacing w:before="0" w:after="0" w:line="240" w:lineRule="auto"/>
         <w:ind w:leftChars="0" w:right="0" w:rightChars="0"/>
         <w:jc w:val="both"/>
-        <w:rPr>
-          <w:rFonts w:hint="eastAsia" w:eastAsiaTheme="minorEastAsia"/>
-          <w:lang w:val="en-US" w:eastAsia="zh-CN"/>
-        </w:rPr>
       </w:pPr>
       <w:r>
         <w:drawing>
@@ -890,13 +884,6 @@
           </wp:inline>
         </w:drawing>
       </w:r>
-      <w:r>
-        <w:rPr>
-          <w:rFonts w:hint="eastAsia"/>
-          <w:lang w:val="en-US" w:eastAsia="zh-CN"/>
-        </w:rPr>
-        <w:t xml:space="preserve"> </w:t>
-      </w:r>
     </w:p>
     <w:p>
       <w:pPr>
@@ -911,8 +898,374 @@
         <w:ind w:leftChars="0" w:right="0" w:rightChars="0"/>
         <w:jc w:val="both"/>
         <w:rPr>
+          <w:rFonts w:hint="default" w:ascii="Segoe UI" w:hAnsi="Segoe UI" w:eastAsia="宋体" w:cs="Segoe UI"/>
+          <w:i w:val="0"/>
+          <w:iCs w:val="0"/>
+          <w:caps w:val="0"/>
+          <w:color w:val="FF0000"/>
+          <w:spacing w:val="0"/>
+          <w:sz w:val="24"/>
+          <w:szCs w:val="24"/>
+          <w:shd w:val="clear" w:fill="121212"/>
+          <w:lang w:val="en-US" w:eastAsia="zh-CN"/>
+        </w:rPr>
+      </w:pPr>
+      <w:r>
+        <w:rPr>
+          <w:rStyle w:val="5"/>
+          <w:rFonts w:hint="eastAsia" w:ascii="宋体" w:hAnsi="宋体" w:eastAsia="宋体" w:cs="宋体"/>
+          <w:i w:val="0"/>
+          <w:iCs w:val="0"/>
+          <w:caps w:val="0"/>
+          <w:color w:val="FF0000"/>
+          <w:spacing w:val="0"/>
+          <w:sz w:val="24"/>
+          <w:szCs w:val="24"/>
+          <w:bdr w:val="none" w:color="auto" w:sz="0" w:space="0"/>
+          <w:vertAlign w:val="baseline"/>
+          <w:lang w:val="en-US" w:eastAsia="zh-CN"/>
+        </w:rPr>
+        <w:t>8.</w:t>
+      </w:r>
+      <w:r>
+        <w:rPr>
+          <w:rStyle w:val="5"/>
+          <w:rFonts w:ascii="宋体" w:hAnsi="宋体" w:eastAsia="宋体" w:cs="宋体"/>
+          <w:i w:val="0"/>
+          <w:iCs w:val="0"/>
+          <w:caps w:val="0"/>
+          <w:color w:val="FF0000"/>
+          <w:spacing w:val="0"/>
+          <w:sz w:val="24"/>
+          <w:szCs w:val="24"/>
+          <w:bdr w:val="none" w:color="auto" w:sz="0" w:space="0"/>
+          <w:vertAlign w:val="baseline"/>
+        </w:rPr>
+        <w:t>BlueprintCallable</w:t>
+      </w:r>
+      <w:r>
+        <w:rPr>
+          <w:rStyle w:val="5"/>
+          <w:rFonts w:hint="eastAsia" w:ascii="宋体" w:hAnsi="宋体" w:eastAsia="宋体" w:cs="宋体"/>
+          <w:i w:val="0"/>
+          <w:iCs w:val="0"/>
+          <w:caps w:val="0"/>
+          <w:color w:val="FF0000"/>
+          <w:spacing w:val="0"/>
+          <w:sz w:val="24"/>
+          <w:szCs w:val="24"/>
+          <w:bdr w:val="none" w:color="auto" w:sz="0" w:space="0"/>
+          <w:vertAlign w:val="baseline"/>
+          <w:lang w:val="en-US" w:eastAsia="zh-CN"/>
+        </w:rPr>
+        <w:t>的作用</w:t>
+      </w:r>
+    </w:p>
+    <w:p>
+      <w:pPr>
+        <w:numPr>
+          <w:ilvl w:val="0"/>
+          <w:numId w:val="0"/>
+        </w:numPr>
+        <w:pBdr>
+          <w:bottom w:val="single" w:color="auto" w:sz="4" w:space="0"/>
+        </w:pBdr>
+        <w:spacing w:before="0" w:after="0" w:line="240" w:lineRule="auto"/>
+        <w:ind w:leftChars="0" w:right="0" w:rightChars="0"/>
+        <w:jc w:val="both"/>
+        <w:rPr>
+          <w:rFonts w:hint="eastAsia" w:eastAsiaTheme="minorEastAsia"/>
+          <w:lang w:val="en-US" w:eastAsia="zh-CN"/>
+        </w:rPr>
+      </w:pPr>
+      <w:r>
+        <w:rPr>
+          <w:rFonts w:hint="eastAsia"/>
+          <w:lang w:val="en-US" w:eastAsia="zh-CN"/>
+        </w:rPr>
+        <w:t xml:space="preserve"> </w:t>
+      </w:r>
+      <w:r>
+        <w:drawing>
+          <wp:inline distT="0" distB="0" distL="114300" distR="114300">
+            <wp:extent cx="5266690" cy="2388235"/>
+            <wp:effectExtent l="0" t="0" r="10160" b="12065"/>
+            <wp:docPr id="26" name="图片 7"/>
+            <wp:cNvGraphicFramePr>
+              <a:graphicFrameLocks xmlns:a="http://schemas.openxmlformats.org/drawingml/2006/main" noChangeAspect="1"/>
+            </wp:cNvGraphicFramePr>
+            <a:graphic xmlns:a="http://schemas.openxmlformats.org/drawingml/2006/main">
+              <a:graphicData uri="http://schemas.openxmlformats.org/drawingml/2006/picture">
+                <pic:pic xmlns:pic="http://schemas.openxmlformats.org/drawingml/2006/picture">
+                  <pic:nvPicPr>
+                    <pic:cNvPr id="26" name="图片 7"/>
+                    <pic:cNvPicPr>
+                      <a:picLocks noChangeAspect="1"/>
+                    </pic:cNvPicPr>
+                  </pic:nvPicPr>
+                  <pic:blipFill>
+                    <a:blip r:embed="rId8"/>
+                    <a:stretch>
+                      <a:fillRect/>
+                    </a:stretch>
+                  </pic:blipFill>
+                  <pic:spPr>
+                    <a:xfrm>
+                      <a:off x="0" y="0"/>
+                      <a:ext cx="5266690" cy="2388235"/>
+                    </a:xfrm>
+                    <a:prstGeom prst="rect">
+                      <a:avLst/>
+                    </a:prstGeom>
+                    <a:noFill/>
+                    <a:ln>
+                      <a:noFill/>
+                    </a:ln>
+                  </pic:spPr>
+                </pic:pic>
+              </a:graphicData>
+            </a:graphic>
+          </wp:inline>
+        </w:drawing>
+      </w:r>
+    </w:p>
+    <w:p>
+      <w:pPr>
+        <w:numPr>
+          <w:ilvl w:val="0"/>
+          <w:numId w:val="2"/>
+        </w:numPr>
+        <w:pBdr>
+          <w:bottom w:val="single" w:color="auto" w:sz="4" w:space="0"/>
+        </w:pBdr>
+        <w:spacing w:before="0" w:after="0" w:line="240" w:lineRule="auto"/>
+        <w:ind w:leftChars="0" w:right="0" w:rightChars="0"/>
+        <w:jc w:val="both"/>
+        <w:rPr>
+          <w:rFonts w:hint="eastAsia" w:ascii="Cascadia Mono" w:hAnsi="Cascadia Mono" w:eastAsia="宋体"/>
+          <w:i/>
+          <w:color w:val="2F4F4F"/>
+          <w:sz w:val="19"/>
+          <w:szCs w:val="24"/>
+          <w:highlight w:val="white"/>
+          <w:lang w:val="en-US" w:eastAsia="zh-CN"/>
+        </w:rPr>
+      </w:pPr>
+      <w:r>
+        <w:rPr>
+          <w:rFonts w:hint="eastAsia" w:ascii="Cascadia Mono" w:hAnsi="Cascadia Mono" w:eastAsia="宋体"/>
+          <w:i/>
+          <w:color w:val="2F4F4F"/>
+          <w:sz w:val="19"/>
+          <w:szCs w:val="24"/>
+          <w:highlight w:val="white"/>
+          <w:lang w:val="en-US" w:eastAsia="zh-CN"/>
+        </w:rPr>
+        <w:t>B</w:t>
+      </w:r>
+      <w:r>
+        <w:rPr>
+          <w:rFonts w:hint="eastAsia" w:ascii="Cascadia Mono" w:hAnsi="Cascadia Mono" w:eastAsia="Cascadia Mono"/>
+          <w:i/>
+          <w:color w:val="2F4F4F"/>
+          <w:sz w:val="19"/>
+          <w:szCs w:val="24"/>
+          <w:highlight w:val="white"/>
+        </w:rPr>
+        <w:t>lueprintPure</w:t>
+      </w:r>
+      <w:r>
+        <w:rPr>
+          <w:rFonts w:hint="eastAsia" w:ascii="Cascadia Mono" w:hAnsi="Cascadia Mono" w:eastAsia="宋体"/>
+          <w:i/>
+          <w:color w:val="2F4F4F"/>
+          <w:sz w:val="19"/>
+          <w:szCs w:val="24"/>
+          <w:highlight w:val="white"/>
+          <w:lang w:val="en-US" w:eastAsia="zh-CN"/>
+        </w:rPr>
+        <w:t>的作用</w:t>
+      </w:r>
+    </w:p>
+    <w:p>
+      <w:pPr>
+        <w:numPr>
+          <w:numId w:val="0"/>
+        </w:numPr>
+        <w:pBdr>
+          <w:bottom w:val="single" w:color="auto" w:sz="4" w:space="0"/>
+        </w:pBdr>
+        <w:spacing w:before="0" w:after="0" w:line="240" w:lineRule="auto"/>
+        <w:ind w:right="0" w:rightChars="0"/>
+        <w:jc w:val="both"/>
+      </w:pPr>
+      <w:r>
+        <w:drawing>
+          <wp:inline distT="0" distB="0" distL="114300" distR="114300">
+            <wp:extent cx="5268595" cy="2397125"/>
+            <wp:effectExtent l="0" t="0" r="8255" b="3175"/>
+            <wp:docPr id="27" name="图片 8"/>
+            <wp:cNvGraphicFramePr>
+              <a:graphicFrameLocks xmlns:a="http://schemas.openxmlformats.org/drawingml/2006/main" noChangeAspect="1"/>
+            </wp:cNvGraphicFramePr>
+            <a:graphic xmlns:a="http://schemas.openxmlformats.org/drawingml/2006/main">
+              <a:graphicData uri="http://schemas.openxmlformats.org/drawingml/2006/picture">
+                <pic:pic xmlns:pic="http://schemas.openxmlformats.org/drawingml/2006/picture">
+                  <pic:nvPicPr>
+                    <pic:cNvPr id="27" name="图片 8"/>
+                    <pic:cNvPicPr>
+                      <a:picLocks noChangeAspect="1"/>
+                    </pic:cNvPicPr>
+                  </pic:nvPicPr>
+                  <pic:blipFill>
+                    <a:blip r:embed="rId9"/>
+                    <a:stretch>
+                      <a:fillRect/>
+                    </a:stretch>
+                  </pic:blipFill>
+                  <pic:spPr>
+                    <a:xfrm>
+                      <a:off x="0" y="0"/>
+                      <a:ext cx="5268595" cy="2397125"/>
+                    </a:xfrm>
+                    <a:prstGeom prst="rect">
+                      <a:avLst/>
+                    </a:prstGeom>
+                    <a:noFill/>
+                    <a:ln>
+                      <a:noFill/>
+                    </a:ln>
+                  </pic:spPr>
+                </pic:pic>
+              </a:graphicData>
+            </a:graphic>
+          </wp:inline>
+        </w:drawing>
+      </w:r>
+    </w:p>
+    <w:p>
+      <w:pPr>
+        <w:numPr>
+          <w:numId w:val="0"/>
+        </w:numPr>
+        <w:pBdr>
+          <w:bottom w:val="single" w:color="auto" w:sz="4" w:space="0"/>
+        </w:pBdr>
+        <w:spacing w:before="0" w:after="0" w:line="240" w:lineRule="auto"/>
+        <w:ind w:right="0" w:rightChars="0"/>
+        <w:jc w:val="both"/>
+        <w:rPr>
+          <w:rFonts w:hint="eastAsia"/>
+          <w:lang w:val="en-US" w:eastAsia="zh-CN"/>
+        </w:rPr>
+      </w:pPr>
+      <w:r>
+        <w:rPr>
+          <w:rFonts w:hint="eastAsia"/>
+          <w:lang w:val="en-US" w:eastAsia="zh-CN"/>
+        </w:rPr>
+        <w:t>在蓝图的样子</w:t>
+      </w:r>
+    </w:p>
+    <w:p>
+      <w:pPr>
+        <w:numPr>
+          <w:numId w:val="0"/>
+        </w:numPr>
+        <w:pBdr>
+          <w:bottom w:val="single" w:color="auto" w:sz="4" w:space="0"/>
+        </w:pBdr>
+        <w:spacing w:before="0" w:after="0" w:line="240" w:lineRule="auto"/>
+        <w:ind w:right="0" w:rightChars="0"/>
+        <w:jc w:val="both"/>
+        <w:rPr>
+          <w:rFonts w:hint="default"/>
+          <w:lang w:val="en-US" w:eastAsia="zh-CN"/>
+        </w:rPr>
+      </w:pPr>
+      <w:r>
+        <w:drawing>
+          <wp:inline distT="0" distB="0" distL="114300" distR="114300">
+            <wp:extent cx="3448050" cy="1200150"/>
+            <wp:effectExtent l="0" t="0" r="0" b="0"/>
+            <wp:docPr id="28" name="图片 9"/>
+            <wp:cNvGraphicFramePr>
+              <a:graphicFrameLocks xmlns:a="http://schemas.openxmlformats.org/drawingml/2006/main" noChangeAspect="1"/>
+            </wp:cNvGraphicFramePr>
+            <a:graphic xmlns:a="http://schemas.openxmlformats.org/drawingml/2006/main">
+              <a:graphicData uri="http://schemas.openxmlformats.org/drawingml/2006/picture">
+                <pic:pic xmlns:pic="http://schemas.openxmlformats.org/drawingml/2006/picture">
+                  <pic:nvPicPr>
+                    <pic:cNvPr id="28" name="图片 9"/>
+                    <pic:cNvPicPr>
+                      <a:picLocks noChangeAspect="1"/>
+                    </pic:cNvPicPr>
+                  </pic:nvPicPr>
+                  <pic:blipFill>
+                    <a:blip r:embed="rId10"/>
+                    <a:stretch>
+                      <a:fillRect/>
+                    </a:stretch>
+                  </pic:blipFill>
+                  <pic:spPr>
+                    <a:xfrm>
+                      <a:off x="0" y="0"/>
+                      <a:ext cx="3448050" cy="1200150"/>
+                    </a:xfrm>
+                    <a:prstGeom prst="rect">
+                      <a:avLst/>
+                    </a:prstGeom>
+                    <a:noFill/>
+                    <a:ln>
+                      <a:noFill/>
+                    </a:ln>
+                  </pic:spPr>
+                </pic:pic>
+              </a:graphicData>
+            </a:graphic>
+          </wp:inline>
+        </w:drawing>
+      </w:r>
+      <w:bookmarkStart w:id="0" w:name="_GoBack"/>
+      <w:bookmarkEnd w:id="0"/>
+    </w:p>
+    <w:p>
+      <w:pPr>
+        <w:numPr>
+          <w:numId w:val="0"/>
+        </w:numPr>
+        <w:pBdr>
+          <w:bottom w:val="single" w:color="auto" w:sz="4" w:space="0"/>
+        </w:pBdr>
+        <w:spacing w:before="0" w:after="0" w:line="240" w:lineRule="auto"/>
+        <w:ind w:right="0" w:rightChars="0"/>
+        <w:jc w:val="both"/>
+        <w:rPr>
+          <w:rFonts w:hint="eastAsia" w:ascii="Cascadia Mono" w:hAnsi="Cascadia Mono" w:eastAsia="宋体"/>
+          <w:i/>
+          <w:color w:val="2F4F4F"/>
+          <w:sz w:val="19"/>
+          <w:szCs w:val="24"/>
+          <w:highlight w:val="white"/>
+          <w:lang w:val="en-US" w:eastAsia="zh-CN"/>
+        </w:rPr>
+      </w:pPr>
+    </w:p>
+    <w:p>
+      <w:pPr>
+        <w:numPr>
+          <w:numId w:val="0"/>
+        </w:numPr>
+        <w:pBdr>
+          <w:bottom w:val="single" w:color="auto" w:sz="4" w:space="0"/>
+        </w:pBdr>
+        <w:spacing w:before="0" w:after="0" w:line="240" w:lineRule="auto"/>
+        <w:ind w:right="0" w:rightChars="0"/>
+        <w:jc w:val="both"/>
+        <w:rPr>
           <w:rFonts w:hint="default" w:ascii="Cascadia Mono" w:hAnsi="Cascadia Mono" w:eastAsia="宋体"/>
-          <w:color w:val="000000"/>
+          <w:i/>
+          <w:color w:val="2F4F4F"/>
           <w:sz w:val="19"/>
           <w:szCs w:val="24"/>
           <w:highlight w:val="white"/>
@@ -997,7 +1350,7 @@
                     </pic:cNvPicPr>
                   </pic:nvPicPr>
                   <pic:blipFill>
-                    <a:blip r:embed="rId8"/>
+                    <a:blip r:embed="rId11"/>
                     <a:stretch>
                       <a:fillRect/>
                     </a:stretch>
@@ -1082,7 +1435,7 @@
                     </pic:cNvPicPr>
                   </pic:nvPicPr>
                   <pic:blipFill>
-                    <a:blip r:embed="rId9"/>
+                    <a:blip r:embed="rId12"/>
                     <a:stretch>
                       <a:fillRect/>
                     </a:stretch>
@@ -1138,7 +1491,7 @@
       <w:pPr>
         <w:numPr>
           <w:ilvl w:val="0"/>
-          <w:numId w:val="2"/>
+          <w:numId w:val="3"/>
         </w:numPr>
         <w:pBdr>
           <w:bottom w:val="single" w:color="auto" w:sz="4" w:space="0"/>
@@ -1174,7 +1527,7 @@
                     </pic:cNvPicPr>
                   </pic:nvPicPr>
                   <pic:blipFill>
-                    <a:blip r:embed="rId10"/>
+                    <a:blip r:embed="rId13"/>
                     <a:stretch>
                       <a:fillRect/>
                     </a:stretch>
@@ -1203,7 +1556,7 @@
       <w:pPr>
         <w:numPr>
           <w:ilvl w:val="0"/>
-          <w:numId w:val="2"/>
+          <w:numId w:val="3"/>
         </w:numPr>
         <w:pBdr>
           <w:bottom w:val="single" w:color="auto" w:sz="4" w:space="0"/>
@@ -1228,7 +1581,7 @@
       <w:pPr>
         <w:numPr>
           <w:ilvl w:val="0"/>
-          <w:numId w:val="2"/>
+          <w:numId w:val="3"/>
         </w:numPr>
         <w:pBdr>
           <w:bottom w:val="single" w:color="auto" w:sz="4" w:space="0"/>
@@ -1288,7 +1641,7 @@
                     </pic:cNvPicPr>
                   </pic:nvPicPr>
                   <pic:blipFill>
-                    <a:blip r:embed="rId11"/>
+                    <a:blip r:embed="rId14"/>
                     <a:stretch>
                       <a:fillRect/>
                     </a:stretch>
@@ -1345,7 +1698,7 @@
                     </pic:cNvPicPr>
                   </pic:nvPicPr>
                   <pic:blipFill>
-                    <a:blip r:embed="rId12"/>
+                    <a:blip r:embed="rId15"/>
                     <a:stretch>
                       <a:fillRect/>
                     </a:stretch>
@@ -1374,7 +1727,7 @@
       <w:pPr>
         <w:numPr>
           <w:ilvl w:val="0"/>
-          <w:numId w:val="2"/>
+          <w:numId w:val="3"/>
         </w:numPr>
         <w:pBdr>
           <w:bottom w:val="single" w:color="auto" w:sz="4" w:space="0"/>
@@ -1427,7 +1780,7 @@
                     </pic:cNvPicPr>
                   </pic:nvPicPr>
                   <pic:blipFill>
-                    <a:blip r:embed="rId13"/>
+                    <a:blip r:embed="rId16"/>
                     <a:stretch>
                       <a:fillRect/>
                     </a:stretch>
@@ -1487,7 +1840,7 @@
       <w:pPr>
         <w:numPr>
           <w:ilvl w:val="0"/>
-          <w:numId w:val="3"/>
+          <w:numId w:val="4"/>
         </w:numPr>
         <w:pBdr>
           <w:bottom w:val="single" w:color="auto" w:sz="4" w:space="0"/>
@@ -1547,7 +1900,7 @@
                     </pic:cNvPicPr>
                   </pic:nvPicPr>
                   <pic:blipFill>
-                    <a:blip r:embed="rId14"/>
+                    <a:blip r:embed="rId17"/>
                     <a:stretch>
                       <a:fillRect/>
                     </a:stretch>
@@ -1576,7 +1929,7 @@
       <w:pPr>
         <w:numPr>
           <w:ilvl w:val="0"/>
-          <w:numId w:val="3"/>
+          <w:numId w:val="4"/>
         </w:numPr>
         <w:pBdr>
           <w:bottom w:val="single" w:color="auto" w:sz="4" w:space="0"/>
@@ -1647,7 +2000,7 @@
                     </pic:cNvPicPr>
                   </pic:nvPicPr>
                   <pic:blipFill>
-                    <a:blip r:embed="rId15"/>
+                    <a:blip r:embed="rId18"/>
                     <a:stretch>
                       <a:fillRect/>
                     </a:stretch>
@@ -1676,7 +2029,7 @@
       <w:pPr>
         <w:numPr>
           <w:ilvl w:val="0"/>
-          <w:numId w:val="3"/>
+          <w:numId w:val="4"/>
         </w:numPr>
         <w:pBdr>
           <w:bottom w:val="single" w:color="auto" w:sz="4" w:space="0"/>
@@ -1729,7 +2082,7 @@
                     </pic:cNvPicPr>
                   </pic:nvPicPr>
                   <pic:blipFill>
-                    <a:blip r:embed="rId16"/>
+                    <a:blip r:embed="rId19"/>
                     <a:stretch>
                       <a:fillRect/>
                     </a:stretch>
@@ -1758,7 +2111,7 @@
       <w:pPr>
         <w:numPr>
           <w:ilvl w:val="0"/>
-          <w:numId w:val="3"/>
+          <w:numId w:val="4"/>
         </w:numPr>
         <w:pBdr>
           <w:bottom w:val="single" w:color="auto" w:sz="4" w:space="0"/>
@@ -1811,7 +2164,7 @@
                     </pic:cNvPicPr>
                   </pic:nvPicPr>
                   <pic:blipFill>
-                    <a:blip r:embed="rId17"/>
+                    <a:blip r:embed="rId20"/>
                     <a:stretch>
                       <a:fillRect/>
                     </a:stretch>
@@ -1854,7 +2207,7 @@
                     </pic:cNvPicPr>
                   </pic:nvPicPr>
                   <pic:blipFill>
-                    <a:blip r:embed="rId18"/>
+                    <a:blip r:embed="rId21"/>
                     <a:stretch>
                       <a:fillRect/>
                     </a:stretch>
@@ -1936,7 +2289,7 @@
                     </pic:cNvPicPr>
                   </pic:nvPicPr>
                   <pic:blipFill>
-                    <a:blip r:embed="rId19"/>
+                    <a:blip r:embed="rId22"/>
                     <a:stretch>
                       <a:fillRect/>
                     </a:stretch>
@@ -1996,7 +2349,7 @@
       <w:pPr>
         <w:numPr>
           <w:ilvl w:val="0"/>
-          <w:numId w:val="4"/>
+          <w:numId w:val="5"/>
         </w:numPr>
         <w:pBdr>
           <w:bottom w:val="single" w:color="auto" w:sz="4" w:space="0"/>
@@ -2078,7 +2431,7 @@
                     </pic:cNvPicPr>
                   </pic:nvPicPr>
                   <pic:blipFill>
-                    <a:blip r:embed="rId20"/>
+                    <a:blip r:embed="rId23"/>
                     <a:stretch>
                       <a:fillRect/>
                     </a:stretch>
@@ -2160,7 +2513,7 @@
                     </pic:cNvPicPr>
                   </pic:nvPicPr>
                   <pic:blipFill>
-                    <a:blip r:embed="rId21"/>
+                    <a:blip r:embed="rId24"/>
                     <a:stretch>
                       <a:fillRect/>
                     </a:stretch>
@@ -2220,7 +2573,7 @@
       <w:pPr>
         <w:numPr>
           <w:ilvl w:val="0"/>
-          <w:numId w:val="5"/>
+          <w:numId w:val="6"/>
         </w:numPr>
         <w:pBdr>
           <w:bottom w:val="single" w:color="auto" w:sz="4" w:space="0"/>
@@ -2409,7 +2762,7 @@
                     </pic:cNvPicPr>
                   </pic:nvPicPr>
                   <pic:blipFill>
-                    <a:blip r:embed="rId22"/>
+                    <a:blip r:embed="rId25"/>
                     <a:stretch>
                       <a:fillRect/>
                     </a:stretch>
@@ -2495,7 +2848,7 @@
                     </pic:cNvPicPr>
                   </pic:nvPicPr>
                   <pic:blipFill>
-                    <a:blip r:embed="rId23"/>
+                    <a:blip r:embed="rId26"/>
                     <a:stretch>
                       <a:fillRect/>
                     </a:stretch>
@@ -2565,7 +2918,7 @@
       <w:pPr>
         <w:numPr>
           <w:ilvl w:val="0"/>
-          <w:numId w:val="6"/>
+          <w:numId w:val="7"/>
         </w:numPr>
         <w:pBdr>
           <w:bottom w:val="single" w:color="auto" w:sz="4" w:space="0"/>
@@ -2592,7 +2945,7 @@
       <w:pPr>
         <w:numPr>
           <w:ilvl w:val="0"/>
-          <w:numId w:val="6"/>
+          <w:numId w:val="7"/>
         </w:numPr>
         <w:pBdr>
           <w:bottom w:val="single" w:color="auto" w:sz="4" w:space="0"/>
@@ -2619,7 +2972,7 @@
       <w:pPr>
         <w:numPr>
           <w:ilvl w:val="0"/>
-          <w:numId w:val="6"/>
+          <w:numId w:val="7"/>
         </w:numPr>
         <w:pBdr>
           <w:bottom w:val="single" w:color="auto" w:sz="4" w:space="0"/>
@@ -2714,7 +3067,7 @@
                     </pic:cNvPicPr>
                   </pic:nvPicPr>
                   <pic:blipFill>
-                    <a:blip r:embed="rId24"/>
+                    <a:blip r:embed="rId27"/>
                     <a:stretch>
                       <a:fillRect/>
                     </a:stretch>
@@ -5131,7 +5484,7 @@
                     </pic:cNvPicPr>
                   </pic:nvPicPr>
                   <pic:blipFill>
-                    <a:blip r:embed="rId25"/>
+                    <a:blip r:embed="rId28"/>
                     <a:stretch>
                       <a:fillRect/>
                     </a:stretch>
@@ -5205,7 +5558,7 @@
                     </pic:cNvPicPr>
                   </pic:nvPicPr>
                   <pic:blipFill>
-                    <a:blip r:embed="rId26"/>
+                    <a:blip r:embed="rId29"/>
                     <a:stretch>
                       <a:fillRect/>
                     </a:stretch>
@@ -5516,12 +5869,12 @@
             <v:path/>
             <v:fill on="f" focussize="0,0"/>
             <v:stroke/>
-            <v:imagedata r:id="rId28" o:title=""/>
+            <v:imagedata r:id="rId31" o:title=""/>
             <o:lock v:ext="edit" aspectratio="t"/>
             <w10:wrap type="none"/>
             <w10:anchorlock/>
           </v:shape>
-          <o:OLEObject Type="Embed" ProgID="StaticMetafile" ShapeID="_x0000_i1025" DrawAspect="Content" ObjectID="_1468075725" r:id="rId27">
+          <o:OLEObject Type="Embed" ProgID="StaticMetafile" ShapeID="_x0000_i1025" DrawAspect="Content" ObjectID="_1468075725" r:id="rId30">
             <o:LockedField>false</o:LockedField>
           </o:OLEObject>
         </w:object>
@@ -6149,12 +6502,12 @@
             <v:path/>
             <v:fill on="f" focussize="0,0"/>
             <v:stroke/>
-            <v:imagedata r:id="rId30" o:title=""/>
+            <v:imagedata r:id="rId33" o:title=""/>
             <o:lock v:ext="edit" aspectratio="t"/>
             <w10:wrap type="none"/>
             <w10:anchorlock/>
           </v:shape>
-          <o:OLEObject Type="Embed" ProgID="StaticDib" ShapeID="_x0000_i1026" DrawAspect="Content" ObjectID="_1468075726" r:id="rId29">
+          <o:OLEObject Type="Embed" ProgID="StaticDib" ShapeID="_x0000_i1026" DrawAspect="Content" ObjectID="_1468075726" r:id="rId32">
             <o:LockedField>false</o:LockedField>
           </o:OLEObject>
         </w:object>
@@ -6206,12 +6559,12 @@
             <v:path/>
             <v:fill on="f" focussize="0,0"/>
             <v:stroke/>
-            <v:imagedata r:id="rId32" o:title=""/>
+            <v:imagedata r:id="rId35" o:title=""/>
             <o:lock v:ext="edit" aspectratio="t"/>
             <w10:wrap type="none"/>
             <w10:anchorlock/>
           </v:shape>
-          <o:OLEObject Type="Embed" ProgID="StaticDib" ShapeID="_x0000_i1027" DrawAspect="Content" ObjectID="_1468075727" r:id="rId31">
+          <o:OLEObject Type="Embed" ProgID="StaticDib" ShapeID="_x0000_i1027" DrawAspect="Content" ObjectID="_1468075727" r:id="rId34">
             <o:LockedField>false</o:LockedField>
           </o:OLEObject>
         </w:object>
@@ -6263,12 +6616,12 @@
             <v:path/>
             <v:fill on="f" focussize="0,0"/>
             <v:stroke/>
-            <v:imagedata r:id="rId34" o:title=""/>
+            <v:imagedata r:id="rId37" o:title=""/>
             <o:lock v:ext="edit" aspectratio="t"/>
             <w10:wrap type="none"/>
             <w10:anchorlock/>
           </v:shape>
-          <o:OLEObject Type="Embed" ProgID="StaticDib" ShapeID="_x0000_i1028" DrawAspect="Content" ObjectID="_1468075728" r:id="rId33">
+          <o:OLEObject Type="Embed" ProgID="StaticDib" ShapeID="_x0000_i1028" DrawAspect="Content" ObjectID="_1468075728" r:id="rId36">
             <o:LockedField>false</o:LockedField>
           </o:OLEObject>
         </w:object>
@@ -6343,12 +6696,12 @@
             <v:path/>
             <v:fill on="f" focussize="0,0"/>
             <v:stroke/>
-            <v:imagedata r:id="rId36" o:title=""/>
+            <v:imagedata r:id="rId39" o:title=""/>
             <o:lock v:ext="edit" aspectratio="t"/>
             <w10:wrap type="none"/>
             <w10:anchorlock/>
           </v:shape>
-          <o:OLEObject Type="Embed" ProgID="StaticDib" ShapeID="_x0000_i1029" DrawAspect="Content" ObjectID="_1468075729" r:id="rId35">
+          <o:OLEObject Type="Embed" ProgID="StaticDib" ShapeID="_x0000_i1029" DrawAspect="Content" ObjectID="_1468075729" r:id="rId38">
             <o:LockedField>false</o:LockedField>
           </o:OLEObject>
         </w:object>
@@ -6461,7 +6814,7 @@
                     </pic:cNvPicPr>
                   </pic:nvPicPr>
                   <pic:blipFill>
-                    <a:blip r:embed="rId37"/>
+                    <a:blip r:embed="rId40"/>
                     <a:stretch>
                       <a:fillRect/>
                     </a:stretch>
@@ -6522,12 +6875,12 @@
             <v:path/>
             <v:fill on="f" focussize="0,0"/>
             <v:stroke/>
-            <v:imagedata r:id="rId39" o:title=""/>
+            <v:imagedata r:id="rId42" o:title=""/>
             <o:lock v:ext="edit" aspectratio="t"/>
             <w10:wrap type="none"/>
             <w10:anchorlock/>
           </v:shape>
-          <o:OLEObject Type="Embed" ProgID="StaticDib" ShapeID="_x0000_i1030" DrawAspect="Content" ObjectID="_1468075730" r:id="rId38">
+          <o:OLEObject Type="Embed" ProgID="StaticDib" ShapeID="_x0000_i1030" DrawAspect="Content" ObjectID="_1468075730" r:id="rId41">
             <o:LockedField>false</o:LockedField>
           </o:OLEObject>
         </w:object>
@@ -6637,7 +6990,7 @@
                     </pic:cNvPicPr>
                   </pic:nvPicPr>
                   <pic:blipFill>
-                    <a:blip r:embed="rId40"/>
+                    <a:blip r:embed="rId43"/>
                     <a:stretch>
                       <a:fillRect/>
                     </a:stretch>
@@ -6809,6 +7162,22 @@
     </w:lvl>
   </w:abstractNum>
   <w:abstractNum w:abstractNumId="5">
+    <w:nsid w:val="EA6C467D"/>
+    <w:multiLevelType w:val="singleLevel"/>
+    <w:tmpl w:val="EA6C467D"/>
+    <w:lvl w:ilvl="0" w:tentative="0">
+      <w:start w:val="9"/>
+      <w:numFmt w:val="decimal"/>
+      <w:lvlText w:val="%1."/>
+      <w:lvlJc w:val="left"/>
+      <w:pPr>
+        <w:tabs>
+          <w:tab w:val="left" w:pos="312"/>
+        </w:tabs>
+      </w:pPr>
+    </w:lvl>
+  </w:abstractNum>
+  <w:abstractNum w:abstractNumId="6">
     <w:nsid w:val="4D30D705"/>
     <w:multiLevelType w:val="singleLevel"/>
     <w:tmpl w:val="4D30D705"/>
@@ -6828,18 +7197,21 @@
     <w:abstractNumId w:val="4"/>
   </w:num>
   <w:num w:numId="2">
+    <w:abstractNumId w:val="5"/>
+  </w:num>
+  <w:num w:numId="3">
     <w:abstractNumId w:val="0"/>
   </w:num>
-  <w:num w:numId="3">
-    <w:abstractNumId w:val="5"/>
+  <w:num w:numId="4">
+    <w:abstractNumId w:val="6"/>
   </w:num>
-  <w:num w:numId="4">
+  <w:num w:numId="5">
     <w:abstractNumId w:val="1"/>
   </w:num>
-  <w:num w:numId="5">
+  <w:num w:numId="6">
     <w:abstractNumId w:val="2"/>
   </w:num>
-  <w:num w:numId="6">
+  <w:num w:numId="7">
     <w:abstractNumId w:val="3"/>
   </w:num>
 </w:numbering>
@@ -7148,6 +7520,15 @@
       <w:b/>
     </w:rPr>
   </w:style>
+  <w:style w:type="character" w:styleId="5">
+    <w:name w:val="HTML Code"/>
+    <w:basedOn w:val="3"/>
+    <w:uiPriority w:val="0"/>
+    <w:rPr>
+      <w:rFonts w:ascii="Courier New" w:hAnsi="Courier New"/>
+      <w:sz w:val="20"/>
+    </w:rPr>
+  </w:style>
 </w:styles>
 </file>
 

--- a/Document/UE5/ue5使用备忘录.docx
+++ b/Document/UE5/ue5使用备忘录.docx
@@ -921,7 +921,6 @@
           <w:spacing w:val="0"/>
           <w:sz w:val="24"/>
           <w:szCs w:val="24"/>
-          <w:bdr w:val="none" w:color="auto" w:sz="0" w:space="0"/>
           <w:vertAlign w:val="baseline"/>
           <w:lang w:val="en-US" w:eastAsia="zh-CN"/>
         </w:rPr>
@@ -938,7 +937,6 @@
           <w:spacing w:val="0"/>
           <w:sz w:val="24"/>
           <w:szCs w:val="24"/>
-          <w:bdr w:val="none" w:color="auto" w:sz="0" w:space="0"/>
           <w:vertAlign w:val="baseline"/>
         </w:rPr>
         <w:t>BlueprintCallable</w:t>
@@ -954,7 +952,6 @@
           <w:spacing w:val="0"/>
           <w:sz w:val="24"/>
           <w:szCs w:val="24"/>
-          <w:bdr w:val="none" w:color="auto" w:sz="0" w:space="0"/>
           <w:vertAlign w:val="baseline"/>
           <w:lang w:val="en-US" w:eastAsia="zh-CN"/>
         </w:rPr>
@@ -1090,6 +1087,7 @@
     <w:p>
       <w:pPr>
         <w:numPr>
+          <w:ilvl w:val="0"/>
           <w:numId w:val="0"/>
         </w:numPr>
         <w:pBdr>
@@ -1146,6 +1144,7 @@
     <w:p>
       <w:pPr>
         <w:numPr>
+          <w:ilvl w:val="0"/>
           <w:numId w:val="0"/>
         </w:numPr>
         <w:pBdr>
@@ -1170,6 +1169,7 @@
     <w:p>
       <w:pPr>
         <w:numPr>
+          <w:ilvl w:val="0"/>
           <w:numId w:val="0"/>
         </w:numPr>
         <w:pBdr>
@@ -1178,10 +1178,6 @@
         <w:spacing w:before="0" w:after="0" w:line="240" w:lineRule="auto"/>
         <w:ind w:right="0" w:rightChars="0"/>
         <w:jc w:val="both"/>
-        <w:rPr>
-          <w:rFonts w:hint="default"/>
-          <w:lang w:val="en-US" w:eastAsia="zh-CN"/>
-        </w:rPr>
       </w:pPr>
       <w:r>
         <w:drawing>
@@ -1226,8 +1222,75 @@
           </wp:inline>
         </w:drawing>
       </w:r>
-      <w:bookmarkStart w:id="0" w:name="_GoBack"/>
-      <w:bookmarkEnd w:id="0"/>
+    </w:p>
+    <w:p>
+      <w:pPr>
+        <w:numPr>
+          <w:ilvl w:val="0"/>
+          <w:numId w:val="2"/>
+        </w:numPr>
+        <w:pBdr>
+          <w:bottom w:val="single" w:color="auto" w:sz="4" w:space="0"/>
+        </w:pBdr>
+        <w:spacing w:before="0" w:after="0" w:line="240" w:lineRule="auto"/>
+        <w:ind w:left="0" w:leftChars="0" w:right="0" w:rightChars="0" w:firstLine="0" w:firstLineChars="0"/>
+        <w:jc w:val="both"/>
+        <w:rPr>
+          <w:rFonts w:hint="eastAsia" w:ascii="Cascadia Mono" w:hAnsi="Cascadia Mono" w:eastAsia="宋体"/>
+          <w:i/>
+          <w:color w:val="000080"/>
+          <w:sz w:val="19"/>
+          <w:szCs w:val="24"/>
+          <w:highlight w:val="white"/>
+          <w:lang w:val="en-US" w:eastAsia="zh-CN"/>
+        </w:rPr>
+      </w:pPr>
+      <w:r>
+        <w:rPr>
+          <w:rFonts w:hint="eastAsia" w:ascii="Cascadia Mono" w:hAnsi="Cascadia Mono" w:eastAsia="Cascadia Mono"/>
+          <w:i/>
+          <w:color w:val="0000FF"/>
+          <w:sz w:val="19"/>
+          <w:szCs w:val="24"/>
+          <w:highlight w:val="white"/>
+        </w:rPr>
+        <w:t>FGameplayAbilitySpec</w:t>
+      </w:r>
+      <w:r>
+        <w:rPr>
+          <w:rFonts w:hint="eastAsia" w:ascii="Cascadia Mono" w:hAnsi="Cascadia Mono" w:eastAsia="宋体"/>
+          <w:i/>
+          <w:color w:val="0000FF"/>
+          <w:sz w:val="19"/>
+          <w:szCs w:val="24"/>
+          <w:highlight w:val="white"/>
+          <w:lang w:val="en-US" w:eastAsia="zh-CN"/>
+        </w:rPr>
+        <w:t>的</w:t>
+      </w:r>
+      <w:r>
+        <w:rPr>
+          <w:rFonts w:hint="eastAsia" w:ascii="Cascadia Mono" w:hAnsi="Cascadia Mono" w:eastAsia="Cascadia Mono"/>
+          <w:i/>
+          <w:color w:val="000080"/>
+          <w:sz w:val="19"/>
+          <w:szCs w:val="24"/>
+          <w:highlight w:val="white"/>
+        </w:rPr>
+        <w:t>DynamicAbilityTags</w:t>
+      </w:r>
+      <w:r>
+        <w:rPr>
+          <w:rFonts w:hint="eastAsia" w:ascii="Cascadia Mono" w:hAnsi="Cascadia Mono" w:eastAsia="宋体"/>
+          <w:i/>
+          <w:color w:val="000080"/>
+          <w:sz w:val="19"/>
+          <w:szCs w:val="24"/>
+          <w:highlight w:val="white"/>
+          <w:lang w:val="en-US" w:eastAsia="zh-CN"/>
+        </w:rPr>
+        <w:t>的作用</w:t>
+      </w:r>
     </w:p>
     <w:p>
       <w:pPr>
@@ -1238,6 +1301,204 @@
           <w:bottom w:val="single" w:color="auto" w:sz="4" w:space="0"/>
         </w:pBdr>
         <w:spacing w:before="0" w:after="0" w:line="240" w:lineRule="auto"/>
+        <w:ind w:leftChars="0" w:right="0" w:rightChars="0"/>
+        <w:jc w:val="both"/>
+      </w:pPr>
+      <w:r>
+        <w:drawing>
+          <wp:inline distT="0" distB="0" distL="114300" distR="114300">
+            <wp:extent cx="5273675" cy="2497455"/>
+            <wp:effectExtent l="0" t="0" r="3175" b="17145"/>
+            <wp:docPr id="29" name="图片 7"/>
+            <wp:cNvGraphicFramePr>
+              <a:graphicFrameLocks xmlns:a="http://schemas.openxmlformats.org/drawingml/2006/main" noChangeAspect="1"/>
+            </wp:cNvGraphicFramePr>
+            <a:graphic xmlns:a="http://schemas.openxmlformats.org/drawingml/2006/main">
+              <a:graphicData uri="http://schemas.openxmlformats.org/drawingml/2006/picture">
+                <pic:pic xmlns:pic="http://schemas.openxmlformats.org/drawingml/2006/picture">
+                  <pic:nvPicPr>
+                    <pic:cNvPr id="29" name="图片 7"/>
+                    <pic:cNvPicPr>
+                      <a:picLocks noChangeAspect="1"/>
+                    </pic:cNvPicPr>
+                  </pic:nvPicPr>
+                  <pic:blipFill>
+                    <a:blip r:embed="rId11"/>
+                    <a:stretch>
+                      <a:fillRect/>
+                    </a:stretch>
+                  </pic:blipFill>
+                  <pic:spPr>
+                    <a:xfrm>
+                      <a:off x="0" y="0"/>
+                      <a:ext cx="5273675" cy="2497455"/>
+                    </a:xfrm>
+                    <a:prstGeom prst="rect">
+                      <a:avLst/>
+                    </a:prstGeom>
+                    <a:noFill/>
+                    <a:ln>
+                      <a:noFill/>
+                    </a:ln>
+                  </pic:spPr>
+                </pic:pic>
+              </a:graphicData>
+            </a:graphic>
+          </wp:inline>
+        </w:drawing>
+      </w:r>
+    </w:p>
+    <w:p>
+      <w:pPr>
+        <w:numPr>
+          <w:numId w:val="0"/>
+        </w:numPr>
+        <w:pBdr>
+          <w:bottom w:val="single" w:color="auto" w:sz="4" w:space="0"/>
+        </w:pBdr>
+        <w:spacing w:before="0" w:after="0" w:line="240" w:lineRule="auto"/>
+        <w:ind w:leftChars="0" w:right="0" w:rightChars="0"/>
+        <w:jc w:val="both"/>
+        <w:rPr>
+          <w:rFonts w:hint="default" w:eastAsia="宋体"/>
+          <w:lang w:val="en-US" w:eastAsia="zh-CN"/>
+        </w:rPr>
+      </w:pPr>
+      <w:r>
+        <w:rPr>
+          <w:rFonts w:hint="eastAsia"/>
+          <w:lang w:val="en-US" w:eastAsia="zh-CN"/>
+        </w:rPr>
+        <w:t>11.</w:t>
+      </w:r>
+      <w:r>
+        <w:rPr>
+          <w:rFonts w:hint="eastAsia" w:ascii="Cascadia Mono" w:hAnsi="Cascadia Mono" w:eastAsia="Cascadia Mono"/>
+          <w:i/>
+          <w:color w:val="0000FF"/>
+          <w:sz w:val="19"/>
+          <w:szCs w:val="24"/>
+          <w:highlight w:val="white"/>
+        </w:rPr>
+        <w:t>UAbilitySystemComponent</w:t>
+      </w:r>
+      <w:r>
+        <w:rPr>
+          <w:rFonts w:hint="eastAsia" w:ascii="Cascadia Mono" w:hAnsi="Cascadia Mono" w:eastAsia="宋体"/>
+          <w:i/>
+          <w:color w:val="0000FF"/>
+          <w:sz w:val="19"/>
+          <w:szCs w:val="24"/>
+          <w:highlight w:val="white"/>
+          <w:lang w:val="en-US" w:eastAsia="zh-CN"/>
+        </w:rPr>
+        <w:t>的</w:t>
+      </w:r>
+      <w:r>
+        <w:rPr>
+          <w:rFonts w:hint="eastAsia" w:ascii="Cascadia Mono" w:hAnsi="Cascadia Mono" w:eastAsia="Cascadia Mono"/>
+          <w:i/>
+          <w:color w:val="880000"/>
+          <w:sz w:val="19"/>
+          <w:szCs w:val="24"/>
+          <w:highlight w:val="white"/>
+        </w:rPr>
+        <w:t>GiveAbility</w:t>
+      </w:r>
+      <w:r>
+        <w:rPr>
+          <w:rFonts w:hint="eastAsia" w:ascii="Cascadia Mono" w:hAnsi="Cascadia Mono" w:eastAsia="宋体"/>
+          <w:i/>
+          <w:color w:val="880000"/>
+          <w:sz w:val="19"/>
+          <w:szCs w:val="24"/>
+          <w:highlight w:val="white"/>
+          <w:lang w:val="en-US" w:eastAsia="zh-CN"/>
+        </w:rPr>
+        <w:t>这个接口，只相当于把Ability注册到AbilitySystemComponet里面去，并不会激活，激活靠的是</w:t>
+      </w:r>
+      <w:r>
+        <w:rPr>
+          <w:rFonts w:hint="eastAsia" w:ascii="Cascadia Mono" w:hAnsi="Cascadia Mono" w:eastAsia="Cascadia Mono"/>
+          <w:i/>
+          <w:color w:val="880000"/>
+          <w:sz w:val="19"/>
+          <w:szCs w:val="24"/>
+          <w:highlight w:val="white"/>
+        </w:rPr>
+        <w:t>TryActivateAbility</w:t>
+      </w:r>
+      <w:r>
+        <w:rPr>
+          <w:rFonts w:hint="eastAsia" w:ascii="Cascadia Mono" w:hAnsi="Cascadia Mono" w:eastAsia="宋体"/>
+          <w:i/>
+          <w:color w:val="880000"/>
+          <w:sz w:val="19"/>
+          <w:szCs w:val="24"/>
+          <w:highlight w:val="white"/>
+          <w:lang w:eastAsia="zh-CN"/>
+        </w:rPr>
+        <w:t>，</w:t>
+      </w:r>
+      <w:r>
+        <w:rPr>
+          <w:rFonts w:hint="eastAsia" w:ascii="Cascadia Mono" w:hAnsi="Cascadia Mono" w:eastAsia="Cascadia Mono"/>
+          <w:i/>
+          <w:color w:val="880000"/>
+          <w:sz w:val="19"/>
+          <w:szCs w:val="24"/>
+          <w:highlight w:val="white"/>
+        </w:rPr>
+        <w:t>TryActivateAbilitiesByTag</w:t>
+      </w:r>
+      <w:r>
+        <w:rPr>
+          <w:rFonts w:hint="eastAsia" w:ascii="Cascadia Mono" w:hAnsi="Cascadia Mono" w:eastAsia="宋体"/>
+          <w:i/>
+          <w:color w:val="880000"/>
+          <w:sz w:val="19"/>
+          <w:szCs w:val="24"/>
+          <w:highlight w:val="white"/>
+          <w:lang w:eastAsia="zh-CN"/>
+        </w:rPr>
+        <w:t>，</w:t>
+      </w:r>
+      <w:r>
+        <w:rPr>
+          <w:rFonts w:hint="eastAsia" w:ascii="Cascadia Mono" w:hAnsi="Cascadia Mono" w:eastAsia="Cascadia Mono"/>
+          <w:i/>
+          <w:color w:val="880000"/>
+          <w:sz w:val="19"/>
+          <w:szCs w:val="24"/>
+          <w:highlight w:val="white"/>
+        </w:rPr>
+        <w:t>TryActivateAbilityByClass</w:t>
+      </w:r>
+      <w:r>
+        <w:rPr>
+          <w:rFonts w:hint="eastAsia" w:ascii="Cascadia Mono" w:hAnsi="Cascadia Mono" w:eastAsia="宋体"/>
+          <w:i/>
+          <w:color w:val="880000"/>
+          <w:sz w:val="19"/>
+          <w:szCs w:val="24"/>
+          <w:highlight w:val="white"/>
+          <w:lang w:val="en-US" w:eastAsia="zh-CN"/>
+        </w:rPr>
+        <w:t>这样的接口。</w:t>
+      </w:r>
+      <w:bookmarkStart w:id="0" w:name="_GoBack"/>
+      <w:bookmarkEnd w:id="0"/>
+    </w:p>
+    <w:p>
+      <w:pPr>
+        <w:numPr>
+          <w:ilvl w:val="0"/>
+          <w:numId w:val="0"/>
+        </w:numPr>
+        <w:pBdr>
+          <w:bottom w:val="single" w:color="auto" w:sz="4" w:space="0"/>
+        </w:pBdr>
+        <w:spacing w:before="0" w:after="0" w:line="240" w:lineRule="auto"/>
         <w:ind w:right="0" w:rightChars="0"/>
         <w:jc w:val="both"/>
         <w:rPr>
@@ -1254,6 +1515,7 @@
     <w:p>
       <w:pPr>
         <w:numPr>
+          <w:ilvl w:val="0"/>
           <w:numId w:val="0"/>
         </w:numPr>
         <w:pBdr>
@@ -1350,7 +1612,7 @@
                     </pic:cNvPicPr>
                   </pic:nvPicPr>
                   <pic:blipFill>
-                    <a:blip r:embed="rId11"/>
+                    <a:blip r:embed="rId12"/>
                     <a:stretch>
                       <a:fillRect/>
                     </a:stretch>
@@ -1435,7 +1697,7 @@
                     </pic:cNvPicPr>
                   </pic:nvPicPr>
                   <pic:blipFill>
-                    <a:blip r:embed="rId12"/>
+                    <a:blip r:embed="rId13"/>
                     <a:stretch>
                       <a:fillRect/>
                     </a:stretch>
@@ -1527,7 +1789,7 @@
                     </pic:cNvPicPr>
                   </pic:nvPicPr>
                   <pic:blipFill>
-                    <a:blip r:embed="rId13"/>
+                    <a:blip r:embed="rId14"/>
                     <a:stretch>
                       <a:fillRect/>
                     </a:stretch>
@@ -1641,7 +1903,7 @@
                     </pic:cNvPicPr>
                   </pic:nvPicPr>
                   <pic:blipFill>
-                    <a:blip r:embed="rId14"/>
+                    <a:blip r:embed="rId15"/>
                     <a:stretch>
                       <a:fillRect/>
                     </a:stretch>
@@ -1698,7 +1960,7 @@
                     </pic:cNvPicPr>
                   </pic:nvPicPr>
                   <pic:blipFill>
-                    <a:blip r:embed="rId15"/>
+                    <a:blip r:embed="rId16"/>
                     <a:stretch>
                       <a:fillRect/>
                     </a:stretch>
@@ -1780,7 +2042,7 @@
                     </pic:cNvPicPr>
                   </pic:nvPicPr>
                   <pic:blipFill>
-                    <a:blip r:embed="rId16"/>
+                    <a:blip r:embed="rId17"/>
                     <a:stretch>
                       <a:fillRect/>
                     </a:stretch>
@@ -1900,7 +2162,7 @@
                     </pic:cNvPicPr>
                   </pic:nvPicPr>
                   <pic:blipFill>
-                    <a:blip r:embed="rId17"/>
+                    <a:blip r:embed="rId18"/>
                     <a:stretch>
                       <a:fillRect/>
                     </a:stretch>
@@ -2000,7 +2262,7 @@
                     </pic:cNvPicPr>
                   </pic:nvPicPr>
                   <pic:blipFill>
-                    <a:blip r:embed="rId18"/>
+                    <a:blip r:embed="rId19"/>
                     <a:stretch>
                       <a:fillRect/>
                     </a:stretch>
@@ -2082,7 +2344,7 @@
                     </pic:cNvPicPr>
                   </pic:nvPicPr>
                   <pic:blipFill>
-                    <a:blip r:embed="rId19"/>
+                    <a:blip r:embed="rId20"/>
                     <a:stretch>
                       <a:fillRect/>
                     </a:stretch>
@@ -2164,7 +2426,7 @@
                     </pic:cNvPicPr>
                   </pic:nvPicPr>
                   <pic:blipFill>
-                    <a:blip r:embed="rId20"/>
+                    <a:blip r:embed="rId21"/>
                     <a:stretch>
                       <a:fillRect/>
                     </a:stretch>
@@ -2207,7 +2469,7 @@
                     </pic:cNvPicPr>
                   </pic:nvPicPr>
                   <pic:blipFill>
-                    <a:blip r:embed="rId21"/>
+                    <a:blip r:embed="rId22"/>
                     <a:stretch>
                       <a:fillRect/>
                     </a:stretch>
@@ -2289,7 +2551,7 @@
                     </pic:cNvPicPr>
                   </pic:nvPicPr>
                   <pic:blipFill>
-                    <a:blip r:embed="rId22"/>
+                    <a:blip r:embed="rId23"/>
                     <a:stretch>
                       <a:fillRect/>
                     </a:stretch>
@@ -2431,7 +2693,7 @@
                     </pic:cNvPicPr>
                   </pic:nvPicPr>
                   <pic:blipFill>
-                    <a:blip r:embed="rId23"/>
+                    <a:blip r:embed="rId24"/>
                     <a:stretch>
                       <a:fillRect/>
                     </a:stretch>
@@ -2513,7 +2775,7 @@
                     </pic:cNvPicPr>
                   </pic:nvPicPr>
                   <pic:blipFill>
-                    <a:blip r:embed="rId24"/>
+                    <a:blip r:embed="rId25"/>
                     <a:stretch>
                       <a:fillRect/>
                     </a:stretch>
@@ -2762,7 +3024,7 @@
                     </pic:cNvPicPr>
                   </pic:nvPicPr>
                   <pic:blipFill>
-                    <a:blip r:embed="rId25"/>
+                    <a:blip r:embed="rId26"/>
                     <a:stretch>
                       <a:fillRect/>
                     </a:stretch>
@@ -2848,7 +3110,7 @@
                     </pic:cNvPicPr>
                   </pic:nvPicPr>
                   <pic:blipFill>
-                    <a:blip r:embed="rId26"/>
+                    <a:blip r:embed="rId27"/>
                     <a:stretch>
                       <a:fillRect/>
                     </a:stretch>
@@ -3067,7 +3329,7 @@
                     </pic:cNvPicPr>
                   </pic:nvPicPr>
                   <pic:blipFill>
-                    <a:blip r:embed="rId27"/>
+                    <a:blip r:embed="rId28"/>
                     <a:stretch>
                       <a:fillRect/>
                     </a:stretch>
@@ -5484,7 +5746,7 @@
                     </pic:cNvPicPr>
                   </pic:nvPicPr>
                   <pic:blipFill>
-                    <a:blip r:embed="rId28"/>
+                    <a:blip r:embed="rId29"/>
                     <a:stretch>
                       <a:fillRect/>
                     </a:stretch>
@@ -5558,7 +5820,7 @@
                     </pic:cNvPicPr>
                   </pic:nvPicPr>
                   <pic:blipFill>
-                    <a:blip r:embed="rId29"/>
+                    <a:blip r:embed="rId30"/>
                     <a:stretch>
                       <a:fillRect/>
                     </a:stretch>
@@ -5869,12 +6131,12 @@
             <v:path/>
             <v:fill on="f" focussize="0,0"/>
             <v:stroke/>
-            <v:imagedata r:id="rId31" o:title=""/>
+            <v:imagedata r:id="rId32" o:title=""/>
             <o:lock v:ext="edit" aspectratio="t"/>
             <w10:wrap type="none"/>
             <w10:anchorlock/>
           </v:shape>
-          <o:OLEObject Type="Embed" ProgID="StaticMetafile" ShapeID="_x0000_i1025" DrawAspect="Content" ObjectID="_1468075725" r:id="rId30">
+          <o:OLEObject Type="Embed" ProgID="StaticMetafile" ShapeID="_x0000_i1025" DrawAspect="Content" ObjectID="_1468075725" r:id="rId31">
             <o:LockedField>false</o:LockedField>
           </o:OLEObject>
         </w:object>
@@ -6502,12 +6764,12 @@
             <v:path/>
             <v:fill on="f" focussize="0,0"/>
             <v:stroke/>
-            <v:imagedata r:id="rId33" o:title=""/>
+            <v:imagedata r:id="rId34" o:title=""/>
             <o:lock v:ext="edit" aspectratio="t"/>
             <w10:wrap type="none"/>
             <w10:anchorlock/>
           </v:shape>
-          <o:OLEObject Type="Embed" ProgID="StaticDib" ShapeID="_x0000_i1026" DrawAspect="Content" ObjectID="_1468075726" r:id="rId32">
+          <o:OLEObject Type="Embed" ProgID="StaticDib" ShapeID="_x0000_i1026" DrawAspect="Content" ObjectID="_1468075726" r:id="rId33">
             <o:LockedField>false</o:LockedField>
           </o:OLEObject>
         </w:object>
@@ -6559,12 +6821,12 @@
             <v:path/>
             <v:fill on="f" focussize="0,0"/>
             <v:stroke/>
-            <v:imagedata r:id="rId35" o:title=""/>
+            <v:imagedata r:id="rId36" o:title=""/>
             <o:lock v:ext="edit" aspectratio="t"/>
             <w10:wrap type="none"/>
             <w10:anchorlock/>
           </v:shape>
-          <o:OLEObject Type="Embed" ProgID="StaticDib" ShapeID="_x0000_i1027" DrawAspect="Content" ObjectID="_1468075727" r:id="rId34">
+          <o:OLEObject Type="Embed" ProgID="StaticDib" ShapeID="_x0000_i1027" DrawAspect="Content" ObjectID="_1468075727" r:id="rId35">
             <o:LockedField>false</o:LockedField>
           </o:OLEObject>
         </w:object>
@@ -6616,12 +6878,12 @@
             <v:path/>
             <v:fill on="f" focussize="0,0"/>
             <v:stroke/>
-            <v:imagedata r:id="rId37" o:title=""/>
+            <v:imagedata r:id="rId38" o:title=""/>
             <o:lock v:ext="edit" aspectratio="t"/>
             <w10:wrap type="none"/>
             <w10:anchorlock/>
           </v:shape>
-          <o:OLEObject Type="Embed" ProgID="StaticDib" ShapeID="_x0000_i1028" DrawAspect="Content" ObjectID="_1468075728" r:id="rId36">
+          <o:OLEObject Type="Embed" ProgID="StaticDib" ShapeID="_x0000_i1028" DrawAspect="Content" ObjectID="_1468075728" r:id="rId37">
             <o:LockedField>false</o:LockedField>
           </o:OLEObject>
         </w:object>
@@ -6696,12 +6958,12 @@
             <v:path/>
             <v:fill on="f" focussize="0,0"/>
             <v:stroke/>
-            <v:imagedata r:id="rId39" o:title=""/>
+            <v:imagedata r:id="rId40" o:title=""/>
             <o:lock v:ext="edit" aspectratio="t"/>
             <w10:wrap type="none"/>
             <w10:anchorlock/>
           </v:shape>
-          <o:OLEObject Type="Embed" ProgID="StaticDib" ShapeID="_x0000_i1029" DrawAspect="Content" ObjectID="_1468075729" r:id="rId38">
+          <o:OLEObject Type="Embed" ProgID="StaticDib" ShapeID="_x0000_i1029" DrawAspect="Content" ObjectID="_1468075729" r:id="rId39">
             <o:LockedField>false</o:LockedField>
           </o:OLEObject>
         </w:object>
@@ -6814,7 +7076,7 @@
                     </pic:cNvPicPr>
                   </pic:nvPicPr>
                   <pic:blipFill>
-                    <a:blip r:embed="rId40"/>
+                    <a:blip r:embed="rId41"/>
                     <a:stretch>
                       <a:fillRect/>
                     </a:stretch>
@@ -6875,12 +7137,12 @@
             <v:path/>
             <v:fill on="f" focussize="0,0"/>
             <v:stroke/>
-            <v:imagedata r:id="rId42" o:title=""/>
+            <v:imagedata r:id="rId43" o:title=""/>
             <o:lock v:ext="edit" aspectratio="t"/>
             <w10:wrap type="none"/>
             <w10:anchorlock/>
           </v:shape>
-          <o:OLEObject Type="Embed" ProgID="StaticDib" ShapeID="_x0000_i1030" DrawAspect="Content" ObjectID="_1468075730" r:id="rId41">
+          <o:OLEObject Type="Embed" ProgID="StaticDib" ShapeID="_x0000_i1030" DrawAspect="Content" ObjectID="_1468075730" r:id="rId42">
             <o:LockedField>false</o:LockedField>
           </o:OLEObject>
         </w:object>
@@ -6990,7 +7252,7 @@
                     </pic:cNvPicPr>
                   </pic:nvPicPr>
                   <pic:blipFill>
-                    <a:blip r:embed="rId43"/>
+                    <a:blip r:embed="rId44"/>
                     <a:stretch>
                       <a:fillRect/>
                     </a:stretch>
@@ -7324,7 +7586,7 @@
     <w:lsdException w:unhideWhenUsed="0" w:uiPriority="0" w:semiHidden="0" w:name="HTML Acronym"/>
     <w:lsdException w:unhideWhenUsed="0" w:uiPriority="0" w:semiHidden="0" w:name="HTML Address"/>
     <w:lsdException w:unhideWhenUsed="0" w:uiPriority="0" w:semiHidden="0" w:name="HTML Cite"/>
-    <w:lsdException w:unhideWhenUsed="0" w:uiPriority="0" w:semiHidden="0" w:name="HTML Code"/>
+    <w:lsdException w:qFormat="1" w:unhideWhenUsed="0" w:uiPriority="0" w:semiHidden="0" w:name="HTML Code"/>
     <w:lsdException w:unhideWhenUsed="0" w:uiPriority="0" w:semiHidden="0" w:name="HTML Definition"/>
     <w:lsdException w:unhideWhenUsed="0" w:uiPriority="0" w:semiHidden="0" w:name="HTML Keyboard"/>
     <w:lsdException w:unhideWhenUsed="0" w:uiPriority="0" w:semiHidden="0" w:name="HTML Preformatted"/>
@@ -7523,6 +7785,7 @@
   <w:style w:type="character" w:styleId="5">
     <w:name w:val="HTML Code"/>
     <w:basedOn w:val="3"/>
+    <w:qFormat/>
     <w:uiPriority w:val="0"/>
     <w:rPr>
       <w:rFonts w:ascii="Courier New" w:hAnsi="Courier New"/>

--- a/Document/UE5/ue5使用备忘录.docx
+++ b/Document/UE5/ue5使用备忘录.docx
@@ -1295,6 +1295,7 @@
     <w:p>
       <w:pPr>
         <w:numPr>
+          <w:ilvl w:val="0"/>
           <w:numId w:val="0"/>
         </w:numPr>
         <w:pBdr>
@@ -1351,6 +1352,192 @@
     <w:p>
       <w:pPr>
         <w:numPr>
+          <w:ilvl w:val="0"/>
+          <w:numId w:val="2"/>
+        </w:numPr>
+        <w:pBdr>
+          <w:bottom w:val="single" w:color="auto" w:sz="4" w:space="0"/>
+        </w:pBdr>
+        <w:spacing w:before="0" w:after="0" w:line="240" w:lineRule="auto"/>
+        <w:ind w:left="0" w:leftChars="0" w:right="0" w:rightChars="0" w:firstLine="0" w:firstLineChars="0"/>
+        <w:jc w:val="both"/>
+        <w:rPr>
+          <w:rFonts w:hint="eastAsia" w:ascii="Cascadia Mono" w:hAnsi="Cascadia Mono" w:eastAsia="宋体"/>
+          <w:i/>
+          <w:color w:val="880000"/>
+          <w:sz w:val="19"/>
+          <w:szCs w:val="24"/>
+          <w:highlight w:val="white"/>
+          <w:lang w:val="en-US" w:eastAsia="zh-CN"/>
+        </w:rPr>
+      </w:pPr>
+      <w:r>
+        <w:rPr>
+          <w:rFonts w:hint="eastAsia" w:ascii="Cascadia Mono" w:hAnsi="Cascadia Mono" w:eastAsia="Cascadia Mono"/>
+          <w:i/>
+          <w:color w:val="0000FF"/>
+          <w:sz w:val="19"/>
+          <w:szCs w:val="24"/>
+          <w:highlight w:val="white"/>
+        </w:rPr>
+        <w:t>UAbilitySystemComponent</w:t>
+      </w:r>
+      <w:r>
+        <w:rPr>
+          <w:rFonts w:hint="eastAsia" w:ascii="Cascadia Mono" w:hAnsi="Cascadia Mono" w:eastAsia="宋体"/>
+          <w:i/>
+          <w:color w:val="0000FF"/>
+          <w:sz w:val="19"/>
+          <w:szCs w:val="24"/>
+          <w:highlight w:val="white"/>
+          <w:lang w:val="en-US" w:eastAsia="zh-CN"/>
+        </w:rPr>
+        <w:t>的</w:t>
+      </w:r>
+      <w:r>
+        <w:rPr>
+          <w:rFonts w:hint="eastAsia" w:ascii="Cascadia Mono" w:hAnsi="Cascadia Mono" w:eastAsia="Cascadia Mono"/>
+          <w:i/>
+          <w:color w:val="880000"/>
+          <w:sz w:val="19"/>
+          <w:szCs w:val="24"/>
+          <w:highlight w:val="white"/>
+        </w:rPr>
+        <w:t>GiveAbility</w:t>
+      </w:r>
+      <w:r>
+        <w:rPr>
+          <w:rFonts w:hint="eastAsia" w:ascii="Cascadia Mono" w:hAnsi="Cascadia Mono" w:eastAsia="宋体"/>
+          <w:i/>
+          <w:color w:val="880000"/>
+          <w:sz w:val="19"/>
+          <w:szCs w:val="24"/>
+          <w:highlight w:val="white"/>
+          <w:lang w:val="en-US" w:eastAsia="zh-CN"/>
+        </w:rPr>
+        <w:t>这个接口，只相当于把Ability注册到AbilitySystemComponet里面去，并不会激活，激活靠的是</w:t>
+      </w:r>
+      <w:r>
+        <w:rPr>
+          <w:rFonts w:hint="eastAsia" w:ascii="Cascadia Mono" w:hAnsi="Cascadia Mono" w:eastAsia="Cascadia Mono"/>
+          <w:i/>
+          <w:color w:val="880000"/>
+          <w:sz w:val="19"/>
+          <w:szCs w:val="24"/>
+          <w:highlight w:val="white"/>
+        </w:rPr>
+        <w:t>TryActivateAbility</w:t>
+      </w:r>
+      <w:r>
+        <w:rPr>
+          <w:rFonts w:hint="eastAsia" w:ascii="Cascadia Mono" w:hAnsi="Cascadia Mono" w:eastAsia="宋体"/>
+          <w:i/>
+          <w:color w:val="880000"/>
+          <w:sz w:val="19"/>
+          <w:szCs w:val="24"/>
+          <w:highlight w:val="white"/>
+          <w:lang w:eastAsia="zh-CN"/>
+        </w:rPr>
+        <w:t>，</w:t>
+      </w:r>
+      <w:r>
+        <w:rPr>
+          <w:rFonts w:hint="eastAsia" w:ascii="Cascadia Mono" w:hAnsi="Cascadia Mono" w:eastAsia="Cascadia Mono"/>
+          <w:i/>
+          <w:color w:val="880000"/>
+          <w:sz w:val="19"/>
+          <w:szCs w:val="24"/>
+          <w:highlight w:val="white"/>
+        </w:rPr>
+        <w:t>TryActivateAbilitiesByTag</w:t>
+      </w:r>
+      <w:r>
+        <w:rPr>
+          <w:rFonts w:hint="eastAsia" w:ascii="Cascadia Mono" w:hAnsi="Cascadia Mono" w:eastAsia="宋体"/>
+          <w:i/>
+          <w:color w:val="880000"/>
+          <w:sz w:val="19"/>
+          <w:szCs w:val="24"/>
+          <w:highlight w:val="white"/>
+          <w:lang w:eastAsia="zh-CN"/>
+        </w:rPr>
+        <w:t>，</w:t>
+      </w:r>
+      <w:r>
+        <w:rPr>
+          <w:rFonts w:hint="eastAsia" w:ascii="Cascadia Mono" w:hAnsi="Cascadia Mono" w:eastAsia="Cascadia Mono"/>
+          <w:i/>
+          <w:color w:val="880000"/>
+          <w:sz w:val="19"/>
+          <w:szCs w:val="24"/>
+          <w:highlight w:val="white"/>
+        </w:rPr>
+        <w:t>TryActivateAbilityByClass</w:t>
+      </w:r>
+      <w:r>
+        <w:rPr>
+          <w:rFonts w:hint="eastAsia" w:ascii="Cascadia Mono" w:hAnsi="Cascadia Mono" w:eastAsia="宋体"/>
+          <w:i/>
+          <w:color w:val="880000"/>
+          <w:sz w:val="19"/>
+          <w:szCs w:val="24"/>
+          <w:highlight w:val="white"/>
+          <w:lang w:val="en-US" w:eastAsia="zh-CN"/>
+        </w:rPr>
+        <w:t>这样的接口。</w:t>
+      </w:r>
+    </w:p>
+    <w:p>
+      <w:pPr>
+        <w:numPr>
+          <w:ilvl w:val="0"/>
+          <w:numId w:val="2"/>
+        </w:numPr>
+        <w:pBdr>
+          <w:bottom w:val="single" w:color="auto" w:sz="4" w:space="0"/>
+        </w:pBdr>
+        <w:spacing w:before="0" w:after="0" w:line="240" w:lineRule="auto"/>
+        <w:ind w:left="0" w:leftChars="0" w:right="0" w:rightChars="0" w:firstLine="0" w:firstLineChars="0"/>
+        <w:jc w:val="both"/>
+        <w:rPr>
+          <w:rFonts w:hint="default" w:ascii="Cascadia Mono" w:hAnsi="Cascadia Mono" w:eastAsia="宋体"/>
+          <w:i/>
+          <w:color w:val="880000"/>
+          <w:sz w:val="19"/>
+          <w:szCs w:val="24"/>
+          <w:highlight w:val="white"/>
+          <w:lang w:val="en-US" w:eastAsia="zh-CN"/>
+        </w:rPr>
+      </w:pPr>
+      <w:r>
+        <w:rPr>
+          <w:rFonts w:ascii="Segoe UI" w:hAnsi="Segoe UI" w:eastAsia="Segoe UI" w:cs="Segoe UI"/>
+          <w:i w:val="0"/>
+          <w:iCs w:val="0"/>
+          <w:caps w:val="0"/>
+          <w:spacing w:val="0"/>
+          <w:sz w:val="24"/>
+          <w:szCs w:val="24"/>
+        </w:rPr>
+        <w:t>UPARAM(ref)</w:t>
+      </w:r>
+      <w:r>
+        <w:rPr>
+          <w:rFonts w:hint="eastAsia" w:ascii="Segoe UI" w:hAnsi="Segoe UI" w:eastAsia="宋体" w:cs="Segoe UI"/>
+          <w:i w:val="0"/>
+          <w:iCs w:val="0"/>
+          <w:caps w:val="0"/>
+          <w:spacing w:val="0"/>
+          <w:sz w:val="24"/>
+          <w:szCs w:val="24"/>
+          <w:lang w:val="en-US" w:eastAsia="zh-CN"/>
+        </w:rPr>
+        <w:t>的作用</w:t>
+      </w:r>
+    </w:p>
+    <w:p>
+      <w:pPr>
+        <w:numPr>
           <w:numId w:val="0"/>
         </w:numPr>
         <w:pBdr>
@@ -1359,132 +1546,141 @@
         <w:spacing w:before="0" w:after="0" w:line="240" w:lineRule="auto"/>
         <w:ind w:leftChars="0" w:right="0" w:rightChars="0"/>
         <w:jc w:val="both"/>
+      </w:pPr>
+      <w:r>
+        <w:drawing>
+          <wp:inline distT="0" distB="0" distL="114300" distR="114300">
+            <wp:extent cx="5269865" cy="3328670"/>
+            <wp:effectExtent l="0" t="0" r="6985" b="5080"/>
+            <wp:docPr id="30" name="图片 7"/>
+            <wp:cNvGraphicFramePr>
+              <a:graphicFrameLocks xmlns:a="http://schemas.openxmlformats.org/drawingml/2006/main" noChangeAspect="1"/>
+            </wp:cNvGraphicFramePr>
+            <a:graphic xmlns:a="http://schemas.openxmlformats.org/drawingml/2006/main">
+              <a:graphicData uri="http://schemas.openxmlformats.org/drawingml/2006/picture">
+                <pic:pic xmlns:pic="http://schemas.openxmlformats.org/drawingml/2006/picture">
+                  <pic:nvPicPr>
+                    <pic:cNvPr id="30" name="图片 7"/>
+                    <pic:cNvPicPr>
+                      <a:picLocks noChangeAspect="1"/>
+                    </pic:cNvPicPr>
+                  </pic:nvPicPr>
+                  <pic:blipFill>
+                    <a:blip r:embed="rId12"/>
+                    <a:stretch>
+                      <a:fillRect/>
+                    </a:stretch>
+                  </pic:blipFill>
+                  <pic:spPr>
+                    <a:xfrm>
+                      <a:off x="0" y="0"/>
+                      <a:ext cx="5269865" cy="3328670"/>
+                    </a:xfrm>
+                    <a:prstGeom prst="rect">
+                      <a:avLst/>
+                    </a:prstGeom>
+                    <a:noFill/>
+                    <a:ln>
+                      <a:noFill/>
+                    </a:ln>
+                  </pic:spPr>
+                </pic:pic>
+              </a:graphicData>
+            </a:graphic>
+          </wp:inline>
+        </w:drawing>
+      </w:r>
+    </w:p>
+    <w:p>
+      <w:pPr>
+        <w:numPr>
+          <w:numId w:val="0"/>
+        </w:numPr>
+        <w:pBdr>
+          <w:bottom w:val="single" w:color="auto" w:sz="4" w:space="0"/>
+        </w:pBdr>
+        <w:spacing w:before="0" w:after="0" w:line="240" w:lineRule="auto"/>
+        <w:ind w:leftChars="0" w:right="0" w:rightChars="0"/>
+        <w:jc w:val="both"/>
         <w:rPr>
           <w:rFonts w:hint="default" w:eastAsia="宋体"/>
           <w:lang w:val="en-US" w:eastAsia="zh-CN"/>
         </w:rPr>
       </w:pPr>
       <w:r>
+        <w:drawing>
+          <wp:inline distT="0" distB="0" distL="114300" distR="114300">
+            <wp:extent cx="5271135" cy="2466340"/>
+            <wp:effectExtent l="0" t="0" r="5715" b="10160"/>
+            <wp:docPr id="31" name="图片 8"/>
+            <wp:cNvGraphicFramePr>
+              <a:graphicFrameLocks xmlns:a="http://schemas.openxmlformats.org/drawingml/2006/main" noChangeAspect="1"/>
+            </wp:cNvGraphicFramePr>
+            <a:graphic xmlns:a="http://schemas.openxmlformats.org/drawingml/2006/main">
+              <a:graphicData uri="http://schemas.openxmlformats.org/drawingml/2006/picture">
+                <pic:pic xmlns:pic="http://schemas.openxmlformats.org/drawingml/2006/picture">
+                  <pic:nvPicPr>
+                    <pic:cNvPr id="31" name="图片 8"/>
+                    <pic:cNvPicPr>
+                      <a:picLocks noChangeAspect="1"/>
+                    </pic:cNvPicPr>
+                  </pic:nvPicPr>
+                  <pic:blipFill>
+                    <a:blip r:embed="rId13"/>
+                    <a:stretch>
+                      <a:fillRect/>
+                    </a:stretch>
+                  </pic:blipFill>
+                  <pic:spPr>
+                    <a:xfrm>
+                      <a:off x="0" y="0"/>
+                      <a:ext cx="5271135" cy="2466340"/>
+                    </a:xfrm>
+                    <a:prstGeom prst="rect">
+                      <a:avLst/>
+                    </a:prstGeom>
+                    <a:noFill/>
+                    <a:ln>
+                      <a:noFill/>
+                    </a:ln>
+                  </pic:spPr>
+                </pic:pic>
+              </a:graphicData>
+            </a:graphic>
+          </wp:inline>
+        </w:drawing>
+      </w:r>
+      <w:r>
         <w:rPr>
           <w:rFonts w:hint="eastAsia"/>
           <w:lang w:val="en-US" w:eastAsia="zh-CN"/>
         </w:rPr>
-        <w:t>11.</w:t>
-      </w:r>
-      <w:r>
-        <w:rPr>
-          <w:rFonts w:hint="eastAsia" w:ascii="Cascadia Mono" w:hAnsi="Cascadia Mono" w:eastAsia="Cascadia Mono"/>
-          <w:i/>
-          <w:color w:val="0000FF"/>
-          <w:sz w:val="19"/>
-          <w:szCs w:val="24"/>
-          <w:highlight w:val="white"/>
-        </w:rPr>
-        <w:t>UAbilitySystemComponent</w:t>
-      </w:r>
-      <w:r>
-        <w:rPr>
-          <w:rFonts w:hint="eastAsia" w:ascii="Cascadia Mono" w:hAnsi="Cascadia Mono" w:eastAsia="宋体"/>
-          <w:i/>
-          <w:color w:val="0000FF"/>
-          <w:sz w:val="19"/>
-          <w:szCs w:val="24"/>
-          <w:highlight w:val="white"/>
-          <w:lang w:val="en-US" w:eastAsia="zh-CN"/>
-        </w:rPr>
-        <w:t>的</w:t>
-      </w:r>
-      <w:r>
-        <w:rPr>
-          <w:rFonts w:hint="eastAsia" w:ascii="Cascadia Mono" w:hAnsi="Cascadia Mono" w:eastAsia="Cascadia Mono"/>
-          <w:i/>
-          <w:color w:val="880000"/>
-          <w:sz w:val="19"/>
-          <w:szCs w:val="24"/>
-          <w:highlight w:val="white"/>
-        </w:rPr>
-        <w:t>GiveAbility</w:t>
-      </w:r>
-      <w:r>
-        <w:rPr>
-          <w:rFonts w:hint="eastAsia" w:ascii="Cascadia Mono" w:hAnsi="Cascadia Mono" w:eastAsia="宋体"/>
-          <w:i/>
-          <w:color w:val="880000"/>
-          <w:sz w:val="19"/>
-          <w:szCs w:val="24"/>
-          <w:highlight w:val="white"/>
-          <w:lang w:val="en-US" w:eastAsia="zh-CN"/>
-        </w:rPr>
-        <w:t>这个接口，只相当于把Ability注册到AbilitySystemComponet里面去，并不会激活，激活靠的是</w:t>
-      </w:r>
-      <w:r>
-        <w:rPr>
-          <w:rFonts w:hint="eastAsia" w:ascii="Cascadia Mono" w:hAnsi="Cascadia Mono" w:eastAsia="Cascadia Mono"/>
-          <w:i/>
-          <w:color w:val="880000"/>
-          <w:sz w:val="19"/>
-          <w:szCs w:val="24"/>
-          <w:highlight w:val="white"/>
-        </w:rPr>
-        <w:t>TryActivateAbility</w:t>
-      </w:r>
-      <w:r>
-        <w:rPr>
-          <w:rFonts w:hint="eastAsia" w:ascii="Cascadia Mono" w:hAnsi="Cascadia Mono" w:eastAsia="宋体"/>
-          <w:i/>
-          <w:color w:val="880000"/>
-          <w:sz w:val="19"/>
-          <w:szCs w:val="24"/>
-          <w:highlight w:val="white"/>
-          <w:lang w:eastAsia="zh-CN"/>
-        </w:rPr>
-        <w:t>，</w:t>
-      </w:r>
-      <w:r>
-        <w:rPr>
-          <w:rFonts w:hint="eastAsia" w:ascii="Cascadia Mono" w:hAnsi="Cascadia Mono" w:eastAsia="Cascadia Mono"/>
-          <w:i/>
-          <w:color w:val="880000"/>
-          <w:sz w:val="19"/>
-          <w:szCs w:val="24"/>
-          <w:highlight w:val="white"/>
-        </w:rPr>
-        <w:t>TryActivateAbilitiesByTag</w:t>
-      </w:r>
-      <w:r>
-        <w:rPr>
-          <w:rFonts w:hint="eastAsia" w:ascii="Cascadia Mono" w:hAnsi="Cascadia Mono" w:eastAsia="宋体"/>
-          <w:i/>
-          <w:color w:val="880000"/>
-          <w:sz w:val="19"/>
-          <w:szCs w:val="24"/>
-          <w:highlight w:val="white"/>
-          <w:lang w:eastAsia="zh-CN"/>
-        </w:rPr>
-        <w:t>，</w:t>
-      </w:r>
-      <w:r>
-        <w:rPr>
-          <w:rFonts w:hint="eastAsia" w:ascii="Cascadia Mono" w:hAnsi="Cascadia Mono" w:eastAsia="Cascadia Mono"/>
-          <w:i/>
-          <w:color w:val="880000"/>
-          <w:sz w:val="19"/>
-          <w:szCs w:val="24"/>
-          <w:highlight w:val="white"/>
-        </w:rPr>
-        <w:t>TryActivateAbilityByClass</w:t>
-      </w:r>
-      <w:r>
-        <w:rPr>
-          <w:rFonts w:hint="eastAsia" w:ascii="Cascadia Mono" w:hAnsi="Cascadia Mono" w:eastAsia="宋体"/>
-          <w:i/>
-          <w:color w:val="880000"/>
-          <w:sz w:val="19"/>
-          <w:szCs w:val="24"/>
-          <w:highlight w:val="white"/>
-          <w:lang w:val="en-US" w:eastAsia="zh-CN"/>
-        </w:rPr>
-        <w:t>这样的接口。</w:t>
+        <w:t>箭头指向的就是去掉了</w:t>
+      </w:r>
+      <w:r>
+        <w:rPr>
+          <w:rFonts w:ascii="Segoe UI" w:hAnsi="Segoe UI" w:eastAsia="Segoe UI" w:cs="Segoe UI"/>
+          <w:i w:val="0"/>
+          <w:iCs w:val="0"/>
+          <w:caps w:val="0"/>
+          <w:spacing w:val="0"/>
+          <w:sz w:val="24"/>
+          <w:szCs w:val="24"/>
+        </w:rPr>
+        <w:t>UPARAM(ref)</w:t>
+      </w:r>
+      <w:r>
+        <w:rPr>
+          <w:rFonts w:hint="eastAsia" w:ascii="Segoe UI" w:hAnsi="Segoe UI" w:eastAsia="宋体" w:cs="Segoe UI"/>
+          <w:i w:val="0"/>
+          <w:iCs w:val="0"/>
+          <w:caps w:val="0"/>
+          <w:spacing w:val="0"/>
+          <w:sz w:val="24"/>
+          <w:szCs w:val="24"/>
+          <w:lang w:val="en-US" w:eastAsia="zh-CN"/>
+        </w:rPr>
+        <w:t>的效果，是无法接收一个输入的数据的。</w:t>
       </w:r>
       <w:bookmarkStart w:id="0" w:name="_GoBack"/>
       <w:bookmarkEnd w:id="0"/>
@@ -1612,7 +1808,7 @@
                     </pic:cNvPicPr>
                   </pic:nvPicPr>
                   <pic:blipFill>
-                    <a:blip r:embed="rId12"/>
+                    <a:blip r:embed="rId14"/>
                     <a:stretch>
                       <a:fillRect/>
                     </a:stretch>
@@ -1697,7 +1893,7 @@
                     </pic:cNvPicPr>
                   </pic:nvPicPr>
                   <pic:blipFill>
-                    <a:blip r:embed="rId13"/>
+                    <a:blip r:embed="rId15"/>
                     <a:stretch>
                       <a:fillRect/>
                     </a:stretch>
@@ -1789,7 +1985,7 @@
                     </pic:cNvPicPr>
                   </pic:nvPicPr>
                   <pic:blipFill>
-                    <a:blip r:embed="rId14"/>
+                    <a:blip r:embed="rId16"/>
                     <a:stretch>
                       <a:fillRect/>
                     </a:stretch>
@@ -1903,7 +2099,7 @@
                     </pic:cNvPicPr>
                   </pic:nvPicPr>
                   <pic:blipFill>
-                    <a:blip r:embed="rId15"/>
+                    <a:blip r:embed="rId17"/>
                     <a:stretch>
                       <a:fillRect/>
                     </a:stretch>
@@ -1960,7 +2156,7 @@
                     </pic:cNvPicPr>
                   </pic:nvPicPr>
                   <pic:blipFill>
-                    <a:blip r:embed="rId16"/>
+                    <a:blip r:embed="rId18"/>
                     <a:stretch>
                       <a:fillRect/>
                     </a:stretch>
@@ -2042,7 +2238,7 @@
                     </pic:cNvPicPr>
                   </pic:nvPicPr>
                   <pic:blipFill>
-                    <a:blip r:embed="rId17"/>
+                    <a:blip r:embed="rId19"/>
                     <a:stretch>
                       <a:fillRect/>
                     </a:stretch>
@@ -2162,7 +2358,7 @@
                     </pic:cNvPicPr>
                   </pic:nvPicPr>
                   <pic:blipFill>
-                    <a:blip r:embed="rId18"/>
+                    <a:blip r:embed="rId20"/>
                     <a:stretch>
                       <a:fillRect/>
                     </a:stretch>
@@ -2262,7 +2458,7 @@
                     </pic:cNvPicPr>
                   </pic:nvPicPr>
                   <pic:blipFill>
-                    <a:blip r:embed="rId19"/>
+                    <a:blip r:embed="rId21"/>
                     <a:stretch>
                       <a:fillRect/>
                     </a:stretch>
@@ -2344,7 +2540,7 @@
                     </pic:cNvPicPr>
                   </pic:nvPicPr>
                   <pic:blipFill>
-                    <a:blip r:embed="rId20"/>
+                    <a:blip r:embed="rId22"/>
                     <a:stretch>
                       <a:fillRect/>
                     </a:stretch>
@@ -2426,7 +2622,7 @@
                     </pic:cNvPicPr>
                   </pic:nvPicPr>
                   <pic:blipFill>
-                    <a:blip r:embed="rId21"/>
+                    <a:blip r:embed="rId23"/>
                     <a:stretch>
                       <a:fillRect/>
                     </a:stretch>
@@ -2469,7 +2665,7 @@
                     </pic:cNvPicPr>
                   </pic:nvPicPr>
                   <pic:blipFill>
-                    <a:blip r:embed="rId22"/>
+                    <a:blip r:embed="rId24"/>
                     <a:stretch>
                       <a:fillRect/>
                     </a:stretch>
@@ -2551,7 +2747,7 @@
                     </pic:cNvPicPr>
                   </pic:nvPicPr>
                   <pic:blipFill>
-                    <a:blip r:embed="rId23"/>
+                    <a:blip r:embed="rId25"/>
                     <a:stretch>
                       <a:fillRect/>
                     </a:stretch>
@@ -2693,7 +2889,7 @@
                     </pic:cNvPicPr>
                   </pic:nvPicPr>
                   <pic:blipFill>
-                    <a:blip r:embed="rId24"/>
+                    <a:blip r:embed="rId26"/>
                     <a:stretch>
                       <a:fillRect/>
                     </a:stretch>
@@ -2775,7 +2971,7 @@
                     </pic:cNvPicPr>
                   </pic:nvPicPr>
                   <pic:blipFill>
-                    <a:blip r:embed="rId25"/>
+                    <a:blip r:embed="rId27"/>
                     <a:stretch>
                       <a:fillRect/>
                     </a:stretch>
@@ -3024,7 +3220,7 @@
                     </pic:cNvPicPr>
                   </pic:nvPicPr>
                   <pic:blipFill>
-                    <a:blip r:embed="rId26"/>
+                    <a:blip r:embed="rId28"/>
                     <a:stretch>
                       <a:fillRect/>
                     </a:stretch>
@@ -3110,7 +3306,7 @@
                     </pic:cNvPicPr>
                   </pic:nvPicPr>
                   <pic:blipFill>
-                    <a:blip r:embed="rId27"/>
+                    <a:blip r:embed="rId29"/>
                     <a:stretch>
                       <a:fillRect/>
                     </a:stretch>
@@ -3329,7 +3525,7 @@
                     </pic:cNvPicPr>
                   </pic:nvPicPr>
                   <pic:blipFill>
-                    <a:blip r:embed="rId28"/>
+                    <a:blip r:embed="rId30"/>
                     <a:stretch>
                       <a:fillRect/>
                     </a:stretch>
@@ -5746,7 +5942,7 @@
                     </pic:cNvPicPr>
                   </pic:nvPicPr>
                   <pic:blipFill>
-                    <a:blip r:embed="rId29"/>
+                    <a:blip r:embed="rId31"/>
                     <a:stretch>
                       <a:fillRect/>
                     </a:stretch>
@@ -5820,7 +6016,7 @@
                     </pic:cNvPicPr>
                   </pic:nvPicPr>
                   <pic:blipFill>
-                    <a:blip r:embed="rId30"/>
+                    <a:blip r:embed="rId32"/>
                     <a:stretch>
                       <a:fillRect/>
                     </a:stretch>
@@ -6131,655 +6327,17 @@
             <v:path/>
             <v:fill on="f" focussize="0,0"/>
             <v:stroke/>
-            <v:imagedata r:id="rId32" o:title=""/>
-            <o:lock v:ext="edit" aspectratio="t"/>
-            <w10:wrap type="none"/>
-            <w10:anchorlock/>
-          </v:shape>
-          <o:OLEObject Type="Embed" ProgID="StaticMetafile" ShapeID="_x0000_i1025" DrawAspect="Content" ObjectID="_1468075725" r:id="rId31">
-            <o:LockedField>false</o:LockedField>
-          </o:OLEObject>
-        </w:object>
-      </w:r>
-      <w:r>
-        <w:rPr>
-          <w:rFonts w:ascii="宋体" w:hAnsi="宋体" w:eastAsia="宋体" w:cs="宋体"/>
-          <w:color w:val="auto"/>
-          <w:spacing w:val="0"/>
-          <w:position w:val="0"/>
-          <w:sz w:val="21"/>
-          <w:shd w:val="clear" w:fill="auto"/>
-        </w:rPr>
-        <w:t>，不然弹不出</w:t>
-      </w:r>
-      <w:r>
-        <w:rPr>
-          <w:rFonts w:ascii="Calibri" w:hAnsi="Calibri" w:eastAsia="Calibri" w:cs="Calibri"/>
-          <w:color w:val="auto"/>
-          <w:spacing w:val="0"/>
-          <w:position w:val="0"/>
-          <w:sz w:val="21"/>
-          <w:shd w:val="clear" w:fill="auto"/>
-        </w:rPr>
-        <w:t>addEvent</w:t>
-      </w:r>
-      <w:r>
-        <w:rPr>
-          <w:rFonts w:ascii="宋体" w:hAnsi="宋体" w:eastAsia="宋体" w:cs="宋体"/>
-          <w:color w:val="auto"/>
-          <w:spacing w:val="0"/>
-          <w:position w:val="0"/>
-          <w:sz w:val="21"/>
-          <w:shd w:val="clear" w:fill="auto"/>
-        </w:rPr>
-        <w:t>菜单的</w:t>
-      </w:r>
-    </w:p>
-    <w:p>
-      <w:pPr>
-        <w:spacing w:before="0" w:after="0" w:line="240" w:lineRule="auto"/>
-        <w:ind w:left="0" w:right="0" w:firstLine="0"/>
-        <w:jc w:val="both"/>
-        <w:rPr>
-          <w:rFonts w:ascii="宋体" w:hAnsi="宋体" w:eastAsia="宋体" w:cs="宋体"/>
-          <w:color w:val="auto"/>
-          <w:spacing w:val="0"/>
-          <w:position w:val="0"/>
-          <w:sz w:val="21"/>
-          <w:shd w:val="clear" w:fill="auto"/>
-        </w:rPr>
-      </w:pPr>
-    </w:p>
-    <w:p>
-      <w:pPr>
-        <w:spacing w:before="0" w:after="0" w:line="240" w:lineRule="auto"/>
-        <w:ind w:left="0" w:right="0" w:firstLine="0"/>
-        <w:jc w:val="both"/>
-        <w:rPr>
-          <w:rFonts w:ascii="宋体" w:hAnsi="宋体" w:eastAsia="宋体" w:cs="宋体"/>
-          <w:color w:val="auto"/>
-          <w:spacing w:val="0"/>
-          <w:position w:val="0"/>
-          <w:sz w:val="21"/>
-          <w:shd w:val="clear" w:fill="auto"/>
-        </w:rPr>
-      </w:pPr>
-      <w:r>
-        <w:rPr>
-          <w:rFonts w:ascii="宋体" w:hAnsi="宋体" w:eastAsia="宋体" w:cs="宋体"/>
-          <w:color w:val="auto"/>
-          <w:spacing w:val="0"/>
-          <w:position w:val="0"/>
-          <w:sz w:val="21"/>
-          <w:shd w:val="clear" w:fill="auto"/>
-        </w:rPr>
-        <w:t>在Unreal Engine（UE，虚幻引擎）中，​​GAS​​ 和 ​​ASC​​ 是与游戏玩法系统（尤其是角色技能/能力管理）密切相关的两个核心概念，以下是具体解释：</w:t>
-      </w:r>
-    </w:p>
-    <w:p>
-      <w:pPr>
-        <w:spacing w:before="0" w:after="0" w:line="240" w:lineRule="auto"/>
-        <w:ind w:left="0" w:right="0" w:firstLine="0"/>
-        <w:jc w:val="both"/>
-        <w:rPr>
-          <w:rFonts w:ascii="宋体" w:hAnsi="宋体" w:eastAsia="宋体" w:cs="宋体"/>
-          <w:color w:val="auto"/>
-          <w:spacing w:val="0"/>
-          <w:position w:val="0"/>
-          <w:sz w:val="21"/>
-          <w:shd w:val="clear" w:fill="auto"/>
-        </w:rPr>
-      </w:pPr>
-    </w:p>
-    <w:p>
-      <w:pPr>
-        <w:spacing w:before="0" w:after="0" w:line="240" w:lineRule="auto"/>
-        <w:ind w:left="0" w:right="0" w:firstLine="0"/>
-        <w:jc w:val="both"/>
-        <w:rPr>
-          <w:rFonts w:ascii="宋体" w:hAnsi="宋体" w:eastAsia="宋体" w:cs="宋体"/>
-          <w:color w:val="auto"/>
-          <w:spacing w:val="0"/>
-          <w:position w:val="0"/>
-          <w:sz w:val="21"/>
-          <w:shd w:val="clear" w:fill="auto"/>
-        </w:rPr>
-      </w:pPr>
-      <w:r>
-        <w:rPr>
-          <w:rFonts w:ascii="宋体" w:hAnsi="宋体" w:eastAsia="宋体" w:cs="宋体"/>
-          <w:color w:val="auto"/>
-          <w:spacing w:val="0"/>
-          <w:position w:val="0"/>
-          <w:sz w:val="21"/>
-          <w:shd w:val="clear" w:fill="auto"/>
-        </w:rPr>
-        <w:t>​​1. GAS：Gameplay Ability System（游戏玩法能力系统）​​</w:t>
-      </w:r>
-    </w:p>
-    <w:p>
-      <w:pPr>
-        <w:spacing w:before="0" w:after="0" w:line="240" w:lineRule="auto"/>
-        <w:ind w:left="0" w:right="0" w:firstLine="0"/>
-        <w:jc w:val="both"/>
-        <w:rPr>
-          <w:rFonts w:ascii="宋体" w:hAnsi="宋体" w:eastAsia="宋体" w:cs="宋体"/>
-          <w:color w:val="auto"/>
-          <w:spacing w:val="0"/>
-          <w:position w:val="0"/>
-          <w:sz w:val="21"/>
-          <w:shd w:val="clear" w:fill="auto"/>
-        </w:rPr>
-      </w:pPr>
-      <w:r>
-        <w:rPr>
-          <w:rFonts w:ascii="宋体" w:hAnsi="宋体" w:eastAsia="宋体" w:cs="宋体"/>
-          <w:color w:val="auto"/>
-          <w:spacing w:val="0"/>
-          <w:position w:val="0"/>
-          <w:sz w:val="21"/>
-          <w:shd w:val="clear" w:fill="auto"/>
-        </w:rPr>
-        <w:t>GAS 是 UE 提供的一套​​结构化、可扩展的游戏玩法逻辑框架​​，主要用于管理角色的​​技能（Ability）​​、​​属性（Attribute）​​、​​状态效果（Gameplay Effect）​​以及它们之间的交互逻辑。它专为复杂游戏（如动作RPG、MOBA、战术游戏）设计，解决了传统代码直接管理技能时容易出现的耦合度高、难以维护等问题。</w:t>
-      </w:r>
-    </w:p>
-    <w:p>
-      <w:pPr>
-        <w:spacing w:before="0" w:after="0" w:line="240" w:lineRule="auto"/>
-        <w:ind w:left="0" w:right="0" w:firstLine="0"/>
-        <w:jc w:val="both"/>
-        <w:rPr>
-          <w:rFonts w:ascii="宋体" w:hAnsi="宋体" w:eastAsia="宋体" w:cs="宋体"/>
-          <w:color w:val="auto"/>
-          <w:spacing w:val="0"/>
-          <w:position w:val="0"/>
-          <w:sz w:val="21"/>
-          <w:shd w:val="clear" w:fill="auto"/>
-        </w:rPr>
-      </w:pPr>
-    </w:p>
-    <w:p>
-      <w:pPr>
-        <w:spacing w:before="0" w:after="0" w:line="240" w:lineRule="auto"/>
-        <w:ind w:left="0" w:right="0" w:firstLine="0"/>
-        <w:jc w:val="both"/>
-        <w:rPr>
-          <w:rFonts w:ascii="宋体" w:hAnsi="宋体" w:eastAsia="宋体" w:cs="宋体"/>
-          <w:color w:val="auto"/>
-          <w:spacing w:val="0"/>
-          <w:position w:val="0"/>
-          <w:sz w:val="21"/>
-          <w:shd w:val="clear" w:fill="auto"/>
-        </w:rPr>
-      </w:pPr>
-      <w:r>
-        <w:rPr>
-          <w:rFonts w:ascii="宋体" w:hAnsi="宋体" w:eastAsia="宋体" w:cs="宋体"/>
-          <w:color w:val="auto"/>
-          <w:spacing w:val="0"/>
-          <w:position w:val="0"/>
-          <w:sz w:val="21"/>
-          <w:shd w:val="clear" w:fill="auto"/>
-        </w:rPr>
-        <w:t>GAS 的核心功能：</w:t>
-      </w:r>
-    </w:p>
-    <w:p>
-      <w:pPr>
-        <w:spacing w:before="0" w:after="0" w:line="240" w:lineRule="auto"/>
-        <w:ind w:left="0" w:right="0" w:firstLine="0"/>
-        <w:jc w:val="both"/>
-        <w:rPr>
-          <w:rFonts w:ascii="宋体" w:hAnsi="宋体" w:eastAsia="宋体" w:cs="宋体"/>
-          <w:color w:val="auto"/>
-          <w:spacing w:val="0"/>
-          <w:position w:val="0"/>
-          <w:sz w:val="21"/>
-          <w:shd w:val="clear" w:fill="auto"/>
-        </w:rPr>
-      </w:pPr>
-      <w:r>
-        <w:rPr>
-          <w:rFonts w:ascii="宋体" w:hAnsi="宋体" w:eastAsia="宋体" w:cs="宋体"/>
-          <w:color w:val="auto"/>
-          <w:spacing w:val="0"/>
-          <w:position w:val="0"/>
-          <w:sz w:val="21"/>
-          <w:shd w:val="clear" w:fill="auto"/>
-        </w:rPr>
-        <w:t>​​能力（Ability）​​：定义角色的具体技能（如攻击、跳跃、治疗），支持激活条件（如冷却时间、资源消耗）、输入触发、网络同步等。</w:t>
-      </w:r>
-    </w:p>
-    <w:p>
-      <w:pPr>
-        <w:spacing w:before="0" w:after="0" w:line="240" w:lineRule="auto"/>
-        <w:ind w:left="0" w:right="0" w:firstLine="0"/>
-        <w:jc w:val="both"/>
-        <w:rPr>
-          <w:rFonts w:ascii="宋体" w:hAnsi="宋体" w:eastAsia="宋体" w:cs="宋体"/>
-          <w:color w:val="auto"/>
-          <w:spacing w:val="0"/>
-          <w:position w:val="0"/>
-          <w:sz w:val="21"/>
-          <w:shd w:val="clear" w:fill="auto"/>
-        </w:rPr>
-      </w:pPr>
-      <w:r>
-        <w:rPr>
-          <w:rFonts w:ascii="宋体" w:hAnsi="宋体" w:eastAsia="宋体" w:cs="宋体"/>
-          <w:color w:val="auto"/>
-          <w:spacing w:val="0"/>
-          <w:position w:val="0"/>
-          <w:sz w:val="21"/>
-          <w:shd w:val="clear" w:fill="auto"/>
-        </w:rPr>
-        <w:t>​​属性（Attribute）​​：角色的基础数值（如生命值、魔力值、攻击力），通过“属性集（Attribute Set）”管理，支持动态修改（如增益/减益）和事件监听（如数值变化时触发回调）。</w:t>
-      </w:r>
-    </w:p>
-    <w:p>
-      <w:pPr>
-        <w:spacing w:before="0" w:after="0" w:line="240" w:lineRule="auto"/>
-        <w:ind w:left="0" w:right="0" w:firstLine="0"/>
-        <w:jc w:val="both"/>
-        <w:rPr>
-          <w:rFonts w:ascii="宋体" w:hAnsi="宋体" w:eastAsia="宋体" w:cs="宋体"/>
-          <w:color w:val="auto"/>
-          <w:spacing w:val="0"/>
-          <w:position w:val="0"/>
-          <w:sz w:val="21"/>
-          <w:shd w:val="clear" w:fill="auto"/>
-        </w:rPr>
-      </w:pPr>
-      <w:r>
-        <w:rPr>
-          <w:rFonts w:ascii="宋体" w:hAnsi="宋体" w:eastAsia="宋体" w:cs="宋体"/>
-          <w:color w:val="auto"/>
-          <w:spacing w:val="0"/>
-          <w:position w:val="0"/>
-          <w:sz w:val="21"/>
-          <w:shd w:val="clear" w:fill="auto"/>
-        </w:rPr>
-        <w:t>​​游戏效果（Gameplay Effect）​​：描述对属性或状态的修改（如持续伤害、移速提升、沉默），支持持续时间、周期性生效、叠加规则等。</w:t>
-      </w:r>
-    </w:p>
-    <w:p>
-      <w:pPr>
-        <w:spacing w:before="0" w:after="0" w:line="240" w:lineRule="auto"/>
-        <w:ind w:left="0" w:right="0" w:firstLine="0"/>
-        <w:jc w:val="both"/>
-        <w:rPr>
-          <w:rFonts w:ascii="宋体" w:hAnsi="宋体" w:eastAsia="宋体" w:cs="宋体"/>
-          <w:color w:val="auto"/>
-          <w:spacing w:val="0"/>
-          <w:position w:val="0"/>
-          <w:sz w:val="21"/>
-          <w:shd w:val="clear" w:fill="auto"/>
-        </w:rPr>
-      </w:pPr>
-      <w:r>
-        <w:rPr>
-          <w:rFonts w:ascii="宋体" w:hAnsi="宋体" w:eastAsia="宋体" w:cs="宋体"/>
-          <w:color w:val="auto"/>
-          <w:spacing w:val="0"/>
-          <w:position w:val="0"/>
-          <w:sz w:val="21"/>
-          <w:shd w:val="clear" w:fill="auto"/>
-        </w:rPr>
-        <w:t>​​标签（Tag）​​：用于快速标记状态（如“正在施法”“被控制”），实现逻辑条件判断（如“被控制时无法释放技能”）。</w:t>
-      </w:r>
-    </w:p>
-    <w:p>
-      <w:pPr>
-        <w:spacing w:before="0" w:after="0" w:line="240" w:lineRule="auto"/>
-        <w:ind w:left="0" w:right="0" w:firstLine="0"/>
-        <w:jc w:val="both"/>
-        <w:rPr>
-          <w:rFonts w:ascii="宋体" w:hAnsi="宋体" w:eastAsia="宋体" w:cs="宋体"/>
-          <w:color w:val="auto"/>
-          <w:spacing w:val="0"/>
-          <w:position w:val="0"/>
-          <w:sz w:val="21"/>
-          <w:shd w:val="clear" w:fill="auto"/>
-        </w:rPr>
-      </w:pPr>
-      <w:r>
-        <w:rPr>
-          <w:rFonts w:ascii="宋体" w:hAnsi="宋体" w:eastAsia="宋体" w:cs="宋体"/>
-          <w:color w:val="auto"/>
-          <w:spacing w:val="0"/>
-          <w:position w:val="0"/>
-          <w:sz w:val="21"/>
-          <w:shd w:val="clear" w:fill="auto"/>
-        </w:rPr>
-        <w:t>​​2. ASC：Ability System Component（能力系统组件）​​</w:t>
-      </w:r>
-    </w:p>
-    <w:p>
-      <w:pPr>
-        <w:spacing w:before="0" w:after="0" w:line="240" w:lineRule="auto"/>
-        <w:ind w:left="0" w:right="0" w:firstLine="0"/>
-        <w:jc w:val="both"/>
-        <w:rPr>
-          <w:rFonts w:ascii="宋体" w:hAnsi="宋体" w:eastAsia="宋体" w:cs="宋体"/>
-          <w:color w:val="auto"/>
-          <w:spacing w:val="0"/>
-          <w:position w:val="0"/>
-          <w:sz w:val="21"/>
-          <w:shd w:val="clear" w:fill="auto"/>
-        </w:rPr>
-      </w:pPr>
-      <w:r>
-        <w:rPr>
-          <w:rFonts w:ascii="宋体" w:hAnsi="宋体" w:eastAsia="宋体" w:cs="宋体"/>
-          <w:color w:val="auto"/>
-          <w:spacing w:val="0"/>
-          <w:position w:val="0"/>
-          <w:sz w:val="21"/>
-          <w:shd w:val="clear" w:fill="auto"/>
-        </w:rPr>
-        <w:t>ASC 是 GAS 框架中的​​核心组件​​，必须附加到使用 GAS 的 Actor（如角色、NPC）上。它的作用是​​协调和管理该 Actor 与 GAS 相关的所有元素​​（能力、属性、效果），是 GAS 逻辑运行的“容器”。</w:t>
-      </w:r>
-    </w:p>
-    <w:p>
-      <w:pPr>
-        <w:spacing w:before="0" w:after="0" w:line="240" w:lineRule="auto"/>
-        <w:ind w:left="0" w:right="0" w:firstLine="0"/>
-        <w:jc w:val="both"/>
-        <w:rPr>
-          <w:rFonts w:ascii="宋体" w:hAnsi="宋体" w:eastAsia="宋体" w:cs="宋体"/>
-          <w:color w:val="auto"/>
-          <w:spacing w:val="0"/>
-          <w:position w:val="0"/>
-          <w:sz w:val="21"/>
-          <w:shd w:val="clear" w:fill="auto"/>
-        </w:rPr>
-      </w:pPr>
-    </w:p>
-    <w:p>
-      <w:pPr>
-        <w:spacing w:before="0" w:after="0" w:line="240" w:lineRule="auto"/>
-        <w:ind w:left="0" w:right="0" w:firstLine="0"/>
-        <w:jc w:val="both"/>
-        <w:rPr>
-          <w:rFonts w:ascii="宋体" w:hAnsi="宋体" w:eastAsia="宋体" w:cs="宋体"/>
-          <w:color w:val="auto"/>
-          <w:spacing w:val="0"/>
-          <w:position w:val="0"/>
-          <w:sz w:val="21"/>
-          <w:shd w:val="clear" w:fill="auto"/>
-        </w:rPr>
-      </w:pPr>
-      <w:r>
-        <w:rPr>
-          <w:rFonts w:ascii="宋体" w:hAnsi="宋体" w:eastAsia="宋体" w:cs="宋体"/>
-          <w:color w:val="auto"/>
-          <w:spacing w:val="0"/>
-          <w:position w:val="0"/>
-          <w:sz w:val="21"/>
-          <w:shd w:val="clear" w:fill="auto"/>
-        </w:rPr>
-        <w:t>ASC 的核心职责：</w:t>
-      </w:r>
-    </w:p>
-    <w:p>
-      <w:pPr>
-        <w:spacing w:before="0" w:after="0" w:line="240" w:lineRule="auto"/>
-        <w:ind w:left="0" w:right="0" w:firstLine="0"/>
-        <w:jc w:val="both"/>
-        <w:rPr>
-          <w:rFonts w:ascii="宋体" w:hAnsi="宋体" w:eastAsia="宋体" w:cs="宋体"/>
-          <w:color w:val="auto"/>
-          <w:spacing w:val="0"/>
-          <w:position w:val="0"/>
-          <w:sz w:val="21"/>
-          <w:shd w:val="clear" w:fill="auto"/>
-        </w:rPr>
-      </w:pPr>
-      <w:r>
-        <w:rPr>
-          <w:rFonts w:ascii="宋体" w:hAnsi="宋体" w:eastAsia="宋体" w:cs="宋体"/>
-          <w:color w:val="auto"/>
-          <w:spacing w:val="0"/>
-          <w:position w:val="0"/>
-          <w:sz w:val="21"/>
-          <w:shd w:val="clear" w:fill="auto"/>
-        </w:rPr>
-        <w:t>​​注册与管理能力​​：存储并管理该 Actor 可用的所有 Gameplay Ability（通过 UAbilitySystemComponent::GiveAbility 绑定）。</w:t>
-      </w:r>
-    </w:p>
-    <w:p>
-      <w:pPr>
-        <w:spacing w:before="0" w:after="0" w:line="240" w:lineRule="auto"/>
-        <w:ind w:left="0" w:right="0" w:firstLine="0"/>
-        <w:jc w:val="both"/>
-        <w:rPr>
-          <w:rFonts w:ascii="宋体" w:hAnsi="宋体" w:eastAsia="宋体" w:cs="宋体"/>
-          <w:color w:val="auto"/>
-          <w:spacing w:val="0"/>
-          <w:position w:val="0"/>
-          <w:sz w:val="21"/>
-          <w:shd w:val="clear" w:fill="auto"/>
-        </w:rPr>
-      </w:pPr>
-      <w:r>
-        <w:rPr>
-          <w:rFonts w:ascii="宋体" w:hAnsi="宋体" w:eastAsia="宋体" w:cs="宋体"/>
-          <w:color w:val="auto"/>
-          <w:spacing w:val="0"/>
-          <w:position w:val="0"/>
-          <w:sz w:val="21"/>
-          <w:shd w:val="clear" w:fill="auto"/>
-        </w:rPr>
-        <w:t>​​处理输入与触发​​：监听输入事件（如按键），触发对应 Ability 的激活（需配合 AbilityTask 实现具体逻辑）。</w:t>
-      </w:r>
-    </w:p>
-    <w:p>
-      <w:pPr>
-        <w:spacing w:before="0" w:after="0" w:line="240" w:lineRule="auto"/>
-        <w:ind w:left="0" w:right="0" w:firstLine="0"/>
-        <w:jc w:val="both"/>
-        <w:rPr>
-          <w:rFonts w:ascii="宋体" w:hAnsi="宋体" w:eastAsia="宋体" w:cs="宋体"/>
-          <w:color w:val="auto"/>
-          <w:spacing w:val="0"/>
-          <w:position w:val="0"/>
-          <w:sz w:val="21"/>
-          <w:shd w:val="clear" w:fill="auto"/>
-        </w:rPr>
-      </w:pPr>
-      <w:r>
-        <w:rPr>
-          <w:rFonts w:ascii="宋体" w:hAnsi="宋体" w:eastAsia="宋体" w:cs="宋体"/>
-          <w:color w:val="auto"/>
-          <w:spacing w:val="0"/>
-          <w:position w:val="0"/>
-          <w:sz w:val="21"/>
-          <w:shd w:val="clear" w:fill="auto"/>
-        </w:rPr>
-        <w:t>​​属性与效果的生命周期管理​​：负责属性值的修改、效果的施加/移除，并同步状态变化（如网络游戏中同步属性值给客户端）。</w:t>
-      </w:r>
-    </w:p>
-    <w:p>
-      <w:pPr>
-        <w:spacing w:before="0" w:after="0" w:line="240" w:lineRule="auto"/>
-        <w:ind w:left="0" w:right="0" w:firstLine="0"/>
-        <w:jc w:val="both"/>
-        <w:rPr>
-          <w:rFonts w:ascii="宋体" w:hAnsi="宋体" w:eastAsia="宋体" w:cs="宋体"/>
-          <w:color w:val="auto"/>
-          <w:spacing w:val="0"/>
-          <w:position w:val="0"/>
-          <w:sz w:val="21"/>
-          <w:shd w:val="clear" w:fill="auto"/>
-        </w:rPr>
-      </w:pPr>
-      <w:r>
-        <w:rPr>
-          <w:rFonts w:ascii="宋体" w:hAnsi="宋体" w:eastAsia="宋体" w:cs="宋体"/>
-          <w:color w:val="auto"/>
-          <w:spacing w:val="0"/>
-          <w:position w:val="0"/>
-          <w:sz w:val="21"/>
-          <w:shd w:val="clear" w:fill="auto"/>
-        </w:rPr>
-        <w:t>​​事件调度与回调​​：通过委托（Delegate）暴露关键事件（如属性变化、能力激活完成），允许开发者自定义逻辑。</w:t>
-      </w:r>
-    </w:p>
-    <w:p>
-      <w:pPr>
-        <w:spacing w:before="0" w:after="0" w:line="240" w:lineRule="auto"/>
-        <w:ind w:left="0" w:right="0" w:firstLine="0"/>
-        <w:jc w:val="both"/>
-        <w:rPr>
-          <w:rFonts w:ascii="宋体" w:hAnsi="宋体" w:eastAsia="宋体" w:cs="宋体"/>
-          <w:color w:val="auto"/>
-          <w:spacing w:val="0"/>
-          <w:position w:val="0"/>
-          <w:sz w:val="21"/>
-          <w:shd w:val="clear" w:fill="auto"/>
-        </w:rPr>
-      </w:pPr>
-      <w:r>
-        <w:rPr>
-          <w:rFonts w:ascii="宋体" w:hAnsi="宋体" w:eastAsia="宋体" w:cs="宋体"/>
-          <w:color w:val="auto"/>
-          <w:spacing w:val="0"/>
-          <w:position w:val="0"/>
-          <w:sz w:val="21"/>
-          <w:shd w:val="clear" w:fill="auto"/>
-        </w:rPr>
-        <w:t>​​总结​​</w:t>
-      </w:r>
-    </w:p>
-    <w:p>
-      <w:pPr>
-        <w:spacing w:before="0" w:after="0" w:line="240" w:lineRule="auto"/>
-        <w:ind w:left="0" w:right="0" w:firstLine="0"/>
-        <w:jc w:val="both"/>
-        <w:rPr>
-          <w:rFonts w:ascii="宋体" w:hAnsi="宋体" w:eastAsia="宋体" w:cs="宋体"/>
-          <w:color w:val="auto"/>
-          <w:spacing w:val="0"/>
-          <w:position w:val="0"/>
-          <w:sz w:val="21"/>
-          <w:shd w:val="clear" w:fill="auto"/>
-        </w:rPr>
-      </w:pPr>
-      <w:r>
-        <w:rPr>
-          <w:rFonts w:ascii="宋体" w:hAnsi="宋体" w:eastAsia="宋体" w:cs="宋体"/>
-          <w:color w:val="auto"/>
-          <w:spacing w:val="0"/>
-          <w:position w:val="0"/>
-          <w:sz w:val="21"/>
-          <w:shd w:val="clear" w:fill="auto"/>
-        </w:rPr>
-        <w:t>简单来说，​​GAS 是一套完整的游戏玩法能力管理框架​​，而 ​​ASC 是 GAS 在具体 Actor 上的“运行载体”​​，负责落地执行 GAS 设计的各项逻辑。两者结合使用，能高效管理复杂的角色技能和状态系统，尤其适合需要高扩展性、网络同步的游戏项目（如多人在线角色扮演游戏）。</w:t>
-      </w:r>
-    </w:p>
-    <w:p>
-      <w:pPr>
-        <w:spacing w:before="0" w:after="0" w:line="240" w:lineRule="auto"/>
-        <w:ind w:left="0" w:right="0" w:firstLine="0"/>
-        <w:jc w:val="both"/>
-        <w:rPr>
-          <w:rFonts w:ascii="宋体" w:hAnsi="宋体" w:eastAsia="宋体" w:cs="宋体"/>
-          <w:color w:val="auto"/>
-          <w:spacing w:val="0"/>
-          <w:position w:val="0"/>
-          <w:sz w:val="21"/>
-          <w:shd w:val="clear" w:fill="auto"/>
-        </w:rPr>
-      </w:pPr>
-    </w:p>
-    <w:p>
-      <w:pPr>
-        <w:spacing w:before="0" w:after="0" w:line="240" w:lineRule="auto"/>
-        <w:ind w:left="0" w:right="0" w:firstLine="0"/>
-        <w:jc w:val="both"/>
-        <w:rPr>
-          <w:rFonts w:ascii="宋体" w:hAnsi="宋体" w:eastAsia="宋体" w:cs="宋体"/>
-          <w:color w:val="auto"/>
-          <w:spacing w:val="0"/>
-          <w:position w:val="0"/>
-          <w:sz w:val="21"/>
-          <w:shd w:val="clear" w:fill="auto"/>
-        </w:rPr>
-      </w:pPr>
-      <w:r>
-        <w:rPr>
-          <w:rFonts w:ascii="宋体" w:hAnsi="宋体" w:eastAsia="宋体" w:cs="宋体"/>
-          <w:color w:val="auto"/>
-          <w:spacing w:val="0"/>
-          <w:position w:val="0"/>
-          <w:sz w:val="21"/>
-          <w:shd w:val="clear" w:fill="auto"/>
-        </w:rPr>
-        <w:t>建立一个AnimationBlueprint的template,下面是步骤</w:t>
-      </w:r>
-    </w:p>
-    <w:p>
-      <w:pPr>
-        <w:spacing w:before="0" w:after="0" w:line="240" w:lineRule="auto"/>
-        <w:ind w:left="0" w:right="0" w:firstLine="0"/>
-        <w:jc w:val="both"/>
-        <w:rPr>
-          <w:rFonts w:ascii="宋体" w:hAnsi="宋体" w:eastAsia="宋体" w:cs="宋体"/>
-          <w:color w:val="auto"/>
-          <w:spacing w:val="0"/>
-          <w:position w:val="0"/>
-          <w:sz w:val="21"/>
-          <w:shd w:val="clear" w:fill="auto"/>
-        </w:rPr>
-      </w:pPr>
-      <w:r>
-        <w:rPr>
-          <w:rFonts w:ascii="宋体" w:hAnsi="宋体" w:eastAsia="宋体" w:cs="宋体"/>
-          <w:color w:val="auto"/>
-          <w:spacing w:val="0"/>
-          <w:position w:val="0"/>
-          <w:sz w:val="21"/>
-          <w:shd w:val="clear" w:fill="auto"/>
-        </w:rPr>
-        <w:t>1.</w:t>
-      </w:r>
-    </w:p>
-    <w:p>
-      <w:pPr>
-        <w:spacing w:before="0" w:after="0" w:line="240" w:lineRule="auto"/>
-        <w:ind w:left="0" w:right="0" w:firstLine="0"/>
-        <w:jc w:val="both"/>
-        <w:rPr>
-          <w:rFonts w:ascii="宋体" w:hAnsi="宋体" w:eastAsia="宋体" w:cs="宋体"/>
-          <w:color w:val="auto"/>
-          <w:spacing w:val="0"/>
-          <w:position w:val="0"/>
-          <w:sz w:val="21"/>
-          <w:shd w:val="clear" w:fill="auto"/>
-        </w:rPr>
-      </w:pPr>
-      <w:r>
-        <w:object>
-          <v:shape id="_x0000_i1026" o:spt="75" type="#_x0000_t75" style="height:243pt;width:432pt;" o:ole="t" filled="f" o:preferrelative="t" coordsize="21600,21600">
-            <v:path/>
-            <v:fill on="f" focussize="0,0"/>
-            <v:stroke/>
             <v:imagedata r:id="rId34" o:title=""/>
             <o:lock v:ext="edit" aspectratio="t"/>
             <w10:wrap type="none"/>
             <w10:anchorlock/>
           </v:shape>
-          <o:OLEObject Type="Embed" ProgID="StaticDib" ShapeID="_x0000_i1026" DrawAspect="Content" ObjectID="_1468075726" r:id="rId33">
+          <o:OLEObject Type="Embed" ProgID="StaticMetafile" ShapeID="_x0000_i1025" DrawAspect="Content" ObjectID="_1468075725" r:id="rId33">
             <o:LockedField>false</o:LockedField>
           </o:OLEObject>
         </w:object>
       </w:r>
-    </w:p>
-    <w:p>
-      <w:pPr>
-        <w:spacing w:before="0" w:after="0" w:line="240" w:lineRule="auto"/>
-        <w:ind w:left="0" w:right="0" w:firstLine="0"/>
-        <w:jc w:val="both"/>
+      <w:r>
         <w:rPr>
           <w:rFonts w:ascii="宋体" w:hAnsi="宋体" w:eastAsia="宋体" w:cs="宋体"/>
           <w:color w:val="auto"/>
@@ -6788,7 +6346,19 @@
           <w:sz w:val="21"/>
           <w:shd w:val="clear" w:fill="auto"/>
         </w:rPr>
-      </w:pPr>
+        <w:t>，不然弹不出</w:t>
+      </w:r>
+      <w:r>
+        <w:rPr>
+          <w:rFonts w:ascii="Calibri" w:hAnsi="Calibri" w:eastAsia="Calibri" w:cs="Calibri"/>
+          <w:color w:val="auto"/>
+          <w:spacing w:val="0"/>
+          <w:position w:val="0"/>
+          <w:sz w:val="21"/>
+          <w:shd w:val="clear" w:fill="auto"/>
+        </w:rPr>
+        <w:t>addEvent</w:t>
+      </w:r>
       <w:r>
         <w:rPr>
           <w:rFonts w:ascii="宋体" w:hAnsi="宋体" w:eastAsia="宋体" w:cs="宋体"/>
@@ -6798,7 +6368,7 @@
           <w:sz w:val="21"/>
           <w:shd w:val="clear" w:fill="auto"/>
         </w:rPr>
-        <w:t>2.</w:t>
+        <w:t>菜单的</w:t>
       </w:r>
     </w:p>
     <w:p>
@@ -6815,9 +6385,578 @@
           <w:shd w:val="clear" w:fill="auto"/>
         </w:rPr>
       </w:pPr>
+    </w:p>
+    <w:p>
+      <w:pPr>
+        <w:spacing w:before="0" w:after="0" w:line="240" w:lineRule="auto"/>
+        <w:ind w:left="0" w:right="0" w:firstLine="0"/>
+        <w:jc w:val="both"/>
+        <w:rPr>
+          <w:rFonts w:ascii="宋体" w:hAnsi="宋体" w:eastAsia="宋体" w:cs="宋体"/>
+          <w:color w:val="auto"/>
+          <w:spacing w:val="0"/>
+          <w:position w:val="0"/>
+          <w:sz w:val="21"/>
+          <w:shd w:val="clear" w:fill="auto"/>
+        </w:rPr>
+      </w:pPr>
+      <w:r>
+        <w:rPr>
+          <w:rFonts w:ascii="宋体" w:hAnsi="宋体" w:eastAsia="宋体" w:cs="宋体"/>
+          <w:color w:val="auto"/>
+          <w:spacing w:val="0"/>
+          <w:position w:val="0"/>
+          <w:sz w:val="21"/>
+          <w:shd w:val="clear" w:fill="auto"/>
+        </w:rPr>
+        <w:t>在Unreal Engine（UE，虚幻引擎）中，​​GAS​​ 和 ​​ASC​​ 是与游戏玩法系统（尤其是角色技能/能力管理）密切相关的两个核心概念，以下是具体解释：</w:t>
+      </w:r>
+    </w:p>
+    <w:p>
+      <w:pPr>
+        <w:spacing w:before="0" w:after="0" w:line="240" w:lineRule="auto"/>
+        <w:ind w:left="0" w:right="0" w:firstLine="0"/>
+        <w:jc w:val="both"/>
+        <w:rPr>
+          <w:rFonts w:ascii="宋体" w:hAnsi="宋体" w:eastAsia="宋体" w:cs="宋体"/>
+          <w:color w:val="auto"/>
+          <w:spacing w:val="0"/>
+          <w:position w:val="0"/>
+          <w:sz w:val="21"/>
+          <w:shd w:val="clear" w:fill="auto"/>
+        </w:rPr>
+      </w:pPr>
+    </w:p>
+    <w:p>
+      <w:pPr>
+        <w:spacing w:before="0" w:after="0" w:line="240" w:lineRule="auto"/>
+        <w:ind w:left="0" w:right="0" w:firstLine="0"/>
+        <w:jc w:val="both"/>
+        <w:rPr>
+          <w:rFonts w:ascii="宋体" w:hAnsi="宋体" w:eastAsia="宋体" w:cs="宋体"/>
+          <w:color w:val="auto"/>
+          <w:spacing w:val="0"/>
+          <w:position w:val="0"/>
+          <w:sz w:val="21"/>
+          <w:shd w:val="clear" w:fill="auto"/>
+        </w:rPr>
+      </w:pPr>
+      <w:r>
+        <w:rPr>
+          <w:rFonts w:ascii="宋体" w:hAnsi="宋体" w:eastAsia="宋体" w:cs="宋体"/>
+          <w:color w:val="auto"/>
+          <w:spacing w:val="0"/>
+          <w:position w:val="0"/>
+          <w:sz w:val="21"/>
+          <w:shd w:val="clear" w:fill="auto"/>
+        </w:rPr>
+        <w:t>​​1. GAS：Gameplay Ability System（游戏玩法能力系统）​​</w:t>
+      </w:r>
+    </w:p>
+    <w:p>
+      <w:pPr>
+        <w:spacing w:before="0" w:after="0" w:line="240" w:lineRule="auto"/>
+        <w:ind w:left="0" w:right="0" w:firstLine="0"/>
+        <w:jc w:val="both"/>
+        <w:rPr>
+          <w:rFonts w:ascii="宋体" w:hAnsi="宋体" w:eastAsia="宋体" w:cs="宋体"/>
+          <w:color w:val="auto"/>
+          <w:spacing w:val="0"/>
+          <w:position w:val="0"/>
+          <w:sz w:val="21"/>
+          <w:shd w:val="clear" w:fill="auto"/>
+        </w:rPr>
+      </w:pPr>
+      <w:r>
+        <w:rPr>
+          <w:rFonts w:ascii="宋体" w:hAnsi="宋体" w:eastAsia="宋体" w:cs="宋体"/>
+          <w:color w:val="auto"/>
+          <w:spacing w:val="0"/>
+          <w:position w:val="0"/>
+          <w:sz w:val="21"/>
+          <w:shd w:val="clear" w:fill="auto"/>
+        </w:rPr>
+        <w:t>GAS 是 UE 提供的一套​​结构化、可扩展的游戏玩法逻辑框架​​，主要用于管理角色的​​技能（Ability）​​、​​属性（Attribute）​​、​​状态效果（Gameplay Effect）​​以及它们之间的交互逻辑。它专为复杂游戏（如动作RPG、MOBA、战术游戏）设计，解决了传统代码直接管理技能时容易出现的耦合度高、难以维护等问题。</w:t>
+      </w:r>
+    </w:p>
+    <w:p>
+      <w:pPr>
+        <w:spacing w:before="0" w:after="0" w:line="240" w:lineRule="auto"/>
+        <w:ind w:left="0" w:right="0" w:firstLine="0"/>
+        <w:jc w:val="both"/>
+        <w:rPr>
+          <w:rFonts w:ascii="宋体" w:hAnsi="宋体" w:eastAsia="宋体" w:cs="宋体"/>
+          <w:color w:val="auto"/>
+          <w:spacing w:val="0"/>
+          <w:position w:val="0"/>
+          <w:sz w:val="21"/>
+          <w:shd w:val="clear" w:fill="auto"/>
+        </w:rPr>
+      </w:pPr>
+    </w:p>
+    <w:p>
+      <w:pPr>
+        <w:spacing w:before="0" w:after="0" w:line="240" w:lineRule="auto"/>
+        <w:ind w:left="0" w:right="0" w:firstLine="0"/>
+        <w:jc w:val="both"/>
+        <w:rPr>
+          <w:rFonts w:ascii="宋体" w:hAnsi="宋体" w:eastAsia="宋体" w:cs="宋体"/>
+          <w:color w:val="auto"/>
+          <w:spacing w:val="0"/>
+          <w:position w:val="0"/>
+          <w:sz w:val="21"/>
+          <w:shd w:val="clear" w:fill="auto"/>
+        </w:rPr>
+      </w:pPr>
+      <w:r>
+        <w:rPr>
+          <w:rFonts w:ascii="宋体" w:hAnsi="宋体" w:eastAsia="宋体" w:cs="宋体"/>
+          <w:color w:val="auto"/>
+          <w:spacing w:val="0"/>
+          <w:position w:val="0"/>
+          <w:sz w:val="21"/>
+          <w:shd w:val="clear" w:fill="auto"/>
+        </w:rPr>
+        <w:t>GAS 的核心功能：</w:t>
+      </w:r>
+    </w:p>
+    <w:p>
+      <w:pPr>
+        <w:spacing w:before="0" w:after="0" w:line="240" w:lineRule="auto"/>
+        <w:ind w:left="0" w:right="0" w:firstLine="0"/>
+        <w:jc w:val="both"/>
+        <w:rPr>
+          <w:rFonts w:ascii="宋体" w:hAnsi="宋体" w:eastAsia="宋体" w:cs="宋体"/>
+          <w:color w:val="auto"/>
+          <w:spacing w:val="0"/>
+          <w:position w:val="0"/>
+          <w:sz w:val="21"/>
+          <w:shd w:val="clear" w:fill="auto"/>
+        </w:rPr>
+      </w:pPr>
+      <w:r>
+        <w:rPr>
+          <w:rFonts w:ascii="宋体" w:hAnsi="宋体" w:eastAsia="宋体" w:cs="宋体"/>
+          <w:color w:val="auto"/>
+          <w:spacing w:val="0"/>
+          <w:position w:val="0"/>
+          <w:sz w:val="21"/>
+          <w:shd w:val="clear" w:fill="auto"/>
+        </w:rPr>
+        <w:t>​​能力（Ability）​​：定义角色的具体技能（如攻击、跳跃、治疗），支持激活条件（如冷却时间、资源消耗）、输入触发、网络同步等。</w:t>
+      </w:r>
+    </w:p>
+    <w:p>
+      <w:pPr>
+        <w:spacing w:before="0" w:after="0" w:line="240" w:lineRule="auto"/>
+        <w:ind w:left="0" w:right="0" w:firstLine="0"/>
+        <w:jc w:val="both"/>
+        <w:rPr>
+          <w:rFonts w:ascii="宋体" w:hAnsi="宋体" w:eastAsia="宋体" w:cs="宋体"/>
+          <w:color w:val="auto"/>
+          <w:spacing w:val="0"/>
+          <w:position w:val="0"/>
+          <w:sz w:val="21"/>
+          <w:shd w:val="clear" w:fill="auto"/>
+        </w:rPr>
+      </w:pPr>
+      <w:r>
+        <w:rPr>
+          <w:rFonts w:ascii="宋体" w:hAnsi="宋体" w:eastAsia="宋体" w:cs="宋体"/>
+          <w:color w:val="auto"/>
+          <w:spacing w:val="0"/>
+          <w:position w:val="0"/>
+          <w:sz w:val="21"/>
+          <w:shd w:val="clear" w:fill="auto"/>
+        </w:rPr>
+        <w:t>​​属性（Attribute）​​：角色的基础数值（如生命值、魔力值、攻击力），通过“属性集（Attribute Set）”管理，支持动态修改（如增益/减益）和事件监听（如数值变化时触发回调）。</w:t>
+      </w:r>
+    </w:p>
+    <w:p>
+      <w:pPr>
+        <w:spacing w:before="0" w:after="0" w:line="240" w:lineRule="auto"/>
+        <w:ind w:left="0" w:right="0" w:firstLine="0"/>
+        <w:jc w:val="both"/>
+        <w:rPr>
+          <w:rFonts w:ascii="宋体" w:hAnsi="宋体" w:eastAsia="宋体" w:cs="宋体"/>
+          <w:color w:val="auto"/>
+          <w:spacing w:val="0"/>
+          <w:position w:val="0"/>
+          <w:sz w:val="21"/>
+          <w:shd w:val="clear" w:fill="auto"/>
+        </w:rPr>
+      </w:pPr>
+      <w:r>
+        <w:rPr>
+          <w:rFonts w:ascii="宋体" w:hAnsi="宋体" w:eastAsia="宋体" w:cs="宋体"/>
+          <w:color w:val="auto"/>
+          <w:spacing w:val="0"/>
+          <w:position w:val="0"/>
+          <w:sz w:val="21"/>
+          <w:shd w:val="clear" w:fill="auto"/>
+        </w:rPr>
+        <w:t>​​游戏效果（Gameplay Effect）​​：描述对属性或状态的修改（如持续伤害、移速提升、沉默），支持持续时间、周期性生效、叠加规则等。</w:t>
+      </w:r>
+    </w:p>
+    <w:p>
+      <w:pPr>
+        <w:spacing w:before="0" w:after="0" w:line="240" w:lineRule="auto"/>
+        <w:ind w:left="0" w:right="0" w:firstLine="0"/>
+        <w:jc w:val="both"/>
+        <w:rPr>
+          <w:rFonts w:ascii="宋体" w:hAnsi="宋体" w:eastAsia="宋体" w:cs="宋体"/>
+          <w:color w:val="auto"/>
+          <w:spacing w:val="0"/>
+          <w:position w:val="0"/>
+          <w:sz w:val="21"/>
+          <w:shd w:val="clear" w:fill="auto"/>
+        </w:rPr>
+      </w:pPr>
+      <w:r>
+        <w:rPr>
+          <w:rFonts w:ascii="宋体" w:hAnsi="宋体" w:eastAsia="宋体" w:cs="宋体"/>
+          <w:color w:val="auto"/>
+          <w:spacing w:val="0"/>
+          <w:position w:val="0"/>
+          <w:sz w:val="21"/>
+          <w:shd w:val="clear" w:fill="auto"/>
+        </w:rPr>
+        <w:t>​​标签（Tag）​​：用于快速标记状态（如“正在施法”“被控制”），实现逻辑条件判断（如“被控制时无法释放技能”）。</w:t>
+      </w:r>
+    </w:p>
+    <w:p>
+      <w:pPr>
+        <w:spacing w:before="0" w:after="0" w:line="240" w:lineRule="auto"/>
+        <w:ind w:left="0" w:right="0" w:firstLine="0"/>
+        <w:jc w:val="both"/>
+        <w:rPr>
+          <w:rFonts w:ascii="宋体" w:hAnsi="宋体" w:eastAsia="宋体" w:cs="宋体"/>
+          <w:color w:val="auto"/>
+          <w:spacing w:val="0"/>
+          <w:position w:val="0"/>
+          <w:sz w:val="21"/>
+          <w:shd w:val="clear" w:fill="auto"/>
+        </w:rPr>
+      </w:pPr>
+      <w:r>
+        <w:rPr>
+          <w:rFonts w:ascii="宋体" w:hAnsi="宋体" w:eastAsia="宋体" w:cs="宋体"/>
+          <w:color w:val="auto"/>
+          <w:spacing w:val="0"/>
+          <w:position w:val="0"/>
+          <w:sz w:val="21"/>
+          <w:shd w:val="clear" w:fill="auto"/>
+        </w:rPr>
+        <w:t>​​2. ASC：Ability System Component（能力系统组件）​​</w:t>
+      </w:r>
+    </w:p>
+    <w:p>
+      <w:pPr>
+        <w:spacing w:before="0" w:after="0" w:line="240" w:lineRule="auto"/>
+        <w:ind w:left="0" w:right="0" w:firstLine="0"/>
+        <w:jc w:val="both"/>
+        <w:rPr>
+          <w:rFonts w:ascii="宋体" w:hAnsi="宋体" w:eastAsia="宋体" w:cs="宋体"/>
+          <w:color w:val="auto"/>
+          <w:spacing w:val="0"/>
+          <w:position w:val="0"/>
+          <w:sz w:val="21"/>
+          <w:shd w:val="clear" w:fill="auto"/>
+        </w:rPr>
+      </w:pPr>
+      <w:r>
+        <w:rPr>
+          <w:rFonts w:ascii="宋体" w:hAnsi="宋体" w:eastAsia="宋体" w:cs="宋体"/>
+          <w:color w:val="auto"/>
+          <w:spacing w:val="0"/>
+          <w:position w:val="0"/>
+          <w:sz w:val="21"/>
+          <w:shd w:val="clear" w:fill="auto"/>
+        </w:rPr>
+        <w:t>ASC 是 GAS 框架中的​​核心组件​​，必须附加到使用 GAS 的 Actor（如角色、NPC）上。它的作用是​​协调和管理该 Actor 与 GAS 相关的所有元素​​（能力、属性、效果），是 GAS 逻辑运行的“容器”。</w:t>
+      </w:r>
+    </w:p>
+    <w:p>
+      <w:pPr>
+        <w:spacing w:before="0" w:after="0" w:line="240" w:lineRule="auto"/>
+        <w:ind w:left="0" w:right="0" w:firstLine="0"/>
+        <w:jc w:val="both"/>
+        <w:rPr>
+          <w:rFonts w:ascii="宋体" w:hAnsi="宋体" w:eastAsia="宋体" w:cs="宋体"/>
+          <w:color w:val="auto"/>
+          <w:spacing w:val="0"/>
+          <w:position w:val="0"/>
+          <w:sz w:val="21"/>
+          <w:shd w:val="clear" w:fill="auto"/>
+        </w:rPr>
+      </w:pPr>
+    </w:p>
+    <w:p>
+      <w:pPr>
+        <w:spacing w:before="0" w:after="0" w:line="240" w:lineRule="auto"/>
+        <w:ind w:left="0" w:right="0" w:firstLine="0"/>
+        <w:jc w:val="both"/>
+        <w:rPr>
+          <w:rFonts w:ascii="宋体" w:hAnsi="宋体" w:eastAsia="宋体" w:cs="宋体"/>
+          <w:color w:val="auto"/>
+          <w:spacing w:val="0"/>
+          <w:position w:val="0"/>
+          <w:sz w:val="21"/>
+          <w:shd w:val="clear" w:fill="auto"/>
+        </w:rPr>
+      </w:pPr>
+      <w:r>
+        <w:rPr>
+          <w:rFonts w:ascii="宋体" w:hAnsi="宋体" w:eastAsia="宋体" w:cs="宋体"/>
+          <w:color w:val="auto"/>
+          <w:spacing w:val="0"/>
+          <w:position w:val="0"/>
+          <w:sz w:val="21"/>
+          <w:shd w:val="clear" w:fill="auto"/>
+        </w:rPr>
+        <w:t>ASC 的核心职责：</w:t>
+      </w:r>
+    </w:p>
+    <w:p>
+      <w:pPr>
+        <w:spacing w:before="0" w:after="0" w:line="240" w:lineRule="auto"/>
+        <w:ind w:left="0" w:right="0" w:firstLine="0"/>
+        <w:jc w:val="both"/>
+        <w:rPr>
+          <w:rFonts w:ascii="宋体" w:hAnsi="宋体" w:eastAsia="宋体" w:cs="宋体"/>
+          <w:color w:val="auto"/>
+          <w:spacing w:val="0"/>
+          <w:position w:val="0"/>
+          <w:sz w:val="21"/>
+          <w:shd w:val="clear" w:fill="auto"/>
+        </w:rPr>
+      </w:pPr>
+      <w:r>
+        <w:rPr>
+          <w:rFonts w:ascii="宋体" w:hAnsi="宋体" w:eastAsia="宋体" w:cs="宋体"/>
+          <w:color w:val="auto"/>
+          <w:spacing w:val="0"/>
+          <w:position w:val="0"/>
+          <w:sz w:val="21"/>
+          <w:shd w:val="clear" w:fill="auto"/>
+        </w:rPr>
+        <w:t>​​注册与管理能力​​：存储并管理该 Actor 可用的所有 Gameplay Ability（通过 UAbilitySystemComponent::GiveAbility 绑定）。</w:t>
+      </w:r>
+    </w:p>
+    <w:p>
+      <w:pPr>
+        <w:spacing w:before="0" w:after="0" w:line="240" w:lineRule="auto"/>
+        <w:ind w:left="0" w:right="0" w:firstLine="0"/>
+        <w:jc w:val="both"/>
+        <w:rPr>
+          <w:rFonts w:ascii="宋体" w:hAnsi="宋体" w:eastAsia="宋体" w:cs="宋体"/>
+          <w:color w:val="auto"/>
+          <w:spacing w:val="0"/>
+          <w:position w:val="0"/>
+          <w:sz w:val="21"/>
+          <w:shd w:val="clear" w:fill="auto"/>
+        </w:rPr>
+      </w:pPr>
+      <w:r>
+        <w:rPr>
+          <w:rFonts w:ascii="宋体" w:hAnsi="宋体" w:eastAsia="宋体" w:cs="宋体"/>
+          <w:color w:val="auto"/>
+          <w:spacing w:val="0"/>
+          <w:position w:val="0"/>
+          <w:sz w:val="21"/>
+          <w:shd w:val="clear" w:fill="auto"/>
+        </w:rPr>
+        <w:t>​​处理输入与触发​​：监听输入事件（如按键），触发对应 Ability 的激活（需配合 AbilityTask 实现具体逻辑）。</w:t>
+      </w:r>
+    </w:p>
+    <w:p>
+      <w:pPr>
+        <w:spacing w:before="0" w:after="0" w:line="240" w:lineRule="auto"/>
+        <w:ind w:left="0" w:right="0" w:firstLine="0"/>
+        <w:jc w:val="both"/>
+        <w:rPr>
+          <w:rFonts w:ascii="宋体" w:hAnsi="宋体" w:eastAsia="宋体" w:cs="宋体"/>
+          <w:color w:val="auto"/>
+          <w:spacing w:val="0"/>
+          <w:position w:val="0"/>
+          <w:sz w:val="21"/>
+          <w:shd w:val="clear" w:fill="auto"/>
+        </w:rPr>
+      </w:pPr>
+      <w:r>
+        <w:rPr>
+          <w:rFonts w:ascii="宋体" w:hAnsi="宋体" w:eastAsia="宋体" w:cs="宋体"/>
+          <w:color w:val="auto"/>
+          <w:spacing w:val="0"/>
+          <w:position w:val="0"/>
+          <w:sz w:val="21"/>
+          <w:shd w:val="clear" w:fill="auto"/>
+        </w:rPr>
+        <w:t>​​属性与效果的生命周期管理​​：负责属性值的修改、效果的施加/移除，并同步状态变化（如网络游戏中同步属性值给客户端）。</w:t>
+      </w:r>
+    </w:p>
+    <w:p>
+      <w:pPr>
+        <w:spacing w:before="0" w:after="0" w:line="240" w:lineRule="auto"/>
+        <w:ind w:left="0" w:right="0" w:firstLine="0"/>
+        <w:jc w:val="both"/>
+        <w:rPr>
+          <w:rFonts w:ascii="宋体" w:hAnsi="宋体" w:eastAsia="宋体" w:cs="宋体"/>
+          <w:color w:val="auto"/>
+          <w:spacing w:val="0"/>
+          <w:position w:val="0"/>
+          <w:sz w:val="21"/>
+          <w:shd w:val="clear" w:fill="auto"/>
+        </w:rPr>
+      </w:pPr>
+      <w:r>
+        <w:rPr>
+          <w:rFonts w:ascii="宋体" w:hAnsi="宋体" w:eastAsia="宋体" w:cs="宋体"/>
+          <w:color w:val="auto"/>
+          <w:spacing w:val="0"/>
+          <w:position w:val="0"/>
+          <w:sz w:val="21"/>
+          <w:shd w:val="clear" w:fill="auto"/>
+        </w:rPr>
+        <w:t>​​事件调度与回调​​：通过委托（Delegate）暴露关键事件（如属性变化、能力激活完成），允许开发者自定义逻辑。</w:t>
+      </w:r>
+    </w:p>
+    <w:p>
+      <w:pPr>
+        <w:spacing w:before="0" w:after="0" w:line="240" w:lineRule="auto"/>
+        <w:ind w:left="0" w:right="0" w:firstLine="0"/>
+        <w:jc w:val="both"/>
+        <w:rPr>
+          <w:rFonts w:ascii="宋体" w:hAnsi="宋体" w:eastAsia="宋体" w:cs="宋体"/>
+          <w:color w:val="auto"/>
+          <w:spacing w:val="0"/>
+          <w:position w:val="0"/>
+          <w:sz w:val="21"/>
+          <w:shd w:val="clear" w:fill="auto"/>
+        </w:rPr>
+      </w:pPr>
+      <w:r>
+        <w:rPr>
+          <w:rFonts w:ascii="宋体" w:hAnsi="宋体" w:eastAsia="宋体" w:cs="宋体"/>
+          <w:color w:val="auto"/>
+          <w:spacing w:val="0"/>
+          <w:position w:val="0"/>
+          <w:sz w:val="21"/>
+          <w:shd w:val="clear" w:fill="auto"/>
+        </w:rPr>
+        <w:t>​​总结​​</w:t>
+      </w:r>
+    </w:p>
+    <w:p>
+      <w:pPr>
+        <w:spacing w:before="0" w:after="0" w:line="240" w:lineRule="auto"/>
+        <w:ind w:left="0" w:right="0" w:firstLine="0"/>
+        <w:jc w:val="both"/>
+        <w:rPr>
+          <w:rFonts w:ascii="宋体" w:hAnsi="宋体" w:eastAsia="宋体" w:cs="宋体"/>
+          <w:color w:val="auto"/>
+          <w:spacing w:val="0"/>
+          <w:position w:val="0"/>
+          <w:sz w:val="21"/>
+          <w:shd w:val="clear" w:fill="auto"/>
+        </w:rPr>
+      </w:pPr>
+      <w:r>
+        <w:rPr>
+          <w:rFonts w:ascii="宋体" w:hAnsi="宋体" w:eastAsia="宋体" w:cs="宋体"/>
+          <w:color w:val="auto"/>
+          <w:spacing w:val="0"/>
+          <w:position w:val="0"/>
+          <w:sz w:val="21"/>
+          <w:shd w:val="clear" w:fill="auto"/>
+        </w:rPr>
+        <w:t>简单来说，​​GAS 是一套完整的游戏玩法能力管理框架​​，而 ​​ASC 是 GAS 在具体 Actor 上的“运行载体”​​，负责落地执行 GAS 设计的各项逻辑。两者结合使用，能高效管理复杂的角色技能和状态系统，尤其适合需要高扩展性、网络同步的游戏项目（如多人在线角色扮演游戏）。</w:t>
+      </w:r>
+    </w:p>
+    <w:p>
+      <w:pPr>
+        <w:spacing w:before="0" w:after="0" w:line="240" w:lineRule="auto"/>
+        <w:ind w:left="0" w:right="0" w:firstLine="0"/>
+        <w:jc w:val="both"/>
+        <w:rPr>
+          <w:rFonts w:ascii="宋体" w:hAnsi="宋体" w:eastAsia="宋体" w:cs="宋体"/>
+          <w:color w:val="auto"/>
+          <w:spacing w:val="0"/>
+          <w:position w:val="0"/>
+          <w:sz w:val="21"/>
+          <w:shd w:val="clear" w:fill="auto"/>
+        </w:rPr>
+      </w:pPr>
+    </w:p>
+    <w:p>
+      <w:pPr>
+        <w:spacing w:before="0" w:after="0" w:line="240" w:lineRule="auto"/>
+        <w:ind w:left="0" w:right="0" w:firstLine="0"/>
+        <w:jc w:val="both"/>
+        <w:rPr>
+          <w:rFonts w:ascii="宋体" w:hAnsi="宋体" w:eastAsia="宋体" w:cs="宋体"/>
+          <w:color w:val="auto"/>
+          <w:spacing w:val="0"/>
+          <w:position w:val="0"/>
+          <w:sz w:val="21"/>
+          <w:shd w:val="clear" w:fill="auto"/>
+        </w:rPr>
+      </w:pPr>
+      <w:r>
+        <w:rPr>
+          <w:rFonts w:ascii="宋体" w:hAnsi="宋体" w:eastAsia="宋体" w:cs="宋体"/>
+          <w:color w:val="auto"/>
+          <w:spacing w:val="0"/>
+          <w:position w:val="0"/>
+          <w:sz w:val="21"/>
+          <w:shd w:val="clear" w:fill="auto"/>
+        </w:rPr>
+        <w:t>建立一个AnimationBlueprint的template,下面是步骤</w:t>
+      </w:r>
+    </w:p>
+    <w:p>
+      <w:pPr>
+        <w:spacing w:before="0" w:after="0" w:line="240" w:lineRule="auto"/>
+        <w:ind w:left="0" w:right="0" w:firstLine="0"/>
+        <w:jc w:val="both"/>
+        <w:rPr>
+          <w:rFonts w:ascii="宋体" w:hAnsi="宋体" w:eastAsia="宋体" w:cs="宋体"/>
+          <w:color w:val="auto"/>
+          <w:spacing w:val="0"/>
+          <w:position w:val="0"/>
+          <w:sz w:val="21"/>
+          <w:shd w:val="clear" w:fill="auto"/>
+        </w:rPr>
+      </w:pPr>
+      <w:r>
+        <w:rPr>
+          <w:rFonts w:ascii="宋体" w:hAnsi="宋体" w:eastAsia="宋体" w:cs="宋体"/>
+          <w:color w:val="auto"/>
+          <w:spacing w:val="0"/>
+          <w:position w:val="0"/>
+          <w:sz w:val="21"/>
+          <w:shd w:val="clear" w:fill="auto"/>
+        </w:rPr>
+        <w:t>1.</w:t>
+      </w:r>
+    </w:p>
+    <w:p>
+      <w:pPr>
+        <w:spacing w:before="0" w:after="0" w:line="240" w:lineRule="auto"/>
+        <w:ind w:left="0" w:right="0" w:firstLine="0"/>
+        <w:jc w:val="both"/>
+        <w:rPr>
+          <w:rFonts w:ascii="宋体" w:hAnsi="宋体" w:eastAsia="宋体" w:cs="宋体"/>
+          <w:color w:val="auto"/>
+          <w:spacing w:val="0"/>
+          <w:position w:val="0"/>
+          <w:sz w:val="21"/>
+          <w:shd w:val="clear" w:fill="auto"/>
+        </w:rPr>
+      </w:pPr>
       <w:r>
         <w:object>
-          <v:shape id="_x0000_i1027" o:spt="75" type="#_x0000_t75" style="height:155.95pt;width:315.75pt;" o:ole="t" filled="f" o:preferrelative="t" coordsize="21600,21600">
+          <v:shape id="_x0000_i1026" o:spt="75" type="#_x0000_t75" style="height:243pt;width:432pt;" o:ole="t" filled="f" o:preferrelative="t" coordsize="21600,21600">
             <v:path/>
             <v:fill on="f" focussize="0,0"/>
             <v:stroke/>
@@ -6826,7 +6965,7 @@
             <w10:wrap type="none"/>
             <w10:anchorlock/>
           </v:shape>
-          <o:OLEObject Type="Embed" ProgID="StaticDib" ShapeID="_x0000_i1027" DrawAspect="Content" ObjectID="_1468075727" r:id="rId35">
+          <o:OLEObject Type="Embed" ProgID="StaticDib" ShapeID="_x0000_i1026" DrawAspect="Content" ObjectID="_1468075726" r:id="rId35">
             <o:LockedField>false</o:LockedField>
           </o:OLEObject>
         </w:object>
@@ -6855,7 +6994,7 @@
           <w:sz w:val="21"/>
           <w:shd w:val="clear" w:fill="auto"/>
         </w:rPr>
-        <w:t>3.</w:t>
+        <w:t>2.</w:t>
       </w:r>
     </w:p>
     <w:p>
@@ -6874,7 +7013,7 @@
       </w:pPr>
       <w:r>
         <w:object>
-          <v:shape id="_x0000_i1028" o:spt="75" type="#_x0000_t75" style="height:170.2pt;width:432pt;" o:ole="t" filled="f" o:preferrelative="t" coordsize="21600,21600">
+          <v:shape id="_x0000_i1027" o:spt="75" type="#_x0000_t75" style="height:155.95pt;width:315.75pt;" o:ole="t" filled="f" o:preferrelative="t" coordsize="21600,21600">
             <v:path/>
             <v:fill on="f" focussize="0,0"/>
             <v:stroke/>
@@ -6883,7 +7022,7 @@
             <w10:wrap type="none"/>
             <w10:anchorlock/>
           </v:shape>
-          <o:OLEObject Type="Embed" ProgID="StaticDib" ShapeID="_x0000_i1028" DrawAspect="Content" ObjectID="_1468075728" r:id="rId37">
+          <o:OLEObject Type="Embed" ProgID="StaticDib" ShapeID="_x0000_i1027" DrawAspect="Content" ObjectID="_1468075727" r:id="rId37">
             <o:LockedField>false</o:LockedField>
           </o:OLEObject>
         </w:object>
@@ -6912,39 +7051,16 @@
           <w:sz w:val="21"/>
           <w:shd w:val="clear" w:fill="auto"/>
         </w:rPr>
-        <w:t>然后点击</w:t>
-      </w:r>
-      <w:r>
+        <w:t>3.</w:t>
+      </w:r>
+    </w:p>
+    <w:p>
+      <w:pPr>
+        <w:spacing w:before="0" w:after="0" w:line="240" w:lineRule="auto"/>
+        <w:ind w:left="0" w:right="0" w:firstLine="0"/>
+        <w:jc w:val="both"/>
         <w:rPr>
           <w:rFonts w:ascii="宋体" w:hAnsi="宋体" w:eastAsia="宋体" w:cs="宋体"/>
-          <w:b/>
-          <w:color w:val="auto"/>
-          <w:spacing w:val="0"/>
-          <w:position w:val="0"/>
-          <w:sz w:val="21"/>
-          <w:shd w:val="clear" w:fill="auto"/>
-        </w:rPr>
-        <w:t>EventGraph</w:t>
-      </w:r>
-      <w:r>
-        <w:rPr>
-          <w:rFonts w:ascii="宋体" w:hAnsi="宋体" w:eastAsia="宋体" w:cs="宋体"/>
-          <w:color w:val="auto"/>
-          <w:spacing w:val="0"/>
-          <w:position w:val="0"/>
-          <w:sz w:val="21"/>
-          <w:shd w:val="clear" w:fill="auto"/>
-        </w:rPr>
-        <w:t>,实现下面的蓝图</w:t>
-      </w:r>
-    </w:p>
-    <w:p>
-      <w:pPr>
-        <w:spacing w:before="0" w:after="0" w:line="240" w:lineRule="auto"/>
-        <w:ind w:left="0" w:right="0" w:firstLine="0"/>
-        <w:jc w:val="both"/>
-        <w:rPr>
-          <w:rFonts w:ascii="宋体" w:hAnsi="宋体" w:eastAsia="宋体" w:cs="宋体"/>
           <w:color w:val="auto"/>
           <w:spacing w:val="0"/>
           <w:position w:val="0"/>
@@ -6954,7 +7070,7 @@
       </w:pPr>
       <w:r>
         <w:object>
-          <v:shape id="_x0000_i1029" o:spt="75" type="#_x0000_t75" style="height:202.5pt;width:432pt;" o:ole="t" filled="f" o:preferrelative="t" coordsize="21600,21600">
+          <v:shape id="_x0000_i1028" o:spt="75" type="#_x0000_t75" style="height:170.2pt;width:432pt;" o:ole="t" filled="f" o:preferrelative="t" coordsize="21600,21600">
             <v:path/>
             <v:fill on="f" focussize="0,0"/>
             <v:stroke/>
@@ -6963,7 +7079,87 @@
             <w10:wrap type="none"/>
             <w10:anchorlock/>
           </v:shape>
-          <o:OLEObject Type="Embed" ProgID="StaticDib" ShapeID="_x0000_i1029" DrawAspect="Content" ObjectID="_1468075729" r:id="rId39">
+          <o:OLEObject Type="Embed" ProgID="StaticDib" ShapeID="_x0000_i1028" DrawAspect="Content" ObjectID="_1468075728" r:id="rId39">
+            <o:LockedField>false</o:LockedField>
+          </o:OLEObject>
+        </w:object>
+      </w:r>
+    </w:p>
+    <w:p>
+      <w:pPr>
+        <w:spacing w:before="0" w:after="0" w:line="240" w:lineRule="auto"/>
+        <w:ind w:left="0" w:right="0" w:firstLine="0"/>
+        <w:jc w:val="both"/>
+        <w:rPr>
+          <w:rFonts w:ascii="宋体" w:hAnsi="宋体" w:eastAsia="宋体" w:cs="宋体"/>
+          <w:color w:val="auto"/>
+          <w:spacing w:val="0"/>
+          <w:position w:val="0"/>
+          <w:sz w:val="21"/>
+          <w:shd w:val="clear" w:fill="auto"/>
+        </w:rPr>
+      </w:pPr>
+      <w:r>
+        <w:rPr>
+          <w:rFonts w:ascii="宋体" w:hAnsi="宋体" w:eastAsia="宋体" w:cs="宋体"/>
+          <w:color w:val="auto"/>
+          <w:spacing w:val="0"/>
+          <w:position w:val="0"/>
+          <w:sz w:val="21"/>
+          <w:shd w:val="clear" w:fill="auto"/>
+        </w:rPr>
+        <w:t>然后点击</w:t>
+      </w:r>
+      <w:r>
+        <w:rPr>
+          <w:rFonts w:ascii="宋体" w:hAnsi="宋体" w:eastAsia="宋体" w:cs="宋体"/>
+          <w:b/>
+          <w:color w:val="auto"/>
+          <w:spacing w:val="0"/>
+          <w:position w:val="0"/>
+          <w:sz w:val="21"/>
+          <w:shd w:val="clear" w:fill="auto"/>
+        </w:rPr>
+        <w:t>EventGraph</w:t>
+      </w:r>
+      <w:r>
+        <w:rPr>
+          <w:rFonts w:ascii="宋体" w:hAnsi="宋体" w:eastAsia="宋体" w:cs="宋体"/>
+          <w:color w:val="auto"/>
+          <w:spacing w:val="0"/>
+          <w:position w:val="0"/>
+          <w:sz w:val="21"/>
+          <w:shd w:val="clear" w:fill="auto"/>
+        </w:rPr>
+        <w:t>,实现下面的蓝图</w:t>
+      </w:r>
+    </w:p>
+    <w:p>
+      <w:pPr>
+        <w:spacing w:before="0" w:after="0" w:line="240" w:lineRule="auto"/>
+        <w:ind w:left="0" w:right="0" w:firstLine="0"/>
+        <w:jc w:val="both"/>
+        <w:rPr>
+          <w:rFonts w:ascii="宋体" w:hAnsi="宋体" w:eastAsia="宋体" w:cs="宋体"/>
+          <w:color w:val="auto"/>
+          <w:spacing w:val="0"/>
+          <w:position w:val="0"/>
+          <w:sz w:val="21"/>
+          <w:shd w:val="clear" w:fill="auto"/>
+        </w:rPr>
+      </w:pPr>
+      <w:r>
+        <w:object>
+          <v:shape id="_x0000_i1029" o:spt="75" type="#_x0000_t75" style="height:202.5pt;width:432pt;" o:ole="t" filled="f" o:preferrelative="t" coordsize="21600,21600">
+            <v:path/>
+            <v:fill on="f" focussize="0,0"/>
+            <v:stroke/>
+            <v:imagedata r:id="rId42" o:title=""/>
+            <o:lock v:ext="edit" aspectratio="t"/>
+            <w10:wrap type="none"/>
+            <w10:anchorlock/>
+          </v:shape>
+          <o:OLEObject Type="Embed" ProgID="StaticDib" ShapeID="_x0000_i1029" DrawAspect="Content" ObjectID="_1468075729" r:id="rId41">
             <o:LockedField>false</o:LockedField>
           </o:OLEObject>
         </w:object>
@@ -7076,7 +7272,7 @@
                     </pic:cNvPicPr>
                   </pic:nvPicPr>
                   <pic:blipFill>
-                    <a:blip r:embed="rId41"/>
+                    <a:blip r:embed="rId43"/>
                     <a:stretch>
                       <a:fillRect/>
                     </a:stretch>
@@ -7137,12 +7333,12 @@
             <v:path/>
             <v:fill on="f" focussize="0,0"/>
             <v:stroke/>
-            <v:imagedata r:id="rId43" o:title=""/>
+            <v:imagedata r:id="rId45" o:title=""/>
             <o:lock v:ext="edit" aspectratio="t"/>
             <w10:wrap type="none"/>
             <w10:anchorlock/>
           </v:shape>
-          <o:OLEObject Type="Embed" ProgID="StaticDib" ShapeID="_x0000_i1030" DrawAspect="Content" ObjectID="_1468075730" r:id="rId42">
+          <o:OLEObject Type="Embed" ProgID="StaticDib" ShapeID="_x0000_i1030" DrawAspect="Content" ObjectID="_1468075730" r:id="rId44">
             <o:LockedField>false</o:LockedField>
           </o:OLEObject>
         </w:object>
@@ -7252,7 +7448,7 @@
                     </pic:cNvPicPr>
                   </pic:nvPicPr>
                   <pic:blipFill>
-                    <a:blip r:embed="rId44"/>
+                    <a:blip r:embed="rId46"/>
                     <a:stretch>
                       <a:fillRect/>
                     </a:stretch>

--- a/Document/UE5/ue5使用备忘录.docx
+++ b/Document/UE5/ue5使用备忘录.docx
@@ -1538,6 +1538,7 @@
     <w:p>
       <w:pPr>
         <w:numPr>
+          <w:ilvl w:val="0"/>
           <w:numId w:val="0"/>
         </w:numPr>
         <w:pBdr>
@@ -1594,6 +1595,7 @@
     <w:p>
       <w:pPr>
         <w:numPr>
+          <w:ilvl w:val="0"/>
           <w:numId w:val="0"/>
         </w:numPr>
         <w:pBdr>
@@ -1603,7 +1605,13 @@
         <w:ind w:leftChars="0" w:right="0" w:rightChars="0"/>
         <w:jc w:val="both"/>
         <w:rPr>
-          <w:rFonts w:hint="default" w:eastAsia="宋体"/>
+          <w:rFonts w:hint="eastAsia" w:ascii="Segoe UI" w:hAnsi="Segoe UI" w:eastAsia="宋体" w:cs="Segoe UI"/>
+          <w:i w:val="0"/>
+          <w:iCs w:val="0"/>
+          <w:caps w:val="0"/>
+          <w:spacing w:val="0"/>
+          <w:sz w:val="24"/>
+          <w:szCs w:val="24"/>
           <w:lang w:val="en-US" w:eastAsia="zh-CN"/>
         </w:rPr>
       </w:pPr>
@@ -1682,8 +1690,557 @@
         </w:rPr>
         <w:t>的效果，是无法接收一个输入的数据的。</w:t>
       </w:r>
+    </w:p>
+    <w:p>
+      <w:pPr>
+        <w:numPr>
+          <w:ilvl w:val="0"/>
+          <w:numId w:val="2"/>
+        </w:numPr>
+        <w:pBdr>
+          <w:bottom w:val="single" w:color="auto" w:sz="4" w:space="0"/>
+        </w:pBdr>
+        <w:spacing w:before="0" w:after="0" w:line="240" w:lineRule="auto"/>
+        <w:ind w:left="0" w:leftChars="0" w:right="0" w:rightChars="0" w:firstLine="0" w:firstLineChars="0"/>
+        <w:jc w:val="both"/>
+        <w:rPr>
+          <w:rFonts w:hint="default" w:ascii="Segoe UI" w:hAnsi="Segoe UI" w:eastAsia="宋体" w:cs="Segoe UI"/>
+          <w:i w:val="0"/>
+          <w:iCs w:val="0"/>
+          <w:caps w:val="0"/>
+          <w:color w:val="FF0000"/>
+          <w:spacing w:val="0"/>
+          <w:sz w:val="24"/>
+          <w:szCs w:val="24"/>
+          <w:lang w:val="en-US" w:eastAsia="zh-CN"/>
+        </w:rPr>
+      </w:pPr>
+      <w:r>
+        <w:rPr>
+          <w:rFonts w:hint="eastAsia" w:ascii="Segoe UI" w:hAnsi="Segoe UI" w:eastAsia="宋体" w:cs="Segoe UI"/>
+          <w:i w:val="0"/>
+          <w:iCs w:val="0"/>
+          <w:caps w:val="0"/>
+          <w:color w:val="FF0000"/>
+          <w:spacing w:val="0"/>
+          <w:sz w:val="24"/>
+          <w:szCs w:val="24"/>
+          <w:lang w:val="en-US" w:eastAsia="zh-CN"/>
+        </w:rPr>
+        <w:t>InstancePolicy的三种策略</w:t>
+      </w:r>
+    </w:p>
+    <w:p>
+      <w:pPr>
+        <w:numPr>
+          <w:ilvl w:val="1"/>
+          <w:numId w:val="2"/>
+        </w:numPr>
+        <w:pBdr>
+          <w:bottom w:val="single" w:color="auto" w:sz="4" w:space="0"/>
+        </w:pBdr>
+        <w:spacing w:before="0" w:after="0" w:line="240" w:lineRule="auto"/>
+        <w:ind w:leftChars="0" w:right="0" w:rightChars="0"/>
+        <w:jc w:val="both"/>
+        <w:rPr>
+          <w:rFonts w:hint="eastAsia" w:ascii="Segoe UI" w:hAnsi="Segoe UI" w:eastAsia="宋体" w:cs="Segoe UI"/>
+          <w:i w:val="0"/>
+          <w:iCs w:val="0"/>
+          <w:caps w:val="0"/>
+          <w:spacing w:val="0"/>
+          <w:sz w:val="24"/>
+          <w:szCs w:val="24"/>
+          <w:lang w:val="en-US" w:eastAsia="zh-CN"/>
+        </w:rPr>
+      </w:pPr>
+      <w:r>
+        <w:rPr>
+          <w:rFonts w:hint="eastAsia" w:ascii="Segoe UI" w:hAnsi="Segoe UI" w:eastAsia="宋体" w:cs="Segoe UI"/>
+          <w:i w:val="0"/>
+          <w:iCs w:val="0"/>
+          <w:caps w:val="0"/>
+          <w:spacing w:val="0"/>
+          <w:sz w:val="24"/>
+          <w:szCs w:val="24"/>
+          <w:lang w:val="en-US" w:eastAsia="zh-CN"/>
+        </w:rPr>
+        <w:t>Instanced perExectution</w:t>
+      </w:r>
+    </w:p>
+    <w:p>
+      <w:pPr>
+        <w:numPr>
+          <w:numId w:val="0"/>
+        </w:numPr>
+        <w:pBdr>
+          <w:bottom w:val="single" w:color="auto" w:sz="4" w:space="0"/>
+        </w:pBdr>
+        <w:spacing w:before="0" w:after="0" w:line="240" w:lineRule="auto"/>
+        <w:ind w:leftChars="0" w:right="0" w:rightChars="0"/>
+        <w:jc w:val="both"/>
+        <w:rPr>
+          <w:rFonts w:hint="eastAsia" w:ascii="Segoe UI" w:hAnsi="Segoe UI" w:eastAsia="宋体" w:cs="Segoe UI"/>
+          <w:i w:val="0"/>
+          <w:iCs w:val="0"/>
+          <w:caps w:val="0"/>
+          <w:spacing w:val="0"/>
+          <w:sz w:val="24"/>
+          <w:szCs w:val="24"/>
+          <w:lang w:val="en-US" w:eastAsia="zh-CN"/>
+        </w:rPr>
+      </w:pPr>
+      <w:r>
+        <w:rPr>
+          <w:rFonts w:hint="eastAsia" w:ascii="Segoe UI" w:hAnsi="Segoe UI" w:eastAsia="宋体" w:cs="Segoe UI"/>
+          <w:i w:val="0"/>
+          <w:iCs w:val="0"/>
+          <w:caps w:val="0"/>
+          <w:spacing w:val="0"/>
+          <w:sz w:val="24"/>
+          <w:szCs w:val="24"/>
+          <w:lang w:val="en-US" w:eastAsia="zh-CN"/>
+        </w:rPr>
+        <w:t>每激活一次就 new 一个实例，执行完后被销毁。</w:t>
+      </w:r>
+    </w:p>
+    <w:p>
+      <w:pPr>
+        <w:numPr>
+          <w:numId w:val="0"/>
+        </w:numPr>
+        <w:pBdr>
+          <w:bottom w:val="single" w:color="auto" w:sz="4" w:space="0"/>
+        </w:pBdr>
+        <w:spacing w:before="0" w:after="0" w:line="240" w:lineRule="auto"/>
+        <w:ind w:leftChars="0" w:right="0" w:rightChars="0"/>
+        <w:jc w:val="both"/>
+        <w:rPr>
+          <w:rFonts w:hint="eastAsia" w:ascii="Segoe UI" w:hAnsi="Segoe UI" w:eastAsia="宋体" w:cs="Segoe UI"/>
+          <w:i w:val="0"/>
+          <w:iCs w:val="0"/>
+          <w:caps w:val="0"/>
+          <w:spacing w:val="0"/>
+          <w:sz w:val="24"/>
+          <w:szCs w:val="24"/>
+          <w:lang w:val="en-US" w:eastAsia="zh-CN"/>
+        </w:rPr>
+      </w:pPr>
+      <w:r>
+        <w:rPr>
+          <w:rFonts w:hint="eastAsia" w:ascii="Segoe UI" w:hAnsi="Segoe UI" w:eastAsia="宋体" w:cs="Segoe UI"/>
+          <w:i w:val="0"/>
+          <w:iCs w:val="0"/>
+          <w:caps w:val="0"/>
+          <w:spacing w:val="0"/>
+          <w:sz w:val="24"/>
+          <w:szCs w:val="24"/>
+          <w:lang w:val="en-US" w:eastAsia="zh-CN"/>
+        </w:rPr>
+        <w:t>优点：可以随意用成员变量、Timeline、蓝图节点，每次执行都从干净状态开始。</w:t>
+      </w:r>
+    </w:p>
+    <w:p>
+      <w:pPr>
+        <w:numPr>
+          <w:numId w:val="0"/>
+        </w:numPr>
+        <w:pBdr>
+          <w:bottom w:val="single" w:color="auto" w:sz="4" w:space="0"/>
+        </w:pBdr>
+        <w:spacing w:before="0" w:after="0" w:line="240" w:lineRule="auto"/>
+        <w:ind w:leftChars="0" w:right="0" w:rightChars="0"/>
+        <w:jc w:val="both"/>
+        <w:rPr>
+          <w:rFonts w:hint="eastAsia" w:ascii="Segoe UI" w:hAnsi="Segoe UI" w:eastAsia="宋体" w:cs="Segoe UI"/>
+          <w:i w:val="0"/>
+          <w:iCs w:val="0"/>
+          <w:caps w:val="0"/>
+          <w:spacing w:val="0"/>
+          <w:sz w:val="24"/>
+          <w:szCs w:val="24"/>
+          <w:lang w:val="en-US" w:eastAsia="zh-CN"/>
+        </w:rPr>
+      </w:pPr>
+      <w:r>
+        <w:rPr>
+          <w:rFonts w:hint="eastAsia" w:ascii="Segoe UI" w:hAnsi="Segoe UI" w:eastAsia="宋体" w:cs="Segoe UI"/>
+          <w:i w:val="0"/>
+          <w:iCs w:val="0"/>
+          <w:caps w:val="0"/>
+          <w:spacing w:val="0"/>
+          <w:sz w:val="24"/>
+          <w:szCs w:val="24"/>
+          <w:lang w:val="en-US" w:eastAsia="zh-CN"/>
+        </w:rPr>
+        <w:t>缺点：频繁 new/delete，对 CPU 和 GC 压力大；网络同步时还要为每个实例生成复制 ID。</w:t>
+      </w:r>
+    </w:p>
+    <w:p>
+      <w:pPr>
+        <w:numPr>
+          <w:numId w:val="0"/>
+        </w:numPr>
+        <w:pBdr>
+          <w:bottom w:val="single" w:color="auto" w:sz="4" w:space="0"/>
+        </w:pBdr>
+        <w:spacing w:before="0" w:after="0" w:line="240" w:lineRule="auto"/>
+        <w:ind w:leftChars="0" w:right="0" w:rightChars="0"/>
+        <w:jc w:val="both"/>
+        <w:rPr>
+          <w:rFonts w:hint="eastAsia" w:ascii="Segoe UI" w:hAnsi="Segoe UI" w:eastAsia="宋体" w:cs="Segoe UI"/>
+          <w:i w:val="0"/>
+          <w:iCs w:val="0"/>
+          <w:caps w:val="0"/>
+          <w:spacing w:val="0"/>
+          <w:sz w:val="24"/>
+          <w:szCs w:val="24"/>
+          <w:lang w:val="en-US" w:eastAsia="zh-CN"/>
+        </w:rPr>
+      </w:pPr>
+      <w:r>
+        <w:rPr>
+          <w:rFonts w:hint="eastAsia" w:ascii="Segoe UI" w:hAnsi="Segoe UI" w:eastAsia="宋体" w:cs="Segoe UI"/>
+          <w:i w:val="0"/>
+          <w:iCs w:val="0"/>
+          <w:caps w:val="0"/>
+          <w:spacing w:val="0"/>
+          <w:sz w:val="24"/>
+          <w:szCs w:val="24"/>
+          <w:lang w:val="en-US" w:eastAsia="zh-CN"/>
+        </w:rPr>
+        <w:t xml:space="preserve">适合冷却长、触发频率极低的技能（例如 </w:t>
+      </w:r>
       <w:bookmarkStart w:id="0" w:name="_GoBack"/>
       <w:bookmarkEnd w:id="0"/>
+      <w:r>
+        <w:rPr>
+          <w:rFonts w:hint="eastAsia" w:ascii="Segoe UI" w:hAnsi="Segoe UI" w:eastAsia="宋体" w:cs="Segoe UI"/>
+          <w:i w:val="0"/>
+          <w:iCs w:val="0"/>
+          <w:caps w:val="0"/>
+          <w:spacing w:val="0"/>
+          <w:sz w:val="24"/>
+          <w:szCs w:val="24"/>
+          <w:lang w:val="en-US" w:eastAsia="zh-CN"/>
+        </w:rPr>
+        <w:t>MOBA 的“大招”）。</w:t>
+      </w:r>
+    </w:p>
+    <w:p>
+      <w:pPr>
+        <w:numPr>
+          <w:ilvl w:val="1"/>
+          <w:numId w:val="2"/>
+        </w:numPr>
+        <w:pBdr>
+          <w:bottom w:val="single" w:color="auto" w:sz="4" w:space="0"/>
+        </w:pBdr>
+        <w:spacing w:before="0" w:after="0" w:line="240" w:lineRule="auto"/>
+        <w:ind w:left="0" w:leftChars="0" w:right="0" w:rightChars="0" w:firstLine="0" w:firstLineChars="0"/>
+        <w:jc w:val="both"/>
+        <w:rPr>
+          <w:rFonts w:hint="eastAsia" w:ascii="Segoe UI" w:hAnsi="Segoe UI" w:eastAsia="宋体" w:cs="Segoe UI"/>
+          <w:i w:val="0"/>
+          <w:iCs w:val="0"/>
+          <w:caps w:val="0"/>
+          <w:spacing w:val="0"/>
+          <w:sz w:val="24"/>
+          <w:szCs w:val="24"/>
+          <w:lang w:val="en-US" w:eastAsia="zh-CN"/>
+        </w:rPr>
+      </w:pPr>
+      <w:r>
+        <w:rPr>
+          <w:rFonts w:hint="eastAsia" w:ascii="Segoe UI" w:hAnsi="Segoe UI" w:eastAsia="宋体" w:cs="Segoe UI"/>
+          <w:i w:val="0"/>
+          <w:iCs w:val="0"/>
+          <w:caps w:val="0"/>
+          <w:spacing w:val="0"/>
+          <w:sz w:val="24"/>
+          <w:szCs w:val="24"/>
+          <w:lang w:val="en-US" w:eastAsia="zh-CN"/>
+        </w:rPr>
+        <w:t>Instanced perActor</w:t>
+      </w:r>
+    </w:p>
+    <w:p>
+      <w:pPr>
+        <w:numPr>
+          <w:ilvl w:val="0"/>
+          <w:numId w:val="0"/>
+        </w:numPr>
+        <w:pBdr>
+          <w:bottom w:val="single" w:color="auto" w:sz="4" w:space="0"/>
+        </w:pBdr>
+        <w:spacing w:before="0" w:after="0" w:line="240" w:lineRule="auto"/>
+        <w:ind w:leftChars="0" w:right="0" w:rightChars="0"/>
+        <w:jc w:val="both"/>
+        <w:rPr>
+          <w:rFonts w:hint="default" w:ascii="Segoe UI" w:hAnsi="Segoe UI" w:eastAsia="宋体" w:cs="Segoe UI"/>
+          <w:i w:val="0"/>
+          <w:iCs w:val="0"/>
+          <w:caps w:val="0"/>
+          <w:spacing w:val="0"/>
+          <w:sz w:val="24"/>
+          <w:szCs w:val="24"/>
+          <w:lang w:val="en-US" w:eastAsia="zh-CN"/>
+        </w:rPr>
+      </w:pPr>
+      <w:r>
+        <w:rPr>
+          <w:rFonts w:hint="default" w:ascii="Segoe UI" w:hAnsi="Segoe UI" w:eastAsia="宋体" w:cs="Segoe UI"/>
+          <w:i w:val="0"/>
+          <w:iCs w:val="0"/>
+          <w:caps w:val="0"/>
+          <w:spacing w:val="0"/>
+          <w:sz w:val="24"/>
+          <w:szCs w:val="24"/>
+          <w:lang w:val="en-US" w:eastAsia="zh-CN"/>
+        </w:rPr>
+        <w:t>同一个 AvatarActor（一般是角色）第一次获得该 Ability 时生成一份实例，之后一直复用；换角色或失能时才销毁。</w:t>
+      </w:r>
+    </w:p>
+    <w:p>
+      <w:pPr>
+        <w:numPr>
+          <w:ilvl w:val="0"/>
+          <w:numId w:val="0"/>
+        </w:numPr>
+        <w:pBdr>
+          <w:bottom w:val="single" w:color="auto" w:sz="4" w:space="0"/>
+        </w:pBdr>
+        <w:spacing w:before="0" w:after="0" w:line="240" w:lineRule="auto"/>
+        <w:ind w:leftChars="0" w:right="0" w:rightChars="0"/>
+        <w:jc w:val="both"/>
+        <w:rPr>
+          <w:rFonts w:hint="default" w:ascii="Segoe UI" w:hAnsi="Segoe UI" w:eastAsia="宋体" w:cs="Segoe UI"/>
+          <w:i w:val="0"/>
+          <w:iCs w:val="0"/>
+          <w:caps w:val="0"/>
+          <w:spacing w:val="0"/>
+          <w:sz w:val="24"/>
+          <w:szCs w:val="24"/>
+          <w:lang w:val="en-US" w:eastAsia="zh-CN"/>
+        </w:rPr>
+      </w:pPr>
+      <w:r>
+        <w:rPr>
+          <w:rFonts w:hint="default" w:ascii="Segoe UI" w:hAnsi="Segoe UI" w:eastAsia="宋体" w:cs="Segoe UI"/>
+          <w:i w:val="0"/>
+          <w:iCs w:val="0"/>
+          <w:caps w:val="0"/>
+          <w:spacing w:val="0"/>
+          <w:sz w:val="24"/>
+          <w:szCs w:val="24"/>
+          <w:lang w:val="en-US" w:eastAsia="zh-CN"/>
+        </w:rPr>
+        <w:t>兼具“有状态”与“相对省内存”：可以在成员变量里保存连招段数、充能层数等跨多次激活的数据；网络复制也只需同步这一个实例。</w:t>
+      </w:r>
+    </w:p>
+    <w:p>
+      <w:pPr>
+        <w:numPr>
+          <w:ilvl w:val="0"/>
+          <w:numId w:val="0"/>
+        </w:numPr>
+        <w:pBdr>
+          <w:bottom w:val="single" w:color="auto" w:sz="4" w:space="0"/>
+        </w:pBdr>
+        <w:spacing w:before="0" w:after="0" w:line="240" w:lineRule="auto"/>
+        <w:ind w:leftChars="0" w:right="0" w:rightChars="0"/>
+        <w:jc w:val="both"/>
+        <w:rPr>
+          <w:rFonts w:hint="eastAsia" w:ascii="Segoe UI" w:hAnsi="Segoe UI" w:eastAsia="宋体" w:cs="Segoe UI"/>
+          <w:i w:val="0"/>
+          <w:iCs w:val="0"/>
+          <w:caps w:val="0"/>
+          <w:spacing w:val="0"/>
+          <w:sz w:val="24"/>
+          <w:szCs w:val="24"/>
+          <w:lang w:val="en-US" w:eastAsia="zh-CN"/>
+        </w:rPr>
+      </w:pPr>
+      <w:r>
+        <w:rPr>
+          <w:rFonts w:hint="default" w:ascii="Segoe UI" w:hAnsi="Segoe UI" w:eastAsia="宋体" w:cs="Segoe UI"/>
+          <w:i w:val="0"/>
+          <w:iCs w:val="0"/>
+          <w:caps w:val="0"/>
+          <w:spacing w:val="0"/>
+          <w:sz w:val="24"/>
+          <w:szCs w:val="24"/>
+          <w:lang w:val="en-US" w:eastAsia="zh-CN"/>
+        </w:rPr>
+        <w:t>是目前大型多人项目最常用的默认策略，例如《幻塔》手游就把绝大多数技能设成 InstancedPerActor 来满足策划的“技能定制化”需求，同时避免每放一次技能就 new 对象的开销</w:t>
+      </w:r>
+    </w:p>
+    <w:p>
+      <w:pPr>
+        <w:numPr>
+          <w:ilvl w:val="1"/>
+          <w:numId w:val="2"/>
+        </w:numPr>
+        <w:pBdr>
+          <w:bottom w:val="single" w:color="auto" w:sz="4" w:space="0"/>
+        </w:pBdr>
+        <w:spacing w:before="0" w:after="0" w:line="240" w:lineRule="auto"/>
+        <w:ind w:left="0" w:leftChars="0" w:right="0" w:rightChars="0" w:firstLine="0" w:firstLineChars="0"/>
+        <w:jc w:val="both"/>
+        <w:rPr>
+          <w:rFonts w:hint="default" w:ascii="Segoe UI" w:hAnsi="Segoe UI" w:eastAsia="宋体" w:cs="Segoe UI"/>
+          <w:i w:val="0"/>
+          <w:iCs w:val="0"/>
+          <w:caps w:val="0"/>
+          <w:spacing w:val="0"/>
+          <w:sz w:val="24"/>
+          <w:szCs w:val="24"/>
+          <w:lang w:val="en-US" w:eastAsia="zh-CN"/>
+        </w:rPr>
+      </w:pPr>
+      <w:r>
+        <w:rPr>
+          <w:rFonts w:hint="eastAsia" w:ascii="Segoe UI" w:hAnsi="Segoe UI" w:eastAsia="宋体" w:cs="Segoe UI"/>
+          <w:i w:val="0"/>
+          <w:iCs w:val="0"/>
+          <w:caps w:val="0"/>
+          <w:spacing w:val="0"/>
+          <w:sz w:val="24"/>
+          <w:szCs w:val="24"/>
+          <w:lang w:val="en-US" w:eastAsia="zh-CN"/>
+        </w:rPr>
+        <w:t>Non Instanced</w:t>
+      </w:r>
+    </w:p>
+    <w:p>
+      <w:pPr>
+        <w:numPr>
+          <w:numId w:val="0"/>
+        </w:numPr>
+        <w:pBdr>
+          <w:bottom w:val="single" w:color="auto" w:sz="4" w:space="0"/>
+        </w:pBdr>
+        <w:spacing w:before="0" w:after="0" w:line="240" w:lineRule="auto"/>
+        <w:ind w:leftChars="0" w:right="0" w:rightChars="0"/>
+        <w:jc w:val="both"/>
+        <w:rPr>
+          <w:rFonts w:hint="default" w:ascii="Segoe UI" w:hAnsi="Segoe UI" w:eastAsia="宋体" w:cs="Segoe UI"/>
+          <w:i w:val="0"/>
+          <w:iCs w:val="0"/>
+          <w:caps w:val="0"/>
+          <w:spacing w:val="0"/>
+          <w:sz w:val="24"/>
+          <w:szCs w:val="24"/>
+          <w:lang w:val="en-US" w:eastAsia="zh-CN"/>
+        </w:rPr>
+      </w:pPr>
+      <w:r>
+        <w:rPr>
+          <w:rFonts w:hint="default" w:ascii="Segoe UI" w:hAnsi="Segoe UI" w:eastAsia="宋体" w:cs="Segoe UI"/>
+          <w:i w:val="0"/>
+          <w:iCs w:val="0"/>
+          <w:caps w:val="0"/>
+          <w:spacing w:val="0"/>
+          <w:sz w:val="24"/>
+          <w:szCs w:val="24"/>
+          <w:lang w:val="en-US" w:eastAsia="zh-CN"/>
+        </w:rPr>
+        <w:t>整个生命周期都使用类的“默认对象”（CDO），不会为每次激活生成新副本。</w:t>
+      </w:r>
+    </w:p>
+    <w:p>
+      <w:pPr>
+        <w:numPr>
+          <w:numId w:val="0"/>
+        </w:numPr>
+        <w:pBdr>
+          <w:bottom w:val="single" w:color="auto" w:sz="4" w:space="0"/>
+        </w:pBdr>
+        <w:spacing w:before="0" w:after="0" w:line="240" w:lineRule="auto"/>
+        <w:ind w:leftChars="0" w:right="0" w:rightChars="0"/>
+        <w:jc w:val="both"/>
+        <w:rPr>
+          <w:rFonts w:hint="default" w:ascii="Segoe UI" w:hAnsi="Segoe UI" w:eastAsia="宋体" w:cs="Segoe UI"/>
+          <w:i w:val="0"/>
+          <w:iCs w:val="0"/>
+          <w:caps w:val="0"/>
+          <w:spacing w:val="0"/>
+          <w:sz w:val="24"/>
+          <w:szCs w:val="24"/>
+          <w:lang w:val="en-US" w:eastAsia="zh-CN"/>
+        </w:rPr>
+      </w:pPr>
+      <w:r>
+        <w:rPr>
+          <w:rFonts w:hint="default" w:ascii="Segoe UI" w:hAnsi="Segoe UI" w:eastAsia="宋体" w:cs="Segoe UI"/>
+          <w:i w:val="0"/>
+          <w:iCs w:val="0"/>
+          <w:caps w:val="0"/>
+          <w:spacing w:val="0"/>
+          <w:sz w:val="24"/>
+          <w:szCs w:val="24"/>
+          <w:lang w:val="en-US" w:eastAsia="zh-CN"/>
+        </w:rPr>
+        <w:t>内存和 CPU 开销最小，但无法在 Ability 里保存“每次运行都独立”的变量状态，也无法使用 RPC/复制。</w:t>
+      </w:r>
+    </w:p>
+    <w:p>
+      <w:pPr>
+        <w:numPr>
+          <w:numId w:val="0"/>
+        </w:numPr>
+        <w:pBdr>
+          <w:bottom w:val="single" w:color="auto" w:sz="4" w:space="0"/>
+        </w:pBdr>
+        <w:spacing w:before="0" w:after="0" w:line="240" w:lineRule="auto"/>
+        <w:ind w:leftChars="0" w:right="0" w:rightChars="0"/>
+        <w:jc w:val="both"/>
+        <w:rPr>
+          <w:rFonts w:hint="default" w:ascii="Segoe UI" w:hAnsi="Segoe UI" w:eastAsia="宋体" w:cs="Segoe UI"/>
+          <w:i w:val="0"/>
+          <w:iCs w:val="0"/>
+          <w:caps w:val="0"/>
+          <w:spacing w:val="0"/>
+          <w:sz w:val="24"/>
+          <w:szCs w:val="24"/>
+          <w:lang w:val="en-US" w:eastAsia="zh-CN"/>
+        </w:rPr>
+      </w:pPr>
+      <w:r>
+        <w:rPr>
+          <w:rFonts w:hint="default" w:ascii="Segoe UI" w:hAnsi="Segoe UI" w:eastAsia="宋体" w:cs="Segoe UI"/>
+          <w:i w:val="0"/>
+          <w:iCs w:val="0"/>
+          <w:caps w:val="0"/>
+          <w:spacing w:val="0"/>
+          <w:sz w:val="24"/>
+          <w:szCs w:val="24"/>
+          <w:lang w:val="en-US" w:eastAsia="zh-CN"/>
+        </w:rPr>
+        <w:t>适用于简单、无状态、一次性效果（例如一个纯广播的被动光环）。</w:t>
+      </w:r>
+    </w:p>
+    <w:p>
+      <w:pPr>
+        <w:numPr>
+          <w:numId w:val="0"/>
+        </w:numPr>
+        <w:pBdr>
+          <w:bottom w:val="single" w:color="auto" w:sz="4" w:space="0"/>
+        </w:pBdr>
+        <w:spacing w:before="0" w:after="0" w:line="240" w:lineRule="auto"/>
+        <w:ind w:leftChars="0" w:right="0" w:rightChars="0"/>
+        <w:jc w:val="both"/>
+        <w:rPr>
+          <w:rFonts w:hint="default" w:ascii="Segoe UI" w:hAnsi="Segoe UI" w:eastAsia="宋体" w:cs="Segoe UI"/>
+          <w:i w:val="0"/>
+          <w:iCs w:val="0"/>
+          <w:caps w:val="0"/>
+          <w:spacing w:val="0"/>
+          <w:sz w:val="24"/>
+          <w:szCs w:val="24"/>
+          <w:lang w:val="en-US" w:eastAsia="zh-CN"/>
+        </w:rPr>
+      </w:pPr>
     </w:p>
     <w:p>
       <w:pPr>
@@ -7621,7 +8178,7 @@
   </w:abstractNum>
   <w:abstractNum w:abstractNumId="5">
     <w:nsid w:val="EA6C467D"/>
-    <w:multiLevelType w:val="singleLevel"/>
+    <w:multiLevelType w:val="multilevel"/>
     <w:tmpl w:val="EA6C467D"/>
     <w:lvl w:ilvl="0" w:tentative="0">
       <w:start w:val="9"/>
@@ -7633,6 +8190,110 @@
           <w:tab w:val="left" w:pos="312"/>
         </w:tabs>
       </w:pPr>
+    </w:lvl>
+    <w:lvl w:ilvl="1" w:tentative="0">
+      <w:start w:val="1"/>
+      <w:numFmt w:val="decimal"/>
+      <w:suff w:val="space"/>
+      <w:lvlText w:val="%1.%2"/>
+      <w:lvlJc w:val="left"/>
+      <w:pPr>
+        <w:ind w:left="0" w:leftChars="0" w:firstLine="0" w:firstLineChars="0"/>
+      </w:pPr>
+      <w:rPr>
+        <w:rFonts w:hint="default"/>
+      </w:rPr>
+    </w:lvl>
+    <w:lvl w:ilvl="2" w:tentative="0">
+      <w:start w:val="1"/>
+      <w:numFmt w:val="decimal"/>
+      <w:suff w:val="space"/>
+      <w:lvlText w:val="%1.%2.%3"/>
+      <w:lvlJc w:val="left"/>
+      <w:pPr>
+        <w:ind w:left="0" w:leftChars="0" w:firstLine="0" w:firstLineChars="0"/>
+      </w:pPr>
+      <w:rPr>
+        <w:rFonts w:hint="default"/>
+      </w:rPr>
+    </w:lvl>
+    <w:lvl w:ilvl="3" w:tentative="0">
+      <w:start w:val="1"/>
+      <w:numFmt w:val="decimal"/>
+      <w:suff w:val="space"/>
+      <w:lvlText w:val="%1.%2.%3.%4"/>
+      <w:lvlJc w:val="left"/>
+      <w:pPr>
+        <w:ind w:left="0" w:leftChars="0" w:firstLine="0" w:firstLineChars="0"/>
+      </w:pPr>
+      <w:rPr>
+        <w:rFonts w:hint="default"/>
+      </w:rPr>
+    </w:lvl>
+    <w:lvl w:ilvl="4" w:tentative="0">
+      <w:start w:val="1"/>
+      <w:numFmt w:val="decimal"/>
+      <w:suff w:val="space"/>
+      <w:lvlText w:val="%1.%2.%3.%4.%5"/>
+      <w:lvlJc w:val="left"/>
+      <w:pPr>
+        <w:ind w:left="0" w:leftChars="0" w:firstLine="0" w:firstLineChars="0"/>
+      </w:pPr>
+      <w:rPr>
+        <w:rFonts w:hint="default"/>
+      </w:rPr>
+    </w:lvl>
+    <w:lvl w:ilvl="5" w:tentative="0">
+      <w:start w:val="1"/>
+      <w:numFmt w:val="decimal"/>
+      <w:suff w:val="space"/>
+      <w:lvlText w:val="%1.%2.%3.%4.%5.%6"/>
+      <w:lvlJc w:val="left"/>
+      <w:pPr>
+        <w:ind w:left="0" w:leftChars="0" w:firstLine="0" w:firstLineChars="0"/>
+      </w:pPr>
+      <w:rPr>
+        <w:rFonts w:hint="default"/>
+      </w:rPr>
+    </w:lvl>
+    <w:lvl w:ilvl="6" w:tentative="0">
+      <w:start w:val="1"/>
+      <w:numFmt w:val="decimal"/>
+      <w:suff w:val="space"/>
+      <w:lvlText w:val="%1.%2.%3.%4.%5.%6.%7"/>
+      <w:lvlJc w:val="left"/>
+      <w:pPr>
+        <w:ind w:left="0" w:leftChars="0" w:firstLine="0" w:firstLineChars="0"/>
+      </w:pPr>
+      <w:rPr>
+        <w:rFonts w:hint="default"/>
+      </w:rPr>
+    </w:lvl>
+    <w:lvl w:ilvl="7" w:tentative="0">
+      <w:start w:val="1"/>
+      <w:numFmt w:val="decimal"/>
+      <w:suff w:val="space"/>
+      <w:lvlText w:val="%1.%2.%3.%4.%5.%6.%7.%8"/>
+      <w:lvlJc w:val="left"/>
+      <w:pPr>
+        <w:ind w:left="0" w:leftChars="0" w:firstLine="0" w:firstLineChars="0"/>
+      </w:pPr>
+      <w:rPr>
+        <w:rFonts w:hint="default"/>
+      </w:rPr>
+    </w:lvl>
+    <w:lvl w:ilvl="8" w:tentative="0">
+      <w:start w:val="1"/>
+      <w:numFmt w:val="decimal"/>
+      <w:suff w:val="space"/>
+      <w:lvlText w:val="%1.%2.%3.%4.%5.%6.%7.%8.%9"/>
+      <w:lvlJc w:val="left"/>
+      <w:pPr>
+        <w:ind w:left="0" w:leftChars="0" w:firstLine="0" w:firstLineChars="0"/>
+      </w:pPr>
+      <w:rPr>
+        <w:rFonts w:hint="default"/>
+      </w:rPr>
     </w:lvl>
   </w:abstractNum>
   <w:abstractNum w:abstractNumId="6">

--- a/Document/UE5/ue5使用备忘录.docx
+++ b/Document/UE5/ue5使用备忘录.docx
@@ -297,7 +297,7 @@
       </w:r>
       <w:r>
         <w:rPr>
-          <w:rStyle w:val="4"/>
+          <w:rStyle w:val="5"/>
           <w:rFonts w:hint="default" w:ascii="Segoe UI" w:hAnsi="Segoe UI" w:eastAsia="Segoe UI" w:cs="Segoe UI"/>
           <w:b/>
           <w:bCs/>
@@ -327,7 +327,7 @@
       </w:r>
       <w:r>
         <w:rPr>
-          <w:rStyle w:val="4"/>
+          <w:rStyle w:val="5"/>
           <w:rFonts w:hint="default" w:ascii="Segoe UI" w:hAnsi="Segoe UI" w:eastAsia="Segoe UI" w:cs="Segoe UI"/>
           <w:b/>
           <w:bCs/>
@@ -357,7 +357,7 @@
       </w:r>
       <w:r>
         <w:rPr>
-          <w:rStyle w:val="4"/>
+          <w:rStyle w:val="5"/>
           <w:rFonts w:hint="default" w:ascii="Segoe UI" w:hAnsi="Segoe UI" w:eastAsia="Segoe UI" w:cs="Segoe UI"/>
           <w:b/>
           <w:bCs/>
@@ -422,7 +422,7 @@
       </w:r>
       <w:r>
         <w:rPr>
-          <w:rStyle w:val="4"/>
+          <w:rStyle w:val="5"/>
           <w:rFonts w:hint="default" w:ascii="Segoe UI" w:hAnsi="Segoe UI" w:eastAsia="Segoe UI" w:cs="Segoe UI"/>
           <w:b/>
           <w:bCs/>
@@ -452,7 +452,7 @@
       </w:r>
       <w:r>
         <w:rPr>
-          <w:rStyle w:val="4"/>
+          <w:rStyle w:val="5"/>
           <w:rFonts w:hint="default" w:ascii="Segoe UI" w:hAnsi="Segoe UI" w:eastAsia="Segoe UI" w:cs="Segoe UI"/>
           <w:b/>
           <w:bCs/>
@@ -482,7 +482,7 @@
       </w:r>
       <w:r>
         <w:rPr>
-          <w:rStyle w:val="4"/>
+          <w:rStyle w:val="5"/>
           <w:rFonts w:hint="default" w:ascii="Segoe UI" w:hAnsi="Segoe UI" w:eastAsia="Segoe UI" w:cs="Segoe UI"/>
           <w:b/>
           <w:bCs/>
@@ -640,7 +640,7 @@
       </w:r>
       <w:r>
         <w:rPr>
-          <w:rStyle w:val="4"/>
+          <w:rStyle w:val="5"/>
           <w:rFonts w:hint="default" w:ascii="Segoe UI" w:hAnsi="Segoe UI" w:eastAsia="Segoe UI" w:cs="Segoe UI"/>
           <w:b/>
           <w:bCs/>
@@ -657,7 +657,7 @@
       </w:r>
       <w:r>
         <w:rPr>
-          <w:rStyle w:val="4"/>
+          <w:rStyle w:val="5"/>
           <w:rFonts w:hint="eastAsia" w:ascii="Segoe UI" w:hAnsi="Segoe UI" w:eastAsia="宋体" w:cs="Segoe UI"/>
           <w:b/>
           <w:bCs/>
@@ -912,7 +912,7 @@
       </w:pPr>
       <w:r>
         <w:rPr>
-          <w:rStyle w:val="5"/>
+          <w:rStyle w:val="6"/>
           <w:rFonts w:hint="eastAsia" w:ascii="宋体" w:hAnsi="宋体" w:eastAsia="宋体" w:cs="宋体"/>
           <w:i w:val="0"/>
           <w:iCs w:val="0"/>
@@ -928,7 +928,7 @@
       </w:r>
       <w:r>
         <w:rPr>
-          <w:rStyle w:val="5"/>
+          <w:rStyle w:val="6"/>
           <w:rFonts w:ascii="宋体" w:hAnsi="宋体" w:eastAsia="宋体" w:cs="宋体"/>
           <w:i w:val="0"/>
           <w:iCs w:val="0"/>
@@ -943,7 +943,7 @@
       </w:r>
       <w:r>
         <w:rPr>
-          <w:rStyle w:val="5"/>
+          <w:rStyle w:val="6"/>
           <w:rFonts w:hint="eastAsia" w:ascii="宋体" w:hAnsi="宋体" w:eastAsia="宋体" w:cs="宋体"/>
           <w:i w:val="0"/>
           <w:iCs w:val="0"/>
@@ -1237,19 +1237,23 @@
         <w:jc w:val="both"/>
         <w:rPr>
           <w:rFonts w:hint="eastAsia" w:ascii="Cascadia Mono" w:hAnsi="Cascadia Mono" w:eastAsia="宋体"/>
+          <w:b/>
+          <w:bCs/>
           <w:i/>
-          <w:color w:val="000080"/>
-          <w:sz w:val="19"/>
-          <w:szCs w:val="24"/>
-          <w:highlight w:val="white"/>
-          <w:lang w:val="en-US" w:eastAsia="zh-CN"/>
-        </w:rPr>
-      </w:pPr>
-      <w:r>
-        <w:rPr>
-          <w:rFonts w:hint="eastAsia" w:ascii="Cascadia Mono" w:hAnsi="Cascadia Mono" w:eastAsia="Cascadia Mono"/>
+          <w:color w:val="FF0000"/>
+          <w:sz w:val="19"/>
+          <w:szCs w:val="24"/>
+          <w:highlight w:val="white"/>
+          <w:lang w:val="en-US" w:eastAsia="zh-CN"/>
+        </w:rPr>
+      </w:pPr>
+      <w:r>
+        <w:rPr>
+          <w:rFonts w:hint="eastAsia" w:ascii="Cascadia Mono" w:hAnsi="Cascadia Mono" w:eastAsia="Cascadia Mono"/>
+          <w:b/>
+          <w:bCs/>
           <w:i/>
-          <w:color w:val="0000FF"/>
+          <w:color w:val="FF0000"/>
           <w:sz w:val="19"/>
           <w:szCs w:val="24"/>
           <w:highlight w:val="white"/>
@@ -1259,8 +1263,10 @@
       <w:r>
         <w:rPr>
           <w:rFonts w:hint="eastAsia" w:ascii="Cascadia Mono" w:hAnsi="Cascadia Mono" w:eastAsia="宋体"/>
+          <w:b/>
+          <w:bCs/>
           <w:i/>
-          <w:color w:val="0000FF"/>
+          <w:color w:val="FF0000"/>
           <w:sz w:val="19"/>
           <w:szCs w:val="24"/>
           <w:highlight w:val="white"/>
@@ -1271,8 +1277,10 @@
       <w:r>
         <w:rPr>
           <w:rFonts w:hint="eastAsia" w:ascii="Cascadia Mono" w:hAnsi="Cascadia Mono" w:eastAsia="Cascadia Mono"/>
+          <w:b/>
+          <w:bCs/>
           <w:i/>
-          <w:color w:val="000080"/>
+          <w:color w:val="FF0000"/>
           <w:sz w:val="19"/>
           <w:szCs w:val="24"/>
           <w:highlight w:val="white"/>
@@ -1282,8 +1290,10 @@
       <w:r>
         <w:rPr>
           <w:rFonts w:hint="eastAsia" w:ascii="Cascadia Mono" w:hAnsi="Cascadia Mono" w:eastAsia="宋体"/>
+          <w:b/>
+          <w:bCs/>
           <w:i/>
-          <w:color w:val="000080"/>
+          <w:color w:val="FF0000"/>
           <w:sz w:val="19"/>
           <w:szCs w:val="24"/>
           <w:highlight w:val="white"/>
@@ -1374,8 +1384,10 @@
       <w:r>
         <w:rPr>
           <w:rFonts w:hint="eastAsia" w:ascii="Cascadia Mono" w:hAnsi="Cascadia Mono" w:eastAsia="Cascadia Mono"/>
+          <w:b/>
+          <w:bCs/>
           <w:i/>
-          <w:color w:val="0000FF"/>
+          <w:color w:val="FF0000"/>
           <w:sz w:val="19"/>
           <w:szCs w:val="24"/>
           <w:highlight w:val="white"/>
@@ -1501,8 +1513,10 @@
         <w:jc w:val="both"/>
         <w:rPr>
           <w:rFonts w:hint="default" w:ascii="Cascadia Mono" w:hAnsi="Cascadia Mono" w:eastAsia="宋体"/>
+          <w:b/>
+          <w:bCs/>
           <w:i/>
-          <w:color w:val="880000"/>
+          <w:color w:val="FF0000"/>
           <w:sz w:val="19"/>
           <w:szCs w:val="24"/>
           <w:highlight w:val="white"/>
@@ -1512,9 +1526,12 @@
       <w:r>
         <w:rPr>
           <w:rFonts w:ascii="Segoe UI" w:hAnsi="Segoe UI" w:eastAsia="Segoe UI" w:cs="Segoe UI"/>
-          <w:i w:val="0"/>
-          <w:iCs w:val="0"/>
-          <w:caps w:val="0"/>
+          <w:b/>
+          <w:bCs/>
+          <w:i w:val="0"/>
+          <w:iCs w:val="0"/>
+          <w:caps w:val="0"/>
+          <w:color w:val="FF0000"/>
           <w:spacing w:val="0"/>
           <w:sz w:val="24"/>
           <w:szCs w:val="24"/>
@@ -1524,9 +1541,12 @@
       <w:r>
         <w:rPr>
           <w:rFonts w:hint="eastAsia" w:ascii="Segoe UI" w:hAnsi="Segoe UI" w:eastAsia="宋体" w:cs="Segoe UI"/>
-          <w:i w:val="0"/>
-          <w:iCs w:val="0"/>
-          <w:caps w:val="0"/>
+          <w:b/>
+          <w:bCs/>
+          <w:i w:val="0"/>
+          <w:iCs w:val="0"/>
+          <w:caps w:val="0"/>
+          <w:color w:val="FF0000"/>
           <w:spacing w:val="0"/>
           <w:sz w:val="24"/>
           <w:szCs w:val="24"/>
@@ -1705,6 +1725,8 @@
         <w:jc w:val="both"/>
         <w:rPr>
           <w:rFonts w:hint="default" w:ascii="Segoe UI" w:hAnsi="Segoe UI" w:eastAsia="宋体" w:cs="Segoe UI"/>
+          <w:b/>
+          <w:bCs/>
           <w:i w:val="0"/>
           <w:iCs w:val="0"/>
           <w:caps w:val="0"/>
@@ -1718,6 +1740,8 @@
       <w:r>
         <w:rPr>
           <w:rFonts w:hint="eastAsia" w:ascii="Segoe UI" w:hAnsi="Segoe UI" w:eastAsia="宋体" w:cs="Segoe UI"/>
+          <w:b/>
+          <w:bCs/>
           <w:i w:val="0"/>
           <w:iCs w:val="0"/>
           <w:caps w:val="0"/>
@@ -1770,6 +1794,7 @@
     <w:p>
       <w:pPr>
         <w:numPr>
+          <w:ilvl w:val="0"/>
           <w:numId w:val="0"/>
         </w:numPr>
         <w:pBdr>
@@ -1806,6 +1831,7 @@
     <w:p>
       <w:pPr>
         <w:numPr>
+          <w:ilvl w:val="0"/>
           <w:numId w:val="0"/>
         </w:numPr>
         <w:pBdr>
@@ -1842,6 +1868,7 @@
     <w:p>
       <w:pPr>
         <w:numPr>
+          <w:ilvl w:val="0"/>
           <w:numId w:val="0"/>
         </w:numPr>
         <w:pBdr>
@@ -1878,6 +1905,7 @@
     <w:p>
       <w:pPr>
         <w:numPr>
+          <w:ilvl w:val="0"/>
           <w:numId w:val="0"/>
         </w:numPr>
         <w:pBdr>
@@ -1908,22 +1936,7 @@
           <w:szCs w:val="24"/>
           <w:lang w:val="en-US" w:eastAsia="zh-CN"/>
         </w:rPr>
-        <w:t xml:space="preserve">适合冷却长、触发频率极低的技能（例如 </w:t>
-      </w:r>
-      <w:bookmarkStart w:id="0" w:name="_GoBack"/>
-      <w:bookmarkEnd w:id="0"/>
-      <w:r>
-        <w:rPr>
-          <w:rFonts w:hint="eastAsia" w:ascii="Segoe UI" w:hAnsi="Segoe UI" w:eastAsia="宋体" w:cs="Segoe UI"/>
-          <w:i w:val="0"/>
-          <w:iCs w:val="0"/>
-          <w:caps w:val="0"/>
-          <w:spacing w:val="0"/>
-          <w:sz w:val="24"/>
-          <w:szCs w:val="24"/>
-          <w:lang w:val="en-US" w:eastAsia="zh-CN"/>
-        </w:rPr>
-        <w:t>MOBA 的“大招”）。</w:t>
+        <w:t>适合冷却长、触发频率极低的技能（例如 MOBA 的“大招”）。</w:t>
       </w:r>
     </w:p>
     <w:p>
@@ -2114,6 +2127,7 @@
     <w:p>
       <w:pPr>
         <w:numPr>
+          <w:ilvl w:val="0"/>
           <w:numId w:val="0"/>
         </w:numPr>
         <w:pBdr>
@@ -2146,101 +2160,6 @@
         </w:rPr>
         <w:t>整个生命周期都使用类的“默认对象”（CDO），不会为每次激活生成新副本。</w:t>
       </w:r>
-    </w:p>
-    <w:p>
-      <w:pPr>
-        <w:numPr>
-          <w:numId w:val="0"/>
-        </w:numPr>
-        <w:pBdr>
-          <w:bottom w:val="single" w:color="auto" w:sz="4" w:space="0"/>
-        </w:pBdr>
-        <w:spacing w:before="0" w:after="0" w:line="240" w:lineRule="auto"/>
-        <w:ind w:leftChars="0" w:right="0" w:rightChars="0"/>
-        <w:jc w:val="both"/>
-        <w:rPr>
-          <w:rFonts w:hint="default" w:ascii="Segoe UI" w:hAnsi="Segoe UI" w:eastAsia="宋体" w:cs="Segoe UI"/>
-          <w:i w:val="0"/>
-          <w:iCs w:val="0"/>
-          <w:caps w:val="0"/>
-          <w:spacing w:val="0"/>
-          <w:sz w:val="24"/>
-          <w:szCs w:val="24"/>
-          <w:lang w:val="en-US" w:eastAsia="zh-CN"/>
-        </w:rPr>
-      </w:pPr>
-      <w:r>
-        <w:rPr>
-          <w:rFonts w:hint="default" w:ascii="Segoe UI" w:hAnsi="Segoe UI" w:eastAsia="宋体" w:cs="Segoe UI"/>
-          <w:i w:val="0"/>
-          <w:iCs w:val="0"/>
-          <w:caps w:val="0"/>
-          <w:spacing w:val="0"/>
-          <w:sz w:val="24"/>
-          <w:szCs w:val="24"/>
-          <w:lang w:val="en-US" w:eastAsia="zh-CN"/>
-        </w:rPr>
-        <w:t>内存和 CPU 开销最小，但无法在 Ability 里保存“每次运行都独立”的变量状态，也无法使用 RPC/复制。</w:t>
-      </w:r>
-    </w:p>
-    <w:p>
-      <w:pPr>
-        <w:numPr>
-          <w:numId w:val="0"/>
-        </w:numPr>
-        <w:pBdr>
-          <w:bottom w:val="single" w:color="auto" w:sz="4" w:space="0"/>
-        </w:pBdr>
-        <w:spacing w:before="0" w:after="0" w:line="240" w:lineRule="auto"/>
-        <w:ind w:leftChars="0" w:right="0" w:rightChars="0"/>
-        <w:jc w:val="both"/>
-        <w:rPr>
-          <w:rFonts w:hint="default" w:ascii="Segoe UI" w:hAnsi="Segoe UI" w:eastAsia="宋体" w:cs="Segoe UI"/>
-          <w:i w:val="0"/>
-          <w:iCs w:val="0"/>
-          <w:caps w:val="0"/>
-          <w:spacing w:val="0"/>
-          <w:sz w:val="24"/>
-          <w:szCs w:val="24"/>
-          <w:lang w:val="en-US" w:eastAsia="zh-CN"/>
-        </w:rPr>
-      </w:pPr>
-      <w:r>
-        <w:rPr>
-          <w:rFonts w:hint="default" w:ascii="Segoe UI" w:hAnsi="Segoe UI" w:eastAsia="宋体" w:cs="Segoe UI"/>
-          <w:i w:val="0"/>
-          <w:iCs w:val="0"/>
-          <w:caps w:val="0"/>
-          <w:spacing w:val="0"/>
-          <w:sz w:val="24"/>
-          <w:szCs w:val="24"/>
-          <w:lang w:val="en-US" w:eastAsia="zh-CN"/>
-        </w:rPr>
-        <w:t>适用于简单、无状态、一次性效果（例如一个纯广播的被动光环）。</w:t>
-      </w:r>
-    </w:p>
-    <w:p>
-      <w:pPr>
-        <w:numPr>
-          <w:numId w:val="0"/>
-        </w:numPr>
-        <w:pBdr>
-          <w:bottom w:val="single" w:color="auto" w:sz="4" w:space="0"/>
-        </w:pBdr>
-        <w:spacing w:before="0" w:after="0" w:line="240" w:lineRule="auto"/>
-        <w:ind w:leftChars="0" w:right="0" w:rightChars="0"/>
-        <w:jc w:val="both"/>
-        <w:rPr>
-          <w:rFonts w:hint="default" w:ascii="Segoe UI" w:hAnsi="Segoe UI" w:eastAsia="宋体" w:cs="Segoe UI"/>
-          <w:i w:val="0"/>
-          <w:iCs w:val="0"/>
-          <w:caps w:val="0"/>
-          <w:spacing w:val="0"/>
-          <w:sz w:val="24"/>
-          <w:szCs w:val="24"/>
-          <w:lang w:val="en-US" w:eastAsia="zh-CN"/>
-        </w:rPr>
-      </w:pPr>
     </w:p>
     <w:p>
       <w:pPr>
@@ -2252,6 +2171,2025 @@
           <w:bottom w:val="single" w:color="auto" w:sz="4" w:space="0"/>
         </w:pBdr>
         <w:spacing w:before="0" w:after="0" w:line="240" w:lineRule="auto"/>
+        <w:ind w:leftChars="0" w:right="0" w:rightChars="0"/>
+        <w:jc w:val="both"/>
+        <w:rPr>
+          <w:rFonts w:hint="default" w:ascii="Segoe UI" w:hAnsi="Segoe UI" w:eastAsia="宋体" w:cs="Segoe UI"/>
+          <w:i w:val="0"/>
+          <w:iCs w:val="0"/>
+          <w:caps w:val="0"/>
+          <w:spacing w:val="0"/>
+          <w:sz w:val="24"/>
+          <w:szCs w:val="24"/>
+          <w:lang w:val="en-US" w:eastAsia="zh-CN"/>
+        </w:rPr>
+      </w:pPr>
+      <w:r>
+        <w:rPr>
+          <w:rFonts w:hint="default" w:ascii="Segoe UI" w:hAnsi="Segoe UI" w:eastAsia="宋体" w:cs="Segoe UI"/>
+          <w:i w:val="0"/>
+          <w:iCs w:val="0"/>
+          <w:caps w:val="0"/>
+          <w:spacing w:val="0"/>
+          <w:sz w:val="24"/>
+          <w:szCs w:val="24"/>
+          <w:lang w:val="en-US" w:eastAsia="zh-CN"/>
+        </w:rPr>
+        <w:t>内存和 CPU 开销最小，但无法在 Ability 里保存“每次运行都独立”的变量状态，也无法使用 RPC/复制。</w:t>
+      </w:r>
+    </w:p>
+    <w:p>
+      <w:pPr>
+        <w:numPr>
+          <w:ilvl w:val="0"/>
+          <w:numId w:val="0"/>
+        </w:numPr>
+        <w:pBdr>
+          <w:bottom w:val="single" w:color="auto" w:sz="4" w:space="0"/>
+        </w:pBdr>
+        <w:spacing w:before="0" w:after="0" w:line="240" w:lineRule="auto"/>
+        <w:ind w:leftChars="0" w:right="0" w:rightChars="0"/>
+        <w:jc w:val="both"/>
+        <w:rPr>
+          <w:rFonts w:hint="default" w:ascii="Segoe UI" w:hAnsi="Segoe UI" w:eastAsia="宋体" w:cs="Segoe UI"/>
+          <w:i w:val="0"/>
+          <w:iCs w:val="0"/>
+          <w:caps w:val="0"/>
+          <w:spacing w:val="0"/>
+          <w:sz w:val="24"/>
+          <w:szCs w:val="24"/>
+          <w:lang w:val="en-US" w:eastAsia="zh-CN"/>
+        </w:rPr>
+      </w:pPr>
+      <w:r>
+        <w:rPr>
+          <w:rFonts w:hint="default" w:ascii="Segoe UI" w:hAnsi="Segoe UI" w:eastAsia="宋体" w:cs="Segoe UI"/>
+          <w:i w:val="0"/>
+          <w:iCs w:val="0"/>
+          <w:caps w:val="0"/>
+          <w:spacing w:val="0"/>
+          <w:sz w:val="24"/>
+          <w:szCs w:val="24"/>
+          <w:lang w:val="en-US" w:eastAsia="zh-CN"/>
+        </w:rPr>
+        <w:t>适用于简单、无状态、一次性效果（例如一个纯广播的被动光环）。</w:t>
+      </w:r>
+    </w:p>
+    <w:p>
+      <w:pPr>
+        <w:numPr>
+          <w:ilvl w:val="0"/>
+          <w:numId w:val="2"/>
+        </w:numPr>
+        <w:pBdr>
+          <w:bottom w:val="single" w:color="auto" w:sz="4" w:space="0"/>
+        </w:pBdr>
+        <w:spacing w:before="0" w:after="0" w:line="240" w:lineRule="auto"/>
+        <w:ind w:left="0" w:leftChars="0" w:right="0" w:rightChars="0" w:firstLine="0" w:firstLineChars="0"/>
+        <w:jc w:val="both"/>
+        <w:rPr>
+          <w:rStyle w:val="6"/>
+          <w:rFonts w:hint="eastAsia" w:ascii="宋体" w:hAnsi="宋体" w:eastAsia="宋体" w:cs="宋体"/>
+          <w:b/>
+          <w:bCs/>
+          <w:i w:val="0"/>
+          <w:iCs w:val="0"/>
+          <w:caps w:val="0"/>
+          <w:color w:val="FF0000"/>
+          <w:spacing w:val="0"/>
+          <w:sz w:val="24"/>
+          <w:szCs w:val="24"/>
+          <w:vertAlign w:val="baseline"/>
+          <w:lang w:val="en-US" w:eastAsia="zh-CN"/>
+        </w:rPr>
+      </w:pPr>
+      <w:r>
+        <w:rPr>
+          <w:rStyle w:val="6"/>
+          <w:rFonts w:ascii="宋体" w:hAnsi="宋体" w:eastAsia="宋体" w:cs="宋体"/>
+          <w:b/>
+          <w:bCs/>
+          <w:i w:val="0"/>
+          <w:iCs w:val="0"/>
+          <w:caps w:val="0"/>
+          <w:color w:val="FF0000"/>
+          <w:spacing w:val="0"/>
+          <w:sz w:val="24"/>
+          <w:szCs w:val="24"/>
+          <w:vertAlign w:val="baseline"/>
+        </w:rPr>
+        <w:t>AddLooseGameplayTag</w:t>
+      </w:r>
+      <w:r>
+        <w:rPr>
+          <w:rStyle w:val="6"/>
+          <w:rFonts w:hint="eastAsia" w:ascii="宋体" w:hAnsi="宋体" w:eastAsia="宋体" w:cs="宋体"/>
+          <w:b/>
+          <w:bCs/>
+          <w:i w:val="0"/>
+          <w:iCs w:val="0"/>
+          <w:caps w:val="0"/>
+          <w:color w:val="FF0000"/>
+          <w:spacing w:val="0"/>
+          <w:sz w:val="24"/>
+          <w:szCs w:val="24"/>
+          <w:vertAlign w:val="baseline"/>
+          <w:lang w:val="en-US" w:eastAsia="zh-CN"/>
+        </w:rPr>
+        <w:t>的作用</w:t>
+      </w:r>
+    </w:p>
+    <w:p>
+      <w:pPr>
+        <w:keepNext w:val="0"/>
+        <w:keepLines w:val="0"/>
+        <w:widowControl/>
+        <w:suppressLineNumbers w:val="0"/>
+        <w:pBdr>
+          <w:top w:val="none" w:color="auto" w:sz="0" w:space="0"/>
+          <w:left w:val="none" w:color="auto" w:sz="0" w:space="0"/>
+          <w:bottom w:val="none" w:color="auto" w:sz="0" w:space="0"/>
+          <w:right w:val="none" w:color="auto" w:sz="0" w:space="0"/>
+        </w:pBdr>
+        <w:shd w:val="clear" w:fill="121212"/>
+        <w:spacing w:before="0" w:beforeAutospacing="0" w:after="240" w:afterAutospacing="0" w:line="390" w:lineRule="atLeast"/>
+        <w:ind w:left="0" w:right="0" w:firstLine="0"/>
+        <w:jc w:val="left"/>
+        <w:textAlignment w:val="baseline"/>
+        <w:rPr>
+          <w:rFonts w:ascii="Segoe UI" w:hAnsi="Segoe UI" w:eastAsia="Segoe UI" w:cs="Segoe UI"/>
+          <w:i w:val="0"/>
+          <w:iCs w:val="0"/>
+          <w:caps w:val="0"/>
+          <w:spacing w:val="0"/>
+          <w:sz w:val="24"/>
+          <w:szCs w:val="24"/>
+        </w:rPr>
+      </w:pPr>
+      <w:r>
+        <w:rPr>
+          <w:rStyle w:val="6"/>
+          <w:rFonts w:hint="default" w:ascii="Segoe UI" w:hAnsi="Segoe UI" w:eastAsia="Segoe UI" w:cs="Segoe UI"/>
+          <w:i w:val="0"/>
+          <w:iCs w:val="0"/>
+          <w:caps w:val="0"/>
+          <w:spacing w:val="0"/>
+          <w:kern w:val="0"/>
+          <w:sz w:val="24"/>
+          <w:szCs w:val="24"/>
+          <w:shd w:val="clear" w:fill="121212"/>
+          <w:vertAlign w:val="baseline"/>
+          <w:lang w:val="en-US" w:eastAsia="zh-CN" w:bidi="ar"/>
+        </w:rPr>
+        <w:t>AddLooseGameplayTag</w:t>
+      </w:r>
+      <w:r>
+        <w:rPr>
+          <w:rFonts w:hint="default" w:ascii="Segoe UI" w:hAnsi="Segoe UI" w:eastAsia="Segoe UI" w:cs="Segoe UI"/>
+          <w:i w:val="0"/>
+          <w:iCs w:val="0"/>
+          <w:caps w:val="0"/>
+          <w:spacing w:val="0"/>
+          <w:kern w:val="0"/>
+          <w:sz w:val="24"/>
+          <w:szCs w:val="24"/>
+          <w:shd w:val="clear" w:fill="121212"/>
+          <w:vertAlign w:val="baseline"/>
+          <w:lang w:val="en-US" w:eastAsia="zh-CN" w:bidi="ar"/>
+        </w:rPr>
+        <w:t xml:space="preserve"> 是 UE GAS（Gameplay Ability System）里 </w:t>
+      </w:r>
+      <w:r>
+        <w:rPr>
+          <w:rStyle w:val="6"/>
+          <w:rFonts w:hint="default" w:ascii="Segoe UI" w:hAnsi="Segoe UI" w:eastAsia="Segoe UI" w:cs="Segoe UI"/>
+          <w:i w:val="0"/>
+          <w:iCs w:val="0"/>
+          <w:caps w:val="0"/>
+          <w:spacing w:val="0"/>
+          <w:kern w:val="0"/>
+          <w:sz w:val="24"/>
+          <w:szCs w:val="24"/>
+          <w:shd w:val="clear" w:fill="121212"/>
+          <w:vertAlign w:val="baseline"/>
+          <w:lang w:val="en-US" w:eastAsia="zh-CN" w:bidi="ar"/>
+        </w:rPr>
+        <w:t>UAbilitySystemComponent</w:t>
+      </w:r>
+      <w:r>
+        <w:rPr>
+          <w:rFonts w:hint="default" w:ascii="Segoe UI" w:hAnsi="Segoe UI" w:eastAsia="Segoe UI" w:cs="Segoe UI"/>
+          <w:i w:val="0"/>
+          <w:iCs w:val="0"/>
+          <w:caps w:val="0"/>
+          <w:spacing w:val="0"/>
+          <w:kern w:val="0"/>
+          <w:sz w:val="24"/>
+          <w:szCs w:val="24"/>
+          <w:shd w:val="clear" w:fill="121212"/>
+          <w:vertAlign w:val="baseline"/>
+          <w:lang w:val="en-US" w:eastAsia="zh-CN" w:bidi="ar"/>
+        </w:rPr>
+        <w:t xml:space="preserve"> 的一个接口，作用只有一句话：</w:t>
+      </w:r>
+      <w:r>
+        <w:rPr>
+          <w:rFonts w:hint="default" w:ascii="Segoe UI" w:hAnsi="Segoe UI" w:eastAsia="Segoe UI" w:cs="Segoe UI"/>
+          <w:i w:val="0"/>
+          <w:iCs w:val="0"/>
+          <w:caps w:val="0"/>
+          <w:spacing w:val="0"/>
+          <w:kern w:val="0"/>
+          <w:sz w:val="24"/>
+          <w:szCs w:val="24"/>
+          <w:shd w:val="clear" w:fill="121212"/>
+          <w:vertAlign w:val="baseline"/>
+          <w:lang w:val="en-US" w:eastAsia="zh-CN" w:bidi="ar"/>
+        </w:rPr>
+        <w:br w:type="textWrapping"/>
+      </w:r>
+      <w:r>
+        <w:rPr>
+          <w:rStyle w:val="5"/>
+          <w:rFonts w:hint="default" w:ascii="Segoe UI" w:hAnsi="Segoe UI" w:eastAsia="Segoe UI" w:cs="Segoe UI"/>
+          <w:b/>
+          <w:bCs/>
+          <w:i w:val="0"/>
+          <w:iCs w:val="0"/>
+          <w:caps w:val="0"/>
+          <w:spacing w:val="0"/>
+          <w:kern w:val="0"/>
+          <w:sz w:val="24"/>
+          <w:szCs w:val="24"/>
+          <w:shd w:val="clear" w:fill="121212"/>
+          <w:vertAlign w:val="baseline"/>
+          <w:lang w:val="en-US" w:eastAsia="zh-CN" w:bidi="ar"/>
+        </w:rPr>
+        <w:t>给 ASC 手动挂一个“不会被复制、也不会被任何 GameplayEffect 自动回收”的 Loose Tag，用来在本地做纯逻辑标记。</w:t>
+      </w:r>
+    </w:p>
+    <w:p>
+      <w:pPr>
+        <w:pStyle w:val="2"/>
+        <w:keepNext w:val="0"/>
+        <w:keepLines w:val="0"/>
+        <w:widowControl/>
+        <w:suppressLineNumbers w:val="0"/>
+        <w:pBdr>
+          <w:top w:val="none" w:color="auto" w:sz="0" w:space="0"/>
+          <w:left w:val="none" w:color="auto" w:sz="0" w:space="0"/>
+          <w:bottom w:val="none" w:color="auto" w:sz="0" w:space="0"/>
+          <w:right w:val="none" w:color="auto" w:sz="0" w:space="0"/>
+        </w:pBdr>
+        <w:shd w:val="clear" w:fill="121212"/>
+        <w:spacing w:before="0" w:beforeAutospacing="0" w:after="240" w:afterAutospacing="0" w:line="390" w:lineRule="atLeast"/>
+        <w:ind w:left="0" w:right="0" w:firstLine="0"/>
+        <w:textAlignment w:val="baseline"/>
+        <w:rPr>
+          <w:rFonts w:hint="default" w:ascii="Segoe UI" w:hAnsi="Segoe UI" w:eastAsia="Segoe UI" w:cs="Segoe UI"/>
+          <w:b/>
+          <w:bCs/>
+          <w:i w:val="0"/>
+          <w:iCs w:val="0"/>
+          <w:caps w:val="0"/>
+          <w:spacing w:val="0"/>
+          <w:sz w:val="24"/>
+          <w:szCs w:val="24"/>
+        </w:rPr>
+      </w:pPr>
+      <w:r>
+        <w:rPr>
+          <w:rFonts w:hint="default" w:ascii="Segoe UI" w:hAnsi="Segoe UI" w:eastAsia="Segoe UI" w:cs="Segoe UI"/>
+          <w:b/>
+          <w:bCs/>
+          <w:i w:val="0"/>
+          <w:iCs w:val="0"/>
+          <w:caps w:val="0"/>
+          <w:spacing w:val="0"/>
+          <w:sz w:val="24"/>
+          <w:szCs w:val="24"/>
+          <w:shd w:val="clear" w:fill="121212"/>
+          <w:vertAlign w:val="baseline"/>
+        </w:rPr>
+        <w:t>1. 核心特点</w:t>
+      </w:r>
+    </w:p>
+    <w:p>
+      <w:pPr>
+        <w:keepNext w:val="0"/>
+        <w:keepLines w:val="0"/>
+        <w:widowControl/>
+        <w:numPr>
+          <w:ilvl w:val="0"/>
+          <w:numId w:val="3"/>
+        </w:numPr>
+        <w:suppressLineNumbers w:val="0"/>
+        <w:pBdr>
+          <w:top w:val="none" w:color="auto" w:sz="0" w:space="0"/>
+          <w:left w:val="none" w:color="auto" w:sz="0" w:space="0"/>
+          <w:bottom w:val="none" w:color="auto" w:sz="0" w:space="0"/>
+          <w:right w:val="none" w:color="auto" w:sz="0" w:space="0"/>
+        </w:pBdr>
+        <w:spacing w:before="0" w:beforeAutospacing="0" w:after="180" w:afterAutospacing="0"/>
+        <w:ind w:left="0" w:right="0" w:hanging="360"/>
+        <w:textAlignment w:val="baseline"/>
+      </w:pPr>
+    </w:p>
+    <w:p>
+      <w:pPr>
+        <w:keepNext w:val="0"/>
+        <w:keepLines w:val="0"/>
+        <w:widowControl/>
+        <w:suppressLineNumbers w:val="0"/>
+        <w:pBdr>
+          <w:top w:val="none" w:color="auto" w:sz="0" w:space="0"/>
+          <w:left w:val="none" w:color="auto" w:sz="0" w:space="0"/>
+          <w:bottom w:val="none" w:color="auto" w:sz="0" w:space="0"/>
+          <w:right w:val="none" w:color="auto" w:sz="0" w:space="0"/>
+        </w:pBdr>
+        <w:shd w:val="clear" w:fill="121212"/>
+        <w:spacing w:before="0" w:beforeAutospacing="0" w:after="0" w:afterAutospacing="0" w:line="390" w:lineRule="atLeast"/>
+        <w:ind w:left="0" w:right="0" w:firstLine="0"/>
+        <w:jc w:val="left"/>
+        <w:textAlignment w:val="baseline"/>
+        <w:rPr>
+          <w:rFonts w:hint="default" w:ascii="Segoe UI" w:hAnsi="Segoe UI" w:eastAsia="Segoe UI" w:cs="Segoe UI"/>
+          <w:i w:val="0"/>
+          <w:iCs w:val="0"/>
+          <w:caps w:val="0"/>
+          <w:spacing w:val="0"/>
+          <w:sz w:val="24"/>
+          <w:szCs w:val="24"/>
+        </w:rPr>
+      </w:pPr>
+      <w:r>
+        <w:rPr>
+          <w:rStyle w:val="5"/>
+          <w:rFonts w:hint="default" w:ascii="Segoe UI" w:hAnsi="Segoe UI" w:eastAsia="Segoe UI" w:cs="Segoe UI"/>
+          <w:b/>
+          <w:bCs/>
+          <w:i w:val="0"/>
+          <w:iCs w:val="0"/>
+          <w:caps w:val="0"/>
+          <w:spacing w:val="0"/>
+          <w:kern w:val="0"/>
+          <w:sz w:val="24"/>
+          <w:szCs w:val="24"/>
+          <w:shd w:val="clear" w:fill="121212"/>
+          <w:vertAlign w:val="baseline"/>
+          <w:lang w:val="en-US" w:eastAsia="zh-CN" w:bidi="ar"/>
+        </w:rPr>
+        <w:t>不复制</w:t>
+      </w:r>
+      <w:r>
+        <w:rPr>
+          <w:rFonts w:hint="default" w:ascii="Segoe UI" w:hAnsi="Segoe UI" w:eastAsia="Segoe UI" w:cs="Segoe UI"/>
+          <w:i w:val="0"/>
+          <w:iCs w:val="0"/>
+          <w:caps w:val="0"/>
+          <w:spacing w:val="0"/>
+          <w:kern w:val="0"/>
+          <w:sz w:val="24"/>
+          <w:szCs w:val="24"/>
+          <w:shd w:val="clear" w:fill="121212"/>
+          <w:vertAlign w:val="baseline"/>
+          <w:lang w:val="en-US" w:eastAsia="zh-CN" w:bidi="ar"/>
+        </w:rPr>
+        <w:br w:type="textWrapping"/>
+      </w:r>
+      <w:r>
+        <w:rPr>
+          <w:rFonts w:hint="default" w:ascii="Segoe UI" w:hAnsi="Segoe UI" w:eastAsia="Segoe UI" w:cs="Segoe UI"/>
+          <w:i w:val="0"/>
+          <w:iCs w:val="0"/>
+          <w:caps w:val="0"/>
+          <w:spacing w:val="0"/>
+          <w:kern w:val="0"/>
+          <w:sz w:val="24"/>
+          <w:szCs w:val="24"/>
+          <w:shd w:val="clear" w:fill="121212"/>
+          <w:vertAlign w:val="baseline"/>
+          <w:lang w:val="en-US" w:eastAsia="zh-CN" w:bidi="ar"/>
+        </w:rPr>
+        <w:t>只在本地生效，不会随网络同步，服务器和客户端各玩各的，适合“本机立刻表现”的场景（例如本地死亡、本地冷却）。</w:t>
+      </w:r>
+    </w:p>
+    <w:p>
+      <w:pPr>
+        <w:keepNext w:val="0"/>
+        <w:keepLines w:val="0"/>
+        <w:widowControl/>
+        <w:numPr>
+          <w:ilvl w:val="0"/>
+          <w:numId w:val="3"/>
+        </w:numPr>
+        <w:suppressLineNumbers w:val="0"/>
+        <w:pBdr>
+          <w:top w:val="none" w:color="auto" w:sz="0" w:space="0"/>
+          <w:left w:val="none" w:color="auto" w:sz="0" w:space="0"/>
+          <w:bottom w:val="none" w:color="auto" w:sz="0" w:space="0"/>
+          <w:right w:val="none" w:color="auto" w:sz="0" w:space="0"/>
+        </w:pBdr>
+        <w:spacing w:before="0" w:beforeAutospacing="0" w:after="180" w:afterAutospacing="0"/>
+        <w:ind w:left="0" w:right="0" w:hanging="360"/>
+        <w:textAlignment w:val="baseline"/>
+      </w:pPr>
+    </w:p>
+    <w:p>
+      <w:pPr>
+        <w:keepNext w:val="0"/>
+        <w:keepLines w:val="0"/>
+        <w:widowControl/>
+        <w:numPr>
+          <w:ilvl w:val="0"/>
+          <w:numId w:val="3"/>
+        </w:numPr>
+        <w:suppressLineNumbers w:val="0"/>
+        <w:pBdr>
+          <w:top w:val="none" w:color="auto" w:sz="0" w:space="0"/>
+          <w:left w:val="none" w:color="auto" w:sz="0" w:space="0"/>
+          <w:bottom w:val="none" w:color="auto" w:sz="0" w:space="0"/>
+          <w:right w:val="none" w:color="auto" w:sz="0" w:space="0"/>
+        </w:pBdr>
+        <w:spacing w:before="0" w:beforeAutospacing="0" w:after="180" w:afterAutospacing="0"/>
+        <w:ind w:left="0" w:right="0" w:hanging="360"/>
+        <w:textAlignment w:val="baseline"/>
+      </w:pPr>
+    </w:p>
+    <w:p>
+      <w:pPr>
+        <w:keepNext w:val="0"/>
+        <w:keepLines w:val="0"/>
+        <w:widowControl/>
+        <w:suppressLineNumbers w:val="0"/>
+        <w:pBdr>
+          <w:top w:val="none" w:color="auto" w:sz="0" w:space="0"/>
+          <w:left w:val="none" w:color="auto" w:sz="0" w:space="0"/>
+          <w:bottom w:val="none" w:color="auto" w:sz="0" w:space="0"/>
+          <w:right w:val="none" w:color="auto" w:sz="0" w:space="0"/>
+        </w:pBdr>
+        <w:shd w:val="clear" w:fill="121212"/>
+        <w:spacing w:before="0" w:beforeAutospacing="0" w:after="0" w:afterAutospacing="0" w:line="390" w:lineRule="atLeast"/>
+        <w:ind w:left="0" w:right="0" w:firstLine="0"/>
+        <w:jc w:val="left"/>
+        <w:textAlignment w:val="baseline"/>
+        <w:rPr>
+          <w:rFonts w:hint="default" w:ascii="Segoe UI" w:hAnsi="Segoe UI" w:eastAsia="Segoe UI" w:cs="Segoe UI"/>
+          <w:i w:val="0"/>
+          <w:iCs w:val="0"/>
+          <w:caps w:val="0"/>
+          <w:spacing w:val="0"/>
+          <w:sz w:val="24"/>
+          <w:szCs w:val="24"/>
+        </w:rPr>
+      </w:pPr>
+      <w:r>
+        <w:rPr>
+          <w:rStyle w:val="5"/>
+          <w:rFonts w:hint="default" w:ascii="Segoe UI" w:hAnsi="Segoe UI" w:eastAsia="Segoe UI" w:cs="Segoe UI"/>
+          <w:b/>
+          <w:bCs/>
+          <w:i w:val="0"/>
+          <w:iCs w:val="0"/>
+          <w:caps w:val="0"/>
+          <w:spacing w:val="0"/>
+          <w:kern w:val="0"/>
+          <w:sz w:val="24"/>
+          <w:szCs w:val="24"/>
+          <w:shd w:val="clear" w:fill="121212"/>
+          <w:vertAlign w:val="baseline"/>
+          <w:lang w:val="en-US" w:eastAsia="zh-CN" w:bidi="ar"/>
+        </w:rPr>
+        <w:t>不受 GE 生命周期管理</w:t>
+      </w:r>
+      <w:r>
+        <w:rPr>
+          <w:rFonts w:hint="default" w:ascii="Segoe UI" w:hAnsi="Segoe UI" w:eastAsia="Segoe UI" w:cs="Segoe UI"/>
+          <w:i w:val="0"/>
+          <w:iCs w:val="0"/>
+          <w:caps w:val="0"/>
+          <w:spacing w:val="0"/>
+          <w:kern w:val="0"/>
+          <w:sz w:val="24"/>
+          <w:szCs w:val="24"/>
+          <w:shd w:val="clear" w:fill="121212"/>
+          <w:vertAlign w:val="baseline"/>
+          <w:lang w:val="en-US" w:eastAsia="zh-CN" w:bidi="ar"/>
+        </w:rPr>
+        <w:br w:type="textWrapping"/>
+      </w:r>
+      <w:r>
+        <w:rPr>
+          <w:rFonts w:hint="default" w:ascii="Segoe UI" w:hAnsi="Segoe UI" w:eastAsia="Segoe UI" w:cs="Segoe UI"/>
+          <w:i w:val="0"/>
+          <w:iCs w:val="0"/>
+          <w:caps w:val="0"/>
+          <w:spacing w:val="0"/>
+          <w:kern w:val="0"/>
+          <w:sz w:val="24"/>
+          <w:szCs w:val="24"/>
+          <w:shd w:val="clear" w:fill="121212"/>
+          <w:vertAlign w:val="baseline"/>
+          <w:lang w:val="en-US" w:eastAsia="zh-CN" w:bidi="ar"/>
+        </w:rPr>
+        <w:t xml:space="preserve">通过 GE 添加的 Tag 会在 GE 被移除时自动清空；Loose Tag 不会，必须你手动 </w:t>
+      </w:r>
+      <w:r>
+        <w:rPr>
+          <w:rStyle w:val="6"/>
+          <w:rFonts w:hint="default" w:ascii="Segoe UI" w:hAnsi="Segoe UI" w:eastAsia="Segoe UI" w:cs="Segoe UI"/>
+          <w:i w:val="0"/>
+          <w:iCs w:val="0"/>
+          <w:caps w:val="0"/>
+          <w:spacing w:val="0"/>
+          <w:kern w:val="0"/>
+          <w:sz w:val="24"/>
+          <w:szCs w:val="24"/>
+          <w:shd w:val="clear" w:fill="121212"/>
+          <w:vertAlign w:val="baseline"/>
+          <w:lang w:val="en-US" w:eastAsia="zh-CN" w:bidi="ar"/>
+        </w:rPr>
+        <w:t>RemoveLooseGameplayTag</w:t>
+      </w:r>
+      <w:r>
+        <w:rPr>
+          <w:rFonts w:hint="default" w:ascii="Segoe UI" w:hAnsi="Segoe UI" w:eastAsia="Segoe UI" w:cs="Segoe UI"/>
+          <w:i w:val="0"/>
+          <w:iCs w:val="0"/>
+          <w:caps w:val="0"/>
+          <w:spacing w:val="0"/>
+          <w:kern w:val="0"/>
+          <w:sz w:val="24"/>
+          <w:szCs w:val="24"/>
+          <w:shd w:val="clear" w:fill="121212"/>
+          <w:vertAlign w:val="baseline"/>
+          <w:lang w:val="en-US" w:eastAsia="zh-CN" w:bidi="ar"/>
+        </w:rPr>
+        <w:t xml:space="preserve"> 或者调 </w:t>
+      </w:r>
+      <w:r>
+        <w:rPr>
+          <w:rStyle w:val="6"/>
+          <w:rFonts w:hint="default" w:ascii="Segoe UI" w:hAnsi="Segoe UI" w:eastAsia="Segoe UI" w:cs="Segoe UI"/>
+          <w:i w:val="0"/>
+          <w:iCs w:val="0"/>
+          <w:caps w:val="0"/>
+          <w:spacing w:val="0"/>
+          <w:kern w:val="0"/>
+          <w:sz w:val="24"/>
+          <w:szCs w:val="24"/>
+          <w:shd w:val="clear" w:fill="121212"/>
+          <w:vertAlign w:val="baseline"/>
+          <w:lang w:val="en-US" w:eastAsia="zh-CN" w:bidi="ar"/>
+        </w:rPr>
+        <w:t>SetTagMapCount</w:t>
+      </w:r>
+      <w:r>
+        <w:rPr>
+          <w:rFonts w:hint="default" w:ascii="Segoe UI" w:hAnsi="Segoe UI" w:eastAsia="Segoe UI" w:cs="Segoe UI"/>
+          <w:i w:val="0"/>
+          <w:iCs w:val="0"/>
+          <w:caps w:val="0"/>
+          <w:spacing w:val="0"/>
+          <w:kern w:val="0"/>
+          <w:sz w:val="24"/>
+          <w:szCs w:val="24"/>
+          <w:shd w:val="clear" w:fill="121212"/>
+          <w:vertAlign w:val="baseline"/>
+          <w:lang w:val="en-US" w:eastAsia="zh-CN" w:bidi="ar"/>
+        </w:rPr>
+        <w:t xml:space="preserve"> 清掉。</w:t>
+      </w:r>
+    </w:p>
+    <w:p>
+      <w:pPr>
+        <w:keepNext w:val="0"/>
+        <w:keepLines w:val="0"/>
+        <w:widowControl/>
+        <w:numPr>
+          <w:ilvl w:val="0"/>
+          <w:numId w:val="3"/>
+        </w:numPr>
+        <w:suppressLineNumbers w:val="0"/>
+        <w:pBdr>
+          <w:top w:val="none" w:color="auto" w:sz="0" w:space="0"/>
+          <w:left w:val="none" w:color="auto" w:sz="0" w:space="0"/>
+          <w:bottom w:val="none" w:color="auto" w:sz="0" w:space="0"/>
+          <w:right w:val="none" w:color="auto" w:sz="0" w:space="0"/>
+        </w:pBdr>
+        <w:spacing w:before="0" w:beforeAutospacing="0" w:after="180" w:afterAutospacing="0"/>
+        <w:ind w:left="0" w:right="0" w:hanging="360"/>
+        <w:textAlignment w:val="baseline"/>
+      </w:pPr>
+    </w:p>
+    <w:p>
+      <w:pPr>
+        <w:keepNext w:val="0"/>
+        <w:keepLines w:val="0"/>
+        <w:widowControl/>
+        <w:numPr>
+          <w:ilvl w:val="0"/>
+          <w:numId w:val="3"/>
+        </w:numPr>
+        <w:suppressLineNumbers w:val="0"/>
+        <w:pBdr>
+          <w:top w:val="none" w:color="auto" w:sz="0" w:space="0"/>
+          <w:left w:val="none" w:color="auto" w:sz="0" w:space="0"/>
+          <w:bottom w:val="none" w:color="auto" w:sz="0" w:space="0"/>
+          <w:right w:val="none" w:color="auto" w:sz="0" w:space="0"/>
+        </w:pBdr>
+        <w:spacing w:before="0" w:beforeAutospacing="0" w:after="0" w:afterAutospacing="0"/>
+        <w:ind w:left="0" w:right="0" w:hanging="360"/>
+        <w:textAlignment w:val="baseline"/>
+      </w:pPr>
+    </w:p>
+    <w:p>
+      <w:pPr>
+        <w:keepNext w:val="0"/>
+        <w:keepLines w:val="0"/>
+        <w:widowControl/>
+        <w:suppressLineNumbers w:val="0"/>
+        <w:pBdr>
+          <w:top w:val="none" w:color="auto" w:sz="0" w:space="0"/>
+          <w:left w:val="none" w:color="auto" w:sz="0" w:space="0"/>
+          <w:bottom w:val="none" w:color="auto" w:sz="0" w:space="0"/>
+          <w:right w:val="none" w:color="auto" w:sz="0" w:space="0"/>
+        </w:pBdr>
+        <w:shd w:val="clear" w:fill="121212"/>
+        <w:spacing w:before="0" w:beforeAutospacing="0" w:after="0" w:afterAutospacing="0" w:line="390" w:lineRule="atLeast"/>
+        <w:ind w:left="0" w:right="0" w:firstLine="0"/>
+        <w:jc w:val="left"/>
+        <w:textAlignment w:val="baseline"/>
+        <w:rPr>
+          <w:rFonts w:hint="default" w:ascii="Segoe UI" w:hAnsi="Segoe UI" w:eastAsia="Segoe UI" w:cs="Segoe UI"/>
+          <w:i w:val="0"/>
+          <w:iCs w:val="0"/>
+          <w:caps w:val="0"/>
+          <w:spacing w:val="0"/>
+          <w:sz w:val="24"/>
+          <w:szCs w:val="24"/>
+        </w:rPr>
+      </w:pPr>
+      <w:r>
+        <w:rPr>
+          <w:rStyle w:val="5"/>
+          <w:rFonts w:hint="default" w:ascii="Segoe UI" w:hAnsi="Segoe UI" w:eastAsia="Segoe UI" w:cs="Segoe UI"/>
+          <w:b/>
+          <w:bCs/>
+          <w:i w:val="0"/>
+          <w:iCs w:val="0"/>
+          <w:caps w:val="0"/>
+          <w:spacing w:val="0"/>
+          <w:kern w:val="0"/>
+          <w:sz w:val="24"/>
+          <w:szCs w:val="24"/>
+          <w:shd w:val="clear" w:fill="121212"/>
+          <w:vertAlign w:val="baseline"/>
+          <w:lang w:val="en-US" w:eastAsia="zh-CN" w:bidi="ar"/>
+        </w:rPr>
+        <w:t>立即生效</w:t>
+      </w:r>
+      <w:r>
+        <w:rPr>
+          <w:rFonts w:hint="default" w:ascii="Segoe UI" w:hAnsi="Segoe UI" w:eastAsia="Segoe UI" w:cs="Segoe UI"/>
+          <w:i w:val="0"/>
+          <w:iCs w:val="0"/>
+          <w:caps w:val="0"/>
+          <w:spacing w:val="0"/>
+          <w:kern w:val="0"/>
+          <w:sz w:val="24"/>
+          <w:szCs w:val="24"/>
+          <w:shd w:val="clear" w:fill="121212"/>
+          <w:vertAlign w:val="baseline"/>
+          <w:lang w:val="en-US" w:eastAsia="zh-CN" w:bidi="ar"/>
+        </w:rPr>
+        <w:br w:type="textWrapping"/>
+      </w:r>
+      <w:r>
+        <w:rPr>
+          <w:rFonts w:hint="default" w:ascii="Segoe UI" w:hAnsi="Segoe UI" w:eastAsia="Segoe UI" w:cs="Segoe UI"/>
+          <w:i w:val="0"/>
+          <w:iCs w:val="0"/>
+          <w:caps w:val="0"/>
+          <w:spacing w:val="0"/>
+          <w:kern w:val="0"/>
+          <w:sz w:val="24"/>
+          <w:szCs w:val="24"/>
+          <w:shd w:val="clear" w:fill="121212"/>
+          <w:vertAlign w:val="baseline"/>
+          <w:lang w:val="en-US" w:eastAsia="zh-CN" w:bidi="ar"/>
+        </w:rPr>
+        <w:t xml:space="preserve">调用后下一帧就能被 </w:t>
+      </w:r>
+      <w:r>
+        <w:rPr>
+          <w:rStyle w:val="6"/>
+          <w:rFonts w:hint="default" w:ascii="Segoe UI" w:hAnsi="Segoe UI" w:eastAsia="Segoe UI" w:cs="Segoe UI"/>
+          <w:i w:val="0"/>
+          <w:iCs w:val="0"/>
+          <w:caps w:val="0"/>
+          <w:spacing w:val="0"/>
+          <w:kern w:val="0"/>
+          <w:sz w:val="24"/>
+          <w:szCs w:val="24"/>
+          <w:shd w:val="clear" w:fill="121212"/>
+          <w:vertAlign w:val="baseline"/>
+          <w:lang w:val="en-US" w:eastAsia="zh-CN" w:bidi="ar"/>
+        </w:rPr>
+        <w:t>HasMatchingGameplayTag</w:t>
+      </w:r>
+      <w:r>
+        <w:rPr>
+          <w:rFonts w:hint="default" w:ascii="Segoe UI" w:hAnsi="Segoe UI" w:eastAsia="Segoe UI" w:cs="Segoe UI"/>
+          <w:i w:val="0"/>
+          <w:iCs w:val="0"/>
+          <w:caps w:val="0"/>
+          <w:spacing w:val="0"/>
+          <w:kern w:val="0"/>
+          <w:sz w:val="24"/>
+          <w:szCs w:val="24"/>
+          <w:shd w:val="clear" w:fill="121212"/>
+          <w:vertAlign w:val="baseline"/>
+          <w:lang w:val="en-US" w:eastAsia="zh-CN" w:bidi="ar"/>
+        </w:rPr>
+        <w:t>/</w:t>
+      </w:r>
+      <w:r>
+        <w:rPr>
+          <w:rStyle w:val="6"/>
+          <w:rFonts w:hint="default" w:ascii="Segoe UI" w:hAnsi="Segoe UI" w:eastAsia="Segoe UI" w:cs="Segoe UI"/>
+          <w:i w:val="0"/>
+          <w:iCs w:val="0"/>
+          <w:caps w:val="0"/>
+          <w:spacing w:val="0"/>
+          <w:kern w:val="0"/>
+          <w:sz w:val="24"/>
+          <w:szCs w:val="24"/>
+          <w:shd w:val="clear" w:fill="121212"/>
+          <w:vertAlign w:val="baseline"/>
+          <w:lang w:val="en-US" w:eastAsia="zh-CN" w:bidi="ar"/>
+        </w:rPr>
+        <w:t>HasAll/AnyMatchingGameplayTags</w:t>
+      </w:r>
+      <w:r>
+        <w:rPr>
+          <w:rFonts w:hint="default" w:ascii="Segoe UI" w:hAnsi="Segoe UI" w:eastAsia="Segoe UI" w:cs="Segoe UI"/>
+          <w:i w:val="0"/>
+          <w:iCs w:val="0"/>
+          <w:caps w:val="0"/>
+          <w:spacing w:val="0"/>
+          <w:kern w:val="0"/>
+          <w:sz w:val="24"/>
+          <w:szCs w:val="24"/>
+          <w:shd w:val="clear" w:fill="121212"/>
+          <w:vertAlign w:val="baseline"/>
+          <w:lang w:val="en-US" w:eastAsia="zh-CN" w:bidi="ar"/>
+        </w:rPr>
+        <w:t xml:space="preserve"> 查到，无需等待同步。</w:t>
+      </w:r>
+    </w:p>
+    <w:p>
+      <w:pPr>
+        <w:keepNext w:val="0"/>
+        <w:keepLines w:val="0"/>
+        <w:widowControl/>
+        <w:numPr>
+          <w:ilvl w:val="0"/>
+          <w:numId w:val="3"/>
+        </w:numPr>
+        <w:suppressLineNumbers w:val="0"/>
+        <w:pBdr>
+          <w:top w:val="none" w:color="auto" w:sz="0" w:space="0"/>
+          <w:left w:val="none" w:color="auto" w:sz="0" w:space="0"/>
+          <w:bottom w:val="none" w:color="auto" w:sz="0" w:space="0"/>
+          <w:right w:val="none" w:color="auto" w:sz="0" w:space="0"/>
+        </w:pBdr>
+        <w:spacing w:before="0" w:beforeAutospacing="0" w:after="0" w:afterAutospacing="0"/>
+        <w:ind w:left="0" w:right="0" w:hanging="360"/>
+        <w:textAlignment w:val="baseline"/>
+      </w:pPr>
+      <w:r>
+        <w:drawing>
+          <wp:inline distT="0" distB="0" distL="114300" distR="114300">
+            <wp:extent cx="5267325" cy="3900805"/>
+            <wp:effectExtent l="0" t="0" r="9525" b="4445"/>
+            <wp:docPr id="32" name="图片 7"/>
+            <wp:cNvGraphicFramePr>
+              <a:graphicFrameLocks xmlns:a="http://schemas.openxmlformats.org/drawingml/2006/main" noChangeAspect="1"/>
+            </wp:cNvGraphicFramePr>
+            <a:graphic xmlns:a="http://schemas.openxmlformats.org/drawingml/2006/main">
+              <a:graphicData uri="http://schemas.openxmlformats.org/drawingml/2006/picture">
+                <pic:pic xmlns:pic="http://schemas.openxmlformats.org/drawingml/2006/picture">
+                  <pic:nvPicPr>
+                    <pic:cNvPr id="32" name="图片 7"/>
+                    <pic:cNvPicPr>
+                      <a:picLocks noChangeAspect="1"/>
+                    </pic:cNvPicPr>
+                  </pic:nvPicPr>
+                  <pic:blipFill>
+                    <a:blip r:embed="rId14"/>
+                    <a:stretch>
+                      <a:fillRect/>
+                    </a:stretch>
+                  </pic:blipFill>
+                  <pic:spPr>
+                    <a:xfrm>
+                      <a:off x="0" y="0"/>
+                      <a:ext cx="5267325" cy="3900805"/>
+                    </a:xfrm>
+                    <a:prstGeom prst="rect">
+                      <a:avLst/>
+                    </a:prstGeom>
+                    <a:noFill/>
+                    <a:ln>
+                      <a:noFill/>
+                    </a:ln>
+                  </pic:spPr>
+                </pic:pic>
+              </a:graphicData>
+            </a:graphic>
+          </wp:inline>
+        </w:drawing>
+      </w:r>
+    </w:p>
+    <w:p>
+      <w:pPr>
+        <w:numPr>
+          <w:ilvl w:val="0"/>
+          <w:numId w:val="2"/>
+        </w:numPr>
+        <w:pBdr>
+          <w:bottom w:val="single" w:color="auto" w:sz="4" w:space="0"/>
+        </w:pBdr>
+        <w:spacing w:before="0" w:after="0" w:line="240" w:lineRule="auto"/>
+        <w:ind w:left="0" w:leftChars="0" w:right="0" w:rightChars="0" w:firstLine="0" w:firstLineChars="0"/>
+        <w:jc w:val="both"/>
+        <w:rPr>
+          <w:rStyle w:val="6"/>
+          <w:rFonts w:hint="eastAsia" w:ascii="宋体" w:hAnsi="宋体" w:eastAsia="宋体" w:cs="宋体"/>
+          <w:i w:val="0"/>
+          <w:iCs w:val="0"/>
+          <w:caps w:val="0"/>
+          <w:spacing w:val="0"/>
+          <w:sz w:val="24"/>
+          <w:szCs w:val="24"/>
+          <w:vertAlign w:val="baseline"/>
+          <w:lang w:val="en-US" w:eastAsia="zh-CN"/>
+        </w:rPr>
+      </w:pPr>
+      <w:r>
+        <w:rPr>
+          <w:rStyle w:val="6"/>
+          <w:rFonts w:hint="eastAsia" w:ascii="宋体" w:hAnsi="宋体" w:eastAsia="宋体" w:cs="宋体"/>
+          <w:i w:val="0"/>
+          <w:iCs w:val="0"/>
+          <w:caps w:val="0"/>
+          <w:spacing w:val="0"/>
+          <w:sz w:val="24"/>
+          <w:szCs w:val="24"/>
+          <w:vertAlign w:val="baseline"/>
+          <w:lang w:val="en-US" w:eastAsia="zh-CN"/>
+        </w:rPr>
+        <w:t>ExpandEnumAsExecs的作用</w:t>
+      </w:r>
+    </w:p>
+    <w:p>
+      <w:pPr>
+        <w:numPr>
+          <w:numId w:val="0"/>
+        </w:numPr>
+        <w:pBdr>
+          <w:bottom w:val="single" w:color="auto" w:sz="4" w:space="0"/>
+        </w:pBdr>
+        <w:spacing w:before="0" w:after="0" w:line="240" w:lineRule="auto"/>
+        <w:ind w:leftChars="0" w:right="0" w:rightChars="0"/>
+        <w:jc w:val="both"/>
+        <w:rPr>
+          <w:rFonts w:hint="default" w:ascii="Segoe UI" w:hAnsi="Segoe UI" w:eastAsia="Segoe UI" w:cs="Segoe UI"/>
+          <w:i w:val="0"/>
+          <w:iCs w:val="0"/>
+          <w:caps w:val="0"/>
+          <w:spacing w:val="0"/>
+          <w:sz w:val="24"/>
+          <w:szCs w:val="24"/>
+          <w:shd w:val="clear" w:fill="121212"/>
+        </w:rPr>
+      </w:pPr>
+      <w:r>
+        <w:rPr>
+          <w:rFonts w:ascii="Segoe UI" w:hAnsi="Segoe UI" w:eastAsia="Segoe UI" w:cs="Segoe UI"/>
+          <w:i w:val="0"/>
+          <w:iCs w:val="0"/>
+          <w:caps w:val="0"/>
+          <w:spacing w:val="0"/>
+          <w:sz w:val="24"/>
+          <w:szCs w:val="24"/>
+          <w:shd w:val="clear" w:fill="121212"/>
+        </w:rPr>
+        <w:t xml:space="preserve">ExpandEnumAsExecs 是 UE 在 </w:t>
+      </w:r>
+      <w:r>
+        <w:rPr>
+          <w:rStyle w:val="6"/>
+          <w:rFonts w:ascii="宋体" w:hAnsi="宋体" w:eastAsia="宋体" w:cs="宋体"/>
+          <w:i w:val="0"/>
+          <w:iCs w:val="0"/>
+          <w:caps w:val="0"/>
+          <w:spacing w:val="0"/>
+          <w:sz w:val="24"/>
+          <w:szCs w:val="24"/>
+          <w:bdr w:val="none" w:color="auto" w:sz="0" w:space="0"/>
+          <w:vertAlign w:val="baseline"/>
+        </w:rPr>
+        <w:t>UFUNCTION</w:t>
+      </w:r>
+      <w:r>
+        <w:rPr>
+          <w:rFonts w:hint="default" w:ascii="Segoe UI" w:hAnsi="Segoe UI" w:eastAsia="Segoe UI" w:cs="Segoe UI"/>
+          <w:i w:val="0"/>
+          <w:iCs w:val="0"/>
+          <w:caps w:val="0"/>
+          <w:spacing w:val="0"/>
+          <w:sz w:val="24"/>
+          <w:szCs w:val="24"/>
+          <w:shd w:val="clear" w:fill="121212"/>
+        </w:rPr>
+        <w:t xml:space="preserve"> 里提供的一个 </w:t>
+      </w:r>
+      <w:r>
+        <w:rPr>
+          <w:rStyle w:val="5"/>
+          <w:rFonts w:hint="default" w:ascii="Segoe UI" w:hAnsi="Segoe UI" w:eastAsia="Segoe UI" w:cs="Segoe UI"/>
+          <w:b/>
+          <w:bCs/>
+          <w:i w:val="0"/>
+          <w:iCs w:val="0"/>
+          <w:caps w:val="0"/>
+          <w:spacing w:val="0"/>
+          <w:sz w:val="24"/>
+          <w:szCs w:val="24"/>
+          <w:bdr w:val="none" w:color="auto" w:sz="0" w:space="0"/>
+          <w:shd w:val="clear" w:fill="121212"/>
+          <w:vertAlign w:val="baseline"/>
+        </w:rPr>
+        <w:t>meta 说明符</w:t>
+      </w:r>
+      <w:r>
+        <w:rPr>
+          <w:rFonts w:hint="default" w:ascii="Segoe UI" w:hAnsi="Segoe UI" w:eastAsia="Segoe UI" w:cs="Segoe UI"/>
+          <w:i w:val="0"/>
+          <w:iCs w:val="0"/>
+          <w:caps w:val="0"/>
+          <w:spacing w:val="0"/>
+          <w:sz w:val="24"/>
+          <w:szCs w:val="24"/>
+          <w:shd w:val="clear" w:fill="121212"/>
+        </w:rPr>
+        <w:t>，作用一句话就能概括：</w:t>
+      </w:r>
+      <w:r>
+        <w:rPr>
+          <w:rFonts w:hint="default" w:ascii="Segoe UI" w:hAnsi="Segoe UI" w:eastAsia="Segoe UI" w:cs="Segoe UI"/>
+          <w:i w:val="0"/>
+          <w:iCs w:val="0"/>
+          <w:caps w:val="0"/>
+          <w:spacing w:val="0"/>
+          <w:sz w:val="24"/>
+          <w:szCs w:val="24"/>
+          <w:shd w:val="clear" w:fill="121212"/>
+        </w:rPr>
+        <w:br w:type="textWrapping"/>
+      </w:r>
+      <w:r>
+        <w:rPr>
+          <w:rStyle w:val="5"/>
+          <w:rFonts w:hint="default" w:ascii="Segoe UI" w:hAnsi="Segoe UI" w:eastAsia="Segoe UI" w:cs="Segoe UI"/>
+          <w:b/>
+          <w:bCs/>
+          <w:i w:val="0"/>
+          <w:iCs w:val="0"/>
+          <w:caps w:val="0"/>
+          <w:spacing w:val="0"/>
+          <w:sz w:val="24"/>
+          <w:szCs w:val="24"/>
+          <w:bdr w:val="none" w:color="auto" w:sz="0" w:space="0"/>
+          <w:shd w:val="clear" w:fill="121212"/>
+          <w:vertAlign w:val="baseline"/>
+        </w:rPr>
+        <w:t>把枚举（或 bool）里的每个字面量自动变成一条“执行引脚”</w:t>
+      </w:r>
+      <w:r>
+        <w:rPr>
+          <w:rFonts w:hint="default" w:ascii="Segoe UI" w:hAnsi="Segoe UI" w:eastAsia="Segoe UI" w:cs="Segoe UI"/>
+          <w:i w:val="0"/>
+          <w:iCs w:val="0"/>
+          <w:caps w:val="0"/>
+          <w:spacing w:val="0"/>
+          <w:sz w:val="24"/>
+          <w:szCs w:val="24"/>
+          <w:shd w:val="clear" w:fill="121212"/>
+        </w:rPr>
+        <w:t>，让蓝图节点出现多入口或多出口，而不需要手动拆节点。</w:t>
+      </w:r>
+    </w:p>
+    <w:p>
+      <w:pPr>
+        <w:keepNext w:val="0"/>
+        <w:keepLines w:val="0"/>
+        <w:widowControl/>
+        <w:suppressLineNumbers w:val="0"/>
+        <w:pBdr>
+          <w:top w:val="none" w:color="auto" w:sz="0" w:space="0"/>
+          <w:left w:val="none" w:color="auto" w:sz="0" w:space="0"/>
+          <w:bottom w:val="none" w:color="auto" w:sz="0" w:space="0"/>
+          <w:right w:val="none" w:color="auto" w:sz="0" w:space="0"/>
+        </w:pBdr>
+        <w:shd w:val="clear" w:fill="121212"/>
+        <w:spacing w:before="0" w:beforeAutospacing="0" w:after="240" w:afterAutospacing="0" w:line="390" w:lineRule="atLeast"/>
+        <w:ind w:left="0" w:right="0" w:firstLine="0"/>
+        <w:jc w:val="left"/>
+        <w:textAlignment w:val="baseline"/>
+        <w:rPr>
+          <w:rFonts w:hint="default" w:ascii="Segoe UI" w:hAnsi="Segoe UI" w:eastAsia="Segoe UI" w:cs="Segoe UI"/>
+          <w:i w:val="0"/>
+          <w:iCs w:val="0"/>
+          <w:caps w:val="0"/>
+          <w:spacing w:val="0"/>
+          <w:kern w:val="0"/>
+          <w:sz w:val="24"/>
+          <w:szCs w:val="24"/>
+          <w:bdr w:val="none" w:color="auto" w:sz="0" w:space="0"/>
+          <w:shd w:val="clear" w:fill="121212"/>
+          <w:vertAlign w:val="baseline"/>
+          <w:lang w:val="en-US" w:eastAsia="zh-CN" w:bidi="ar"/>
+        </w:rPr>
+      </w:pPr>
+    </w:p>
+    <w:p>
+      <w:pPr>
+        <w:keepNext w:val="0"/>
+        <w:keepLines w:val="0"/>
+        <w:widowControl/>
+        <w:suppressLineNumbers w:val="0"/>
+        <w:pBdr>
+          <w:top w:val="none" w:color="auto" w:sz="0" w:space="0"/>
+          <w:left w:val="none" w:color="auto" w:sz="0" w:space="0"/>
+          <w:bottom w:val="none" w:color="auto" w:sz="0" w:space="0"/>
+          <w:right w:val="none" w:color="auto" w:sz="0" w:space="0"/>
+        </w:pBdr>
+        <w:shd w:val="clear" w:fill="121212"/>
+        <w:spacing w:before="0" w:beforeAutospacing="0" w:after="240" w:afterAutospacing="0" w:line="390" w:lineRule="atLeast"/>
+        <w:ind w:left="0" w:right="0" w:firstLine="0"/>
+        <w:jc w:val="left"/>
+        <w:textAlignment w:val="baseline"/>
+        <w:rPr>
+          <w:rFonts w:hint="default"/>
+          <w:lang w:val="en-US" w:eastAsia="zh-CN"/>
+        </w:rPr>
+      </w:pPr>
+      <w:r>
+        <w:rPr>
+          <w:rFonts w:hint="default" w:ascii="Segoe UI" w:hAnsi="Segoe UI" w:eastAsia="Segoe UI" w:cs="Segoe UI"/>
+          <w:i w:val="0"/>
+          <w:iCs w:val="0"/>
+          <w:caps w:val="0"/>
+          <w:spacing w:val="0"/>
+          <w:kern w:val="0"/>
+          <w:sz w:val="24"/>
+          <w:szCs w:val="24"/>
+          <w:bdr w:val="none" w:color="auto" w:sz="0" w:space="0"/>
+          <w:shd w:val="clear" w:fill="121212"/>
+          <w:vertAlign w:val="baseline"/>
+          <w:lang w:val="en-US" w:eastAsia="zh-CN" w:bidi="ar"/>
+        </w:rPr>
+        <w:t>使用场景与效果</w:t>
+      </w:r>
+    </w:p>
+    <w:p>
+      <w:pPr>
+        <w:keepNext w:val="0"/>
+        <w:keepLines w:val="0"/>
+        <w:widowControl/>
+        <w:suppressLineNumbers w:val="0"/>
+        <w:pBdr>
+          <w:top w:val="none" w:color="auto" w:sz="0" w:space="0"/>
+          <w:left w:val="none" w:color="auto" w:sz="0" w:space="0"/>
+          <w:bottom w:val="none" w:color="auto" w:sz="0" w:space="0"/>
+          <w:right w:val="none" w:color="auto" w:sz="0" w:space="0"/>
+        </w:pBdr>
+        <w:shd w:val="clear" w:fill="121212"/>
+        <w:spacing w:before="0" w:beforeAutospacing="0" w:after="0" w:afterAutospacing="0" w:line="390" w:lineRule="atLeast"/>
+        <w:ind w:left="0" w:right="0" w:firstLine="0"/>
+        <w:jc w:val="left"/>
+        <w:textAlignment w:val="baseline"/>
+      </w:pPr>
+      <w:r>
+        <w:rPr>
+          <w:rFonts w:hint="default" w:ascii="Segoe UI" w:hAnsi="Segoe UI" w:eastAsia="Segoe UI" w:cs="Segoe UI"/>
+          <w:i w:val="0"/>
+          <w:iCs w:val="0"/>
+          <w:caps w:val="0"/>
+          <w:spacing w:val="0"/>
+          <w:kern w:val="0"/>
+          <w:sz w:val="24"/>
+          <w:szCs w:val="24"/>
+          <w:bdr w:val="none" w:color="auto" w:sz="0" w:space="0"/>
+          <w:shd w:val="clear" w:fill="121212"/>
+          <w:vertAlign w:val="baseline"/>
+          <w:lang w:val="en-US" w:eastAsia="zh-CN" w:bidi="ar"/>
+        </w:rPr>
+        <w:t xml:space="preserve">只能写在 </w:t>
+      </w:r>
+      <w:r>
+        <w:rPr>
+          <w:rStyle w:val="5"/>
+          <w:rFonts w:hint="default" w:ascii="Segoe UI" w:hAnsi="Segoe UI" w:eastAsia="Segoe UI" w:cs="Segoe UI"/>
+          <w:b/>
+          <w:bCs/>
+          <w:i w:val="0"/>
+          <w:iCs w:val="0"/>
+          <w:caps w:val="0"/>
+          <w:spacing w:val="0"/>
+          <w:kern w:val="0"/>
+          <w:sz w:val="24"/>
+          <w:szCs w:val="24"/>
+          <w:bdr w:val="none" w:color="auto" w:sz="0" w:space="0"/>
+          <w:shd w:val="clear" w:fill="121212"/>
+          <w:vertAlign w:val="baseline"/>
+          <w:lang w:val="en-US" w:eastAsia="zh-CN" w:bidi="ar"/>
+        </w:rPr>
+        <w:t>BlueprintCallable</w:t>
+      </w:r>
+      <w:r>
+        <w:rPr>
+          <w:rFonts w:hint="default" w:ascii="Segoe UI" w:hAnsi="Segoe UI" w:eastAsia="Segoe UI" w:cs="Segoe UI"/>
+          <w:i w:val="0"/>
+          <w:iCs w:val="0"/>
+          <w:caps w:val="0"/>
+          <w:spacing w:val="0"/>
+          <w:kern w:val="0"/>
+          <w:sz w:val="24"/>
+          <w:szCs w:val="24"/>
+          <w:bdr w:val="none" w:color="auto" w:sz="0" w:space="0"/>
+          <w:shd w:val="clear" w:fill="121212"/>
+          <w:vertAlign w:val="baseline"/>
+          <w:lang w:val="en-US" w:eastAsia="zh-CN" w:bidi="ar"/>
+        </w:rPr>
+        <w:t xml:space="preserve"> 函数上。</w:t>
+      </w:r>
+    </w:p>
+    <w:p>
+      <w:pPr>
+        <w:keepNext w:val="0"/>
+        <w:keepLines w:val="0"/>
+        <w:widowControl/>
+        <w:suppressLineNumbers w:val="0"/>
+        <w:pBdr>
+          <w:top w:val="none" w:color="auto" w:sz="0" w:space="0"/>
+          <w:left w:val="none" w:color="auto" w:sz="0" w:space="0"/>
+          <w:bottom w:val="none" w:color="auto" w:sz="0" w:space="0"/>
+          <w:right w:val="none" w:color="auto" w:sz="0" w:space="0"/>
+        </w:pBdr>
+        <w:shd w:val="clear" w:fill="121212"/>
+        <w:spacing w:before="0" w:beforeAutospacing="0" w:after="0" w:afterAutospacing="0" w:line="390" w:lineRule="atLeast"/>
+        <w:ind w:left="0" w:right="0" w:firstLine="0"/>
+        <w:jc w:val="left"/>
+        <w:textAlignment w:val="baseline"/>
+        <w:rPr>
+          <w:rFonts w:hint="default" w:ascii="Segoe UI" w:hAnsi="Segoe UI" w:eastAsia="Segoe UI" w:cs="Segoe UI"/>
+          <w:i w:val="0"/>
+          <w:iCs w:val="0"/>
+          <w:caps w:val="0"/>
+          <w:spacing w:val="0"/>
+          <w:sz w:val="24"/>
+          <w:szCs w:val="24"/>
+        </w:rPr>
+      </w:pPr>
+      <w:r>
+        <w:rPr>
+          <w:rFonts w:hint="default" w:ascii="Segoe UI" w:hAnsi="Segoe UI" w:eastAsia="Segoe UI" w:cs="Segoe UI"/>
+          <w:i w:val="0"/>
+          <w:iCs w:val="0"/>
+          <w:caps w:val="0"/>
+          <w:spacing w:val="0"/>
+          <w:kern w:val="0"/>
+          <w:sz w:val="24"/>
+          <w:szCs w:val="24"/>
+          <w:bdr w:val="none" w:color="auto" w:sz="0" w:space="0"/>
+          <w:shd w:val="clear" w:fill="121212"/>
+          <w:vertAlign w:val="baseline"/>
+          <w:lang w:val="en-US" w:eastAsia="zh-CN" w:bidi="ar"/>
+        </w:rPr>
+        <w:t xml:space="preserve">枚举必须带 </w:t>
+      </w:r>
+      <w:r>
+        <w:rPr>
+          <w:rStyle w:val="6"/>
+          <w:rFonts w:hint="default" w:ascii="Segoe UI" w:hAnsi="Segoe UI" w:eastAsia="Segoe UI" w:cs="Segoe UI"/>
+          <w:i w:val="0"/>
+          <w:iCs w:val="0"/>
+          <w:caps w:val="0"/>
+          <w:spacing w:val="0"/>
+          <w:kern w:val="0"/>
+          <w:sz w:val="24"/>
+          <w:szCs w:val="24"/>
+          <w:bdr w:val="none" w:color="auto" w:sz="0" w:space="0"/>
+          <w:shd w:val="clear" w:fill="121212"/>
+          <w:vertAlign w:val="baseline"/>
+          <w:lang w:val="en-US" w:eastAsia="zh-CN" w:bidi="ar"/>
+        </w:rPr>
+        <w:t>UENUM()</w:t>
+      </w:r>
+      <w:r>
+        <w:rPr>
+          <w:rFonts w:hint="default" w:ascii="Segoe UI" w:hAnsi="Segoe UI" w:eastAsia="Segoe UI" w:cs="Segoe UI"/>
+          <w:i w:val="0"/>
+          <w:iCs w:val="0"/>
+          <w:caps w:val="0"/>
+          <w:spacing w:val="0"/>
+          <w:kern w:val="0"/>
+          <w:sz w:val="24"/>
+          <w:szCs w:val="24"/>
+          <w:bdr w:val="none" w:color="auto" w:sz="0" w:space="0"/>
+          <w:shd w:val="clear" w:fill="121212"/>
+          <w:vertAlign w:val="baseline"/>
+          <w:lang w:val="en-US" w:eastAsia="zh-CN" w:bidi="ar"/>
+        </w:rPr>
+        <w:t xml:space="preserve"> 标记；bool 类型直接用 </w:t>
+      </w:r>
+      <w:r>
+        <w:rPr>
+          <w:rStyle w:val="6"/>
+          <w:rFonts w:hint="default" w:ascii="Segoe UI" w:hAnsi="Segoe UI" w:eastAsia="Segoe UI" w:cs="Segoe UI"/>
+          <w:i w:val="0"/>
+          <w:iCs w:val="0"/>
+          <w:caps w:val="0"/>
+          <w:spacing w:val="0"/>
+          <w:kern w:val="0"/>
+          <w:sz w:val="24"/>
+          <w:szCs w:val="24"/>
+          <w:bdr w:val="none" w:color="auto" w:sz="0" w:space="0"/>
+          <w:shd w:val="clear" w:fill="121212"/>
+          <w:vertAlign w:val="baseline"/>
+          <w:lang w:val="en-US" w:eastAsia="zh-CN" w:bidi="ar"/>
+        </w:rPr>
+        <w:t>ExpandBoolAsExecs</w:t>
+      </w:r>
+      <w:r>
+        <w:rPr>
+          <w:rFonts w:hint="default" w:ascii="Segoe UI" w:hAnsi="Segoe UI" w:eastAsia="Segoe UI" w:cs="Segoe UI"/>
+          <w:i w:val="0"/>
+          <w:iCs w:val="0"/>
+          <w:caps w:val="0"/>
+          <w:spacing w:val="0"/>
+          <w:kern w:val="0"/>
+          <w:sz w:val="24"/>
+          <w:szCs w:val="24"/>
+          <w:bdr w:val="none" w:color="auto" w:sz="0" w:space="0"/>
+          <w:shd w:val="clear" w:fill="121212"/>
+          <w:vertAlign w:val="baseline"/>
+          <w:lang w:val="en-US" w:eastAsia="zh-CN" w:bidi="ar"/>
+        </w:rPr>
+        <w:t>（它是 ExpandEnumAsExecs 的别名）。</w:t>
+      </w:r>
+    </w:p>
+    <w:p>
+      <w:pPr>
+        <w:keepNext w:val="0"/>
+        <w:keepLines w:val="0"/>
+        <w:widowControl/>
+        <w:suppressLineNumbers w:val="0"/>
+        <w:pBdr>
+          <w:top w:val="none" w:color="auto" w:sz="0" w:space="0"/>
+          <w:left w:val="none" w:color="auto" w:sz="0" w:space="0"/>
+          <w:bottom w:val="none" w:color="auto" w:sz="0" w:space="0"/>
+          <w:right w:val="none" w:color="auto" w:sz="0" w:space="0"/>
+        </w:pBdr>
+        <w:shd w:val="clear" w:fill="121212"/>
+        <w:spacing w:before="0" w:beforeAutospacing="0" w:after="180" w:afterAutospacing="0" w:line="390" w:lineRule="atLeast"/>
+        <w:ind w:left="0" w:right="0" w:firstLine="0"/>
+        <w:jc w:val="left"/>
+        <w:textAlignment w:val="baseline"/>
+        <w:rPr>
+          <w:rFonts w:hint="default" w:ascii="Segoe UI" w:hAnsi="Segoe UI" w:eastAsia="Segoe UI" w:cs="Segoe UI"/>
+          <w:i w:val="0"/>
+          <w:iCs w:val="0"/>
+          <w:caps w:val="0"/>
+          <w:spacing w:val="0"/>
+          <w:sz w:val="24"/>
+          <w:szCs w:val="24"/>
+        </w:rPr>
+      </w:pPr>
+      <w:r>
+        <w:rPr>
+          <w:rFonts w:hint="default" w:ascii="Segoe UI" w:hAnsi="Segoe UI" w:eastAsia="Segoe UI" w:cs="Segoe UI"/>
+          <w:i w:val="0"/>
+          <w:iCs w:val="0"/>
+          <w:caps w:val="0"/>
+          <w:spacing w:val="0"/>
+          <w:kern w:val="0"/>
+          <w:sz w:val="24"/>
+          <w:szCs w:val="24"/>
+          <w:bdr w:val="none" w:color="auto" w:sz="0" w:space="0"/>
+          <w:shd w:val="clear" w:fill="121212"/>
+          <w:vertAlign w:val="baseline"/>
+          <w:lang w:val="en-US" w:eastAsia="zh-CN" w:bidi="ar"/>
+        </w:rPr>
+        <w:t xml:space="preserve">在节点生成阶段，编译器会扫描你指定的参数，把枚举里每一项都单独拉出一条 </w:t>
+      </w:r>
+      <w:r>
+        <w:rPr>
+          <w:rStyle w:val="5"/>
+          <w:rFonts w:hint="default" w:ascii="Segoe UI" w:hAnsi="Segoe UI" w:eastAsia="Segoe UI" w:cs="Segoe UI"/>
+          <w:b/>
+          <w:bCs/>
+          <w:i w:val="0"/>
+          <w:iCs w:val="0"/>
+          <w:caps w:val="0"/>
+          <w:spacing w:val="0"/>
+          <w:kern w:val="0"/>
+          <w:sz w:val="24"/>
+          <w:szCs w:val="24"/>
+          <w:bdr w:val="none" w:color="auto" w:sz="0" w:space="0"/>
+          <w:shd w:val="clear" w:fill="121212"/>
+          <w:vertAlign w:val="baseline"/>
+          <w:lang w:val="en-US" w:eastAsia="zh-CN" w:bidi="ar"/>
+        </w:rPr>
+        <w:t>Exec Pin</w:t>
+      </w:r>
+      <w:r>
+        <w:rPr>
+          <w:rFonts w:hint="default" w:ascii="Segoe UI" w:hAnsi="Segoe UI" w:eastAsia="Segoe UI" w:cs="Segoe UI"/>
+          <w:i w:val="0"/>
+          <w:iCs w:val="0"/>
+          <w:caps w:val="0"/>
+          <w:spacing w:val="0"/>
+          <w:kern w:val="0"/>
+          <w:sz w:val="24"/>
+          <w:szCs w:val="24"/>
+          <w:bdr w:val="none" w:color="auto" w:sz="0" w:space="0"/>
+          <w:shd w:val="clear" w:fill="121212"/>
+          <w:vertAlign w:val="baseline"/>
+          <w:lang w:val="en-US" w:eastAsia="zh-CN" w:bidi="ar"/>
+        </w:rPr>
+        <w:t>；</w:t>
+      </w:r>
+    </w:p>
+    <w:p>
+      <w:pPr>
+        <w:keepNext w:val="0"/>
+        <w:keepLines w:val="0"/>
+        <w:widowControl/>
+        <w:suppressLineNumbers w:val="0"/>
+        <w:pBdr>
+          <w:top w:val="none" w:color="auto" w:sz="0" w:space="0"/>
+          <w:left w:val="none" w:color="auto" w:sz="0" w:space="0"/>
+          <w:bottom w:val="none" w:color="auto" w:sz="0" w:space="0"/>
+          <w:right w:val="none" w:color="auto" w:sz="0" w:space="0"/>
+        </w:pBdr>
+        <w:shd w:val="clear" w:fill="121212"/>
+        <w:spacing w:before="0" w:beforeAutospacing="0" w:after="0" w:afterAutospacing="0" w:line="390" w:lineRule="atLeast"/>
+        <w:ind w:left="0" w:right="0" w:firstLine="0"/>
+        <w:jc w:val="left"/>
+        <w:textAlignment w:val="baseline"/>
+        <w:rPr>
+          <w:rFonts w:hint="default" w:ascii="Segoe UI" w:hAnsi="Segoe UI" w:eastAsia="Segoe UI" w:cs="Segoe UI"/>
+          <w:i w:val="0"/>
+          <w:iCs w:val="0"/>
+          <w:caps w:val="0"/>
+          <w:spacing w:val="0"/>
+          <w:sz w:val="24"/>
+          <w:szCs w:val="24"/>
+        </w:rPr>
+      </w:pPr>
+      <w:r>
+        <w:rPr>
+          <w:rFonts w:hint="default" w:ascii="Segoe UI" w:hAnsi="Segoe UI" w:eastAsia="Segoe UI" w:cs="Segoe UI"/>
+          <w:i w:val="0"/>
+          <w:iCs w:val="0"/>
+          <w:caps w:val="0"/>
+          <w:spacing w:val="0"/>
+          <w:kern w:val="0"/>
+          <w:sz w:val="24"/>
+          <w:szCs w:val="24"/>
+          <w:bdr w:val="none" w:color="auto" w:sz="0" w:space="0"/>
+          <w:shd w:val="clear" w:fill="121212"/>
+          <w:vertAlign w:val="baseline"/>
+          <w:lang w:val="en-US" w:eastAsia="zh-CN" w:bidi="ar"/>
+        </w:rPr>
+        <w:t xml:space="preserve">如果是 </w:t>
+      </w:r>
+      <w:r>
+        <w:rPr>
+          <w:rStyle w:val="5"/>
+          <w:rFonts w:hint="default" w:ascii="Segoe UI" w:hAnsi="Segoe UI" w:eastAsia="Segoe UI" w:cs="Segoe UI"/>
+          <w:b/>
+          <w:bCs/>
+          <w:i w:val="0"/>
+          <w:iCs w:val="0"/>
+          <w:caps w:val="0"/>
+          <w:spacing w:val="0"/>
+          <w:kern w:val="0"/>
+          <w:sz w:val="24"/>
+          <w:szCs w:val="24"/>
+          <w:bdr w:val="none" w:color="auto" w:sz="0" w:space="0"/>
+          <w:shd w:val="clear" w:fill="121212"/>
+          <w:vertAlign w:val="baseline"/>
+          <w:lang w:val="en-US" w:eastAsia="zh-CN" w:bidi="ar"/>
+        </w:rPr>
+        <w:t>输入枚举</w:t>
+      </w:r>
+      <w:r>
+        <w:rPr>
+          <w:rFonts w:hint="default" w:ascii="Segoe UI" w:hAnsi="Segoe UI" w:eastAsia="Segoe UI" w:cs="Segoe UI"/>
+          <w:i w:val="0"/>
+          <w:iCs w:val="0"/>
+          <w:caps w:val="0"/>
+          <w:spacing w:val="0"/>
+          <w:kern w:val="0"/>
+          <w:sz w:val="24"/>
+          <w:szCs w:val="24"/>
+          <w:bdr w:val="none" w:color="auto" w:sz="0" w:space="0"/>
+          <w:shd w:val="clear" w:fill="121212"/>
+          <w:vertAlign w:val="baseline"/>
+          <w:lang w:val="en-US" w:eastAsia="zh-CN" w:bidi="ar"/>
+        </w:rPr>
+        <w:t xml:space="preserve">，就生成多条 </w:t>
+      </w:r>
+      <w:r>
+        <w:rPr>
+          <w:rStyle w:val="5"/>
+          <w:rFonts w:hint="default" w:ascii="Segoe UI" w:hAnsi="Segoe UI" w:eastAsia="Segoe UI" w:cs="Segoe UI"/>
+          <w:b/>
+          <w:bCs/>
+          <w:i w:val="0"/>
+          <w:iCs w:val="0"/>
+          <w:caps w:val="0"/>
+          <w:spacing w:val="0"/>
+          <w:kern w:val="0"/>
+          <w:sz w:val="24"/>
+          <w:szCs w:val="24"/>
+          <w:bdr w:val="none" w:color="auto" w:sz="0" w:space="0"/>
+          <w:shd w:val="clear" w:fill="121212"/>
+          <w:vertAlign w:val="baseline"/>
+          <w:lang w:val="en-US" w:eastAsia="zh-CN" w:bidi="ar"/>
+        </w:rPr>
+        <w:t>输入</w:t>
+      </w:r>
+      <w:r>
+        <w:rPr>
+          <w:rFonts w:hint="default" w:ascii="Segoe UI" w:hAnsi="Segoe UI" w:eastAsia="Segoe UI" w:cs="Segoe UI"/>
+          <w:i w:val="0"/>
+          <w:iCs w:val="0"/>
+          <w:caps w:val="0"/>
+          <w:spacing w:val="0"/>
+          <w:kern w:val="0"/>
+          <w:sz w:val="24"/>
+          <w:szCs w:val="24"/>
+          <w:bdr w:val="none" w:color="auto" w:sz="0" w:space="0"/>
+          <w:shd w:val="clear" w:fill="121212"/>
+          <w:vertAlign w:val="baseline"/>
+          <w:lang w:val="en-US" w:eastAsia="zh-CN" w:bidi="ar"/>
+        </w:rPr>
+        <w:t xml:space="preserve"> 白线；</w:t>
+      </w:r>
+    </w:p>
+    <w:p>
+      <w:pPr>
+        <w:keepNext w:val="0"/>
+        <w:keepLines w:val="0"/>
+        <w:widowControl/>
+        <w:suppressLineNumbers w:val="0"/>
+        <w:pBdr>
+          <w:top w:val="none" w:color="auto" w:sz="0" w:space="0"/>
+          <w:left w:val="none" w:color="auto" w:sz="0" w:space="0"/>
+          <w:bottom w:val="none" w:color="auto" w:sz="0" w:space="0"/>
+          <w:right w:val="none" w:color="auto" w:sz="0" w:space="0"/>
+        </w:pBdr>
+        <w:shd w:val="clear" w:fill="121212"/>
+        <w:spacing w:before="0" w:beforeAutospacing="0" w:after="0" w:afterAutospacing="0" w:line="390" w:lineRule="atLeast"/>
+        <w:ind w:left="0" w:right="0" w:firstLine="0"/>
+        <w:jc w:val="left"/>
+        <w:textAlignment w:val="baseline"/>
+        <w:rPr>
+          <w:rFonts w:hint="default" w:ascii="Segoe UI" w:hAnsi="Segoe UI" w:eastAsia="Segoe UI" w:cs="Segoe UI"/>
+          <w:i w:val="0"/>
+          <w:iCs w:val="0"/>
+          <w:caps w:val="0"/>
+          <w:spacing w:val="0"/>
+          <w:sz w:val="24"/>
+          <w:szCs w:val="24"/>
+        </w:rPr>
+      </w:pPr>
+      <w:r>
+        <w:rPr>
+          <w:rFonts w:hint="default" w:ascii="Segoe UI" w:hAnsi="Segoe UI" w:eastAsia="Segoe UI" w:cs="Segoe UI"/>
+          <w:i w:val="0"/>
+          <w:iCs w:val="0"/>
+          <w:caps w:val="0"/>
+          <w:spacing w:val="0"/>
+          <w:kern w:val="0"/>
+          <w:sz w:val="24"/>
+          <w:szCs w:val="24"/>
+          <w:bdr w:val="none" w:color="auto" w:sz="0" w:space="0"/>
+          <w:shd w:val="clear" w:fill="121212"/>
+          <w:vertAlign w:val="baseline"/>
+          <w:lang w:val="en-US" w:eastAsia="zh-CN" w:bidi="ar"/>
+        </w:rPr>
+        <w:t xml:space="preserve">如果是 </w:t>
+      </w:r>
+      <w:r>
+        <w:rPr>
+          <w:rStyle w:val="5"/>
+          <w:rFonts w:hint="default" w:ascii="Segoe UI" w:hAnsi="Segoe UI" w:eastAsia="Segoe UI" w:cs="Segoe UI"/>
+          <w:b/>
+          <w:bCs/>
+          <w:i w:val="0"/>
+          <w:iCs w:val="0"/>
+          <w:caps w:val="0"/>
+          <w:spacing w:val="0"/>
+          <w:kern w:val="0"/>
+          <w:sz w:val="24"/>
+          <w:szCs w:val="24"/>
+          <w:bdr w:val="none" w:color="auto" w:sz="0" w:space="0"/>
+          <w:shd w:val="clear" w:fill="121212"/>
+          <w:vertAlign w:val="baseline"/>
+          <w:lang w:val="en-US" w:eastAsia="zh-CN" w:bidi="ar"/>
+        </w:rPr>
+        <w:t>输出枚举</w:t>
+      </w:r>
+      <w:r>
+        <w:rPr>
+          <w:rFonts w:hint="default" w:ascii="Segoe UI" w:hAnsi="Segoe UI" w:eastAsia="Segoe UI" w:cs="Segoe UI"/>
+          <w:i w:val="0"/>
+          <w:iCs w:val="0"/>
+          <w:caps w:val="0"/>
+          <w:spacing w:val="0"/>
+          <w:kern w:val="0"/>
+          <w:sz w:val="24"/>
+          <w:szCs w:val="24"/>
+          <w:bdr w:val="none" w:color="auto" w:sz="0" w:space="0"/>
+          <w:shd w:val="clear" w:fill="121212"/>
+          <w:vertAlign w:val="baseline"/>
+          <w:lang w:val="en-US" w:eastAsia="zh-CN" w:bidi="ar"/>
+        </w:rPr>
+        <w:t xml:space="preserve">，就生成多条 </w:t>
+      </w:r>
+      <w:r>
+        <w:rPr>
+          <w:rStyle w:val="5"/>
+          <w:rFonts w:hint="default" w:ascii="Segoe UI" w:hAnsi="Segoe UI" w:eastAsia="Segoe UI" w:cs="Segoe UI"/>
+          <w:b/>
+          <w:bCs/>
+          <w:i w:val="0"/>
+          <w:iCs w:val="0"/>
+          <w:caps w:val="0"/>
+          <w:spacing w:val="0"/>
+          <w:kern w:val="0"/>
+          <w:sz w:val="24"/>
+          <w:szCs w:val="24"/>
+          <w:bdr w:val="none" w:color="auto" w:sz="0" w:space="0"/>
+          <w:shd w:val="clear" w:fill="121212"/>
+          <w:vertAlign w:val="baseline"/>
+          <w:lang w:val="en-US" w:eastAsia="zh-CN" w:bidi="ar"/>
+        </w:rPr>
+        <w:t>输出</w:t>
+      </w:r>
+      <w:r>
+        <w:rPr>
+          <w:rFonts w:hint="default" w:ascii="Segoe UI" w:hAnsi="Segoe UI" w:eastAsia="Segoe UI" w:cs="Segoe UI"/>
+          <w:i w:val="0"/>
+          <w:iCs w:val="0"/>
+          <w:caps w:val="0"/>
+          <w:spacing w:val="0"/>
+          <w:kern w:val="0"/>
+          <w:sz w:val="24"/>
+          <w:szCs w:val="24"/>
+          <w:bdr w:val="none" w:color="auto" w:sz="0" w:space="0"/>
+          <w:shd w:val="clear" w:fill="121212"/>
+          <w:vertAlign w:val="baseline"/>
+          <w:lang w:val="en-US" w:eastAsia="zh-CN" w:bidi="ar"/>
+        </w:rPr>
+        <w:t xml:space="preserve"> 白线。</w:t>
+      </w:r>
+    </w:p>
+    <w:p>
+      <w:pPr>
+        <w:keepNext w:val="0"/>
+        <w:keepLines w:val="0"/>
+        <w:widowControl/>
+        <w:suppressLineNumbers w:val="0"/>
+        <w:pBdr>
+          <w:top w:val="none" w:color="auto" w:sz="0" w:space="0"/>
+          <w:left w:val="none" w:color="auto" w:sz="0" w:space="0"/>
+          <w:bottom w:val="none" w:color="auto" w:sz="0" w:space="0"/>
+          <w:right w:val="none" w:color="auto" w:sz="0" w:space="0"/>
+        </w:pBdr>
+        <w:shd w:val="clear" w:fill="121212"/>
+        <w:spacing w:before="0" w:beforeAutospacing="0" w:after="0" w:afterAutospacing="0" w:line="390" w:lineRule="atLeast"/>
+        <w:ind w:left="0" w:right="0" w:firstLine="0"/>
+        <w:jc w:val="left"/>
+        <w:textAlignment w:val="baseline"/>
+        <w:rPr>
+          <w:rFonts w:hint="default" w:ascii="Segoe UI" w:hAnsi="Segoe UI" w:eastAsia="Segoe UI" w:cs="Segoe UI"/>
+          <w:i w:val="0"/>
+          <w:iCs w:val="0"/>
+          <w:caps w:val="0"/>
+          <w:spacing w:val="0"/>
+          <w:sz w:val="24"/>
+          <w:szCs w:val="24"/>
+        </w:rPr>
+      </w:pPr>
+      <w:r>
+        <w:rPr>
+          <w:rFonts w:hint="default" w:ascii="Segoe UI" w:hAnsi="Segoe UI" w:eastAsia="Segoe UI" w:cs="Segoe UI"/>
+          <w:i w:val="0"/>
+          <w:iCs w:val="0"/>
+          <w:caps w:val="0"/>
+          <w:spacing w:val="0"/>
+          <w:kern w:val="0"/>
+          <w:sz w:val="24"/>
+          <w:szCs w:val="24"/>
+          <w:bdr w:val="none" w:color="auto" w:sz="0" w:space="0"/>
+          <w:shd w:val="clear" w:fill="121212"/>
+          <w:vertAlign w:val="baseline"/>
+          <w:lang w:val="en-US" w:eastAsia="zh-CN" w:bidi="ar"/>
+        </w:rPr>
+        <w:t>函数体里只要给这个枚举参数赋不同的值，蓝图就会沿着对应的执行引脚继续跑，相当于在 C++ 里“控制蓝图流程”。</w:t>
+      </w:r>
+    </w:p>
+    <w:p>
+      <w:pPr>
+        <w:numPr>
+          <w:numId w:val="0"/>
+        </w:numPr>
+        <w:pBdr>
+          <w:bottom w:val="single" w:color="auto" w:sz="4" w:space="0"/>
+        </w:pBdr>
+        <w:spacing w:before="0" w:after="0" w:line="240" w:lineRule="auto"/>
+        <w:ind w:leftChars="0" w:right="0" w:rightChars="0"/>
+        <w:jc w:val="both"/>
+        <w:rPr>
+          <w:rStyle w:val="6"/>
+          <w:rFonts w:hint="eastAsia" w:ascii="宋体" w:hAnsi="宋体" w:eastAsia="宋体" w:cs="宋体"/>
+          <w:i w:val="0"/>
+          <w:iCs w:val="0"/>
+          <w:caps w:val="0"/>
+          <w:spacing w:val="0"/>
+          <w:sz w:val="24"/>
+          <w:szCs w:val="24"/>
+          <w:vertAlign w:val="baseline"/>
+          <w:lang w:val="en-US" w:eastAsia="zh-CN"/>
+        </w:rPr>
+      </w:pPr>
+    </w:p>
+    <w:p>
+      <w:pPr>
+        <w:numPr>
+          <w:ilvl w:val="0"/>
+          <w:numId w:val="2"/>
+        </w:numPr>
+        <w:pBdr>
+          <w:bottom w:val="single" w:color="auto" w:sz="4" w:space="0"/>
+        </w:pBdr>
+        <w:spacing w:before="0" w:after="0" w:line="240" w:lineRule="auto"/>
+        <w:ind w:left="0" w:leftChars="0" w:right="0" w:rightChars="0" w:firstLine="0" w:firstLineChars="0"/>
+        <w:jc w:val="both"/>
+        <w:rPr>
+          <w:rFonts w:ascii="Segoe UI" w:hAnsi="Segoe UI" w:eastAsia="Segoe UI" w:cs="Segoe UI"/>
+          <w:b/>
+          <w:bCs/>
+          <w:i w:val="0"/>
+          <w:iCs w:val="0"/>
+          <w:caps w:val="0"/>
+          <w:color w:val="FF0000"/>
+          <w:spacing w:val="0"/>
+          <w:sz w:val="24"/>
+          <w:szCs w:val="24"/>
+          <w:shd w:val="clear" w:fill="292929"/>
+        </w:rPr>
+      </w:pPr>
+      <w:r>
+        <w:rPr>
+          <w:rFonts w:ascii="Segoe UI" w:hAnsi="Segoe UI" w:eastAsia="Segoe UI" w:cs="Segoe UI"/>
+          <w:b/>
+          <w:bCs/>
+          <w:i w:val="0"/>
+          <w:iCs w:val="0"/>
+          <w:caps w:val="0"/>
+          <w:color w:val="FF0000"/>
+          <w:spacing w:val="0"/>
+          <w:sz w:val="24"/>
+          <w:szCs w:val="24"/>
+          <w:shd w:val="clear" w:fill="292929"/>
+        </w:rPr>
+        <w:t>AnimNotify和AnimNotifyState有什么区别？</w:t>
+      </w:r>
+    </w:p>
+    <w:p>
+      <w:pPr>
+        <w:keepNext w:val="0"/>
+        <w:keepLines w:val="0"/>
+        <w:widowControl/>
+        <w:suppressLineNumbers w:val="0"/>
+        <w:pBdr>
+          <w:top w:val="none" w:color="auto" w:sz="0" w:space="0"/>
+          <w:left w:val="none" w:color="auto" w:sz="0" w:space="0"/>
+          <w:bottom w:val="none" w:color="auto" w:sz="0" w:space="0"/>
+          <w:right w:val="none" w:color="auto" w:sz="0" w:space="0"/>
+        </w:pBdr>
+        <w:shd w:val="clear" w:fill="121212"/>
+        <w:spacing w:before="0" w:beforeAutospacing="0" w:after="0" w:afterAutospacing="0" w:line="390" w:lineRule="atLeast"/>
+        <w:ind w:left="0" w:right="0" w:firstLine="0"/>
+        <w:jc w:val="left"/>
+        <w:textAlignment w:val="baseline"/>
+        <w:rPr>
+          <w:rFonts w:ascii="Segoe UI" w:hAnsi="Segoe UI" w:eastAsia="Segoe UI" w:cs="Segoe UI"/>
+          <w:i w:val="0"/>
+          <w:iCs w:val="0"/>
+          <w:caps w:val="0"/>
+          <w:spacing w:val="0"/>
+          <w:sz w:val="24"/>
+          <w:szCs w:val="24"/>
+        </w:rPr>
+      </w:pPr>
+      <w:r>
+        <w:rPr>
+          <w:rStyle w:val="5"/>
+          <w:rFonts w:hint="default" w:ascii="Segoe UI" w:hAnsi="Segoe UI" w:eastAsia="Segoe UI" w:cs="Segoe UI"/>
+          <w:b/>
+          <w:bCs/>
+          <w:i w:val="0"/>
+          <w:iCs w:val="0"/>
+          <w:caps w:val="0"/>
+          <w:spacing w:val="0"/>
+          <w:kern w:val="0"/>
+          <w:sz w:val="24"/>
+          <w:szCs w:val="24"/>
+          <w:bdr w:val="none" w:color="auto" w:sz="0" w:space="0"/>
+          <w:shd w:val="clear" w:fill="121212"/>
+          <w:vertAlign w:val="baseline"/>
+          <w:lang w:val="en-US" w:eastAsia="zh-CN" w:bidi="ar"/>
+        </w:rPr>
+        <w:t>AnimNotify</w:t>
+      </w:r>
+      <w:r>
+        <w:rPr>
+          <w:rFonts w:hint="default" w:ascii="Segoe UI" w:hAnsi="Segoe UI" w:eastAsia="Segoe UI" w:cs="Segoe UI"/>
+          <w:i w:val="0"/>
+          <w:iCs w:val="0"/>
+          <w:caps w:val="0"/>
+          <w:spacing w:val="0"/>
+          <w:kern w:val="0"/>
+          <w:sz w:val="24"/>
+          <w:szCs w:val="24"/>
+          <w:bdr w:val="none" w:color="auto" w:sz="0" w:space="0"/>
+          <w:shd w:val="clear" w:fill="121212"/>
+          <w:vertAlign w:val="baseline"/>
+          <w:lang w:val="en-US" w:eastAsia="zh-CN" w:bidi="ar"/>
+        </w:rPr>
+        <w:t xml:space="preserve"> 是“一帧事件”——在动画时间轴的 </w:t>
+      </w:r>
+      <w:r>
+        <w:rPr>
+          <w:rStyle w:val="5"/>
+          <w:rFonts w:hint="default" w:ascii="Segoe UI" w:hAnsi="Segoe UI" w:eastAsia="Segoe UI" w:cs="Segoe UI"/>
+          <w:b/>
+          <w:bCs/>
+          <w:i w:val="0"/>
+          <w:iCs w:val="0"/>
+          <w:caps w:val="0"/>
+          <w:spacing w:val="0"/>
+          <w:kern w:val="0"/>
+          <w:sz w:val="24"/>
+          <w:szCs w:val="24"/>
+          <w:bdr w:val="none" w:color="auto" w:sz="0" w:space="0"/>
+          <w:shd w:val="clear" w:fill="121212"/>
+          <w:vertAlign w:val="baseline"/>
+          <w:lang w:val="en-US" w:eastAsia="zh-CN" w:bidi="ar"/>
+        </w:rPr>
+        <w:t>某个点</w:t>
+      </w:r>
+      <w:r>
+        <w:rPr>
+          <w:rFonts w:hint="default" w:ascii="Segoe UI" w:hAnsi="Segoe UI" w:eastAsia="Segoe UI" w:cs="Segoe UI"/>
+          <w:i w:val="0"/>
+          <w:iCs w:val="0"/>
+          <w:caps w:val="0"/>
+          <w:spacing w:val="0"/>
+          <w:kern w:val="0"/>
+          <w:sz w:val="24"/>
+          <w:szCs w:val="24"/>
+          <w:bdr w:val="none" w:color="auto" w:sz="0" w:space="0"/>
+          <w:shd w:val="clear" w:fill="121212"/>
+          <w:vertAlign w:val="baseline"/>
+          <w:lang w:val="en-US" w:eastAsia="zh-CN" w:bidi="ar"/>
+        </w:rPr>
+        <w:t xml:space="preserve"> 触发一次。</w:t>
+      </w:r>
+    </w:p>
+    <w:p>
+      <w:pPr>
+        <w:keepNext w:val="0"/>
+        <w:keepLines w:val="0"/>
+        <w:widowControl/>
+        <w:suppressLineNumbers w:val="0"/>
+        <w:pBdr>
+          <w:top w:val="none" w:color="auto" w:sz="0" w:space="0"/>
+          <w:left w:val="none" w:color="auto" w:sz="0" w:space="0"/>
+          <w:bottom w:val="none" w:color="auto" w:sz="0" w:space="0"/>
+          <w:right w:val="none" w:color="auto" w:sz="0" w:space="0"/>
+        </w:pBdr>
+        <w:shd w:val="clear" w:fill="121212"/>
+        <w:spacing w:before="0" w:beforeAutospacing="0" w:after="0" w:afterAutospacing="0" w:line="390" w:lineRule="atLeast"/>
+        <w:ind w:left="0" w:right="0" w:firstLine="0"/>
+        <w:jc w:val="left"/>
+        <w:textAlignment w:val="baseline"/>
+        <w:rPr>
+          <w:rFonts w:hint="default" w:ascii="Segoe UI" w:hAnsi="Segoe UI" w:eastAsia="Segoe UI" w:cs="Segoe UI"/>
+          <w:i w:val="0"/>
+          <w:iCs w:val="0"/>
+          <w:caps w:val="0"/>
+          <w:spacing w:val="0"/>
+          <w:sz w:val="24"/>
+          <w:szCs w:val="24"/>
+        </w:rPr>
+      </w:pPr>
+      <w:r>
+        <w:rPr>
+          <w:rStyle w:val="5"/>
+          <w:rFonts w:hint="default" w:ascii="Segoe UI" w:hAnsi="Segoe UI" w:eastAsia="Segoe UI" w:cs="Segoe UI"/>
+          <w:b/>
+          <w:bCs/>
+          <w:i w:val="0"/>
+          <w:iCs w:val="0"/>
+          <w:caps w:val="0"/>
+          <w:spacing w:val="0"/>
+          <w:kern w:val="0"/>
+          <w:sz w:val="24"/>
+          <w:szCs w:val="24"/>
+          <w:bdr w:val="none" w:color="auto" w:sz="0" w:space="0"/>
+          <w:shd w:val="clear" w:fill="121212"/>
+          <w:vertAlign w:val="baseline"/>
+          <w:lang w:val="en-US" w:eastAsia="zh-CN" w:bidi="ar"/>
+        </w:rPr>
+        <w:t>AnimNotifyState</w:t>
+      </w:r>
+      <w:r>
+        <w:rPr>
+          <w:rFonts w:hint="default" w:ascii="Segoe UI" w:hAnsi="Segoe UI" w:eastAsia="Segoe UI" w:cs="Segoe UI"/>
+          <w:i w:val="0"/>
+          <w:iCs w:val="0"/>
+          <w:caps w:val="0"/>
+          <w:spacing w:val="0"/>
+          <w:kern w:val="0"/>
+          <w:sz w:val="24"/>
+          <w:szCs w:val="24"/>
+          <w:bdr w:val="none" w:color="auto" w:sz="0" w:space="0"/>
+          <w:shd w:val="clear" w:fill="121212"/>
+          <w:vertAlign w:val="baseline"/>
+          <w:lang w:val="en-US" w:eastAsia="zh-CN" w:bidi="ar"/>
+        </w:rPr>
+        <w:t xml:space="preserve"> 是“一段时间区间”——在动画时间轴的 </w:t>
+      </w:r>
+      <w:r>
+        <w:rPr>
+          <w:rStyle w:val="5"/>
+          <w:rFonts w:hint="default" w:ascii="Segoe UI" w:hAnsi="Segoe UI" w:eastAsia="Segoe UI" w:cs="Segoe UI"/>
+          <w:b/>
+          <w:bCs/>
+          <w:i w:val="0"/>
+          <w:iCs w:val="0"/>
+          <w:caps w:val="0"/>
+          <w:spacing w:val="0"/>
+          <w:kern w:val="0"/>
+          <w:sz w:val="24"/>
+          <w:szCs w:val="24"/>
+          <w:bdr w:val="none" w:color="auto" w:sz="0" w:space="0"/>
+          <w:shd w:val="clear" w:fill="121212"/>
+          <w:vertAlign w:val="baseline"/>
+          <w:lang w:val="en-US" w:eastAsia="zh-CN" w:bidi="ar"/>
+        </w:rPr>
+        <w:t>一段区间</w:t>
+      </w:r>
+      <w:r>
+        <w:rPr>
+          <w:rFonts w:hint="default" w:ascii="Segoe UI" w:hAnsi="Segoe UI" w:eastAsia="Segoe UI" w:cs="Segoe UI"/>
+          <w:i w:val="0"/>
+          <w:iCs w:val="0"/>
+          <w:caps w:val="0"/>
+          <w:spacing w:val="0"/>
+          <w:kern w:val="0"/>
+          <w:sz w:val="24"/>
+          <w:szCs w:val="24"/>
+          <w:bdr w:val="none" w:color="auto" w:sz="0" w:space="0"/>
+          <w:shd w:val="clear" w:fill="121212"/>
+          <w:vertAlign w:val="baseline"/>
+          <w:lang w:val="en-US" w:eastAsia="zh-CN" w:bidi="ar"/>
+        </w:rPr>
+        <w:t xml:space="preserve"> 内持续触发（Begin → Tick → End）。</w:t>
+      </w:r>
+    </w:p>
+    <w:p>
+      <w:pPr>
+        <w:keepNext w:val="0"/>
+        <w:keepLines w:val="0"/>
+        <w:widowControl/>
+        <w:numPr>
+          <w:numId w:val="0"/>
+        </w:numPr>
+        <w:suppressLineNumbers w:val="0"/>
+        <w:pBdr>
+          <w:top w:val="none" w:color="auto" w:sz="0" w:space="0"/>
+          <w:left w:val="none" w:color="auto" w:sz="0" w:space="0"/>
+          <w:bottom w:val="none" w:color="auto" w:sz="0" w:space="0"/>
+          <w:right w:val="none" w:color="auto" w:sz="0" w:space="0"/>
+        </w:pBdr>
+        <w:spacing w:before="0" w:beforeAutospacing="0" w:after="0" w:afterAutospacing="0"/>
+        <w:ind w:left="-360" w:leftChars="0" w:right="0" w:rightChars="0"/>
+        <w:textAlignment w:val="baseline"/>
+      </w:pPr>
+      <w:r>
+        <w:drawing>
+          <wp:inline distT="0" distB="0" distL="114300" distR="114300">
+            <wp:extent cx="5264785" cy="1790700"/>
+            <wp:effectExtent l="0" t="0" r="12065" b="0"/>
+            <wp:docPr id="34" name="图片 8"/>
+            <wp:cNvGraphicFramePr>
+              <a:graphicFrameLocks xmlns:a="http://schemas.openxmlformats.org/drawingml/2006/main" noChangeAspect="1"/>
+            </wp:cNvGraphicFramePr>
+            <a:graphic xmlns:a="http://schemas.openxmlformats.org/drawingml/2006/main">
+              <a:graphicData uri="http://schemas.openxmlformats.org/drawingml/2006/picture">
+                <pic:pic xmlns:pic="http://schemas.openxmlformats.org/drawingml/2006/picture">
+                  <pic:nvPicPr>
+                    <pic:cNvPr id="34" name="图片 8"/>
+                    <pic:cNvPicPr>
+                      <a:picLocks noChangeAspect="1"/>
+                    </pic:cNvPicPr>
+                  </pic:nvPicPr>
+                  <pic:blipFill>
+                    <a:blip r:embed="rId15"/>
+                    <a:stretch>
+                      <a:fillRect/>
+                    </a:stretch>
+                  </pic:blipFill>
+                  <pic:spPr>
+                    <a:xfrm>
+                      <a:off x="0" y="0"/>
+                      <a:ext cx="5264785" cy="1790700"/>
+                    </a:xfrm>
+                    <a:prstGeom prst="rect">
+                      <a:avLst/>
+                    </a:prstGeom>
+                    <a:noFill/>
+                    <a:ln>
+                      <a:noFill/>
+                    </a:ln>
+                  </pic:spPr>
+                </pic:pic>
+              </a:graphicData>
+            </a:graphic>
+          </wp:inline>
+        </w:drawing>
+      </w:r>
+    </w:p>
+    <w:p>
+      <w:pPr>
+        <w:numPr>
+          <w:numId w:val="0"/>
+        </w:numPr>
+        <w:pBdr>
+          <w:bottom w:val="single" w:color="auto" w:sz="4" w:space="0"/>
+        </w:pBdr>
+        <w:spacing w:before="0" w:after="0" w:line="240" w:lineRule="auto"/>
+        <w:ind w:leftChars="0" w:right="0" w:rightChars="0"/>
+        <w:jc w:val="both"/>
+        <w:rPr>
+          <w:rFonts w:hint="default" w:ascii="Segoe UI" w:hAnsi="Segoe UI" w:eastAsia="Segoe UI" w:cs="Segoe UI"/>
+          <w:b/>
+          <w:bCs/>
+          <w:i w:val="0"/>
+          <w:iCs w:val="0"/>
+          <w:caps w:val="0"/>
+          <w:color w:val="FF0000"/>
+          <w:spacing w:val="0"/>
+          <w:sz w:val="24"/>
+          <w:szCs w:val="24"/>
+          <w:shd w:val="clear" w:fill="292929"/>
+          <w:lang w:val="en-US" w:eastAsia="zh-CN"/>
+        </w:rPr>
+      </w:pPr>
+    </w:p>
+    <w:p>
+      <w:pPr>
+        <w:numPr>
+          <w:ilvl w:val="0"/>
+          <w:numId w:val="0"/>
+        </w:numPr>
+        <w:pBdr>
+          <w:bottom w:val="single" w:color="auto" w:sz="4" w:space="0"/>
+        </w:pBdr>
+        <w:spacing w:before="0" w:after="0" w:line="240" w:lineRule="auto"/>
         <w:ind w:right="0" w:rightChars="0"/>
         <w:jc w:val="both"/>
         <w:rPr>
@@ -2264,6 +4202,8 @@
           <w:lang w:val="en-US" w:eastAsia="zh-CN"/>
         </w:rPr>
       </w:pPr>
+      <w:bookmarkStart w:id="0" w:name="_GoBack"/>
+      <w:bookmarkEnd w:id="0"/>
     </w:p>
     <w:p>
       <w:pPr>
@@ -2365,7 +4305,7 @@
                     </pic:cNvPicPr>
                   </pic:nvPicPr>
                   <pic:blipFill>
-                    <a:blip r:embed="rId14"/>
+                    <a:blip r:embed="rId16"/>
                     <a:stretch>
                       <a:fillRect/>
                     </a:stretch>
@@ -2450,7 +4390,7 @@
                     </pic:cNvPicPr>
                   </pic:nvPicPr>
                   <pic:blipFill>
-                    <a:blip r:embed="rId15"/>
+                    <a:blip r:embed="rId17"/>
                     <a:stretch>
                       <a:fillRect/>
                     </a:stretch>
@@ -2506,7 +4446,7 @@
       <w:pPr>
         <w:numPr>
           <w:ilvl w:val="0"/>
-          <w:numId w:val="3"/>
+          <w:numId w:val="4"/>
         </w:numPr>
         <w:pBdr>
           <w:bottom w:val="single" w:color="auto" w:sz="4" w:space="0"/>
@@ -2542,7 +4482,7 @@
                     </pic:cNvPicPr>
                   </pic:nvPicPr>
                   <pic:blipFill>
-                    <a:blip r:embed="rId16"/>
+                    <a:blip r:embed="rId18"/>
                     <a:stretch>
                       <a:fillRect/>
                     </a:stretch>
@@ -2571,7 +4511,7 @@
       <w:pPr>
         <w:numPr>
           <w:ilvl w:val="0"/>
-          <w:numId w:val="3"/>
+          <w:numId w:val="4"/>
         </w:numPr>
         <w:pBdr>
           <w:bottom w:val="single" w:color="auto" w:sz="4" w:space="0"/>
@@ -2596,7 +4536,7 @@
       <w:pPr>
         <w:numPr>
           <w:ilvl w:val="0"/>
-          <w:numId w:val="3"/>
+          <w:numId w:val="4"/>
         </w:numPr>
         <w:pBdr>
           <w:bottom w:val="single" w:color="auto" w:sz="4" w:space="0"/>
@@ -2656,7 +4596,7 @@
                     </pic:cNvPicPr>
                   </pic:nvPicPr>
                   <pic:blipFill>
-                    <a:blip r:embed="rId17"/>
+                    <a:blip r:embed="rId19"/>
                     <a:stretch>
                       <a:fillRect/>
                     </a:stretch>
@@ -2713,7 +4653,7 @@
                     </pic:cNvPicPr>
                   </pic:nvPicPr>
                   <pic:blipFill>
-                    <a:blip r:embed="rId18"/>
+                    <a:blip r:embed="rId20"/>
                     <a:stretch>
                       <a:fillRect/>
                     </a:stretch>
@@ -2742,7 +4682,7 @@
       <w:pPr>
         <w:numPr>
           <w:ilvl w:val="0"/>
-          <w:numId w:val="3"/>
+          <w:numId w:val="4"/>
         </w:numPr>
         <w:pBdr>
           <w:bottom w:val="single" w:color="auto" w:sz="4" w:space="0"/>
@@ -2795,7 +4735,7 @@
                     </pic:cNvPicPr>
                   </pic:nvPicPr>
                   <pic:blipFill>
-                    <a:blip r:embed="rId19"/>
+                    <a:blip r:embed="rId21"/>
                     <a:stretch>
                       <a:fillRect/>
                     </a:stretch>
@@ -2855,7 +4795,7 @@
       <w:pPr>
         <w:numPr>
           <w:ilvl w:val="0"/>
-          <w:numId w:val="4"/>
+          <w:numId w:val="5"/>
         </w:numPr>
         <w:pBdr>
           <w:bottom w:val="single" w:color="auto" w:sz="4" w:space="0"/>
@@ -2915,7 +4855,7 @@
                     </pic:cNvPicPr>
                   </pic:nvPicPr>
                   <pic:blipFill>
-                    <a:blip r:embed="rId20"/>
+                    <a:blip r:embed="rId22"/>
                     <a:stretch>
                       <a:fillRect/>
                     </a:stretch>
@@ -2944,7 +4884,7 @@
       <w:pPr>
         <w:numPr>
           <w:ilvl w:val="0"/>
-          <w:numId w:val="4"/>
+          <w:numId w:val="5"/>
         </w:numPr>
         <w:pBdr>
           <w:bottom w:val="single" w:color="auto" w:sz="4" w:space="0"/>
@@ -3015,7 +4955,7 @@
                     </pic:cNvPicPr>
                   </pic:nvPicPr>
                   <pic:blipFill>
-                    <a:blip r:embed="rId21"/>
+                    <a:blip r:embed="rId23"/>
                     <a:stretch>
                       <a:fillRect/>
                     </a:stretch>
@@ -3044,7 +4984,7 @@
       <w:pPr>
         <w:numPr>
           <w:ilvl w:val="0"/>
-          <w:numId w:val="4"/>
+          <w:numId w:val="5"/>
         </w:numPr>
         <w:pBdr>
           <w:bottom w:val="single" w:color="auto" w:sz="4" w:space="0"/>
@@ -3097,7 +5037,7 @@
                     </pic:cNvPicPr>
                   </pic:nvPicPr>
                   <pic:blipFill>
-                    <a:blip r:embed="rId22"/>
+                    <a:blip r:embed="rId24"/>
                     <a:stretch>
                       <a:fillRect/>
                     </a:stretch>
@@ -3126,7 +5066,7 @@
       <w:pPr>
         <w:numPr>
           <w:ilvl w:val="0"/>
-          <w:numId w:val="4"/>
+          <w:numId w:val="5"/>
         </w:numPr>
         <w:pBdr>
           <w:bottom w:val="single" w:color="auto" w:sz="4" w:space="0"/>
@@ -3179,7 +5119,7 @@
                     </pic:cNvPicPr>
                   </pic:nvPicPr>
                   <pic:blipFill>
-                    <a:blip r:embed="rId23"/>
+                    <a:blip r:embed="rId25"/>
                     <a:stretch>
                       <a:fillRect/>
                     </a:stretch>
@@ -3222,7 +5162,7 @@
                     </pic:cNvPicPr>
                   </pic:nvPicPr>
                   <pic:blipFill>
-                    <a:blip r:embed="rId24"/>
+                    <a:blip r:embed="rId26"/>
                     <a:stretch>
                       <a:fillRect/>
                     </a:stretch>
@@ -3304,7 +5244,7 @@
                     </pic:cNvPicPr>
                   </pic:nvPicPr>
                   <pic:blipFill>
-                    <a:blip r:embed="rId25"/>
+                    <a:blip r:embed="rId27"/>
                     <a:stretch>
                       <a:fillRect/>
                     </a:stretch>
@@ -3364,7 +5304,7 @@
       <w:pPr>
         <w:numPr>
           <w:ilvl w:val="0"/>
-          <w:numId w:val="5"/>
+          <w:numId w:val="6"/>
         </w:numPr>
         <w:pBdr>
           <w:bottom w:val="single" w:color="auto" w:sz="4" w:space="0"/>
@@ -3446,7 +5386,7 @@
                     </pic:cNvPicPr>
                   </pic:nvPicPr>
                   <pic:blipFill>
-                    <a:blip r:embed="rId26"/>
+                    <a:blip r:embed="rId28"/>
                     <a:stretch>
                       <a:fillRect/>
                     </a:stretch>
@@ -3528,7 +5468,7 @@
                     </pic:cNvPicPr>
                   </pic:nvPicPr>
                   <pic:blipFill>
-                    <a:blip r:embed="rId27"/>
+                    <a:blip r:embed="rId29"/>
                     <a:stretch>
                       <a:fillRect/>
                     </a:stretch>
@@ -3588,7 +5528,7 @@
       <w:pPr>
         <w:numPr>
           <w:ilvl w:val="0"/>
-          <w:numId w:val="6"/>
+          <w:numId w:val="7"/>
         </w:numPr>
         <w:pBdr>
           <w:bottom w:val="single" w:color="auto" w:sz="4" w:space="0"/>
@@ -3777,7 +5717,7 @@
                     </pic:cNvPicPr>
                   </pic:nvPicPr>
                   <pic:blipFill>
-                    <a:blip r:embed="rId28"/>
+                    <a:blip r:embed="rId30"/>
                     <a:stretch>
                       <a:fillRect/>
                     </a:stretch>
@@ -3863,7 +5803,7 @@
                     </pic:cNvPicPr>
                   </pic:nvPicPr>
                   <pic:blipFill>
-                    <a:blip r:embed="rId29"/>
+                    <a:blip r:embed="rId31"/>
                     <a:stretch>
                       <a:fillRect/>
                     </a:stretch>
@@ -3933,7 +5873,7 @@
       <w:pPr>
         <w:numPr>
           <w:ilvl w:val="0"/>
-          <w:numId w:val="7"/>
+          <w:numId w:val="8"/>
         </w:numPr>
         <w:pBdr>
           <w:bottom w:val="single" w:color="auto" w:sz="4" w:space="0"/>
@@ -3960,7 +5900,7 @@
       <w:pPr>
         <w:numPr>
           <w:ilvl w:val="0"/>
-          <w:numId w:val="7"/>
+          <w:numId w:val="8"/>
         </w:numPr>
         <w:pBdr>
           <w:bottom w:val="single" w:color="auto" w:sz="4" w:space="0"/>
@@ -3987,7 +5927,7 @@
       <w:pPr>
         <w:numPr>
           <w:ilvl w:val="0"/>
-          <w:numId w:val="7"/>
+          <w:numId w:val="8"/>
         </w:numPr>
         <w:pBdr>
           <w:bottom w:val="single" w:color="auto" w:sz="4" w:space="0"/>
@@ -4082,7 +6022,7 @@
                     </pic:cNvPicPr>
                   </pic:nvPicPr>
                   <pic:blipFill>
-                    <a:blip r:embed="rId30"/>
+                    <a:blip r:embed="rId32"/>
                     <a:stretch>
                       <a:fillRect/>
                     </a:stretch>
@@ -6499,7 +8439,7 @@
                     </pic:cNvPicPr>
                   </pic:nvPicPr>
                   <pic:blipFill>
-                    <a:blip r:embed="rId31"/>
+                    <a:blip r:embed="rId33"/>
                     <a:stretch>
                       <a:fillRect/>
                     </a:stretch>
@@ -6573,7 +8513,7 @@
                     </pic:cNvPicPr>
                   </pic:nvPicPr>
                   <pic:blipFill>
-                    <a:blip r:embed="rId32"/>
+                    <a:blip r:embed="rId34"/>
                     <a:stretch>
                       <a:fillRect/>
                     </a:stretch>
@@ -6884,655 +8824,17 @@
             <v:path/>
             <v:fill on="f" focussize="0,0"/>
             <v:stroke/>
-            <v:imagedata r:id="rId34" o:title=""/>
-            <o:lock v:ext="edit" aspectratio="t"/>
-            <w10:wrap type="none"/>
-            <w10:anchorlock/>
-          </v:shape>
-          <o:OLEObject Type="Embed" ProgID="StaticMetafile" ShapeID="_x0000_i1025" DrawAspect="Content" ObjectID="_1468075725" r:id="rId33">
-            <o:LockedField>false</o:LockedField>
-          </o:OLEObject>
-        </w:object>
-      </w:r>
-      <w:r>
-        <w:rPr>
-          <w:rFonts w:ascii="宋体" w:hAnsi="宋体" w:eastAsia="宋体" w:cs="宋体"/>
-          <w:color w:val="auto"/>
-          <w:spacing w:val="0"/>
-          <w:position w:val="0"/>
-          <w:sz w:val="21"/>
-          <w:shd w:val="clear" w:fill="auto"/>
-        </w:rPr>
-        <w:t>，不然弹不出</w:t>
-      </w:r>
-      <w:r>
-        <w:rPr>
-          <w:rFonts w:ascii="Calibri" w:hAnsi="Calibri" w:eastAsia="Calibri" w:cs="Calibri"/>
-          <w:color w:val="auto"/>
-          <w:spacing w:val="0"/>
-          <w:position w:val="0"/>
-          <w:sz w:val="21"/>
-          <w:shd w:val="clear" w:fill="auto"/>
-        </w:rPr>
-        <w:t>addEvent</w:t>
-      </w:r>
-      <w:r>
-        <w:rPr>
-          <w:rFonts w:ascii="宋体" w:hAnsi="宋体" w:eastAsia="宋体" w:cs="宋体"/>
-          <w:color w:val="auto"/>
-          <w:spacing w:val="0"/>
-          <w:position w:val="0"/>
-          <w:sz w:val="21"/>
-          <w:shd w:val="clear" w:fill="auto"/>
-        </w:rPr>
-        <w:t>菜单的</w:t>
-      </w:r>
-    </w:p>
-    <w:p>
-      <w:pPr>
-        <w:spacing w:before="0" w:after="0" w:line="240" w:lineRule="auto"/>
-        <w:ind w:left="0" w:right="0" w:firstLine="0"/>
-        <w:jc w:val="both"/>
-        <w:rPr>
-          <w:rFonts w:ascii="宋体" w:hAnsi="宋体" w:eastAsia="宋体" w:cs="宋体"/>
-          <w:color w:val="auto"/>
-          <w:spacing w:val="0"/>
-          <w:position w:val="0"/>
-          <w:sz w:val="21"/>
-          <w:shd w:val="clear" w:fill="auto"/>
-        </w:rPr>
-      </w:pPr>
-    </w:p>
-    <w:p>
-      <w:pPr>
-        <w:spacing w:before="0" w:after="0" w:line="240" w:lineRule="auto"/>
-        <w:ind w:left="0" w:right="0" w:firstLine="0"/>
-        <w:jc w:val="both"/>
-        <w:rPr>
-          <w:rFonts w:ascii="宋体" w:hAnsi="宋体" w:eastAsia="宋体" w:cs="宋体"/>
-          <w:color w:val="auto"/>
-          <w:spacing w:val="0"/>
-          <w:position w:val="0"/>
-          <w:sz w:val="21"/>
-          <w:shd w:val="clear" w:fill="auto"/>
-        </w:rPr>
-      </w:pPr>
-      <w:r>
-        <w:rPr>
-          <w:rFonts w:ascii="宋体" w:hAnsi="宋体" w:eastAsia="宋体" w:cs="宋体"/>
-          <w:color w:val="auto"/>
-          <w:spacing w:val="0"/>
-          <w:position w:val="0"/>
-          <w:sz w:val="21"/>
-          <w:shd w:val="clear" w:fill="auto"/>
-        </w:rPr>
-        <w:t>在Unreal Engine（UE，虚幻引擎）中，​​GAS​​ 和 ​​ASC​​ 是与游戏玩法系统（尤其是角色技能/能力管理）密切相关的两个核心概念，以下是具体解释：</w:t>
-      </w:r>
-    </w:p>
-    <w:p>
-      <w:pPr>
-        <w:spacing w:before="0" w:after="0" w:line="240" w:lineRule="auto"/>
-        <w:ind w:left="0" w:right="0" w:firstLine="0"/>
-        <w:jc w:val="both"/>
-        <w:rPr>
-          <w:rFonts w:ascii="宋体" w:hAnsi="宋体" w:eastAsia="宋体" w:cs="宋体"/>
-          <w:color w:val="auto"/>
-          <w:spacing w:val="0"/>
-          <w:position w:val="0"/>
-          <w:sz w:val="21"/>
-          <w:shd w:val="clear" w:fill="auto"/>
-        </w:rPr>
-      </w:pPr>
-    </w:p>
-    <w:p>
-      <w:pPr>
-        <w:spacing w:before="0" w:after="0" w:line="240" w:lineRule="auto"/>
-        <w:ind w:left="0" w:right="0" w:firstLine="0"/>
-        <w:jc w:val="both"/>
-        <w:rPr>
-          <w:rFonts w:ascii="宋体" w:hAnsi="宋体" w:eastAsia="宋体" w:cs="宋体"/>
-          <w:color w:val="auto"/>
-          <w:spacing w:val="0"/>
-          <w:position w:val="0"/>
-          <w:sz w:val="21"/>
-          <w:shd w:val="clear" w:fill="auto"/>
-        </w:rPr>
-      </w:pPr>
-      <w:r>
-        <w:rPr>
-          <w:rFonts w:ascii="宋体" w:hAnsi="宋体" w:eastAsia="宋体" w:cs="宋体"/>
-          <w:color w:val="auto"/>
-          <w:spacing w:val="0"/>
-          <w:position w:val="0"/>
-          <w:sz w:val="21"/>
-          <w:shd w:val="clear" w:fill="auto"/>
-        </w:rPr>
-        <w:t>​​1. GAS：Gameplay Ability System（游戏玩法能力系统）​​</w:t>
-      </w:r>
-    </w:p>
-    <w:p>
-      <w:pPr>
-        <w:spacing w:before="0" w:after="0" w:line="240" w:lineRule="auto"/>
-        <w:ind w:left="0" w:right="0" w:firstLine="0"/>
-        <w:jc w:val="both"/>
-        <w:rPr>
-          <w:rFonts w:ascii="宋体" w:hAnsi="宋体" w:eastAsia="宋体" w:cs="宋体"/>
-          <w:color w:val="auto"/>
-          <w:spacing w:val="0"/>
-          <w:position w:val="0"/>
-          <w:sz w:val="21"/>
-          <w:shd w:val="clear" w:fill="auto"/>
-        </w:rPr>
-      </w:pPr>
-      <w:r>
-        <w:rPr>
-          <w:rFonts w:ascii="宋体" w:hAnsi="宋体" w:eastAsia="宋体" w:cs="宋体"/>
-          <w:color w:val="auto"/>
-          <w:spacing w:val="0"/>
-          <w:position w:val="0"/>
-          <w:sz w:val="21"/>
-          <w:shd w:val="clear" w:fill="auto"/>
-        </w:rPr>
-        <w:t>GAS 是 UE 提供的一套​​结构化、可扩展的游戏玩法逻辑框架​​，主要用于管理角色的​​技能（Ability）​​、​​属性（Attribute）​​、​​状态效果（Gameplay Effect）​​以及它们之间的交互逻辑。它专为复杂游戏（如动作RPG、MOBA、战术游戏）设计，解决了传统代码直接管理技能时容易出现的耦合度高、难以维护等问题。</w:t>
-      </w:r>
-    </w:p>
-    <w:p>
-      <w:pPr>
-        <w:spacing w:before="0" w:after="0" w:line="240" w:lineRule="auto"/>
-        <w:ind w:left="0" w:right="0" w:firstLine="0"/>
-        <w:jc w:val="both"/>
-        <w:rPr>
-          <w:rFonts w:ascii="宋体" w:hAnsi="宋体" w:eastAsia="宋体" w:cs="宋体"/>
-          <w:color w:val="auto"/>
-          <w:spacing w:val="0"/>
-          <w:position w:val="0"/>
-          <w:sz w:val="21"/>
-          <w:shd w:val="clear" w:fill="auto"/>
-        </w:rPr>
-      </w:pPr>
-    </w:p>
-    <w:p>
-      <w:pPr>
-        <w:spacing w:before="0" w:after="0" w:line="240" w:lineRule="auto"/>
-        <w:ind w:left="0" w:right="0" w:firstLine="0"/>
-        <w:jc w:val="both"/>
-        <w:rPr>
-          <w:rFonts w:ascii="宋体" w:hAnsi="宋体" w:eastAsia="宋体" w:cs="宋体"/>
-          <w:color w:val="auto"/>
-          <w:spacing w:val="0"/>
-          <w:position w:val="0"/>
-          <w:sz w:val="21"/>
-          <w:shd w:val="clear" w:fill="auto"/>
-        </w:rPr>
-      </w:pPr>
-      <w:r>
-        <w:rPr>
-          <w:rFonts w:ascii="宋体" w:hAnsi="宋体" w:eastAsia="宋体" w:cs="宋体"/>
-          <w:color w:val="auto"/>
-          <w:spacing w:val="0"/>
-          <w:position w:val="0"/>
-          <w:sz w:val="21"/>
-          <w:shd w:val="clear" w:fill="auto"/>
-        </w:rPr>
-        <w:t>GAS 的核心功能：</w:t>
-      </w:r>
-    </w:p>
-    <w:p>
-      <w:pPr>
-        <w:spacing w:before="0" w:after="0" w:line="240" w:lineRule="auto"/>
-        <w:ind w:left="0" w:right="0" w:firstLine="0"/>
-        <w:jc w:val="both"/>
-        <w:rPr>
-          <w:rFonts w:ascii="宋体" w:hAnsi="宋体" w:eastAsia="宋体" w:cs="宋体"/>
-          <w:color w:val="auto"/>
-          <w:spacing w:val="0"/>
-          <w:position w:val="0"/>
-          <w:sz w:val="21"/>
-          <w:shd w:val="clear" w:fill="auto"/>
-        </w:rPr>
-      </w:pPr>
-      <w:r>
-        <w:rPr>
-          <w:rFonts w:ascii="宋体" w:hAnsi="宋体" w:eastAsia="宋体" w:cs="宋体"/>
-          <w:color w:val="auto"/>
-          <w:spacing w:val="0"/>
-          <w:position w:val="0"/>
-          <w:sz w:val="21"/>
-          <w:shd w:val="clear" w:fill="auto"/>
-        </w:rPr>
-        <w:t>​​能力（Ability）​​：定义角色的具体技能（如攻击、跳跃、治疗），支持激活条件（如冷却时间、资源消耗）、输入触发、网络同步等。</w:t>
-      </w:r>
-    </w:p>
-    <w:p>
-      <w:pPr>
-        <w:spacing w:before="0" w:after="0" w:line="240" w:lineRule="auto"/>
-        <w:ind w:left="0" w:right="0" w:firstLine="0"/>
-        <w:jc w:val="both"/>
-        <w:rPr>
-          <w:rFonts w:ascii="宋体" w:hAnsi="宋体" w:eastAsia="宋体" w:cs="宋体"/>
-          <w:color w:val="auto"/>
-          <w:spacing w:val="0"/>
-          <w:position w:val="0"/>
-          <w:sz w:val="21"/>
-          <w:shd w:val="clear" w:fill="auto"/>
-        </w:rPr>
-      </w:pPr>
-      <w:r>
-        <w:rPr>
-          <w:rFonts w:ascii="宋体" w:hAnsi="宋体" w:eastAsia="宋体" w:cs="宋体"/>
-          <w:color w:val="auto"/>
-          <w:spacing w:val="0"/>
-          <w:position w:val="0"/>
-          <w:sz w:val="21"/>
-          <w:shd w:val="clear" w:fill="auto"/>
-        </w:rPr>
-        <w:t>​​属性（Attribute）​​：角色的基础数值（如生命值、魔力值、攻击力），通过“属性集（Attribute Set）”管理，支持动态修改（如增益/减益）和事件监听（如数值变化时触发回调）。</w:t>
-      </w:r>
-    </w:p>
-    <w:p>
-      <w:pPr>
-        <w:spacing w:before="0" w:after="0" w:line="240" w:lineRule="auto"/>
-        <w:ind w:left="0" w:right="0" w:firstLine="0"/>
-        <w:jc w:val="both"/>
-        <w:rPr>
-          <w:rFonts w:ascii="宋体" w:hAnsi="宋体" w:eastAsia="宋体" w:cs="宋体"/>
-          <w:color w:val="auto"/>
-          <w:spacing w:val="0"/>
-          <w:position w:val="0"/>
-          <w:sz w:val="21"/>
-          <w:shd w:val="clear" w:fill="auto"/>
-        </w:rPr>
-      </w:pPr>
-      <w:r>
-        <w:rPr>
-          <w:rFonts w:ascii="宋体" w:hAnsi="宋体" w:eastAsia="宋体" w:cs="宋体"/>
-          <w:color w:val="auto"/>
-          <w:spacing w:val="0"/>
-          <w:position w:val="0"/>
-          <w:sz w:val="21"/>
-          <w:shd w:val="clear" w:fill="auto"/>
-        </w:rPr>
-        <w:t>​​游戏效果（Gameplay Effect）​​：描述对属性或状态的修改（如持续伤害、移速提升、沉默），支持持续时间、周期性生效、叠加规则等。</w:t>
-      </w:r>
-    </w:p>
-    <w:p>
-      <w:pPr>
-        <w:spacing w:before="0" w:after="0" w:line="240" w:lineRule="auto"/>
-        <w:ind w:left="0" w:right="0" w:firstLine="0"/>
-        <w:jc w:val="both"/>
-        <w:rPr>
-          <w:rFonts w:ascii="宋体" w:hAnsi="宋体" w:eastAsia="宋体" w:cs="宋体"/>
-          <w:color w:val="auto"/>
-          <w:spacing w:val="0"/>
-          <w:position w:val="0"/>
-          <w:sz w:val="21"/>
-          <w:shd w:val="clear" w:fill="auto"/>
-        </w:rPr>
-      </w:pPr>
-      <w:r>
-        <w:rPr>
-          <w:rFonts w:ascii="宋体" w:hAnsi="宋体" w:eastAsia="宋体" w:cs="宋体"/>
-          <w:color w:val="auto"/>
-          <w:spacing w:val="0"/>
-          <w:position w:val="0"/>
-          <w:sz w:val="21"/>
-          <w:shd w:val="clear" w:fill="auto"/>
-        </w:rPr>
-        <w:t>​​标签（Tag）​​：用于快速标记状态（如“正在施法”“被控制”），实现逻辑条件判断（如“被控制时无法释放技能”）。</w:t>
-      </w:r>
-    </w:p>
-    <w:p>
-      <w:pPr>
-        <w:spacing w:before="0" w:after="0" w:line="240" w:lineRule="auto"/>
-        <w:ind w:left="0" w:right="0" w:firstLine="0"/>
-        <w:jc w:val="both"/>
-        <w:rPr>
-          <w:rFonts w:ascii="宋体" w:hAnsi="宋体" w:eastAsia="宋体" w:cs="宋体"/>
-          <w:color w:val="auto"/>
-          <w:spacing w:val="0"/>
-          <w:position w:val="0"/>
-          <w:sz w:val="21"/>
-          <w:shd w:val="clear" w:fill="auto"/>
-        </w:rPr>
-      </w:pPr>
-      <w:r>
-        <w:rPr>
-          <w:rFonts w:ascii="宋体" w:hAnsi="宋体" w:eastAsia="宋体" w:cs="宋体"/>
-          <w:color w:val="auto"/>
-          <w:spacing w:val="0"/>
-          <w:position w:val="0"/>
-          <w:sz w:val="21"/>
-          <w:shd w:val="clear" w:fill="auto"/>
-        </w:rPr>
-        <w:t>​​2. ASC：Ability System Component（能力系统组件）​​</w:t>
-      </w:r>
-    </w:p>
-    <w:p>
-      <w:pPr>
-        <w:spacing w:before="0" w:after="0" w:line="240" w:lineRule="auto"/>
-        <w:ind w:left="0" w:right="0" w:firstLine="0"/>
-        <w:jc w:val="both"/>
-        <w:rPr>
-          <w:rFonts w:ascii="宋体" w:hAnsi="宋体" w:eastAsia="宋体" w:cs="宋体"/>
-          <w:color w:val="auto"/>
-          <w:spacing w:val="0"/>
-          <w:position w:val="0"/>
-          <w:sz w:val="21"/>
-          <w:shd w:val="clear" w:fill="auto"/>
-        </w:rPr>
-      </w:pPr>
-      <w:r>
-        <w:rPr>
-          <w:rFonts w:ascii="宋体" w:hAnsi="宋体" w:eastAsia="宋体" w:cs="宋体"/>
-          <w:color w:val="auto"/>
-          <w:spacing w:val="0"/>
-          <w:position w:val="0"/>
-          <w:sz w:val="21"/>
-          <w:shd w:val="clear" w:fill="auto"/>
-        </w:rPr>
-        <w:t>ASC 是 GAS 框架中的​​核心组件​​，必须附加到使用 GAS 的 Actor（如角色、NPC）上。它的作用是​​协调和管理该 Actor 与 GAS 相关的所有元素​​（能力、属性、效果），是 GAS 逻辑运行的“容器”。</w:t>
-      </w:r>
-    </w:p>
-    <w:p>
-      <w:pPr>
-        <w:spacing w:before="0" w:after="0" w:line="240" w:lineRule="auto"/>
-        <w:ind w:left="0" w:right="0" w:firstLine="0"/>
-        <w:jc w:val="both"/>
-        <w:rPr>
-          <w:rFonts w:ascii="宋体" w:hAnsi="宋体" w:eastAsia="宋体" w:cs="宋体"/>
-          <w:color w:val="auto"/>
-          <w:spacing w:val="0"/>
-          <w:position w:val="0"/>
-          <w:sz w:val="21"/>
-          <w:shd w:val="clear" w:fill="auto"/>
-        </w:rPr>
-      </w:pPr>
-    </w:p>
-    <w:p>
-      <w:pPr>
-        <w:spacing w:before="0" w:after="0" w:line="240" w:lineRule="auto"/>
-        <w:ind w:left="0" w:right="0" w:firstLine="0"/>
-        <w:jc w:val="both"/>
-        <w:rPr>
-          <w:rFonts w:ascii="宋体" w:hAnsi="宋体" w:eastAsia="宋体" w:cs="宋体"/>
-          <w:color w:val="auto"/>
-          <w:spacing w:val="0"/>
-          <w:position w:val="0"/>
-          <w:sz w:val="21"/>
-          <w:shd w:val="clear" w:fill="auto"/>
-        </w:rPr>
-      </w:pPr>
-      <w:r>
-        <w:rPr>
-          <w:rFonts w:ascii="宋体" w:hAnsi="宋体" w:eastAsia="宋体" w:cs="宋体"/>
-          <w:color w:val="auto"/>
-          <w:spacing w:val="0"/>
-          <w:position w:val="0"/>
-          <w:sz w:val="21"/>
-          <w:shd w:val="clear" w:fill="auto"/>
-        </w:rPr>
-        <w:t>ASC 的核心职责：</w:t>
-      </w:r>
-    </w:p>
-    <w:p>
-      <w:pPr>
-        <w:spacing w:before="0" w:after="0" w:line="240" w:lineRule="auto"/>
-        <w:ind w:left="0" w:right="0" w:firstLine="0"/>
-        <w:jc w:val="both"/>
-        <w:rPr>
-          <w:rFonts w:ascii="宋体" w:hAnsi="宋体" w:eastAsia="宋体" w:cs="宋体"/>
-          <w:color w:val="auto"/>
-          <w:spacing w:val="0"/>
-          <w:position w:val="0"/>
-          <w:sz w:val="21"/>
-          <w:shd w:val="clear" w:fill="auto"/>
-        </w:rPr>
-      </w:pPr>
-      <w:r>
-        <w:rPr>
-          <w:rFonts w:ascii="宋体" w:hAnsi="宋体" w:eastAsia="宋体" w:cs="宋体"/>
-          <w:color w:val="auto"/>
-          <w:spacing w:val="0"/>
-          <w:position w:val="0"/>
-          <w:sz w:val="21"/>
-          <w:shd w:val="clear" w:fill="auto"/>
-        </w:rPr>
-        <w:t>​​注册与管理能力​​：存储并管理该 Actor 可用的所有 Gameplay Ability（通过 UAbilitySystemComponent::GiveAbility 绑定）。</w:t>
-      </w:r>
-    </w:p>
-    <w:p>
-      <w:pPr>
-        <w:spacing w:before="0" w:after="0" w:line="240" w:lineRule="auto"/>
-        <w:ind w:left="0" w:right="0" w:firstLine="0"/>
-        <w:jc w:val="both"/>
-        <w:rPr>
-          <w:rFonts w:ascii="宋体" w:hAnsi="宋体" w:eastAsia="宋体" w:cs="宋体"/>
-          <w:color w:val="auto"/>
-          <w:spacing w:val="0"/>
-          <w:position w:val="0"/>
-          <w:sz w:val="21"/>
-          <w:shd w:val="clear" w:fill="auto"/>
-        </w:rPr>
-      </w:pPr>
-      <w:r>
-        <w:rPr>
-          <w:rFonts w:ascii="宋体" w:hAnsi="宋体" w:eastAsia="宋体" w:cs="宋体"/>
-          <w:color w:val="auto"/>
-          <w:spacing w:val="0"/>
-          <w:position w:val="0"/>
-          <w:sz w:val="21"/>
-          <w:shd w:val="clear" w:fill="auto"/>
-        </w:rPr>
-        <w:t>​​处理输入与触发​​：监听输入事件（如按键），触发对应 Ability 的激活（需配合 AbilityTask 实现具体逻辑）。</w:t>
-      </w:r>
-    </w:p>
-    <w:p>
-      <w:pPr>
-        <w:spacing w:before="0" w:after="0" w:line="240" w:lineRule="auto"/>
-        <w:ind w:left="0" w:right="0" w:firstLine="0"/>
-        <w:jc w:val="both"/>
-        <w:rPr>
-          <w:rFonts w:ascii="宋体" w:hAnsi="宋体" w:eastAsia="宋体" w:cs="宋体"/>
-          <w:color w:val="auto"/>
-          <w:spacing w:val="0"/>
-          <w:position w:val="0"/>
-          <w:sz w:val="21"/>
-          <w:shd w:val="clear" w:fill="auto"/>
-        </w:rPr>
-      </w:pPr>
-      <w:r>
-        <w:rPr>
-          <w:rFonts w:ascii="宋体" w:hAnsi="宋体" w:eastAsia="宋体" w:cs="宋体"/>
-          <w:color w:val="auto"/>
-          <w:spacing w:val="0"/>
-          <w:position w:val="0"/>
-          <w:sz w:val="21"/>
-          <w:shd w:val="clear" w:fill="auto"/>
-        </w:rPr>
-        <w:t>​​属性与效果的生命周期管理​​：负责属性值的修改、效果的施加/移除，并同步状态变化（如网络游戏中同步属性值给客户端）。</w:t>
-      </w:r>
-    </w:p>
-    <w:p>
-      <w:pPr>
-        <w:spacing w:before="0" w:after="0" w:line="240" w:lineRule="auto"/>
-        <w:ind w:left="0" w:right="0" w:firstLine="0"/>
-        <w:jc w:val="both"/>
-        <w:rPr>
-          <w:rFonts w:ascii="宋体" w:hAnsi="宋体" w:eastAsia="宋体" w:cs="宋体"/>
-          <w:color w:val="auto"/>
-          <w:spacing w:val="0"/>
-          <w:position w:val="0"/>
-          <w:sz w:val="21"/>
-          <w:shd w:val="clear" w:fill="auto"/>
-        </w:rPr>
-      </w:pPr>
-      <w:r>
-        <w:rPr>
-          <w:rFonts w:ascii="宋体" w:hAnsi="宋体" w:eastAsia="宋体" w:cs="宋体"/>
-          <w:color w:val="auto"/>
-          <w:spacing w:val="0"/>
-          <w:position w:val="0"/>
-          <w:sz w:val="21"/>
-          <w:shd w:val="clear" w:fill="auto"/>
-        </w:rPr>
-        <w:t>​​事件调度与回调​​：通过委托（Delegate）暴露关键事件（如属性变化、能力激活完成），允许开发者自定义逻辑。</w:t>
-      </w:r>
-    </w:p>
-    <w:p>
-      <w:pPr>
-        <w:spacing w:before="0" w:after="0" w:line="240" w:lineRule="auto"/>
-        <w:ind w:left="0" w:right="0" w:firstLine="0"/>
-        <w:jc w:val="both"/>
-        <w:rPr>
-          <w:rFonts w:ascii="宋体" w:hAnsi="宋体" w:eastAsia="宋体" w:cs="宋体"/>
-          <w:color w:val="auto"/>
-          <w:spacing w:val="0"/>
-          <w:position w:val="0"/>
-          <w:sz w:val="21"/>
-          <w:shd w:val="clear" w:fill="auto"/>
-        </w:rPr>
-      </w:pPr>
-      <w:r>
-        <w:rPr>
-          <w:rFonts w:ascii="宋体" w:hAnsi="宋体" w:eastAsia="宋体" w:cs="宋体"/>
-          <w:color w:val="auto"/>
-          <w:spacing w:val="0"/>
-          <w:position w:val="0"/>
-          <w:sz w:val="21"/>
-          <w:shd w:val="clear" w:fill="auto"/>
-        </w:rPr>
-        <w:t>​​总结​​</w:t>
-      </w:r>
-    </w:p>
-    <w:p>
-      <w:pPr>
-        <w:spacing w:before="0" w:after="0" w:line="240" w:lineRule="auto"/>
-        <w:ind w:left="0" w:right="0" w:firstLine="0"/>
-        <w:jc w:val="both"/>
-        <w:rPr>
-          <w:rFonts w:ascii="宋体" w:hAnsi="宋体" w:eastAsia="宋体" w:cs="宋体"/>
-          <w:color w:val="auto"/>
-          <w:spacing w:val="0"/>
-          <w:position w:val="0"/>
-          <w:sz w:val="21"/>
-          <w:shd w:val="clear" w:fill="auto"/>
-        </w:rPr>
-      </w:pPr>
-      <w:r>
-        <w:rPr>
-          <w:rFonts w:ascii="宋体" w:hAnsi="宋体" w:eastAsia="宋体" w:cs="宋体"/>
-          <w:color w:val="auto"/>
-          <w:spacing w:val="0"/>
-          <w:position w:val="0"/>
-          <w:sz w:val="21"/>
-          <w:shd w:val="clear" w:fill="auto"/>
-        </w:rPr>
-        <w:t>简单来说，​​GAS 是一套完整的游戏玩法能力管理框架​​，而 ​​ASC 是 GAS 在具体 Actor 上的“运行载体”​​，负责落地执行 GAS 设计的各项逻辑。两者结合使用，能高效管理复杂的角色技能和状态系统，尤其适合需要高扩展性、网络同步的游戏项目（如多人在线角色扮演游戏）。</w:t>
-      </w:r>
-    </w:p>
-    <w:p>
-      <w:pPr>
-        <w:spacing w:before="0" w:after="0" w:line="240" w:lineRule="auto"/>
-        <w:ind w:left="0" w:right="0" w:firstLine="0"/>
-        <w:jc w:val="both"/>
-        <w:rPr>
-          <w:rFonts w:ascii="宋体" w:hAnsi="宋体" w:eastAsia="宋体" w:cs="宋体"/>
-          <w:color w:val="auto"/>
-          <w:spacing w:val="0"/>
-          <w:position w:val="0"/>
-          <w:sz w:val="21"/>
-          <w:shd w:val="clear" w:fill="auto"/>
-        </w:rPr>
-      </w:pPr>
-    </w:p>
-    <w:p>
-      <w:pPr>
-        <w:spacing w:before="0" w:after="0" w:line="240" w:lineRule="auto"/>
-        <w:ind w:left="0" w:right="0" w:firstLine="0"/>
-        <w:jc w:val="both"/>
-        <w:rPr>
-          <w:rFonts w:ascii="宋体" w:hAnsi="宋体" w:eastAsia="宋体" w:cs="宋体"/>
-          <w:color w:val="auto"/>
-          <w:spacing w:val="0"/>
-          <w:position w:val="0"/>
-          <w:sz w:val="21"/>
-          <w:shd w:val="clear" w:fill="auto"/>
-        </w:rPr>
-      </w:pPr>
-      <w:r>
-        <w:rPr>
-          <w:rFonts w:ascii="宋体" w:hAnsi="宋体" w:eastAsia="宋体" w:cs="宋体"/>
-          <w:color w:val="auto"/>
-          <w:spacing w:val="0"/>
-          <w:position w:val="0"/>
-          <w:sz w:val="21"/>
-          <w:shd w:val="clear" w:fill="auto"/>
-        </w:rPr>
-        <w:t>建立一个AnimationBlueprint的template,下面是步骤</w:t>
-      </w:r>
-    </w:p>
-    <w:p>
-      <w:pPr>
-        <w:spacing w:before="0" w:after="0" w:line="240" w:lineRule="auto"/>
-        <w:ind w:left="0" w:right="0" w:firstLine="0"/>
-        <w:jc w:val="both"/>
-        <w:rPr>
-          <w:rFonts w:ascii="宋体" w:hAnsi="宋体" w:eastAsia="宋体" w:cs="宋体"/>
-          <w:color w:val="auto"/>
-          <w:spacing w:val="0"/>
-          <w:position w:val="0"/>
-          <w:sz w:val="21"/>
-          <w:shd w:val="clear" w:fill="auto"/>
-        </w:rPr>
-      </w:pPr>
-      <w:r>
-        <w:rPr>
-          <w:rFonts w:ascii="宋体" w:hAnsi="宋体" w:eastAsia="宋体" w:cs="宋体"/>
-          <w:color w:val="auto"/>
-          <w:spacing w:val="0"/>
-          <w:position w:val="0"/>
-          <w:sz w:val="21"/>
-          <w:shd w:val="clear" w:fill="auto"/>
-        </w:rPr>
-        <w:t>1.</w:t>
-      </w:r>
-    </w:p>
-    <w:p>
-      <w:pPr>
-        <w:spacing w:before="0" w:after="0" w:line="240" w:lineRule="auto"/>
-        <w:ind w:left="0" w:right="0" w:firstLine="0"/>
-        <w:jc w:val="both"/>
-        <w:rPr>
-          <w:rFonts w:ascii="宋体" w:hAnsi="宋体" w:eastAsia="宋体" w:cs="宋体"/>
-          <w:color w:val="auto"/>
-          <w:spacing w:val="0"/>
-          <w:position w:val="0"/>
-          <w:sz w:val="21"/>
-          <w:shd w:val="clear" w:fill="auto"/>
-        </w:rPr>
-      </w:pPr>
-      <w:r>
-        <w:object>
-          <v:shape id="_x0000_i1026" o:spt="75" type="#_x0000_t75" style="height:243pt;width:432pt;" o:ole="t" filled="f" o:preferrelative="t" coordsize="21600,21600">
-            <v:path/>
-            <v:fill on="f" focussize="0,0"/>
-            <v:stroke/>
             <v:imagedata r:id="rId36" o:title=""/>
             <o:lock v:ext="edit" aspectratio="t"/>
             <w10:wrap type="none"/>
             <w10:anchorlock/>
           </v:shape>
-          <o:OLEObject Type="Embed" ProgID="StaticDib" ShapeID="_x0000_i1026" DrawAspect="Content" ObjectID="_1468075726" r:id="rId35">
+          <o:OLEObject Type="Embed" ProgID="StaticMetafile" ShapeID="_x0000_i1025" DrawAspect="Content" ObjectID="_1468075725" r:id="rId35">
             <o:LockedField>false</o:LockedField>
           </o:OLEObject>
         </w:object>
       </w:r>
-    </w:p>
-    <w:p>
-      <w:pPr>
-        <w:spacing w:before="0" w:after="0" w:line="240" w:lineRule="auto"/>
-        <w:ind w:left="0" w:right="0" w:firstLine="0"/>
-        <w:jc w:val="both"/>
+      <w:r>
         <w:rPr>
           <w:rFonts w:ascii="宋体" w:hAnsi="宋体" w:eastAsia="宋体" w:cs="宋体"/>
           <w:color w:val="auto"/>
@@ -7541,24 +8843,20 @@
           <w:sz w:val="21"/>
           <w:shd w:val="clear" w:fill="auto"/>
         </w:rPr>
-      </w:pPr>
-      <w:r>
-        <w:rPr>
-          <w:rFonts w:ascii="宋体" w:hAnsi="宋体" w:eastAsia="宋体" w:cs="宋体"/>
+        <w:t>，不然弹不出</w:t>
+      </w:r>
+      <w:r>
+        <w:rPr>
+          <w:rFonts w:ascii="Calibri" w:hAnsi="Calibri" w:eastAsia="Calibri" w:cs="Calibri"/>
           <w:color w:val="auto"/>
           <w:spacing w:val="0"/>
           <w:position w:val="0"/>
           <w:sz w:val="21"/>
           <w:shd w:val="clear" w:fill="auto"/>
         </w:rPr>
-        <w:t>2.</w:t>
-      </w:r>
-    </w:p>
-    <w:p>
-      <w:pPr>
-        <w:spacing w:before="0" w:after="0" w:line="240" w:lineRule="auto"/>
-        <w:ind w:left="0" w:right="0" w:firstLine="0"/>
-        <w:jc w:val="both"/>
+        <w:t>addEvent</w:t>
+      </w:r>
+      <w:r>
         <w:rPr>
           <w:rFonts w:ascii="宋体" w:hAnsi="宋体" w:eastAsia="宋体" w:cs="宋体"/>
           <w:color w:val="auto"/>
@@ -7567,10 +8865,595 @@
           <w:sz w:val="21"/>
           <w:shd w:val="clear" w:fill="auto"/>
         </w:rPr>
+        <w:t>菜单的</w:t>
+      </w:r>
+    </w:p>
+    <w:p>
+      <w:pPr>
+        <w:spacing w:before="0" w:after="0" w:line="240" w:lineRule="auto"/>
+        <w:ind w:left="0" w:right="0" w:firstLine="0"/>
+        <w:jc w:val="both"/>
+        <w:rPr>
+          <w:rFonts w:ascii="宋体" w:hAnsi="宋体" w:eastAsia="宋体" w:cs="宋体"/>
+          <w:color w:val="auto"/>
+          <w:spacing w:val="0"/>
+          <w:position w:val="0"/>
+          <w:sz w:val="21"/>
+          <w:shd w:val="clear" w:fill="auto"/>
+        </w:rPr>
+      </w:pPr>
+    </w:p>
+    <w:p>
+      <w:pPr>
+        <w:spacing w:before="0" w:after="0" w:line="240" w:lineRule="auto"/>
+        <w:ind w:left="0" w:right="0" w:firstLine="0"/>
+        <w:jc w:val="both"/>
+        <w:rPr>
+          <w:rFonts w:ascii="宋体" w:hAnsi="宋体" w:eastAsia="宋体" w:cs="宋体"/>
+          <w:color w:val="auto"/>
+          <w:spacing w:val="0"/>
+          <w:position w:val="0"/>
+          <w:sz w:val="21"/>
+          <w:shd w:val="clear" w:fill="auto"/>
+        </w:rPr>
+      </w:pPr>
+      <w:r>
+        <w:rPr>
+          <w:rFonts w:ascii="宋体" w:hAnsi="宋体" w:eastAsia="宋体" w:cs="宋体"/>
+          <w:color w:val="auto"/>
+          <w:spacing w:val="0"/>
+          <w:position w:val="0"/>
+          <w:sz w:val="21"/>
+          <w:shd w:val="clear" w:fill="auto"/>
+        </w:rPr>
+        <w:t>在Unreal Engine（UE，虚幻引擎）中，​​GAS​​ 和 ​​ASC​​ 是与游戏玩法系统（尤其是角色技能/能力管理）密切相关的两个核心概念，以下是具体解释：</w:t>
+      </w:r>
+    </w:p>
+    <w:p>
+      <w:pPr>
+        <w:spacing w:before="0" w:after="0" w:line="240" w:lineRule="auto"/>
+        <w:ind w:left="0" w:right="0" w:firstLine="0"/>
+        <w:jc w:val="both"/>
+        <w:rPr>
+          <w:rFonts w:ascii="宋体" w:hAnsi="宋体" w:eastAsia="宋体" w:cs="宋体"/>
+          <w:color w:val="auto"/>
+          <w:spacing w:val="0"/>
+          <w:position w:val="0"/>
+          <w:sz w:val="21"/>
+          <w:shd w:val="clear" w:fill="auto"/>
+        </w:rPr>
+      </w:pPr>
+    </w:p>
+    <w:p>
+      <w:pPr>
+        <w:spacing w:before="0" w:after="0" w:line="240" w:lineRule="auto"/>
+        <w:ind w:left="0" w:right="0" w:firstLine="0"/>
+        <w:jc w:val="both"/>
+        <w:rPr>
+          <w:rFonts w:ascii="宋体" w:hAnsi="宋体" w:eastAsia="宋体" w:cs="宋体"/>
+          <w:color w:val="auto"/>
+          <w:spacing w:val="0"/>
+          <w:position w:val="0"/>
+          <w:sz w:val="21"/>
+          <w:shd w:val="clear" w:fill="auto"/>
+        </w:rPr>
+      </w:pPr>
+      <w:r>
+        <w:rPr>
+          <w:rFonts w:ascii="宋体" w:hAnsi="宋体" w:eastAsia="宋体" w:cs="宋体"/>
+          <w:color w:val="auto"/>
+          <w:spacing w:val="0"/>
+          <w:position w:val="0"/>
+          <w:sz w:val="21"/>
+          <w:shd w:val="clear" w:fill="auto"/>
+        </w:rPr>
+        <w:t>​​1. GAS：Gameplay Ability System（游戏玩法能力系统）​​</w:t>
+      </w:r>
+    </w:p>
+    <w:p>
+      <w:pPr>
+        <w:spacing w:before="0" w:after="0" w:line="240" w:lineRule="auto"/>
+        <w:ind w:left="0" w:right="0" w:firstLine="0"/>
+        <w:jc w:val="both"/>
+        <w:rPr>
+          <w:rFonts w:ascii="宋体" w:hAnsi="宋体" w:eastAsia="宋体" w:cs="宋体"/>
+          <w:color w:val="auto"/>
+          <w:spacing w:val="0"/>
+          <w:position w:val="0"/>
+          <w:sz w:val="21"/>
+          <w:shd w:val="clear" w:fill="auto"/>
+        </w:rPr>
+      </w:pPr>
+      <w:r>
+        <w:rPr>
+          <w:rFonts w:ascii="宋体" w:hAnsi="宋体" w:eastAsia="宋体" w:cs="宋体"/>
+          <w:color w:val="auto"/>
+          <w:spacing w:val="0"/>
+          <w:position w:val="0"/>
+          <w:sz w:val="21"/>
+          <w:shd w:val="clear" w:fill="auto"/>
+        </w:rPr>
+        <w:t>GAS 是 UE 提供的一套​​结构化、可扩展的游戏玩法逻辑框架​​，主要用于管理角色的​​技能（Ability）​​、​​属性（Attribute）​​、​​状态效果（Gameplay Effect）​​以及它们之间的交互逻辑。它专为复杂游戏（如动作RPG、MOBA、战术游戏）设计，解决了传统代码直接管理技能时容易出现的耦合度高、难以维护等问题。</w:t>
+      </w:r>
+    </w:p>
+    <w:p>
+      <w:pPr>
+        <w:spacing w:before="0" w:after="0" w:line="240" w:lineRule="auto"/>
+        <w:ind w:left="0" w:right="0" w:firstLine="0"/>
+        <w:jc w:val="both"/>
+        <w:rPr>
+          <w:rFonts w:ascii="宋体" w:hAnsi="宋体" w:eastAsia="宋体" w:cs="宋体"/>
+          <w:color w:val="auto"/>
+          <w:spacing w:val="0"/>
+          <w:position w:val="0"/>
+          <w:sz w:val="21"/>
+          <w:shd w:val="clear" w:fill="auto"/>
+        </w:rPr>
+      </w:pPr>
+    </w:p>
+    <w:p>
+      <w:pPr>
+        <w:spacing w:before="0" w:after="0" w:line="240" w:lineRule="auto"/>
+        <w:ind w:left="0" w:right="0" w:firstLine="0"/>
+        <w:jc w:val="both"/>
+        <w:rPr>
+          <w:rFonts w:ascii="宋体" w:hAnsi="宋体" w:eastAsia="宋体" w:cs="宋体"/>
+          <w:color w:val="auto"/>
+          <w:spacing w:val="0"/>
+          <w:position w:val="0"/>
+          <w:sz w:val="21"/>
+          <w:shd w:val="clear" w:fill="auto"/>
+        </w:rPr>
+      </w:pPr>
+      <w:r>
+        <w:rPr>
+          <w:rFonts w:ascii="宋体" w:hAnsi="宋体" w:eastAsia="宋体" w:cs="宋体"/>
+          <w:color w:val="auto"/>
+          <w:spacing w:val="0"/>
+          <w:position w:val="0"/>
+          <w:sz w:val="21"/>
+          <w:shd w:val="clear" w:fill="auto"/>
+        </w:rPr>
+        <w:t>GAS 的核心功能：</w:t>
+      </w:r>
+    </w:p>
+    <w:p>
+      <w:pPr>
+        <w:spacing w:before="0" w:after="0" w:line="240" w:lineRule="auto"/>
+        <w:ind w:left="0" w:right="0" w:firstLine="0"/>
+        <w:jc w:val="both"/>
+        <w:rPr>
+          <w:rFonts w:ascii="宋体" w:hAnsi="宋体" w:eastAsia="宋体" w:cs="宋体"/>
+          <w:color w:val="auto"/>
+          <w:spacing w:val="0"/>
+          <w:position w:val="0"/>
+          <w:sz w:val="21"/>
+          <w:shd w:val="clear" w:fill="auto"/>
+        </w:rPr>
+      </w:pPr>
+      <w:r>
+        <w:rPr>
+          <w:rFonts w:ascii="宋体" w:hAnsi="宋体" w:eastAsia="宋体" w:cs="宋体"/>
+          <w:color w:val="auto"/>
+          <w:spacing w:val="0"/>
+          <w:position w:val="0"/>
+          <w:sz w:val="21"/>
+          <w:shd w:val="clear" w:fill="auto"/>
+        </w:rPr>
+        <w:t>​​能力（Ability）​​：定义角色的具体技能（如攻击、跳跃、治疗），支持激活条件（如冷却时间、资源消耗）、输入触发、网络同步等。</w:t>
+      </w:r>
+    </w:p>
+    <w:p>
+      <w:pPr>
+        <w:spacing w:before="0" w:after="0" w:line="240" w:lineRule="auto"/>
+        <w:ind w:left="0" w:right="0" w:firstLine="0"/>
+        <w:jc w:val="both"/>
+        <w:rPr>
+          <w:rFonts w:ascii="宋体" w:hAnsi="宋体" w:eastAsia="宋体" w:cs="宋体"/>
+          <w:color w:val="auto"/>
+          <w:spacing w:val="0"/>
+          <w:position w:val="0"/>
+          <w:sz w:val="21"/>
+          <w:shd w:val="clear" w:fill="auto"/>
+        </w:rPr>
+      </w:pPr>
+      <w:r>
+        <w:rPr>
+          <w:rFonts w:ascii="宋体" w:hAnsi="宋体" w:eastAsia="宋体" w:cs="宋体"/>
+          <w:color w:val="auto"/>
+          <w:spacing w:val="0"/>
+          <w:position w:val="0"/>
+          <w:sz w:val="21"/>
+          <w:shd w:val="clear" w:fill="auto"/>
+        </w:rPr>
+        <w:t>​​属性（Attribute）​​：角色的基础数值（如生命值、魔力值、攻击力），通过“属性集（Attribute Set）”管理，支持动态修改（如增益/减益）和事件监听（如数值变化时触发回调）。</w:t>
+      </w:r>
+    </w:p>
+    <w:p>
+      <w:pPr>
+        <w:spacing w:before="0" w:after="0" w:line="240" w:lineRule="auto"/>
+        <w:ind w:left="0" w:right="0" w:firstLine="0"/>
+        <w:jc w:val="both"/>
+        <w:rPr>
+          <w:rFonts w:ascii="宋体" w:hAnsi="宋体" w:eastAsia="宋体" w:cs="宋体"/>
+          <w:color w:val="auto"/>
+          <w:spacing w:val="0"/>
+          <w:position w:val="0"/>
+          <w:sz w:val="21"/>
+          <w:shd w:val="clear" w:fill="auto"/>
+        </w:rPr>
+      </w:pPr>
+      <w:r>
+        <w:rPr>
+          <w:rFonts w:ascii="宋体" w:hAnsi="宋体" w:eastAsia="宋体" w:cs="宋体"/>
+          <w:color w:val="auto"/>
+          <w:spacing w:val="0"/>
+          <w:position w:val="0"/>
+          <w:sz w:val="21"/>
+          <w:shd w:val="clear" w:fill="auto"/>
+        </w:rPr>
+        <w:t>​​游戏效果（Gameplay Effect）​​：描述对属性或状态的修改（如持续伤害、移速提升、沉默），支持持续时间、周期性生效、叠加规则等。</w:t>
+      </w:r>
+    </w:p>
+    <w:p>
+      <w:pPr>
+        <w:spacing w:before="0" w:after="0" w:line="240" w:lineRule="auto"/>
+        <w:ind w:left="0" w:right="0" w:firstLine="0"/>
+        <w:jc w:val="both"/>
+        <w:rPr>
+          <w:rFonts w:ascii="宋体" w:hAnsi="宋体" w:eastAsia="宋体" w:cs="宋体"/>
+          <w:color w:val="auto"/>
+          <w:spacing w:val="0"/>
+          <w:position w:val="0"/>
+          <w:sz w:val="21"/>
+          <w:shd w:val="clear" w:fill="auto"/>
+        </w:rPr>
+      </w:pPr>
+      <w:r>
+        <w:rPr>
+          <w:rFonts w:ascii="宋体" w:hAnsi="宋体" w:eastAsia="宋体" w:cs="宋体"/>
+          <w:color w:val="auto"/>
+          <w:spacing w:val="0"/>
+          <w:position w:val="0"/>
+          <w:sz w:val="21"/>
+          <w:shd w:val="clear" w:fill="auto"/>
+        </w:rPr>
+        <w:t>​​标签（Tag）​​：用于快速标记状态（如“正在施法”“被控制”），实现逻辑条件判断（如“被控制时无法释放技能”）。</w:t>
+      </w:r>
+    </w:p>
+    <w:p>
+      <w:pPr>
+        <w:spacing w:before="0" w:after="0" w:line="240" w:lineRule="auto"/>
+        <w:ind w:left="0" w:right="0" w:firstLine="0"/>
+        <w:jc w:val="both"/>
+        <w:rPr>
+          <w:rFonts w:ascii="宋体" w:hAnsi="宋体" w:eastAsia="宋体" w:cs="宋体"/>
+          <w:color w:val="auto"/>
+          <w:spacing w:val="0"/>
+          <w:position w:val="0"/>
+          <w:sz w:val="21"/>
+          <w:shd w:val="clear" w:fill="auto"/>
+        </w:rPr>
+      </w:pPr>
+      <w:r>
+        <w:rPr>
+          <w:rFonts w:ascii="宋体" w:hAnsi="宋体" w:eastAsia="宋体" w:cs="宋体"/>
+          <w:color w:val="auto"/>
+          <w:spacing w:val="0"/>
+          <w:position w:val="0"/>
+          <w:sz w:val="21"/>
+          <w:shd w:val="clear" w:fill="auto"/>
+        </w:rPr>
+        <w:t>​​2. ASC：Ability System Component（能力系统组件）​​</w:t>
+      </w:r>
+    </w:p>
+    <w:p>
+      <w:pPr>
+        <w:spacing w:before="0" w:after="0" w:line="240" w:lineRule="auto"/>
+        <w:ind w:left="0" w:right="0" w:firstLine="0"/>
+        <w:jc w:val="both"/>
+        <w:rPr>
+          <w:rFonts w:ascii="宋体" w:hAnsi="宋体" w:eastAsia="宋体" w:cs="宋体"/>
+          <w:color w:val="auto"/>
+          <w:spacing w:val="0"/>
+          <w:position w:val="0"/>
+          <w:sz w:val="21"/>
+          <w:shd w:val="clear" w:fill="auto"/>
+        </w:rPr>
+      </w:pPr>
+      <w:r>
+        <w:rPr>
+          <w:rFonts w:ascii="宋体" w:hAnsi="宋体" w:eastAsia="宋体" w:cs="宋体"/>
+          <w:color w:val="auto"/>
+          <w:spacing w:val="0"/>
+          <w:position w:val="0"/>
+          <w:sz w:val="21"/>
+          <w:shd w:val="clear" w:fill="auto"/>
+        </w:rPr>
+        <w:t>ASC 是 GAS 框架中的​​核心组件​​，必须附加到使用 GAS 的 Actor（如角色、NPC）上。它的作用是​​协调和管理该 Actor 与 GAS 相关的所有元素​​（能力、属性、效果），是 GAS 逻辑运行的“容器”。</w:t>
+      </w:r>
+    </w:p>
+    <w:p>
+      <w:pPr>
+        <w:spacing w:before="0" w:after="0" w:line="240" w:lineRule="auto"/>
+        <w:ind w:left="0" w:right="0" w:firstLine="0"/>
+        <w:jc w:val="both"/>
+        <w:rPr>
+          <w:rFonts w:ascii="宋体" w:hAnsi="宋体" w:eastAsia="宋体" w:cs="宋体"/>
+          <w:color w:val="auto"/>
+          <w:spacing w:val="0"/>
+          <w:position w:val="0"/>
+          <w:sz w:val="21"/>
+          <w:shd w:val="clear" w:fill="auto"/>
+        </w:rPr>
+      </w:pPr>
+    </w:p>
+    <w:p>
+      <w:pPr>
+        <w:spacing w:before="0" w:after="0" w:line="240" w:lineRule="auto"/>
+        <w:ind w:left="0" w:right="0" w:firstLine="0"/>
+        <w:jc w:val="both"/>
+        <w:rPr>
+          <w:rFonts w:ascii="宋体" w:hAnsi="宋体" w:eastAsia="宋体" w:cs="宋体"/>
+          <w:color w:val="auto"/>
+          <w:spacing w:val="0"/>
+          <w:position w:val="0"/>
+          <w:sz w:val="21"/>
+          <w:shd w:val="clear" w:fill="auto"/>
+        </w:rPr>
+      </w:pPr>
+      <w:r>
+        <w:rPr>
+          <w:rFonts w:ascii="宋体" w:hAnsi="宋体" w:eastAsia="宋体" w:cs="宋体"/>
+          <w:color w:val="auto"/>
+          <w:spacing w:val="0"/>
+          <w:position w:val="0"/>
+          <w:sz w:val="21"/>
+          <w:shd w:val="clear" w:fill="auto"/>
+        </w:rPr>
+        <w:t>ASC 的核心职责：</w:t>
+      </w:r>
+    </w:p>
+    <w:p>
+      <w:pPr>
+        <w:spacing w:before="0" w:after="0" w:line="240" w:lineRule="auto"/>
+        <w:ind w:left="0" w:right="0" w:firstLine="0"/>
+        <w:jc w:val="both"/>
+        <w:rPr>
+          <w:rFonts w:ascii="宋体" w:hAnsi="宋体" w:eastAsia="宋体" w:cs="宋体"/>
+          <w:color w:val="auto"/>
+          <w:spacing w:val="0"/>
+          <w:position w:val="0"/>
+          <w:sz w:val="21"/>
+          <w:shd w:val="clear" w:fill="auto"/>
+        </w:rPr>
+      </w:pPr>
+      <w:r>
+        <w:rPr>
+          <w:rFonts w:ascii="宋体" w:hAnsi="宋体" w:eastAsia="宋体" w:cs="宋体"/>
+          <w:color w:val="auto"/>
+          <w:spacing w:val="0"/>
+          <w:position w:val="0"/>
+          <w:sz w:val="21"/>
+          <w:shd w:val="clear" w:fill="auto"/>
+        </w:rPr>
+        <w:t>​​注册与管理能力​​：存储并管理该 Actor 可用的所有 Gameplay Ability（通过 UAbilitySystemComponent::GiveAbility 绑定）。</w:t>
+      </w:r>
+    </w:p>
+    <w:p>
+      <w:pPr>
+        <w:spacing w:before="0" w:after="0" w:line="240" w:lineRule="auto"/>
+        <w:ind w:left="0" w:right="0" w:firstLine="0"/>
+        <w:jc w:val="both"/>
+        <w:rPr>
+          <w:rFonts w:ascii="宋体" w:hAnsi="宋体" w:eastAsia="宋体" w:cs="宋体"/>
+          <w:color w:val="auto"/>
+          <w:spacing w:val="0"/>
+          <w:position w:val="0"/>
+          <w:sz w:val="21"/>
+          <w:shd w:val="clear" w:fill="auto"/>
+        </w:rPr>
+      </w:pPr>
+      <w:r>
+        <w:rPr>
+          <w:rFonts w:ascii="宋体" w:hAnsi="宋体" w:eastAsia="宋体" w:cs="宋体"/>
+          <w:color w:val="auto"/>
+          <w:spacing w:val="0"/>
+          <w:position w:val="0"/>
+          <w:sz w:val="21"/>
+          <w:shd w:val="clear" w:fill="auto"/>
+        </w:rPr>
+        <w:t>​​处理输入与触发​​：监听输入事件（如按键），触发对应 Ability 的激活（需配合 AbilityTask 实现具体逻辑）。</w:t>
+      </w:r>
+    </w:p>
+    <w:p>
+      <w:pPr>
+        <w:spacing w:before="0" w:after="0" w:line="240" w:lineRule="auto"/>
+        <w:ind w:left="0" w:right="0" w:firstLine="0"/>
+        <w:jc w:val="both"/>
+        <w:rPr>
+          <w:rFonts w:ascii="宋体" w:hAnsi="宋体" w:eastAsia="宋体" w:cs="宋体"/>
+          <w:color w:val="auto"/>
+          <w:spacing w:val="0"/>
+          <w:position w:val="0"/>
+          <w:sz w:val="21"/>
+          <w:shd w:val="clear" w:fill="auto"/>
+        </w:rPr>
+      </w:pPr>
+      <w:r>
+        <w:rPr>
+          <w:rFonts w:ascii="宋体" w:hAnsi="宋体" w:eastAsia="宋体" w:cs="宋体"/>
+          <w:color w:val="auto"/>
+          <w:spacing w:val="0"/>
+          <w:position w:val="0"/>
+          <w:sz w:val="21"/>
+          <w:shd w:val="clear" w:fill="auto"/>
+        </w:rPr>
+        <w:t>​​属性与效果的生命周期管理​​：负责属性值的修改、效果的施加/移除，并同步状态变化（如网络游戏中同步属性值给客户端）。</w:t>
+      </w:r>
+    </w:p>
+    <w:p>
+      <w:pPr>
+        <w:spacing w:before="0" w:after="0" w:line="240" w:lineRule="auto"/>
+        <w:ind w:left="0" w:right="0" w:firstLine="0"/>
+        <w:jc w:val="both"/>
+        <w:rPr>
+          <w:rFonts w:ascii="宋体" w:hAnsi="宋体" w:eastAsia="宋体" w:cs="宋体"/>
+          <w:color w:val="auto"/>
+          <w:spacing w:val="0"/>
+          <w:position w:val="0"/>
+          <w:sz w:val="21"/>
+          <w:shd w:val="clear" w:fill="auto"/>
+        </w:rPr>
+      </w:pPr>
+      <w:r>
+        <w:rPr>
+          <w:rFonts w:ascii="宋体" w:hAnsi="宋体" w:eastAsia="宋体" w:cs="宋体"/>
+          <w:color w:val="auto"/>
+          <w:spacing w:val="0"/>
+          <w:position w:val="0"/>
+          <w:sz w:val="21"/>
+          <w:shd w:val="clear" w:fill="auto"/>
+        </w:rPr>
+        <w:t>​​事件调度与回调​​：通过委托（Delegate）暴露关键事件（如属性变化、能力激活完成），允许开发者自定义逻辑。</w:t>
+      </w:r>
+    </w:p>
+    <w:p>
+      <w:pPr>
+        <w:spacing w:before="0" w:after="0" w:line="240" w:lineRule="auto"/>
+        <w:ind w:left="0" w:right="0" w:firstLine="0"/>
+        <w:jc w:val="both"/>
+        <w:rPr>
+          <w:rFonts w:ascii="宋体" w:hAnsi="宋体" w:eastAsia="宋体" w:cs="宋体"/>
+          <w:color w:val="auto"/>
+          <w:spacing w:val="0"/>
+          <w:position w:val="0"/>
+          <w:sz w:val="21"/>
+          <w:shd w:val="clear" w:fill="auto"/>
+        </w:rPr>
+      </w:pPr>
+      <w:r>
+        <w:rPr>
+          <w:rFonts w:ascii="宋体" w:hAnsi="宋体" w:eastAsia="宋体" w:cs="宋体"/>
+          <w:color w:val="auto"/>
+          <w:spacing w:val="0"/>
+          <w:position w:val="0"/>
+          <w:sz w:val="21"/>
+          <w:shd w:val="clear" w:fill="auto"/>
+        </w:rPr>
+        <w:t>​​总结​​</w:t>
+      </w:r>
+    </w:p>
+    <w:p>
+      <w:pPr>
+        <w:spacing w:before="0" w:after="0" w:line="240" w:lineRule="auto"/>
+        <w:ind w:left="0" w:right="0" w:firstLine="0"/>
+        <w:jc w:val="both"/>
+        <w:rPr>
+          <w:rFonts w:ascii="宋体" w:hAnsi="宋体" w:eastAsia="宋体" w:cs="宋体"/>
+          <w:color w:val="auto"/>
+          <w:spacing w:val="0"/>
+          <w:position w:val="0"/>
+          <w:sz w:val="21"/>
+          <w:shd w:val="clear" w:fill="auto"/>
+        </w:rPr>
+      </w:pPr>
+      <w:r>
+        <w:rPr>
+          <w:rFonts w:ascii="宋体" w:hAnsi="宋体" w:eastAsia="宋体" w:cs="宋体"/>
+          <w:color w:val="auto"/>
+          <w:spacing w:val="0"/>
+          <w:position w:val="0"/>
+          <w:sz w:val="21"/>
+          <w:shd w:val="clear" w:fill="auto"/>
+        </w:rPr>
+        <w:t>简单来说，​​GAS 是一套完整的游戏玩法能力管理框架​​，而 ​​ASC 是 GAS 在具体 Actor 上的“运行载体”​​，负责落地执行 GAS 设计的各项逻辑。两者结合使用，能高效管理复杂的角色技能和状态系统，尤其适合需要高扩展性、网络同步的游戏项目（如多人在线角色扮演游戏）。</w:t>
+      </w:r>
+    </w:p>
+    <w:p>
+      <w:pPr>
+        <w:spacing w:before="0" w:after="0" w:line="240" w:lineRule="auto"/>
+        <w:ind w:left="0" w:right="0" w:firstLine="0"/>
+        <w:jc w:val="both"/>
+        <w:rPr>
+          <w:rFonts w:ascii="宋体" w:hAnsi="宋体" w:eastAsia="宋体" w:cs="宋体"/>
+          <w:color w:val="auto"/>
+          <w:spacing w:val="0"/>
+          <w:position w:val="0"/>
+          <w:sz w:val="21"/>
+          <w:shd w:val="clear" w:fill="auto"/>
+        </w:rPr>
+      </w:pPr>
+    </w:p>
+    <w:p>
+      <w:pPr>
+        <w:spacing w:before="0" w:after="0" w:line="240" w:lineRule="auto"/>
+        <w:ind w:left="0" w:right="0" w:firstLine="0"/>
+        <w:jc w:val="both"/>
+        <w:rPr>
+          <w:rFonts w:ascii="宋体" w:hAnsi="宋体" w:eastAsia="宋体" w:cs="宋体"/>
+          <w:color w:val="auto"/>
+          <w:spacing w:val="0"/>
+          <w:position w:val="0"/>
+          <w:sz w:val="21"/>
+          <w:shd w:val="clear" w:fill="auto"/>
+        </w:rPr>
+      </w:pPr>
+      <w:r>
+        <w:rPr>
+          <w:rFonts w:ascii="宋体" w:hAnsi="宋体" w:eastAsia="宋体" w:cs="宋体"/>
+          <w:color w:val="auto"/>
+          <w:spacing w:val="0"/>
+          <w:position w:val="0"/>
+          <w:sz w:val="21"/>
+          <w:shd w:val="clear" w:fill="auto"/>
+        </w:rPr>
+        <w:t>建立一个AnimationBlueprint的template,下面是步骤</w:t>
+      </w:r>
+    </w:p>
+    <w:p>
+      <w:pPr>
+        <w:spacing w:before="0" w:after="0" w:line="240" w:lineRule="auto"/>
+        <w:ind w:left="0" w:right="0" w:firstLine="0"/>
+        <w:jc w:val="both"/>
+        <w:rPr>
+          <w:rFonts w:ascii="宋体" w:hAnsi="宋体" w:eastAsia="宋体" w:cs="宋体"/>
+          <w:color w:val="auto"/>
+          <w:spacing w:val="0"/>
+          <w:position w:val="0"/>
+          <w:sz w:val="21"/>
+          <w:shd w:val="clear" w:fill="auto"/>
+        </w:rPr>
+      </w:pPr>
+      <w:r>
+        <w:rPr>
+          <w:rFonts w:ascii="宋体" w:hAnsi="宋体" w:eastAsia="宋体" w:cs="宋体"/>
+          <w:color w:val="auto"/>
+          <w:spacing w:val="0"/>
+          <w:position w:val="0"/>
+          <w:sz w:val="21"/>
+          <w:shd w:val="clear" w:fill="auto"/>
+        </w:rPr>
+        <w:t>1.</w:t>
+      </w:r>
+    </w:p>
+    <w:p>
+      <w:pPr>
+        <w:spacing w:before="0" w:after="0" w:line="240" w:lineRule="auto"/>
+        <w:ind w:left="0" w:right="0" w:firstLine="0"/>
+        <w:jc w:val="both"/>
+        <w:rPr>
+          <w:rFonts w:ascii="宋体" w:hAnsi="宋体" w:eastAsia="宋体" w:cs="宋体"/>
+          <w:color w:val="auto"/>
+          <w:spacing w:val="0"/>
+          <w:position w:val="0"/>
+          <w:sz w:val="21"/>
+          <w:shd w:val="clear" w:fill="auto"/>
+        </w:rPr>
       </w:pPr>
       <w:r>
         <w:object>
-          <v:shape id="_x0000_i1027" o:spt="75" type="#_x0000_t75" style="height:155.95pt;width:315.75pt;" o:ole="t" filled="f" o:preferrelative="t" coordsize="21600,21600">
+          <v:shape id="_x0000_i1026" o:spt="75" type="#_x0000_t75" style="height:243pt;width:432pt;" o:ole="t" filled="f" o:preferrelative="t" coordsize="21600,21600">
             <v:path/>
             <v:fill on="f" focussize="0,0"/>
             <v:stroke/>
@@ -7579,7 +9462,7 @@
             <w10:wrap type="none"/>
             <w10:anchorlock/>
           </v:shape>
-          <o:OLEObject Type="Embed" ProgID="StaticDib" ShapeID="_x0000_i1027" DrawAspect="Content" ObjectID="_1468075727" r:id="rId37">
+          <o:OLEObject Type="Embed" ProgID="StaticDib" ShapeID="_x0000_i1026" DrawAspect="Content" ObjectID="_1468075726" r:id="rId37">
             <o:LockedField>false</o:LockedField>
           </o:OLEObject>
         </w:object>
@@ -7608,7 +9491,7 @@
           <w:sz w:val="21"/>
           <w:shd w:val="clear" w:fill="auto"/>
         </w:rPr>
-        <w:t>3.</w:t>
+        <w:t>2.</w:t>
       </w:r>
     </w:p>
     <w:p>
@@ -7627,7 +9510,7 @@
       </w:pPr>
       <w:r>
         <w:object>
-          <v:shape id="_x0000_i1028" o:spt="75" type="#_x0000_t75" style="height:170.2pt;width:432pt;" o:ole="t" filled="f" o:preferrelative="t" coordsize="21600,21600">
+          <v:shape id="_x0000_i1027" o:spt="75" type="#_x0000_t75" style="height:155.95pt;width:315.75pt;" o:ole="t" filled="f" o:preferrelative="t" coordsize="21600,21600">
             <v:path/>
             <v:fill on="f" focussize="0,0"/>
             <v:stroke/>
@@ -7636,7 +9519,7 @@
             <w10:wrap type="none"/>
             <w10:anchorlock/>
           </v:shape>
-          <o:OLEObject Type="Embed" ProgID="StaticDib" ShapeID="_x0000_i1028" DrawAspect="Content" ObjectID="_1468075728" r:id="rId39">
+          <o:OLEObject Type="Embed" ProgID="StaticDib" ShapeID="_x0000_i1027" DrawAspect="Content" ObjectID="_1468075727" r:id="rId39">
             <o:LockedField>false</o:LockedField>
           </o:OLEObject>
         </w:object>
@@ -7665,49 +9548,26 @@
           <w:sz w:val="21"/>
           <w:shd w:val="clear" w:fill="auto"/>
         </w:rPr>
-        <w:t>然后点击</w:t>
-      </w:r>
-      <w:r>
+        <w:t>3.</w:t>
+      </w:r>
+    </w:p>
+    <w:p>
+      <w:pPr>
+        <w:spacing w:before="0" w:after="0" w:line="240" w:lineRule="auto"/>
+        <w:ind w:left="0" w:right="0" w:firstLine="0"/>
+        <w:jc w:val="both"/>
         <w:rPr>
           <w:rFonts w:ascii="宋体" w:hAnsi="宋体" w:eastAsia="宋体" w:cs="宋体"/>
-          <w:b/>
           <w:color w:val="auto"/>
           <w:spacing w:val="0"/>
           <w:position w:val="0"/>
           <w:sz w:val="21"/>
           <w:shd w:val="clear" w:fill="auto"/>
         </w:rPr>
-        <w:t>EventGraph</w:t>
-      </w:r>
-      <w:r>
-        <w:rPr>
-          <w:rFonts w:ascii="宋体" w:hAnsi="宋体" w:eastAsia="宋体" w:cs="宋体"/>
-          <w:color w:val="auto"/>
-          <w:spacing w:val="0"/>
-          <w:position w:val="0"/>
-          <w:sz w:val="21"/>
-          <w:shd w:val="clear" w:fill="auto"/>
-        </w:rPr>
-        <w:t>,实现下面的蓝图</w:t>
-      </w:r>
-    </w:p>
-    <w:p>
-      <w:pPr>
-        <w:spacing w:before="0" w:after="0" w:line="240" w:lineRule="auto"/>
-        <w:ind w:left="0" w:right="0" w:firstLine="0"/>
-        <w:jc w:val="both"/>
-        <w:rPr>
-          <w:rFonts w:ascii="宋体" w:hAnsi="宋体" w:eastAsia="宋体" w:cs="宋体"/>
-          <w:color w:val="auto"/>
-          <w:spacing w:val="0"/>
-          <w:position w:val="0"/>
-          <w:sz w:val="21"/>
-          <w:shd w:val="clear" w:fill="auto"/>
-        </w:rPr>
       </w:pPr>
       <w:r>
         <w:object>
-          <v:shape id="_x0000_i1029" o:spt="75" type="#_x0000_t75" style="height:202.5pt;width:432pt;" o:ole="t" filled="f" o:preferrelative="t" coordsize="21600,21600">
+          <v:shape id="_x0000_i1028" o:spt="75" type="#_x0000_t75" style="height:170.2pt;width:432pt;" o:ole="t" filled="f" o:preferrelative="t" coordsize="21600,21600">
             <v:path/>
             <v:fill on="f" focussize="0,0"/>
             <v:stroke/>
@@ -7716,7 +9576,87 @@
             <w10:wrap type="none"/>
             <w10:anchorlock/>
           </v:shape>
-          <o:OLEObject Type="Embed" ProgID="StaticDib" ShapeID="_x0000_i1029" DrawAspect="Content" ObjectID="_1468075729" r:id="rId41">
+          <o:OLEObject Type="Embed" ProgID="StaticDib" ShapeID="_x0000_i1028" DrawAspect="Content" ObjectID="_1468075728" r:id="rId41">
+            <o:LockedField>false</o:LockedField>
+          </o:OLEObject>
+        </w:object>
+      </w:r>
+    </w:p>
+    <w:p>
+      <w:pPr>
+        <w:spacing w:before="0" w:after="0" w:line="240" w:lineRule="auto"/>
+        <w:ind w:left="0" w:right="0" w:firstLine="0"/>
+        <w:jc w:val="both"/>
+        <w:rPr>
+          <w:rFonts w:ascii="宋体" w:hAnsi="宋体" w:eastAsia="宋体" w:cs="宋体"/>
+          <w:color w:val="auto"/>
+          <w:spacing w:val="0"/>
+          <w:position w:val="0"/>
+          <w:sz w:val="21"/>
+          <w:shd w:val="clear" w:fill="auto"/>
+        </w:rPr>
+      </w:pPr>
+      <w:r>
+        <w:rPr>
+          <w:rFonts w:ascii="宋体" w:hAnsi="宋体" w:eastAsia="宋体" w:cs="宋体"/>
+          <w:color w:val="auto"/>
+          <w:spacing w:val="0"/>
+          <w:position w:val="0"/>
+          <w:sz w:val="21"/>
+          <w:shd w:val="clear" w:fill="auto"/>
+        </w:rPr>
+        <w:t>然后点击</w:t>
+      </w:r>
+      <w:r>
+        <w:rPr>
+          <w:rFonts w:ascii="宋体" w:hAnsi="宋体" w:eastAsia="宋体" w:cs="宋体"/>
+          <w:b/>
+          <w:color w:val="auto"/>
+          <w:spacing w:val="0"/>
+          <w:position w:val="0"/>
+          <w:sz w:val="21"/>
+          <w:shd w:val="clear" w:fill="auto"/>
+        </w:rPr>
+        <w:t>EventGraph</w:t>
+      </w:r>
+      <w:r>
+        <w:rPr>
+          <w:rFonts w:ascii="宋体" w:hAnsi="宋体" w:eastAsia="宋体" w:cs="宋体"/>
+          <w:color w:val="auto"/>
+          <w:spacing w:val="0"/>
+          <w:position w:val="0"/>
+          <w:sz w:val="21"/>
+          <w:shd w:val="clear" w:fill="auto"/>
+        </w:rPr>
+        <w:t>,实现下面的蓝图</w:t>
+      </w:r>
+    </w:p>
+    <w:p>
+      <w:pPr>
+        <w:spacing w:before="0" w:after="0" w:line="240" w:lineRule="auto"/>
+        <w:ind w:left="0" w:right="0" w:firstLine="0"/>
+        <w:jc w:val="both"/>
+        <w:rPr>
+          <w:rFonts w:ascii="宋体" w:hAnsi="宋体" w:eastAsia="宋体" w:cs="宋体"/>
+          <w:color w:val="auto"/>
+          <w:spacing w:val="0"/>
+          <w:position w:val="0"/>
+          <w:sz w:val="21"/>
+          <w:shd w:val="clear" w:fill="auto"/>
+        </w:rPr>
+      </w:pPr>
+      <w:r>
+        <w:object>
+          <v:shape id="_x0000_i1029" o:spt="75" type="#_x0000_t75" style="height:202.5pt;width:432pt;" o:ole="t" filled="f" o:preferrelative="t" coordsize="21600,21600">
+            <v:path/>
+            <v:fill on="f" focussize="0,0"/>
+            <v:stroke/>
+            <v:imagedata r:id="rId44" o:title=""/>
+            <o:lock v:ext="edit" aspectratio="t"/>
+            <w10:wrap type="none"/>
+            <w10:anchorlock/>
+          </v:shape>
+          <o:OLEObject Type="Embed" ProgID="StaticDib" ShapeID="_x0000_i1029" DrawAspect="Content" ObjectID="_1468075729" r:id="rId43">
             <o:LockedField>false</o:LockedField>
           </o:OLEObject>
         </w:object>
@@ -7829,7 +9769,7 @@
                     </pic:cNvPicPr>
                   </pic:nvPicPr>
                   <pic:blipFill>
-                    <a:blip r:embed="rId43"/>
+                    <a:blip r:embed="rId45"/>
                     <a:stretch>
                       <a:fillRect/>
                     </a:stretch>
@@ -7890,12 +9830,12 @@
             <v:path/>
             <v:fill on="f" focussize="0,0"/>
             <v:stroke/>
-            <v:imagedata r:id="rId45" o:title=""/>
+            <v:imagedata r:id="rId47" o:title=""/>
             <o:lock v:ext="edit" aspectratio="t"/>
             <w10:wrap type="none"/>
             <w10:anchorlock/>
           </v:shape>
-          <o:OLEObject Type="Embed" ProgID="StaticDib" ShapeID="_x0000_i1030" DrawAspect="Content" ObjectID="_1468075730" r:id="rId44">
+          <o:OLEObject Type="Embed" ProgID="StaticDib" ShapeID="_x0000_i1030" DrawAspect="Content" ObjectID="_1468075730" r:id="rId46">
             <o:LockedField>false</o:LockedField>
           </o:OLEObject>
         </w:object>
@@ -8005,7 +9945,7 @@
                     </pic:cNvPicPr>
                   </pic:nvPicPr>
                   <pic:blipFill>
-                    <a:blip r:embed="rId46"/>
+                    <a:blip r:embed="rId48"/>
                     <a:stretch>
                       <a:fillRect/>
                     </a:stretch>
@@ -8102,6 +10042,155 @@
 <file path=word/numbering.xml><?xml version="1.0" encoding="utf-8"?>
 <w:numbering xmlns:wpc="http://schemas.microsoft.com/office/word/2010/wordprocessingCanvas" xmlns:mc="http://schemas.openxmlformats.org/markup-compatibility/2006" xmlns:o="urn:schemas-microsoft-com:office:office" xmlns:r="http://schemas.openxmlformats.org/officeDocument/2006/relationships" xmlns:m="http://schemas.openxmlformats.org/officeDocument/2006/math" xmlns:v="urn:schemas-microsoft-com:vml" xmlns:wp14="http://schemas.microsoft.com/office/word/2010/wordprocessingDrawing" xmlns:wp="http://schemas.openxmlformats.org/drawingml/2006/wordprocessingDrawing" xmlns:w10="urn:schemas-microsoft-com:office:word" xmlns:w="http://schemas.openxmlformats.org/wordprocessingml/2006/main" xmlns:w14="http://schemas.microsoft.com/office/word/2010/wordml" xmlns:wpg="http://schemas.microsoft.com/office/word/2010/wordprocessingGroup" xmlns:wpi="http://schemas.microsoft.com/office/word/2010/wordprocessingInk" xmlns:wne="http://schemas.microsoft.com/office/word/2006/wordml" xmlns:wps="http://schemas.microsoft.com/office/word/2010/wordprocessingShape" xmlns:wpsCustomData="http://www.wps.cn/officeDocument/2013/wpsCustomData" mc:Ignorable="w14 wp14">
   <w:abstractNum w:abstractNumId="0">
+    <w:nsid w:val="87A4A929"/>
+    <w:multiLevelType w:val="multilevel"/>
+    <w:tmpl w:val="87A4A929"/>
+    <w:lvl w:ilvl="0" w:tentative="0">
+      <w:start w:val="1"/>
+      <w:numFmt w:val="bullet"/>
+      <w:lvlText w:val=""/>
+      <w:lvlJc w:val="left"/>
+      <w:pPr>
+        <w:tabs>
+          <w:tab w:val="left" w:pos="720"/>
+        </w:tabs>
+        <w:ind w:left="720" w:hanging="360"/>
+      </w:pPr>
+      <w:rPr>
+        <w:rFonts w:ascii="Symbol" w:hAnsi="Symbol" w:cs="Symbol"/>
+        <w:sz w:val="20"/>
+      </w:rPr>
+    </w:lvl>
+    <w:lvl w:ilvl="1" w:tentative="0">
+      <w:start w:val="1"/>
+      <w:numFmt w:val="bullet"/>
+      <w:lvlText w:val=""/>
+      <w:lvlJc w:val="left"/>
+      <w:pPr>
+        <w:tabs>
+          <w:tab w:val="left" w:pos="1440"/>
+        </w:tabs>
+        <w:ind w:left="1440" w:hanging="360"/>
+      </w:pPr>
+      <w:rPr>
+        <w:rFonts w:hint="default" w:ascii="Symbol" w:hAnsi="Symbol" w:cs="Symbol"/>
+        <w:sz w:val="20"/>
+      </w:rPr>
+    </w:lvl>
+    <w:lvl w:ilvl="2" w:tentative="0">
+      <w:start w:val="1"/>
+      <w:numFmt w:val="bullet"/>
+      <w:lvlText w:val=""/>
+      <w:lvlJc w:val="left"/>
+      <w:pPr>
+        <w:tabs>
+          <w:tab w:val="left" w:pos="2160"/>
+        </w:tabs>
+        <w:ind w:left="2160" w:hanging="360"/>
+      </w:pPr>
+      <w:rPr>
+        <w:rFonts w:hint="default" w:ascii="Symbol" w:hAnsi="Symbol" w:cs="Symbol"/>
+        <w:sz w:val="20"/>
+      </w:rPr>
+    </w:lvl>
+    <w:lvl w:ilvl="3" w:tentative="0">
+      <w:start w:val="1"/>
+      <w:numFmt w:val="bullet"/>
+      <w:lvlText w:val=""/>
+      <w:lvlJc w:val="left"/>
+      <w:pPr>
+        <w:tabs>
+          <w:tab w:val="left" w:pos="2880"/>
+        </w:tabs>
+        <w:ind w:left="2880" w:hanging="360"/>
+      </w:pPr>
+      <w:rPr>
+        <w:rFonts w:hint="default" w:ascii="Symbol" w:hAnsi="Symbol" w:cs="Symbol"/>
+        <w:sz w:val="20"/>
+      </w:rPr>
+    </w:lvl>
+    <w:lvl w:ilvl="4" w:tentative="0">
+      <w:start w:val="1"/>
+      <w:numFmt w:val="bullet"/>
+      <w:lvlText w:val=""/>
+      <w:lvlJc w:val="left"/>
+      <w:pPr>
+        <w:tabs>
+          <w:tab w:val="left" w:pos="3600"/>
+        </w:tabs>
+        <w:ind w:left="3600" w:hanging="360"/>
+      </w:pPr>
+      <w:rPr>
+        <w:rFonts w:hint="default" w:ascii="Symbol" w:hAnsi="Symbol" w:cs="Symbol"/>
+        <w:sz w:val="20"/>
+      </w:rPr>
+    </w:lvl>
+    <w:lvl w:ilvl="5" w:tentative="0">
+      <w:start w:val="1"/>
+      <w:numFmt w:val="bullet"/>
+      <w:lvlText w:val=""/>
+      <w:lvlJc w:val="left"/>
+      <w:pPr>
+        <w:tabs>
+          <w:tab w:val="left" w:pos="4320"/>
+        </w:tabs>
+        <w:ind w:left="4320" w:hanging="360"/>
+      </w:pPr>
+      <w:rPr>
+        <w:rFonts w:hint="default" w:ascii="Symbol" w:hAnsi="Symbol" w:cs="Symbol"/>
+        <w:sz w:val="20"/>
+      </w:rPr>
+    </w:lvl>
+    <w:lvl w:ilvl="6" w:tentative="0">
+      <w:start w:val="1"/>
+      <w:numFmt w:val="bullet"/>
+      <w:lvlText w:val=""/>
+      <w:lvlJc w:val="left"/>
+      <w:pPr>
+        <w:tabs>
+          <w:tab w:val="left" w:pos="5040"/>
+        </w:tabs>
+        <w:ind w:left="5040" w:hanging="360"/>
+      </w:pPr>
+      <w:rPr>
+        <w:rFonts w:hint="default" w:ascii="Symbol" w:hAnsi="Symbol" w:cs="Symbol"/>
+        <w:sz w:val="20"/>
+      </w:rPr>
+    </w:lvl>
+    <w:lvl w:ilvl="7" w:tentative="0">
+      <w:start w:val="1"/>
+      <w:numFmt w:val="bullet"/>
+      <w:lvlText w:val=""/>
+      <w:lvlJc w:val="left"/>
+      <w:pPr>
+        <w:tabs>
+          <w:tab w:val="left" w:pos="5760"/>
+        </w:tabs>
+        <w:ind w:left="5760" w:hanging="360"/>
+      </w:pPr>
+      <w:rPr>
+        <w:rFonts w:hint="default" w:ascii="Symbol" w:hAnsi="Symbol" w:cs="Symbol"/>
+        <w:sz w:val="20"/>
+      </w:rPr>
+    </w:lvl>
+    <w:lvl w:ilvl="8" w:tentative="0">
+      <w:start w:val="1"/>
+      <w:numFmt w:val="bullet"/>
+      <w:lvlText w:val=""/>
+      <w:lvlJc w:val="left"/>
+      <w:pPr>
+        <w:tabs>
+          <w:tab w:val="left" w:pos="6480"/>
+        </w:tabs>
+        <w:ind w:left="6480" w:hanging="360"/>
+      </w:pPr>
+      <w:rPr>
+        <w:rFonts w:hint="default" w:ascii="Symbol" w:hAnsi="Symbol" w:cs="Symbol"/>
+        <w:sz w:val="20"/>
+      </w:rPr>
+    </w:lvl>
+  </w:abstractNum>
+  <w:abstractNum w:abstractNumId="1">
     <w:nsid w:val="AD0F3CE1"/>
     <w:multiLevelType w:val="singleLevel"/>
     <w:tmpl w:val="AD0F3CE1"/>
@@ -8117,7 +10206,7 @@
       </w:pPr>
     </w:lvl>
   </w:abstractNum>
-  <w:abstractNum w:abstractNumId="1">
+  <w:abstractNum w:abstractNumId="2">
     <w:nsid w:val="B7BF06D1"/>
     <w:multiLevelType w:val="singleLevel"/>
     <w:tmpl w:val="B7BF06D1"/>
@@ -8133,7 +10222,7 @@
       </w:pPr>
     </w:lvl>
   </w:abstractNum>
-  <w:abstractNum w:abstractNumId="2">
+  <w:abstractNum w:abstractNumId="3">
     <w:nsid w:val="C65798A3"/>
     <w:multiLevelType w:val="singleLevel"/>
     <w:tmpl w:val="C65798A3"/>
@@ -8149,7 +10238,7 @@
       </w:pPr>
     </w:lvl>
   </w:abstractNum>
-  <w:abstractNum w:abstractNumId="3">
+  <w:abstractNum w:abstractNumId="4">
     <w:nsid w:val="DC68F522"/>
     <w:multiLevelType w:val="singleLevel"/>
     <w:tmpl w:val="DC68F522"/>
@@ -8165,7 +10254,7 @@
       </w:pPr>
     </w:lvl>
   </w:abstractNum>
-  <w:abstractNum w:abstractNumId="4">
+  <w:abstractNum w:abstractNumId="5">
     <w:nsid w:val="E0646571"/>
     <w:multiLevelType w:val="singleLevel"/>
     <w:tmpl w:val="E0646571"/>
@@ -8176,7 +10265,7 @@
       <w:lvlJc w:val="left"/>
     </w:lvl>
   </w:abstractNum>
-  <w:abstractNum w:abstractNumId="5">
+  <w:abstractNum w:abstractNumId="6">
     <w:nsid w:val="EA6C467D"/>
     <w:multiLevelType w:val="multilevel"/>
     <w:tmpl w:val="EA6C467D"/>
@@ -8296,7 +10385,7 @@
       </w:rPr>
     </w:lvl>
   </w:abstractNum>
-  <w:abstractNum w:abstractNumId="6">
+  <w:abstractNum w:abstractNumId="7">
     <w:nsid w:val="4D30D705"/>
     <w:multiLevelType w:val="singleLevel"/>
     <w:tmpl w:val="4D30D705"/>
@@ -8313,25 +10402,28 @@
     </w:lvl>
   </w:abstractNum>
   <w:num w:numId="1">
-    <w:abstractNumId w:val="4"/>
+    <w:abstractNumId w:val="5"/>
   </w:num>
   <w:num w:numId="2">
-    <w:abstractNumId w:val="5"/>
+    <w:abstractNumId w:val="6"/>
   </w:num>
   <w:num w:numId="3">
     <w:abstractNumId w:val="0"/>
   </w:num>
   <w:num w:numId="4">
-    <w:abstractNumId w:val="6"/>
+    <w:abstractNumId w:val="1"/>
   </w:num>
   <w:num w:numId="5">
-    <w:abstractNumId w:val="1"/>
+    <w:abstractNumId w:val="7"/>
   </w:num>
   <w:num w:numId="6">
     <w:abstractNumId w:val="2"/>
   </w:num>
   <w:num w:numId="7">
     <w:abstractNumId w:val="3"/>
+  </w:num>
+  <w:num w:numId="8">
+    <w:abstractNumId w:val="4"/>
   </w:num>
 </w:numbering>
 </file>
@@ -8610,13 +10702,35 @@
       <w:szCs w:val="22"/>
     </w:rPr>
   </w:style>
-  <w:style w:type="character" w:default="1" w:styleId="3">
+  <w:style w:type="paragraph" w:styleId="2">
+    <w:name w:val="heading 3"/>
+    <w:basedOn w:val="1"/>
+    <w:next w:val="1"/>
+    <w:semiHidden/>
+    <w:unhideWhenUsed/>
+    <w:qFormat/>
+    <w:uiPriority w:val="0"/>
+    <w:pPr>
+      <w:spacing w:before="0" w:beforeAutospacing="1" w:after="0" w:afterAutospacing="1"/>
+      <w:jc w:val="left"/>
+    </w:pPr>
+    <w:rPr>
+      <w:rFonts w:hint="eastAsia" w:ascii="宋体" w:hAnsi="宋体" w:eastAsia="宋体" w:cs="宋体"/>
+      <w:b/>
+      <w:bCs/>
+      <w:kern w:val="0"/>
+      <w:sz w:val="27"/>
+      <w:szCs w:val="27"/>
+      <w:lang w:val="en-US" w:eastAsia="zh-CN" w:bidi="ar"/>
+    </w:rPr>
+  </w:style>
+  <w:style w:type="character" w:default="1" w:styleId="4">
     <w:name w:val="Default Paragraph Font"/>
     <w:semiHidden/>
     <w:qFormat/>
     <w:uiPriority w:val="0"/>
   </w:style>
-  <w:style w:type="table" w:default="1" w:styleId="2">
+  <w:style w:type="table" w:default="1" w:styleId="3">
     <w:name w:val="Normal Table"/>
     <w:semiHidden/>
     <w:qFormat/>
@@ -8630,18 +10744,18 @@
       </w:tblCellMar>
     </w:tblPr>
   </w:style>
-  <w:style w:type="character" w:styleId="4">
+  <w:style w:type="character" w:styleId="5">
     <w:name w:val="Strong"/>
-    <w:basedOn w:val="3"/>
+    <w:basedOn w:val="4"/>
     <w:qFormat/>
     <w:uiPriority w:val="0"/>
     <w:rPr>
       <w:b/>
     </w:rPr>
   </w:style>
-  <w:style w:type="character" w:styleId="5">
+  <w:style w:type="character" w:styleId="6">
     <w:name w:val="HTML Code"/>
-    <w:basedOn w:val="3"/>
+    <w:basedOn w:val="4"/>
     <w:qFormat/>
     <w:uiPriority w:val="0"/>
     <w:rPr>

--- a/Document/UE5/ue5使用备忘录.docx
+++ b/Document/UE5/ue5使用备忘录.docx
@@ -2445,6 +2445,8 @@
         <w:spacing w:before="0" w:beforeAutospacing="0" w:after="240" w:afterAutospacing="0" w:line="390" w:lineRule="atLeast"/>
         <w:ind w:left="0" w:right="0" w:firstLine="0"/>
         <w:textAlignment w:val="baseline"/>
+      </w:pPr>
+      <w:r>
         <w:rPr>
           <w:rFonts w:hint="default" w:ascii="Segoe UI" w:hAnsi="Segoe UI" w:eastAsia="Segoe UI" w:cs="Segoe UI"/>
           <w:b/>
@@ -2455,45 +2457,11 @@
           <w:spacing w:val="0"/>
           <w:sz w:val="24"/>
           <w:szCs w:val="24"/>
-        </w:rPr>
-      </w:pPr>
-      <w:r>
-        <w:rPr>
-          <w:rFonts w:hint="default" w:ascii="Segoe UI" w:hAnsi="Segoe UI" w:eastAsia="Segoe UI" w:cs="Segoe UI"/>
-          <w:b/>
-          <w:bCs/>
-          <w:i w:val="0"/>
-          <w:iCs w:val="0"/>
-          <w:caps w:val="0"/>
-          <w:spacing w:val="0"/>
-          <w:sz w:val="24"/>
-          <w:szCs w:val="24"/>
           <w:shd w:val="clear" w:fill="121212"/>
           <w:vertAlign w:val="baseline"/>
         </w:rPr>
         <w:t>1. 核心特点</w:t>
       </w:r>
-    </w:p>
-    <w:p>
-      <w:pPr>
-        <w:keepNext w:val="0"/>
-        <w:keepLines w:val="0"/>
-        <w:widowControl/>
-        <w:numPr>
-          <w:ilvl w:val="0"/>
-          <w:numId w:val="3"/>
-        </w:numPr>
-        <w:suppressLineNumbers w:val="0"/>
-        <w:pBdr>
-          <w:top w:val="none" w:color="auto" w:sz="0" w:space="0"/>
-          <w:left w:val="none" w:color="auto" w:sz="0" w:space="0"/>
-          <w:bottom w:val="none" w:color="auto" w:sz="0" w:space="0"/>
-          <w:right w:val="none" w:color="auto" w:sz="0" w:space="0"/>
-        </w:pBdr>
-        <w:spacing w:before="0" w:beforeAutospacing="0" w:after="180" w:afterAutospacing="0"/>
-        <w:ind w:left="0" w:right="0" w:hanging="360"/>
-        <w:textAlignment w:val="baseline"/>
-      </w:pPr>
     </w:p>
     <w:p>
       <w:pPr>
@@ -2579,48 +2547,6 @@
         <w:keepNext w:val="0"/>
         <w:keepLines w:val="0"/>
         <w:widowControl/>
-        <w:numPr>
-          <w:ilvl w:val="0"/>
-          <w:numId w:val="3"/>
-        </w:numPr>
-        <w:suppressLineNumbers w:val="0"/>
-        <w:pBdr>
-          <w:top w:val="none" w:color="auto" w:sz="0" w:space="0"/>
-          <w:left w:val="none" w:color="auto" w:sz="0" w:space="0"/>
-          <w:bottom w:val="none" w:color="auto" w:sz="0" w:space="0"/>
-          <w:right w:val="none" w:color="auto" w:sz="0" w:space="0"/>
-        </w:pBdr>
-        <w:spacing w:before="0" w:beforeAutospacing="0" w:after="180" w:afterAutospacing="0"/>
-        <w:ind w:left="0" w:right="0" w:hanging="360"/>
-        <w:textAlignment w:val="baseline"/>
-      </w:pPr>
-    </w:p>
-    <w:p>
-      <w:pPr>
-        <w:keepNext w:val="0"/>
-        <w:keepLines w:val="0"/>
-        <w:widowControl/>
-        <w:numPr>
-          <w:ilvl w:val="0"/>
-          <w:numId w:val="3"/>
-        </w:numPr>
-        <w:suppressLineNumbers w:val="0"/>
-        <w:pBdr>
-          <w:top w:val="none" w:color="auto" w:sz="0" w:space="0"/>
-          <w:left w:val="none" w:color="auto" w:sz="0" w:space="0"/>
-          <w:bottom w:val="none" w:color="auto" w:sz="0" w:space="0"/>
-          <w:right w:val="none" w:color="auto" w:sz="0" w:space="0"/>
-        </w:pBdr>
-        <w:spacing w:before="0" w:beforeAutospacing="0" w:after="180" w:afterAutospacing="0"/>
-        <w:ind w:left="0" w:right="0" w:hanging="360"/>
-        <w:textAlignment w:val="baseline"/>
-      </w:pPr>
-    </w:p>
-    <w:p>
-      <w:pPr>
-        <w:keepNext w:val="0"/>
-        <w:keepLines w:val="0"/>
-        <w:widowControl/>
         <w:suppressLineNumbers w:val="0"/>
         <w:pBdr>
           <w:top w:val="none" w:color="auto" w:sz="0" w:space="0"/>
@@ -2760,48 +2686,6 @@
         </w:rPr>
         <w:t xml:space="preserve"> 清掉。</w:t>
       </w:r>
-    </w:p>
-    <w:p>
-      <w:pPr>
-        <w:keepNext w:val="0"/>
-        <w:keepLines w:val="0"/>
-        <w:widowControl/>
-        <w:numPr>
-          <w:ilvl w:val="0"/>
-          <w:numId w:val="3"/>
-        </w:numPr>
-        <w:suppressLineNumbers w:val="0"/>
-        <w:pBdr>
-          <w:top w:val="none" w:color="auto" w:sz="0" w:space="0"/>
-          <w:left w:val="none" w:color="auto" w:sz="0" w:space="0"/>
-          <w:bottom w:val="none" w:color="auto" w:sz="0" w:space="0"/>
-          <w:right w:val="none" w:color="auto" w:sz="0" w:space="0"/>
-        </w:pBdr>
-        <w:spacing w:before="0" w:beforeAutospacing="0" w:after="180" w:afterAutospacing="0"/>
-        <w:ind w:left="0" w:right="0" w:hanging="360"/>
-        <w:textAlignment w:val="baseline"/>
-      </w:pPr>
-    </w:p>
-    <w:p>
-      <w:pPr>
-        <w:keepNext w:val="0"/>
-        <w:keepLines w:val="0"/>
-        <w:widowControl/>
-        <w:numPr>
-          <w:ilvl w:val="0"/>
-          <w:numId w:val="3"/>
-        </w:numPr>
-        <w:suppressLineNumbers w:val="0"/>
-        <w:pBdr>
-          <w:top w:val="none" w:color="auto" w:sz="0" w:space="0"/>
-          <w:left w:val="none" w:color="auto" w:sz="0" w:space="0"/>
-          <w:bottom w:val="none" w:color="auto" w:sz="0" w:space="0"/>
-          <w:right w:val="none" w:color="auto" w:sz="0" w:space="0"/>
-        </w:pBdr>
-        <w:spacing w:before="0" w:beforeAutospacing="0" w:after="0" w:afterAutospacing="0"/>
-        <w:ind w:left="0" w:right="0" w:hanging="360"/>
-        <w:textAlignment w:val="baseline"/>
-      </w:pPr>
     </w:p>
     <w:p>
       <w:pPr>
@@ -3030,6 +2914,7 @@
           <w:i w:val="0"/>
           <w:iCs w:val="0"/>
           <w:caps w:val="0"/>
+          <w:color w:val="FF0000"/>
           <w:spacing w:val="0"/>
           <w:sz w:val="24"/>
           <w:szCs w:val="24"/>
@@ -3044,6 +2929,7 @@
           <w:i w:val="0"/>
           <w:iCs w:val="0"/>
           <w:caps w:val="0"/>
+          <w:color w:val="FF0000"/>
           <w:spacing w:val="0"/>
           <w:sz w:val="24"/>
           <w:szCs w:val="24"/>
@@ -3056,6 +2942,7 @@
     <w:p>
       <w:pPr>
         <w:numPr>
+          <w:ilvl w:val="0"/>
           <w:numId w:val="0"/>
         </w:numPr>
         <w:pBdr>
@@ -3098,7 +2985,6 @@
           <w:spacing w:val="0"/>
           <w:sz w:val="24"/>
           <w:szCs w:val="24"/>
-          <w:bdr w:val="none" w:color="auto" w:sz="0" w:space="0"/>
           <w:vertAlign w:val="baseline"/>
         </w:rPr>
         <w:t>UFUNCTION</w:t>
@@ -3128,7 +3014,6 @@
           <w:spacing w:val="0"/>
           <w:sz w:val="24"/>
           <w:szCs w:val="24"/>
-          <w:bdr w:val="none" w:color="auto" w:sz="0" w:space="0"/>
           <w:shd w:val="clear" w:fill="121212"/>
           <w:vertAlign w:val="baseline"/>
         </w:rPr>
@@ -3172,7 +3057,6 @@
           <w:spacing w:val="0"/>
           <w:sz w:val="24"/>
           <w:szCs w:val="24"/>
-          <w:bdr w:val="none" w:color="auto" w:sz="0" w:space="0"/>
           <w:shd w:val="clear" w:fill="121212"/>
           <w:vertAlign w:val="baseline"/>
         </w:rPr>
@@ -3218,7 +3102,6 @@
           <w:kern w:val="0"/>
           <w:sz w:val="24"/>
           <w:szCs w:val="24"/>
-          <w:bdr w:val="none" w:color="auto" w:sz="0" w:space="0"/>
           <w:shd w:val="clear" w:fill="121212"/>
           <w:vertAlign w:val="baseline"/>
           <w:lang w:val="en-US" w:eastAsia="zh-CN" w:bidi="ar"/>
@@ -3257,7 +3140,6 @@
           <w:kern w:val="0"/>
           <w:sz w:val="24"/>
           <w:szCs w:val="24"/>
-          <w:bdr w:val="none" w:color="auto" w:sz="0" w:space="0"/>
           <w:shd w:val="clear" w:fill="121212"/>
           <w:vertAlign w:val="baseline"/>
           <w:lang w:val="en-US" w:eastAsia="zh-CN" w:bidi="ar"/>
@@ -3293,7 +3175,6 @@
           <w:kern w:val="0"/>
           <w:sz w:val="24"/>
           <w:szCs w:val="24"/>
-          <w:bdr w:val="none" w:color="auto" w:sz="0" w:space="0"/>
           <w:shd w:val="clear" w:fill="121212"/>
           <w:vertAlign w:val="baseline"/>
           <w:lang w:val="en-US" w:eastAsia="zh-CN" w:bidi="ar"/>
@@ -3313,7 +3194,6 @@
           <w:kern w:val="0"/>
           <w:sz w:val="24"/>
           <w:szCs w:val="24"/>
-          <w:bdr w:val="none" w:color="auto" w:sz="0" w:space="0"/>
           <w:shd w:val="clear" w:fill="121212"/>
           <w:vertAlign w:val="baseline"/>
           <w:lang w:val="en-US" w:eastAsia="zh-CN" w:bidi="ar"/>
@@ -3330,7 +3210,6 @@
           <w:kern w:val="0"/>
           <w:sz w:val="24"/>
           <w:szCs w:val="24"/>
-          <w:bdr w:val="none" w:color="auto" w:sz="0" w:space="0"/>
           <w:shd w:val="clear" w:fill="121212"/>
           <w:vertAlign w:val="baseline"/>
           <w:lang w:val="en-US" w:eastAsia="zh-CN" w:bidi="ar"/>
@@ -3375,7 +3254,6 @@
           <w:kern w:val="0"/>
           <w:sz w:val="24"/>
           <w:szCs w:val="24"/>
-          <w:bdr w:val="none" w:color="auto" w:sz="0" w:space="0"/>
           <w:shd w:val="clear" w:fill="121212"/>
           <w:vertAlign w:val="baseline"/>
           <w:lang w:val="en-US" w:eastAsia="zh-CN" w:bidi="ar"/>
@@ -3393,7 +3271,6 @@
           <w:kern w:val="0"/>
           <w:sz w:val="24"/>
           <w:szCs w:val="24"/>
-          <w:bdr w:val="none" w:color="auto" w:sz="0" w:space="0"/>
           <w:shd w:val="clear" w:fill="121212"/>
           <w:vertAlign w:val="baseline"/>
           <w:lang w:val="en-US" w:eastAsia="zh-CN" w:bidi="ar"/>
@@ -3410,7 +3287,6 @@
           <w:kern w:val="0"/>
           <w:sz w:val="24"/>
           <w:szCs w:val="24"/>
-          <w:bdr w:val="none" w:color="auto" w:sz="0" w:space="0"/>
           <w:shd w:val="clear" w:fill="121212"/>
           <w:vertAlign w:val="baseline"/>
           <w:lang w:val="en-US" w:eastAsia="zh-CN" w:bidi="ar"/>
@@ -3428,7 +3304,6 @@
           <w:kern w:val="0"/>
           <w:sz w:val="24"/>
           <w:szCs w:val="24"/>
-          <w:bdr w:val="none" w:color="auto" w:sz="0" w:space="0"/>
           <w:shd w:val="clear" w:fill="121212"/>
           <w:vertAlign w:val="baseline"/>
           <w:lang w:val="en-US" w:eastAsia="zh-CN" w:bidi="ar"/>
@@ -3445,7 +3320,6 @@
           <w:kern w:val="0"/>
           <w:sz w:val="24"/>
           <w:szCs w:val="24"/>
-          <w:bdr w:val="none" w:color="auto" w:sz="0" w:space="0"/>
           <w:shd w:val="clear" w:fill="121212"/>
           <w:vertAlign w:val="baseline"/>
           <w:lang w:val="en-US" w:eastAsia="zh-CN" w:bidi="ar"/>
@@ -3490,7 +3364,6 @@
           <w:kern w:val="0"/>
           <w:sz w:val="24"/>
           <w:szCs w:val="24"/>
-          <w:bdr w:val="none" w:color="auto" w:sz="0" w:space="0"/>
           <w:shd w:val="clear" w:fill="121212"/>
           <w:vertAlign w:val="baseline"/>
           <w:lang w:val="en-US" w:eastAsia="zh-CN" w:bidi="ar"/>
@@ -3510,7 +3383,6 @@
           <w:kern w:val="0"/>
           <w:sz w:val="24"/>
           <w:szCs w:val="24"/>
-          <w:bdr w:val="none" w:color="auto" w:sz="0" w:space="0"/>
           <w:shd w:val="clear" w:fill="121212"/>
           <w:vertAlign w:val="baseline"/>
           <w:lang w:val="en-US" w:eastAsia="zh-CN" w:bidi="ar"/>
@@ -3527,7 +3399,6 @@
           <w:kern w:val="0"/>
           <w:sz w:val="24"/>
           <w:szCs w:val="24"/>
-          <w:bdr w:val="none" w:color="auto" w:sz="0" w:space="0"/>
           <w:shd w:val="clear" w:fill="121212"/>
           <w:vertAlign w:val="baseline"/>
           <w:lang w:val="en-US" w:eastAsia="zh-CN" w:bidi="ar"/>
@@ -3572,7 +3443,6 @@
           <w:kern w:val="0"/>
           <w:sz w:val="24"/>
           <w:szCs w:val="24"/>
-          <w:bdr w:val="none" w:color="auto" w:sz="0" w:space="0"/>
           <w:shd w:val="clear" w:fill="121212"/>
           <w:vertAlign w:val="baseline"/>
           <w:lang w:val="en-US" w:eastAsia="zh-CN" w:bidi="ar"/>
@@ -3592,7 +3462,6 @@
           <w:kern w:val="0"/>
           <w:sz w:val="24"/>
           <w:szCs w:val="24"/>
-          <w:bdr w:val="none" w:color="auto" w:sz="0" w:space="0"/>
           <w:shd w:val="clear" w:fill="121212"/>
           <w:vertAlign w:val="baseline"/>
           <w:lang w:val="en-US" w:eastAsia="zh-CN" w:bidi="ar"/>
@@ -3609,7 +3478,6 @@
           <w:kern w:val="0"/>
           <w:sz w:val="24"/>
           <w:szCs w:val="24"/>
-          <w:bdr w:val="none" w:color="auto" w:sz="0" w:space="0"/>
           <w:shd w:val="clear" w:fill="121212"/>
           <w:vertAlign w:val="baseline"/>
           <w:lang w:val="en-US" w:eastAsia="zh-CN" w:bidi="ar"/>
@@ -3629,7 +3497,6 @@
           <w:kern w:val="0"/>
           <w:sz w:val="24"/>
           <w:szCs w:val="24"/>
-          <w:bdr w:val="none" w:color="auto" w:sz="0" w:space="0"/>
           <w:shd w:val="clear" w:fill="121212"/>
           <w:vertAlign w:val="baseline"/>
           <w:lang w:val="en-US" w:eastAsia="zh-CN" w:bidi="ar"/>
@@ -3646,7 +3513,6 @@
           <w:kern w:val="0"/>
           <w:sz w:val="24"/>
           <w:szCs w:val="24"/>
-          <w:bdr w:val="none" w:color="auto" w:sz="0" w:space="0"/>
           <w:shd w:val="clear" w:fill="121212"/>
           <w:vertAlign w:val="baseline"/>
           <w:lang w:val="en-US" w:eastAsia="zh-CN" w:bidi="ar"/>
@@ -3691,7 +3557,6 @@
           <w:kern w:val="0"/>
           <w:sz w:val="24"/>
           <w:szCs w:val="24"/>
-          <w:bdr w:val="none" w:color="auto" w:sz="0" w:space="0"/>
           <w:shd w:val="clear" w:fill="121212"/>
           <w:vertAlign w:val="baseline"/>
           <w:lang w:val="en-US" w:eastAsia="zh-CN" w:bidi="ar"/>
@@ -3711,7 +3576,6 @@
           <w:kern w:val="0"/>
           <w:sz w:val="24"/>
           <w:szCs w:val="24"/>
-          <w:bdr w:val="none" w:color="auto" w:sz="0" w:space="0"/>
           <w:shd w:val="clear" w:fill="121212"/>
           <w:vertAlign w:val="baseline"/>
           <w:lang w:val="en-US" w:eastAsia="zh-CN" w:bidi="ar"/>
@@ -3728,7 +3592,6 @@
           <w:kern w:val="0"/>
           <w:sz w:val="24"/>
           <w:szCs w:val="24"/>
-          <w:bdr w:val="none" w:color="auto" w:sz="0" w:space="0"/>
           <w:shd w:val="clear" w:fill="121212"/>
           <w:vertAlign w:val="baseline"/>
           <w:lang w:val="en-US" w:eastAsia="zh-CN" w:bidi="ar"/>
@@ -3748,7 +3611,6 @@
           <w:kern w:val="0"/>
           <w:sz w:val="24"/>
           <w:szCs w:val="24"/>
-          <w:bdr w:val="none" w:color="auto" w:sz="0" w:space="0"/>
           <w:shd w:val="clear" w:fill="121212"/>
           <w:vertAlign w:val="baseline"/>
           <w:lang w:val="en-US" w:eastAsia="zh-CN" w:bidi="ar"/>
@@ -3765,7 +3627,6 @@
           <w:kern w:val="0"/>
           <w:sz w:val="24"/>
           <w:szCs w:val="24"/>
-          <w:bdr w:val="none" w:color="auto" w:sz="0" w:space="0"/>
           <w:shd w:val="clear" w:fill="121212"/>
           <w:vertAlign w:val="baseline"/>
           <w:lang w:val="en-US" w:eastAsia="zh-CN" w:bidi="ar"/>
@@ -3810,7 +3671,6 @@
           <w:kern w:val="0"/>
           <w:sz w:val="24"/>
           <w:szCs w:val="24"/>
-          <w:bdr w:val="none" w:color="auto" w:sz="0" w:space="0"/>
           <w:shd w:val="clear" w:fill="121212"/>
           <w:vertAlign w:val="baseline"/>
           <w:lang w:val="en-US" w:eastAsia="zh-CN" w:bidi="ar"/>
@@ -3821,6 +3681,7 @@
     <w:p>
       <w:pPr>
         <w:numPr>
+          <w:ilvl w:val="0"/>
           <w:numId w:val="0"/>
         </w:numPr>
         <w:pBdr>
@@ -3926,7 +3787,6 @@
           <w:kern w:val="0"/>
           <w:sz w:val="24"/>
           <w:szCs w:val="24"/>
-          <w:bdr w:val="none" w:color="auto" w:sz="0" w:space="0"/>
           <w:shd w:val="clear" w:fill="121212"/>
           <w:vertAlign w:val="baseline"/>
           <w:lang w:val="en-US" w:eastAsia="zh-CN" w:bidi="ar"/>
@@ -3943,7 +3803,6 @@
           <w:kern w:val="0"/>
           <w:sz w:val="24"/>
           <w:szCs w:val="24"/>
-          <w:bdr w:val="none" w:color="auto" w:sz="0" w:space="0"/>
           <w:shd w:val="clear" w:fill="121212"/>
           <w:vertAlign w:val="baseline"/>
           <w:lang w:val="en-US" w:eastAsia="zh-CN" w:bidi="ar"/>
@@ -3963,7 +3822,6 @@
           <w:kern w:val="0"/>
           <w:sz w:val="24"/>
           <w:szCs w:val="24"/>
-          <w:bdr w:val="none" w:color="auto" w:sz="0" w:space="0"/>
           <w:shd w:val="clear" w:fill="121212"/>
           <w:vertAlign w:val="baseline"/>
           <w:lang w:val="en-US" w:eastAsia="zh-CN" w:bidi="ar"/>
@@ -3980,7 +3838,6 @@
           <w:kern w:val="0"/>
           <w:sz w:val="24"/>
           <w:szCs w:val="24"/>
-          <w:bdr w:val="none" w:color="auto" w:sz="0" w:space="0"/>
           <w:shd w:val="clear" w:fill="121212"/>
           <w:vertAlign w:val="baseline"/>
           <w:lang w:val="en-US" w:eastAsia="zh-CN" w:bidi="ar"/>
@@ -4028,7 +3885,6 @@
           <w:kern w:val="0"/>
           <w:sz w:val="24"/>
           <w:szCs w:val="24"/>
-          <w:bdr w:val="none" w:color="auto" w:sz="0" w:space="0"/>
           <w:shd w:val="clear" w:fill="121212"/>
           <w:vertAlign w:val="baseline"/>
           <w:lang w:val="en-US" w:eastAsia="zh-CN" w:bidi="ar"/>
@@ -4045,7 +3901,6 @@
           <w:kern w:val="0"/>
           <w:sz w:val="24"/>
           <w:szCs w:val="24"/>
-          <w:bdr w:val="none" w:color="auto" w:sz="0" w:space="0"/>
           <w:shd w:val="clear" w:fill="121212"/>
           <w:vertAlign w:val="baseline"/>
           <w:lang w:val="en-US" w:eastAsia="zh-CN" w:bidi="ar"/>
@@ -4065,7 +3920,6 @@
           <w:kern w:val="0"/>
           <w:sz w:val="24"/>
           <w:szCs w:val="24"/>
-          <w:bdr w:val="none" w:color="auto" w:sz="0" w:space="0"/>
           <w:shd w:val="clear" w:fill="121212"/>
           <w:vertAlign w:val="baseline"/>
           <w:lang w:val="en-US" w:eastAsia="zh-CN" w:bidi="ar"/>
@@ -4082,7 +3936,6 @@
           <w:kern w:val="0"/>
           <w:sz w:val="24"/>
           <w:szCs w:val="24"/>
-          <w:bdr w:val="none" w:color="auto" w:sz="0" w:space="0"/>
           <w:shd w:val="clear" w:fill="121212"/>
           <w:vertAlign w:val="baseline"/>
           <w:lang w:val="en-US" w:eastAsia="zh-CN" w:bidi="ar"/>
@@ -4096,6 +3949,7 @@
         <w:keepLines w:val="0"/>
         <w:widowControl/>
         <w:numPr>
+          <w:ilvl w:val="0"/>
           <w:numId w:val="0"/>
         </w:numPr>
         <w:suppressLineNumbers w:val="0"/>
@@ -4155,55 +4009,135 @@
     </w:p>
     <w:p>
       <w:pPr>
+        <w:keepNext w:val="0"/>
+        <w:keepLines w:val="0"/>
+        <w:widowControl/>
         <w:numPr>
-          <w:numId w:val="0"/>
+          <w:ilvl w:val="0"/>
+          <w:numId w:val="2"/>
         </w:numPr>
-        <w:pBdr>
-          <w:bottom w:val="single" w:color="auto" w:sz="4" w:space="0"/>
-        </w:pBdr>
-        <w:spacing w:before="0" w:after="0" w:line="240" w:lineRule="auto"/>
-        <w:ind w:leftChars="0" w:right="0" w:rightChars="0"/>
-        <w:jc w:val="both"/>
-        <w:rPr>
-          <w:rFonts w:hint="default" w:ascii="Segoe UI" w:hAnsi="Segoe UI" w:eastAsia="Segoe UI" w:cs="Segoe UI"/>
+        <w:suppressLineNumbers w:val="0"/>
+        <w:pBdr>
+          <w:top w:val="none" w:color="auto" w:sz="0" w:space="0"/>
+          <w:left w:val="none" w:color="auto" w:sz="0" w:space="0"/>
+          <w:bottom w:val="none" w:color="auto" w:sz="0" w:space="0"/>
+          <w:right w:val="none" w:color="auto" w:sz="0" w:space="0"/>
+        </w:pBdr>
+        <w:spacing w:before="0" w:beforeAutospacing="0" w:after="0" w:afterAutospacing="0"/>
+        <w:ind w:left="0" w:leftChars="0" w:right="0" w:rightChars="0" w:firstLine="0" w:firstLineChars="0"/>
+        <w:textAlignment w:val="baseline"/>
+        <w:rPr>
+          <w:rFonts w:hint="eastAsia" w:ascii="Cascadia Mono" w:hAnsi="Cascadia Mono" w:eastAsia="宋体"/>
           <w:b/>
           <w:bCs/>
-          <w:i w:val="0"/>
-          <w:iCs w:val="0"/>
-          <w:caps w:val="0"/>
+          <w:i/>
           <w:color w:val="FF0000"/>
-          <w:spacing w:val="0"/>
-          <w:sz w:val="24"/>
-          <w:szCs w:val="24"/>
-          <w:shd w:val="clear" w:fill="292929"/>
-          <w:lang w:val="en-US" w:eastAsia="zh-CN"/>
-        </w:rPr>
-      </w:pPr>
-    </w:p>
-    <w:p>
-      <w:pPr>
+          <w:sz w:val="19"/>
+          <w:szCs w:val="24"/>
+          <w:highlight w:val="white"/>
+          <w:lang w:val="en-US" w:eastAsia="zh-CN"/>
+        </w:rPr>
+      </w:pPr>
+      <w:r>
+        <w:rPr>
+          <w:rFonts w:hint="eastAsia" w:ascii="Cascadia Mono" w:hAnsi="Cascadia Mono" w:eastAsia="Cascadia Mono"/>
+          <w:b/>
+          <w:bCs/>
+          <w:i/>
+          <w:color w:val="FF0000"/>
+          <w:sz w:val="19"/>
+          <w:szCs w:val="24"/>
+          <w:highlight w:val="white"/>
+        </w:rPr>
+        <w:t>FGameplayAttributeData</w:t>
+      </w:r>
+      <w:r>
+        <w:rPr>
+          <w:rFonts w:hint="eastAsia" w:ascii="Cascadia Mono" w:hAnsi="Cascadia Mono" w:eastAsia="宋体"/>
+          <w:b/>
+          <w:bCs/>
+          <w:i/>
+          <w:color w:val="FF0000"/>
+          <w:sz w:val="19"/>
+          <w:szCs w:val="24"/>
+          <w:highlight w:val="white"/>
+          <w:lang w:val="en-US" w:eastAsia="zh-CN"/>
+        </w:rPr>
+        <w:t>的作用</w:t>
+      </w:r>
+    </w:p>
+    <w:p>
+      <w:pPr>
+        <w:keepNext w:val="0"/>
+        <w:keepLines w:val="0"/>
+        <w:widowControl/>
         <w:numPr>
           <w:ilvl w:val="0"/>
           <w:numId w:val="0"/>
         </w:numPr>
-        <w:pBdr>
-          <w:bottom w:val="single" w:color="auto" w:sz="4" w:space="0"/>
-        </w:pBdr>
-        <w:spacing w:before="0" w:after="0" w:line="240" w:lineRule="auto"/>
-        <w:ind w:right="0" w:rightChars="0"/>
-        <w:jc w:val="both"/>
-        <w:rPr>
-          <w:rFonts w:hint="eastAsia" w:ascii="Cascadia Mono" w:hAnsi="Cascadia Mono" w:eastAsia="宋体"/>
+        <w:suppressLineNumbers w:val="0"/>
+        <w:pBdr>
+          <w:top w:val="none" w:color="auto" w:sz="0" w:space="0"/>
+          <w:left w:val="none" w:color="auto" w:sz="0" w:space="0"/>
+          <w:bottom w:val="none" w:color="auto" w:sz="0" w:space="0"/>
+          <w:right w:val="none" w:color="auto" w:sz="0" w:space="0"/>
+        </w:pBdr>
+        <w:spacing w:before="0" w:beforeAutospacing="0" w:after="0" w:afterAutospacing="0"/>
+        <w:ind w:leftChars="0" w:right="0" w:rightChars="0"/>
+        <w:textAlignment w:val="baseline"/>
+        <w:rPr>
+          <w:rFonts w:hint="default" w:ascii="Cascadia Mono" w:hAnsi="Cascadia Mono" w:eastAsia="宋体"/>
           <w:i/>
-          <w:color w:val="2F4F4F"/>
-          <w:sz w:val="19"/>
-          <w:szCs w:val="24"/>
-          <w:highlight w:val="white"/>
-          <w:lang w:val="en-US" w:eastAsia="zh-CN"/>
-        </w:rPr>
-      </w:pPr>
-      <w:bookmarkStart w:id="0" w:name="_GoBack"/>
-      <w:bookmarkEnd w:id="0"/>
+          <w:color w:val="0000FF"/>
+          <w:sz w:val="19"/>
+          <w:szCs w:val="24"/>
+          <w:highlight w:val="white"/>
+          <w:lang w:val="en-US" w:eastAsia="zh-CN"/>
+        </w:rPr>
+      </w:pPr>
+      <w:r>
+        <w:drawing>
+          <wp:inline distT="0" distB="0" distL="114300" distR="114300">
+            <wp:extent cx="5267960" cy="4204970"/>
+            <wp:effectExtent l="0" t="0" r="8890" b="5080"/>
+            <wp:docPr id="33" name="图片 7"/>
+            <wp:cNvGraphicFramePr>
+              <a:graphicFrameLocks xmlns:a="http://schemas.openxmlformats.org/drawingml/2006/main" noChangeAspect="1"/>
+            </wp:cNvGraphicFramePr>
+            <a:graphic xmlns:a="http://schemas.openxmlformats.org/drawingml/2006/main">
+              <a:graphicData uri="http://schemas.openxmlformats.org/drawingml/2006/picture">
+                <pic:pic xmlns:pic="http://schemas.openxmlformats.org/drawingml/2006/picture">
+                  <pic:nvPicPr>
+                    <pic:cNvPr id="33" name="图片 7"/>
+                    <pic:cNvPicPr>
+                      <a:picLocks noChangeAspect="1"/>
+                    </pic:cNvPicPr>
+                  </pic:nvPicPr>
+                  <pic:blipFill>
+                    <a:blip r:embed="rId16"/>
+                    <a:stretch>
+                      <a:fillRect/>
+                    </a:stretch>
+                  </pic:blipFill>
+                  <pic:spPr>
+                    <a:xfrm>
+                      <a:off x="0" y="0"/>
+                      <a:ext cx="5267960" cy="4204970"/>
+                    </a:xfrm>
+                    <a:prstGeom prst="rect">
+                      <a:avLst/>
+                    </a:prstGeom>
+                    <a:noFill/>
+                    <a:ln>
+                      <a:noFill/>
+                    </a:ln>
+                  </pic:spPr>
+                </pic:pic>
+              </a:graphicData>
+            </a:graphic>
+          </wp:inline>
+        </w:drawing>
+      </w:r>
     </w:p>
     <w:p>
       <w:pPr>
@@ -4215,7 +4149,409 @@
           <w:bottom w:val="single" w:color="auto" w:sz="4" w:space="0"/>
         </w:pBdr>
         <w:spacing w:before="0" w:after="0" w:line="240" w:lineRule="auto"/>
+        <w:ind w:leftChars="0" w:right="0" w:rightChars="0"/>
+        <w:jc w:val="both"/>
+        <w:rPr>
+          <w:rFonts w:hint="default" w:ascii="Segoe UI" w:hAnsi="Segoe UI" w:eastAsia="Segoe UI" w:cs="Segoe UI"/>
+          <w:b w:val="0"/>
+          <w:bCs w:val="0"/>
+          <w:i w:val="0"/>
+          <w:iCs w:val="0"/>
+          <w:caps w:val="0"/>
+          <w:color w:val="FF0000"/>
+          <w:spacing w:val="0"/>
+          <w:sz w:val="24"/>
+          <w:szCs w:val="24"/>
+          <w:shd w:val="clear" w:fill="292929"/>
+          <w:lang w:val="en-US" w:eastAsia="zh-CN"/>
+        </w:rPr>
+      </w:pPr>
+      <w:r>
+        <w:rPr>
+          <w:rFonts w:hint="eastAsia" w:ascii="Cascadia Mono" w:hAnsi="Cascadia Mono" w:eastAsia="宋体"/>
+          <w:b/>
+          <w:bCs/>
+          <w:i/>
+          <w:color w:val="FF0000"/>
+          <w:sz w:val="19"/>
+          <w:szCs w:val="24"/>
+          <w:highlight w:val="white"/>
+          <w:lang w:val="en-US" w:eastAsia="zh-CN"/>
+        </w:rPr>
+        <w:t>18.运行游戏后查看AbilitySystem的基础信息</w:t>
+      </w:r>
+    </w:p>
+    <w:p>
+      <w:pPr>
+        <w:numPr>
+          <w:ilvl w:val="0"/>
+          <w:numId w:val="0"/>
+        </w:numPr>
+        <w:pBdr>
+          <w:bottom w:val="single" w:color="auto" w:sz="4" w:space="0"/>
+        </w:pBdr>
+        <w:spacing w:before="0" w:after="0" w:line="240" w:lineRule="auto"/>
+        <w:ind w:leftChars="0" w:right="0" w:rightChars="0"/>
+        <w:jc w:val="both"/>
+        <w:rPr>
+          <w:rFonts w:hint="default" w:ascii="Segoe UI" w:hAnsi="Segoe UI" w:eastAsia="Segoe UI" w:cs="Segoe UI"/>
+          <w:b/>
+          <w:bCs/>
+          <w:i w:val="0"/>
+          <w:iCs w:val="0"/>
+          <w:caps w:val="0"/>
+          <w:color w:val="FF0000"/>
+          <w:spacing w:val="0"/>
+          <w:sz w:val="24"/>
+          <w:szCs w:val="24"/>
+          <w:shd w:val="clear" w:fill="292929"/>
+          <w:lang w:val="en-US" w:eastAsia="zh-CN"/>
+        </w:rPr>
+      </w:pPr>
+      <w:r>
+        <w:drawing>
+          <wp:inline distT="0" distB="0" distL="114300" distR="114300">
+            <wp:extent cx="5271135" cy="892175"/>
+            <wp:effectExtent l="0" t="0" r="5715" b="3175"/>
+            <wp:docPr id="35" name="图片 8"/>
+            <wp:cNvGraphicFramePr>
+              <a:graphicFrameLocks xmlns:a="http://schemas.openxmlformats.org/drawingml/2006/main" noChangeAspect="1"/>
+            </wp:cNvGraphicFramePr>
+            <a:graphic xmlns:a="http://schemas.openxmlformats.org/drawingml/2006/main">
+              <a:graphicData uri="http://schemas.openxmlformats.org/drawingml/2006/picture">
+                <pic:pic xmlns:pic="http://schemas.openxmlformats.org/drawingml/2006/picture">
+                  <pic:nvPicPr>
+                    <pic:cNvPr id="35" name="图片 8"/>
+                    <pic:cNvPicPr>
+                      <a:picLocks noChangeAspect="1"/>
+                    </pic:cNvPicPr>
+                  </pic:nvPicPr>
+                  <pic:blipFill>
+                    <a:blip r:embed="rId17"/>
+                    <a:stretch>
+                      <a:fillRect/>
+                    </a:stretch>
+                  </pic:blipFill>
+                  <pic:spPr>
+                    <a:xfrm>
+                      <a:off x="0" y="0"/>
+                      <a:ext cx="5271135" cy="892175"/>
+                    </a:xfrm>
+                    <a:prstGeom prst="rect">
+                      <a:avLst/>
+                    </a:prstGeom>
+                    <a:noFill/>
+                    <a:ln>
+                      <a:noFill/>
+                    </a:ln>
+                  </pic:spPr>
+                </pic:pic>
+              </a:graphicData>
+            </a:graphic>
+          </wp:inline>
+        </w:drawing>
+      </w:r>
+    </w:p>
+    <w:p>
+      <w:pPr>
+        <w:numPr>
+          <w:ilvl w:val="0"/>
+          <w:numId w:val="0"/>
+        </w:numPr>
+        <w:pBdr>
+          <w:bottom w:val="single" w:color="auto" w:sz="4" w:space="0"/>
+        </w:pBdr>
+        <w:spacing w:before="0" w:after="0" w:line="240" w:lineRule="auto"/>
         <w:ind w:right="0" w:rightChars="0"/>
+        <w:jc w:val="both"/>
+        <w:rPr>
+          <w:rFonts w:hint="eastAsia" w:ascii="Cascadia Mono" w:hAnsi="Cascadia Mono" w:eastAsia="宋体"/>
+          <w:i/>
+          <w:color w:val="2F4F4F"/>
+          <w:sz w:val="19"/>
+          <w:szCs w:val="24"/>
+          <w:highlight w:val="white"/>
+          <w:lang w:val="en-US" w:eastAsia="zh-CN"/>
+        </w:rPr>
+      </w:pPr>
+    </w:p>
+    <w:p>
+      <w:pPr>
+        <w:numPr>
+          <w:ilvl w:val="0"/>
+          <w:numId w:val="2"/>
+        </w:numPr>
+        <w:pBdr>
+          <w:bottom w:val="single" w:color="auto" w:sz="4" w:space="0"/>
+        </w:pBdr>
+        <w:spacing w:before="0" w:after="0" w:line="240" w:lineRule="auto"/>
+        <w:ind w:left="0" w:leftChars="0" w:right="0" w:rightChars="0" w:firstLine="0" w:firstLineChars="0"/>
+        <w:jc w:val="both"/>
+        <w:rPr>
+          <w:rFonts w:hint="eastAsia" w:ascii="Cascadia Mono" w:hAnsi="Cascadia Mono" w:eastAsia="宋体"/>
+          <w:b/>
+          <w:bCs/>
+          <w:i/>
+          <w:color w:val="FF0000"/>
+          <w:sz w:val="19"/>
+          <w:szCs w:val="24"/>
+          <w:highlight w:val="white"/>
+          <w:lang w:val="en-US" w:eastAsia="zh-CN"/>
+        </w:rPr>
+      </w:pPr>
+      <w:r>
+        <w:rPr>
+          <w:rFonts w:hint="eastAsia" w:ascii="Cascadia Mono" w:hAnsi="Cascadia Mono" w:eastAsia="宋体"/>
+          <w:b/>
+          <w:bCs/>
+          <w:i/>
+          <w:color w:val="FF0000"/>
+          <w:sz w:val="19"/>
+          <w:szCs w:val="24"/>
+          <w:highlight w:val="white"/>
+          <w:lang w:val="en-US" w:eastAsia="zh-CN"/>
+        </w:rPr>
+        <w:t>GameplayEffect的DurationPolicy的作用</w:t>
+      </w:r>
+    </w:p>
+    <w:p>
+      <w:pPr>
+        <w:numPr>
+          <w:ilvl w:val="0"/>
+          <w:numId w:val="0"/>
+        </w:numPr>
+        <w:pBdr>
+          <w:bottom w:val="single" w:color="auto" w:sz="4" w:space="0"/>
+        </w:pBdr>
+        <w:spacing w:before="0" w:after="0" w:line="240" w:lineRule="auto"/>
+        <w:ind w:leftChars="0" w:right="0" w:rightChars="0" w:firstLine="500" w:firstLineChars="0"/>
+        <w:jc w:val="both"/>
+        <w:rPr>
+          <w:rFonts w:hint="default" w:ascii="Segoe UI" w:hAnsi="Segoe UI" w:eastAsia="Segoe UI" w:cs="Segoe UI"/>
+          <w:i w:val="0"/>
+          <w:iCs w:val="0"/>
+          <w:caps w:val="0"/>
+          <w:spacing w:val="0"/>
+          <w:sz w:val="24"/>
+          <w:szCs w:val="24"/>
+          <w:shd w:val="clear" w:fill="121212"/>
+        </w:rPr>
+      </w:pPr>
+      <w:r>
+        <w:rPr>
+          <w:rFonts w:hint="eastAsia" w:ascii="Cascadia Mono" w:hAnsi="Cascadia Mono" w:eastAsia="宋体"/>
+          <w:i/>
+          <w:color w:val="2F4F4F"/>
+          <w:sz w:val="19"/>
+          <w:szCs w:val="24"/>
+          <w:highlight w:val="white"/>
+          <w:lang w:val="en-US" w:eastAsia="zh-CN"/>
+        </w:rPr>
+        <w:t>18.1</w:t>
+      </w:r>
+      <w:r>
+        <w:rPr>
+          <w:rFonts w:ascii="Segoe UI" w:hAnsi="Segoe UI" w:eastAsia="Segoe UI" w:cs="Segoe UI"/>
+          <w:i w:val="0"/>
+          <w:iCs w:val="0"/>
+          <w:caps w:val="0"/>
+          <w:spacing w:val="0"/>
+          <w:sz w:val="24"/>
+          <w:szCs w:val="24"/>
+          <w:shd w:val="clear" w:fill="121212"/>
+        </w:rPr>
+        <w:t>Instant（瞬时）</w:t>
+      </w:r>
+      <w:r>
+        <w:rPr>
+          <w:rFonts w:hint="default" w:ascii="Segoe UI" w:hAnsi="Segoe UI" w:eastAsia="Segoe UI" w:cs="Segoe UI"/>
+          <w:i w:val="0"/>
+          <w:iCs w:val="0"/>
+          <w:caps w:val="0"/>
+          <w:spacing w:val="0"/>
+          <w:sz w:val="24"/>
+          <w:szCs w:val="24"/>
+          <w:shd w:val="clear" w:fill="121212"/>
+        </w:rPr>
+        <w:br w:type="textWrapping"/>
+      </w:r>
+      <w:r>
+        <w:rPr>
+          <w:rFonts w:hint="default" w:ascii="Segoe UI" w:hAnsi="Segoe UI" w:eastAsia="Segoe UI" w:cs="Segoe UI"/>
+          <w:i w:val="0"/>
+          <w:iCs w:val="0"/>
+          <w:caps w:val="0"/>
+          <w:spacing w:val="0"/>
+          <w:sz w:val="24"/>
+          <w:szCs w:val="24"/>
+          <w:shd w:val="clear" w:fill="121212"/>
+        </w:rPr>
+        <w:t>没有持续时间，Apply 后立即执行一次 Modifier/Execution，随后 GE 实例就被移除。</w:t>
+      </w:r>
+      <w:r>
+        <w:rPr>
+          <w:rFonts w:hint="default" w:ascii="Segoe UI" w:hAnsi="Segoe UI" w:eastAsia="Segoe UI" w:cs="Segoe UI"/>
+          <w:i w:val="0"/>
+          <w:iCs w:val="0"/>
+          <w:caps w:val="0"/>
+          <w:spacing w:val="0"/>
+          <w:sz w:val="24"/>
+          <w:szCs w:val="24"/>
+          <w:shd w:val="clear" w:fill="121212"/>
+        </w:rPr>
+        <w:br w:type="textWrapping"/>
+      </w:r>
+      <w:r>
+        <w:rPr>
+          <w:rFonts w:hint="default" w:ascii="Segoe UI" w:hAnsi="Segoe UI" w:eastAsia="Segoe UI" w:cs="Segoe UI"/>
+          <w:i w:val="0"/>
+          <w:iCs w:val="0"/>
+          <w:caps w:val="0"/>
+          <w:spacing w:val="0"/>
+          <w:sz w:val="24"/>
+          <w:szCs w:val="24"/>
+          <w:shd w:val="clear" w:fill="121212"/>
+        </w:rPr>
+        <w:t>用途：一次性伤害/治疗、立即加减属性点。</w:t>
+      </w:r>
+      <w:r>
+        <w:rPr>
+          <w:rFonts w:hint="default" w:ascii="Segoe UI" w:hAnsi="Segoe UI" w:eastAsia="Segoe UI" w:cs="Segoe UI"/>
+          <w:i w:val="0"/>
+          <w:iCs w:val="0"/>
+          <w:caps w:val="0"/>
+          <w:spacing w:val="0"/>
+          <w:sz w:val="24"/>
+          <w:szCs w:val="24"/>
+          <w:shd w:val="clear" w:fill="121212"/>
+        </w:rPr>
+        <w:br w:type="textWrapping"/>
+      </w:r>
+      <w:r>
+        <w:rPr>
+          <w:rFonts w:hint="default" w:ascii="Segoe UI" w:hAnsi="Segoe UI" w:eastAsia="Segoe UI" w:cs="Segoe UI"/>
+          <w:i w:val="0"/>
+          <w:iCs w:val="0"/>
+          <w:caps w:val="0"/>
+          <w:spacing w:val="0"/>
+          <w:sz w:val="24"/>
+          <w:szCs w:val="24"/>
+          <w:shd w:val="clear" w:fill="121212"/>
+        </w:rPr>
+        <w:t>注意：Instant GE 不会进入“活跃列表”，因此无法被手动 Remove，也没有 Period 概念</w:t>
+      </w:r>
+    </w:p>
+    <w:p>
+      <w:pPr>
+        <w:numPr>
+          <w:ilvl w:val="0"/>
+          <w:numId w:val="0"/>
+        </w:numPr>
+        <w:pBdr>
+          <w:bottom w:val="single" w:color="auto" w:sz="4" w:space="0"/>
+        </w:pBdr>
+        <w:spacing w:before="0" w:after="0" w:line="240" w:lineRule="auto"/>
+        <w:ind w:leftChars="0" w:right="0" w:rightChars="0" w:firstLine="500" w:firstLineChars="0"/>
+        <w:jc w:val="both"/>
+        <w:rPr>
+          <w:rFonts w:hint="eastAsia" w:ascii="Cascadia Mono" w:hAnsi="Cascadia Mono" w:eastAsia="宋体"/>
+          <w:i/>
+          <w:color w:val="2F4F4F"/>
+          <w:sz w:val="19"/>
+          <w:szCs w:val="24"/>
+          <w:highlight w:val="white"/>
+          <w:lang w:val="en-US" w:eastAsia="zh-CN"/>
+        </w:rPr>
+      </w:pPr>
+      <w:r>
+        <w:rPr>
+          <w:rFonts w:hint="eastAsia" w:ascii="Cascadia Mono" w:hAnsi="Cascadia Mono" w:eastAsia="宋体"/>
+          <w:i/>
+          <w:color w:val="2F4F4F"/>
+          <w:sz w:val="19"/>
+          <w:szCs w:val="24"/>
+          <w:highlight w:val="white"/>
+          <w:lang w:val="en-US" w:eastAsia="zh-CN"/>
+        </w:rPr>
+        <w:t>18.2</w:t>
+      </w:r>
+      <w:r>
+        <w:rPr>
+          <w:rFonts w:ascii="Segoe UI" w:hAnsi="Segoe UI" w:eastAsia="Segoe UI" w:cs="Segoe UI"/>
+          <w:i w:val="0"/>
+          <w:iCs w:val="0"/>
+          <w:caps w:val="0"/>
+          <w:spacing w:val="0"/>
+          <w:sz w:val="24"/>
+          <w:szCs w:val="24"/>
+          <w:shd w:val="clear" w:fill="121212"/>
+        </w:rPr>
+        <w:t>Has Duration（定时）</w:t>
+      </w:r>
+      <w:r>
+        <w:rPr>
+          <w:rFonts w:hint="default" w:ascii="Segoe UI" w:hAnsi="Segoe UI" w:eastAsia="Segoe UI" w:cs="Segoe UI"/>
+          <w:i w:val="0"/>
+          <w:iCs w:val="0"/>
+          <w:caps w:val="0"/>
+          <w:spacing w:val="0"/>
+          <w:sz w:val="24"/>
+          <w:szCs w:val="24"/>
+          <w:shd w:val="clear" w:fill="121212"/>
+        </w:rPr>
+        <w:br w:type="textWrapping"/>
+      </w:r>
+      <w:r>
+        <w:rPr>
+          <w:rFonts w:hint="default" w:ascii="Segoe UI" w:hAnsi="Segoe UI" w:eastAsia="Segoe UI" w:cs="Segoe UI"/>
+          <w:i w:val="0"/>
+          <w:iCs w:val="0"/>
+          <w:caps w:val="0"/>
+          <w:spacing w:val="0"/>
+          <w:sz w:val="24"/>
+          <w:szCs w:val="24"/>
+          <w:shd w:val="clear" w:fill="121212"/>
+        </w:rPr>
+        <w:t>需要额外填写 Duration Magnitude（秒），支持固定值或动态计算。Apply 后 GE 进入活跃列表，时间到自动移除；期间可以带 Period（周期性触发）和任意 Modifier。</w:t>
+      </w:r>
+      <w:r>
+        <w:rPr>
+          <w:rFonts w:hint="default" w:ascii="Segoe UI" w:hAnsi="Segoe UI" w:eastAsia="Segoe UI" w:cs="Segoe UI"/>
+          <w:i w:val="0"/>
+          <w:iCs w:val="0"/>
+          <w:caps w:val="0"/>
+          <w:spacing w:val="0"/>
+          <w:sz w:val="24"/>
+          <w:szCs w:val="24"/>
+          <w:shd w:val="clear" w:fill="121212"/>
+        </w:rPr>
+        <w:br w:type="textWrapping"/>
+      </w:r>
+      <w:r>
+        <w:rPr>
+          <w:rFonts w:hint="default" w:ascii="Segoe UI" w:hAnsi="Segoe UI" w:eastAsia="Segoe UI" w:cs="Segoe UI"/>
+          <w:i w:val="0"/>
+          <w:iCs w:val="0"/>
+          <w:caps w:val="0"/>
+          <w:spacing w:val="0"/>
+          <w:sz w:val="24"/>
+          <w:szCs w:val="24"/>
+          <w:shd w:val="clear" w:fill="121212"/>
+        </w:rPr>
+        <w:t>用途：5 秒减速、10 秒燃烧、3 秒攻速提升等所有“持续一段就消失”的 Buff/Debuff</w:t>
+      </w:r>
+    </w:p>
+    <w:p>
+      <w:pPr>
+        <w:numPr>
+          <w:ilvl w:val="0"/>
+          <w:numId w:val="0"/>
+        </w:numPr>
+        <w:pBdr>
+          <w:bottom w:val="single" w:color="auto" w:sz="4" w:space="0"/>
+        </w:pBdr>
+        <w:spacing w:before="0" w:after="0" w:line="240" w:lineRule="auto"/>
+        <w:ind w:leftChars="0" w:right="0" w:rightChars="0" w:firstLine="500" w:firstLineChars="0"/>
         <w:jc w:val="both"/>
         <w:rPr>
           <w:rFonts w:hint="default" w:ascii="Cascadia Mono" w:hAnsi="Cascadia Mono" w:eastAsia="宋体"/>
@@ -4224,6 +4560,1754 @@
           <w:sz w:val="19"/>
           <w:szCs w:val="24"/>
           <w:highlight w:val="white"/>
+          <w:lang w:val="en-US" w:eastAsia="zh-CN"/>
+        </w:rPr>
+      </w:pPr>
+    </w:p>
+    <w:p>
+      <w:pPr>
+        <w:numPr>
+          <w:ilvl w:val="0"/>
+          <w:numId w:val="0"/>
+        </w:numPr>
+        <w:pBdr>
+          <w:bottom w:val="single" w:color="auto" w:sz="4" w:space="0"/>
+        </w:pBdr>
+        <w:spacing w:before="0" w:after="0" w:line="240" w:lineRule="auto"/>
+        <w:ind w:leftChars="0" w:right="0" w:rightChars="0" w:firstLine="500" w:firstLineChars="0"/>
+        <w:jc w:val="both"/>
+        <w:rPr>
+          <w:rFonts w:hint="default" w:ascii="Segoe UI" w:hAnsi="Segoe UI" w:eastAsia="Segoe UI" w:cs="Segoe UI"/>
+          <w:i w:val="0"/>
+          <w:iCs w:val="0"/>
+          <w:caps w:val="0"/>
+          <w:spacing w:val="0"/>
+          <w:sz w:val="24"/>
+          <w:szCs w:val="24"/>
+          <w:shd w:val="clear" w:fill="121212"/>
+        </w:rPr>
+      </w:pPr>
+      <w:r>
+        <w:rPr>
+          <w:rFonts w:hint="eastAsia" w:ascii="Cascadia Mono" w:hAnsi="Cascadia Mono" w:eastAsia="宋体"/>
+          <w:i/>
+          <w:color w:val="2F4F4F"/>
+          <w:sz w:val="19"/>
+          <w:szCs w:val="24"/>
+          <w:highlight w:val="white"/>
+          <w:lang w:val="en-US" w:eastAsia="zh-CN"/>
+        </w:rPr>
+        <w:t>18.3</w:t>
+      </w:r>
+      <w:r>
+        <w:rPr>
+          <w:rFonts w:ascii="Segoe UI" w:hAnsi="Segoe UI" w:eastAsia="Segoe UI" w:cs="Segoe UI"/>
+          <w:i w:val="0"/>
+          <w:iCs w:val="0"/>
+          <w:caps w:val="0"/>
+          <w:spacing w:val="0"/>
+          <w:sz w:val="24"/>
+          <w:szCs w:val="24"/>
+          <w:shd w:val="clear" w:fill="121212"/>
+        </w:rPr>
+        <w:t>Infinite（无限）</w:t>
+      </w:r>
+      <w:r>
+        <w:rPr>
+          <w:rFonts w:hint="default" w:ascii="Segoe UI" w:hAnsi="Segoe UI" w:eastAsia="Segoe UI" w:cs="Segoe UI"/>
+          <w:i w:val="0"/>
+          <w:iCs w:val="0"/>
+          <w:caps w:val="0"/>
+          <w:spacing w:val="0"/>
+          <w:sz w:val="24"/>
+          <w:szCs w:val="24"/>
+          <w:shd w:val="clear" w:fill="121212"/>
+        </w:rPr>
+        <w:br w:type="textWrapping"/>
+      </w:r>
+      <w:r>
+        <w:rPr>
+          <w:rFonts w:hint="default" w:ascii="Segoe UI" w:hAnsi="Segoe UI" w:eastAsia="Segoe UI" w:cs="Segoe UI"/>
+          <w:i w:val="0"/>
+          <w:iCs w:val="0"/>
+          <w:caps w:val="0"/>
+          <w:spacing w:val="0"/>
+          <w:sz w:val="24"/>
+          <w:szCs w:val="24"/>
+          <w:shd w:val="clear" w:fill="121212"/>
+        </w:rPr>
+        <w:t>Duration 被视为 ∞，不会自动结束，必须靠代码或另一 GE 显式 Remove。Infinite GE 也能配置 Period，实现“永久但周期性”效果。</w:t>
+      </w:r>
+      <w:r>
+        <w:rPr>
+          <w:rFonts w:hint="default" w:ascii="Segoe UI" w:hAnsi="Segoe UI" w:eastAsia="Segoe UI" w:cs="Segoe UI"/>
+          <w:i w:val="0"/>
+          <w:iCs w:val="0"/>
+          <w:caps w:val="0"/>
+          <w:spacing w:val="0"/>
+          <w:sz w:val="24"/>
+          <w:szCs w:val="24"/>
+          <w:shd w:val="clear" w:fill="121212"/>
+        </w:rPr>
+        <w:br w:type="textWrapping"/>
+      </w:r>
+      <w:r>
+        <w:rPr>
+          <w:rFonts w:hint="default" w:ascii="Segoe UI" w:hAnsi="Segoe UI" w:eastAsia="Segoe UI" w:cs="Segoe UI"/>
+          <w:i w:val="0"/>
+          <w:iCs w:val="0"/>
+          <w:caps w:val="0"/>
+          <w:spacing w:val="0"/>
+          <w:sz w:val="24"/>
+          <w:szCs w:val="24"/>
+          <w:shd w:val="clear" w:fill="121212"/>
+        </w:rPr>
+        <w:t>用途：角色出生时加的“基础属性”GE、被动天赋、光环；或者需要条件移除的负面状态（如必须被净化）</w:t>
+      </w:r>
+    </w:p>
+    <w:p>
+      <w:pPr>
+        <w:numPr>
+          <w:ilvl w:val="0"/>
+          <w:numId w:val="2"/>
+        </w:numPr>
+        <w:pBdr>
+          <w:bottom w:val="single" w:color="auto" w:sz="4" w:space="0"/>
+        </w:pBdr>
+        <w:spacing w:before="0" w:after="0" w:line="240" w:lineRule="auto"/>
+        <w:ind w:left="0" w:leftChars="0" w:right="0" w:rightChars="0" w:firstLine="0" w:firstLineChars="0"/>
+        <w:jc w:val="both"/>
+        <w:rPr>
+          <w:rFonts w:hint="default" w:ascii="Segoe UI" w:hAnsi="Segoe UI" w:eastAsia="宋体" w:cs="Segoe UI"/>
+          <w:i w:val="0"/>
+          <w:iCs w:val="0"/>
+          <w:caps w:val="0"/>
+          <w:spacing w:val="0"/>
+          <w:sz w:val="24"/>
+          <w:szCs w:val="24"/>
+          <w:shd w:val="clear" w:color="auto" w:fill="auto"/>
+          <w:lang w:val="en-US" w:eastAsia="zh-CN"/>
+        </w:rPr>
+      </w:pPr>
+      <w:r>
+        <w:rPr>
+          <w:rFonts w:hint="eastAsia" w:ascii="Segoe UI" w:hAnsi="Segoe UI" w:eastAsia="宋体" w:cs="Segoe UI"/>
+          <w:i w:val="0"/>
+          <w:iCs w:val="0"/>
+          <w:caps w:val="0"/>
+          <w:spacing w:val="0"/>
+          <w:sz w:val="24"/>
+          <w:szCs w:val="24"/>
+          <w:shd w:val="clear" w:color="auto" w:fill="auto"/>
+          <w:lang w:val="en-US" w:eastAsia="zh-CN"/>
+        </w:rPr>
+        <w:t>DefaultGame.ini文件里面配置</w:t>
+      </w:r>
+    </w:p>
+    <w:p>
+      <w:pPr>
+        <w:numPr>
+          <w:ilvl w:val="0"/>
+          <w:numId w:val="0"/>
+        </w:numPr>
+        <w:pBdr>
+          <w:bottom w:val="single" w:color="auto" w:sz="4" w:space="0"/>
+        </w:pBdr>
+        <w:spacing w:before="0" w:after="0" w:line="240" w:lineRule="auto"/>
+        <w:ind w:leftChars="0" w:right="0" w:rightChars="0"/>
+        <w:jc w:val="both"/>
+        <w:rPr>
+          <w:rFonts w:hint="default" w:ascii="Segoe UI" w:hAnsi="Segoe UI" w:eastAsia="宋体" w:cs="Segoe UI"/>
+          <w:i w:val="0"/>
+          <w:iCs w:val="0"/>
+          <w:caps w:val="0"/>
+          <w:spacing w:val="0"/>
+          <w:sz w:val="24"/>
+          <w:szCs w:val="24"/>
+          <w:shd w:val="clear" w:color="auto" w:fill="auto"/>
+          <w:lang w:val="en-US" w:eastAsia="zh-CN"/>
+        </w:rPr>
+      </w:pPr>
+      <w:r>
+        <w:rPr>
+          <w:rFonts w:hint="default" w:ascii="Segoe UI" w:hAnsi="Segoe UI" w:eastAsia="宋体" w:cs="Segoe UI"/>
+          <w:i w:val="0"/>
+          <w:iCs w:val="0"/>
+          <w:caps w:val="0"/>
+          <w:spacing w:val="0"/>
+          <w:sz w:val="24"/>
+          <w:szCs w:val="24"/>
+          <w:shd w:val="clear" w:color="auto" w:fill="auto"/>
+          <w:lang w:val="en-US" w:eastAsia="zh-CN"/>
+        </w:rPr>
+        <w:t>Script/GameplayAbilities.AbilitySystemGlobals]</w:t>
+      </w:r>
+    </w:p>
+    <w:p>
+      <w:pPr>
+        <w:numPr>
+          <w:ilvl w:val="0"/>
+          <w:numId w:val="0"/>
+        </w:numPr>
+        <w:pBdr>
+          <w:bottom w:val="single" w:color="auto" w:sz="4" w:space="0"/>
+        </w:pBdr>
+        <w:spacing w:before="0" w:after="0" w:line="240" w:lineRule="auto"/>
+        <w:ind w:leftChars="0" w:right="0" w:rightChars="0"/>
+        <w:jc w:val="both"/>
+        <w:rPr>
+          <w:rFonts w:hint="eastAsia" w:ascii="Segoe UI" w:hAnsi="Segoe UI" w:eastAsia="宋体" w:cs="Segoe UI"/>
+          <w:i w:val="0"/>
+          <w:iCs w:val="0"/>
+          <w:caps w:val="0"/>
+          <w:spacing w:val="0"/>
+          <w:sz w:val="24"/>
+          <w:szCs w:val="24"/>
+          <w:shd w:val="clear" w:color="auto" w:fill="auto"/>
+          <w:lang w:val="en-US" w:eastAsia="zh-CN"/>
+        </w:rPr>
+      </w:pPr>
+      <w:r>
+        <w:rPr>
+          <w:rFonts w:hint="default" w:ascii="Segoe UI" w:hAnsi="Segoe UI" w:eastAsia="宋体" w:cs="Segoe UI"/>
+          <w:i w:val="0"/>
+          <w:iCs w:val="0"/>
+          <w:caps w:val="0"/>
+          <w:spacing w:val="0"/>
+          <w:sz w:val="24"/>
+          <w:szCs w:val="24"/>
+          <w:shd w:val="clear" w:color="auto" w:fill="auto"/>
+          <w:lang w:val="en-US" w:eastAsia="zh-CN"/>
+        </w:rPr>
+        <w:t>bUseDebugTargetFromHud = true</w:t>
+      </w:r>
+      <w:r>
+        <w:rPr>
+          <w:rFonts w:hint="eastAsia" w:ascii="Segoe UI" w:hAnsi="Segoe UI" w:eastAsia="宋体" w:cs="Segoe UI"/>
+          <w:i w:val="0"/>
+          <w:iCs w:val="0"/>
+          <w:caps w:val="0"/>
+          <w:spacing w:val="0"/>
+          <w:sz w:val="24"/>
+          <w:szCs w:val="24"/>
+          <w:shd w:val="clear" w:color="auto" w:fill="auto"/>
+          <w:lang w:val="en-US" w:eastAsia="zh-CN"/>
+        </w:rPr>
+        <w:t>的作用如下就是可以查看准星对准的Actor，然后可以看到这个Actor的Attribute的相关信息。</w:t>
+      </w:r>
+      <w:bookmarkStart w:id="0" w:name="_GoBack"/>
+      <w:bookmarkEnd w:id="0"/>
+    </w:p>
+    <w:p>
+      <w:pPr>
+        <w:numPr>
+          <w:ilvl w:val="0"/>
+          <w:numId w:val="2"/>
+        </w:numPr>
+        <w:pBdr>
+          <w:bottom w:val="single" w:color="auto" w:sz="4" w:space="0"/>
+        </w:pBdr>
+        <w:spacing w:before="0" w:after="0" w:line="240" w:lineRule="auto"/>
+        <w:ind w:left="0" w:leftChars="0" w:right="0" w:rightChars="0" w:firstLine="0" w:firstLineChars="0"/>
+        <w:jc w:val="both"/>
+        <w:rPr>
+          <w:rFonts w:hint="eastAsia" w:ascii="Cascadia Mono" w:hAnsi="Cascadia Mono" w:eastAsia="宋体"/>
+          <w:b/>
+          <w:bCs/>
+          <w:i/>
+          <w:color w:val="FF0000"/>
+          <w:sz w:val="19"/>
+          <w:szCs w:val="24"/>
+          <w:highlight w:val="white"/>
+          <w:lang w:val="en-US" w:eastAsia="zh-CN"/>
+        </w:rPr>
+      </w:pPr>
+      <w:r>
+        <w:rPr>
+          <w:rFonts w:hint="eastAsia" w:ascii="Cascadia Mono" w:hAnsi="Cascadia Mono" w:eastAsia="Cascadia Mono"/>
+          <w:b/>
+          <w:bCs/>
+          <w:i/>
+          <w:color w:val="FF0000"/>
+          <w:sz w:val="19"/>
+          <w:szCs w:val="24"/>
+          <w:highlight w:val="white"/>
+        </w:rPr>
+        <w:t>FActiveGameplayEffectHandle</w:t>
+      </w:r>
+      <w:r>
+        <w:rPr>
+          <w:rFonts w:hint="eastAsia" w:ascii="Cascadia Mono" w:hAnsi="Cascadia Mono" w:eastAsia="宋体"/>
+          <w:b/>
+          <w:bCs/>
+          <w:i/>
+          <w:color w:val="FF0000"/>
+          <w:sz w:val="19"/>
+          <w:szCs w:val="24"/>
+          <w:highlight w:val="white"/>
+          <w:lang w:val="en-US" w:eastAsia="zh-CN"/>
+        </w:rPr>
+        <w:t>的作用</w:t>
+      </w:r>
+    </w:p>
+    <w:p>
+      <w:pPr>
+        <w:keepNext w:val="0"/>
+        <w:keepLines w:val="0"/>
+        <w:widowControl/>
+        <w:suppressLineNumbers w:val="0"/>
+        <w:pBdr>
+          <w:top w:val="none" w:color="auto" w:sz="0" w:space="0"/>
+          <w:left w:val="none" w:color="auto" w:sz="0" w:space="0"/>
+          <w:bottom w:val="none" w:color="auto" w:sz="0" w:space="0"/>
+          <w:right w:val="none" w:color="auto" w:sz="0" w:space="0"/>
+        </w:pBdr>
+        <w:shd w:val="clear" w:fill="121212"/>
+        <w:spacing w:before="0" w:beforeAutospacing="0" w:after="240" w:afterAutospacing="0" w:line="390" w:lineRule="atLeast"/>
+        <w:ind w:left="0" w:right="0" w:firstLine="0"/>
+        <w:jc w:val="left"/>
+        <w:textAlignment w:val="baseline"/>
+        <w:rPr>
+          <w:rFonts w:ascii="Segoe UI" w:hAnsi="Segoe UI" w:eastAsia="Segoe UI" w:cs="Segoe UI"/>
+          <w:i w:val="0"/>
+          <w:iCs w:val="0"/>
+          <w:caps w:val="0"/>
+          <w:spacing w:val="0"/>
+          <w:sz w:val="24"/>
+          <w:szCs w:val="24"/>
+        </w:rPr>
+      </w:pPr>
+      <w:r>
+        <w:rPr>
+          <w:rFonts w:hint="default" w:ascii="Segoe UI" w:hAnsi="Segoe UI" w:eastAsia="Segoe UI" w:cs="Segoe UI"/>
+          <w:i w:val="0"/>
+          <w:iCs w:val="0"/>
+          <w:caps w:val="0"/>
+          <w:spacing w:val="0"/>
+          <w:kern w:val="0"/>
+          <w:sz w:val="24"/>
+          <w:szCs w:val="24"/>
+          <w:bdr w:val="none" w:color="auto" w:sz="0" w:space="0"/>
+          <w:shd w:val="clear" w:fill="121212"/>
+          <w:vertAlign w:val="baseline"/>
+          <w:lang w:val="en-US" w:eastAsia="zh-CN" w:bidi="ar"/>
+        </w:rPr>
+        <w:t>FActiveGameplayEffectHandle 是 GAS 里对“</w:t>
+      </w:r>
+      <w:r>
+        <w:rPr>
+          <w:rStyle w:val="5"/>
+          <w:rFonts w:hint="default" w:ascii="Segoe UI" w:hAnsi="Segoe UI" w:eastAsia="Segoe UI" w:cs="Segoe UI"/>
+          <w:b/>
+          <w:bCs/>
+          <w:i w:val="0"/>
+          <w:iCs w:val="0"/>
+          <w:caps w:val="0"/>
+          <w:spacing w:val="0"/>
+          <w:kern w:val="0"/>
+          <w:sz w:val="24"/>
+          <w:szCs w:val="24"/>
+          <w:bdr w:val="none" w:color="auto" w:sz="0" w:space="0"/>
+          <w:shd w:val="clear" w:fill="121212"/>
+          <w:vertAlign w:val="baseline"/>
+          <w:lang w:val="en-US" w:eastAsia="zh-CN" w:bidi="ar"/>
+        </w:rPr>
+        <w:t>已经生效、正在目标身上运行的 GameplayEffect 实例</w:t>
+      </w:r>
+      <w:r>
+        <w:rPr>
+          <w:rFonts w:hint="default" w:ascii="Segoe UI" w:hAnsi="Segoe UI" w:eastAsia="Segoe UI" w:cs="Segoe UI"/>
+          <w:i w:val="0"/>
+          <w:iCs w:val="0"/>
+          <w:caps w:val="0"/>
+          <w:spacing w:val="0"/>
+          <w:kern w:val="0"/>
+          <w:sz w:val="24"/>
+          <w:szCs w:val="24"/>
+          <w:bdr w:val="none" w:color="auto" w:sz="0" w:space="0"/>
+          <w:shd w:val="clear" w:fill="121212"/>
+          <w:vertAlign w:val="baseline"/>
+          <w:lang w:val="en-US" w:eastAsia="zh-CN" w:bidi="ar"/>
+        </w:rPr>
+        <w:t>”给出的</w:t>
+      </w:r>
+      <w:r>
+        <w:rPr>
+          <w:rStyle w:val="5"/>
+          <w:rFonts w:hint="default" w:ascii="Segoe UI" w:hAnsi="Segoe UI" w:eastAsia="Segoe UI" w:cs="Segoe UI"/>
+          <w:b/>
+          <w:bCs/>
+          <w:i w:val="0"/>
+          <w:iCs w:val="0"/>
+          <w:caps w:val="0"/>
+          <w:spacing w:val="0"/>
+          <w:kern w:val="0"/>
+          <w:sz w:val="24"/>
+          <w:szCs w:val="24"/>
+          <w:bdr w:val="none" w:color="auto" w:sz="0" w:space="0"/>
+          <w:shd w:val="clear" w:fill="121212"/>
+          <w:vertAlign w:val="baseline"/>
+          <w:lang w:val="en-US" w:eastAsia="zh-CN" w:bidi="ar"/>
+        </w:rPr>
+        <w:t>全局唯一身份证</w:t>
+      </w:r>
+      <w:r>
+        <w:rPr>
+          <w:rFonts w:hint="default" w:ascii="Segoe UI" w:hAnsi="Segoe UI" w:eastAsia="Segoe UI" w:cs="Segoe UI"/>
+          <w:i w:val="0"/>
+          <w:iCs w:val="0"/>
+          <w:caps w:val="0"/>
+          <w:spacing w:val="0"/>
+          <w:kern w:val="0"/>
+          <w:sz w:val="24"/>
+          <w:szCs w:val="24"/>
+          <w:bdr w:val="none" w:color="auto" w:sz="0" w:space="0"/>
+          <w:shd w:val="clear" w:fill="121212"/>
+          <w:vertAlign w:val="baseline"/>
+          <w:lang w:val="en-US" w:eastAsia="zh-CN" w:bidi="ar"/>
+        </w:rPr>
+        <w:t>。</w:t>
+      </w:r>
+      <w:r>
+        <w:rPr>
+          <w:rFonts w:hint="default" w:ascii="Segoe UI" w:hAnsi="Segoe UI" w:eastAsia="Segoe UI" w:cs="Segoe UI"/>
+          <w:i w:val="0"/>
+          <w:iCs w:val="0"/>
+          <w:caps w:val="0"/>
+          <w:spacing w:val="0"/>
+          <w:kern w:val="0"/>
+          <w:sz w:val="24"/>
+          <w:szCs w:val="24"/>
+          <w:bdr w:val="none" w:color="auto" w:sz="0" w:space="0"/>
+          <w:shd w:val="clear" w:fill="121212"/>
+          <w:vertAlign w:val="baseline"/>
+          <w:lang w:val="en-US" w:eastAsia="zh-CN" w:bidi="ar"/>
+        </w:rPr>
+        <w:br w:type="textWrapping"/>
+      </w:r>
+      <w:r>
+        <w:rPr>
+          <w:rFonts w:hint="default" w:ascii="Segoe UI" w:hAnsi="Segoe UI" w:eastAsia="Segoe UI" w:cs="Segoe UI"/>
+          <w:i w:val="0"/>
+          <w:iCs w:val="0"/>
+          <w:caps w:val="0"/>
+          <w:spacing w:val="0"/>
+          <w:kern w:val="0"/>
+          <w:sz w:val="24"/>
+          <w:szCs w:val="24"/>
+          <w:bdr w:val="none" w:color="auto" w:sz="0" w:space="0"/>
+          <w:shd w:val="clear" w:fill="121212"/>
+          <w:vertAlign w:val="baseline"/>
+          <w:lang w:val="en-US" w:eastAsia="zh-CN" w:bidi="ar"/>
+        </w:rPr>
+        <w:t>一句话：它用来</w:t>
+      </w:r>
+      <w:r>
+        <w:rPr>
+          <w:rStyle w:val="5"/>
+          <w:rFonts w:hint="default" w:ascii="Segoe UI" w:hAnsi="Segoe UI" w:eastAsia="Segoe UI" w:cs="Segoe UI"/>
+          <w:b/>
+          <w:bCs/>
+          <w:i w:val="0"/>
+          <w:iCs w:val="0"/>
+          <w:caps w:val="0"/>
+          <w:spacing w:val="0"/>
+          <w:kern w:val="0"/>
+          <w:sz w:val="24"/>
+          <w:szCs w:val="24"/>
+          <w:bdr w:val="none" w:color="auto" w:sz="0" w:space="0"/>
+          <w:shd w:val="clear" w:fill="121212"/>
+          <w:vertAlign w:val="baseline"/>
+          <w:lang w:val="en-US" w:eastAsia="zh-CN" w:bidi="ar"/>
+        </w:rPr>
+        <w:t>事后</w:t>
+      </w:r>
+      <w:r>
+        <w:rPr>
+          <w:rFonts w:hint="default" w:ascii="Segoe UI" w:hAnsi="Segoe UI" w:eastAsia="Segoe UI" w:cs="Segoe UI"/>
+          <w:i w:val="0"/>
+          <w:iCs w:val="0"/>
+          <w:caps w:val="0"/>
+          <w:spacing w:val="0"/>
+          <w:kern w:val="0"/>
+          <w:sz w:val="24"/>
+          <w:szCs w:val="24"/>
+          <w:bdr w:val="none" w:color="auto" w:sz="0" w:space="0"/>
+          <w:shd w:val="clear" w:fill="121212"/>
+          <w:vertAlign w:val="baseline"/>
+          <w:lang w:val="en-US" w:eastAsia="zh-CN" w:bidi="ar"/>
+        </w:rPr>
+        <w:t>找到、修改或移除那坨 Buff，而不再关心原来的 Spec。</w:t>
+      </w:r>
+    </w:p>
+    <w:p>
+      <w:pPr>
+        <w:keepNext w:val="0"/>
+        <w:keepLines w:val="0"/>
+        <w:widowControl/>
+        <w:suppressLineNumbers w:val="0"/>
+        <w:pBdr>
+          <w:top w:val="none" w:color="auto" w:sz="0" w:space="0"/>
+          <w:left w:val="none" w:color="auto" w:sz="0" w:space="0"/>
+          <w:bottom w:val="none" w:color="auto" w:sz="0" w:space="0"/>
+          <w:right w:val="none" w:color="auto" w:sz="0" w:space="0"/>
+        </w:pBdr>
+        <w:shd w:val="clear" w:fill="121212"/>
+        <w:spacing w:before="0" w:beforeAutospacing="0" w:after="240" w:afterAutospacing="0" w:line="390" w:lineRule="atLeast"/>
+        <w:ind w:left="0" w:right="0" w:firstLine="0"/>
+        <w:jc w:val="left"/>
+        <w:textAlignment w:val="baseline"/>
+      </w:pPr>
+      <w:r>
+        <w:rPr>
+          <w:rFonts w:hint="default" w:ascii="Segoe UI" w:hAnsi="Segoe UI" w:eastAsia="Segoe UI" w:cs="Segoe UI"/>
+          <w:i w:val="0"/>
+          <w:iCs w:val="0"/>
+          <w:caps w:val="0"/>
+          <w:spacing w:val="0"/>
+          <w:kern w:val="0"/>
+          <w:sz w:val="24"/>
+          <w:szCs w:val="24"/>
+          <w:bdr w:val="none" w:color="auto" w:sz="0" w:space="0"/>
+          <w:shd w:val="clear" w:fill="121212"/>
+          <w:vertAlign w:val="baseline"/>
+          <w:lang w:val="en-US" w:eastAsia="zh-CN" w:bidi="ar"/>
+        </w:rPr>
+        <w:t>核心作用拆开看：</w:t>
+      </w:r>
+    </w:p>
+    <w:p>
+      <w:pPr>
+        <w:keepNext w:val="0"/>
+        <w:keepLines w:val="0"/>
+        <w:widowControl/>
+        <w:suppressLineNumbers w:val="0"/>
+        <w:pBdr>
+          <w:top w:val="none" w:color="auto" w:sz="0" w:space="0"/>
+          <w:left w:val="none" w:color="auto" w:sz="0" w:space="0"/>
+          <w:bottom w:val="none" w:color="auto" w:sz="0" w:space="0"/>
+          <w:right w:val="none" w:color="auto" w:sz="0" w:space="0"/>
+        </w:pBdr>
+        <w:shd w:val="clear" w:fill="121212"/>
+        <w:spacing w:before="0" w:beforeAutospacing="0" w:after="0" w:afterAutospacing="0" w:line="390" w:lineRule="atLeast"/>
+        <w:ind w:left="0" w:right="0" w:firstLine="0"/>
+        <w:jc w:val="left"/>
+        <w:textAlignment w:val="baseline"/>
+      </w:pPr>
+      <w:r>
+        <w:rPr>
+          <w:rFonts w:hint="default" w:ascii="Segoe UI" w:hAnsi="Segoe UI" w:eastAsia="Segoe UI" w:cs="Segoe UI"/>
+          <w:i w:val="0"/>
+          <w:iCs w:val="0"/>
+          <w:caps w:val="0"/>
+          <w:spacing w:val="0"/>
+          <w:kern w:val="0"/>
+          <w:sz w:val="24"/>
+          <w:szCs w:val="24"/>
+          <w:bdr w:val="none" w:color="auto" w:sz="0" w:space="0"/>
+          <w:shd w:val="clear" w:fill="121212"/>
+          <w:vertAlign w:val="baseline"/>
+          <w:lang w:val="en-US" w:eastAsia="zh-CN" w:bidi="ar"/>
+        </w:rPr>
+        <w:t>唯一标识</w:t>
+      </w:r>
+      <w:r>
+        <w:rPr>
+          <w:rFonts w:hint="default" w:ascii="Segoe UI" w:hAnsi="Segoe UI" w:eastAsia="Segoe UI" w:cs="Segoe UI"/>
+          <w:i w:val="0"/>
+          <w:iCs w:val="0"/>
+          <w:caps w:val="0"/>
+          <w:spacing w:val="0"/>
+          <w:kern w:val="0"/>
+          <w:sz w:val="24"/>
+          <w:szCs w:val="24"/>
+          <w:bdr w:val="none" w:color="auto" w:sz="0" w:space="0"/>
+          <w:shd w:val="clear" w:fill="121212"/>
+          <w:vertAlign w:val="baseline"/>
+          <w:lang w:val="en-US" w:eastAsia="zh-CN" w:bidi="ar"/>
+        </w:rPr>
+        <w:br w:type="textWrapping"/>
+      </w:r>
+      <w:r>
+        <w:rPr>
+          <w:rFonts w:hint="default" w:ascii="Segoe UI" w:hAnsi="Segoe UI" w:eastAsia="Segoe UI" w:cs="Segoe UI"/>
+          <w:i w:val="0"/>
+          <w:iCs w:val="0"/>
+          <w:caps w:val="0"/>
+          <w:spacing w:val="0"/>
+          <w:kern w:val="0"/>
+          <w:sz w:val="24"/>
+          <w:szCs w:val="24"/>
+          <w:bdr w:val="none" w:color="auto" w:sz="0" w:space="0"/>
+          <w:shd w:val="clear" w:fill="121212"/>
+          <w:vertAlign w:val="baseline"/>
+          <w:lang w:val="en-US" w:eastAsia="zh-CN" w:bidi="ar"/>
+        </w:rPr>
+        <w:t xml:space="preserve">每次 </w:t>
+      </w:r>
+      <w:r>
+        <w:rPr>
+          <w:rStyle w:val="6"/>
+          <w:rFonts w:hint="default" w:ascii="Segoe UI" w:hAnsi="Segoe UI" w:eastAsia="Segoe UI" w:cs="Segoe UI"/>
+          <w:i w:val="0"/>
+          <w:iCs w:val="0"/>
+          <w:caps w:val="0"/>
+          <w:spacing w:val="0"/>
+          <w:kern w:val="0"/>
+          <w:sz w:val="24"/>
+          <w:szCs w:val="24"/>
+          <w:bdr w:val="none" w:color="auto" w:sz="0" w:space="0"/>
+          <w:shd w:val="clear" w:fill="121212"/>
+          <w:vertAlign w:val="baseline"/>
+          <w:lang w:val="en-US" w:eastAsia="zh-CN" w:bidi="ar"/>
+        </w:rPr>
+        <w:t>ApplyGameplayEffectSpecToSelf/ToTarget</w:t>
+      </w:r>
+      <w:r>
+        <w:rPr>
+          <w:rFonts w:hint="default" w:ascii="Segoe UI" w:hAnsi="Segoe UI" w:eastAsia="Segoe UI" w:cs="Segoe UI"/>
+          <w:i w:val="0"/>
+          <w:iCs w:val="0"/>
+          <w:caps w:val="0"/>
+          <w:spacing w:val="0"/>
+          <w:kern w:val="0"/>
+          <w:sz w:val="24"/>
+          <w:szCs w:val="24"/>
+          <w:bdr w:val="none" w:color="auto" w:sz="0" w:space="0"/>
+          <w:shd w:val="clear" w:fill="121212"/>
+          <w:vertAlign w:val="baseline"/>
+          <w:lang w:val="en-US" w:eastAsia="zh-CN" w:bidi="ar"/>
+        </w:rPr>
+        <w:t xml:space="preserve"> 成功时，ASC 会生成一个 </w:t>
+      </w:r>
+      <w:r>
+        <w:rPr>
+          <w:rStyle w:val="6"/>
+          <w:rFonts w:hint="default" w:ascii="Segoe UI" w:hAnsi="Segoe UI" w:eastAsia="Segoe UI" w:cs="Segoe UI"/>
+          <w:i w:val="0"/>
+          <w:iCs w:val="0"/>
+          <w:caps w:val="0"/>
+          <w:spacing w:val="0"/>
+          <w:kern w:val="0"/>
+          <w:sz w:val="24"/>
+          <w:szCs w:val="24"/>
+          <w:bdr w:val="none" w:color="auto" w:sz="0" w:space="0"/>
+          <w:shd w:val="clear" w:fill="121212"/>
+          <w:vertAlign w:val="baseline"/>
+          <w:lang w:val="en-US" w:eastAsia="zh-CN" w:bidi="ar"/>
+        </w:rPr>
+        <w:t>FActiveGameplayEffect</w:t>
+      </w:r>
+      <w:r>
+        <w:rPr>
+          <w:rFonts w:hint="default" w:ascii="Segoe UI" w:hAnsi="Segoe UI" w:eastAsia="Segoe UI" w:cs="Segoe UI"/>
+          <w:i w:val="0"/>
+          <w:iCs w:val="0"/>
+          <w:caps w:val="0"/>
+          <w:spacing w:val="0"/>
+          <w:kern w:val="0"/>
+          <w:sz w:val="24"/>
+          <w:szCs w:val="24"/>
+          <w:bdr w:val="none" w:color="auto" w:sz="0" w:space="0"/>
+          <w:shd w:val="clear" w:fill="121212"/>
+          <w:vertAlign w:val="baseline"/>
+          <w:lang w:val="en-US" w:eastAsia="zh-CN" w:bidi="ar"/>
+        </w:rPr>
+        <w:t xml:space="preserve"> 对象并存入容器，同时返回一个 </w:t>
+      </w:r>
+      <w:r>
+        <w:rPr>
+          <w:rStyle w:val="6"/>
+          <w:rFonts w:hint="default" w:ascii="Segoe UI" w:hAnsi="Segoe UI" w:eastAsia="Segoe UI" w:cs="Segoe UI"/>
+          <w:i w:val="0"/>
+          <w:iCs w:val="0"/>
+          <w:caps w:val="0"/>
+          <w:spacing w:val="0"/>
+          <w:kern w:val="0"/>
+          <w:sz w:val="24"/>
+          <w:szCs w:val="24"/>
+          <w:bdr w:val="none" w:color="auto" w:sz="0" w:space="0"/>
+          <w:shd w:val="clear" w:fill="121212"/>
+          <w:vertAlign w:val="baseline"/>
+          <w:lang w:val="en-US" w:eastAsia="zh-CN" w:bidi="ar"/>
+        </w:rPr>
+        <w:t>FActiveGameplayEffectHandle</w:t>
+      </w:r>
+      <w:r>
+        <w:rPr>
+          <w:rFonts w:hint="default" w:ascii="Segoe UI" w:hAnsi="Segoe UI" w:eastAsia="Segoe UI" w:cs="Segoe UI"/>
+          <w:i w:val="0"/>
+          <w:iCs w:val="0"/>
+          <w:caps w:val="0"/>
+          <w:spacing w:val="0"/>
+          <w:kern w:val="0"/>
+          <w:sz w:val="24"/>
+          <w:szCs w:val="24"/>
+          <w:bdr w:val="none" w:color="auto" w:sz="0" w:space="0"/>
+          <w:shd w:val="clear" w:fill="121212"/>
+          <w:vertAlign w:val="baseline"/>
+          <w:lang w:val="en-US" w:eastAsia="zh-CN" w:bidi="ar"/>
+        </w:rPr>
+        <w:t xml:space="preserve"> 给调用者。</w:t>
+      </w:r>
+      <w:r>
+        <w:rPr>
+          <w:rFonts w:hint="default" w:ascii="Segoe UI" w:hAnsi="Segoe UI" w:eastAsia="Segoe UI" w:cs="Segoe UI"/>
+          <w:i w:val="0"/>
+          <w:iCs w:val="0"/>
+          <w:caps w:val="0"/>
+          <w:spacing w:val="0"/>
+          <w:kern w:val="0"/>
+          <w:sz w:val="24"/>
+          <w:szCs w:val="24"/>
+          <w:bdr w:val="none" w:color="auto" w:sz="0" w:space="0"/>
+          <w:shd w:val="clear" w:fill="121212"/>
+          <w:vertAlign w:val="baseline"/>
+          <w:lang w:val="en-US" w:eastAsia="zh-CN" w:bidi="ar"/>
+        </w:rPr>
+        <w:br w:type="textWrapping"/>
+      </w:r>
+      <w:r>
+        <w:rPr>
+          <w:rFonts w:hint="default" w:ascii="Segoe UI" w:hAnsi="Segoe UI" w:eastAsia="Segoe UI" w:cs="Segoe UI"/>
+          <w:i w:val="0"/>
+          <w:iCs w:val="0"/>
+          <w:caps w:val="0"/>
+          <w:spacing w:val="0"/>
+          <w:kern w:val="0"/>
+          <w:sz w:val="24"/>
+          <w:szCs w:val="24"/>
+          <w:bdr w:val="none" w:color="auto" w:sz="0" w:space="0"/>
+          <w:shd w:val="clear" w:fill="121212"/>
+          <w:vertAlign w:val="baseline"/>
+          <w:lang w:val="en-US" w:eastAsia="zh-CN" w:bidi="ar"/>
+        </w:rPr>
+        <w:t>此 Handle 内部仅是一个 32 位整数，但保证</w:t>
+      </w:r>
+      <w:r>
+        <w:rPr>
+          <w:rStyle w:val="5"/>
+          <w:rFonts w:hint="default" w:ascii="Segoe UI" w:hAnsi="Segoe UI" w:eastAsia="Segoe UI" w:cs="Segoe UI"/>
+          <w:b/>
+          <w:bCs/>
+          <w:i w:val="0"/>
+          <w:iCs w:val="0"/>
+          <w:caps w:val="0"/>
+          <w:spacing w:val="0"/>
+          <w:kern w:val="0"/>
+          <w:sz w:val="24"/>
+          <w:szCs w:val="24"/>
+          <w:bdr w:val="none" w:color="auto" w:sz="0" w:space="0"/>
+          <w:shd w:val="clear" w:fill="121212"/>
+          <w:vertAlign w:val="baseline"/>
+          <w:lang w:val="en-US" w:eastAsia="zh-CN" w:bidi="ar"/>
+        </w:rPr>
+        <w:t>全局唯一</w:t>
+      </w:r>
+      <w:r>
+        <w:rPr>
+          <w:rFonts w:hint="default" w:ascii="Segoe UI" w:hAnsi="Segoe UI" w:eastAsia="Segoe UI" w:cs="Segoe UI"/>
+          <w:i w:val="0"/>
+          <w:iCs w:val="0"/>
+          <w:caps w:val="0"/>
+          <w:spacing w:val="0"/>
+          <w:kern w:val="0"/>
+          <w:sz w:val="24"/>
+          <w:szCs w:val="24"/>
+          <w:bdr w:val="none" w:color="auto" w:sz="0" w:space="0"/>
+          <w:shd w:val="clear" w:fill="121212"/>
+          <w:vertAlign w:val="baseline"/>
+          <w:lang w:val="en-US" w:eastAsia="zh-CN" w:bidi="ar"/>
+        </w:rPr>
+        <w:t>，可在网络两端安全传递 。</w:t>
+      </w:r>
+    </w:p>
+    <w:p>
+      <w:pPr>
+        <w:keepNext w:val="0"/>
+        <w:keepLines w:val="0"/>
+        <w:widowControl/>
+        <w:suppressLineNumbers w:val="0"/>
+        <w:pBdr>
+          <w:top w:val="none" w:color="auto" w:sz="0" w:space="0"/>
+          <w:left w:val="none" w:color="auto" w:sz="0" w:space="0"/>
+          <w:bottom w:val="none" w:color="auto" w:sz="0" w:space="0"/>
+          <w:right w:val="none" w:color="auto" w:sz="0" w:space="0"/>
+        </w:pBdr>
+        <w:shd w:val="clear" w:fill="121212"/>
+        <w:spacing w:before="0" w:beforeAutospacing="0" w:after="180" w:afterAutospacing="0" w:line="390" w:lineRule="atLeast"/>
+        <w:ind w:left="0" w:right="0" w:firstLine="0"/>
+        <w:jc w:val="left"/>
+        <w:textAlignment w:val="baseline"/>
+      </w:pPr>
+      <w:r>
+        <w:rPr>
+          <w:rFonts w:hint="default" w:ascii="Segoe UI" w:hAnsi="Segoe UI" w:eastAsia="Segoe UI" w:cs="Segoe UI"/>
+          <w:i w:val="0"/>
+          <w:iCs w:val="0"/>
+          <w:caps w:val="0"/>
+          <w:spacing w:val="0"/>
+          <w:kern w:val="0"/>
+          <w:sz w:val="24"/>
+          <w:szCs w:val="24"/>
+          <w:bdr w:val="none" w:color="auto" w:sz="0" w:space="0"/>
+          <w:shd w:val="clear" w:fill="121212"/>
+          <w:vertAlign w:val="baseline"/>
+          <w:lang w:val="en-US" w:eastAsia="zh-CN" w:bidi="ar"/>
+        </w:rPr>
+        <w:t>运行时管理</w:t>
+      </w:r>
+      <w:r>
+        <w:rPr>
+          <w:rFonts w:hint="default" w:ascii="Segoe UI" w:hAnsi="Segoe UI" w:eastAsia="Segoe UI" w:cs="Segoe UI"/>
+          <w:i w:val="0"/>
+          <w:iCs w:val="0"/>
+          <w:caps w:val="0"/>
+          <w:spacing w:val="0"/>
+          <w:kern w:val="0"/>
+          <w:sz w:val="24"/>
+          <w:szCs w:val="24"/>
+          <w:bdr w:val="none" w:color="auto" w:sz="0" w:space="0"/>
+          <w:shd w:val="clear" w:fill="121212"/>
+          <w:vertAlign w:val="baseline"/>
+          <w:lang w:val="en-US" w:eastAsia="zh-CN" w:bidi="ar"/>
+        </w:rPr>
+        <w:br w:type="textWrapping"/>
+      </w:r>
+      <w:r>
+        <w:rPr>
+          <w:rFonts w:hint="default" w:ascii="Segoe UI" w:hAnsi="Segoe UI" w:eastAsia="Segoe UI" w:cs="Segoe UI"/>
+          <w:i w:val="0"/>
+          <w:iCs w:val="0"/>
+          <w:caps w:val="0"/>
+          <w:spacing w:val="0"/>
+          <w:kern w:val="0"/>
+          <w:sz w:val="24"/>
+          <w:szCs w:val="24"/>
+          <w:bdr w:val="none" w:color="auto" w:sz="0" w:space="0"/>
+          <w:shd w:val="clear" w:fill="121212"/>
+          <w:vertAlign w:val="baseline"/>
+          <w:lang w:val="en-US" w:eastAsia="zh-CN" w:bidi="ar"/>
+        </w:rPr>
+        <w:t>拿到 Handle 后你可以：</w:t>
+      </w:r>
+    </w:p>
+    <w:p>
+      <w:pPr>
+        <w:keepNext w:val="0"/>
+        <w:keepLines w:val="0"/>
+        <w:widowControl/>
+        <w:suppressLineNumbers w:val="0"/>
+        <w:pBdr>
+          <w:top w:val="none" w:color="auto" w:sz="0" w:space="0"/>
+          <w:left w:val="none" w:color="auto" w:sz="0" w:space="0"/>
+          <w:bottom w:val="none" w:color="auto" w:sz="0" w:space="0"/>
+          <w:right w:val="none" w:color="auto" w:sz="0" w:space="0"/>
+        </w:pBdr>
+        <w:shd w:val="clear" w:fill="121212"/>
+        <w:spacing w:before="0" w:beforeAutospacing="0" w:after="0" w:afterAutospacing="0" w:line="390" w:lineRule="atLeast"/>
+        <w:ind w:left="0" w:right="0" w:firstLine="0"/>
+        <w:jc w:val="left"/>
+        <w:textAlignment w:val="baseline"/>
+      </w:pPr>
+      <w:r>
+        <w:rPr>
+          <w:rStyle w:val="6"/>
+          <w:rFonts w:hint="default" w:ascii="Segoe UI" w:hAnsi="Segoe UI" w:eastAsia="Segoe UI" w:cs="Segoe UI"/>
+          <w:i w:val="0"/>
+          <w:iCs w:val="0"/>
+          <w:caps w:val="0"/>
+          <w:spacing w:val="0"/>
+          <w:kern w:val="0"/>
+          <w:sz w:val="24"/>
+          <w:szCs w:val="24"/>
+          <w:bdr w:val="none" w:color="auto" w:sz="0" w:space="0"/>
+          <w:shd w:val="clear" w:fill="121212"/>
+          <w:vertAlign w:val="baseline"/>
+          <w:lang w:val="en-US" w:eastAsia="zh-CN" w:bidi="ar"/>
+        </w:rPr>
+        <w:t>RemoveActiveGameplayEffect(Handle)</w:t>
+      </w:r>
+      <w:r>
+        <w:rPr>
+          <w:rFonts w:hint="default" w:ascii="Segoe UI" w:hAnsi="Segoe UI" w:eastAsia="Segoe UI" w:cs="Segoe UI"/>
+          <w:i w:val="0"/>
+          <w:iCs w:val="0"/>
+          <w:caps w:val="0"/>
+          <w:spacing w:val="0"/>
+          <w:kern w:val="0"/>
+          <w:sz w:val="24"/>
+          <w:szCs w:val="24"/>
+          <w:bdr w:val="none" w:color="auto" w:sz="0" w:space="0"/>
+          <w:shd w:val="clear" w:fill="121212"/>
+          <w:vertAlign w:val="baseline"/>
+          <w:lang w:val="en-US" w:eastAsia="zh-CN" w:bidi="ar"/>
+        </w:rPr>
+        <w:t xml:space="preserve"> —— 立即卸掉这层 Buff ；</w:t>
+      </w:r>
+    </w:p>
+    <w:p>
+      <w:pPr>
+        <w:keepNext w:val="0"/>
+        <w:keepLines w:val="0"/>
+        <w:widowControl/>
+        <w:suppressLineNumbers w:val="0"/>
+        <w:pBdr>
+          <w:top w:val="none" w:color="auto" w:sz="0" w:space="0"/>
+          <w:left w:val="none" w:color="auto" w:sz="0" w:space="0"/>
+          <w:bottom w:val="none" w:color="auto" w:sz="0" w:space="0"/>
+          <w:right w:val="none" w:color="auto" w:sz="0" w:space="0"/>
+        </w:pBdr>
+        <w:shd w:val="clear" w:fill="121212"/>
+        <w:spacing w:before="0" w:beforeAutospacing="0" w:after="0" w:afterAutospacing="0" w:line="390" w:lineRule="atLeast"/>
+        <w:ind w:left="0" w:right="0" w:firstLine="0"/>
+        <w:jc w:val="left"/>
+        <w:textAlignment w:val="baseline"/>
+      </w:pPr>
+      <w:r>
+        <w:rPr>
+          <w:rStyle w:val="6"/>
+          <w:rFonts w:hint="default" w:ascii="Segoe UI" w:hAnsi="Segoe UI" w:eastAsia="Segoe UI" w:cs="Segoe UI"/>
+          <w:i w:val="0"/>
+          <w:iCs w:val="0"/>
+          <w:caps w:val="0"/>
+          <w:spacing w:val="0"/>
+          <w:kern w:val="0"/>
+          <w:sz w:val="24"/>
+          <w:szCs w:val="24"/>
+          <w:bdr w:val="none" w:color="auto" w:sz="0" w:space="0"/>
+          <w:shd w:val="clear" w:fill="121212"/>
+          <w:vertAlign w:val="baseline"/>
+          <w:lang w:val="en-US" w:eastAsia="zh-CN" w:bidi="ar"/>
+        </w:rPr>
+        <w:t>SetActiveGameplayEffectLevel(Handle, NewLevel)</w:t>
+      </w:r>
+      <w:r>
+        <w:rPr>
+          <w:rFonts w:hint="default" w:ascii="Segoe UI" w:hAnsi="Segoe UI" w:eastAsia="Segoe UI" w:cs="Segoe UI"/>
+          <w:i w:val="0"/>
+          <w:iCs w:val="0"/>
+          <w:caps w:val="0"/>
+          <w:spacing w:val="0"/>
+          <w:kern w:val="0"/>
+          <w:sz w:val="24"/>
+          <w:szCs w:val="24"/>
+          <w:bdr w:val="none" w:color="auto" w:sz="0" w:space="0"/>
+          <w:shd w:val="clear" w:fill="121212"/>
+          <w:vertAlign w:val="baseline"/>
+          <w:lang w:val="en-US" w:eastAsia="zh-CN" w:bidi="ar"/>
+        </w:rPr>
+        <w:t xml:space="preserve"> —— 动态改等级；</w:t>
+      </w:r>
+    </w:p>
+    <w:p>
+      <w:pPr>
+        <w:keepNext w:val="0"/>
+        <w:keepLines w:val="0"/>
+        <w:widowControl/>
+        <w:suppressLineNumbers w:val="0"/>
+        <w:pBdr>
+          <w:top w:val="none" w:color="auto" w:sz="0" w:space="0"/>
+          <w:left w:val="none" w:color="auto" w:sz="0" w:space="0"/>
+          <w:bottom w:val="none" w:color="auto" w:sz="0" w:space="0"/>
+          <w:right w:val="none" w:color="auto" w:sz="0" w:space="0"/>
+        </w:pBdr>
+        <w:shd w:val="clear" w:fill="121212"/>
+        <w:spacing w:before="0" w:beforeAutospacing="0" w:after="0" w:afterAutospacing="0" w:line="390" w:lineRule="atLeast"/>
+        <w:ind w:left="0" w:right="0" w:firstLine="0"/>
+        <w:jc w:val="left"/>
+        <w:textAlignment w:val="baseline"/>
+      </w:pPr>
+      <w:r>
+        <w:rPr>
+          <w:rStyle w:val="6"/>
+          <w:rFonts w:hint="default" w:ascii="Segoe UI" w:hAnsi="Segoe UI" w:eastAsia="Segoe UI" w:cs="Segoe UI"/>
+          <w:i w:val="0"/>
+          <w:iCs w:val="0"/>
+          <w:caps w:val="0"/>
+          <w:spacing w:val="0"/>
+          <w:kern w:val="0"/>
+          <w:sz w:val="24"/>
+          <w:szCs w:val="24"/>
+          <w:bdr w:val="none" w:color="auto" w:sz="0" w:space="0"/>
+          <w:shd w:val="clear" w:fill="121212"/>
+          <w:vertAlign w:val="baseline"/>
+          <w:lang w:val="en-US" w:eastAsia="zh-CN" w:bidi="ar"/>
+        </w:rPr>
+        <w:t>GetActiveGameplayEffect(Handle)</w:t>
+      </w:r>
+      <w:r>
+        <w:rPr>
+          <w:rFonts w:hint="default" w:ascii="Segoe UI" w:hAnsi="Segoe UI" w:eastAsia="Segoe UI" w:cs="Segoe UI"/>
+          <w:i w:val="0"/>
+          <w:iCs w:val="0"/>
+          <w:caps w:val="0"/>
+          <w:spacing w:val="0"/>
+          <w:kern w:val="0"/>
+          <w:sz w:val="24"/>
+          <w:szCs w:val="24"/>
+          <w:bdr w:val="none" w:color="auto" w:sz="0" w:space="0"/>
+          <w:shd w:val="clear" w:fill="121212"/>
+          <w:vertAlign w:val="baseline"/>
+          <w:lang w:val="en-US" w:eastAsia="zh-CN" w:bidi="ar"/>
+        </w:rPr>
+        <w:t xml:space="preserve"> —— 查询剩余时间、堆叠数等；</w:t>
+      </w:r>
+    </w:p>
+    <w:p>
+      <w:pPr>
+        <w:keepNext w:val="0"/>
+        <w:keepLines w:val="0"/>
+        <w:widowControl/>
+        <w:suppressLineNumbers w:val="0"/>
+        <w:pBdr>
+          <w:top w:val="none" w:color="auto" w:sz="0" w:space="0"/>
+          <w:left w:val="none" w:color="auto" w:sz="0" w:space="0"/>
+          <w:bottom w:val="none" w:color="auto" w:sz="0" w:space="0"/>
+          <w:right w:val="none" w:color="auto" w:sz="0" w:space="0"/>
+        </w:pBdr>
+        <w:shd w:val="clear" w:fill="121212"/>
+        <w:spacing w:before="0" w:beforeAutospacing="0" w:after="0" w:afterAutospacing="0" w:line="390" w:lineRule="atLeast"/>
+        <w:ind w:left="0" w:right="0" w:firstLine="0"/>
+        <w:jc w:val="left"/>
+        <w:textAlignment w:val="baseline"/>
+      </w:pPr>
+      <w:r>
+        <w:rPr>
+          <w:rFonts w:hint="default" w:ascii="Segoe UI" w:hAnsi="Segoe UI" w:eastAsia="Segoe UI" w:cs="Segoe UI"/>
+          <w:i w:val="0"/>
+          <w:iCs w:val="0"/>
+          <w:caps w:val="0"/>
+          <w:spacing w:val="0"/>
+          <w:kern w:val="0"/>
+          <w:sz w:val="24"/>
+          <w:szCs w:val="24"/>
+          <w:bdr w:val="none" w:color="auto" w:sz="0" w:space="0"/>
+          <w:shd w:val="clear" w:fill="121212"/>
+          <w:vertAlign w:val="baseline"/>
+          <w:lang w:val="en-US" w:eastAsia="zh-CN" w:bidi="ar"/>
+        </w:rPr>
+        <w:t>用 Handle 做委托参数，监听“某 Buff 被添加/移除”事件 。</w:t>
+      </w:r>
+    </w:p>
+    <w:p>
+      <w:pPr>
+        <w:keepNext w:val="0"/>
+        <w:keepLines w:val="0"/>
+        <w:widowControl/>
+        <w:suppressLineNumbers w:val="0"/>
+        <w:pBdr>
+          <w:top w:val="none" w:color="auto" w:sz="0" w:space="0"/>
+          <w:left w:val="none" w:color="auto" w:sz="0" w:space="0"/>
+          <w:bottom w:val="none" w:color="auto" w:sz="0" w:space="0"/>
+          <w:right w:val="none" w:color="auto" w:sz="0" w:space="0"/>
+        </w:pBdr>
+        <w:shd w:val="clear" w:fill="121212"/>
+        <w:spacing w:before="0" w:beforeAutospacing="0" w:after="180" w:afterAutospacing="0" w:line="390" w:lineRule="atLeast"/>
+        <w:ind w:left="0" w:right="0" w:firstLine="0"/>
+        <w:jc w:val="left"/>
+        <w:textAlignment w:val="baseline"/>
+      </w:pPr>
+      <w:r>
+        <w:rPr>
+          <w:rFonts w:hint="default" w:ascii="Segoe UI" w:hAnsi="Segoe UI" w:eastAsia="Segoe UI" w:cs="Segoe UI"/>
+          <w:i w:val="0"/>
+          <w:iCs w:val="0"/>
+          <w:caps w:val="0"/>
+          <w:spacing w:val="0"/>
+          <w:kern w:val="0"/>
+          <w:sz w:val="24"/>
+          <w:szCs w:val="24"/>
+          <w:bdr w:val="none" w:color="auto" w:sz="0" w:space="0"/>
+          <w:shd w:val="clear" w:fill="121212"/>
+          <w:vertAlign w:val="baseline"/>
+          <w:lang w:val="en-US" w:eastAsia="zh-CN" w:bidi="ar"/>
+        </w:rPr>
+        <w:t xml:space="preserve">与 </w:t>
+      </w:r>
+      <w:r>
+        <w:rPr>
+          <w:rStyle w:val="6"/>
+          <w:rFonts w:hint="default" w:ascii="Segoe UI" w:hAnsi="Segoe UI" w:eastAsia="Segoe UI" w:cs="Segoe UI"/>
+          <w:i w:val="0"/>
+          <w:iCs w:val="0"/>
+          <w:caps w:val="0"/>
+          <w:spacing w:val="0"/>
+          <w:kern w:val="0"/>
+          <w:sz w:val="24"/>
+          <w:szCs w:val="24"/>
+          <w:bdr w:val="none" w:color="auto" w:sz="0" w:space="0"/>
+          <w:shd w:val="clear" w:fill="121212"/>
+          <w:vertAlign w:val="baseline"/>
+          <w:lang w:val="en-US" w:eastAsia="zh-CN" w:bidi="ar"/>
+        </w:rPr>
+        <w:t>FGameplayEffectSpecHandle</w:t>
+      </w:r>
+      <w:r>
+        <w:rPr>
+          <w:rFonts w:hint="default" w:ascii="Segoe UI" w:hAnsi="Segoe UI" w:eastAsia="Segoe UI" w:cs="Segoe UI"/>
+          <w:i w:val="0"/>
+          <w:iCs w:val="0"/>
+          <w:caps w:val="0"/>
+          <w:spacing w:val="0"/>
+          <w:kern w:val="0"/>
+          <w:sz w:val="24"/>
+          <w:szCs w:val="24"/>
+          <w:bdr w:val="none" w:color="auto" w:sz="0" w:space="0"/>
+          <w:shd w:val="clear" w:fill="121212"/>
+          <w:vertAlign w:val="baseline"/>
+          <w:lang w:val="en-US" w:eastAsia="zh-CN" w:bidi="ar"/>
+        </w:rPr>
+        <w:t xml:space="preserve"> 的区别</w:t>
+      </w:r>
+    </w:p>
+    <w:p>
+      <w:pPr>
+        <w:keepNext w:val="0"/>
+        <w:keepLines w:val="0"/>
+        <w:widowControl/>
+        <w:suppressLineNumbers w:val="0"/>
+        <w:pBdr>
+          <w:top w:val="none" w:color="auto" w:sz="0" w:space="0"/>
+          <w:left w:val="none" w:color="auto" w:sz="0" w:space="0"/>
+          <w:bottom w:val="none" w:color="auto" w:sz="0" w:space="0"/>
+          <w:right w:val="none" w:color="auto" w:sz="0" w:space="0"/>
+        </w:pBdr>
+        <w:shd w:val="clear" w:fill="121212"/>
+        <w:spacing w:before="0" w:beforeAutospacing="0" w:after="0" w:afterAutospacing="0" w:line="390" w:lineRule="atLeast"/>
+        <w:ind w:left="0" w:right="0" w:firstLine="0"/>
+        <w:jc w:val="left"/>
+        <w:textAlignment w:val="baseline"/>
+      </w:pPr>
+      <w:r>
+        <w:rPr>
+          <w:rFonts w:hint="default" w:ascii="Segoe UI" w:hAnsi="Segoe UI" w:eastAsia="Segoe UI" w:cs="Segoe UI"/>
+          <w:i w:val="0"/>
+          <w:iCs w:val="0"/>
+          <w:caps w:val="0"/>
+          <w:spacing w:val="0"/>
+          <w:kern w:val="0"/>
+          <w:sz w:val="24"/>
+          <w:szCs w:val="24"/>
+          <w:bdr w:val="none" w:color="auto" w:sz="0" w:space="0"/>
+          <w:shd w:val="clear" w:fill="121212"/>
+          <w:vertAlign w:val="baseline"/>
+          <w:lang w:val="en-US" w:eastAsia="zh-CN" w:bidi="ar"/>
+        </w:rPr>
+        <w:t>SpecHandle 是“子弹”，只表示</w:t>
+      </w:r>
+      <w:r>
+        <w:rPr>
+          <w:rStyle w:val="5"/>
+          <w:rFonts w:hint="default" w:ascii="Segoe UI" w:hAnsi="Segoe UI" w:eastAsia="Segoe UI" w:cs="Segoe UI"/>
+          <w:b/>
+          <w:bCs/>
+          <w:i w:val="0"/>
+          <w:iCs w:val="0"/>
+          <w:caps w:val="0"/>
+          <w:spacing w:val="0"/>
+          <w:kern w:val="0"/>
+          <w:sz w:val="24"/>
+          <w:szCs w:val="24"/>
+          <w:bdr w:val="none" w:color="auto" w:sz="0" w:space="0"/>
+          <w:shd w:val="clear" w:fill="121212"/>
+          <w:vertAlign w:val="baseline"/>
+          <w:lang w:val="en-US" w:eastAsia="zh-CN" w:bidi="ar"/>
+        </w:rPr>
+        <w:t>待发</w:t>
+      </w:r>
+      <w:r>
+        <w:rPr>
+          <w:rFonts w:hint="default" w:ascii="Segoe UI" w:hAnsi="Segoe UI" w:eastAsia="Segoe UI" w:cs="Segoe UI"/>
+          <w:i w:val="0"/>
+          <w:iCs w:val="0"/>
+          <w:caps w:val="0"/>
+          <w:spacing w:val="0"/>
+          <w:kern w:val="0"/>
+          <w:sz w:val="24"/>
+          <w:szCs w:val="24"/>
+          <w:bdr w:val="none" w:color="auto" w:sz="0" w:space="0"/>
+          <w:shd w:val="clear" w:fill="121212"/>
+          <w:vertAlign w:val="baseline"/>
+          <w:lang w:val="en-US" w:eastAsia="zh-CN" w:bidi="ar"/>
+        </w:rPr>
+        <w:t>的 GE；</w:t>
+      </w:r>
+    </w:p>
+    <w:p>
+      <w:pPr>
+        <w:keepNext w:val="0"/>
+        <w:keepLines w:val="0"/>
+        <w:widowControl/>
+        <w:suppressLineNumbers w:val="0"/>
+        <w:pBdr>
+          <w:top w:val="none" w:color="auto" w:sz="0" w:space="0"/>
+          <w:left w:val="none" w:color="auto" w:sz="0" w:space="0"/>
+          <w:bottom w:val="none" w:color="auto" w:sz="0" w:space="0"/>
+          <w:right w:val="none" w:color="auto" w:sz="0" w:space="0"/>
+        </w:pBdr>
+        <w:shd w:val="clear" w:fill="121212"/>
+        <w:spacing w:before="0" w:beforeAutospacing="0" w:after="0" w:afterAutospacing="0" w:line="390" w:lineRule="atLeast"/>
+        <w:ind w:left="0" w:right="0" w:firstLine="0"/>
+        <w:jc w:val="left"/>
+        <w:textAlignment w:val="baseline"/>
+      </w:pPr>
+      <w:r>
+        <w:rPr>
+          <w:rFonts w:hint="default" w:ascii="Segoe UI" w:hAnsi="Segoe UI" w:eastAsia="Segoe UI" w:cs="Segoe UI"/>
+          <w:i w:val="0"/>
+          <w:iCs w:val="0"/>
+          <w:caps w:val="0"/>
+          <w:spacing w:val="0"/>
+          <w:kern w:val="0"/>
+          <w:sz w:val="24"/>
+          <w:szCs w:val="24"/>
+          <w:bdr w:val="none" w:color="auto" w:sz="0" w:space="0"/>
+          <w:shd w:val="clear" w:fill="121212"/>
+          <w:vertAlign w:val="baseline"/>
+          <w:lang w:val="en-US" w:eastAsia="zh-CN" w:bidi="ar"/>
+        </w:rPr>
+        <w:t>ActiveHandle 是“已命中”的 GE，代表</w:t>
+      </w:r>
+      <w:r>
+        <w:rPr>
+          <w:rStyle w:val="5"/>
+          <w:rFonts w:hint="default" w:ascii="Segoe UI" w:hAnsi="Segoe UI" w:eastAsia="Segoe UI" w:cs="Segoe UI"/>
+          <w:b/>
+          <w:bCs/>
+          <w:i w:val="0"/>
+          <w:iCs w:val="0"/>
+          <w:caps w:val="0"/>
+          <w:spacing w:val="0"/>
+          <w:kern w:val="0"/>
+          <w:sz w:val="24"/>
+          <w:szCs w:val="24"/>
+          <w:bdr w:val="none" w:color="auto" w:sz="0" w:space="0"/>
+          <w:shd w:val="clear" w:fill="121212"/>
+          <w:vertAlign w:val="baseline"/>
+          <w:lang w:val="en-US" w:eastAsia="zh-CN" w:bidi="ar"/>
+        </w:rPr>
+        <w:t>正在生效</w:t>
+      </w:r>
+      <w:r>
+        <w:rPr>
+          <w:rFonts w:hint="default" w:ascii="Segoe UI" w:hAnsi="Segoe UI" w:eastAsia="Segoe UI" w:cs="Segoe UI"/>
+          <w:i w:val="0"/>
+          <w:iCs w:val="0"/>
+          <w:caps w:val="0"/>
+          <w:spacing w:val="0"/>
+          <w:kern w:val="0"/>
+          <w:sz w:val="24"/>
+          <w:szCs w:val="24"/>
+          <w:bdr w:val="none" w:color="auto" w:sz="0" w:space="0"/>
+          <w:shd w:val="clear" w:fill="121212"/>
+          <w:vertAlign w:val="baseline"/>
+          <w:lang w:val="en-US" w:eastAsia="zh-CN" w:bidi="ar"/>
+        </w:rPr>
+        <w:t>的那条记录 。</w:t>
+      </w:r>
+    </w:p>
+    <w:p>
+      <w:pPr>
+        <w:keepNext w:val="0"/>
+        <w:keepLines w:val="0"/>
+        <w:widowControl/>
+        <w:suppressLineNumbers w:val="0"/>
+        <w:pBdr>
+          <w:top w:val="none" w:color="auto" w:sz="0" w:space="0"/>
+          <w:left w:val="none" w:color="auto" w:sz="0" w:space="0"/>
+          <w:bottom w:val="none" w:color="auto" w:sz="0" w:space="0"/>
+          <w:right w:val="none" w:color="auto" w:sz="0" w:space="0"/>
+        </w:pBdr>
+        <w:shd w:val="clear" w:fill="121212"/>
+        <w:spacing w:before="0" w:beforeAutospacing="0" w:after="180" w:afterAutospacing="0" w:line="390" w:lineRule="atLeast"/>
+        <w:ind w:left="0" w:right="0" w:firstLine="0"/>
+        <w:jc w:val="left"/>
+        <w:textAlignment w:val="baseline"/>
+      </w:pPr>
+      <w:r>
+        <w:rPr>
+          <w:rFonts w:hint="default" w:ascii="Segoe UI" w:hAnsi="Segoe UI" w:eastAsia="Segoe UI" w:cs="Segoe UI"/>
+          <w:i w:val="0"/>
+          <w:iCs w:val="0"/>
+          <w:caps w:val="0"/>
+          <w:spacing w:val="0"/>
+          <w:kern w:val="0"/>
+          <w:sz w:val="24"/>
+          <w:szCs w:val="24"/>
+          <w:bdr w:val="none" w:color="auto" w:sz="0" w:space="0"/>
+          <w:shd w:val="clear" w:fill="121212"/>
+          <w:vertAlign w:val="baseline"/>
+          <w:lang w:val="en-US" w:eastAsia="zh-CN" w:bidi="ar"/>
+        </w:rPr>
+        <w:t>典型场景</w:t>
+      </w:r>
+    </w:p>
+    <w:p>
+      <w:pPr>
+        <w:keepNext w:val="0"/>
+        <w:keepLines w:val="0"/>
+        <w:widowControl/>
+        <w:suppressLineNumbers w:val="0"/>
+        <w:pBdr>
+          <w:top w:val="none" w:color="auto" w:sz="0" w:space="0"/>
+          <w:left w:val="none" w:color="auto" w:sz="0" w:space="0"/>
+          <w:bottom w:val="none" w:color="auto" w:sz="0" w:space="0"/>
+          <w:right w:val="none" w:color="auto" w:sz="0" w:space="0"/>
+        </w:pBdr>
+        <w:shd w:val="clear" w:fill="121212"/>
+        <w:spacing w:before="0" w:beforeAutospacing="0" w:after="0" w:afterAutospacing="0" w:line="390" w:lineRule="atLeast"/>
+        <w:ind w:left="0" w:right="0" w:firstLine="0"/>
+        <w:jc w:val="left"/>
+        <w:textAlignment w:val="baseline"/>
+      </w:pPr>
+      <w:r>
+        <w:rPr>
+          <w:rFonts w:hint="default" w:ascii="Segoe UI" w:hAnsi="Segoe UI" w:eastAsia="Segoe UI" w:cs="Segoe UI"/>
+          <w:i w:val="0"/>
+          <w:iCs w:val="0"/>
+          <w:caps w:val="0"/>
+          <w:spacing w:val="0"/>
+          <w:kern w:val="0"/>
+          <w:sz w:val="24"/>
+          <w:szCs w:val="24"/>
+          <w:bdr w:val="none" w:color="auto" w:sz="0" w:space="0"/>
+          <w:shd w:val="clear" w:fill="121212"/>
+          <w:vertAlign w:val="baseline"/>
+          <w:lang w:val="en-US" w:eastAsia="zh-CN" w:bidi="ar"/>
+        </w:rPr>
+        <w:t xml:space="preserve">技能给自己加持续回血，返回 Handle 存起来，切换武器时 </w:t>
+      </w:r>
+      <w:r>
+        <w:rPr>
+          <w:rStyle w:val="6"/>
+          <w:rFonts w:hint="default" w:ascii="Segoe UI" w:hAnsi="Segoe UI" w:eastAsia="Segoe UI" w:cs="Segoe UI"/>
+          <w:i w:val="0"/>
+          <w:iCs w:val="0"/>
+          <w:caps w:val="0"/>
+          <w:spacing w:val="0"/>
+          <w:kern w:val="0"/>
+          <w:sz w:val="24"/>
+          <w:szCs w:val="24"/>
+          <w:bdr w:val="none" w:color="auto" w:sz="0" w:space="0"/>
+          <w:shd w:val="clear" w:fill="121212"/>
+          <w:vertAlign w:val="baseline"/>
+          <w:lang w:val="en-US" w:eastAsia="zh-CN" w:bidi="ar"/>
+        </w:rPr>
+        <w:t>Remove</w:t>
+      </w:r>
+      <w:r>
+        <w:rPr>
+          <w:rFonts w:hint="default" w:ascii="Segoe UI" w:hAnsi="Segoe UI" w:eastAsia="Segoe UI" w:cs="Segoe UI"/>
+          <w:i w:val="0"/>
+          <w:iCs w:val="0"/>
+          <w:caps w:val="0"/>
+          <w:spacing w:val="0"/>
+          <w:kern w:val="0"/>
+          <w:sz w:val="24"/>
+          <w:szCs w:val="24"/>
+          <w:bdr w:val="none" w:color="auto" w:sz="0" w:space="0"/>
+          <w:shd w:val="clear" w:fill="121212"/>
+          <w:vertAlign w:val="baseline"/>
+          <w:lang w:val="en-US" w:eastAsia="zh-CN" w:bidi="ar"/>
+        </w:rPr>
+        <w:t xml:space="preserve"> 掉旧回血；</w:t>
+      </w:r>
+    </w:p>
+    <w:p>
+      <w:pPr>
+        <w:keepNext w:val="0"/>
+        <w:keepLines w:val="0"/>
+        <w:widowControl/>
+        <w:suppressLineNumbers w:val="0"/>
+        <w:pBdr>
+          <w:top w:val="none" w:color="auto" w:sz="0" w:space="0"/>
+          <w:left w:val="none" w:color="auto" w:sz="0" w:space="0"/>
+          <w:bottom w:val="none" w:color="auto" w:sz="0" w:space="0"/>
+          <w:right w:val="none" w:color="auto" w:sz="0" w:space="0"/>
+        </w:pBdr>
+        <w:shd w:val="clear" w:fill="121212"/>
+        <w:spacing w:before="0" w:beforeAutospacing="0" w:after="0" w:afterAutospacing="0" w:line="390" w:lineRule="atLeast"/>
+        <w:ind w:left="0" w:right="0" w:firstLine="0"/>
+        <w:jc w:val="left"/>
+        <w:textAlignment w:val="baseline"/>
+      </w:pPr>
+      <w:r>
+        <w:rPr>
+          <w:rFonts w:hint="default" w:ascii="Segoe UI" w:hAnsi="Segoe UI" w:eastAsia="Segoe UI" w:cs="Segoe UI"/>
+          <w:i w:val="0"/>
+          <w:iCs w:val="0"/>
+          <w:caps w:val="0"/>
+          <w:spacing w:val="0"/>
+          <w:kern w:val="0"/>
+          <w:sz w:val="24"/>
+          <w:szCs w:val="24"/>
+          <w:bdr w:val="none" w:color="auto" w:sz="0" w:space="0"/>
+          <w:shd w:val="clear" w:fill="121212"/>
+          <w:vertAlign w:val="baseline"/>
+          <w:lang w:val="en-US" w:eastAsia="zh-CN" w:bidi="ar"/>
+        </w:rPr>
+        <w:t>冰冻 Debuff 叠到 3 层后触发额外碎裂伤害，用 Handle 计数并动态刷新持续时间；</w:t>
+      </w:r>
+    </w:p>
+    <w:p>
+      <w:pPr>
+        <w:keepNext w:val="0"/>
+        <w:keepLines w:val="0"/>
+        <w:widowControl/>
+        <w:suppressLineNumbers w:val="0"/>
+        <w:pBdr>
+          <w:top w:val="none" w:color="auto" w:sz="0" w:space="0"/>
+          <w:left w:val="none" w:color="auto" w:sz="0" w:space="0"/>
+          <w:bottom w:val="none" w:color="auto" w:sz="0" w:space="0"/>
+          <w:right w:val="none" w:color="auto" w:sz="0" w:space="0"/>
+        </w:pBdr>
+        <w:shd w:val="clear" w:fill="121212"/>
+        <w:spacing w:before="0" w:beforeAutospacing="0" w:after="0" w:afterAutospacing="0" w:line="390" w:lineRule="atLeast"/>
+        <w:ind w:left="0" w:right="0" w:firstLine="0"/>
+        <w:jc w:val="left"/>
+        <w:textAlignment w:val="baseline"/>
+      </w:pPr>
+      <w:r>
+        <w:rPr>
+          <w:rFonts w:hint="default" w:ascii="Segoe UI" w:hAnsi="Segoe UI" w:eastAsia="Segoe UI" w:cs="Segoe UI"/>
+          <w:i w:val="0"/>
+          <w:iCs w:val="0"/>
+          <w:caps w:val="0"/>
+          <w:spacing w:val="0"/>
+          <w:kern w:val="0"/>
+          <w:sz w:val="24"/>
+          <w:szCs w:val="24"/>
+          <w:bdr w:val="none" w:color="auto" w:sz="0" w:space="0"/>
+          <w:shd w:val="clear" w:fill="121212"/>
+          <w:vertAlign w:val="baseline"/>
+          <w:lang w:val="en-US" w:eastAsia="zh-CN" w:bidi="ar"/>
+        </w:rPr>
+        <w:t xml:space="preserve">Lyra 的 </w:t>
+      </w:r>
+      <w:r>
+        <w:rPr>
+          <w:rStyle w:val="6"/>
+          <w:rFonts w:hint="default" w:ascii="Segoe UI" w:hAnsi="Segoe UI" w:eastAsia="Segoe UI" w:cs="Segoe UI"/>
+          <w:i w:val="0"/>
+          <w:iCs w:val="0"/>
+          <w:caps w:val="0"/>
+          <w:spacing w:val="0"/>
+          <w:kern w:val="0"/>
+          <w:sz w:val="24"/>
+          <w:szCs w:val="24"/>
+          <w:bdr w:val="none" w:color="auto" w:sz="0" w:space="0"/>
+          <w:shd w:val="clear" w:fill="121212"/>
+          <w:vertAlign w:val="baseline"/>
+          <w:lang w:val="en-US" w:eastAsia="zh-CN" w:bidi="ar"/>
+        </w:rPr>
+        <w:t>FLyraAbilitySet_GrantedHandles</w:t>
+      </w:r>
+      <w:r>
+        <w:rPr>
+          <w:rFonts w:hint="default" w:ascii="Segoe UI" w:hAnsi="Segoe UI" w:eastAsia="Segoe UI" w:cs="Segoe UI"/>
+          <w:i w:val="0"/>
+          <w:iCs w:val="0"/>
+          <w:caps w:val="0"/>
+          <w:spacing w:val="0"/>
+          <w:kern w:val="0"/>
+          <w:sz w:val="24"/>
+          <w:szCs w:val="24"/>
+          <w:bdr w:val="none" w:color="auto" w:sz="0" w:space="0"/>
+          <w:shd w:val="clear" w:fill="121212"/>
+          <w:vertAlign w:val="baseline"/>
+          <w:lang w:val="en-US" w:eastAsia="zh-CN" w:bidi="ar"/>
+        </w:rPr>
+        <w:t xml:space="preserve"> 用 </w:t>
+      </w:r>
+      <w:r>
+        <w:rPr>
+          <w:rStyle w:val="6"/>
+          <w:rFonts w:hint="default" w:ascii="Segoe UI" w:hAnsi="Segoe UI" w:eastAsia="Segoe UI" w:cs="Segoe UI"/>
+          <w:i w:val="0"/>
+          <w:iCs w:val="0"/>
+          <w:caps w:val="0"/>
+          <w:spacing w:val="0"/>
+          <w:kern w:val="0"/>
+          <w:sz w:val="24"/>
+          <w:szCs w:val="24"/>
+          <w:bdr w:val="none" w:color="auto" w:sz="0" w:space="0"/>
+          <w:shd w:val="clear" w:fill="121212"/>
+          <w:vertAlign w:val="baseline"/>
+          <w:lang w:val="en-US" w:eastAsia="zh-CN" w:bidi="ar"/>
+        </w:rPr>
+        <w:t>TArray&lt;FActiveGameplayEffectHandle&gt;</w:t>
+      </w:r>
+      <w:r>
+        <w:rPr>
+          <w:rFonts w:hint="default" w:ascii="Segoe UI" w:hAnsi="Segoe UI" w:eastAsia="Segoe UI" w:cs="Segoe UI"/>
+          <w:i w:val="0"/>
+          <w:iCs w:val="0"/>
+          <w:caps w:val="0"/>
+          <w:spacing w:val="0"/>
+          <w:kern w:val="0"/>
+          <w:sz w:val="24"/>
+          <w:szCs w:val="24"/>
+          <w:bdr w:val="none" w:color="auto" w:sz="0" w:space="0"/>
+          <w:shd w:val="clear" w:fill="121212"/>
+          <w:vertAlign w:val="baseline"/>
+          <w:lang w:val="en-US" w:eastAsia="zh-CN" w:bidi="ar"/>
+        </w:rPr>
+        <w:t xml:space="preserve"> 统一保存“一键卸载”所有授予 Buff </w:t>
+      </w:r>
+      <w:r>
+        <w:rPr>
+          <w:rFonts w:hint="default" w:ascii="Segoe UI" w:hAnsi="Segoe UI" w:eastAsia="Segoe UI" w:cs="Segoe UI"/>
+          <w:i w:val="0"/>
+          <w:iCs w:val="0"/>
+          <w:caps w:val="0"/>
+          <w:color w:val="1A88FF"/>
+          <w:spacing w:val="0"/>
+          <w:kern w:val="0"/>
+          <w:sz w:val="24"/>
+          <w:szCs w:val="24"/>
+          <w:u w:val="single"/>
+          <w:bdr w:val="none" w:color="auto" w:sz="0" w:space="0"/>
+          <w:shd w:val="clear" w:fill="121212"/>
+          <w:vertAlign w:val="baseline"/>
+          <w:lang w:val="en-US" w:eastAsia="zh-CN" w:bidi="ar"/>
+        </w:rPr>
+        <w:fldChar w:fldCharType="begin"/>
+      </w:r>
+      <w:r>
+        <w:rPr>
+          <w:rFonts w:hint="default" w:ascii="Segoe UI" w:hAnsi="Segoe UI" w:eastAsia="Segoe UI" w:cs="Segoe UI"/>
+          <w:i w:val="0"/>
+          <w:iCs w:val="0"/>
+          <w:caps w:val="0"/>
+          <w:color w:val="1A88FF"/>
+          <w:spacing w:val="0"/>
+          <w:kern w:val="0"/>
+          <w:sz w:val="24"/>
+          <w:szCs w:val="24"/>
+          <w:u w:val="single"/>
+          <w:bdr w:val="none" w:color="auto" w:sz="0" w:space="0"/>
+          <w:shd w:val="clear" w:fill="121212"/>
+          <w:vertAlign w:val="baseline"/>
+          <w:lang w:val="en-US" w:eastAsia="zh-CN" w:bidi="ar"/>
+        </w:rPr>
+        <w:instrText xml:space="preserve"> HYPERLINK "https://blog.csdn.net/chenchaoNH/article/details/155014188" \t "https://www.kimi.com/chat/_blank" </w:instrText>
+      </w:r>
+      <w:r>
+        <w:rPr>
+          <w:rFonts w:hint="default" w:ascii="Segoe UI" w:hAnsi="Segoe UI" w:eastAsia="Segoe UI" w:cs="Segoe UI"/>
+          <w:i w:val="0"/>
+          <w:iCs w:val="0"/>
+          <w:caps w:val="0"/>
+          <w:color w:val="1A88FF"/>
+          <w:spacing w:val="0"/>
+          <w:kern w:val="0"/>
+          <w:sz w:val="24"/>
+          <w:szCs w:val="24"/>
+          <w:u w:val="single"/>
+          <w:bdr w:val="none" w:color="auto" w:sz="0" w:space="0"/>
+          <w:shd w:val="clear" w:fill="121212"/>
+          <w:vertAlign w:val="baseline"/>
+          <w:lang w:val="en-US" w:eastAsia="zh-CN" w:bidi="ar"/>
+        </w:rPr>
+        <w:fldChar w:fldCharType="separate"/>
+      </w:r>
+      <w:r>
+        <w:rPr>
+          <w:rFonts w:hint="default" w:ascii="Segoe UI" w:hAnsi="Segoe UI" w:eastAsia="Segoe UI" w:cs="Segoe UI"/>
+          <w:i w:val="0"/>
+          <w:iCs w:val="0"/>
+          <w:caps w:val="0"/>
+          <w:color w:val="1A88FF"/>
+          <w:spacing w:val="0"/>
+          <w:kern w:val="0"/>
+          <w:sz w:val="24"/>
+          <w:szCs w:val="24"/>
+          <w:u w:val="single"/>
+          <w:bdr w:val="none" w:color="auto" w:sz="0" w:space="0"/>
+          <w:shd w:val="clear" w:fill="121212"/>
+          <w:vertAlign w:val="baseline"/>
+          <w:lang w:val="en-US" w:eastAsia="zh-CN" w:bidi="ar"/>
+        </w:rPr>
+        <w:fldChar w:fldCharType="end"/>
+      </w:r>
+      <w:r>
+        <w:rPr>
+          <w:rFonts w:hint="default" w:ascii="Segoe UI" w:hAnsi="Segoe UI" w:eastAsia="Segoe UI" w:cs="Segoe UI"/>
+          <w:i w:val="0"/>
+          <w:iCs w:val="0"/>
+          <w:caps w:val="0"/>
+          <w:spacing w:val="0"/>
+          <w:kern w:val="0"/>
+          <w:sz w:val="24"/>
+          <w:szCs w:val="24"/>
+          <w:bdr w:val="none" w:color="auto" w:sz="0" w:space="0"/>
+          <w:shd w:val="clear" w:fill="121212"/>
+          <w:vertAlign w:val="baseline"/>
+          <w:lang w:val="en-US" w:eastAsia="zh-CN" w:bidi="ar"/>
+        </w:rPr>
+        <w:t>。</w:t>
+      </w:r>
+    </w:p>
+    <w:p>
+      <w:pPr>
+        <w:keepNext w:val="0"/>
+        <w:keepLines w:val="0"/>
+        <w:widowControl/>
+        <w:suppressLineNumbers w:val="0"/>
+        <w:pBdr>
+          <w:top w:val="none" w:color="auto" w:sz="0" w:space="0"/>
+          <w:left w:val="none" w:color="auto" w:sz="0" w:space="0"/>
+          <w:bottom w:val="none" w:color="auto" w:sz="0" w:space="0"/>
+          <w:right w:val="none" w:color="auto" w:sz="0" w:space="0"/>
+        </w:pBdr>
+        <w:shd w:val="clear" w:fill="121212"/>
+        <w:spacing w:before="0" w:beforeAutospacing="0" w:after="0" w:afterAutospacing="0" w:line="390" w:lineRule="atLeast"/>
+        <w:ind w:left="0" w:right="0" w:firstLine="0"/>
+        <w:jc w:val="left"/>
+        <w:textAlignment w:val="baseline"/>
+        <w:rPr>
+          <w:rFonts w:hint="default" w:ascii="Segoe UI" w:hAnsi="Segoe UI" w:eastAsia="Segoe UI" w:cs="Segoe UI"/>
+          <w:i w:val="0"/>
+          <w:iCs w:val="0"/>
+          <w:caps w:val="0"/>
+          <w:spacing w:val="0"/>
+          <w:sz w:val="24"/>
+          <w:szCs w:val="24"/>
+        </w:rPr>
+      </w:pPr>
+      <w:r>
+        <w:rPr>
+          <w:rFonts w:hint="default" w:ascii="Segoe UI" w:hAnsi="Segoe UI" w:eastAsia="Segoe UI" w:cs="Segoe UI"/>
+          <w:i w:val="0"/>
+          <w:iCs w:val="0"/>
+          <w:caps w:val="0"/>
+          <w:spacing w:val="0"/>
+          <w:kern w:val="0"/>
+          <w:sz w:val="24"/>
+          <w:szCs w:val="24"/>
+          <w:bdr w:val="none" w:color="auto" w:sz="0" w:space="0"/>
+          <w:shd w:val="clear" w:fill="121212"/>
+          <w:vertAlign w:val="baseline"/>
+          <w:lang w:val="en-US" w:eastAsia="zh-CN" w:bidi="ar"/>
+        </w:rPr>
+        <w:t>总结：</w:t>
+      </w:r>
+      <w:r>
+        <w:rPr>
+          <w:rFonts w:hint="default" w:ascii="Segoe UI" w:hAnsi="Segoe UI" w:eastAsia="Segoe UI" w:cs="Segoe UI"/>
+          <w:i w:val="0"/>
+          <w:iCs w:val="0"/>
+          <w:caps w:val="0"/>
+          <w:spacing w:val="0"/>
+          <w:kern w:val="0"/>
+          <w:sz w:val="24"/>
+          <w:szCs w:val="24"/>
+          <w:bdr w:val="none" w:color="auto" w:sz="0" w:space="0"/>
+          <w:shd w:val="clear" w:fill="121212"/>
+          <w:vertAlign w:val="baseline"/>
+          <w:lang w:val="en-US" w:eastAsia="zh-CN" w:bidi="ar"/>
+        </w:rPr>
+        <w:br w:type="textWrapping"/>
+      </w:r>
+      <w:r>
+        <w:rPr>
+          <w:rFonts w:hint="default" w:ascii="Segoe UI" w:hAnsi="Segoe UI" w:eastAsia="Segoe UI" w:cs="Segoe UI"/>
+          <w:i w:val="0"/>
+          <w:iCs w:val="0"/>
+          <w:caps w:val="0"/>
+          <w:spacing w:val="0"/>
+          <w:kern w:val="0"/>
+          <w:sz w:val="24"/>
+          <w:szCs w:val="24"/>
+          <w:bdr w:val="none" w:color="auto" w:sz="0" w:space="0"/>
+          <w:shd w:val="clear" w:fill="121212"/>
+          <w:vertAlign w:val="baseline"/>
+          <w:lang w:val="en-US" w:eastAsia="zh-CN" w:bidi="ar"/>
+        </w:rPr>
+        <w:t>FActiveGameplayEffectHandle 就是</w:t>
+      </w:r>
+      <w:r>
+        <w:rPr>
+          <w:rStyle w:val="5"/>
+          <w:rFonts w:hint="default" w:ascii="Segoe UI" w:hAnsi="Segoe UI" w:eastAsia="Segoe UI" w:cs="Segoe UI"/>
+          <w:b/>
+          <w:bCs/>
+          <w:i w:val="0"/>
+          <w:iCs w:val="0"/>
+          <w:caps w:val="0"/>
+          <w:spacing w:val="0"/>
+          <w:kern w:val="0"/>
+          <w:sz w:val="24"/>
+          <w:szCs w:val="24"/>
+          <w:bdr w:val="none" w:color="auto" w:sz="0" w:space="0"/>
+          <w:shd w:val="clear" w:fill="121212"/>
+          <w:vertAlign w:val="baseline"/>
+          <w:lang w:val="en-US" w:eastAsia="zh-CN" w:bidi="ar"/>
+        </w:rPr>
+        <w:t>“已生效 Buff 的遥控器”</w:t>
+      </w:r>
+      <w:r>
+        <w:rPr>
+          <w:rFonts w:hint="default" w:ascii="Segoe UI" w:hAnsi="Segoe UI" w:eastAsia="Segoe UI" w:cs="Segoe UI"/>
+          <w:i w:val="0"/>
+          <w:iCs w:val="0"/>
+          <w:caps w:val="0"/>
+          <w:spacing w:val="0"/>
+          <w:kern w:val="0"/>
+          <w:sz w:val="24"/>
+          <w:szCs w:val="24"/>
+          <w:bdr w:val="none" w:color="auto" w:sz="0" w:space="0"/>
+          <w:shd w:val="clear" w:fill="121212"/>
+          <w:vertAlign w:val="baseline"/>
+          <w:lang w:val="en-US" w:eastAsia="zh-CN" w:bidi="ar"/>
+        </w:rPr>
+        <w:t>——生成后忘掉 Spec，只认 Handle，就能随时查、改、卸那条活跃效果。</w:t>
+      </w:r>
+    </w:p>
+    <w:p>
+      <w:pPr>
+        <w:numPr>
+          <w:numId w:val="0"/>
+        </w:numPr>
+        <w:pBdr>
+          <w:bottom w:val="single" w:color="auto" w:sz="4" w:space="0"/>
+        </w:pBdr>
+        <w:spacing w:before="0" w:after="0" w:line="240" w:lineRule="auto"/>
+        <w:ind w:leftChars="0" w:right="0" w:rightChars="0"/>
+        <w:jc w:val="both"/>
+        <w:rPr>
+          <w:rFonts w:hint="default" w:ascii="Cascadia Mono" w:hAnsi="Cascadia Mono" w:eastAsia="宋体"/>
+          <w:i/>
+          <w:color w:val="0000FF"/>
+          <w:sz w:val="19"/>
+          <w:szCs w:val="24"/>
+          <w:highlight w:val="white"/>
+          <w:lang w:val="en-US" w:eastAsia="zh-CN"/>
+        </w:rPr>
+      </w:pPr>
+    </w:p>
+    <w:p>
+      <w:pPr>
+        <w:numPr>
+          <w:ilvl w:val="0"/>
+          <w:numId w:val="0"/>
+        </w:numPr>
+        <w:pBdr>
+          <w:bottom w:val="single" w:color="auto" w:sz="4" w:space="0"/>
+        </w:pBdr>
+        <w:spacing w:before="0" w:after="0" w:line="240" w:lineRule="auto"/>
+        <w:ind w:leftChars="0" w:right="0" w:rightChars="0"/>
+        <w:jc w:val="both"/>
+        <w:rPr>
+          <w:rFonts w:hint="default" w:ascii="Segoe UI" w:hAnsi="Segoe UI" w:eastAsia="宋体" w:cs="Segoe UI"/>
+          <w:i w:val="0"/>
+          <w:iCs w:val="0"/>
+          <w:caps w:val="0"/>
+          <w:spacing w:val="0"/>
+          <w:sz w:val="24"/>
+          <w:szCs w:val="24"/>
+          <w:shd w:val="clear" w:color="auto" w:fill="auto"/>
           <w:lang w:val="en-US" w:eastAsia="zh-CN"/>
         </w:rPr>
       </w:pPr>
@@ -4305,7 +6389,7 @@
                     </pic:cNvPicPr>
                   </pic:nvPicPr>
                   <pic:blipFill>
-                    <a:blip r:embed="rId16"/>
+                    <a:blip r:embed="rId18"/>
                     <a:stretch>
                       <a:fillRect/>
                     </a:stretch>
@@ -4390,7 +6474,7 @@
                     </pic:cNvPicPr>
                   </pic:nvPicPr>
                   <pic:blipFill>
-                    <a:blip r:embed="rId17"/>
+                    <a:blip r:embed="rId19"/>
                     <a:stretch>
                       <a:fillRect/>
                     </a:stretch>
@@ -4482,7 +6566,7 @@
                     </pic:cNvPicPr>
                   </pic:nvPicPr>
                   <pic:blipFill>
-                    <a:blip r:embed="rId18"/>
+                    <a:blip r:embed="rId20"/>
                     <a:stretch>
                       <a:fillRect/>
                     </a:stretch>
@@ -4596,7 +6680,7 @@
                     </pic:cNvPicPr>
                   </pic:nvPicPr>
                   <pic:blipFill>
-                    <a:blip r:embed="rId19"/>
+                    <a:blip r:embed="rId21"/>
                     <a:stretch>
                       <a:fillRect/>
                     </a:stretch>
@@ -4653,7 +6737,7 @@
                     </pic:cNvPicPr>
                   </pic:nvPicPr>
                   <pic:blipFill>
-                    <a:blip r:embed="rId20"/>
+                    <a:blip r:embed="rId22"/>
                     <a:stretch>
                       <a:fillRect/>
                     </a:stretch>
@@ -4735,7 +6819,7 @@
                     </pic:cNvPicPr>
                   </pic:nvPicPr>
                   <pic:blipFill>
-                    <a:blip r:embed="rId21"/>
+                    <a:blip r:embed="rId23"/>
                     <a:stretch>
                       <a:fillRect/>
                     </a:stretch>
@@ -4855,7 +6939,7 @@
                     </pic:cNvPicPr>
                   </pic:nvPicPr>
                   <pic:blipFill>
-                    <a:blip r:embed="rId22"/>
+                    <a:blip r:embed="rId24"/>
                     <a:stretch>
                       <a:fillRect/>
                     </a:stretch>
@@ -4955,7 +7039,7 @@
                     </pic:cNvPicPr>
                   </pic:nvPicPr>
                   <pic:blipFill>
-                    <a:blip r:embed="rId23"/>
+                    <a:blip r:embed="rId25"/>
                     <a:stretch>
                       <a:fillRect/>
                     </a:stretch>
@@ -5037,7 +7121,7 @@
                     </pic:cNvPicPr>
                   </pic:nvPicPr>
                   <pic:blipFill>
-                    <a:blip r:embed="rId24"/>
+                    <a:blip r:embed="rId26"/>
                     <a:stretch>
                       <a:fillRect/>
                     </a:stretch>
@@ -5119,7 +7203,7 @@
                     </pic:cNvPicPr>
                   </pic:nvPicPr>
                   <pic:blipFill>
-                    <a:blip r:embed="rId25"/>
+                    <a:blip r:embed="rId27"/>
                     <a:stretch>
                       <a:fillRect/>
                     </a:stretch>
@@ -5162,7 +7246,7 @@
                     </pic:cNvPicPr>
                   </pic:nvPicPr>
                   <pic:blipFill>
-                    <a:blip r:embed="rId26"/>
+                    <a:blip r:embed="rId28"/>
                     <a:stretch>
                       <a:fillRect/>
                     </a:stretch>
@@ -5244,7 +7328,7 @@
                     </pic:cNvPicPr>
                   </pic:nvPicPr>
                   <pic:blipFill>
-                    <a:blip r:embed="rId27"/>
+                    <a:blip r:embed="rId29"/>
                     <a:stretch>
                       <a:fillRect/>
                     </a:stretch>
@@ -5386,7 +7470,7 @@
                     </pic:cNvPicPr>
                   </pic:nvPicPr>
                   <pic:blipFill>
-                    <a:blip r:embed="rId28"/>
+                    <a:blip r:embed="rId30"/>
                     <a:stretch>
                       <a:fillRect/>
                     </a:stretch>
@@ -5468,7 +7552,7 @@
                     </pic:cNvPicPr>
                   </pic:nvPicPr>
                   <pic:blipFill>
-                    <a:blip r:embed="rId29"/>
+                    <a:blip r:embed="rId31"/>
                     <a:stretch>
                       <a:fillRect/>
                     </a:stretch>
@@ -5717,7 +7801,7 @@
                     </pic:cNvPicPr>
                   </pic:nvPicPr>
                   <pic:blipFill>
-                    <a:blip r:embed="rId30"/>
+                    <a:blip r:embed="rId32"/>
                     <a:stretch>
                       <a:fillRect/>
                     </a:stretch>
@@ -5803,7 +7887,7 @@
                     </pic:cNvPicPr>
                   </pic:nvPicPr>
                   <pic:blipFill>
-                    <a:blip r:embed="rId31"/>
+                    <a:blip r:embed="rId33"/>
                     <a:stretch>
                       <a:fillRect/>
                     </a:stretch>
@@ -6022,7 +8106,7 @@
                     </pic:cNvPicPr>
                   </pic:nvPicPr>
                   <pic:blipFill>
-                    <a:blip r:embed="rId32"/>
+                    <a:blip r:embed="rId34"/>
                     <a:stretch>
                       <a:fillRect/>
                     </a:stretch>
@@ -8439,7 +10523,7 @@
                     </pic:cNvPicPr>
                   </pic:nvPicPr>
                   <pic:blipFill>
-                    <a:blip r:embed="rId33"/>
+                    <a:blip r:embed="rId35"/>
                     <a:stretch>
                       <a:fillRect/>
                     </a:stretch>
@@ -8513,7 +10597,7 @@
                     </pic:cNvPicPr>
                   </pic:nvPicPr>
                   <pic:blipFill>
-                    <a:blip r:embed="rId34"/>
+                    <a:blip r:embed="rId36"/>
                     <a:stretch>
                       <a:fillRect/>
                     </a:stretch>
@@ -8824,655 +10908,17 @@
             <v:path/>
             <v:fill on="f" focussize="0,0"/>
             <v:stroke/>
-            <v:imagedata r:id="rId36" o:title=""/>
-            <o:lock v:ext="edit" aspectratio="t"/>
-            <w10:wrap type="none"/>
-            <w10:anchorlock/>
-          </v:shape>
-          <o:OLEObject Type="Embed" ProgID="StaticMetafile" ShapeID="_x0000_i1025" DrawAspect="Content" ObjectID="_1468075725" r:id="rId35">
-            <o:LockedField>false</o:LockedField>
-          </o:OLEObject>
-        </w:object>
-      </w:r>
-      <w:r>
-        <w:rPr>
-          <w:rFonts w:ascii="宋体" w:hAnsi="宋体" w:eastAsia="宋体" w:cs="宋体"/>
-          <w:color w:val="auto"/>
-          <w:spacing w:val="0"/>
-          <w:position w:val="0"/>
-          <w:sz w:val="21"/>
-          <w:shd w:val="clear" w:fill="auto"/>
-        </w:rPr>
-        <w:t>，不然弹不出</w:t>
-      </w:r>
-      <w:r>
-        <w:rPr>
-          <w:rFonts w:ascii="Calibri" w:hAnsi="Calibri" w:eastAsia="Calibri" w:cs="Calibri"/>
-          <w:color w:val="auto"/>
-          <w:spacing w:val="0"/>
-          <w:position w:val="0"/>
-          <w:sz w:val="21"/>
-          <w:shd w:val="clear" w:fill="auto"/>
-        </w:rPr>
-        <w:t>addEvent</w:t>
-      </w:r>
-      <w:r>
-        <w:rPr>
-          <w:rFonts w:ascii="宋体" w:hAnsi="宋体" w:eastAsia="宋体" w:cs="宋体"/>
-          <w:color w:val="auto"/>
-          <w:spacing w:val="0"/>
-          <w:position w:val="0"/>
-          <w:sz w:val="21"/>
-          <w:shd w:val="clear" w:fill="auto"/>
-        </w:rPr>
-        <w:t>菜单的</w:t>
-      </w:r>
-    </w:p>
-    <w:p>
-      <w:pPr>
-        <w:spacing w:before="0" w:after="0" w:line="240" w:lineRule="auto"/>
-        <w:ind w:left="0" w:right="0" w:firstLine="0"/>
-        <w:jc w:val="both"/>
-        <w:rPr>
-          <w:rFonts w:ascii="宋体" w:hAnsi="宋体" w:eastAsia="宋体" w:cs="宋体"/>
-          <w:color w:val="auto"/>
-          <w:spacing w:val="0"/>
-          <w:position w:val="0"/>
-          <w:sz w:val="21"/>
-          <w:shd w:val="clear" w:fill="auto"/>
-        </w:rPr>
-      </w:pPr>
-    </w:p>
-    <w:p>
-      <w:pPr>
-        <w:spacing w:before="0" w:after="0" w:line="240" w:lineRule="auto"/>
-        <w:ind w:left="0" w:right="0" w:firstLine="0"/>
-        <w:jc w:val="both"/>
-        <w:rPr>
-          <w:rFonts w:ascii="宋体" w:hAnsi="宋体" w:eastAsia="宋体" w:cs="宋体"/>
-          <w:color w:val="auto"/>
-          <w:spacing w:val="0"/>
-          <w:position w:val="0"/>
-          <w:sz w:val="21"/>
-          <w:shd w:val="clear" w:fill="auto"/>
-        </w:rPr>
-      </w:pPr>
-      <w:r>
-        <w:rPr>
-          <w:rFonts w:ascii="宋体" w:hAnsi="宋体" w:eastAsia="宋体" w:cs="宋体"/>
-          <w:color w:val="auto"/>
-          <w:spacing w:val="0"/>
-          <w:position w:val="0"/>
-          <w:sz w:val="21"/>
-          <w:shd w:val="clear" w:fill="auto"/>
-        </w:rPr>
-        <w:t>在Unreal Engine（UE，虚幻引擎）中，​​GAS​​ 和 ​​ASC​​ 是与游戏玩法系统（尤其是角色技能/能力管理）密切相关的两个核心概念，以下是具体解释：</w:t>
-      </w:r>
-    </w:p>
-    <w:p>
-      <w:pPr>
-        <w:spacing w:before="0" w:after="0" w:line="240" w:lineRule="auto"/>
-        <w:ind w:left="0" w:right="0" w:firstLine="0"/>
-        <w:jc w:val="both"/>
-        <w:rPr>
-          <w:rFonts w:ascii="宋体" w:hAnsi="宋体" w:eastAsia="宋体" w:cs="宋体"/>
-          <w:color w:val="auto"/>
-          <w:spacing w:val="0"/>
-          <w:position w:val="0"/>
-          <w:sz w:val="21"/>
-          <w:shd w:val="clear" w:fill="auto"/>
-        </w:rPr>
-      </w:pPr>
-    </w:p>
-    <w:p>
-      <w:pPr>
-        <w:spacing w:before="0" w:after="0" w:line="240" w:lineRule="auto"/>
-        <w:ind w:left="0" w:right="0" w:firstLine="0"/>
-        <w:jc w:val="both"/>
-        <w:rPr>
-          <w:rFonts w:ascii="宋体" w:hAnsi="宋体" w:eastAsia="宋体" w:cs="宋体"/>
-          <w:color w:val="auto"/>
-          <w:spacing w:val="0"/>
-          <w:position w:val="0"/>
-          <w:sz w:val="21"/>
-          <w:shd w:val="clear" w:fill="auto"/>
-        </w:rPr>
-      </w:pPr>
-      <w:r>
-        <w:rPr>
-          <w:rFonts w:ascii="宋体" w:hAnsi="宋体" w:eastAsia="宋体" w:cs="宋体"/>
-          <w:color w:val="auto"/>
-          <w:spacing w:val="0"/>
-          <w:position w:val="0"/>
-          <w:sz w:val="21"/>
-          <w:shd w:val="clear" w:fill="auto"/>
-        </w:rPr>
-        <w:t>​​1. GAS：Gameplay Ability System（游戏玩法能力系统）​​</w:t>
-      </w:r>
-    </w:p>
-    <w:p>
-      <w:pPr>
-        <w:spacing w:before="0" w:after="0" w:line="240" w:lineRule="auto"/>
-        <w:ind w:left="0" w:right="0" w:firstLine="0"/>
-        <w:jc w:val="both"/>
-        <w:rPr>
-          <w:rFonts w:ascii="宋体" w:hAnsi="宋体" w:eastAsia="宋体" w:cs="宋体"/>
-          <w:color w:val="auto"/>
-          <w:spacing w:val="0"/>
-          <w:position w:val="0"/>
-          <w:sz w:val="21"/>
-          <w:shd w:val="clear" w:fill="auto"/>
-        </w:rPr>
-      </w:pPr>
-      <w:r>
-        <w:rPr>
-          <w:rFonts w:ascii="宋体" w:hAnsi="宋体" w:eastAsia="宋体" w:cs="宋体"/>
-          <w:color w:val="auto"/>
-          <w:spacing w:val="0"/>
-          <w:position w:val="0"/>
-          <w:sz w:val="21"/>
-          <w:shd w:val="clear" w:fill="auto"/>
-        </w:rPr>
-        <w:t>GAS 是 UE 提供的一套​​结构化、可扩展的游戏玩法逻辑框架​​，主要用于管理角色的​​技能（Ability）​​、​​属性（Attribute）​​、​​状态效果（Gameplay Effect）​​以及它们之间的交互逻辑。它专为复杂游戏（如动作RPG、MOBA、战术游戏）设计，解决了传统代码直接管理技能时容易出现的耦合度高、难以维护等问题。</w:t>
-      </w:r>
-    </w:p>
-    <w:p>
-      <w:pPr>
-        <w:spacing w:before="0" w:after="0" w:line="240" w:lineRule="auto"/>
-        <w:ind w:left="0" w:right="0" w:firstLine="0"/>
-        <w:jc w:val="both"/>
-        <w:rPr>
-          <w:rFonts w:ascii="宋体" w:hAnsi="宋体" w:eastAsia="宋体" w:cs="宋体"/>
-          <w:color w:val="auto"/>
-          <w:spacing w:val="0"/>
-          <w:position w:val="0"/>
-          <w:sz w:val="21"/>
-          <w:shd w:val="clear" w:fill="auto"/>
-        </w:rPr>
-      </w:pPr>
-    </w:p>
-    <w:p>
-      <w:pPr>
-        <w:spacing w:before="0" w:after="0" w:line="240" w:lineRule="auto"/>
-        <w:ind w:left="0" w:right="0" w:firstLine="0"/>
-        <w:jc w:val="both"/>
-        <w:rPr>
-          <w:rFonts w:ascii="宋体" w:hAnsi="宋体" w:eastAsia="宋体" w:cs="宋体"/>
-          <w:color w:val="auto"/>
-          <w:spacing w:val="0"/>
-          <w:position w:val="0"/>
-          <w:sz w:val="21"/>
-          <w:shd w:val="clear" w:fill="auto"/>
-        </w:rPr>
-      </w:pPr>
-      <w:r>
-        <w:rPr>
-          <w:rFonts w:ascii="宋体" w:hAnsi="宋体" w:eastAsia="宋体" w:cs="宋体"/>
-          <w:color w:val="auto"/>
-          <w:spacing w:val="0"/>
-          <w:position w:val="0"/>
-          <w:sz w:val="21"/>
-          <w:shd w:val="clear" w:fill="auto"/>
-        </w:rPr>
-        <w:t>GAS 的核心功能：</w:t>
-      </w:r>
-    </w:p>
-    <w:p>
-      <w:pPr>
-        <w:spacing w:before="0" w:after="0" w:line="240" w:lineRule="auto"/>
-        <w:ind w:left="0" w:right="0" w:firstLine="0"/>
-        <w:jc w:val="both"/>
-        <w:rPr>
-          <w:rFonts w:ascii="宋体" w:hAnsi="宋体" w:eastAsia="宋体" w:cs="宋体"/>
-          <w:color w:val="auto"/>
-          <w:spacing w:val="0"/>
-          <w:position w:val="0"/>
-          <w:sz w:val="21"/>
-          <w:shd w:val="clear" w:fill="auto"/>
-        </w:rPr>
-      </w:pPr>
-      <w:r>
-        <w:rPr>
-          <w:rFonts w:ascii="宋体" w:hAnsi="宋体" w:eastAsia="宋体" w:cs="宋体"/>
-          <w:color w:val="auto"/>
-          <w:spacing w:val="0"/>
-          <w:position w:val="0"/>
-          <w:sz w:val="21"/>
-          <w:shd w:val="clear" w:fill="auto"/>
-        </w:rPr>
-        <w:t>​​能力（Ability）​​：定义角色的具体技能（如攻击、跳跃、治疗），支持激活条件（如冷却时间、资源消耗）、输入触发、网络同步等。</w:t>
-      </w:r>
-    </w:p>
-    <w:p>
-      <w:pPr>
-        <w:spacing w:before="0" w:after="0" w:line="240" w:lineRule="auto"/>
-        <w:ind w:left="0" w:right="0" w:firstLine="0"/>
-        <w:jc w:val="both"/>
-        <w:rPr>
-          <w:rFonts w:ascii="宋体" w:hAnsi="宋体" w:eastAsia="宋体" w:cs="宋体"/>
-          <w:color w:val="auto"/>
-          <w:spacing w:val="0"/>
-          <w:position w:val="0"/>
-          <w:sz w:val="21"/>
-          <w:shd w:val="clear" w:fill="auto"/>
-        </w:rPr>
-      </w:pPr>
-      <w:r>
-        <w:rPr>
-          <w:rFonts w:ascii="宋体" w:hAnsi="宋体" w:eastAsia="宋体" w:cs="宋体"/>
-          <w:color w:val="auto"/>
-          <w:spacing w:val="0"/>
-          <w:position w:val="0"/>
-          <w:sz w:val="21"/>
-          <w:shd w:val="clear" w:fill="auto"/>
-        </w:rPr>
-        <w:t>​​属性（Attribute）​​：角色的基础数值（如生命值、魔力值、攻击力），通过“属性集（Attribute Set）”管理，支持动态修改（如增益/减益）和事件监听（如数值变化时触发回调）。</w:t>
-      </w:r>
-    </w:p>
-    <w:p>
-      <w:pPr>
-        <w:spacing w:before="0" w:after="0" w:line="240" w:lineRule="auto"/>
-        <w:ind w:left="0" w:right="0" w:firstLine="0"/>
-        <w:jc w:val="both"/>
-        <w:rPr>
-          <w:rFonts w:ascii="宋体" w:hAnsi="宋体" w:eastAsia="宋体" w:cs="宋体"/>
-          <w:color w:val="auto"/>
-          <w:spacing w:val="0"/>
-          <w:position w:val="0"/>
-          <w:sz w:val="21"/>
-          <w:shd w:val="clear" w:fill="auto"/>
-        </w:rPr>
-      </w:pPr>
-      <w:r>
-        <w:rPr>
-          <w:rFonts w:ascii="宋体" w:hAnsi="宋体" w:eastAsia="宋体" w:cs="宋体"/>
-          <w:color w:val="auto"/>
-          <w:spacing w:val="0"/>
-          <w:position w:val="0"/>
-          <w:sz w:val="21"/>
-          <w:shd w:val="clear" w:fill="auto"/>
-        </w:rPr>
-        <w:t>​​游戏效果（Gameplay Effect）​​：描述对属性或状态的修改（如持续伤害、移速提升、沉默），支持持续时间、周期性生效、叠加规则等。</w:t>
-      </w:r>
-    </w:p>
-    <w:p>
-      <w:pPr>
-        <w:spacing w:before="0" w:after="0" w:line="240" w:lineRule="auto"/>
-        <w:ind w:left="0" w:right="0" w:firstLine="0"/>
-        <w:jc w:val="both"/>
-        <w:rPr>
-          <w:rFonts w:ascii="宋体" w:hAnsi="宋体" w:eastAsia="宋体" w:cs="宋体"/>
-          <w:color w:val="auto"/>
-          <w:spacing w:val="0"/>
-          <w:position w:val="0"/>
-          <w:sz w:val="21"/>
-          <w:shd w:val="clear" w:fill="auto"/>
-        </w:rPr>
-      </w:pPr>
-      <w:r>
-        <w:rPr>
-          <w:rFonts w:ascii="宋体" w:hAnsi="宋体" w:eastAsia="宋体" w:cs="宋体"/>
-          <w:color w:val="auto"/>
-          <w:spacing w:val="0"/>
-          <w:position w:val="0"/>
-          <w:sz w:val="21"/>
-          <w:shd w:val="clear" w:fill="auto"/>
-        </w:rPr>
-        <w:t>​​标签（Tag）​​：用于快速标记状态（如“正在施法”“被控制”），实现逻辑条件判断（如“被控制时无法释放技能”）。</w:t>
-      </w:r>
-    </w:p>
-    <w:p>
-      <w:pPr>
-        <w:spacing w:before="0" w:after="0" w:line="240" w:lineRule="auto"/>
-        <w:ind w:left="0" w:right="0" w:firstLine="0"/>
-        <w:jc w:val="both"/>
-        <w:rPr>
-          <w:rFonts w:ascii="宋体" w:hAnsi="宋体" w:eastAsia="宋体" w:cs="宋体"/>
-          <w:color w:val="auto"/>
-          <w:spacing w:val="0"/>
-          <w:position w:val="0"/>
-          <w:sz w:val="21"/>
-          <w:shd w:val="clear" w:fill="auto"/>
-        </w:rPr>
-      </w:pPr>
-      <w:r>
-        <w:rPr>
-          <w:rFonts w:ascii="宋体" w:hAnsi="宋体" w:eastAsia="宋体" w:cs="宋体"/>
-          <w:color w:val="auto"/>
-          <w:spacing w:val="0"/>
-          <w:position w:val="0"/>
-          <w:sz w:val="21"/>
-          <w:shd w:val="clear" w:fill="auto"/>
-        </w:rPr>
-        <w:t>​​2. ASC：Ability System Component（能力系统组件）​​</w:t>
-      </w:r>
-    </w:p>
-    <w:p>
-      <w:pPr>
-        <w:spacing w:before="0" w:after="0" w:line="240" w:lineRule="auto"/>
-        <w:ind w:left="0" w:right="0" w:firstLine="0"/>
-        <w:jc w:val="both"/>
-        <w:rPr>
-          <w:rFonts w:ascii="宋体" w:hAnsi="宋体" w:eastAsia="宋体" w:cs="宋体"/>
-          <w:color w:val="auto"/>
-          <w:spacing w:val="0"/>
-          <w:position w:val="0"/>
-          <w:sz w:val="21"/>
-          <w:shd w:val="clear" w:fill="auto"/>
-        </w:rPr>
-      </w:pPr>
-      <w:r>
-        <w:rPr>
-          <w:rFonts w:ascii="宋体" w:hAnsi="宋体" w:eastAsia="宋体" w:cs="宋体"/>
-          <w:color w:val="auto"/>
-          <w:spacing w:val="0"/>
-          <w:position w:val="0"/>
-          <w:sz w:val="21"/>
-          <w:shd w:val="clear" w:fill="auto"/>
-        </w:rPr>
-        <w:t>ASC 是 GAS 框架中的​​核心组件​​，必须附加到使用 GAS 的 Actor（如角色、NPC）上。它的作用是​​协调和管理该 Actor 与 GAS 相关的所有元素​​（能力、属性、效果），是 GAS 逻辑运行的“容器”。</w:t>
-      </w:r>
-    </w:p>
-    <w:p>
-      <w:pPr>
-        <w:spacing w:before="0" w:after="0" w:line="240" w:lineRule="auto"/>
-        <w:ind w:left="0" w:right="0" w:firstLine="0"/>
-        <w:jc w:val="both"/>
-        <w:rPr>
-          <w:rFonts w:ascii="宋体" w:hAnsi="宋体" w:eastAsia="宋体" w:cs="宋体"/>
-          <w:color w:val="auto"/>
-          <w:spacing w:val="0"/>
-          <w:position w:val="0"/>
-          <w:sz w:val="21"/>
-          <w:shd w:val="clear" w:fill="auto"/>
-        </w:rPr>
-      </w:pPr>
-    </w:p>
-    <w:p>
-      <w:pPr>
-        <w:spacing w:before="0" w:after="0" w:line="240" w:lineRule="auto"/>
-        <w:ind w:left="0" w:right="0" w:firstLine="0"/>
-        <w:jc w:val="both"/>
-        <w:rPr>
-          <w:rFonts w:ascii="宋体" w:hAnsi="宋体" w:eastAsia="宋体" w:cs="宋体"/>
-          <w:color w:val="auto"/>
-          <w:spacing w:val="0"/>
-          <w:position w:val="0"/>
-          <w:sz w:val="21"/>
-          <w:shd w:val="clear" w:fill="auto"/>
-        </w:rPr>
-      </w:pPr>
-      <w:r>
-        <w:rPr>
-          <w:rFonts w:ascii="宋体" w:hAnsi="宋体" w:eastAsia="宋体" w:cs="宋体"/>
-          <w:color w:val="auto"/>
-          <w:spacing w:val="0"/>
-          <w:position w:val="0"/>
-          <w:sz w:val="21"/>
-          <w:shd w:val="clear" w:fill="auto"/>
-        </w:rPr>
-        <w:t>ASC 的核心职责：</w:t>
-      </w:r>
-    </w:p>
-    <w:p>
-      <w:pPr>
-        <w:spacing w:before="0" w:after="0" w:line="240" w:lineRule="auto"/>
-        <w:ind w:left="0" w:right="0" w:firstLine="0"/>
-        <w:jc w:val="both"/>
-        <w:rPr>
-          <w:rFonts w:ascii="宋体" w:hAnsi="宋体" w:eastAsia="宋体" w:cs="宋体"/>
-          <w:color w:val="auto"/>
-          <w:spacing w:val="0"/>
-          <w:position w:val="0"/>
-          <w:sz w:val="21"/>
-          <w:shd w:val="clear" w:fill="auto"/>
-        </w:rPr>
-      </w:pPr>
-      <w:r>
-        <w:rPr>
-          <w:rFonts w:ascii="宋体" w:hAnsi="宋体" w:eastAsia="宋体" w:cs="宋体"/>
-          <w:color w:val="auto"/>
-          <w:spacing w:val="0"/>
-          <w:position w:val="0"/>
-          <w:sz w:val="21"/>
-          <w:shd w:val="clear" w:fill="auto"/>
-        </w:rPr>
-        <w:t>​​注册与管理能力​​：存储并管理该 Actor 可用的所有 Gameplay Ability（通过 UAbilitySystemComponent::GiveAbility 绑定）。</w:t>
-      </w:r>
-    </w:p>
-    <w:p>
-      <w:pPr>
-        <w:spacing w:before="0" w:after="0" w:line="240" w:lineRule="auto"/>
-        <w:ind w:left="0" w:right="0" w:firstLine="0"/>
-        <w:jc w:val="both"/>
-        <w:rPr>
-          <w:rFonts w:ascii="宋体" w:hAnsi="宋体" w:eastAsia="宋体" w:cs="宋体"/>
-          <w:color w:val="auto"/>
-          <w:spacing w:val="0"/>
-          <w:position w:val="0"/>
-          <w:sz w:val="21"/>
-          <w:shd w:val="clear" w:fill="auto"/>
-        </w:rPr>
-      </w:pPr>
-      <w:r>
-        <w:rPr>
-          <w:rFonts w:ascii="宋体" w:hAnsi="宋体" w:eastAsia="宋体" w:cs="宋体"/>
-          <w:color w:val="auto"/>
-          <w:spacing w:val="0"/>
-          <w:position w:val="0"/>
-          <w:sz w:val="21"/>
-          <w:shd w:val="clear" w:fill="auto"/>
-        </w:rPr>
-        <w:t>​​处理输入与触发​​：监听输入事件（如按键），触发对应 Ability 的激活（需配合 AbilityTask 实现具体逻辑）。</w:t>
-      </w:r>
-    </w:p>
-    <w:p>
-      <w:pPr>
-        <w:spacing w:before="0" w:after="0" w:line="240" w:lineRule="auto"/>
-        <w:ind w:left="0" w:right="0" w:firstLine="0"/>
-        <w:jc w:val="both"/>
-        <w:rPr>
-          <w:rFonts w:ascii="宋体" w:hAnsi="宋体" w:eastAsia="宋体" w:cs="宋体"/>
-          <w:color w:val="auto"/>
-          <w:spacing w:val="0"/>
-          <w:position w:val="0"/>
-          <w:sz w:val="21"/>
-          <w:shd w:val="clear" w:fill="auto"/>
-        </w:rPr>
-      </w:pPr>
-      <w:r>
-        <w:rPr>
-          <w:rFonts w:ascii="宋体" w:hAnsi="宋体" w:eastAsia="宋体" w:cs="宋体"/>
-          <w:color w:val="auto"/>
-          <w:spacing w:val="0"/>
-          <w:position w:val="0"/>
-          <w:sz w:val="21"/>
-          <w:shd w:val="clear" w:fill="auto"/>
-        </w:rPr>
-        <w:t>​​属性与效果的生命周期管理​​：负责属性值的修改、效果的施加/移除，并同步状态变化（如网络游戏中同步属性值给客户端）。</w:t>
-      </w:r>
-    </w:p>
-    <w:p>
-      <w:pPr>
-        <w:spacing w:before="0" w:after="0" w:line="240" w:lineRule="auto"/>
-        <w:ind w:left="0" w:right="0" w:firstLine="0"/>
-        <w:jc w:val="both"/>
-        <w:rPr>
-          <w:rFonts w:ascii="宋体" w:hAnsi="宋体" w:eastAsia="宋体" w:cs="宋体"/>
-          <w:color w:val="auto"/>
-          <w:spacing w:val="0"/>
-          <w:position w:val="0"/>
-          <w:sz w:val="21"/>
-          <w:shd w:val="clear" w:fill="auto"/>
-        </w:rPr>
-      </w:pPr>
-      <w:r>
-        <w:rPr>
-          <w:rFonts w:ascii="宋体" w:hAnsi="宋体" w:eastAsia="宋体" w:cs="宋体"/>
-          <w:color w:val="auto"/>
-          <w:spacing w:val="0"/>
-          <w:position w:val="0"/>
-          <w:sz w:val="21"/>
-          <w:shd w:val="clear" w:fill="auto"/>
-        </w:rPr>
-        <w:t>​​事件调度与回调​​：通过委托（Delegate）暴露关键事件（如属性变化、能力激活完成），允许开发者自定义逻辑。</w:t>
-      </w:r>
-    </w:p>
-    <w:p>
-      <w:pPr>
-        <w:spacing w:before="0" w:after="0" w:line="240" w:lineRule="auto"/>
-        <w:ind w:left="0" w:right="0" w:firstLine="0"/>
-        <w:jc w:val="both"/>
-        <w:rPr>
-          <w:rFonts w:ascii="宋体" w:hAnsi="宋体" w:eastAsia="宋体" w:cs="宋体"/>
-          <w:color w:val="auto"/>
-          <w:spacing w:val="0"/>
-          <w:position w:val="0"/>
-          <w:sz w:val="21"/>
-          <w:shd w:val="clear" w:fill="auto"/>
-        </w:rPr>
-      </w:pPr>
-      <w:r>
-        <w:rPr>
-          <w:rFonts w:ascii="宋体" w:hAnsi="宋体" w:eastAsia="宋体" w:cs="宋体"/>
-          <w:color w:val="auto"/>
-          <w:spacing w:val="0"/>
-          <w:position w:val="0"/>
-          <w:sz w:val="21"/>
-          <w:shd w:val="clear" w:fill="auto"/>
-        </w:rPr>
-        <w:t>​​总结​​</w:t>
-      </w:r>
-    </w:p>
-    <w:p>
-      <w:pPr>
-        <w:spacing w:before="0" w:after="0" w:line="240" w:lineRule="auto"/>
-        <w:ind w:left="0" w:right="0" w:firstLine="0"/>
-        <w:jc w:val="both"/>
-        <w:rPr>
-          <w:rFonts w:ascii="宋体" w:hAnsi="宋体" w:eastAsia="宋体" w:cs="宋体"/>
-          <w:color w:val="auto"/>
-          <w:spacing w:val="0"/>
-          <w:position w:val="0"/>
-          <w:sz w:val="21"/>
-          <w:shd w:val="clear" w:fill="auto"/>
-        </w:rPr>
-      </w:pPr>
-      <w:r>
-        <w:rPr>
-          <w:rFonts w:ascii="宋体" w:hAnsi="宋体" w:eastAsia="宋体" w:cs="宋体"/>
-          <w:color w:val="auto"/>
-          <w:spacing w:val="0"/>
-          <w:position w:val="0"/>
-          <w:sz w:val="21"/>
-          <w:shd w:val="clear" w:fill="auto"/>
-        </w:rPr>
-        <w:t>简单来说，​​GAS 是一套完整的游戏玩法能力管理框架​​，而 ​​ASC 是 GAS 在具体 Actor 上的“运行载体”​​，负责落地执行 GAS 设计的各项逻辑。两者结合使用，能高效管理复杂的角色技能和状态系统，尤其适合需要高扩展性、网络同步的游戏项目（如多人在线角色扮演游戏）。</w:t>
-      </w:r>
-    </w:p>
-    <w:p>
-      <w:pPr>
-        <w:spacing w:before="0" w:after="0" w:line="240" w:lineRule="auto"/>
-        <w:ind w:left="0" w:right="0" w:firstLine="0"/>
-        <w:jc w:val="both"/>
-        <w:rPr>
-          <w:rFonts w:ascii="宋体" w:hAnsi="宋体" w:eastAsia="宋体" w:cs="宋体"/>
-          <w:color w:val="auto"/>
-          <w:spacing w:val="0"/>
-          <w:position w:val="0"/>
-          <w:sz w:val="21"/>
-          <w:shd w:val="clear" w:fill="auto"/>
-        </w:rPr>
-      </w:pPr>
-    </w:p>
-    <w:p>
-      <w:pPr>
-        <w:spacing w:before="0" w:after="0" w:line="240" w:lineRule="auto"/>
-        <w:ind w:left="0" w:right="0" w:firstLine="0"/>
-        <w:jc w:val="both"/>
-        <w:rPr>
-          <w:rFonts w:ascii="宋体" w:hAnsi="宋体" w:eastAsia="宋体" w:cs="宋体"/>
-          <w:color w:val="auto"/>
-          <w:spacing w:val="0"/>
-          <w:position w:val="0"/>
-          <w:sz w:val="21"/>
-          <w:shd w:val="clear" w:fill="auto"/>
-        </w:rPr>
-      </w:pPr>
-      <w:r>
-        <w:rPr>
-          <w:rFonts w:ascii="宋体" w:hAnsi="宋体" w:eastAsia="宋体" w:cs="宋体"/>
-          <w:color w:val="auto"/>
-          <w:spacing w:val="0"/>
-          <w:position w:val="0"/>
-          <w:sz w:val="21"/>
-          <w:shd w:val="clear" w:fill="auto"/>
-        </w:rPr>
-        <w:t>建立一个AnimationBlueprint的template,下面是步骤</w:t>
-      </w:r>
-    </w:p>
-    <w:p>
-      <w:pPr>
-        <w:spacing w:before="0" w:after="0" w:line="240" w:lineRule="auto"/>
-        <w:ind w:left="0" w:right="0" w:firstLine="0"/>
-        <w:jc w:val="both"/>
-        <w:rPr>
-          <w:rFonts w:ascii="宋体" w:hAnsi="宋体" w:eastAsia="宋体" w:cs="宋体"/>
-          <w:color w:val="auto"/>
-          <w:spacing w:val="0"/>
-          <w:position w:val="0"/>
-          <w:sz w:val="21"/>
-          <w:shd w:val="clear" w:fill="auto"/>
-        </w:rPr>
-      </w:pPr>
-      <w:r>
-        <w:rPr>
-          <w:rFonts w:ascii="宋体" w:hAnsi="宋体" w:eastAsia="宋体" w:cs="宋体"/>
-          <w:color w:val="auto"/>
-          <w:spacing w:val="0"/>
-          <w:position w:val="0"/>
-          <w:sz w:val="21"/>
-          <w:shd w:val="clear" w:fill="auto"/>
-        </w:rPr>
-        <w:t>1.</w:t>
-      </w:r>
-    </w:p>
-    <w:p>
-      <w:pPr>
-        <w:spacing w:before="0" w:after="0" w:line="240" w:lineRule="auto"/>
-        <w:ind w:left="0" w:right="0" w:firstLine="0"/>
-        <w:jc w:val="both"/>
-        <w:rPr>
-          <w:rFonts w:ascii="宋体" w:hAnsi="宋体" w:eastAsia="宋体" w:cs="宋体"/>
-          <w:color w:val="auto"/>
-          <w:spacing w:val="0"/>
-          <w:position w:val="0"/>
-          <w:sz w:val="21"/>
-          <w:shd w:val="clear" w:fill="auto"/>
-        </w:rPr>
-      </w:pPr>
-      <w:r>
-        <w:object>
-          <v:shape id="_x0000_i1026" o:spt="75" type="#_x0000_t75" style="height:243pt;width:432pt;" o:ole="t" filled="f" o:preferrelative="t" coordsize="21600,21600">
-            <v:path/>
-            <v:fill on="f" focussize="0,0"/>
-            <v:stroke/>
             <v:imagedata r:id="rId38" o:title=""/>
             <o:lock v:ext="edit" aspectratio="t"/>
             <w10:wrap type="none"/>
             <w10:anchorlock/>
           </v:shape>
-          <o:OLEObject Type="Embed" ProgID="StaticDib" ShapeID="_x0000_i1026" DrawAspect="Content" ObjectID="_1468075726" r:id="rId37">
+          <o:OLEObject Type="Embed" ProgID="StaticMetafile" ShapeID="_x0000_i1025" DrawAspect="Content" ObjectID="_1468075725" r:id="rId37">
             <o:LockedField>false</o:LockedField>
           </o:OLEObject>
         </w:object>
       </w:r>
-    </w:p>
-    <w:p>
-      <w:pPr>
-        <w:spacing w:before="0" w:after="0" w:line="240" w:lineRule="auto"/>
-        <w:ind w:left="0" w:right="0" w:firstLine="0"/>
-        <w:jc w:val="both"/>
+      <w:r>
         <w:rPr>
           <w:rFonts w:ascii="宋体" w:hAnsi="宋体" w:eastAsia="宋体" w:cs="宋体"/>
           <w:color w:val="auto"/>
@@ -9481,24 +10927,20 @@
           <w:sz w:val="21"/>
           <w:shd w:val="clear" w:fill="auto"/>
         </w:rPr>
-      </w:pPr>
-      <w:r>
-        <w:rPr>
-          <w:rFonts w:ascii="宋体" w:hAnsi="宋体" w:eastAsia="宋体" w:cs="宋体"/>
+        <w:t>，不然弹不出</w:t>
+      </w:r>
+      <w:r>
+        <w:rPr>
+          <w:rFonts w:ascii="Calibri" w:hAnsi="Calibri" w:eastAsia="Calibri" w:cs="Calibri"/>
           <w:color w:val="auto"/>
           <w:spacing w:val="0"/>
           <w:position w:val="0"/>
           <w:sz w:val="21"/>
           <w:shd w:val="clear" w:fill="auto"/>
         </w:rPr>
-        <w:t>2.</w:t>
-      </w:r>
-    </w:p>
-    <w:p>
-      <w:pPr>
-        <w:spacing w:before="0" w:after="0" w:line="240" w:lineRule="auto"/>
-        <w:ind w:left="0" w:right="0" w:firstLine="0"/>
-        <w:jc w:val="both"/>
+        <w:t>addEvent</w:t>
+      </w:r>
+      <w:r>
         <w:rPr>
           <w:rFonts w:ascii="宋体" w:hAnsi="宋体" w:eastAsia="宋体" w:cs="宋体"/>
           <w:color w:val="auto"/>
@@ -9507,10 +10949,595 @@
           <w:sz w:val="21"/>
           <w:shd w:val="clear" w:fill="auto"/>
         </w:rPr>
+        <w:t>菜单的</w:t>
+      </w:r>
+    </w:p>
+    <w:p>
+      <w:pPr>
+        <w:spacing w:before="0" w:after="0" w:line="240" w:lineRule="auto"/>
+        <w:ind w:left="0" w:right="0" w:firstLine="0"/>
+        <w:jc w:val="both"/>
+        <w:rPr>
+          <w:rFonts w:ascii="宋体" w:hAnsi="宋体" w:eastAsia="宋体" w:cs="宋体"/>
+          <w:color w:val="auto"/>
+          <w:spacing w:val="0"/>
+          <w:position w:val="0"/>
+          <w:sz w:val="21"/>
+          <w:shd w:val="clear" w:fill="auto"/>
+        </w:rPr>
+      </w:pPr>
+    </w:p>
+    <w:p>
+      <w:pPr>
+        <w:spacing w:before="0" w:after="0" w:line="240" w:lineRule="auto"/>
+        <w:ind w:left="0" w:right="0" w:firstLine="0"/>
+        <w:jc w:val="both"/>
+        <w:rPr>
+          <w:rFonts w:ascii="宋体" w:hAnsi="宋体" w:eastAsia="宋体" w:cs="宋体"/>
+          <w:color w:val="auto"/>
+          <w:spacing w:val="0"/>
+          <w:position w:val="0"/>
+          <w:sz w:val="21"/>
+          <w:shd w:val="clear" w:fill="auto"/>
+        </w:rPr>
+      </w:pPr>
+      <w:r>
+        <w:rPr>
+          <w:rFonts w:ascii="宋体" w:hAnsi="宋体" w:eastAsia="宋体" w:cs="宋体"/>
+          <w:color w:val="auto"/>
+          <w:spacing w:val="0"/>
+          <w:position w:val="0"/>
+          <w:sz w:val="21"/>
+          <w:shd w:val="clear" w:fill="auto"/>
+        </w:rPr>
+        <w:t>在Unreal Engine（UE，虚幻引擎）中，​​GAS​​ 和 ​​ASC​​ 是与游戏玩法系统（尤其是角色技能/能力管理）密切相关的两个核心概念，以下是具体解释：</w:t>
+      </w:r>
+    </w:p>
+    <w:p>
+      <w:pPr>
+        <w:spacing w:before="0" w:after="0" w:line="240" w:lineRule="auto"/>
+        <w:ind w:left="0" w:right="0" w:firstLine="0"/>
+        <w:jc w:val="both"/>
+        <w:rPr>
+          <w:rFonts w:ascii="宋体" w:hAnsi="宋体" w:eastAsia="宋体" w:cs="宋体"/>
+          <w:color w:val="auto"/>
+          <w:spacing w:val="0"/>
+          <w:position w:val="0"/>
+          <w:sz w:val="21"/>
+          <w:shd w:val="clear" w:fill="auto"/>
+        </w:rPr>
+      </w:pPr>
+    </w:p>
+    <w:p>
+      <w:pPr>
+        <w:spacing w:before="0" w:after="0" w:line="240" w:lineRule="auto"/>
+        <w:ind w:left="0" w:right="0" w:firstLine="0"/>
+        <w:jc w:val="both"/>
+        <w:rPr>
+          <w:rFonts w:ascii="宋体" w:hAnsi="宋体" w:eastAsia="宋体" w:cs="宋体"/>
+          <w:color w:val="auto"/>
+          <w:spacing w:val="0"/>
+          <w:position w:val="0"/>
+          <w:sz w:val="21"/>
+          <w:shd w:val="clear" w:fill="auto"/>
+        </w:rPr>
+      </w:pPr>
+      <w:r>
+        <w:rPr>
+          <w:rFonts w:ascii="宋体" w:hAnsi="宋体" w:eastAsia="宋体" w:cs="宋体"/>
+          <w:color w:val="auto"/>
+          <w:spacing w:val="0"/>
+          <w:position w:val="0"/>
+          <w:sz w:val="21"/>
+          <w:shd w:val="clear" w:fill="auto"/>
+        </w:rPr>
+        <w:t>​​1. GAS：Gameplay Ability System（游戏玩法能力系统）​​</w:t>
+      </w:r>
+    </w:p>
+    <w:p>
+      <w:pPr>
+        <w:spacing w:before="0" w:after="0" w:line="240" w:lineRule="auto"/>
+        <w:ind w:left="0" w:right="0" w:firstLine="0"/>
+        <w:jc w:val="both"/>
+        <w:rPr>
+          <w:rFonts w:ascii="宋体" w:hAnsi="宋体" w:eastAsia="宋体" w:cs="宋体"/>
+          <w:color w:val="auto"/>
+          <w:spacing w:val="0"/>
+          <w:position w:val="0"/>
+          <w:sz w:val="21"/>
+          <w:shd w:val="clear" w:fill="auto"/>
+        </w:rPr>
+      </w:pPr>
+      <w:r>
+        <w:rPr>
+          <w:rFonts w:ascii="宋体" w:hAnsi="宋体" w:eastAsia="宋体" w:cs="宋体"/>
+          <w:color w:val="auto"/>
+          <w:spacing w:val="0"/>
+          <w:position w:val="0"/>
+          <w:sz w:val="21"/>
+          <w:shd w:val="clear" w:fill="auto"/>
+        </w:rPr>
+        <w:t>GAS 是 UE 提供的一套​​结构化、可扩展的游戏玩法逻辑框架​​，主要用于管理角色的​​技能（Ability）​​、​​属性（Attribute）​​、​​状态效果（Gameplay Effect）​​以及它们之间的交互逻辑。它专为复杂游戏（如动作RPG、MOBA、战术游戏）设计，解决了传统代码直接管理技能时容易出现的耦合度高、难以维护等问题。</w:t>
+      </w:r>
+    </w:p>
+    <w:p>
+      <w:pPr>
+        <w:spacing w:before="0" w:after="0" w:line="240" w:lineRule="auto"/>
+        <w:ind w:left="0" w:right="0" w:firstLine="0"/>
+        <w:jc w:val="both"/>
+        <w:rPr>
+          <w:rFonts w:ascii="宋体" w:hAnsi="宋体" w:eastAsia="宋体" w:cs="宋体"/>
+          <w:color w:val="auto"/>
+          <w:spacing w:val="0"/>
+          <w:position w:val="0"/>
+          <w:sz w:val="21"/>
+          <w:shd w:val="clear" w:fill="auto"/>
+        </w:rPr>
+      </w:pPr>
+    </w:p>
+    <w:p>
+      <w:pPr>
+        <w:spacing w:before="0" w:after="0" w:line="240" w:lineRule="auto"/>
+        <w:ind w:left="0" w:right="0" w:firstLine="0"/>
+        <w:jc w:val="both"/>
+        <w:rPr>
+          <w:rFonts w:ascii="宋体" w:hAnsi="宋体" w:eastAsia="宋体" w:cs="宋体"/>
+          <w:color w:val="auto"/>
+          <w:spacing w:val="0"/>
+          <w:position w:val="0"/>
+          <w:sz w:val="21"/>
+          <w:shd w:val="clear" w:fill="auto"/>
+        </w:rPr>
+      </w:pPr>
+      <w:r>
+        <w:rPr>
+          <w:rFonts w:ascii="宋体" w:hAnsi="宋体" w:eastAsia="宋体" w:cs="宋体"/>
+          <w:color w:val="auto"/>
+          <w:spacing w:val="0"/>
+          <w:position w:val="0"/>
+          <w:sz w:val="21"/>
+          <w:shd w:val="clear" w:fill="auto"/>
+        </w:rPr>
+        <w:t>GAS 的核心功能：</w:t>
+      </w:r>
+    </w:p>
+    <w:p>
+      <w:pPr>
+        <w:spacing w:before="0" w:after="0" w:line="240" w:lineRule="auto"/>
+        <w:ind w:left="0" w:right="0" w:firstLine="0"/>
+        <w:jc w:val="both"/>
+        <w:rPr>
+          <w:rFonts w:ascii="宋体" w:hAnsi="宋体" w:eastAsia="宋体" w:cs="宋体"/>
+          <w:color w:val="auto"/>
+          <w:spacing w:val="0"/>
+          <w:position w:val="0"/>
+          <w:sz w:val="21"/>
+          <w:shd w:val="clear" w:fill="auto"/>
+        </w:rPr>
+      </w:pPr>
+      <w:r>
+        <w:rPr>
+          <w:rFonts w:ascii="宋体" w:hAnsi="宋体" w:eastAsia="宋体" w:cs="宋体"/>
+          <w:color w:val="auto"/>
+          <w:spacing w:val="0"/>
+          <w:position w:val="0"/>
+          <w:sz w:val="21"/>
+          <w:shd w:val="clear" w:fill="auto"/>
+        </w:rPr>
+        <w:t>​​能力（Ability）​​：定义角色的具体技能（如攻击、跳跃、治疗），支持激活条件（如冷却时间、资源消耗）、输入触发、网络同步等。</w:t>
+      </w:r>
+    </w:p>
+    <w:p>
+      <w:pPr>
+        <w:spacing w:before="0" w:after="0" w:line="240" w:lineRule="auto"/>
+        <w:ind w:left="0" w:right="0" w:firstLine="0"/>
+        <w:jc w:val="both"/>
+        <w:rPr>
+          <w:rFonts w:ascii="宋体" w:hAnsi="宋体" w:eastAsia="宋体" w:cs="宋体"/>
+          <w:color w:val="auto"/>
+          <w:spacing w:val="0"/>
+          <w:position w:val="0"/>
+          <w:sz w:val="21"/>
+          <w:shd w:val="clear" w:fill="auto"/>
+        </w:rPr>
+      </w:pPr>
+      <w:r>
+        <w:rPr>
+          <w:rFonts w:ascii="宋体" w:hAnsi="宋体" w:eastAsia="宋体" w:cs="宋体"/>
+          <w:color w:val="auto"/>
+          <w:spacing w:val="0"/>
+          <w:position w:val="0"/>
+          <w:sz w:val="21"/>
+          <w:shd w:val="clear" w:fill="auto"/>
+        </w:rPr>
+        <w:t>​​属性（Attribute）​​：角色的基础数值（如生命值、魔力值、攻击力），通过“属性集（Attribute Set）”管理，支持动态修改（如增益/减益）和事件监听（如数值变化时触发回调）。</w:t>
+      </w:r>
+    </w:p>
+    <w:p>
+      <w:pPr>
+        <w:spacing w:before="0" w:after="0" w:line="240" w:lineRule="auto"/>
+        <w:ind w:left="0" w:right="0" w:firstLine="0"/>
+        <w:jc w:val="both"/>
+        <w:rPr>
+          <w:rFonts w:ascii="宋体" w:hAnsi="宋体" w:eastAsia="宋体" w:cs="宋体"/>
+          <w:color w:val="auto"/>
+          <w:spacing w:val="0"/>
+          <w:position w:val="0"/>
+          <w:sz w:val="21"/>
+          <w:shd w:val="clear" w:fill="auto"/>
+        </w:rPr>
+      </w:pPr>
+      <w:r>
+        <w:rPr>
+          <w:rFonts w:ascii="宋体" w:hAnsi="宋体" w:eastAsia="宋体" w:cs="宋体"/>
+          <w:color w:val="auto"/>
+          <w:spacing w:val="0"/>
+          <w:position w:val="0"/>
+          <w:sz w:val="21"/>
+          <w:shd w:val="clear" w:fill="auto"/>
+        </w:rPr>
+        <w:t>​​游戏效果（Gameplay Effect）​​：描述对属性或状态的修改（如持续伤害、移速提升、沉默），支持持续时间、周期性生效、叠加规则等。</w:t>
+      </w:r>
+    </w:p>
+    <w:p>
+      <w:pPr>
+        <w:spacing w:before="0" w:after="0" w:line="240" w:lineRule="auto"/>
+        <w:ind w:left="0" w:right="0" w:firstLine="0"/>
+        <w:jc w:val="both"/>
+        <w:rPr>
+          <w:rFonts w:ascii="宋体" w:hAnsi="宋体" w:eastAsia="宋体" w:cs="宋体"/>
+          <w:color w:val="auto"/>
+          <w:spacing w:val="0"/>
+          <w:position w:val="0"/>
+          <w:sz w:val="21"/>
+          <w:shd w:val="clear" w:fill="auto"/>
+        </w:rPr>
+      </w:pPr>
+      <w:r>
+        <w:rPr>
+          <w:rFonts w:ascii="宋体" w:hAnsi="宋体" w:eastAsia="宋体" w:cs="宋体"/>
+          <w:color w:val="auto"/>
+          <w:spacing w:val="0"/>
+          <w:position w:val="0"/>
+          <w:sz w:val="21"/>
+          <w:shd w:val="clear" w:fill="auto"/>
+        </w:rPr>
+        <w:t>​​标签（Tag）​​：用于快速标记状态（如“正在施法”“被控制”），实现逻辑条件判断（如“被控制时无法释放技能”）。</w:t>
+      </w:r>
+    </w:p>
+    <w:p>
+      <w:pPr>
+        <w:spacing w:before="0" w:after="0" w:line="240" w:lineRule="auto"/>
+        <w:ind w:left="0" w:right="0" w:firstLine="0"/>
+        <w:jc w:val="both"/>
+        <w:rPr>
+          <w:rFonts w:ascii="宋体" w:hAnsi="宋体" w:eastAsia="宋体" w:cs="宋体"/>
+          <w:color w:val="auto"/>
+          <w:spacing w:val="0"/>
+          <w:position w:val="0"/>
+          <w:sz w:val="21"/>
+          <w:shd w:val="clear" w:fill="auto"/>
+        </w:rPr>
+      </w:pPr>
+      <w:r>
+        <w:rPr>
+          <w:rFonts w:ascii="宋体" w:hAnsi="宋体" w:eastAsia="宋体" w:cs="宋体"/>
+          <w:color w:val="auto"/>
+          <w:spacing w:val="0"/>
+          <w:position w:val="0"/>
+          <w:sz w:val="21"/>
+          <w:shd w:val="clear" w:fill="auto"/>
+        </w:rPr>
+        <w:t>​​2. ASC：Ability System Component（能力系统组件）​​</w:t>
+      </w:r>
+    </w:p>
+    <w:p>
+      <w:pPr>
+        <w:spacing w:before="0" w:after="0" w:line="240" w:lineRule="auto"/>
+        <w:ind w:left="0" w:right="0" w:firstLine="0"/>
+        <w:jc w:val="both"/>
+        <w:rPr>
+          <w:rFonts w:ascii="宋体" w:hAnsi="宋体" w:eastAsia="宋体" w:cs="宋体"/>
+          <w:color w:val="auto"/>
+          <w:spacing w:val="0"/>
+          <w:position w:val="0"/>
+          <w:sz w:val="21"/>
+          <w:shd w:val="clear" w:fill="auto"/>
+        </w:rPr>
+      </w:pPr>
+      <w:r>
+        <w:rPr>
+          <w:rFonts w:ascii="宋体" w:hAnsi="宋体" w:eastAsia="宋体" w:cs="宋体"/>
+          <w:color w:val="auto"/>
+          <w:spacing w:val="0"/>
+          <w:position w:val="0"/>
+          <w:sz w:val="21"/>
+          <w:shd w:val="clear" w:fill="auto"/>
+        </w:rPr>
+        <w:t>ASC 是 GAS 框架中的​​核心组件​​，必须附加到使用 GAS 的 Actor（如角色、NPC）上。它的作用是​​协调和管理该 Actor 与 GAS 相关的所有元素​​（能力、属性、效果），是 GAS 逻辑运行的“容器”。</w:t>
+      </w:r>
+    </w:p>
+    <w:p>
+      <w:pPr>
+        <w:spacing w:before="0" w:after="0" w:line="240" w:lineRule="auto"/>
+        <w:ind w:left="0" w:right="0" w:firstLine="0"/>
+        <w:jc w:val="both"/>
+        <w:rPr>
+          <w:rFonts w:ascii="宋体" w:hAnsi="宋体" w:eastAsia="宋体" w:cs="宋体"/>
+          <w:color w:val="auto"/>
+          <w:spacing w:val="0"/>
+          <w:position w:val="0"/>
+          <w:sz w:val="21"/>
+          <w:shd w:val="clear" w:fill="auto"/>
+        </w:rPr>
+      </w:pPr>
+    </w:p>
+    <w:p>
+      <w:pPr>
+        <w:spacing w:before="0" w:after="0" w:line="240" w:lineRule="auto"/>
+        <w:ind w:left="0" w:right="0" w:firstLine="0"/>
+        <w:jc w:val="both"/>
+        <w:rPr>
+          <w:rFonts w:ascii="宋体" w:hAnsi="宋体" w:eastAsia="宋体" w:cs="宋体"/>
+          <w:color w:val="auto"/>
+          <w:spacing w:val="0"/>
+          <w:position w:val="0"/>
+          <w:sz w:val="21"/>
+          <w:shd w:val="clear" w:fill="auto"/>
+        </w:rPr>
+      </w:pPr>
+      <w:r>
+        <w:rPr>
+          <w:rFonts w:ascii="宋体" w:hAnsi="宋体" w:eastAsia="宋体" w:cs="宋体"/>
+          <w:color w:val="auto"/>
+          <w:spacing w:val="0"/>
+          <w:position w:val="0"/>
+          <w:sz w:val="21"/>
+          <w:shd w:val="clear" w:fill="auto"/>
+        </w:rPr>
+        <w:t>ASC 的核心职责：</w:t>
+      </w:r>
+    </w:p>
+    <w:p>
+      <w:pPr>
+        <w:spacing w:before="0" w:after="0" w:line="240" w:lineRule="auto"/>
+        <w:ind w:left="0" w:right="0" w:firstLine="0"/>
+        <w:jc w:val="both"/>
+        <w:rPr>
+          <w:rFonts w:ascii="宋体" w:hAnsi="宋体" w:eastAsia="宋体" w:cs="宋体"/>
+          <w:color w:val="auto"/>
+          <w:spacing w:val="0"/>
+          <w:position w:val="0"/>
+          <w:sz w:val="21"/>
+          <w:shd w:val="clear" w:fill="auto"/>
+        </w:rPr>
+      </w:pPr>
+      <w:r>
+        <w:rPr>
+          <w:rFonts w:ascii="宋体" w:hAnsi="宋体" w:eastAsia="宋体" w:cs="宋体"/>
+          <w:color w:val="auto"/>
+          <w:spacing w:val="0"/>
+          <w:position w:val="0"/>
+          <w:sz w:val="21"/>
+          <w:shd w:val="clear" w:fill="auto"/>
+        </w:rPr>
+        <w:t>​​注册与管理能力​​：存储并管理该 Actor 可用的所有 Gameplay Ability（通过 UAbilitySystemComponent::GiveAbility 绑定）。</w:t>
+      </w:r>
+    </w:p>
+    <w:p>
+      <w:pPr>
+        <w:spacing w:before="0" w:after="0" w:line="240" w:lineRule="auto"/>
+        <w:ind w:left="0" w:right="0" w:firstLine="0"/>
+        <w:jc w:val="both"/>
+        <w:rPr>
+          <w:rFonts w:ascii="宋体" w:hAnsi="宋体" w:eastAsia="宋体" w:cs="宋体"/>
+          <w:color w:val="auto"/>
+          <w:spacing w:val="0"/>
+          <w:position w:val="0"/>
+          <w:sz w:val="21"/>
+          <w:shd w:val="clear" w:fill="auto"/>
+        </w:rPr>
+      </w:pPr>
+      <w:r>
+        <w:rPr>
+          <w:rFonts w:ascii="宋体" w:hAnsi="宋体" w:eastAsia="宋体" w:cs="宋体"/>
+          <w:color w:val="auto"/>
+          <w:spacing w:val="0"/>
+          <w:position w:val="0"/>
+          <w:sz w:val="21"/>
+          <w:shd w:val="clear" w:fill="auto"/>
+        </w:rPr>
+        <w:t>​​处理输入与触发​​：监听输入事件（如按键），触发对应 Ability 的激活（需配合 AbilityTask 实现具体逻辑）。</w:t>
+      </w:r>
+    </w:p>
+    <w:p>
+      <w:pPr>
+        <w:spacing w:before="0" w:after="0" w:line="240" w:lineRule="auto"/>
+        <w:ind w:left="0" w:right="0" w:firstLine="0"/>
+        <w:jc w:val="both"/>
+        <w:rPr>
+          <w:rFonts w:ascii="宋体" w:hAnsi="宋体" w:eastAsia="宋体" w:cs="宋体"/>
+          <w:color w:val="auto"/>
+          <w:spacing w:val="0"/>
+          <w:position w:val="0"/>
+          <w:sz w:val="21"/>
+          <w:shd w:val="clear" w:fill="auto"/>
+        </w:rPr>
+      </w:pPr>
+      <w:r>
+        <w:rPr>
+          <w:rFonts w:ascii="宋体" w:hAnsi="宋体" w:eastAsia="宋体" w:cs="宋体"/>
+          <w:color w:val="auto"/>
+          <w:spacing w:val="0"/>
+          <w:position w:val="0"/>
+          <w:sz w:val="21"/>
+          <w:shd w:val="clear" w:fill="auto"/>
+        </w:rPr>
+        <w:t>​​属性与效果的生命周期管理​​：负责属性值的修改、效果的施加/移除，并同步状态变化（如网络游戏中同步属性值给客户端）。</w:t>
+      </w:r>
+    </w:p>
+    <w:p>
+      <w:pPr>
+        <w:spacing w:before="0" w:after="0" w:line="240" w:lineRule="auto"/>
+        <w:ind w:left="0" w:right="0" w:firstLine="0"/>
+        <w:jc w:val="both"/>
+        <w:rPr>
+          <w:rFonts w:ascii="宋体" w:hAnsi="宋体" w:eastAsia="宋体" w:cs="宋体"/>
+          <w:color w:val="auto"/>
+          <w:spacing w:val="0"/>
+          <w:position w:val="0"/>
+          <w:sz w:val="21"/>
+          <w:shd w:val="clear" w:fill="auto"/>
+        </w:rPr>
+      </w:pPr>
+      <w:r>
+        <w:rPr>
+          <w:rFonts w:ascii="宋体" w:hAnsi="宋体" w:eastAsia="宋体" w:cs="宋体"/>
+          <w:color w:val="auto"/>
+          <w:spacing w:val="0"/>
+          <w:position w:val="0"/>
+          <w:sz w:val="21"/>
+          <w:shd w:val="clear" w:fill="auto"/>
+        </w:rPr>
+        <w:t>​​事件调度与回调​​：通过委托（Delegate）暴露关键事件（如属性变化、能力激活完成），允许开发者自定义逻辑。</w:t>
+      </w:r>
+    </w:p>
+    <w:p>
+      <w:pPr>
+        <w:spacing w:before="0" w:after="0" w:line="240" w:lineRule="auto"/>
+        <w:ind w:left="0" w:right="0" w:firstLine="0"/>
+        <w:jc w:val="both"/>
+        <w:rPr>
+          <w:rFonts w:ascii="宋体" w:hAnsi="宋体" w:eastAsia="宋体" w:cs="宋体"/>
+          <w:color w:val="auto"/>
+          <w:spacing w:val="0"/>
+          <w:position w:val="0"/>
+          <w:sz w:val="21"/>
+          <w:shd w:val="clear" w:fill="auto"/>
+        </w:rPr>
+      </w:pPr>
+      <w:r>
+        <w:rPr>
+          <w:rFonts w:ascii="宋体" w:hAnsi="宋体" w:eastAsia="宋体" w:cs="宋体"/>
+          <w:color w:val="auto"/>
+          <w:spacing w:val="0"/>
+          <w:position w:val="0"/>
+          <w:sz w:val="21"/>
+          <w:shd w:val="clear" w:fill="auto"/>
+        </w:rPr>
+        <w:t>​​总结​​</w:t>
+      </w:r>
+    </w:p>
+    <w:p>
+      <w:pPr>
+        <w:spacing w:before="0" w:after="0" w:line="240" w:lineRule="auto"/>
+        <w:ind w:left="0" w:right="0" w:firstLine="0"/>
+        <w:jc w:val="both"/>
+        <w:rPr>
+          <w:rFonts w:ascii="宋体" w:hAnsi="宋体" w:eastAsia="宋体" w:cs="宋体"/>
+          <w:color w:val="auto"/>
+          <w:spacing w:val="0"/>
+          <w:position w:val="0"/>
+          <w:sz w:val="21"/>
+          <w:shd w:val="clear" w:fill="auto"/>
+        </w:rPr>
+      </w:pPr>
+      <w:r>
+        <w:rPr>
+          <w:rFonts w:ascii="宋体" w:hAnsi="宋体" w:eastAsia="宋体" w:cs="宋体"/>
+          <w:color w:val="auto"/>
+          <w:spacing w:val="0"/>
+          <w:position w:val="0"/>
+          <w:sz w:val="21"/>
+          <w:shd w:val="clear" w:fill="auto"/>
+        </w:rPr>
+        <w:t>简单来说，​​GAS 是一套完整的游戏玩法能力管理框架​​，而 ​​ASC 是 GAS 在具体 Actor 上的“运行载体”​​，负责落地执行 GAS 设计的各项逻辑。两者结合使用，能高效管理复杂的角色技能和状态系统，尤其适合需要高扩展性、网络同步的游戏项目（如多人在线角色扮演游戏）。</w:t>
+      </w:r>
+    </w:p>
+    <w:p>
+      <w:pPr>
+        <w:spacing w:before="0" w:after="0" w:line="240" w:lineRule="auto"/>
+        <w:ind w:left="0" w:right="0" w:firstLine="0"/>
+        <w:jc w:val="both"/>
+        <w:rPr>
+          <w:rFonts w:ascii="宋体" w:hAnsi="宋体" w:eastAsia="宋体" w:cs="宋体"/>
+          <w:color w:val="auto"/>
+          <w:spacing w:val="0"/>
+          <w:position w:val="0"/>
+          <w:sz w:val="21"/>
+          <w:shd w:val="clear" w:fill="auto"/>
+        </w:rPr>
+      </w:pPr>
+    </w:p>
+    <w:p>
+      <w:pPr>
+        <w:spacing w:before="0" w:after="0" w:line="240" w:lineRule="auto"/>
+        <w:ind w:left="0" w:right="0" w:firstLine="0"/>
+        <w:jc w:val="both"/>
+        <w:rPr>
+          <w:rFonts w:ascii="宋体" w:hAnsi="宋体" w:eastAsia="宋体" w:cs="宋体"/>
+          <w:color w:val="auto"/>
+          <w:spacing w:val="0"/>
+          <w:position w:val="0"/>
+          <w:sz w:val="21"/>
+          <w:shd w:val="clear" w:fill="auto"/>
+        </w:rPr>
+      </w:pPr>
+      <w:r>
+        <w:rPr>
+          <w:rFonts w:ascii="宋体" w:hAnsi="宋体" w:eastAsia="宋体" w:cs="宋体"/>
+          <w:color w:val="auto"/>
+          <w:spacing w:val="0"/>
+          <w:position w:val="0"/>
+          <w:sz w:val="21"/>
+          <w:shd w:val="clear" w:fill="auto"/>
+        </w:rPr>
+        <w:t>建立一个AnimationBlueprint的template,下面是步骤</w:t>
+      </w:r>
+    </w:p>
+    <w:p>
+      <w:pPr>
+        <w:spacing w:before="0" w:after="0" w:line="240" w:lineRule="auto"/>
+        <w:ind w:left="0" w:right="0" w:firstLine="0"/>
+        <w:jc w:val="both"/>
+        <w:rPr>
+          <w:rFonts w:ascii="宋体" w:hAnsi="宋体" w:eastAsia="宋体" w:cs="宋体"/>
+          <w:color w:val="auto"/>
+          <w:spacing w:val="0"/>
+          <w:position w:val="0"/>
+          <w:sz w:val="21"/>
+          <w:shd w:val="clear" w:fill="auto"/>
+        </w:rPr>
+      </w:pPr>
+      <w:r>
+        <w:rPr>
+          <w:rFonts w:ascii="宋体" w:hAnsi="宋体" w:eastAsia="宋体" w:cs="宋体"/>
+          <w:color w:val="auto"/>
+          <w:spacing w:val="0"/>
+          <w:position w:val="0"/>
+          <w:sz w:val="21"/>
+          <w:shd w:val="clear" w:fill="auto"/>
+        </w:rPr>
+        <w:t>1.</w:t>
+      </w:r>
+    </w:p>
+    <w:p>
+      <w:pPr>
+        <w:spacing w:before="0" w:after="0" w:line="240" w:lineRule="auto"/>
+        <w:ind w:left="0" w:right="0" w:firstLine="0"/>
+        <w:jc w:val="both"/>
+        <w:rPr>
+          <w:rFonts w:ascii="宋体" w:hAnsi="宋体" w:eastAsia="宋体" w:cs="宋体"/>
+          <w:color w:val="auto"/>
+          <w:spacing w:val="0"/>
+          <w:position w:val="0"/>
+          <w:sz w:val="21"/>
+          <w:shd w:val="clear" w:fill="auto"/>
+        </w:rPr>
       </w:pPr>
       <w:r>
         <w:object>
-          <v:shape id="_x0000_i1027" o:spt="75" type="#_x0000_t75" style="height:155.95pt;width:315.75pt;" o:ole="t" filled="f" o:preferrelative="t" coordsize="21600,21600">
+          <v:shape id="_x0000_i1026" o:spt="75" type="#_x0000_t75" style="height:243pt;width:432pt;" o:ole="t" filled="f" o:preferrelative="t" coordsize="21600,21600">
             <v:path/>
             <v:fill on="f" focussize="0,0"/>
             <v:stroke/>
@@ -9519,7 +11546,7 @@
             <w10:wrap type="none"/>
             <w10:anchorlock/>
           </v:shape>
-          <o:OLEObject Type="Embed" ProgID="StaticDib" ShapeID="_x0000_i1027" DrawAspect="Content" ObjectID="_1468075727" r:id="rId39">
+          <o:OLEObject Type="Embed" ProgID="StaticDib" ShapeID="_x0000_i1026" DrawAspect="Content" ObjectID="_1468075726" r:id="rId39">
             <o:LockedField>false</o:LockedField>
           </o:OLEObject>
         </w:object>
@@ -9548,7 +11575,7 @@
           <w:sz w:val="21"/>
           <w:shd w:val="clear" w:fill="auto"/>
         </w:rPr>
-        <w:t>3.</w:t>
+        <w:t>2.</w:t>
       </w:r>
     </w:p>
     <w:p>
@@ -9567,7 +11594,7 @@
       </w:pPr>
       <w:r>
         <w:object>
-          <v:shape id="_x0000_i1028" o:spt="75" type="#_x0000_t75" style="height:170.2pt;width:432pt;" o:ole="t" filled="f" o:preferrelative="t" coordsize="21600,21600">
+          <v:shape id="_x0000_i1027" o:spt="75" type="#_x0000_t75" style="height:155.95pt;width:315.75pt;" o:ole="t" filled="f" o:preferrelative="t" coordsize="21600,21600">
             <v:path/>
             <v:fill on="f" focussize="0,0"/>
             <v:stroke/>
@@ -9576,7 +11603,7 @@
             <w10:wrap type="none"/>
             <w10:anchorlock/>
           </v:shape>
-          <o:OLEObject Type="Embed" ProgID="StaticDib" ShapeID="_x0000_i1028" DrawAspect="Content" ObjectID="_1468075728" r:id="rId41">
+          <o:OLEObject Type="Embed" ProgID="StaticDib" ShapeID="_x0000_i1027" DrawAspect="Content" ObjectID="_1468075727" r:id="rId41">
             <o:LockedField>false</o:LockedField>
           </o:OLEObject>
         </w:object>
@@ -9605,49 +11632,26 @@
           <w:sz w:val="21"/>
           <w:shd w:val="clear" w:fill="auto"/>
         </w:rPr>
-        <w:t>然后点击</w:t>
-      </w:r>
-      <w:r>
+        <w:t>3.</w:t>
+      </w:r>
+    </w:p>
+    <w:p>
+      <w:pPr>
+        <w:spacing w:before="0" w:after="0" w:line="240" w:lineRule="auto"/>
+        <w:ind w:left="0" w:right="0" w:firstLine="0"/>
+        <w:jc w:val="both"/>
         <w:rPr>
           <w:rFonts w:ascii="宋体" w:hAnsi="宋体" w:eastAsia="宋体" w:cs="宋体"/>
-          <w:b/>
           <w:color w:val="auto"/>
           <w:spacing w:val="0"/>
           <w:position w:val="0"/>
           <w:sz w:val="21"/>
           <w:shd w:val="clear" w:fill="auto"/>
         </w:rPr>
-        <w:t>EventGraph</w:t>
-      </w:r>
-      <w:r>
-        <w:rPr>
-          <w:rFonts w:ascii="宋体" w:hAnsi="宋体" w:eastAsia="宋体" w:cs="宋体"/>
-          <w:color w:val="auto"/>
-          <w:spacing w:val="0"/>
-          <w:position w:val="0"/>
-          <w:sz w:val="21"/>
-          <w:shd w:val="clear" w:fill="auto"/>
-        </w:rPr>
-        <w:t>,实现下面的蓝图</w:t>
-      </w:r>
-    </w:p>
-    <w:p>
-      <w:pPr>
-        <w:spacing w:before="0" w:after="0" w:line="240" w:lineRule="auto"/>
-        <w:ind w:left="0" w:right="0" w:firstLine="0"/>
-        <w:jc w:val="both"/>
-        <w:rPr>
-          <w:rFonts w:ascii="宋体" w:hAnsi="宋体" w:eastAsia="宋体" w:cs="宋体"/>
-          <w:color w:val="auto"/>
-          <w:spacing w:val="0"/>
-          <w:position w:val="0"/>
-          <w:sz w:val="21"/>
-          <w:shd w:val="clear" w:fill="auto"/>
-        </w:rPr>
       </w:pPr>
       <w:r>
         <w:object>
-          <v:shape id="_x0000_i1029" o:spt="75" type="#_x0000_t75" style="height:202.5pt;width:432pt;" o:ole="t" filled="f" o:preferrelative="t" coordsize="21600,21600">
+          <v:shape id="_x0000_i1028" o:spt="75" type="#_x0000_t75" style="height:170.2pt;width:432pt;" o:ole="t" filled="f" o:preferrelative="t" coordsize="21600,21600">
             <v:path/>
             <v:fill on="f" focussize="0,0"/>
             <v:stroke/>
@@ -9656,7 +11660,87 @@
             <w10:wrap type="none"/>
             <w10:anchorlock/>
           </v:shape>
-          <o:OLEObject Type="Embed" ProgID="StaticDib" ShapeID="_x0000_i1029" DrawAspect="Content" ObjectID="_1468075729" r:id="rId43">
+          <o:OLEObject Type="Embed" ProgID="StaticDib" ShapeID="_x0000_i1028" DrawAspect="Content" ObjectID="_1468075728" r:id="rId43">
+            <o:LockedField>false</o:LockedField>
+          </o:OLEObject>
+        </w:object>
+      </w:r>
+    </w:p>
+    <w:p>
+      <w:pPr>
+        <w:spacing w:before="0" w:after="0" w:line="240" w:lineRule="auto"/>
+        <w:ind w:left="0" w:right="0" w:firstLine="0"/>
+        <w:jc w:val="both"/>
+        <w:rPr>
+          <w:rFonts w:ascii="宋体" w:hAnsi="宋体" w:eastAsia="宋体" w:cs="宋体"/>
+          <w:color w:val="auto"/>
+          <w:spacing w:val="0"/>
+          <w:position w:val="0"/>
+          <w:sz w:val="21"/>
+          <w:shd w:val="clear" w:fill="auto"/>
+        </w:rPr>
+      </w:pPr>
+      <w:r>
+        <w:rPr>
+          <w:rFonts w:ascii="宋体" w:hAnsi="宋体" w:eastAsia="宋体" w:cs="宋体"/>
+          <w:color w:val="auto"/>
+          <w:spacing w:val="0"/>
+          <w:position w:val="0"/>
+          <w:sz w:val="21"/>
+          <w:shd w:val="clear" w:fill="auto"/>
+        </w:rPr>
+        <w:t>然后点击</w:t>
+      </w:r>
+      <w:r>
+        <w:rPr>
+          <w:rFonts w:ascii="宋体" w:hAnsi="宋体" w:eastAsia="宋体" w:cs="宋体"/>
+          <w:b/>
+          <w:color w:val="auto"/>
+          <w:spacing w:val="0"/>
+          <w:position w:val="0"/>
+          <w:sz w:val="21"/>
+          <w:shd w:val="clear" w:fill="auto"/>
+        </w:rPr>
+        <w:t>EventGraph</w:t>
+      </w:r>
+      <w:r>
+        <w:rPr>
+          <w:rFonts w:ascii="宋体" w:hAnsi="宋体" w:eastAsia="宋体" w:cs="宋体"/>
+          <w:color w:val="auto"/>
+          <w:spacing w:val="0"/>
+          <w:position w:val="0"/>
+          <w:sz w:val="21"/>
+          <w:shd w:val="clear" w:fill="auto"/>
+        </w:rPr>
+        <w:t>,实现下面的蓝图</w:t>
+      </w:r>
+    </w:p>
+    <w:p>
+      <w:pPr>
+        <w:spacing w:before="0" w:after="0" w:line="240" w:lineRule="auto"/>
+        <w:ind w:left="0" w:right="0" w:firstLine="0"/>
+        <w:jc w:val="both"/>
+        <w:rPr>
+          <w:rFonts w:ascii="宋体" w:hAnsi="宋体" w:eastAsia="宋体" w:cs="宋体"/>
+          <w:color w:val="auto"/>
+          <w:spacing w:val="0"/>
+          <w:position w:val="0"/>
+          <w:sz w:val="21"/>
+          <w:shd w:val="clear" w:fill="auto"/>
+        </w:rPr>
+      </w:pPr>
+      <w:r>
+        <w:object>
+          <v:shape id="_x0000_i1029" o:spt="75" type="#_x0000_t75" style="height:202.5pt;width:432pt;" o:ole="t" filled="f" o:preferrelative="t" coordsize="21600,21600">
+            <v:path/>
+            <v:fill on="f" focussize="0,0"/>
+            <v:stroke/>
+            <v:imagedata r:id="rId46" o:title=""/>
+            <o:lock v:ext="edit" aspectratio="t"/>
+            <w10:wrap type="none"/>
+            <w10:anchorlock/>
+          </v:shape>
+          <o:OLEObject Type="Embed" ProgID="StaticDib" ShapeID="_x0000_i1029" DrawAspect="Content" ObjectID="_1468075729" r:id="rId45">
             <o:LockedField>false</o:LockedField>
           </o:OLEObject>
         </w:object>
@@ -9769,7 +11853,7 @@
                     </pic:cNvPicPr>
                   </pic:nvPicPr>
                   <pic:blipFill>
-                    <a:blip r:embed="rId45"/>
+                    <a:blip r:embed="rId47"/>
                     <a:stretch>
                       <a:fillRect/>
                     </a:stretch>
@@ -9830,12 +11914,12 @@
             <v:path/>
             <v:fill on="f" focussize="0,0"/>
             <v:stroke/>
-            <v:imagedata r:id="rId47" o:title=""/>
+            <v:imagedata r:id="rId49" o:title=""/>
             <o:lock v:ext="edit" aspectratio="t"/>
             <w10:wrap type="none"/>
             <w10:anchorlock/>
           </v:shape>
-          <o:OLEObject Type="Embed" ProgID="StaticDib" ShapeID="_x0000_i1030" DrawAspect="Content" ObjectID="_1468075730" r:id="rId46">
+          <o:OLEObject Type="Embed" ProgID="StaticDib" ShapeID="_x0000_i1030" DrawAspect="Content" ObjectID="_1468075730" r:id="rId48">
             <o:LockedField>false</o:LockedField>
           </o:OLEObject>
         </w:object>
@@ -9945,7 +12029,7 @@
                     </pic:cNvPicPr>
                   </pic:nvPicPr>
                   <pic:blipFill>
-                    <a:blip r:embed="rId48"/>
+                    <a:blip r:embed="rId50"/>
                     <a:stretch>
                       <a:fillRect/>
                     </a:stretch>

--- a/Document/UE5/ue5使用备忘录.docx
+++ b/Document/UE5/ue5使用备忘录.docx
@@ -2158,7 +2158,90 @@
           <w:szCs w:val="24"/>
           <w:lang w:val="en-US" w:eastAsia="zh-CN"/>
         </w:rPr>
-        <w:t>整个生命周期都使用类的“默认对象”（CDO），不会为每次激活生成新副本。</w:t>
+        <w:t>整个生命周期都使用类的“默认对象”（CDO</w:t>
+      </w:r>
+      <w:r>
+        <w:rPr>
+          <w:rFonts w:hint="eastAsia" w:ascii="Segoe UI" w:hAnsi="Segoe UI" w:eastAsia="宋体" w:cs="Segoe UI"/>
+          <w:i w:val="0"/>
+          <w:iCs w:val="0"/>
+          <w:caps w:val="0"/>
+          <w:spacing w:val="0"/>
+          <w:sz w:val="24"/>
+          <w:szCs w:val="24"/>
+          <w:lang w:val="en-US" w:eastAsia="zh-CN"/>
+        </w:rPr>
+        <w:t>（</w:t>
+      </w:r>
+      <w:r>
+        <w:rPr>
+          <w:rFonts w:ascii="Segoe UI" w:hAnsi="Segoe UI" w:eastAsia="Segoe UI" w:cs="Segoe UI"/>
+          <w:i w:val="0"/>
+          <w:iCs w:val="0"/>
+          <w:caps w:val="0"/>
+          <w:spacing w:val="0"/>
+          <w:sz w:val="24"/>
+          <w:szCs w:val="24"/>
+          <w:shd w:val="clear" w:fill="121212"/>
+        </w:rPr>
+        <w:t xml:space="preserve">CDO 是 </w:t>
+      </w:r>
+      <w:r>
+        <w:rPr>
+          <w:rStyle w:val="5"/>
+          <w:rFonts w:hint="default" w:ascii="Segoe UI" w:hAnsi="Segoe UI" w:eastAsia="Segoe UI" w:cs="Segoe UI"/>
+          <w:b/>
+          <w:bCs/>
+          <w:i w:val="0"/>
+          <w:iCs w:val="0"/>
+          <w:caps w:val="0"/>
+          <w:spacing w:val="0"/>
+          <w:sz w:val="24"/>
+          <w:szCs w:val="24"/>
+          <w:bdr w:val="none" w:color="auto" w:sz="0" w:space="0"/>
+          <w:shd w:val="clear" w:fill="121212"/>
+          <w:vertAlign w:val="baseline"/>
+        </w:rPr>
+        <w:t>Class Default Object</w:t>
+      </w:r>
+      <w:r>
+        <w:rPr>
+          <w:rFonts w:hint="default" w:ascii="Segoe UI" w:hAnsi="Segoe UI" w:eastAsia="Segoe UI" w:cs="Segoe UI"/>
+          <w:i w:val="0"/>
+          <w:iCs w:val="0"/>
+          <w:caps w:val="0"/>
+          <w:spacing w:val="0"/>
+          <w:sz w:val="24"/>
+          <w:szCs w:val="24"/>
+          <w:shd w:val="clear" w:fill="121212"/>
+        </w:rPr>
+        <w:t xml:space="preserve"> 的缩写</w:t>
+      </w:r>
+      <w:r>
+        <w:rPr>
+          <w:rFonts w:hint="eastAsia" w:ascii="Segoe UI" w:hAnsi="Segoe UI" w:eastAsia="宋体" w:cs="Segoe UI"/>
+          <w:i w:val="0"/>
+          <w:iCs w:val="0"/>
+          <w:caps w:val="0"/>
+          <w:spacing w:val="0"/>
+          <w:sz w:val="24"/>
+          <w:szCs w:val="24"/>
+          <w:lang w:val="en-US" w:eastAsia="zh-CN"/>
+        </w:rPr>
+        <w:t>）</w:t>
+      </w:r>
+      <w:r>
+        <w:rPr>
+          <w:rFonts w:hint="default" w:ascii="Segoe UI" w:hAnsi="Segoe UI" w:eastAsia="宋体" w:cs="Segoe UI"/>
+          <w:i w:val="0"/>
+          <w:iCs w:val="0"/>
+          <w:caps w:val="0"/>
+          <w:spacing w:val="0"/>
+          <w:sz w:val="24"/>
+          <w:szCs w:val="24"/>
+          <w:lang w:val="en-US" w:eastAsia="zh-CN"/>
+        </w:rPr>
+        <w:t>），不会为每次激活生成新副本。</w:t>
       </w:r>
     </w:p>
     <w:p>
@@ -2197,6 +2280,8 @@
         </w:rPr>
         <w:t>内存和 CPU 开销最小，但无法在 Ability 里保存“每次运行都独立”的变量状态，也无法使用 RPC/复制。</w:t>
       </w:r>
+      <w:bookmarkStart w:id="0" w:name="_GoBack"/>
+      <w:bookmarkEnd w:id="0"/>
     </w:p>
     <w:p>
       <w:pPr>
@@ -4795,8 +4880,6 @@
         </w:rPr>
         <w:t>的作用如下就是可以查看准星对准的Actor，然后可以看到这个Actor的Attribute的相关信息。</w:t>
       </w:r>
-      <w:bookmarkStart w:id="0" w:name="_GoBack"/>
-      <w:bookmarkEnd w:id="0"/>
     </w:p>
     <w:p>
       <w:pPr>
@@ -4887,7 +4970,6 @@
           <w:kern w:val="0"/>
           <w:sz w:val="24"/>
           <w:szCs w:val="24"/>
-          <w:bdr w:val="none" w:color="auto" w:sz="0" w:space="0"/>
           <w:shd w:val="clear" w:fill="121212"/>
           <w:vertAlign w:val="baseline"/>
           <w:lang w:val="en-US" w:eastAsia="zh-CN" w:bidi="ar"/>
@@ -4907,7 +4989,6 @@
           <w:kern w:val="0"/>
           <w:sz w:val="24"/>
           <w:szCs w:val="24"/>
-          <w:bdr w:val="none" w:color="auto" w:sz="0" w:space="0"/>
           <w:shd w:val="clear" w:fill="121212"/>
           <w:vertAlign w:val="baseline"/>
           <w:lang w:val="en-US" w:eastAsia="zh-CN" w:bidi="ar"/>
@@ -4924,7 +5005,6 @@
           <w:kern w:val="0"/>
           <w:sz w:val="24"/>
           <w:szCs w:val="24"/>
-          <w:bdr w:val="none" w:color="auto" w:sz="0" w:space="0"/>
           <w:shd w:val="clear" w:fill="121212"/>
           <w:vertAlign w:val="baseline"/>
           <w:lang w:val="en-US" w:eastAsia="zh-CN" w:bidi="ar"/>
@@ -4944,7 +5024,6 @@
           <w:kern w:val="0"/>
           <w:sz w:val="24"/>
           <w:szCs w:val="24"/>
-          <w:bdr w:val="none" w:color="auto" w:sz="0" w:space="0"/>
           <w:shd w:val="clear" w:fill="121212"/>
           <w:vertAlign w:val="baseline"/>
           <w:lang w:val="en-US" w:eastAsia="zh-CN" w:bidi="ar"/>
@@ -4961,7 +5040,6 @@
           <w:kern w:val="0"/>
           <w:sz w:val="24"/>
           <w:szCs w:val="24"/>
-          <w:bdr w:val="none" w:color="auto" w:sz="0" w:space="0"/>
           <w:shd w:val="clear" w:fill="121212"/>
           <w:vertAlign w:val="baseline"/>
           <w:lang w:val="en-US" w:eastAsia="zh-CN" w:bidi="ar"/>
@@ -4978,7 +5056,6 @@
           <w:kern w:val="0"/>
           <w:sz w:val="24"/>
           <w:szCs w:val="24"/>
-          <w:bdr w:val="none" w:color="auto" w:sz="0" w:space="0"/>
           <w:shd w:val="clear" w:fill="121212"/>
           <w:vertAlign w:val="baseline"/>
           <w:lang w:val="en-US" w:eastAsia="zh-CN" w:bidi="ar"/>
@@ -4995,7 +5072,6 @@
           <w:kern w:val="0"/>
           <w:sz w:val="24"/>
           <w:szCs w:val="24"/>
-          <w:bdr w:val="none" w:color="auto" w:sz="0" w:space="0"/>
           <w:shd w:val="clear" w:fill="121212"/>
           <w:vertAlign w:val="baseline"/>
           <w:lang w:val="en-US" w:eastAsia="zh-CN" w:bidi="ar"/>
@@ -5015,7 +5091,6 @@
           <w:kern w:val="0"/>
           <w:sz w:val="24"/>
           <w:szCs w:val="24"/>
-          <w:bdr w:val="none" w:color="auto" w:sz="0" w:space="0"/>
           <w:shd w:val="clear" w:fill="121212"/>
           <w:vertAlign w:val="baseline"/>
           <w:lang w:val="en-US" w:eastAsia="zh-CN" w:bidi="ar"/>
@@ -5032,7 +5107,6 @@
           <w:kern w:val="0"/>
           <w:sz w:val="24"/>
           <w:szCs w:val="24"/>
-          <w:bdr w:val="none" w:color="auto" w:sz="0" w:space="0"/>
           <w:shd w:val="clear" w:fill="121212"/>
           <w:vertAlign w:val="baseline"/>
           <w:lang w:val="en-US" w:eastAsia="zh-CN" w:bidi="ar"/>
@@ -5068,7 +5142,6 @@
           <w:kern w:val="0"/>
           <w:sz w:val="24"/>
           <w:szCs w:val="24"/>
-          <w:bdr w:val="none" w:color="auto" w:sz="0" w:space="0"/>
           <w:shd w:val="clear" w:fill="121212"/>
           <w:vertAlign w:val="baseline"/>
           <w:lang w:val="en-US" w:eastAsia="zh-CN" w:bidi="ar"/>
@@ -5104,7 +5177,6 @@
           <w:kern w:val="0"/>
           <w:sz w:val="24"/>
           <w:szCs w:val="24"/>
-          <w:bdr w:val="none" w:color="auto" w:sz="0" w:space="0"/>
           <w:shd w:val="clear" w:fill="121212"/>
           <w:vertAlign w:val="baseline"/>
           <w:lang w:val="en-US" w:eastAsia="zh-CN" w:bidi="ar"/>
@@ -5121,7 +5193,6 @@
           <w:kern w:val="0"/>
           <w:sz w:val="24"/>
           <w:szCs w:val="24"/>
-          <w:bdr w:val="none" w:color="auto" w:sz="0" w:space="0"/>
           <w:shd w:val="clear" w:fill="121212"/>
           <w:vertAlign w:val="baseline"/>
           <w:lang w:val="en-US" w:eastAsia="zh-CN" w:bidi="ar"/>
@@ -5138,7 +5209,6 @@
           <w:kern w:val="0"/>
           <w:sz w:val="24"/>
           <w:szCs w:val="24"/>
-          <w:bdr w:val="none" w:color="auto" w:sz="0" w:space="0"/>
           <w:shd w:val="clear" w:fill="121212"/>
           <w:vertAlign w:val="baseline"/>
           <w:lang w:val="en-US" w:eastAsia="zh-CN" w:bidi="ar"/>
@@ -5156,7 +5226,6 @@
           <w:kern w:val="0"/>
           <w:sz w:val="24"/>
           <w:szCs w:val="24"/>
-          <w:bdr w:val="none" w:color="auto" w:sz="0" w:space="0"/>
           <w:shd w:val="clear" w:fill="121212"/>
           <w:vertAlign w:val="baseline"/>
           <w:lang w:val="en-US" w:eastAsia="zh-CN" w:bidi="ar"/>
@@ -5173,7 +5242,6 @@
           <w:kern w:val="0"/>
           <w:sz w:val="24"/>
           <w:szCs w:val="24"/>
-          <w:bdr w:val="none" w:color="auto" w:sz="0" w:space="0"/>
           <w:shd w:val="clear" w:fill="121212"/>
           <w:vertAlign w:val="baseline"/>
           <w:lang w:val="en-US" w:eastAsia="zh-CN" w:bidi="ar"/>
@@ -5191,7 +5259,6 @@
           <w:kern w:val="0"/>
           <w:sz w:val="24"/>
           <w:szCs w:val="24"/>
-          <w:bdr w:val="none" w:color="auto" w:sz="0" w:space="0"/>
           <w:shd w:val="clear" w:fill="121212"/>
           <w:vertAlign w:val="baseline"/>
           <w:lang w:val="en-US" w:eastAsia="zh-CN" w:bidi="ar"/>
@@ -5208,7 +5275,6 @@
           <w:kern w:val="0"/>
           <w:sz w:val="24"/>
           <w:szCs w:val="24"/>
-          <w:bdr w:val="none" w:color="auto" w:sz="0" w:space="0"/>
           <w:shd w:val="clear" w:fill="121212"/>
           <w:vertAlign w:val="baseline"/>
           <w:lang w:val="en-US" w:eastAsia="zh-CN" w:bidi="ar"/>
@@ -5226,7 +5292,6 @@
           <w:kern w:val="0"/>
           <w:sz w:val="24"/>
           <w:szCs w:val="24"/>
-          <w:bdr w:val="none" w:color="auto" w:sz="0" w:space="0"/>
           <w:shd w:val="clear" w:fill="121212"/>
           <w:vertAlign w:val="baseline"/>
           <w:lang w:val="en-US" w:eastAsia="zh-CN" w:bidi="ar"/>
@@ -5243,7 +5308,6 @@
           <w:kern w:val="0"/>
           <w:sz w:val="24"/>
           <w:szCs w:val="24"/>
-          <w:bdr w:val="none" w:color="auto" w:sz="0" w:space="0"/>
           <w:shd w:val="clear" w:fill="121212"/>
           <w:vertAlign w:val="baseline"/>
           <w:lang w:val="en-US" w:eastAsia="zh-CN" w:bidi="ar"/>
@@ -5260,7 +5324,6 @@
           <w:kern w:val="0"/>
           <w:sz w:val="24"/>
           <w:szCs w:val="24"/>
-          <w:bdr w:val="none" w:color="auto" w:sz="0" w:space="0"/>
           <w:shd w:val="clear" w:fill="121212"/>
           <w:vertAlign w:val="baseline"/>
           <w:lang w:val="en-US" w:eastAsia="zh-CN" w:bidi="ar"/>
@@ -5277,7 +5340,6 @@
           <w:kern w:val="0"/>
           <w:sz w:val="24"/>
           <w:szCs w:val="24"/>
-          <w:bdr w:val="none" w:color="auto" w:sz="0" w:space="0"/>
           <w:shd w:val="clear" w:fill="121212"/>
           <w:vertAlign w:val="baseline"/>
           <w:lang w:val="en-US" w:eastAsia="zh-CN" w:bidi="ar"/>
@@ -5297,7 +5359,6 @@
           <w:kern w:val="0"/>
           <w:sz w:val="24"/>
           <w:szCs w:val="24"/>
-          <w:bdr w:val="none" w:color="auto" w:sz="0" w:space="0"/>
           <w:shd w:val="clear" w:fill="121212"/>
           <w:vertAlign w:val="baseline"/>
           <w:lang w:val="en-US" w:eastAsia="zh-CN" w:bidi="ar"/>
@@ -5314,7 +5375,6 @@
           <w:kern w:val="0"/>
           <w:sz w:val="24"/>
           <w:szCs w:val="24"/>
-          <w:bdr w:val="none" w:color="auto" w:sz="0" w:space="0"/>
           <w:shd w:val="clear" w:fill="121212"/>
           <w:vertAlign w:val="baseline"/>
           <w:lang w:val="en-US" w:eastAsia="zh-CN" w:bidi="ar"/>
@@ -5350,7 +5410,6 @@
           <w:kern w:val="0"/>
           <w:sz w:val="24"/>
           <w:szCs w:val="24"/>
-          <w:bdr w:val="none" w:color="auto" w:sz="0" w:space="0"/>
           <w:shd w:val="clear" w:fill="121212"/>
           <w:vertAlign w:val="baseline"/>
           <w:lang w:val="en-US" w:eastAsia="zh-CN" w:bidi="ar"/>
@@ -5367,7 +5426,6 @@
           <w:kern w:val="0"/>
           <w:sz w:val="24"/>
           <w:szCs w:val="24"/>
-          <w:bdr w:val="none" w:color="auto" w:sz="0" w:space="0"/>
           <w:shd w:val="clear" w:fill="121212"/>
           <w:vertAlign w:val="baseline"/>
           <w:lang w:val="en-US" w:eastAsia="zh-CN" w:bidi="ar"/>
@@ -5384,7 +5442,6 @@
           <w:kern w:val="0"/>
           <w:sz w:val="24"/>
           <w:szCs w:val="24"/>
-          <w:bdr w:val="none" w:color="auto" w:sz="0" w:space="0"/>
           <w:shd w:val="clear" w:fill="121212"/>
           <w:vertAlign w:val="baseline"/>
           <w:lang w:val="en-US" w:eastAsia="zh-CN" w:bidi="ar"/>
@@ -5421,7 +5478,6 @@
           <w:kern w:val="0"/>
           <w:sz w:val="24"/>
           <w:szCs w:val="24"/>
-          <w:bdr w:val="none" w:color="auto" w:sz="0" w:space="0"/>
           <w:shd w:val="clear" w:fill="121212"/>
           <w:vertAlign w:val="baseline"/>
           <w:lang w:val="en-US" w:eastAsia="zh-CN" w:bidi="ar"/>
@@ -5438,7 +5494,6 @@
           <w:kern w:val="0"/>
           <w:sz w:val="24"/>
           <w:szCs w:val="24"/>
-          <w:bdr w:val="none" w:color="auto" w:sz="0" w:space="0"/>
           <w:shd w:val="clear" w:fill="121212"/>
           <w:vertAlign w:val="baseline"/>
           <w:lang w:val="en-US" w:eastAsia="zh-CN" w:bidi="ar"/>
@@ -5475,7 +5530,6 @@
           <w:kern w:val="0"/>
           <w:sz w:val="24"/>
           <w:szCs w:val="24"/>
-          <w:bdr w:val="none" w:color="auto" w:sz="0" w:space="0"/>
           <w:shd w:val="clear" w:fill="121212"/>
           <w:vertAlign w:val="baseline"/>
           <w:lang w:val="en-US" w:eastAsia="zh-CN" w:bidi="ar"/>
@@ -5492,7 +5546,6 @@
           <w:kern w:val="0"/>
           <w:sz w:val="24"/>
           <w:szCs w:val="24"/>
-          <w:bdr w:val="none" w:color="auto" w:sz="0" w:space="0"/>
           <w:shd w:val="clear" w:fill="121212"/>
           <w:vertAlign w:val="baseline"/>
           <w:lang w:val="en-US" w:eastAsia="zh-CN" w:bidi="ar"/>
@@ -5529,7 +5582,6 @@
           <w:kern w:val="0"/>
           <w:sz w:val="24"/>
           <w:szCs w:val="24"/>
-          <w:bdr w:val="none" w:color="auto" w:sz="0" w:space="0"/>
           <w:shd w:val="clear" w:fill="121212"/>
           <w:vertAlign w:val="baseline"/>
           <w:lang w:val="en-US" w:eastAsia="zh-CN" w:bidi="ar"/>
@@ -5546,7 +5598,6 @@
           <w:kern w:val="0"/>
           <w:sz w:val="24"/>
           <w:szCs w:val="24"/>
-          <w:bdr w:val="none" w:color="auto" w:sz="0" w:space="0"/>
           <w:shd w:val="clear" w:fill="121212"/>
           <w:vertAlign w:val="baseline"/>
           <w:lang w:val="en-US" w:eastAsia="zh-CN" w:bidi="ar"/>
@@ -5582,7 +5633,6 @@
           <w:kern w:val="0"/>
           <w:sz w:val="24"/>
           <w:szCs w:val="24"/>
-          <w:bdr w:val="none" w:color="auto" w:sz="0" w:space="0"/>
           <w:shd w:val="clear" w:fill="121212"/>
           <w:vertAlign w:val="baseline"/>
           <w:lang w:val="en-US" w:eastAsia="zh-CN" w:bidi="ar"/>
@@ -5618,7 +5668,6 @@
           <w:kern w:val="0"/>
           <w:sz w:val="24"/>
           <w:szCs w:val="24"/>
-          <w:bdr w:val="none" w:color="auto" w:sz="0" w:space="0"/>
           <w:shd w:val="clear" w:fill="121212"/>
           <w:vertAlign w:val="baseline"/>
           <w:lang w:val="en-US" w:eastAsia="zh-CN" w:bidi="ar"/>
@@ -5636,7 +5685,6 @@
           <w:kern w:val="0"/>
           <w:sz w:val="24"/>
           <w:szCs w:val="24"/>
-          <w:bdr w:val="none" w:color="auto" w:sz="0" w:space="0"/>
           <w:shd w:val="clear" w:fill="121212"/>
           <w:vertAlign w:val="baseline"/>
           <w:lang w:val="en-US" w:eastAsia="zh-CN" w:bidi="ar"/>
@@ -5653,7 +5701,6 @@
           <w:kern w:val="0"/>
           <w:sz w:val="24"/>
           <w:szCs w:val="24"/>
-          <w:bdr w:val="none" w:color="auto" w:sz="0" w:space="0"/>
           <w:shd w:val="clear" w:fill="121212"/>
           <w:vertAlign w:val="baseline"/>
           <w:lang w:val="en-US" w:eastAsia="zh-CN" w:bidi="ar"/>
@@ -5689,7 +5736,6 @@
           <w:kern w:val="0"/>
           <w:sz w:val="24"/>
           <w:szCs w:val="24"/>
-          <w:bdr w:val="none" w:color="auto" w:sz="0" w:space="0"/>
           <w:shd w:val="clear" w:fill="121212"/>
           <w:vertAlign w:val="baseline"/>
           <w:lang w:val="en-US" w:eastAsia="zh-CN" w:bidi="ar"/>
@@ -5709,7 +5755,6 @@
           <w:kern w:val="0"/>
           <w:sz w:val="24"/>
           <w:szCs w:val="24"/>
-          <w:bdr w:val="none" w:color="auto" w:sz="0" w:space="0"/>
           <w:shd w:val="clear" w:fill="121212"/>
           <w:vertAlign w:val="baseline"/>
           <w:lang w:val="en-US" w:eastAsia="zh-CN" w:bidi="ar"/>
@@ -5726,7 +5771,6 @@
           <w:kern w:val="0"/>
           <w:sz w:val="24"/>
           <w:szCs w:val="24"/>
-          <w:bdr w:val="none" w:color="auto" w:sz="0" w:space="0"/>
           <w:shd w:val="clear" w:fill="121212"/>
           <w:vertAlign w:val="baseline"/>
           <w:lang w:val="en-US" w:eastAsia="zh-CN" w:bidi="ar"/>
@@ -5762,7 +5806,6 @@
           <w:kern w:val="0"/>
           <w:sz w:val="24"/>
           <w:szCs w:val="24"/>
-          <w:bdr w:val="none" w:color="auto" w:sz="0" w:space="0"/>
           <w:shd w:val="clear" w:fill="121212"/>
           <w:vertAlign w:val="baseline"/>
           <w:lang w:val="en-US" w:eastAsia="zh-CN" w:bidi="ar"/>
@@ -5782,7 +5825,6 @@
           <w:kern w:val="0"/>
           <w:sz w:val="24"/>
           <w:szCs w:val="24"/>
-          <w:bdr w:val="none" w:color="auto" w:sz="0" w:space="0"/>
           <w:shd w:val="clear" w:fill="121212"/>
           <w:vertAlign w:val="baseline"/>
           <w:lang w:val="en-US" w:eastAsia="zh-CN" w:bidi="ar"/>
@@ -5799,7 +5841,6 @@
           <w:kern w:val="0"/>
           <w:sz w:val="24"/>
           <w:szCs w:val="24"/>
-          <w:bdr w:val="none" w:color="auto" w:sz="0" w:space="0"/>
           <w:shd w:val="clear" w:fill="121212"/>
           <w:vertAlign w:val="baseline"/>
           <w:lang w:val="en-US" w:eastAsia="zh-CN" w:bidi="ar"/>
@@ -5835,7 +5876,6 @@
           <w:kern w:val="0"/>
           <w:sz w:val="24"/>
           <w:szCs w:val="24"/>
-          <w:bdr w:val="none" w:color="auto" w:sz="0" w:space="0"/>
           <w:shd w:val="clear" w:fill="121212"/>
           <w:vertAlign w:val="baseline"/>
           <w:lang w:val="en-US" w:eastAsia="zh-CN" w:bidi="ar"/>
@@ -5871,7 +5911,6 @@
           <w:kern w:val="0"/>
           <w:sz w:val="24"/>
           <w:szCs w:val="24"/>
-          <w:bdr w:val="none" w:color="auto" w:sz="0" w:space="0"/>
           <w:shd w:val="clear" w:fill="121212"/>
           <w:vertAlign w:val="baseline"/>
           <w:lang w:val="en-US" w:eastAsia="zh-CN" w:bidi="ar"/>
@@ -5889,7 +5928,6 @@
           <w:kern w:val="0"/>
           <w:sz w:val="24"/>
           <w:szCs w:val="24"/>
-          <w:bdr w:val="none" w:color="auto" w:sz="0" w:space="0"/>
           <w:shd w:val="clear" w:fill="121212"/>
           <w:vertAlign w:val="baseline"/>
           <w:lang w:val="en-US" w:eastAsia="zh-CN" w:bidi="ar"/>
@@ -5906,7 +5944,6 @@
           <w:kern w:val="0"/>
           <w:sz w:val="24"/>
           <w:szCs w:val="24"/>
-          <w:bdr w:val="none" w:color="auto" w:sz="0" w:space="0"/>
           <w:shd w:val="clear" w:fill="121212"/>
           <w:vertAlign w:val="baseline"/>
           <w:lang w:val="en-US" w:eastAsia="zh-CN" w:bidi="ar"/>
@@ -5942,7 +5979,6 @@
           <w:kern w:val="0"/>
           <w:sz w:val="24"/>
           <w:szCs w:val="24"/>
-          <w:bdr w:val="none" w:color="auto" w:sz="0" w:space="0"/>
           <w:shd w:val="clear" w:fill="121212"/>
           <w:vertAlign w:val="baseline"/>
           <w:lang w:val="en-US" w:eastAsia="zh-CN" w:bidi="ar"/>
@@ -5978,7 +6014,6 @@
           <w:kern w:val="0"/>
           <w:sz w:val="24"/>
           <w:szCs w:val="24"/>
-          <w:bdr w:val="none" w:color="auto" w:sz="0" w:space="0"/>
           <w:shd w:val="clear" w:fill="121212"/>
           <w:vertAlign w:val="baseline"/>
           <w:lang w:val="en-US" w:eastAsia="zh-CN" w:bidi="ar"/>
@@ -5996,7 +6031,6 @@
           <w:kern w:val="0"/>
           <w:sz w:val="24"/>
           <w:szCs w:val="24"/>
-          <w:bdr w:val="none" w:color="auto" w:sz="0" w:space="0"/>
           <w:shd w:val="clear" w:fill="121212"/>
           <w:vertAlign w:val="baseline"/>
           <w:lang w:val="en-US" w:eastAsia="zh-CN" w:bidi="ar"/>
@@ -6013,7 +6047,6 @@
           <w:kern w:val="0"/>
           <w:sz w:val="24"/>
           <w:szCs w:val="24"/>
-          <w:bdr w:val="none" w:color="auto" w:sz="0" w:space="0"/>
           <w:shd w:val="clear" w:fill="121212"/>
           <w:vertAlign w:val="baseline"/>
           <w:lang w:val="en-US" w:eastAsia="zh-CN" w:bidi="ar"/>
@@ -6031,7 +6064,6 @@
           <w:kern w:val="0"/>
           <w:sz w:val="24"/>
           <w:szCs w:val="24"/>
-          <w:bdr w:val="none" w:color="auto" w:sz="0" w:space="0"/>
           <w:shd w:val="clear" w:fill="121212"/>
           <w:vertAlign w:val="baseline"/>
           <w:lang w:val="en-US" w:eastAsia="zh-CN" w:bidi="ar"/>
@@ -6048,7 +6080,6 @@
           <w:kern w:val="0"/>
           <w:sz w:val="24"/>
           <w:szCs w:val="24"/>
-          <w:bdr w:val="none" w:color="auto" w:sz="0" w:space="0"/>
           <w:shd w:val="clear" w:fill="121212"/>
           <w:vertAlign w:val="baseline"/>
           <w:lang w:val="en-US" w:eastAsia="zh-CN" w:bidi="ar"/>
@@ -6067,7 +6098,6 @@
           <w:sz w:val="24"/>
           <w:szCs w:val="24"/>
           <w:u w:val="single"/>
-          <w:bdr w:val="none" w:color="auto" w:sz="0" w:space="0"/>
           <w:shd w:val="clear" w:fill="121212"/>
           <w:vertAlign w:val="baseline"/>
           <w:lang w:val="en-US" w:eastAsia="zh-CN" w:bidi="ar"/>
@@ -6086,7 +6116,6 @@
           <w:sz w:val="24"/>
           <w:szCs w:val="24"/>
           <w:u w:val="single"/>
-          <w:bdr w:val="none" w:color="auto" w:sz="0" w:space="0"/>
           <w:shd w:val="clear" w:fill="121212"/>
           <w:vertAlign w:val="baseline"/>
           <w:lang w:val="en-US" w:eastAsia="zh-CN" w:bidi="ar"/>
@@ -6105,7 +6134,6 @@
           <w:sz w:val="24"/>
           <w:szCs w:val="24"/>
           <w:u w:val="single"/>
-          <w:bdr w:val="none" w:color="auto" w:sz="0" w:space="0"/>
           <w:shd w:val="clear" w:fill="121212"/>
           <w:vertAlign w:val="baseline"/>
           <w:lang w:val="en-US" w:eastAsia="zh-CN" w:bidi="ar"/>
@@ -6124,7 +6152,6 @@
           <w:sz w:val="24"/>
           <w:szCs w:val="24"/>
           <w:u w:val="single"/>
-          <w:bdr w:val="none" w:color="auto" w:sz="0" w:space="0"/>
           <w:shd w:val="clear" w:fill="121212"/>
           <w:vertAlign w:val="baseline"/>
           <w:lang w:val="en-US" w:eastAsia="zh-CN" w:bidi="ar"/>
@@ -6141,7 +6168,6 @@
           <w:kern w:val="0"/>
           <w:sz w:val="24"/>
           <w:szCs w:val="24"/>
-          <w:bdr w:val="none" w:color="auto" w:sz="0" w:space="0"/>
           <w:shd w:val="clear" w:fill="121212"/>
           <w:vertAlign w:val="baseline"/>
           <w:lang w:val="en-US" w:eastAsia="zh-CN" w:bidi="ar"/>
@@ -6186,7 +6212,6 @@
           <w:kern w:val="0"/>
           <w:sz w:val="24"/>
           <w:szCs w:val="24"/>
-          <w:bdr w:val="none" w:color="auto" w:sz="0" w:space="0"/>
           <w:shd w:val="clear" w:fill="121212"/>
           <w:vertAlign w:val="baseline"/>
           <w:lang w:val="en-US" w:eastAsia="zh-CN" w:bidi="ar"/>
@@ -6203,7 +6228,6 @@
           <w:kern w:val="0"/>
           <w:sz w:val="24"/>
           <w:szCs w:val="24"/>
-          <w:bdr w:val="none" w:color="auto" w:sz="0" w:space="0"/>
           <w:shd w:val="clear" w:fill="121212"/>
           <w:vertAlign w:val="baseline"/>
           <w:lang w:val="en-US" w:eastAsia="zh-CN" w:bidi="ar"/>
@@ -6220,7 +6244,6 @@
           <w:kern w:val="0"/>
           <w:sz w:val="24"/>
           <w:szCs w:val="24"/>
-          <w:bdr w:val="none" w:color="auto" w:sz="0" w:space="0"/>
           <w:shd w:val="clear" w:fill="121212"/>
           <w:vertAlign w:val="baseline"/>
           <w:lang w:val="en-US" w:eastAsia="zh-CN" w:bidi="ar"/>
@@ -6240,7 +6263,6 @@
           <w:kern w:val="0"/>
           <w:sz w:val="24"/>
           <w:szCs w:val="24"/>
-          <w:bdr w:val="none" w:color="auto" w:sz="0" w:space="0"/>
           <w:shd w:val="clear" w:fill="121212"/>
           <w:vertAlign w:val="baseline"/>
           <w:lang w:val="en-US" w:eastAsia="zh-CN" w:bidi="ar"/>
@@ -6257,7 +6279,6 @@
           <w:kern w:val="0"/>
           <w:sz w:val="24"/>
           <w:szCs w:val="24"/>
-          <w:bdr w:val="none" w:color="auto" w:sz="0" w:space="0"/>
           <w:shd w:val="clear" w:fill="121212"/>
           <w:vertAlign w:val="baseline"/>
           <w:lang w:val="en-US" w:eastAsia="zh-CN" w:bidi="ar"/>
@@ -6268,6 +6289,7 @@
     <w:p>
       <w:pPr>
         <w:numPr>
+          <w:ilvl w:val="0"/>
           <w:numId w:val="0"/>
         </w:numPr>
         <w:pBdr>

--- a/Document/UE5/ue5使用备忘录.docx
+++ b/Document/UE5/ue5使用备忘录.docx
@@ -2198,7 +2198,6 @@
           <w:spacing w:val="0"/>
           <w:sz w:val="24"/>
           <w:szCs w:val="24"/>
-          <w:bdr w:val="none" w:color="auto" w:sz="0" w:space="0"/>
           <w:shd w:val="clear" w:fill="121212"/>
           <w:vertAlign w:val="baseline"/>
         </w:rPr>
@@ -2280,8 +2279,6 @@
         </w:rPr>
         <w:t>内存和 CPU 开销最小，但无法在 Ability 里保存“每次运行都独立”的变量状态，也无法使用 RPC/复制。</w:t>
       </w:r>
-      <w:bookmarkStart w:id="0" w:name="_GoBack"/>
-      <w:bookmarkEnd w:id="0"/>
     </w:p>
     <w:p>
       <w:pPr>
@@ -4432,7 +4429,7 @@
           <w:highlight w:val="white"/>
           <w:lang w:val="en-US" w:eastAsia="zh-CN"/>
         </w:rPr>
-        <w:t>18.1</w:t>
+        <w:t xml:space="preserve">18.1 </w:t>
       </w:r>
       <w:r>
         <w:rPr>
@@ -4558,7 +4555,7 @@
           <w:highlight w:val="white"/>
           <w:lang w:val="en-US" w:eastAsia="zh-CN"/>
         </w:rPr>
-        <w:t>18.2</w:t>
+        <w:t xml:space="preserve">18.2 </w:t>
       </w:r>
       <w:r>
         <w:rPr>
@@ -4682,7 +4679,7 @@
           <w:highlight w:val="white"/>
           <w:lang w:val="en-US" w:eastAsia="zh-CN"/>
         </w:rPr>
-        <w:t>18.3</w:t>
+        <w:t xml:space="preserve">18.3 </w:t>
       </w:r>
       <w:r>
         <w:rPr>
@@ -4764,9 +4761,12 @@
         <w:jc w:val="both"/>
         <w:rPr>
           <w:rFonts w:hint="default" w:ascii="Segoe UI" w:hAnsi="Segoe UI" w:eastAsia="宋体" w:cs="Segoe UI"/>
-          <w:i w:val="0"/>
-          <w:iCs w:val="0"/>
-          <w:caps w:val="0"/>
+          <w:b/>
+          <w:bCs/>
+          <w:i w:val="0"/>
+          <w:iCs w:val="0"/>
+          <w:caps w:val="0"/>
+          <w:color w:val="FF0000"/>
           <w:spacing w:val="0"/>
           <w:sz w:val="24"/>
           <w:szCs w:val="24"/>
@@ -4777,9 +4777,12 @@
       <w:r>
         <w:rPr>
           <w:rFonts w:hint="eastAsia" w:ascii="Segoe UI" w:hAnsi="Segoe UI" w:eastAsia="宋体" w:cs="Segoe UI"/>
-          <w:i w:val="0"/>
-          <w:iCs w:val="0"/>
-          <w:caps w:val="0"/>
+          <w:b/>
+          <w:bCs/>
+          <w:i w:val="0"/>
+          <w:iCs w:val="0"/>
+          <w:caps w:val="0"/>
+          <w:color w:val="FF0000"/>
           <w:spacing w:val="0"/>
           <w:sz w:val="24"/>
           <w:szCs w:val="24"/>
@@ -6313,6 +6316,803 @@
       <w:pPr>
         <w:numPr>
           <w:ilvl w:val="0"/>
+          <w:numId w:val="2"/>
+        </w:numPr>
+        <w:pBdr>
+          <w:bottom w:val="single" w:color="auto" w:sz="4" w:space="0"/>
+        </w:pBdr>
+        <w:spacing w:before="0" w:after="0" w:line="240" w:lineRule="auto"/>
+        <w:ind w:left="0" w:leftChars="0" w:right="0" w:rightChars="0" w:firstLine="0" w:firstLineChars="0"/>
+        <w:jc w:val="both"/>
+        <w:rPr>
+          <w:rFonts w:hint="eastAsia" w:ascii="Cascadia Mono" w:hAnsi="Cascadia Mono" w:eastAsia="宋体"/>
+          <w:b/>
+          <w:bCs/>
+          <w:i/>
+          <w:color w:val="FF0000"/>
+          <w:sz w:val="19"/>
+          <w:szCs w:val="24"/>
+          <w:highlight w:val="white"/>
+          <w:lang w:val="en-US" w:eastAsia="zh-CN"/>
+        </w:rPr>
+      </w:pPr>
+      <w:r>
+        <w:rPr>
+          <w:rFonts w:hint="eastAsia" w:ascii="Cascadia Mono" w:hAnsi="Cascadia Mono" w:eastAsia="Cascadia Mono"/>
+          <w:b/>
+          <w:bCs/>
+          <w:i/>
+          <w:color w:val="FF0000"/>
+          <w:sz w:val="19"/>
+          <w:szCs w:val="24"/>
+          <w:highlight w:val="white"/>
+        </w:rPr>
+        <w:t>BlueprintAssignable</w:t>
+      </w:r>
+      <w:r>
+        <w:rPr>
+          <w:rFonts w:hint="eastAsia" w:ascii="Cascadia Mono" w:hAnsi="Cascadia Mono" w:eastAsia="宋体"/>
+          <w:b/>
+          <w:bCs/>
+          <w:i/>
+          <w:color w:val="FF0000"/>
+          <w:sz w:val="19"/>
+          <w:szCs w:val="24"/>
+          <w:highlight w:val="white"/>
+          <w:lang w:val="en-US" w:eastAsia="zh-CN"/>
+        </w:rPr>
+        <w:t>的作用</w:t>
+      </w:r>
+    </w:p>
+    <w:p>
+      <w:pPr>
+        <w:keepNext w:val="0"/>
+        <w:keepLines w:val="0"/>
+        <w:widowControl/>
+        <w:suppressLineNumbers w:val="0"/>
+        <w:pBdr>
+          <w:top w:val="none" w:color="auto" w:sz="0" w:space="0"/>
+          <w:left w:val="none" w:color="auto" w:sz="0" w:space="0"/>
+          <w:bottom w:val="none" w:color="auto" w:sz="0" w:space="0"/>
+          <w:right w:val="none" w:color="auto" w:sz="0" w:space="0"/>
+        </w:pBdr>
+        <w:shd w:val="clear" w:fill="121212"/>
+        <w:spacing w:before="0" w:beforeAutospacing="0" w:after="240" w:afterAutospacing="0" w:line="390" w:lineRule="atLeast"/>
+        <w:ind w:left="0" w:right="0" w:firstLine="0"/>
+        <w:jc w:val="left"/>
+        <w:textAlignment w:val="baseline"/>
+        <w:rPr>
+          <w:rFonts w:ascii="Segoe UI" w:hAnsi="Segoe UI" w:eastAsia="Segoe UI" w:cs="Segoe UI"/>
+          <w:i w:val="0"/>
+          <w:iCs w:val="0"/>
+          <w:caps w:val="0"/>
+          <w:spacing w:val="0"/>
+          <w:sz w:val="24"/>
+          <w:szCs w:val="24"/>
+        </w:rPr>
+      </w:pPr>
+      <w:r>
+        <w:rPr>
+          <w:rStyle w:val="6"/>
+          <w:rFonts w:hint="default" w:ascii="Segoe UI" w:hAnsi="Segoe UI" w:eastAsia="Segoe UI" w:cs="Segoe UI"/>
+          <w:i w:val="0"/>
+          <w:iCs w:val="0"/>
+          <w:caps w:val="0"/>
+          <w:spacing w:val="0"/>
+          <w:kern w:val="0"/>
+          <w:sz w:val="24"/>
+          <w:szCs w:val="24"/>
+          <w:shd w:val="clear" w:fill="121212"/>
+          <w:vertAlign w:val="baseline"/>
+          <w:lang w:val="en-US" w:eastAsia="zh-CN" w:bidi="ar"/>
+        </w:rPr>
+        <w:t>BlueprintAssignable</w:t>
+      </w:r>
+      <w:r>
+        <w:rPr>
+          <w:rFonts w:hint="default" w:ascii="Segoe UI" w:hAnsi="Segoe UI" w:eastAsia="Segoe UI" w:cs="Segoe UI"/>
+          <w:i w:val="0"/>
+          <w:iCs w:val="0"/>
+          <w:caps w:val="0"/>
+          <w:spacing w:val="0"/>
+          <w:kern w:val="0"/>
+          <w:sz w:val="24"/>
+          <w:szCs w:val="24"/>
+          <w:shd w:val="clear" w:fill="121212"/>
+          <w:vertAlign w:val="baseline"/>
+          <w:lang w:val="en-US" w:eastAsia="zh-CN" w:bidi="ar"/>
+        </w:rPr>
+        <w:t xml:space="preserve"> 是 Unreal Engine 中专门用于 </w:t>
+      </w:r>
+      <w:r>
+        <w:rPr>
+          <w:rStyle w:val="5"/>
+          <w:rFonts w:hint="default" w:ascii="Segoe UI" w:hAnsi="Segoe UI" w:eastAsia="Segoe UI" w:cs="Segoe UI"/>
+          <w:b/>
+          <w:bCs/>
+          <w:i w:val="0"/>
+          <w:iCs w:val="0"/>
+          <w:caps w:val="0"/>
+          <w:spacing w:val="0"/>
+          <w:kern w:val="0"/>
+          <w:sz w:val="24"/>
+          <w:szCs w:val="24"/>
+          <w:shd w:val="clear" w:fill="121212"/>
+          <w:vertAlign w:val="baseline"/>
+          <w:lang w:val="en-US" w:eastAsia="zh-CN" w:bidi="ar"/>
+        </w:rPr>
+        <w:t>动态多播委托（Dynamic Multicast Delegate）</w:t>
+      </w:r>
+      <w:r>
+        <w:rPr>
+          <w:rFonts w:hint="default" w:ascii="Segoe UI" w:hAnsi="Segoe UI" w:eastAsia="Segoe UI" w:cs="Segoe UI"/>
+          <w:i w:val="0"/>
+          <w:iCs w:val="0"/>
+          <w:caps w:val="0"/>
+          <w:spacing w:val="0"/>
+          <w:kern w:val="0"/>
+          <w:sz w:val="24"/>
+          <w:szCs w:val="24"/>
+          <w:shd w:val="clear" w:fill="121212"/>
+          <w:vertAlign w:val="baseline"/>
+          <w:lang w:val="en-US" w:eastAsia="zh-CN" w:bidi="ar"/>
+        </w:rPr>
+        <w:t xml:space="preserve"> 的 UPROPERTY 标记，它的核心作用只有一句话：</w:t>
+      </w:r>
+    </w:p>
+    <w:p>
+      <w:pPr>
+        <w:keepNext w:val="0"/>
+        <w:keepLines w:val="0"/>
+        <w:widowControl/>
+        <w:suppressLineNumbers w:val="0"/>
+        <w:pBdr>
+          <w:top w:val="none" w:color="auto" w:sz="0" w:space="0"/>
+          <w:left w:val="single" w:color="auto" w:sz="2" w:space="0"/>
+          <w:bottom w:val="none" w:color="auto" w:sz="0" w:space="0"/>
+          <w:right w:val="none" w:color="auto" w:sz="0" w:space="0"/>
+        </w:pBdr>
+        <w:shd w:val="clear" w:fill="121212"/>
+        <w:spacing w:before="0" w:beforeAutospacing="0" w:after="0" w:afterAutospacing="0" w:line="390" w:lineRule="atLeast"/>
+        <w:ind w:left="720" w:right="720" w:firstLine="0"/>
+        <w:jc w:val="left"/>
+        <w:textAlignment w:val="baseline"/>
+        <w:rPr>
+          <w:rFonts w:hint="default" w:ascii="Segoe UI" w:hAnsi="Segoe UI" w:eastAsia="Segoe UI" w:cs="Segoe UI"/>
+          <w:i w:val="0"/>
+          <w:iCs w:val="0"/>
+          <w:caps w:val="0"/>
+          <w:spacing w:val="0"/>
+          <w:sz w:val="24"/>
+          <w:szCs w:val="24"/>
+        </w:rPr>
+      </w:pPr>
+      <w:r>
+        <w:rPr>
+          <w:rFonts w:hint="default" w:ascii="Segoe UI" w:hAnsi="Segoe UI" w:eastAsia="Segoe UI" w:cs="Segoe UI"/>
+          <w:i w:val="0"/>
+          <w:iCs w:val="0"/>
+          <w:caps w:val="0"/>
+          <w:spacing w:val="0"/>
+          <w:kern w:val="0"/>
+          <w:sz w:val="24"/>
+          <w:szCs w:val="24"/>
+          <w:shd w:val="clear" w:fill="121212"/>
+          <w:vertAlign w:val="baseline"/>
+          <w:lang w:val="en-US" w:eastAsia="zh-CN" w:bidi="ar"/>
+        </w:rPr>
+        <w:t xml:space="preserve">让蓝图能够像绑定事件一样，把自定义函数“挂”到 C++ 声明的多播委托上；当 C++ 端调用 </w:t>
+      </w:r>
+      <w:r>
+        <w:rPr>
+          <w:rStyle w:val="6"/>
+          <w:rFonts w:hint="default" w:ascii="Segoe UI" w:hAnsi="Segoe UI" w:eastAsia="Segoe UI" w:cs="Segoe UI"/>
+          <w:i w:val="0"/>
+          <w:iCs w:val="0"/>
+          <w:caps w:val="0"/>
+          <w:spacing w:val="0"/>
+          <w:kern w:val="0"/>
+          <w:sz w:val="24"/>
+          <w:szCs w:val="24"/>
+          <w:shd w:val="clear" w:fill="121212"/>
+          <w:vertAlign w:val="baseline"/>
+          <w:lang w:val="en-US" w:eastAsia="zh-CN" w:bidi="ar"/>
+        </w:rPr>
+        <w:t>Broadcast()</w:t>
+      </w:r>
+      <w:r>
+        <w:rPr>
+          <w:rFonts w:hint="default" w:ascii="Segoe UI" w:hAnsi="Segoe UI" w:eastAsia="Segoe UI" w:cs="Segoe UI"/>
+          <w:i w:val="0"/>
+          <w:iCs w:val="0"/>
+          <w:caps w:val="0"/>
+          <w:spacing w:val="0"/>
+          <w:kern w:val="0"/>
+          <w:sz w:val="24"/>
+          <w:szCs w:val="24"/>
+          <w:shd w:val="clear" w:fill="121212"/>
+          <w:vertAlign w:val="baseline"/>
+          <w:lang w:val="en-US" w:eastAsia="zh-CN" w:bidi="ar"/>
+        </w:rPr>
+        <w:t xml:space="preserve"> 时，所有在蓝图里绑定的函数都会被执行。</w:t>
+      </w:r>
+    </w:p>
+    <w:p>
+      <w:pPr>
+        <w:keepNext w:val="0"/>
+        <w:keepLines w:val="0"/>
+        <w:widowControl/>
+        <w:suppressLineNumbers w:val="0"/>
+        <w:pBdr>
+          <w:top w:val="none" w:color="auto" w:sz="0" w:space="0"/>
+          <w:left w:val="none" w:color="auto" w:sz="0" w:space="0"/>
+          <w:bottom w:val="none" w:color="auto" w:sz="0" w:space="0"/>
+          <w:right w:val="none" w:color="auto" w:sz="0" w:space="0"/>
+        </w:pBdr>
+        <w:shd w:val="clear" w:fill="121212"/>
+        <w:spacing w:before="0" w:beforeAutospacing="0" w:after="240" w:afterAutospacing="0" w:line="390" w:lineRule="atLeast"/>
+        <w:ind w:left="0" w:right="0" w:firstLine="0"/>
+        <w:jc w:val="left"/>
+        <w:textAlignment w:val="baseline"/>
+        <w:rPr>
+          <w:rFonts w:hint="default" w:ascii="Segoe UI" w:hAnsi="Segoe UI" w:eastAsia="Segoe UI" w:cs="Segoe UI"/>
+          <w:i w:val="0"/>
+          <w:iCs w:val="0"/>
+          <w:caps w:val="0"/>
+          <w:spacing w:val="0"/>
+          <w:sz w:val="24"/>
+          <w:szCs w:val="24"/>
+        </w:rPr>
+      </w:pPr>
+      <w:r>
+        <w:rPr>
+          <w:rFonts w:hint="default" w:ascii="Segoe UI" w:hAnsi="Segoe UI" w:eastAsia="Segoe UI" w:cs="Segoe UI"/>
+          <w:i w:val="0"/>
+          <w:iCs w:val="0"/>
+          <w:caps w:val="0"/>
+          <w:spacing w:val="0"/>
+          <w:kern w:val="0"/>
+          <w:sz w:val="24"/>
+          <w:szCs w:val="24"/>
+          <w:shd w:val="clear" w:fill="121212"/>
+          <w:vertAlign w:val="baseline"/>
+          <w:lang w:val="en-US" w:eastAsia="zh-CN" w:bidi="ar"/>
+        </w:rPr>
+        <w:t>具体表现</w:t>
+      </w:r>
+    </w:p>
+    <w:p>
+      <w:pPr>
+        <w:keepNext w:val="0"/>
+        <w:keepLines w:val="0"/>
+        <w:widowControl/>
+        <w:suppressLineNumbers w:val="0"/>
+        <w:pBdr>
+          <w:top w:val="none" w:color="auto" w:sz="0" w:space="0"/>
+          <w:left w:val="none" w:color="auto" w:sz="0" w:space="0"/>
+          <w:bottom w:val="none" w:color="auto" w:sz="0" w:space="0"/>
+          <w:right w:val="none" w:color="auto" w:sz="0" w:space="0"/>
+        </w:pBdr>
+        <w:shd w:val="clear" w:fill="121212"/>
+        <w:spacing w:before="0" w:beforeAutospacing="0" w:after="0" w:afterAutospacing="0" w:line="390" w:lineRule="atLeast"/>
+        <w:ind w:left="0" w:right="0" w:firstLine="0"/>
+        <w:jc w:val="left"/>
+        <w:textAlignment w:val="baseline"/>
+      </w:pPr>
+      <w:r>
+        <w:rPr>
+          <w:rFonts w:hint="default" w:ascii="Segoe UI" w:hAnsi="Segoe UI" w:eastAsia="Segoe UI" w:cs="Segoe UI"/>
+          <w:i w:val="0"/>
+          <w:iCs w:val="0"/>
+          <w:caps w:val="0"/>
+          <w:spacing w:val="0"/>
+          <w:kern w:val="0"/>
+          <w:sz w:val="24"/>
+          <w:szCs w:val="24"/>
+          <w:shd w:val="clear" w:fill="121212"/>
+          <w:vertAlign w:val="baseline"/>
+          <w:lang w:val="en-US" w:eastAsia="zh-CN" w:bidi="ar"/>
+        </w:rPr>
+        <w:t xml:space="preserve">只能在 </w:t>
+      </w:r>
+      <w:r>
+        <w:rPr>
+          <w:rStyle w:val="6"/>
+          <w:rFonts w:hint="default" w:ascii="Segoe UI" w:hAnsi="Segoe UI" w:eastAsia="Segoe UI" w:cs="Segoe UI"/>
+          <w:i w:val="0"/>
+          <w:iCs w:val="0"/>
+          <w:caps w:val="0"/>
+          <w:spacing w:val="0"/>
+          <w:kern w:val="0"/>
+          <w:sz w:val="24"/>
+          <w:szCs w:val="24"/>
+          <w:shd w:val="clear" w:fill="121212"/>
+          <w:vertAlign w:val="baseline"/>
+          <w:lang w:val="en-US" w:eastAsia="zh-CN" w:bidi="ar"/>
+        </w:rPr>
+        <w:t>DECLARE_DYNAMIC_MULTICAST_DELEGATE_XXX</w:t>
+      </w:r>
+      <w:r>
+        <w:rPr>
+          <w:rFonts w:hint="default" w:ascii="Segoe UI" w:hAnsi="Segoe UI" w:eastAsia="Segoe UI" w:cs="Segoe UI"/>
+          <w:i w:val="0"/>
+          <w:iCs w:val="0"/>
+          <w:caps w:val="0"/>
+          <w:spacing w:val="0"/>
+          <w:kern w:val="0"/>
+          <w:sz w:val="24"/>
+          <w:szCs w:val="24"/>
+          <w:shd w:val="clear" w:fill="121212"/>
+          <w:vertAlign w:val="baseline"/>
+          <w:lang w:val="en-US" w:eastAsia="zh-CN" w:bidi="ar"/>
+        </w:rPr>
+        <w:t xml:space="preserve"> 定义的变量上使用，否则编译不过 </w:t>
+      </w:r>
+      <w:r>
+        <w:rPr>
+          <w:rFonts w:hint="default" w:ascii="Segoe UI" w:hAnsi="Segoe UI" w:eastAsia="Segoe UI" w:cs="Segoe UI"/>
+          <w:i w:val="0"/>
+          <w:iCs w:val="0"/>
+          <w:caps w:val="0"/>
+          <w:color w:val="1A88FF"/>
+          <w:spacing w:val="0"/>
+          <w:kern w:val="0"/>
+          <w:sz w:val="24"/>
+          <w:szCs w:val="24"/>
+          <w:u w:val="single"/>
+          <w:shd w:val="clear" w:fill="121212"/>
+          <w:vertAlign w:val="baseline"/>
+          <w:lang w:val="en-US" w:eastAsia="zh-CN" w:bidi="ar"/>
+        </w:rPr>
+        <w:fldChar w:fldCharType="begin"/>
+      </w:r>
+      <w:r>
+        <w:rPr>
+          <w:rFonts w:hint="default" w:ascii="Segoe UI" w:hAnsi="Segoe UI" w:eastAsia="Segoe UI" w:cs="Segoe UI"/>
+          <w:i w:val="0"/>
+          <w:iCs w:val="0"/>
+          <w:caps w:val="0"/>
+          <w:color w:val="1A88FF"/>
+          <w:spacing w:val="0"/>
+          <w:kern w:val="0"/>
+          <w:sz w:val="24"/>
+          <w:szCs w:val="24"/>
+          <w:u w:val="single"/>
+          <w:shd w:val="clear" w:fill="121212"/>
+          <w:vertAlign w:val="baseline"/>
+          <w:lang w:val="en-US" w:eastAsia="zh-CN" w:bidi="ar"/>
+        </w:rPr>
+        <w:instrText xml:space="preserve"> HYPERLINK "https://blog.csdn.net/qq_45888598/article/details/155302262" \t "https://www.kimi.com/chat/_blank" </w:instrText>
+      </w:r>
+      <w:r>
+        <w:rPr>
+          <w:rFonts w:hint="default" w:ascii="Segoe UI" w:hAnsi="Segoe UI" w:eastAsia="Segoe UI" w:cs="Segoe UI"/>
+          <w:i w:val="0"/>
+          <w:iCs w:val="0"/>
+          <w:caps w:val="0"/>
+          <w:color w:val="1A88FF"/>
+          <w:spacing w:val="0"/>
+          <w:kern w:val="0"/>
+          <w:sz w:val="24"/>
+          <w:szCs w:val="24"/>
+          <w:u w:val="single"/>
+          <w:shd w:val="clear" w:fill="121212"/>
+          <w:vertAlign w:val="baseline"/>
+          <w:lang w:val="en-US" w:eastAsia="zh-CN" w:bidi="ar"/>
+        </w:rPr>
+        <w:fldChar w:fldCharType="separate"/>
+      </w:r>
+      <w:r>
+        <w:rPr>
+          <w:rFonts w:hint="default" w:ascii="Segoe UI" w:hAnsi="Segoe UI" w:eastAsia="Segoe UI" w:cs="Segoe UI"/>
+          <w:i w:val="0"/>
+          <w:iCs w:val="0"/>
+          <w:caps w:val="0"/>
+          <w:color w:val="1A88FF"/>
+          <w:spacing w:val="0"/>
+          <w:kern w:val="0"/>
+          <w:sz w:val="24"/>
+          <w:szCs w:val="24"/>
+          <w:u w:val="single"/>
+          <w:shd w:val="clear" w:fill="121212"/>
+          <w:vertAlign w:val="baseline"/>
+          <w:lang w:val="en-US" w:eastAsia="zh-CN" w:bidi="ar"/>
+        </w:rPr>
+        <w:fldChar w:fldCharType="end"/>
+      </w:r>
+      <w:r>
+        <w:rPr>
+          <w:rFonts w:hint="default" w:ascii="Segoe UI" w:hAnsi="Segoe UI" w:eastAsia="Segoe UI" w:cs="Segoe UI"/>
+          <w:i w:val="0"/>
+          <w:iCs w:val="0"/>
+          <w:caps w:val="0"/>
+          <w:spacing w:val="0"/>
+          <w:kern w:val="0"/>
+          <w:sz w:val="24"/>
+          <w:szCs w:val="24"/>
+          <w:shd w:val="clear" w:fill="121212"/>
+          <w:vertAlign w:val="baseline"/>
+          <w:lang w:val="en-US" w:eastAsia="zh-CN" w:bidi="ar"/>
+        </w:rPr>
+        <w:t>。</w:t>
+      </w:r>
+    </w:p>
+    <w:p>
+      <w:pPr>
+        <w:keepNext w:val="0"/>
+        <w:keepLines w:val="0"/>
+        <w:widowControl/>
+        <w:suppressLineNumbers w:val="0"/>
+        <w:pBdr>
+          <w:top w:val="none" w:color="auto" w:sz="0" w:space="0"/>
+          <w:left w:val="none" w:color="auto" w:sz="0" w:space="0"/>
+          <w:bottom w:val="none" w:color="auto" w:sz="0" w:space="0"/>
+          <w:right w:val="none" w:color="auto" w:sz="0" w:space="0"/>
+        </w:pBdr>
+        <w:shd w:val="clear" w:fill="121212"/>
+        <w:spacing w:before="0" w:beforeAutospacing="0" w:after="0" w:afterAutospacing="0" w:line="390" w:lineRule="atLeast"/>
+        <w:ind w:left="0" w:right="0" w:firstLine="0"/>
+        <w:jc w:val="left"/>
+        <w:textAlignment w:val="baseline"/>
+        <w:rPr>
+          <w:rFonts w:hint="default" w:ascii="Segoe UI" w:hAnsi="Segoe UI" w:eastAsia="Segoe UI" w:cs="Segoe UI"/>
+          <w:i w:val="0"/>
+          <w:iCs w:val="0"/>
+          <w:caps w:val="0"/>
+          <w:spacing w:val="0"/>
+          <w:sz w:val="24"/>
+          <w:szCs w:val="24"/>
+        </w:rPr>
+      </w:pPr>
+      <w:r>
+        <w:rPr>
+          <w:rFonts w:hint="default" w:ascii="Segoe UI" w:hAnsi="Segoe UI" w:eastAsia="Segoe UI" w:cs="Segoe UI"/>
+          <w:i w:val="0"/>
+          <w:iCs w:val="0"/>
+          <w:caps w:val="0"/>
+          <w:spacing w:val="0"/>
+          <w:kern w:val="0"/>
+          <w:sz w:val="24"/>
+          <w:szCs w:val="24"/>
+          <w:shd w:val="clear" w:fill="121212"/>
+          <w:vertAlign w:val="baseline"/>
+          <w:lang w:val="en-US" w:eastAsia="zh-CN" w:bidi="ar"/>
+        </w:rPr>
+        <w:t xml:space="preserve">在蓝图编辑器里，被标记的委托会出现一个红色“事件针脚”，可以拖出 </w:t>
+      </w:r>
+      <w:r>
+        <w:rPr>
+          <w:rStyle w:val="6"/>
+          <w:rFonts w:hint="default" w:ascii="Segoe UI" w:hAnsi="Segoe UI" w:eastAsia="Segoe UI" w:cs="Segoe UI"/>
+          <w:i w:val="0"/>
+          <w:iCs w:val="0"/>
+          <w:caps w:val="0"/>
+          <w:spacing w:val="0"/>
+          <w:kern w:val="0"/>
+          <w:sz w:val="24"/>
+          <w:szCs w:val="24"/>
+          <w:shd w:val="clear" w:fill="121212"/>
+          <w:vertAlign w:val="baseline"/>
+          <w:lang w:val="en-US" w:eastAsia="zh-CN" w:bidi="ar"/>
+        </w:rPr>
+        <w:t>Assign xxx</w:t>
+      </w:r>
+      <w:r>
+        <w:rPr>
+          <w:rFonts w:hint="default" w:ascii="Segoe UI" w:hAnsi="Segoe UI" w:eastAsia="Segoe UI" w:cs="Segoe UI"/>
+          <w:i w:val="0"/>
+          <w:iCs w:val="0"/>
+          <w:caps w:val="0"/>
+          <w:spacing w:val="0"/>
+          <w:kern w:val="0"/>
+          <w:sz w:val="24"/>
+          <w:szCs w:val="24"/>
+          <w:shd w:val="clear" w:fill="121212"/>
+          <w:vertAlign w:val="baseline"/>
+          <w:lang w:val="en-US" w:eastAsia="zh-CN" w:bidi="ar"/>
+        </w:rPr>
+        <w:t xml:space="preserve"> 节点，进而生成 </w:t>
+      </w:r>
+      <w:r>
+        <w:rPr>
+          <w:rStyle w:val="6"/>
+          <w:rFonts w:hint="default" w:ascii="Segoe UI" w:hAnsi="Segoe UI" w:eastAsia="Segoe UI" w:cs="Segoe UI"/>
+          <w:i w:val="0"/>
+          <w:iCs w:val="0"/>
+          <w:caps w:val="0"/>
+          <w:spacing w:val="0"/>
+          <w:kern w:val="0"/>
+          <w:sz w:val="24"/>
+          <w:szCs w:val="24"/>
+          <w:shd w:val="clear" w:fill="121212"/>
+          <w:vertAlign w:val="baseline"/>
+          <w:lang w:val="en-US" w:eastAsia="zh-CN" w:bidi="ar"/>
+        </w:rPr>
+        <w:t>Event xxx</w:t>
+      </w:r>
+      <w:r>
+        <w:rPr>
+          <w:rFonts w:hint="default" w:ascii="Segoe UI" w:hAnsi="Segoe UI" w:eastAsia="Segoe UI" w:cs="Segoe UI"/>
+          <w:i w:val="0"/>
+          <w:iCs w:val="0"/>
+          <w:caps w:val="0"/>
+          <w:spacing w:val="0"/>
+          <w:kern w:val="0"/>
+          <w:sz w:val="24"/>
+          <w:szCs w:val="24"/>
+          <w:shd w:val="clear" w:fill="121212"/>
+          <w:vertAlign w:val="baseline"/>
+          <w:lang w:val="en-US" w:eastAsia="zh-CN" w:bidi="ar"/>
+        </w:rPr>
+        <w:t xml:space="preserve"> 节点供蓝图绑定 。</w:t>
+      </w:r>
+    </w:p>
+    <w:p>
+      <w:pPr>
+        <w:keepNext w:val="0"/>
+        <w:keepLines w:val="0"/>
+        <w:widowControl/>
+        <w:suppressLineNumbers w:val="0"/>
+        <w:pBdr>
+          <w:top w:val="none" w:color="auto" w:sz="0" w:space="0"/>
+          <w:left w:val="none" w:color="auto" w:sz="0" w:space="0"/>
+          <w:bottom w:val="none" w:color="auto" w:sz="0" w:space="0"/>
+          <w:right w:val="none" w:color="auto" w:sz="0" w:space="0"/>
+        </w:pBdr>
+        <w:shd w:val="clear" w:fill="121212"/>
+        <w:spacing w:before="0" w:beforeAutospacing="0" w:after="0" w:afterAutospacing="0" w:line="390" w:lineRule="atLeast"/>
+        <w:ind w:left="0" w:right="0" w:firstLine="0"/>
+        <w:jc w:val="left"/>
+        <w:textAlignment w:val="baseline"/>
+      </w:pPr>
+      <w:r>
+        <w:rPr>
+          <w:rFonts w:hint="default" w:ascii="Segoe UI" w:hAnsi="Segoe UI" w:eastAsia="Segoe UI" w:cs="Segoe UI"/>
+          <w:i w:val="0"/>
+          <w:iCs w:val="0"/>
+          <w:caps w:val="0"/>
+          <w:spacing w:val="0"/>
+          <w:kern w:val="0"/>
+          <w:sz w:val="24"/>
+          <w:szCs w:val="24"/>
+          <w:shd w:val="clear" w:fill="121212"/>
+          <w:vertAlign w:val="baseline"/>
+          <w:lang w:val="en-US" w:eastAsia="zh-CN" w:bidi="ar"/>
+        </w:rPr>
+        <w:t>支持多个蓝图函数同时监听，一次广播全部触发，且无需返回值 。</w:t>
+      </w:r>
+    </w:p>
+    <w:p>
+      <w:pPr>
+        <w:keepNext w:val="0"/>
+        <w:keepLines w:val="0"/>
+        <w:widowControl/>
+        <w:suppressLineNumbers w:val="0"/>
+        <w:pBdr>
+          <w:top w:val="none" w:color="auto" w:sz="0" w:space="0"/>
+          <w:left w:val="none" w:color="auto" w:sz="0" w:space="0"/>
+          <w:bottom w:val="none" w:color="auto" w:sz="0" w:space="0"/>
+          <w:right w:val="none" w:color="auto" w:sz="0" w:space="0"/>
+        </w:pBdr>
+        <w:shd w:val="clear" w:fill="121212"/>
+        <w:spacing w:before="0" w:beforeAutospacing="0" w:after="0" w:afterAutospacing="0" w:line="390" w:lineRule="atLeast"/>
+        <w:ind w:left="0" w:right="0" w:firstLine="0"/>
+        <w:jc w:val="left"/>
+        <w:textAlignment w:val="baseline"/>
+      </w:pPr>
+      <w:r>
+        <w:rPr>
+          <w:rFonts w:hint="default" w:ascii="Segoe UI" w:hAnsi="Segoe UI" w:eastAsia="Segoe UI" w:cs="Segoe UI"/>
+          <w:i w:val="0"/>
+          <w:iCs w:val="0"/>
+          <w:caps w:val="0"/>
+          <w:spacing w:val="0"/>
+          <w:kern w:val="0"/>
+          <w:sz w:val="24"/>
+          <w:szCs w:val="24"/>
+          <w:shd w:val="clear" w:fill="121212"/>
+          <w:vertAlign w:val="baseline"/>
+          <w:lang w:val="en-US" w:eastAsia="zh-CN" w:bidi="ar"/>
+        </w:rPr>
+        <w:t xml:space="preserve">与 </w:t>
+      </w:r>
+      <w:r>
+        <w:rPr>
+          <w:rStyle w:val="6"/>
+          <w:rFonts w:hint="default" w:ascii="Segoe UI" w:hAnsi="Segoe UI" w:eastAsia="Segoe UI" w:cs="Segoe UI"/>
+          <w:i w:val="0"/>
+          <w:iCs w:val="0"/>
+          <w:caps w:val="0"/>
+          <w:spacing w:val="0"/>
+          <w:kern w:val="0"/>
+          <w:sz w:val="24"/>
+          <w:szCs w:val="24"/>
+          <w:shd w:val="clear" w:fill="121212"/>
+          <w:vertAlign w:val="baseline"/>
+          <w:lang w:val="en-US" w:eastAsia="zh-CN" w:bidi="ar"/>
+        </w:rPr>
+        <w:t>BlueprintCallable</w:t>
+      </w:r>
+      <w:r>
+        <w:rPr>
+          <w:rFonts w:hint="default" w:ascii="Segoe UI" w:hAnsi="Segoe UI" w:eastAsia="Segoe UI" w:cs="Segoe UI"/>
+          <w:i w:val="0"/>
+          <w:iCs w:val="0"/>
+          <w:caps w:val="0"/>
+          <w:spacing w:val="0"/>
+          <w:kern w:val="0"/>
+          <w:sz w:val="24"/>
+          <w:szCs w:val="24"/>
+          <w:shd w:val="clear" w:fill="121212"/>
+          <w:vertAlign w:val="baseline"/>
+          <w:lang w:val="en-US" w:eastAsia="zh-CN" w:bidi="ar"/>
+        </w:rPr>
+        <w:t xml:space="preserve"> 区别：</w:t>
+      </w:r>
+      <w:r>
+        <w:rPr>
+          <w:rStyle w:val="6"/>
+          <w:rFonts w:hint="default" w:ascii="Segoe UI" w:hAnsi="Segoe UI" w:eastAsia="Segoe UI" w:cs="Segoe UI"/>
+          <w:i w:val="0"/>
+          <w:iCs w:val="0"/>
+          <w:caps w:val="0"/>
+          <w:spacing w:val="0"/>
+          <w:kern w:val="0"/>
+          <w:sz w:val="24"/>
+          <w:szCs w:val="24"/>
+          <w:shd w:val="clear" w:fill="121212"/>
+          <w:vertAlign w:val="baseline"/>
+          <w:lang w:val="en-US" w:eastAsia="zh-CN" w:bidi="ar"/>
+        </w:rPr>
+        <w:t>Assignable</w:t>
+      </w:r>
+      <w:r>
+        <w:rPr>
+          <w:rFonts w:hint="default" w:ascii="Segoe UI" w:hAnsi="Segoe UI" w:eastAsia="Segoe UI" w:cs="Segoe UI"/>
+          <w:i w:val="0"/>
+          <w:iCs w:val="0"/>
+          <w:caps w:val="0"/>
+          <w:spacing w:val="0"/>
+          <w:kern w:val="0"/>
+          <w:sz w:val="24"/>
+          <w:szCs w:val="24"/>
+          <w:shd w:val="clear" w:fill="121212"/>
+          <w:vertAlign w:val="baseline"/>
+          <w:lang w:val="en-US" w:eastAsia="zh-CN" w:bidi="ar"/>
+        </w:rPr>
+        <w:t xml:space="preserve"> 负责“让蓝图能绑定”，</w:t>
+      </w:r>
+      <w:r>
+        <w:rPr>
+          <w:rStyle w:val="6"/>
+          <w:rFonts w:hint="default" w:ascii="Segoe UI" w:hAnsi="Segoe UI" w:eastAsia="Segoe UI" w:cs="Segoe UI"/>
+          <w:i w:val="0"/>
+          <w:iCs w:val="0"/>
+          <w:caps w:val="0"/>
+          <w:spacing w:val="0"/>
+          <w:kern w:val="0"/>
+          <w:sz w:val="24"/>
+          <w:szCs w:val="24"/>
+          <w:shd w:val="clear" w:fill="121212"/>
+          <w:vertAlign w:val="baseline"/>
+          <w:lang w:val="en-US" w:eastAsia="zh-CN" w:bidi="ar"/>
+        </w:rPr>
+        <w:t>Callable</w:t>
+      </w:r>
+      <w:r>
+        <w:rPr>
+          <w:rFonts w:hint="default" w:ascii="Segoe UI" w:hAnsi="Segoe UI" w:eastAsia="Segoe UI" w:cs="Segoe UI"/>
+          <w:i w:val="0"/>
+          <w:iCs w:val="0"/>
+          <w:caps w:val="0"/>
+          <w:spacing w:val="0"/>
+          <w:kern w:val="0"/>
+          <w:sz w:val="24"/>
+          <w:szCs w:val="24"/>
+          <w:shd w:val="clear" w:fill="121212"/>
+          <w:vertAlign w:val="baseline"/>
+          <w:lang w:val="en-US" w:eastAsia="zh-CN" w:bidi="ar"/>
+        </w:rPr>
+        <w:t xml:space="preserve"> 负责“让蓝图能主动调用”，两者可共存 。</w:t>
+      </w:r>
+    </w:p>
+    <w:p>
+      <w:pPr>
+        <w:keepNext w:val="0"/>
+        <w:keepLines w:val="0"/>
+        <w:widowControl/>
+        <w:suppressLineNumbers w:val="0"/>
+        <w:pBdr>
+          <w:top w:val="none" w:color="auto" w:sz="0" w:space="0"/>
+          <w:left w:val="none" w:color="auto" w:sz="0" w:space="0"/>
+          <w:bottom w:val="none" w:color="auto" w:sz="0" w:space="0"/>
+          <w:right w:val="none" w:color="auto" w:sz="0" w:space="0"/>
+        </w:pBdr>
+        <w:shd w:val="clear" w:fill="121212"/>
+        <w:spacing w:before="0" w:beforeAutospacing="0" w:after="0" w:afterAutospacing="0" w:line="390" w:lineRule="atLeast"/>
+        <w:ind w:left="0" w:right="0" w:firstLine="0"/>
+        <w:jc w:val="left"/>
+        <w:textAlignment w:val="baseline"/>
+        <w:rPr>
+          <w:rFonts w:hint="default" w:ascii="Segoe UI" w:hAnsi="Segoe UI" w:eastAsia="Segoe UI" w:cs="Segoe UI"/>
+          <w:i w:val="0"/>
+          <w:iCs w:val="0"/>
+          <w:caps w:val="0"/>
+          <w:spacing w:val="0"/>
+          <w:sz w:val="24"/>
+          <w:szCs w:val="24"/>
+        </w:rPr>
+      </w:pPr>
+      <w:r>
+        <w:rPr>
+          <w:rFonts w:hint="default" w:ascii="Segoe UI" w:hAnsi="Segoe UI" w:eastAsia="Segoe UI" w:cs="Segoe UI"/>
+          <w:i w:val="0"/>
+          <w:iCs w:val="0"/>
+          <w:caps w:val="0"/>
+          <w:spacing w:val="0"/>
+          <w:kern w:val="0"/>
+          <w:sz w:val="24"/>
+          <w:szCs w:val="24"/>
+          <w:shd w:val="clear" w:fill="121212"/>
+          <w:vertAlign w:val="baseline"/>
+          <w:lang w:val="en-US" w:eastAsia="zh-CN" w:bidi="ar"/>
+        </w:rPr>
+        <w:t>一句话总结</w:t>
+      </w:r>
+      <w:r>
+        <w:rPr>
+          <w:rFonts w:hint="default" w:ascii="Segoe UI" w:hAnsi="Segoe UI" w:eastAsia="Segoe UI" w:cs="Segoe UI"/>
+          <w:i w:val="0"/>
+          <w:iCs w:val="0"/>
+          <w:caps w:val="0"/>
+          <w:spacing w:val="0"/>
+          <w:kern w:val="0"/>
+          <w:sz w:val="24"/>
+          <w:szCs w:val="24"/>
+          <w:shd w:val="clear" w:fill="121212"/>
+          <w:vertAlign w:val="baseline"/>
+          <w:lang w:val="en-US" w:eastAsia="zh-CN" w:bidi="ar"/>
+        </w:rPr>
+        <w:br w:type="textWrapping"/>
+      </w:r>
+      <w:r>
+        <w:rPr>
+          <w:rStyle w:val="6"/>
+          <w:rFonts w:hint="default" w:ascii="Segoe UI" w:hAnsi="Segoe UI" w:eastAsia="Segoe UI" w:cs="Segoe UI"/>
+          <w:i w:val="0"/>
+          <w:iCs w:val="0"/>
+          <w:caps w:val="0"/>
+          <w:spacing w:val="0"/>
+          <w:kern w:val="0"/>
+          <w:sz w:val="24"/>
+          <w:szCs w:val="24"/>
+          <w:shd w:val="clear" w:fill="121212"/>
+          <w:vertAlign w:val="baseline"/>
+          <w:lang w:val="en-US" w:eastAsia="zh-CN" w:bidi="ar"/>
+        </w:rPr>
+        <w:t>BlueprintAssignable</w:t>
+      </w:r>
+      <w:r>
+        <w:rPr>
+          <w:rFonts w:hint="default" w:ascii="Segoe UI" w:hAnsi="Segoe UI" w:eastAsia="Segoe UI" w:cs="Segoe UI"/>
+          <w:i w:val="0"/>
+          <w:iCs w:val="0"/>
+          <w:caps w:val="0"/>
+          <w:spacing w:val="0"/>
+          <w:kern w:val="0"/>
+          <w:sz w:val="24"/>
+          <w:szCs w:val="24"/>
+          <w:shd w:val="clear" w:fill="121212"/>
+          <w:vertAlign w:val="baseline"/>
+          <w:lang w:val="en-US" w:eastAsia="zh-CN" w:bidi="ar"/>
+        </w:rPr>
+        <w:t xml:space="preserve"> 就是把 C++ 的动态多播委托变成“蓝图事件分发器”，实现 C++ 广播 → 蓝图响应 的无缝事件机制。</w:t>
+      </w:r>
+    </w:p>
+    <w:p>
+      <w:pPr>
+        <w:numPr>
+          <w:ilvl w:val="0"/>
           <w:numId w:val="0"/>
         </w:numPr>
         <w:pBdr>
@@ -6322,6 +7122,105 @@
         <w:ind w:leftChars="0" w:right="0" w:rightChars="0"/>
         <w:jc w:val="both"/>
         <w:rPr>
+          <w:rFonts w:hint="default" w:ascii="Cascadia Mono" w:hAnsi="Cascadia Mono" w:eastAsia="宋体"/>
+          <w:i/>
+          <w:color w:val="2F4F4F"/>
+          <w:sz w:val="19"/>
+          <w:szCs w:val="24"/>
+          <w:highlight w:val="white"/>
+          <w:lang w:val="en-US" w:eastAsia="zh-CN"/>
+        </w:rPr>
+      </w:pPr>
+    </w:p>
+    <w:p>
+      <w:pPr>
+        <w:numPr>
+          <w:ilvl w:val="0"/>
+          <w:numId w:val="0"/>
+        </w:numPr>
+        <w:pBdr>
+          <w:bottom w:val="single" w:color="auto" w:sz="4" w:space="0"/>
+        </w:pBdr>
+        <w:spacing w:before="0" w:after="0" w:line="240" w:lineRule="auto"/>
+        <w:ind w:leftChars="0" w:right="0" w:rightChars="0"/>
+        <w:jc w:val="both"/>
+        <w:rPr>
+          <w:rFonts w:hint="default" w:ascii="Cascadia Mono" w:hAnsi="Cascadia Mono" w:eastAsia="宋体"/>
+          <w:i/>
+          <w:color w:val="2F4F4F"/>
+          <w:sz w:val="19"/>
+          <w:szCs w:val="24"/>
+          <w:highlight w:val="white"/>
+          <w:lang w:val="en-US" w:eastAsia="zh-CN"/>
+        </w:rPr>
+      </w:pPr>
+      <w:r>
+        <w:rPr>
+          <w:rStyle w:val="6"/>
+          <w:rFonts w:hint="eastAsia" w:ascii="宋体" w:hAnsi="宋体" w:eastAsia="宋体" w:cs="宋体"/>
+          <w:b/>
+          <w:bCs/>
+          <w:i w:val="0"/>
+          <w:iCs w:val="0"/>
+          <w:caps w:val="0"/>
+          <w:color w:val="FF0000"/>
+          <w:spacing w:val="0"/>
+          <w:sz w:val="24"/>
+          <w:szCs w:val="24"/>
+          <w:vertAlign w:val="baseline"/>
+          <w:lang w:val="en-US" w:eastAsia="zh-CN"/>
+        </w:rPr>
+        <w:t>22.</w:t>
+      </w:r>
+      <w:r>
+        <w:rPr>
+          <w:rStyle w:val="6"/>
+          <w:rFonts w:ascii="宋体" w:hAnsi="宋体" w:eastAsia="宋体" w:cs="宋体"/>
+          <w:b/>
+          <w:bCs/>
+          <w:i w:val="0"/>
+          <w:iCs w:val="0"/>
+          <w:caps w:val="0"/>
+          <w:color w:val="FF0000"/>
+          <w:spacing w:val="0"/>
+          <w:sz w:val="24"/>
+          <w:szCs w:val="24"/>
+          <w:vertAlign w:val="baseline"/>
+        </w:rPr>
+        <w:t>BlueprintImplementableEvent</w:t>
+      </w:r>
+      <w:r>
+        <w:rPr>
+          <w:rStyle w:val="6"/>
+          <w:rFonts w:hint="eastAsia" w:ascii="宋体" w:hAnsi="宋体" w:eastAsia="宋体" w:cs="宋体"/>
+          <w:b/>
+          <w:bCs/>
+          <w:i w:val="0"/>
+          <w:iCs w:val="0"/>
+          <w:caps w:val="0"/>
+          <w:color w:val="FF0000"/>
+          <w:spacing w:val="0"/>
+          <w:sz w:val="24"/>
+          <w:szCs w:val="24"/>
+          <w:vertAlign w:val="baseline"/>
+          <w:lang w:val="en-US" w:eastAsia="zh-CN"/>
+        </w:rPr>
+        <w:t>的作用</w:t>
+      </w:r>
+    </w:p>
+    <w:p>
+      <w:pPr>
+        <w:numPr>
+          <w:ilvl w:val="0"/>
+          <w:numId w:val="0"/>
+        </w:numPr>
+        <w:pBdr>
+          <w:bottom w:val="single" w:color="auto" w:sz="4" w:space="0"/>
+        </w:pBdr>
+        <w:spacing w:before="0" w:after="0" w:line="240" w:lineRule="auto"/>
+        <w:ind w:leftChars="0" w:right="0" w:rightChars="0"/>
+        <w:jc w:val="both"/>
+        <w:rPr>
           <w:rFonts w:hint="default" w:ascii="Segoe UI" w:hAnsi="Segoe UI" w:eastAsia="宋体" w:cs="Segoe UI"/>
           <w:i w:val="0"/>
           <w:iCs w:val="0"/>
@@ -6329,10 +7228,1887 @@
           <w:spacing w:val="0"/>
           <w:sz w:val="24"/>
           <w:szCs w:val="24"/>
-          <w:shd w:val="clear" w:color="auto" w:fill="auto"/>
-          <w:lang w:val="en-US" w:eastAsia="zh-CN"/>
-        </w:rPr>
-      </w:pPr>
+          <w:shd w:val="clear" w:fill="121212"/>
+          <w:lang w:val="en-US" w:eastAsia="zh-CN"/>
+        </w:rPr>
+      </w:pPr>
+      <w:r>
+        <w:rPr>
+          <w:rStyle w:val="5"/>
+          <w:rFonts w:ascii="Segoe UI" w:hAnsi="Segoe UI" w:eastAsia="Segoe UI" w:cs="Segoe UI"/>
+          <w:b/>
+          <w:bCs/>
+          <w:i w:val="0"/>
+          <w:iCs w:val="0"/>
+          <w:caps w:val="0"/>
+          <w:spacing w:val="0"/>
+          <w:sz w:val="24"/>
+          <w:szCs w:val="24"/>
+          <w:shd w:val="clear" w:fill="121212"/>
+          <w:vertAlign w:val="baseline"/>
+        </w:rPr>
+        <w:t>把 C++ 函数声明成一个“蓝图必须实现的事件”</w:t>
+      </w:r>
+      <w:r>
+        <w:rPr>
+          <w:rFonts w:hint="default" w:ascii="Segoe UI" w:hAnsi="Segoe UI" w:eastAsia="Segoe UI" w:cs="Segoe UI"/>
+          <w:i w:val="0"/>
+          <w:iCs w:val="0"/>
+          <w:caps w:val="0"/>
+          <w:spacing w:val="0"/>
+          <w:sz w:val="24"/>
+          <w:szCs w:val="24"/>
+          <w:shd w:val="clear" w:fill="121212"/>
+        </w:rPr>
+        <w:t>——相当于在 C++ 里留一个纯接口，让蓝图（或派生蓝图）去填具体逻辑；运行时引擎会在 C++ 调用处自动去执行蓝图里那个事件图。</w:t>
+      </w:r>
+    </w:p>
+    <w:p>
+      <w:pPr>
+        <w:numPr>
+          <w:ilvl w:val="0"/>
+          <w:numId w:val="0"/>
+        </w:numPr>
+        <w:pBdr>
+          <w:bottom w:val="single" w:color="auto" w:sz="4" w:space="0"/>
+        </w:pBdr>
+        <w:spacing w:before="0" w:after="0" w:line="240" w:lineRule="auto"/>
+        <w:ind w:leftChars="0" w:right="0" w:rightChars="0"/>
+        <w:jc w:val="both"/>
+        <w:rPr>
+          <w:rFonts w:hint="default" w:ascii="Cascadia Mono" w:hAnsi="Cascadia Mono" w:eastAsia="宋体"/>
+          <w:b/>
+          <w:bCs/>
+          <w:color w:val="FF0000"/>
+          <w:sz w:val="19"/>
+          <w:szCs w:val="24"/>
+          <w:highlight w:val="white"/>
+          <w:lang w:val="en-US" w:eastAsia="zh-CN"/>
+        </w:rPr>
+      </w:pPr>
+      <w:r>
+        <w:rPr>
+          <w:rFonts w:hint="eastAsia" w:ascii="Cascadia Mono" w:hAnsi="Cascadia Mono" w:eastAsia="宋体"/>
+          <w:b/>
+          <w:bCs/>
+          <w:color w:val="FF0000"/>
+          <w:sz w:val="19"/>
+          <w:szCs w:val="24"/>
+          <w:highlight w:val="white"/>
+          <w:lang w:val="en-US" w:eastAsia="zh-CN"/>
+        </w:rPr>
+        <w:t>23.</w:t>
+      </w:r>
+      <w:r>
+        <w:rPr>
+          <w:rStyle w:val="6"/>
+          <w:rFonts w:ascii="宋体" w:hAnsi="宋体" w:eastAsia="宋体" w:cs="宋体"/>
+          <w:b/>
+          <w:bCs/>
+          <w:i w:val="0"/>
+          <w:iCs w:val="0"/>
+          <w:caps w:val="0"/>
+          <w:color w:val="FF0000"/>
+          <w:spacing w:val="0"/>
+          <w:sz w:val="24"/>
+          <w:szCs w:val="24"/>
+          <w:vertAlign w:val="baseline"/>
+        </w:rPr>
+        <w:t>BlueprintNativeEvent</w:t>
+      </w:r>
+      <w:r>
+        <w:rPr>
+          <w:rStyle w:val="6"/>
+          <w:rFonts w:hint="eastAsia" w:ascii="宋体" w:hAnsi="宋体" w:eastAsia="宋体" w:cs="宋体"/>
+          <w:b/>
+          <w:bCs/>
+          <w:i w:val="0"/>
+          <w:iCs w:val="0"/>
+          <w:caps w:val="0"/>
+          <w:color w:val="FF0000"/>
+          <w:spacing w:val="0"/>
+          <w:sz w:val="24"/>
+          <w:szCs w:val="24"/>
+          <w:vertAlign w:val="baseline"/>
+          <w:lang w:val="en-US" w:eastAsia="zh-CN"/>
+        </w:rPr>
+        <w:t>的作用</w:t>
+      </w:r>
+    </w:p>
+    <w:p>
+      <w:pPr>
+        <w:numPr>
+          <w:ilvl w:val="0"/>
+          <w:numId w:val="0"/>
+        </w:numPr>
+        <w:pBdr>
+          <w:bottom w:val="single" w:color="auto" w:sz="4" w:space="0"/>
+        </w:pBdr>
+        <w:spacing w:before="0" w:after="0" w:line="240" w:lineRule="auto"/>
+        <w:ind w:leftChars="0" w:right="0" w:rightChars="0"/>
+        <w:jc w:val="both"/>
+        <w:rPr>
+          <w:rFonts w:hint="default" w:ascii="Segoe UI" w:hAnsi="Segoe UI" w:eastAsia="Segoe UI" w:cs="Segoe UI"/>
+          <w:i w:val="0"/>
+          <w:iCs w:val="0"/>
+          <w:caps w:val="0"/>
+          <w:spacing w:val="0"/>
+          <w:sz w:val="24"/>
+          <w:szCs w:val="24"/>
+          <w:shd w:val="clear" w:fill="121212"/>
+        </w:rPr>
+      </w:pPr>
+      <w:r>
+        <w:rPr>
+          <w:rStyle w:val="5"/>
+          <w:rFonts w:ascii="Segoe UI" w:hAnsi="Segoe UI" w:eastAsia="Segoe UI" w:cs="Segoe UI"/>
+          <w:b/>
+          <w:bCs/>
+          <w:i w:val="0"/>
+          <w:iCs w:val="0"/>
+          <w:caps w:val="0"/>
+          <w:spacing w:val="0"/>
+          <w:sz w:val="24"/>
+          <w:szCs w:val="24"/>
+          <w:shd w:val="clear" w:fill="121212"/>
+          <w:vertAlign w:val="baseline"/>
+        </w:rPr>
+        <w:t>“C++ 提供默认实现，但允许蓝图覆写（override）或补充（super）”</w:t>
+      </w:r>
+      <w:r>
+        <w:rPr>
+          <w:rFonts w:hint="default" w:ascii="Segoe UI" w:hAnsi="Segoe UI" w:eastAsia="Segoe UI" w:cs="Segoe UI"/>
+          <w:i w:val="0"/>
+          <w:iCs w:val="0"/>
+          <w:caps w:val="0"/>
+          <w:spacing w:val="0"/>
+          <w:sz w:val="24"/>
+          <w:szCs w:val="24"/>
+          <w:shd w:val="clear" w:fill="121212"/>
+        </w:rPr>
+        <w:t>——即一个函数三条路：C++ 默认逻辑、蓝图覆写逻辑、蓝图先调 super 再追加逻辑，运行时引擎按“蓝图优先，回退到 C++”的顺序自动调度。</w:t>
+      </w:r>
+    </w:p>
+    <w:p>
+      <w:pPr>
+        <w:numPr>
+          <w:ilvl w:val="0"/>
+          <w:numId w:val="0"/>
+        </w:numPr>
+        <w:pBdr>
+          <w:bottom w:val="single" w:color="auto" w:sz="4" w:space="0"/>
+        </w:pBdr>
+        <w:spacing w:before="0" w:after="0" w:line="240" w:lineRule="auto"/>
+        <w:ind w:leftChars="0" w:right="0" w:rightChars="0"/>
+        <w:jc w:val="both"/>
+        <w:rPr>
+          <w:rFonts w:hint="default" w:ascii="Segoe UI" w:hAnsi="Segoe UI" w:eastAsia="宋体" w:cs="Segoe UI"/>
+          <w:i w:val="0"/>
+          <w:iCs w:val="0"/>
+          <w:caps w:val="0"/>
+          <w:spacing w:val="0"/>
+          <w:sz w:val="24"/>
+          <w:szCs w:val="24"/>
+          <w:shd w:val="clear" w:fill="121212"/>
+          <w:lang w:val="en-US" w:eastAsia="zh-CN"/>
+        </w:rPr>
+      </w:pPr>
+    </w:p>
+    <w:p>
+      <w:pPr>
+        <w:numPr>
+          <w:ilvl w:val="0"/>
+          <w:numId w:val="4"/>
+        </w:numPr>
+        <w:pBdr>
+          <w:bottom w:val="single" w:color="auto" w:sz="4" w:space="0"/>
+        </w:pBdr>
+        <w:spacing w:before="0" w:after="0" w:line="240" w:lineRule="auto"/>
+        <w:ind w:leftChars="0" w:right="0" w:rightChars="0"/>
+        <w:jc w:val="both"/>
+        <w:rPr>
+          <w:rFonts w:hint="default" w:ascii="Cascadia Mono" w:hAnsi="Cascadia Mono" w:eastAsia="宋体"/>
+          <w:b/>
+          <w:bCs/>
+          <w:color w:val="FF0000"/>
+          <w:sz w:val="19"/>
+          <w:szCs w:val="24"/>
+          <w:highlight w:val="white"/>
+          <w:lang w:val="en-US" w:eastAsia="zh-CN"/>
+        </w:rPr>
+      </w:pPr>
+      <w:r>
+        <w:rPr>
+          <w:rFonts w:hint="eastAsia" w:ascii="Cascadia Mono" w:hAnsi="Cascadia Mono" w:eastAsia="宋体"/>
+          <w:b/>
+          <w:bCs/>
+          <w:color w:val="FF0000"/>
+          <w:sz w:val="19"/>
+          <w:szCs w:val="24"/>
+          <w:highlight w:val="white"/>
+          <w:lang w:val="en-US" w:eastAsia="zh-CN"/>
+        </w:rPr>
+        <w:t>GetController和GetPlayerController的区别</w:t>
+      </w:r>
+    </w:p>
+    <w:p>
+      <w:pPr>
+        <w:keepNext w:val="0"/>
+        <w:keepLines w:val="0"/>
+        <w:widowControl/>
+        <w:suppressLineNumbers w:val="0"/>
+        <w:pBdr>
+          <w:top w:val="none" w:color="auto" w:sz="0" w:space="0"/>
+          <w:left w:val="none" w:color="auto" w:sz="0" w:space="0"/>
+          <w:bottom w:val="none" w:color="auto" w:sz="0" w:space="0"/>
+          <w:right w:val="none" w:color="auto" w:sz="0" w:space="0"/>
+        </w:pBdr>
+        <w:shd w:val="clear" w:fill="121212"/>
+        <w:spacing w:before="0" w:beforeAutospacing="0" w:after="0" w:afterAutospacing="0" w:line="390" w:lineRule="atLeast"/>
+        <w:ind w:left="0" w:right="0" w:firstLine="0"/>
+        <w:jc w:val="left"/>
+        <w:textAlignment w:val="baseline"/>
+      </w:pPr>
+      <w:r>
+        <w:rPr>
+          <w:rStyle w:val="6"/>
+          <w:rFonts w:hint="default" w:ascii="Segoe UI" w:hAnsi="Segoe UI" w:eastAsia="Segoe UI" w:cs="Segoe UI"/>
+          <w:i w:val="0"/>
+          <w:iCs w:val="0"/>
+          <w:caps w:val="0"/>
+          <w:spacing w:val="0"/>
+          <w:kern w:val="0"/>
+          <w:sz w:val="24"/>
+          <w:szCs w:val="24"/>
+          <w:shd w:val="clear" w:fill="121212"/>
+          <w:vertAlign w:val="baseline"/>
+          <w:lang w:val="en-US" w:eastAsia="zh-CN" w:bidi="ar"/>
+        </w:rPr>
+        <w:t>Get Controller</w:t>
+      </w:r>
+      <w:r>
+        <w:rPr>
+          <w:rFonts w:hint="default" w:ascii="Segoe UI" w:hAnsi="Segoe UI" w:eastAsia="Segoe UI" w:cs="Segoe UI"/>
+          <w:i w:val="0"/>
+          <w:iCs w:val="0"/>
+          <w:caps w:val="0"/>
+          <w:spacing w:val="0"/>
+          <w:kern w:val="0"/>
+          <w:sz w:val="24"/>
+          <w:szCs w:val="24"/>
+          <w:shd w:val="clear" w:fill="121212"/>
+          <w:vertAlign w:val="baseline"/>
+          <w:lang w:val="en-US" w:eastAsia="zh-CN" w:bidi="ar"/>
+        </w:rPr>
+        <w:t xml:space="preserve"> 返回的是 </w:t>
+      </w:r>
+      <w:r>
+        <w:rPr>
+          <w:rStyle w:val="5"/>
+          <w:rFonts w:hint="default" w:ascii="Segoe UI" w:hAnsi="Segoe UI" w:eastAsia="Segoe UI" w:cs="Segoe UI"/>
+          <w:b/>
+          <w:bCs/>
+          <w:i w:val="0"/>
+          <w:iCs w:val="0"/>
+          <w:caps w:val="0"/>
+          <w:spacing w:val="0"/>
+          <w:kern w:val="0"/>
+          <w:sz w:val="24"/>
+          <w:szCs w:val="24"/>
+          <w:shd w:val="clear" w:fill="121212"/>
+          <w:vertAlign w:val="baseline"/>
+          <w:lang w:val="en-US" w:eastAsia="zh-CN" w:bidi="ar"/>
+        </w:rPr>
+        <w:t>当前附身到这一 Character 的 Controller</w:t>
+      </w:r>
+      <w:r>
+        <w:rPr>
+          <w:rFonts w:hint="default" w:ascii="Segoe UI" w:hAnsi="Segoe UI" w:eastAsia="Segoe UI" w:cs="Segoe UI"/>
+          <w:i w:val="0"/>
+          <w:iCs w:val="0"/>
+          <w:caps w:val="0"/>
+          <w:spacing w:val="0"/>
+          <w:kern w:val="0"/>
+          <w:sz w:val="24"/>
+          <w:szCs w:val="24"/>
+          <w:shd w:val="clear" w:fill="121212"/>
+          <w:vertAlign w:val="baseline"/>
+          <w:lang w:val="en-US" w:eastAsia="zh-CN" w:bidi="ar"/>
+        </w:rPr>
+        <w:t xml:space="preserve">，可能是 </w:t>
+      </w:r>
+      <w:r>
+        <w:rPr>
+          <w:rStyle w:val="5"/>
+          <w:rFonts w:hint="default" w:ascii="Segoe UI" w:hAnsi="Segoe UI" w:eastAsia="Segoe UI" w:cs="Segoe UI"/>
+          <w:b/>
+          <w:bCs/>
+          <w:i w:val="0"/>
+          <w:iCs w:val="0"/>
+          <w:caps w:val="0"/>
+          <w:spacing w:val="0"/>
+          <w:kern w:val="0"/>
+          <w:sz w:val="24"/>
+          <w:szCs w:val="24"/>
+          <w:shd w:val="clear" w:fill="121212"/>
+          <w:vertAlign w:val="baseline"/>
+          <w:lang w:val="en-US" w:eastAsia="zh-CN" w:bidi="ar"/>
+        </w:rPr>
+        <w:t>AIController</w:t>
+      </w:r>
+      <w:r>
+        <w:rPr>
+          <w:rFonts w:hint="default" w:ascii="Segoe UI" w:hAnsi="Segoe UI" w:eastAsia="Segoe UI" w:cs="Segoe UI"/>
+          <w:i w:val="0"/>
+          <w:iCs w:val="0"/>
+          <w:caps w:val="0"/>
+          <w:spacing w:val="0"/>
+          <w:kern w:val="0"/>
+          <w:sz w:val="24"/>
+          <w:szCs w:val="24"/>
+          <w:shd w:val="clear" w:fill="121212"/>
+          <w:vertAlign w:val="baseline"/>
+          <w:lang w:val="en-US" w:eastAsia="zh-CN" w:bidi="ar"/>
+        </w:rPr>
+        <w:t xml:space="preserve"> 也可能是 </w:t>
+      </w:r>
+      <w:r>
+        <w:rPr>
+          <w:rStyle w:val="5"/>
+          <w:rFonts w:hint="default" w:ascii="Segoe UI" w:hAnsi="Segoe UI" w:eastAsia="Segoe UI" w:cs="Segoe UI"/>
+          <w:b/>
+          <w:bCs/>
+          <w:i w:val="0"/>
+          <w:iCs w:val="0"/>
+          <w:caps w:val="0"/>
+          <w:spacing w:val="0"/>
+          <w:kern w:val="0"/>
+          <w:sz w:val="24"/>
+          <w:szCs w:val="24"/>
+          <w:shd w:val="clear" w:fill="121212"/>
+          <w:vertAlign w:val="baseline"/>
+          <w:lang w:val="en-US" w:eastAsia="zh-CN" w:bidi="ar"/>
+        </w:rPr>
+        <w:t>PlayerController</w:t>
+      </w:r>
+      <w:r>
+        <w:rPr>
+          <w:rFonts w:hint="default" w:ascii="Segoe UI" w:hAnsi="Segoe UI" w:eastAsia="Segoe UI" w:cs="Segoe UI"/>
+          <w:i w:val="0"/>
+          <w:iCs w:val="0"/>
+          <w:caps w:val="0"/>
+          <w:spacing w:val="0"/>
+          <w:kern w:val="0"/>
+          <w:sz w:val="24"/>
+          <w:szCs w:val="24"/>
+          <w:shd w:val="clear" w:fill="121212"/>
+          <w:vertAlign w:val="baseline"/>
+          <w:lang w:val="en-US" w:eastAsia="zh-CN" w:bidi="ar"/>
+        </w:rPr>
+        <w:t>。</w:t>
+      </w:r>
+    </w:p>
+    <w:p>
+      <w:pPr>
+        <w:keepNext w:val="0"/>
+        <w:keepLines w:val="0"/>
+        <w:widowControl/>
+        <w:suppressLineNumbers w:val="0"/>
+        <w:pBdr>
+          <w:top w:val="none" w:color="auto" w:sz="0" w:space="0"/>
+          <w:left w:val="none" w:color="auto" w:sz="0" w:space="0"/>
+          <w:bottom w:val="none" w:color="auto" w:sz="0" w:space="0"/>
+          <w:right w:val="none" w:color="auto" w:sz="0" w:space="0"/>
+        </w:pBdr>
+        <w:shd w:val="clear" w:fill="121212"/>
+        <w:spacing w:before="0" w:beforeAutospacing="0" w:after="0" w:afterAutospacing="0" w:line="390" w:lineRule="atLeast"/>
+        <w:ind w:left="0" w:right="0" w:firstLine="0"/>
+        <w:jc w:val="left"/>
+        <w:textAlignment w:val="baseline"/>
+      </w:pPr>
+      <w:r>
+        <w:rPr>
+          <w:rFonts w:hint="default" w:ascii="Segoe UI" w:hAnsi="Segoe UI" w:eastAsia="Segoe UI" w:cs="Segoe UI"/>
+          <w:i w:val="0"/>
+          <w:iCs w:val="0"/>
+          <w:caps w:val="0"/>
+          <w:spacing w:val="0"/>
+          <w:kern w:val="0"/>
+          <w:sz w:val="24"/>
+          <w:szCs w:val="24"/>
+          <w:shd w:val="clear" w:fill="121212"/>
+          <w:vertAlign w:val="baseline"/>
+          <w:lang w:val="en-US" w:eastAsia="zh-CN" w:bidi="ar"/>
+        </w:rPr>
+        <w:t xml:space="preserve">所以必须 </w:t>
+      </w:r>
+      <w:r>
+        <w:rPr>
+          <w:rStyle w:val="5"/>
+          <w:rFonts w:hint="default" w:ascii="Segoe UI" w:hAnsi="Segoe UI" w:eastAsia="Segoe UI" w:cs="Segoe UI"/>
+          <w:b/>
+          <w:bCs/>
+          <w:i w:val="0"/>
+          <w:iCs w:val="0"/>
+          <w:caps w:val="0"/>
+          <w:spacing w:val="0"/>
+          <w:kern w:val="0"/>
+          <w:sz w:val="24"/>
+          <w:szCs w:val="24"/>
+          <w:shd w:val="clear" w:fill="121212"/>
+          <w:vertAlign w:val="baseline"/>
+          <w:lang w:val="en-US" w:eastAsia="zh-CN" w:bidi="ar"/>
+        </w:rPr>
+        <w:t>Cast</w:t>
+      </w:r>
+      <w:r>
+        <w:rPr>
+          <w:rFonts w:hint="default" w:ascii="Segoe UI" w:hAnsi="Segoe UI" w:eastAsia="Segoe UI" w:cs="Segoe UI"/>
+          <w:i w:val="0"/>
+          <w:iCs w:val="0"/>
+          <w:caps w:val="0"/>
+          <w:spacing w:val="0"/>
+          <w:kern w:val="0"/>
+          <w:sz w:val="24"/>
+          <w:szCs w:val="24"/>
+          <w:shd w:val="clear" w:fill="121212"/>
+          <w:vertAlign w:val="baseline"/>
+          <w:lang w:val="en-US" w:eastAsia="zh-CN" w:bidi="ar"/>
+        </w:rPr>
+        <w:t>，如果失败说明是 AI 或未被玩家控制。</w:t>
+      </w:r>
+    </w:p>
+    <w:p>
+      <w:pPr>
+        <w:keepNext w:val="0"/>
+        <w:keepLines w:val="0"/>
+        <w:widowControl/>
+        <w:suppressLineNumbers w:val="0"/>
+        <w:pBdr>
+          <w:top w:val="none" w:color="auto" w:sz="0" w:space="0"/>
+          <w:left w:val="none" w:color="auto" w:sz="0" w:space="0"/>
+          <w:bottom w:val="none" w:color="auto" w:sz="0" w:space="0"/>
+          <w:right w:val="none" w:color="auto" w:sz="0" w:space="0"/>
+        </w:pBdr>
+        <w:shd w:val="clear" w:fill="121212"/>
+        <w:spacing w:before="0" w:beforeAutospacing="0" w:after="0" w:afterAutospacing="0" w:line="390" w:lineRule="atLeast"/>
+        <w:ind w:left="0" w:right="0" w:firstLine="0"/>
+        <w:jc w:val="left"/>
+        <w:textAlignment w:val="baseline"/>
+      </w:pPr>
+      <w:r>
+        <w:rPr>
+          <w:rStyle w:val="5"/>
+          <w:rFonts w:hint="default" w:ascii="Segoe UI" w:hAnsi="Segoe UI" w:eastAsia="Segoe UI" w:cs="Segoe UI"/>
+          <w:b/>
+          <w:bCs/>
+          <w:i w:val="0"/>
+          <w:iCs w:val="0"/>
+          <w:caps w:val="0"/>
+          <w:spacing w:val="0"/>
+          <w:kern w:val="0"/>
+          <w:sz w:val="24"/>
+          <w:szCs w:val="24"/>
+          <w:shd w:val="clear" w:fill="121212"/>
+          <w:vertAlign w:val="baseline"/>
+          <w:lang w:val="en-US" w:eastAsia="zh-CN" w:bidi="ar"/>
+        </w:rPr>
+        <w:t>只在“这个角色就是我自己”</w:t>
+      </w:r>
+      <w:r>
+        <w:rPr>
+          <w:rFonts w:hint="default" w:ascii="Segoe UI" w:hAnsi="Segoe UI" w:eastAsia="Segoe UI" w:cs="Segoe UI"/>
+          <w:i w:val="0"/>
+          <w:iCs w:val="0"/>
+          <w:caps w:val="0"/>
+          <w:spacing w:val="0"/>
+          <w:kern w:val="0"/>
+          <w:sz w:val="24"/>
+          <w:szCs w:val="24"/>
+          <w:shd w:val="clear" w:fill="121212"/>
+          <w:vertAlign w:val="baseline"/>
+          <w:lang w:val="en-US" w:eastAsia="zh-CN" w:bidi="ar"/>
+        </w:rPr>
+        <w:t xml:space="preserve"> 且 </w:t>
+      </w:r>
+      <w:r>
+        <w:rPr>
+          <w:rStyle w:val="5"/>
+          <w:rFonts w:hint="default" w:ascii="Segoe UI" w:hAnsi="Segoe UI" w:eastAsia="Segoe UI" w:cs="Segoe UI"/>
+          <w:b/>
+          <w:bCs/>
+          <w:i w:val="0"/>
+          <w:iCs w:val="0"/>
+          <w:caps w:val="0"/>
+          <w:spacing w:val="0"/>
+          <w:kern w:val="0"/>
+          <w:sz w:val="24"/>
+          <w:szCs w:val="24"/>
+          <w:shd w:val="clear" w:fill="121212"/>
+          <w:vertAlign w:val="baseline"/>
+          <w:lang w:val="en-US" w:eastAsia="zh-CN" w:bidi="ar"/>
+        </w:rPr>
+        <w:t>想确保拿到的是控制这个角色的玩家</w:t>
+      </w:r>
+      <w:r>
+        <w:rPr>
+          <w:rFonts w:hint="default" w:ascii="Segoe UI" w:hAnsi="Segoe UI" w:eastAsia="Segoe UI" w:cs="Segoe UI"/>
+          <w:i w:val="0"/>
+          <w:iCs w:val="0"/>
+          <w:caps w:val="0"/>
+          <w:spacing w:val="0"/>
+          <w:kern w:val="0"/>
+          <w:sz w:val="24"/>
+          <w:szCs w:val="24"/>
+          <w:shd w:val="clear" w:fill="121212"/>
+          <w:vertAlign w:val="baseline"/>
+          <w:lang w:val="en-US" w:eastAsia="zh-CN" w:bidi="ar"/>
+        </w:rPr>
+        <w:t xml:space="preserve"> 时才需要这么写。</w:t>
+      </w:r>
+    </w:p>
+    <w:p>
+      <w:pPr>
+        <w:keepNext w:val="0"/>
+        <w:keepLines w:val="0"/>
+        <w:widowControl/>
+        <w:suppressLineNumbers w:val="0"/>
+        <w:pBdr>
+          <w:top w:val="none" w:color="auto" w:sz="0" w:space="0"/>
+          <w:left w:val="none" w:color="auto" w:sz="0" w:space="0"/>
+          <w:bottom w:val="none" w:color="auto" w:sz="0" w:space="0"/>
+          <w:right w:val="none" w:color="auto" w:sz="0" w:space="0"/>
+        </w:pBdr>
+        <w:shd w:val="clear" w:fill="121212"/>
+        <w:spacing w:before="0" w:beforeAutospacing="0" w:after="0" w:afterAutospacing="0" w:line="390" w:lineRule="atLeast"/>
+        <w:ind w:left="0" w:right="0" w:firstLine="0"/>
+        <w:jc w:val="left"/>
+        <w:textAlignment w:val="baseline"/>
+        <w:rPr>
+          <w:rFonts w:hint="default" w:ascii="Segoe UI" w:hAnsi="Segoe UI" w:eastAsia="Segoe UI" w:cs="Segoe UI"/>
+          <w:i w:val="0"/>
+          <w:iCs w:val="0"/>
+          <w:caps w:val="0"/>
+          <w:spacing w:val="0"/>
+          <w:kern w:val="0"/>
+          <w:sz w:val="24"/>
+          <w:szCs w:val="24"/>
+          <w:shd w:val="clear" w:fill="121212"/>
+          <w:vertAlign w:val="baseline"/>
+          <w:lang w:val="en-US" w:eastAsia="zh-CN" w:bidi="ar"/>
+        </w:rPr>
+      </w:pPr>
+      <w:r>
+        <w:rPr>
+          <w:rFonts w:hint="default" w:ascii="Segoe UI" w:hAnsi="Segoe UI" w:eastAsia="Segoe UI" w:cs="Segoe UI"/>
+          <w:i w:val="0"/>
+          <w:iCs w:val="0"/>
+          <w:caps w:val="0"/>
+          <w:spacing w:val="0"/>
+          <w:kern w:val="0"/>
+          <w:sz w:val="24"/>
+          <w:szCs w:val="24"/>
+          <w:shd w:val="clear" w:fill="121212"/>
+          <w:vertAlign w:val="baseline"/>
+          <w:lang w:val="en-US" w:eastAsia="zh-CN" w:bidi="ar"/>
+        </w:rPr>
+        <w:t>多玩家分屏时，你拿到的是“控制这个 Pawn”的那个 PlayerController，</w:t>
+      </w:r>
+      <w:r>
+        <w:rPr>
+          <w:rStyle w:val="5"/>
+          <w:rFonts w:hint="default" w:ascii="Segoe UI" w:hAnsi="Segoe UI" w:eastAsia="Segoe UI" w:cs="Segoe UI"/>
+          <w:b/>
+          <w:bCs/>
+          <w:i w:val="0"/>
+          <w:iCs w:val="0"/>
+          <w:caps w:val="0"/>
+          <w:spacing w:val="0"/>
+          <w:kern w:val="0"/>
+          <w:sz w:val="24"/>
+          <w:szCs w:val="24"/>
+          <w:shd w:val="clear" w:fill="121212"/>
+          <w:vertAlign w:val="baseline"/>
+          <w:lang w:val="en-US" w:eastAsia="zh-CN" w:bidi="ar"/>
+        </w:rPr>
+        <w:t>不一定是 0 号</w:t>
+      </w:r>
+      <w:r>
+        <w:rPr>
+          <w:rFonts w:hint="default" w:ascii="Segoe UI" w:hAnsi="Segoe UI" w:eastAsia="Segoe UI" w:cs="Segoe UI"/>
+          <w:i w:val="0"/>
+          <w:iCs w:val="0"/>
+          <w:caps w:val="0"/>
+          <w:spacing w:val="0"/>
+          <w:kern w:val="0"/>
+          <w:sz w:val="24"/>
+          <w:szCs w:val="24"/>
+          <w:shd w:val="clear" w:fill="121212"/>
+          <w:vertAlign w:val="baseline"/>
+          <w:lang w:val="en-US" w:eastAsia="zh-CN" w:bidi="ar"/>
+        </w:rPr>
+        <w:t>。</w:t>
+      </w:r>
+    </w:p>
+    <w:p>
+      <w:pPr>
+        <w:pStyle w:val="2"/>
+        <w:keepNext w:val="0"/>
+        <w:keepLines w:val="0"/>
+        <w:widowControl/>
+        <w:suppressLineNumbers w:val="0"/>
+        <w:pBdr>
+          <w:top w:val="none" w:color="auto" w:sz="0" w:space="0"/>
+          <w:left w:val="none" w:color="auto" w:sz="0" w:space="0"/>
+          <w:bottom w:val="none" w:color="auto" w:sz="0" w:space="0"/>
+          <w:right w:val="none" w:color="auto" w:sz="0" w:space="0"/>
+        </w:pBdr>
+        <w:shd w:val="clear" w:fill="121212"/>
+        <w:spacing w:before="0" w:beforeAutospacing="0" w:after="240" w:afterAutospacing="0" w:line="390" w:lineRule="atLeast"/>
+        <w:ind w:left="0" w:right="0" w:firstLine="0"/>
+        <w:textAlignment w:val="baseline"/>
+        <w:rPr>
+          <w:rFonts w:ascii="Segoe UI" w:hAnsi="Segoe UI" w:eastAsia="Segoe UI" w:cs="Segoe UI"/>
+          <w:b/>
+          <w:bCs/>
+          <w:i w:val="0"/>
+          <w:iCs w:val="0"/>
+          <w:caps w:val="0"/>
+          <w:spacing w:val="0"/>
+          <w:sz w:val="24"/>
+          <w:szCs w:val="24"/>
+        </w:rPr>
+      </w:pPr>
+      <w:r>
+        <w:rPr>
+          <w:rFonts w:hint="default" w:ascii="Segoe UI" w:hAnsi="Segoe UI" w:eastAsia="Segoe UI" w:cs="Segoe UI"/>
+          <w:b/>
+          <w:bCs/>
+          <w:i w:val="0"/>
+          <w:iCs w:val="0"/>
+          <w:caps w:val="0"/>
+          <w:spacing w:val="0"/>
+          <w:sz w:val="24"/>
+          <w:szCs w:val="24"/>
+          <w:shd w:val="clear" w:fill="121212"/>
+          <w:vertAlign w:val="baseline"/>
+        </w:rPr>
+        <w:t>Get Player Controller（0）</w:t>
+      </w:r>
+    </w:p>
+    <w:p>
+      <w:pPr>
+        <w:keepNext w:val="0"/>
+        <w:keepLines w:val="0"/>
+        <w:widowControl/>
+        <w:suppressLineNumbers w:val="0"/>
+        <w:pBdr>
+          <w:top w:val="none" w:color="auto" w:sz="0" w:space="0"/>
+          <w:left w:val="none" w:color="auto" w:sz="0" w:space="0"/>
+          <w:bottom w:val="none" w:color="auto" w:sz="0" w:space="0"/>
+          <w:right w:val="none" w:color="auto" w:sz="0" w:space="0"/>
+        </w:pBdr>
+        <w:shd w:val="clear" w:fill="121212"/>
+        <w:spacing w:before="0" w:beforeAutospacing="0" w:after="0" w:afterAutospacing="0" w:line="390" w:lineRule="atLeast"/>
+        <w:ind w:left="0" w:right="0" w:firstLine="0"/>
+        <w:jc w:val="left"/>
+        <w:textAlignment w:val="baseline"/>
+      </w:pPr>
+      <w:r>
+        <w:rPr>
+          <w:rFonts w:hint="default" w:ascii="Segoe UI" w:hAnsi="Segoe UI" w:eastAsia="Segoe UI" w:cs="Segoe UI"/>
+          <w:i w:val="0"/>
+          <w:iCs w:val="0"/>
+          <w:caps w:val="0"/>
+          <w:spacing w:val="0"/>
+          <w:kern w:val="0"/>
+          <w:sz w:val="24"/>
+          <w:szCs w:val="24"/>
+          <w:shd w:val="clear" w:fill="121212"/>
+          <w:vertAlign w:val="baseline"/>
+          <w:lang w:val="en-US" w:eastAsia="zh-CN" w:bidi="ar"/>
+        </w:rPr>
+        <w:t>直接问世界：“把第 0 个本地玩家控制器给我”。</w:t>
+      </w:r>
+    </w:p>
+    <w:p>
+      <w:pPr>
+        <w:keepNext w:val="0"/>
+        <w:keepLines w:val="0"/>
+        <w:widowControl/>
+        <w:suppressLineNumbers w:val="0"/>
+        <w:pBdr>
+          <w:top w:val="none" w:color="auto" w:sz="0" w:space="0"/>
+          <w:left w:val="none" w:color="auto" w:sz="0" w:space="0"/>
+          <w:bottom w:val="none" w:color="auto" w:sz="0" w:space="0"/>
+          <w:right w:val="none" w:color="auto" w:sz="0" w:space="0"/>
+        </w:pBdr>
+        <w:shd w:val="clear" w:fill="121212"/>
+        <w:spacing w:before="0" w:beforeAutospacing="0" w:after="0" w:afterAutospacing="0" w:line="390" w:lineRule="atLeast"/>
+        <w:ind w:left="0" w:right="0" w:firstLine="0"/>
+        <w:jc w:val="left"/>
+        <w:textAlignment w:val="baseline"/>
+      </w:pPr>
+      <w:r>
+        <w:rPr>
+          <w:rStyle w:val="5"/>
+          <w:rFonts w:hint="default" w:ascii="Segoe UI" w:hAnsi="Segoe UI" w:eastAsia="Segoe UI" w:cs="Segoe UI"/>
+          <w:b/>
+          <w:bCs/>
+          <w:i w:val="0"/>
+          <w:iCs w:val="0"/>
+          <w:caps w:val="0"/>
+          <w:spacing w:val="0"/>
+          <w:kern w:val="0"/>
+          <w:sz w:val="24"/>
+          <w:szCs w:val="24"/>
+          <w:shd w:val="clear" w:fill="121212"/>
+          <w:vertAlign w:val="baseline"/>
+          <w:lang w:val="en-US" w:eastAsia="zh-CN" w:bidi="ar"/>
+        </w:rPr>
+        <w:t>不需要 Cast</w:t>
+      </w:r>
+      <w:r>
+        <w:rPr>
+          <w:rFonts w:hint="default" w:ascii="Segoe UI" w:hAnsi="Segoe UI" w:eastAsia="Segoe UI" w:cs="Segoe UI"/>
+          <w:i w:val="0"/>
+          <w:iCs w:val="0"/>
+          <w:caps w:val="0"/>
+          <w:spacing w:val="0"/>
+          <w:kern w:val="0"/>
+          <w:sz w:val="24"/>
+          <w:szCs w:val="24"/>
+          <w:shd w:val="clear" w:fill="121212"/>
+          <w:vertAlign w:val="baseline"/>
+          <w:lang w:val="en-US" w:eastAsia="zh-CN" w:bidi="ar"/>
+        </w:rPr>
+        <w:t xml:space="preserve">，返回类型就是 </w:t>
+      </w:r>
+      <w:r>
+        <w:rPr>
+          <w:rStyle w:val="6"/>
+          <w:rFonts w:hint="default" w:ascii="Segoe UI" w:hAnsi="Segoe UI" w:eastAsia="Segoe UI" w:cs="Segoe UI"/>
+          <w:i w:val="0"/>
+          <w:iCs w:val="0"/>
+          <w:caps w:val="0"/>
+          <w:spacing w:val="0"/>
+          <w:kern w:val="0"/>
+          <w:sz w:val="24"/>
+          <w:szCs w:val="24"/>
+          <w:shd w:val="clear" w:fill="121212"/>
+          <w:vertAlign w:val="baseline"/>
+          <w:lang w:val="en-US" w:eastAsia="zh-CN" w:bidi="ar"/>
+        </w:rPr>
+        <w:t>PlayerController</w:t>
+      </w:r>
+      <w:r>
+        <w:rPr>
+          <w:rFonts w:hint="default" w:ascii="Segoe UI" w:hAnsi="Segoe UI" w:eastAsia="Segoe UI" w:cs="Segoe UI"/>
+          <w:i w:val="0"/>
+          <w:iCs w:val="0"/>
+          <w:caps w:val="0"/>
+          <w:spacing w:val="0"/>
+          <w:kern w:val="0"/>
+          <w:sz w:val="24"/>
+          <w:szCs w:val="24"/>
+          <w:shd w:val="clear" w:fill="121212"/>
+          <w:vertAlign w:val="baseline"/>
+          <w:lang w:val="en-US" w:eastAsia="zh-CN" w:bidi="ar"/>
+        </w:rPr>
+        <w:t>。</w:t>
+      </w:r>
+    </w:p>
+    <w:p>
+      <w:pPr>
+        <w:keepNext w:val="0"/>
+        <w:keepLines w:val="0"/>
+        <w:widowControl/>
+        <w:suppressLineNumbers w:val="0"/>
+        <w:pBdr>
+          <w:top w:val="none" w:color="auto" w:sz="0" w:space="0"/>
+          <w:left w:val="none" w:color="auto" w:sz="0" w:space="0"/>
+          <w:bottom w:val="none" w:color="auto" w:sz="0" w:space="0"/>
+          <w:right w:val="none" w:color="auto" w:sz="0" w:space="0"/>
+        </w:pBdr>
+        <w:shd w:val="clear" w:fill="121212"/>
+        <w:spacing w:before="0" w:beforeAutospacing="0" w:after="0" w:afterAutospacing="0" w:line="390" w:lineRule="atLeast"/>
+        <w:ind w:left="0" w:right="0" w:firstLine="0"/>
+        <w:jc w:val="left"/>
+        <w:textAlignment w:val="baseline"/>
+      </w:pPr>
+      <w:r>
+        <w:rPr>
+          <w:rFonts w:hint="default" w:ascii="Segoe UI" w:hAnsi="Segoe UI" w:eastAsia="Segoe UI" w:cs="Segoe UI"/>
+          <w:i w:val="0"/>
+          <w:iCs w:val="0"/>
+          <w:caps w:val="0"/>
+          <w:spacing w:val="0"/>
+          <w:kern w:val="0"/>
+          <w:sz w:val="24"/>
+          <w:szCs w:val="24"/>
+          <w:shd w:val="clear" w:fill="121212"/>
+          <w:vertAlign w:val="baseline"/>
+          <w:lang w:val="en-US" w:eastAsia="zh-CN" w:bidi="ar"/>
+        </w:rPr>
+        <w:t xml:space="preserve">即使你的蓝图跑在 </w:t>
+      </w:r>
+      <w:r>
+        <w:rPr>
+          <w:rStyle w:val="5"/>
+          <w:rFonts w:hint="default" w:ascii="Segoe UI" w:hAnsi="Segoe UI" w:eastAsia="Segoe UI" w:cs="Segoe UI"/>
+          <w:b/>
+          <w:bCs/>
+          <w:i w:val="0"/>
+          <w:iCs w:val="0"/>
+          <w:caps w:val="0"/>
+          <w:spacing w:val="0"/>
+          <w:kern w:val="0"/>
+          <w:sz w:val="24"/>
+          <w:szCs w:val="24"/>
+          <w:shd w:val="clear" w:fill="121212"/>
+          <w:vertAlign w:val="baseline"/>
+          <w:lang w:val="en-US" w:eastAsia="zh-CN" w:bidi="ar"/>
+        </w:rPr>
+        <w:t>服务器</w:t>
+      </w:r>
+      <w:r>
+        <w:rPr>
+          <w:rFonts w:hint="default" w:ascii="Segoe UI" w:hAnsi="Segoe UI" w:eastAsia="Segoe UI" w:cs="Segoe UI"/>
+          <w:i w:val="0"/>
+          <w:iCs w:val="0"/>
+          <w:caps w:val="0"/>
+          <w:spacing w:val="0"/>
+          <w:kern w:val="0"/>
+          <w:sz w:val="24"/>
+          <w:szCs w:val="24"/>
+          <w:shd w:val="clear" w:fill="121212"/>
+          <w:vertAlign w:val="baseline"/>
+          <w:lang w:val="en-US" w:eastAsia="zh-CN" w:bidi="ar"/>
+        </w:rPr>
+        <w:t xml:space="preserve"> 或 </w:t>
+      </w:r>
+      <w:r>
+        <w:rPr>
+          <w:rStyle w:val="5"/>
+          <w:rFonts w:hint="default" w:ascii="Segoe UI" w:hAnsi="Segoe UI" w:eastAsia="Segoe UI" w:cs="Segoe UI"/>
+          <w:b/>
+          <w:bCs/>
+          <w:i w:val="0"/>
+          <w:iCs w:val="0"/>
+          <w:caps w:val="0"/>
+          <w:spacing w:val="0"/>
+          <w:kern w:val="0"/>
+          <w:sz w:val="24"/>
+          <w:szCs w:val="24"/>
+          <w:shd w:val="clear" w:fill="121212"/>
+          <w:vertAlign w:val="baseline"/>
+          <w:lang w:val="en-US" w:eastAsia="zh-CN" w:bidi="ar"/>
+        </w:rPr>
+        <w:t>旁观者</w:t>
+      </w:r>
+      <w:r>
+        <w:rPr>
+          <w:rFonts w:hint="default" w:ascii="Segoe UI" w:hAnsi="Segoe UI" w:eastAsia="Segoe UI" w:cs="Segoe UI"/>
+          <w:i w:val="0"/>
+          <w:iCs w:val="0"/>
+          <w:caps w:val="0"/>
+          <w:spacing w:val="0"/>
+          <w:kern w:val="0"/>
+          <w:sz w:val="24"/>
+          <w:szCs w:val="24"/>
+          <w:shd w:val="clear" w:fill="121212"/>
+          <w:vertAlign w:val="baseline"/>
+          <w:lang w:val="en-US" w:eastAsia="zh-CN" w:bidi="ar"/>
+        </w:rPr>
+        <w:t xml:space="preserve"> 身上，只要世界里有玩家 0，就能拿到。</w:t>
+      </w:r>
+    </w:p>
+    <w:p>
+      <w:pPr>
+        <w:keepNext w:val="0"/>
+        <w:keepLines w:val="0"/>
+        <w:widowControl/>
+        <w:suppressLineNumbers w:val="0"/>
+        <w:pBdr>
+          <w:top w:val="none" w:color="auto" w:sz="0" w:space="0"/>
+          <w:left w:val="none" w:color="auto" w:sz="0" w:space="0"/>
+          <w:bottom w:val="none" w:color="auto" w:sz="0" w:space="0"/>
+          <w:right w:val="none" w:color="auto" w:sz="0" w:space="0"/>
+        </w:pBdr>
+        <w:shd w:val="clear" w:fill="121212"/>
+        <w:spacing w:before="0" w:beforeAutospacing="0" w:after="0" w:afterAutospacing="0" w:line="390" w:lineRule="atLeast"/>
+        <w:ind w:left="0" w:right="0" w:firstLine="0"/>
+        <w:jc w:val="left"/>
+        <w:textAlignment w:val="baseline"/>
+        <w:rPr>
+          <w:rFonts w:hint="default" w:ascii="Segoe UI" w:hAnsi="Segoe UI" w:eastAsia="Segoe UI" w:cs="Segoe UI"/>
+          <w:i w:val="0"/>
+          <w:iCs w:val="0"/>
+          <w:caps w:val="0"/>
+          <w:spacing w:val="0"/>
+          <w:kern w:val="0"/>
+          <w:sz w:val="24"/>
+          <w:szCs w:val="24"/>
+          <w:shd w:val="clear" w:fill="121212"/>
+          <w:vertAlign w:val="baseline"/>
+          <w:lang w:val="en-US" w:eastAsia="zh-CN" w:bidi="ar"/>
+        </w:rPr>
+      </w:pPr>
+      <w:r>
+        <w:rPr>
+          <w:rStyle w:val="5"/>
+          <w:rFonts w:hint="default" w:ascii="Segoe UI" w:hAnsi="Segoe UI" w:eastAsia="Segoe UI" w:cs="Segoe UI"/>
+          <w:b/>
+          <w:bCs/>
+          <w:i w:val="0"/>
+          <w:iCs w:val="0"/>
+          <w:caps w:val="0"/>
+          <w:spacing w:val="0"/>
+          <w:kern w:val="0"/>
+          <w:sz w:val="24"/>
+          <w:szCs w:val="24"/>
+          <w:shd w:val="clear" w:fill="121212"/>
+          <w:vertAlign w:val="baseline"/>
+          <w:lang w:val="en-US" w:eastAsia="zh-CN" w:bidi="ar"/>
+        </w:rPr>
+        <w:t>做 UI、创建 Widget、打开关卡</w:t>
+      </w:r>
+      <w:r>
+        <w:rPr>
+          <w:rFonts w:hint="default" w:ascii="Segoe UI" w:hAnsi="Segoe UI" w:eastAsia="Segoe UI" w:cs="Segoe UI"/>
+          <w:i w:val="0"/>
+          <w:iCs w:val="0"/>
+          <w:caps w:val="0"/>
+          <w:spacing w:val="0"/>
+          <w:kern w:val="0"/>
+          <w:sz w:val="24"/>
+          <w:szCs w:val="24"/>
+          <w:shd w:val="clear" w:fill="121212"/>
+          <w:vertAlign w:val="baseline"/>
+          <w:lang w:val="en-US" w:eastAsia="zh-CN" w:bidi="ar"/>
+        </w:rPr>
+        <w:t xml:space="preserve"> 时最常用，简单无脑。</w:t>
+      </w:r>
+    </w:p>
+    <w:p>
+      <w:pPr>
+        <w:pStyle w:val="2"/>
+        <w:keepNext w:val="0"/>
+        <w:keepLines w:val="0"/>
+        <w:widowControl/>
+        <w:suppressLineNumbers w:val="0"/>
+        <w:pBdr>
+          <w:top w:val="none" w:color="auto" w:sz="0" w:space="0"/>
+          <w:left w:val="none" w:color="auto" w:sz="0" w:space="0"/>
+          <w:bottom w:val="none" w:color="auto" w:sz="0" w:space="0"/>
+          <w:right w:val="none" w:color="auto" w:sz="0" w:space="0"/>
+        </w:pBdr>
+        <w:shd w:val="clear" w:fill="121212"/>
+        <w:spacing w:before="0" w:beforeAutospacing="0" w:after="240" w:afterAutospacing="0" w:line="390" w:lineRule="atLeast"/>
+        <w:ind w:left="0" w:right="0" w:firstLine="0"/>
+        <w:textAlignment w:val="baseline"/>
+        <w:rPr>
+          <w:rFonts w:ascii="Segoe UI" w:hAnsi="Segoe UI" w:eastAsia="Segoe UI" w:cs="Segoe UI"/>
+          <w:b/>
+          <w:bCs/>
+          <w:i w:val="0"/>
+          <w:iCs w:val="0"/>
+          <w:caps w:val="0"/>
+          <w:color w:val="FF0000"/>
+          <w:spacing w:val="0"/>
+          <w:sz w:val="24"/>
+          <w:szCs w:val="24"/>
+        </w:rPr>
+      </w:pPr>
+      <w:r>
+        <w:rPr>
+          <w:rFonts w:hint="eastAsia" w:ascii="Segoe UI" w:hAnsi="Segoe UI" w:cs="Segoe UI"/>
+          <w:b/>
+          <w:bCs/>
+          <w:i w:val="0"/>
+          <w:iCs w:val="0"/>
+          <w:caps w:val="0"/>
+          <w:color w:val="FF0000"/>
+          <w:spacing w:val="0"/>
+          <w:sz w:val="24"/>
+          <w:szCs w:val="24"/>
+          <w:shd w:val="clear" w:fill="121212"/>
+          <w:vertAlign w:val="baseline"/>
+          <w:lang w:val="en-US" w:eastAsia="zh-CN"/>
+        </w:rPr>
+        <w:t>实现的</w:t>
+      </w:r>
+      <w:r>
+        <w:rPr>
+          <w:rFonts w:hint="default" w:ascii="Segoe UI" w:hAnsi="Segoe UI" w:eastAsia="Segoe UI" w:cs="Segoe UI"/>
+          <w:b/>
+          <w:bCs/>
+          <w:i w:val="0"/>
+          <w:iCs w:val="0"/>
+          <w:caps w:val="0"/>
+          <w:color w:val="FF0000"/>
+          <w:spacing w:val="0"/>
+          <w:sz w:val="24"/>
+          <w:szCs w:val="24"/>
+          <w:shd w:val="clear" w:fill="121212"/>
+          <w:vertAlign w:val="baseline"/>
+        </w:rPr>
+        <w:t>建议</w:t>
+      </w:r>
+    </w:p>
+    <w:p>
+      <w:pPr>
+        <w:keepNext w:val="0"/>
+        <w:keepLines w:val="0"/>
+        <w:widowControl/>
+        <w:suppressLineNumbers w:val="0"/>
+        <w:pBdr>
+          <w:top w:val="none" w:color="auto" w:sz="0" w:space="0"/>
+          <w:left w:val="none" w:color="auto" w:sz="0" w:space="0"/>
+          <w:bottom w:val="none" w:color="auto" w:sz="0" w:space="0"/>
+          <w:right w:val="none" w:color="auto" w:sz="0" w:space="0"/>
+        </w:pBdr>
+        <w:shd w:val="clear" w:fill="121212"/>
+        <w:spacing w:before="0" w:beforeAutospacing="0" w:after="0" w:afterAutospacing="0" w:line="390" w:lineRule="atLeast"/>
+        <w:ind w:left="0" w:right="0" w:firstLine="0"/>
+        <w:jc w:val="left"/>
+        <w:textAlignment w:val="baseline"/>
+      </w:pPr>
+      <w:r>
+        <w:rPr>
+          <w:rStyle w:val="5"/>
+          <w:rFonts w:hint="default" w:ascii="Segoe UI" w:hAnsi="Segoe UI" w:eastAsia="Segoe UI" w:cs="Segoe UI"/>
+          <w:b/>
+          <w:bCs/>
+          <w:i w:val="0"/>
+          <w:iCs w:val="0"/>
+          <w:caps w:val="0"/>
+          <w:spacing w:val="0"/>
+          <w:kern w:val="0"/>
+          <w:sz w:val="24"/>
+          <w:szCs w:val="24"/>
+          <w:shd w:val="clear" w:fill="121212"/>
+          <w:vertAlign w:val="baseline"/>
+          <w:lang w:val="en-US" w:eastAsia="zh-CN" w:bidi="ar"/>
+        </w:rPr>
+        <w:t>纯单机/本地多人</w:t>
+      </w:r>
+      <w:r>
+        <w:rPr>
+          <w:rFonts w:hint="default" w:ascii="Segoe UI" w:hAnsi="Segoe UI" w:eastAsia="Segoe UI" w:cs="Segoe UI"/>
+          <w:i w:val="0"/>
+          <w:iCs w:val="0"/>
+          <w:caps w:val="0"/>
+          <w:spacing w:val="0"/>
+          <w:kern w:val="0"/>
+          <w:sz w:val="24"/>
+          <w:szCs w:val="24"/>
+          <w:shd w:val="clear" w:fill="121212"/>
+          <w:vertAlign w:val="baseline"/>
+          <w:lang w:val="en-US" w:eastAsia="zh-CN" w:bidi="ar"/>
+        </w:rPr>
+        <w:t xml:space="preserve">：直接 </w:t>
+      </w:r>
+      <w:r>
+        <w:rPr>
+          <w:rStyle w:val="6"/>
+          <w:rFonts w:hint="default" w:ascii="Segoe UI" w:hAnsi="Segoe UI" w:eastAsia="Segoe UI" w:cs="Segoe UI"/>
+          <w:i w:val="0"/>
+          <w:iCs w:val="0"/>
+          <w:caps w:val="0"/>
+          <w:spacing w:val="0"/>
+          <w:kern w:val="0"/>
+          <w:sz w:val="24"/>
+          <w:szCs w:val="24"/>
+          <w:shd w:val="clear" w:fill="121212"/>
+          <w:vertAlign w:val="baseline"/>
+          <w:lang w:val="en-US" w:eastAsia="zh-CN" w:bidi="ar"/>
+        </w:rPr>
+        <w:t>Get Player Controller 0</w:t>
+      </w:r>
+      <w:r>
+        <w:rPr>
+          <w:rFonts w:hint="default" w:ascii="Segoe UI" w:hAnsi="Segoe UI" w:eastAsia="Segoe UI" w:cs="Segoe UI"/>
+          <w:i w:val="0"/>
+          <w:iCs w:val="0"/>
+          <w:caps w:val="0"/>
+          <w:spacing w:val="0"/>
+          <w:kern w:val="0"/>
+          <w:sz w:val="24"/>
+          <w:szCs w:val="24"/>
+          <w:shd w:val="clear" w:fill="121212"/>
+          <w:vertAlign w:val="baseline"/>
+          <w:lang w:val="en-US" w:eastAsia="zh-CN" w:bidi="ar"/>
+        </w:rPr>
+        <w:t xml:space="preserve"> → 创建 Widget，</w:t>
+      </w:r>
+      <w:r>
+        <w:rPr>
+          <w:rStyle w:val="5"/>
+          <w:rFonts w:hint="default" w:ascii="Segoe UI" w:hAnsi="Segoe UI" w:eastAsia="Segoe UI" w:cs="Segoe UI"/>
+          <w:b/>
+          <w:bCs/>
+          <w:i w:val="0"/>
+          <w:iCs w:val="0"/>
+          <w:caps w:val="0"/>
+          <w:spacing w:val="0"/>
+          <w:kern w:val="0"/>
+          <w:sz w:val="24"/>
+          <w:szCs w:val="24"/>
+          <w:shd w:val="clear" w:fill="121212"/>
+          <w:vertAlign w:val="baseline"/>
+          <w:lang w:val="en-US" w:eastAsia="zh-CN" w:bidi="ar"/>
+        </w:rPr>
+        <w:t>省一次 Cast</w:t>
+      </w:r>
+      <w:r>
+        <w:rPr>
+          <w:rFonts w:hint="default" w:ascii="Segoe UI" w:hAnsi="Segoe UI" w:eastAsia="Segoe UI" w:cs="Segoe UI"/>
+          <w:i w:val="0"/>
+          <w:iCs w:val="0"/>
+          <w:caps w:val="0"/>
+          <w:spacing w:val="0"/>
+          <w:kern w:val="0"/>
+          <w:sz w:val="24"/>
+          <w:szCs w:val="24"/>
+          <w:shd w:val="clear" w:fill="121212"/>
+          <w:vertAlign w:val="baseline"/>
+          <w:lang w:val="en-US" w:eastAsia="zh-CN" w:bidi="ar"/>
+        </w:rPr>
+        <w:t>，永远不会错。</w:t>
+      </w:r>
+    </w:p>
+    <w:p>
+      <w:pPr>
+        <w:keepNext w:val="0"/>
+        <w:keepLines w:val="0"/>
+        <w:widowControl/>
+        <w:suppressLineNumbers w:val="0"/>
+        <w:pBdr>
+          <w:top w:val="none" w:color="auto" w:sz="0" w:space="0"/>
+          <w:left w:val="none" w:color="auto" w:sz="0" w:space="0"/>
+          <w:bottom w:val="none" w:color="auto" w:sz="0" w:space="0"/>
+          <w:right w:val="none" w:color="auto" w:sz="0" w:space="0"/>
+        </w:pBdr>
+        <w:shd w:val="clear" w:fill="121212"/>
+        <w:spacing w:before="0" w:beforeAutospacing="0" w:after="0" w:afterAutospacing="0" w:line="390" w:lineRule="atLeast"/>
+        <w:ind w:left="0" w:right="0" w:firstLine="0"/>
+        <w:jc w:val="left"/>
+        <w:textAlignment w:val="baseline"/>
+      </w:pPr>
+      <w:r>
+        <w:rPr>
+          <w:rStyle w:val="5"/>
+          <w:rFonts w:hint="default" w:ascii="Segoe UI" w:hAnsi="Segoe UI" w:eastAsia="Segoe UI" w:cs="Segoe UI"/>
+          <w:b/>
+          <w:bCs/>
+          <w:i w:val="0"/>
+          <w:iCs w:val="0"/>
+          <w:caps w:val="0"/>
+          <w:spacing w:val="0"/>
+          <w:kern w:val="0"/>
+          <w:sz w:val="24"/>
+          <w:szCs w:val="24"/>
+          <w:shd w:val="clear" w:fill="121212"/>
+          <w:vertAlign w:val="baseline"/>
+          <w:lang w:val="en-US" w:eastAsia="zh-CN" w:bidi="ar"/>
+        </w:rPr>
+        <w:t>需要“这个角色的主人”</w:t>
+      </w:r>
+      <w:r>
+        <w:rPr>
+          <w:rFonts w:hint="default" w:ascii="Segoe UI" w:hAnsi="Segoe UI" w:eastAsia="Segoe UI" w:cs="Segoe UI"/>
+          <w:i w:val="0"/>
+          <w:iCs w:val="0"/>
+          <w:caps w:val="0"/>
+          <w:spacing w:val="0"/>
+          <w:kern w:val="0"/>
+          <w:sz w:val="24"/>
+          <w:szCs w:val="24"/>
+          <w:shd w:val="clear" w:fill="121212"/>
+          <w:vertAlign w:val="baseline"/>
+          <w:lang w:val="en-US" w:eastAsia="zh-CN" w:bidi="ar"/>
+        </w:rPr>
+        <w:t xml:space="preserve">：用 </w:t>
+      </w:r>
+      <w:r>
+        <w:rPr>
+          <w:rStyle w:val="6"/>
+          <w:rFonts w:hint="default" w:ascii="Segoe UI" w:hAnsi="Segoe UI" w:eastAsia="Segoe UI" w:cs="Segoe UI"/>
+          <w:i w:val="0"/>
+          <w:iCs w:val="0"/>
+          <w:caps w:val="0"/>
+          <w:spacing w:val="0"/>
+          <w:kern w:val="0"/>
+          <w:sz w:val="24"/>
+          <w:szCs w:val="24"/>
+          <w:shd w:val="clear" w:fill="121212"/>
+          <w:vertAlign w:val="baseline"/>
+          <w:lang w:val="en-US" w:eastAsia="zh-CN" w:bidi="ar"/>
+        </w:rPr>
+        <w:t>Get Controller</w:t>
+      </w:r>
+      <w:r>
+        <w:rPr>
+          <w:rFonts w:hint="default" w:ascii="Segoe UI" w:hAnsi="Segoe UI" w:eastAsia="Segoe UI" w:cs="Segoe UI"/>
+          <w:i w:val="0"/>
+          <w:iCs w:val="0"/>
+          <w:caps w:val="0"/>
+          <w:spacing w:val="0"/>
+          <w:kern w:val="0"/>
+          <w:sz w:val="24"/>
+          <w:szCs w:val="24"/>
+          <w:shd w:val="clear" w:fill="121212"/>
+          <w:vertAlign w:val="baseline"/>
+          <w:lang w:val="en-US" w:eastAsia="zh-CN" w:bidi="ar"/>
+        </w:rPr>
+        <w:t xml:space="preserve"> → </w:t>
+      </w:r>
+      <w:r>
+        <w:rPr>
+          <w:rStyle w:val="6"/>
+          <w:rFonts w:hint="default" w:ascii="Segoe UI" w:hAnsi="Segoe UI" w:eastAsia="Segoe UI" w:cs="Segoe UI"/>
+          <w:i w:val="0"/>
+          <w:iCs w:val="0"/>
+          <w:caps w:val="0"/>
+          <w:spacing w:val="0"/>
+          <w:kern w:val="0"/>
+          <w:sz w:val="24"/>
+          <w:szCs w:val="24"/>
+          <w:shd w:val="clear" w:fill="121212"/>
+          <w:vertAlign w:val="baseline"/>
+          <w:lang w:val="en-US" w:eastAsia="zh-CN" w:bidi="ar"/>
+        </w:rPr>
+        <w:t>Cast To PlayerController</w:t>
+      </w:r>
+      <w:r>
+        <w:rPr>
+          <w:rFonts w:hint="default" w:ascii="Segoe UI" w:hAnsi="Segoe UI" w:eastAsia="Segoe UI" w:cs="Segoe UI"/>
+          <w:i w:val="0"/>
+          <w:iCs w:val="0"/>
+          <w:caps w:val="0"/>
+          <w:spacing w:val="0"/>
+          <w:kern w:val="0"/>
+          <w:sz w:val="24"/>
+          <w:szCs w:val="24"/>
+          <w:shd w:val="clear" w:fill="121212"/>
+          <w:vertAlign w:val="baseline"/>
+          <w:lang w:val="en-US" w:eastAsia="zh-CN" w:bidi="ar"/>
+        </w:rPr>
+        <w:t xml:space="preserve">，但一定拉 </w:t>
+      </w:r>
+      <w:r>
+        <w:rPr>
+          <w:rStyle w:val="5"/>
+          <w:rFonts w:hint="default" w:ascii="Segoe UI" w:hAnsi="Segoe UI" w:eastAsia="Segoe UI" w:cs="Segoe UI"/>
+          <w:b/>
+          <w:bCs/>
+          <w:i w:val="0"/>
+          <w:iCs w:val="0"/>
+          <w:caps w:val="0"/>
+          <w:spacing w:val="0"/>
+          <w:kern w:val="0"/>
+          <w:sz w:val="24"/>
+          <w:szCs w:val="24"/>
+          <w:shd w:val="clear" w:fill="121212"/>
+          <w:vertAlign w:val="baseline"/>
+          <w:lang w:val="en-US" w:eastAsia="zh-CN" w:bidi="ar"/>
+        </w:rPr>
+        <w:t>Cast Failed</w:t>
+      </w:r>
+      <w:r>
+        <w:rPr>
+          <w:rFonts w:hint="default" w:ascii="Segoe UI" w:hAnsi="Segoe UI" w:eastAsia="Segoe UI" w:cs="Segoe UI"/>
+          <w:i w:val="0"/>
+          <w:iCs w:val="0"/>
+          <w:caps w:val="0"/>
+          <w:spacing w:val="0"/>
+          <w:kern w:val="0"/>
+          <w:sz w:val="24"/>
+          <w:szCs w:val="24"/>
+          <w:shd w:val="clear" w:fill="121212"/>
+          <w:vertAlign w:val="baseline"/>
+          <w:lang w:val="en-US" w:eastAsia="zh-CN" w:bidi="ar"/>
+        </w:rPr>
+        <w:t xml:space="preserve"> 分支做保护（AI 或断线时不会崩溃）。</w:t>
+      </w:r>
+    </w:p>
+    <w:p>
+      <w:pPr>
+        <w:keepNext w:val="0"/>
+        <w:keepLines w:val="0"/>
+        <w:widowControl/>
+        <w:suppressLineNumbers w:val="0"/>
+        <w:pBdr>
+          <w:top w:val="none" w:color="auto" w:sz="0" w:space="0"/>
+          <w:left w:val="none" w:color="auto" w:sz="0" w:space="0"/>
+          <w:bottom w:val="none" w:color="auto" w:sz="0" w:space="0"/>
+          <w:right w:val="none" w:color="auto" w:sz="0" w:space="0"/>
+        </w:pBdr>
+        <w:shd w:val="clear" w:fill="121212"/>
+        <w:spacing w:before="0" w:beforeAutospacing="0" w:after="0" w:afterAutospacing="0" w:line="390" w:lineRule="atLeast"/>
+        <w:ind w:left="0" w:right="0" w:firstLine="0"/>
+        <w:jc w:val="left"/>
+        <w:textAlignment w:val="baseline"/>
+        <w:rPr>
+          <w:rFonts w:hint="default" w:ascii="Segoe UI" w:hAnsi="Segoe UI" w:eastAsia="Segoe UI" w:cs="Segoe UI"/>
+          <w:i w:val="0"/>
+          <w:iCs w:val="0"/>
+          <w:caps w:val="0"/>
+          <w:spacing w:val="0"/>
+          <w:sz w:val="24"/>
+          <w:szCs w:val="24"/>
+        </w:rPr>
+      </w:pPr>
+      <w:r>
+        <w:rPr>
+          <w:rStyle w:val="5"/>
+          <w:rFonts w:hint="default" w:ascii="Segoe UI" w:hAnsi="Segoe UI" w:eastAsia="Segoe UI" w:cs="Segoe UI"/>
+          <w:b/>
+          <w:bCs/>
+          <w:i w:val="0"/>
+          <w:iCs w:val="0"/>
+          <w:caps w:val="0"/>
+          <w:spacing w:val="0"/>
+          <w:kern w:val="0"/>
+          <w:sz w:val="24"/>
+          <w:szCs w:val="24"/>
+          <w:shd w:val="clear" w:fill="121212"/>
+          <w:vertAlign w:val="baseline"/>
+          <w:lang w:val="en-US" w:eastAsia="zh-CN" w:bidi="ar"/>
+        </w:rPr>
+        <w:t>网络多人</w:t>
+      </w:r>
+      <w:r>
+        <w:rPr>
+          <w:rFonts w:hint="default" w:ascii="Segoe UI" w:hAnsi="Segoe UI" w:eastAsia="Segoe UI" w:cs="Segoe UI"/>
+          <w:i w:val="0"/>
+          <w:iCs w:val="0"/>
+          <w:caps w:val="0"/>
+          <w:spacing w:val="0"/>
+          <w:kern w:val="0"/>
+          <w:sz w:val="24"/>
+          <w:szCs w:val="24"/>
+          <w:shd w:val="clear" w:fill="121212"/>
+          <w:vertAlign w:val="baseline"/>
+          <w:lang w:val="en-US" w:eastAsia="zh-CN" w:bidi="ar"/>
+        </w:rPr>
+        <w:t xml:space="preserve">：服务器上 </w:t>
+      </w:r>
+      <w:r>
+        <w:rPr>
+          <w:rStyle w:val="6"/>
+          <w:rFonts w:hint="default" w:ascii="Segoe UI" w:hAnsi="Segoe UI" w:eastAsia="Segoe UI" w:cs="Segoe UI"/>
+          <w:i w:val="0"/>
+          <w:iCs w:val="0"/>
+          <w:caps w:val="0"/>
+          <w:spacing w:val="0"/>
+          <w:kern w:val="0"/>
+          <w:sz w:val="24"/>
+          <w:szCs w:val="24"/>
+          <w:shd w:val="clear" w:fill="121212"/>
+          <w:vertAlign w:val="baseline"/>
+          <w:lang w:val="en-US" w:eastAsia="zh-CN" w:bidi="ar"/>
+        </w:rPr>
+        <w:t>Get Player Controller 0</w:t>
+      </w:r>
+      <w:r>
+        <w:rPr>
+          <w:rFonts w:hint="default" w:ascii="Segoe UI" w:hAnsi="Segoe UI" w:eastAsia="Segoe UI" w:cs="Segoe UI"/>
+          <w:i w:val="0"/>
+          <w:iCs w:val="0"/>
+          <w:caps w:val="0"/>
+          <w:spacing w:val="0"/>
+          <w:kern w:val="0"/>
+          <w:sz w:val="24"/>
+          <w:szCs w:val="24"/>
+          <w:shd w:val="clear" w:fill="121212"/>
+          <w:vertAlign w:val="baseline"/>
+          <w:lang w:val="en-US" w:eastAsia="zh-CN" w:bidi="ar"/>
+        </w:rPr>
+        <w:t xml:space="preserve"> 可能拿到的是 Listen-Server 自己，</w:t>
+      </w:r>
+      <w:r>
+        <w:rPr>
+          <w:rStyle w:val="5"/>
+          <w:rFonts w:hint="default" w:ascii="Segoe UI" w:hAnsi="Segoe UI" w:eastAsia="Segoe UI" w:cs="Segoe UI"/>
+          <w:b/>
+          <w:bCs/>
+          <w:i w:val="0"/>
+          <w:iCs w:val="0"/>
+          <w:caps w:val="0"/>
+          <w:spacing w:val="0"/>
+          <w:kern w:val="0"/>
+          <w:sz w:val="24"/>
+          <w:szCs w:val="24"/>
+          <w:shd w:val="clear" w:fill="121212"/>
+          <w:vertAlign w:val="baseline"/>
+          <w:lang w:val="en-US" w:eastAsia="zh-CN" w:bidi="ar"/>
+        </w:rPr>
+        <w:t>不一定是你想要的玩家</w:t>
+      </w:r>
+      <w:r>
+        <w:rPr>
+          <w:rFonts w:hint="default" w:ascii="Segoe UI" w:hAnsi="Segoe UI" w:eastAsia="Segoe UI" w:cs="Segoe UI"/>
+          <w:i w:val="0"/>
+          <w:iCs w:val="0"/>
+          <w:caps w:val="0"/>
+          <w:spacing w:val="0"/>
+          <w:kern w:val="0"/>
+          <w:sz w:val="24"/>
+          <w:szCs w:val="24"/>
+          <w:shd w:val="clear" w:fill="121212"/>
+          <w:vertAlign w:val="baseline"/>
+          <w:lang w:val="en-US" w:eastAsia="zh-CN" w:bidi="ar"/>
+        </w:rPr>
+        <w:t xml:space="preserve">；此时只能用 </w:t>
+      </w:r>
+      <w:r>
+        <w:rPr>
+          <w:rStyle w:val="6"/>
+          <w:rFonts w:hint="default" w:ascii="Segoe UI" w:hAnsi="Segoe UI" w:eastAsia="Segoe UI" w:cs="Segoe UI"/>
+          <w:i w:val="0"/>
+          <w:iCs w:val="0"/>
+          <w:caps w:val="0"/>
+          <w:spacing w:val="0"/>
+          <w:kern w:val="0"/>
+          <w:sz w:val="24"/>
+          <w:szCs w:val="24"/>
+          <w:shd w:val="clear" w:fill="121212"/>
+          <w:vertAlign w:val="baseline"/>
+          <w:lang w:val="en-US" w:eastAsia="zh-CN" w:bidi="ar"/>
+        </w:rPr>
+        <w:t>Get Controller</w:t>
+      </w:r>
+      <w:r>
+        <w:rPr>
+          <w:rFonts w:hint="default" w:ascii="Segoe UI" w:hAnsi="Segoe UI" w:eastAsia="Segoe UI" w:cs="Segoe UI"/>
+          <w:i w:val="0"/>
+          <w:iCs w:val="0"/>
+          <w:caps w:val="0"/>
+          <w:spacing w:val="0"/>
+          <w:kern w:val="0"/>
+          <w:sz w:val="24"/>
+          <w:szCs w:val="24"/>
+          <w:shd w:val="clear" w:fill="121212"/>
+          <w:vertAlign w:val="baseline"/>
+          <w:lang w:val="en-US" w:eastAsia="zh-CN" w:bidi="ar"/>
+        </w:rPr>
+        <w:t xml:space="preserve"> → Cast，或从 </w:t>
+      </w:r>
+      <w:r>
+        <w:rPr>
+          <w:rStyle w:val="6"/>
+          <w:rFonts w:hint="default" w:ascii="Segoe UI" w:hAnsi="Segoe UI" w:eastAsia="Segoe UI" w:cs="Segoe UI"/>
+          <w:i w:val="0"/>
+          <w:iCs w:val="0"/>
+          <w:caps w:val="0"/>
+          <w:spacing w:val="0"/>
+          <w:kern w:val="0"/>
+          <w:sz w:val="24"/>
+          <w:szCs w:val="24"/>
+          <w:shd w:val="clear" w:fill="121212"/>
+          <w:vertAlign w:val="baseline"/>
+          <w:lang w:val="en-US" w:eastAsia="zh-CN" w:bidi="ar"/>
+        </w:rPr>
+        <w:t>PlayerState</w:t>
+      </w:r>
+      <w:r>
+        <w:rPr>
+          <w:rFonts w:hint="default" w:ascii="Segoe UI" w:hAnsi="Segoe UI" w:eastAsia="Segoe UI" w:cs="Segoe UI"/>
+          <w:i w:val="0"/>
+          <w:iCs w:val="0"/>
+          <w:caps w:val="0"/>
+          <w:spacing w:val="0"/>
+          <w:kern w:val="0"/>
+          <w:sz w:val="24"/>
+          <w:szCs w:val="24"/>
+          <w:shd w:val="clear" w:fill="121212"/>
+          <w:vertAlign w:val="baseline"/>
+          <w:lang w:val="en-US" w:eastAsia="zh-CN" w:bidi="ar"/>
+        </w:rPr>
+        <w:t xml:space="preserve"> 列表里找。</w:t>
+      </w:r>
+    </w:p>
+    <w:p>
+      <w:pPr>
+        <w:keepNext w:val="0"/>
+        <w:keepLines w:val="0"/>
+        <w:widowControl/>
+        <w:numPr>
+          <w:ilvl w:val="0"/>
+          <w:numId w:val="0"/>
+        </w:numPr>
+        <w:suppressLineNumbers w:val="0"/>
+        <w:pBdr>
+          <w:top w:val="none" w:color="auto" w:sz="0" w:space="0"/>
+          <w:left w:val="none" w:color="auto" w:sz="0" w:space="0"/>
+          <w:bottom w:val="none" w:color="auto" w:sz="0" w:space="0"/>
+          <w:right w:val="none" w:color="auto" w:sz="0" w:space="0"/>
+        </w:pBdr>
+        <w:spacing w:before="0" w:beforeAutospacing="0" w:after="0" w:afterAutospacing="0"/>
+        <w:ind w:right="0" w:rightChars="0"/>
+        <w:textAlignment w:val="baseline"/>
+      </w:pPr>
+      <w:r>
+        <w:drawing>
+          <wp:inline distT="0" distB="0" distL="114300" distR="114300">
+            <wp:extent cx="5269230" cy="4239260"/>
+            <wp:effectExtent l="0" t="0" r="7620" b="8890"/>
+            <wp:docPr id="36" name="图片 7"/>
+            <wp:cNvGraphicFramePr>
+              <a:graphicFrameLocks xmlns:a="http://schemas.openxmlformats.org/drawingml/2006/main" noChangeAspect="1"/>
+            </wp:cNvGraphicFramePr>
+            <a:graphic xmlns:a="http://schemas.openxmlformats.org/drawingml/2006/main">
+              <a:graphicData uri="http://schemas.openxmlformats.org/drawingml/2006/picture">
+                <pic:pic xmlns:pic="http://schemas.openxmlformats.org/drawingml/2006/picture">
+                  <pic:nvPicPr>
+                    <pic:cNvPr id="36" name="图片 7"/>
+                    <pic:cNvPicPr>
+                      <a:picLocks noChangeAspect="1"/>
+                    </pic:cNvPicPr>
+                  </pic:nvPicPr>
+                  <pic:blipFill>
+                    <a:blip r:embed="rId18"/>
+                    <a:stretch>
+                      <a:fillRect/>
+                    </a:stretch>
+                  </pic:blipFill>
+                  <pic:spPr>
+                    <a:xfrm>
+                      <a:off x="0" y="0"/>
+                      <a:ext cx="5269230" cy="4239260"/>
+                    </a:xfrm>
+                    <a:prstGeom prst="rect">
+                      <a:avLst/>
+                    </a:prstGeom>
+                    <a:noFill/>
+                    <a:ln>
+                      <a:noFill/>
+                    </a:ln>
+                  </pic:spPr>
+                </pic:pic>
+              </a:graphicData>
+            </a:graphic>
+          </wp:inline>
+        </w:drawing>
+      </w:r>
+    </w:p>
+    <w:p>
+      <w:pPr>
+        <w:keepNext w:val="0"/>
+        <w:keepLines w:val="0"/>
+        <w:widowControl/>
+        <w:numPr>
+          <w:ilvl w:val="0"/>
+          <w:numId w:val="0"/>
+        </w:numPr>
+        <w:suppressLineNumbers w:val="0"/>
+        <w:pBdr>
+          <w:top w:val="none" w:color="auto" w:sz="0" w:space="0"/>
+          <w:left w:val="none" w:color="auto" w:sz="0" w:space="0"/>
+          <w:bottom w:val="none" w:color="auto" w:sz="0" w:space="0"/>
+          <w:right w:val="none" w:color="auto" w:sz="0" w:space="0"/>
+        </w:pBdr>
+        <w:spacing w:before="0" w:beforeAutospacing="0" w:after="0" w:afterAutospacing="0"/>
+        <w:ind w:right="0" w:rightChars="0"/>
+        <w:textAlignment w:val="baseline"/>
+      </w:pPr>
+      <w:r>
+        <w:drawing>
+          <wp:inline distT="0" distB="0" distL="114300" distR="114300">
+            <wp:extent cx="5271135" cy="4657725"/>
+            <wp:effectExtent l="0" t="0" r="5715" b="9525"/>
+            <wp:docPr id="37" name="图片 8"/>
+            <wp:cNvGraphicFramePr>
+              <a:graphicFrameLocks xmlns:a="http://schemas.openxmlformats.org/drawingml/2006/main" noChangeAspect="1"/>
+            </wp:cNvGraphicFramePr>
+            <a:graphic xmlns:a="http://schemas.openxmlformats.org/drawingml/2006/main">
+              <a:graphicData uri="http://schemas.openxmlformats.org/drawingml/2006/picture">
+                <pic:pic xmlns:pic="http://schemas.openxmlformats.org/drawingml/2006/picture">
+                  <pic:nvPicPr>
+                    <pic:cNvPr id="37" name="图片 8"/>
+                    <pic:cNvPicPr>
+                      <a:picLocks noChangeAspect="1"/>
+                    </pic:cNvPicPr>
+                  </pic:nvPicPr>
+                  <pic:blipFill>
+                    <a:blip r:embed="rId19"/>
+                    <a:stretch>
+                      <a:fillRect/>
+                    </a:stretch>
+                  </pic:blipFill>
+                  <pic:spPr>
+                    <a:xfrm>
+                      <a:off x="0" y="0"/>
+                      <a:ext cx="5271135" cy="4657725"/>
+                    </a:xfrm>
+                    <a:prstGeom prst="rect">
+                      <a:avLst/>
+                    </a:prstGeom>
+                    <a:noFill/>
+                    <a:ln>
+                      <a:noFill/>
+                    </a:ln>
+                  </pic:spPr>
+                </pic:pic>
+              </a:graphicData>
+            </a:graphic>
+          </wp:inline>
+        </w:drawing>
+      </w:r>
+    </w:p>
+    <w:p>
+      <w:pPr>
+        <w:keepNext w:val="0"/>
+        <w:keepLines w:val="0"/>
+        <w:widowControl/>
+        <w:numPr>
+          <w:ilvl w:val="0"/>
+          <w:numId w:val="0"/>
+        </w:numPr>
+        <w:suppressLineNumbers w:val="0"/>
+        <w:pBdr>
+          <w:top w:val="none" w:color="auto" w:sz="0" w:space="0"/>
+          <w:left w:val="none" w:color="auto" w:sz="0" w:space="0"/>
+          <w:bottom w:val="none" w:color="auto" w:sz="0" w:space="0"/>
+          <w:right w:val="none" w:color="auto" w:sz="0" w:space="0"/>
+        </w:pBdr>
+        <w:spacing w:before="0" w:beforeAutospacing="0" w:after="0" w:afterAutospacing="0"/>
+        <w:ind w:right="0" w:rightChars="0"/>
+        <w:textAlignment w:val="baseline"/>
+        <w:rPr>
+          <w:rFonts w:hint="default" w:eastAsiaTheme="minorEastAsia"/>
+          <w:lang w:val="en-US" w:eastAsia="zh-CN"/>
+        </w:rPr>
+      </w:pPr>
+      <w:r>
+        <w:rPr>
+          <w:rFonts w:hint="eastAsia"/>
+          <w:b/>
+          <w:bCs/>
+          <w:color w:val="FF0000"/>
+          <w:lang w:val="en-US" w:eastAsia="zh-CN"/>
+        </w:rPr>
+        <w:t>25.Widget里面的Overlay的作用</w:t>
+      </w:r>
+    </w:p>
+    <w:p>
+      <w:pPr>
+        <w:keepNext w:val="0"/>
+        <w:keepLines w:val="0"/>
+        <w:widowControl/>
+        <w:numPr>
+          <w:ilvl w:val="0"/>
+          <w:numId w:val="0"/>
+        </w:numPr>
+        <w:suppressLineNumbers w:val="0"/>
+        <w:pBdr>
+          <w:top w:val="none" w:color="auto" w:sz="0" w:space="0"/>
+          <w:left w:val="none" w:color="auto" w:sz="0" w:space="0"/>
+          <w:bottom w:val="none" w:color="auto" w:sz="0" w:space="0"/>
+          <w:right w:val="none" w:color="auto" w:sz="0" w:space="0"/>
+        </w:pBdr>
+        <w:spacing w:before="0" w:beforeAutospacing="0" w:after="0" w:afterAutospacing="0"/>
+        <w:ind w:right="0" w:rightChars="0"/>
+        <w:textAlignment w:val="baseline"/>
+      </w:pPr>
+      <w:r>
+        <w:drawing>
+          <wp:inline distT="0" distB="0" distL="114300" distR="114300">
+            <wp:extent cx="5269865" cy="4826000"/>
+            <wp:effectExtent l="0" t="0" r="6985" b="12700"/>
+            <wp:docPr id="38" name="图片 7"/>
+            <wp:cNvGraphicFramePr>
+              <a:graphicFrameLocks xmlns:a="http://schemas.openxmlformats.org/drawingml/2006/main" noChangeAspect="1"/>
+            </wp:cNvGraphicFramePr>
+            <a:graphic xmlns:a="http://schemas.openxmlformats.org/drawingml/2006/main">
+              <a:graphicData uri="http://schemas.openxmlformats.org/drawingml/2006/picture">
+                <pic:pic xmlns:pic="http://schemas.openxmlformats.org/drawingml/2006/picture">
+                  <pic:nvPicPr>
+                    <pic:cNvPr id="38" name="图片 7"/>
+                    <pic:cNvPicPr>
+                      <a:picLocks noChangeAspect="1"/>
+                    </pic:cNvPicPr>
+                  </pic:nvPicPr>
+                  <pic:blipFill>
+                    <a:blip r:embed="rId20"/>
+                    <a:stretch>
+                      <a:fillRect/>
+                    </a:stretch>
+                  </pic:blipFill>
+                  <pic:spPr>
+                    <a:xfrm>
+                      <a:off x="0" y="0"/>
+                      <a:ext cx="5269865" cy="4826000"/>
+                    </a:xfrm>
+                    <a:prstGeom prst="rect">
+                      <a:avLst/>
+                    </a:prstGeom>
+                    <a:noFill/>
+                    <a:ln>
+                      <a:noFill/>
+                    </a:ln>
+                  </pic:spPr>
+                </pic:pic>
+              </a:graphicData>
+            </a:graphic>
+          </wp:inline>
+        </w:drawing>
+      </w:r>
+    </w:p>
+    <w:p>
+      <w:pPr>
+        <w:numPr>
+          <w:ilvl w:val="0"/>
+          <w:numId w:val="4"/>
+        </w:numPr>
+        <w:pBdr>
+          <w:bottom w:val="single" w:color="auto" w:sz="4" w:space="0"/>
+        </w:pBdr>
+        <w:spacing w:before="0" w:after="0" w:line="240" w:lineRule="auto"/>
+        <w:ind w:left="0" w:leftChars="0" w:right="0" w:rightChars="0" w:firstLine="0" w:firstLineChars="0"/>
+        <w:jc w:val="both"/>
+        <w:rPr>
+          <w:rFonts w:hint="eastAsia" w:ascii="Cascadia Mono" w:hAnsi="Cascadia Mono" w:eastAsia="宋体"/>
+          <w:b/>
+          <w:bCs/>
+          <w:color w:val="FF0000"/>
+          <w:sz w:val="19"/>
+          <w:szCs w:val="24"/>
+          <w:highlight w:val="white"/>
+          <w:lang w:val="en-US" w:eastAsia="zh-CN"/>
+        </w:rPr>
+      </w:pPr>
+      <w:r>
+        <w:rPr>
+          <w:rFonts w:hint="eastAsia" w:ascii="Cascadia Mono" w:hAnsi="Cascadia Mono" w:eastAsia="宋体"/>
+          <w:b/>
+          <w:bCs/>
+          <w:color w:val="FF0000"/>
+          <w:sz w:val="19"/>
+          <w:szCs w:val="24"/>
+          <w:highlight w:val="white"/>
+          <w:lang w:val="en-US" w:eastAsia="zh-CN"/>
+        </w:rPr>
+        <w:t>EventPreConstruct里面IsDesignTime的作用</w:t>
+      </w:r>
+    </w:p>
+    <w:p>
+      <w:pPr>
+        <w:numPr>
+          <w:numId w:val="0"/>
+        </w:numPr>
+        <w:pBdr>
+          <w:bottom w:val="single" w:color="auto" w:sz="4" w:space="0"/>
+        </w:pBdr>
+        <w:spacing w:before="0" w:after="0" w:line="240" w:lineRule="auto"/>
+        <w:ind w:leftChars="0" w:right="0" w:rightChars="0" w:firstLine="500" w:firstLineChars="0"/>
+        <w:jc w:val="both"/>
+      </w:pPr>
+      <w:r>
+        <w:drawing>
+          <wp:inline distT="0" distB="0" distL="114300" distR="114300">
+            <wp:extent cx="2495550" cy="1857375"/>
+            <wp:effectExtent l="0" t="0" r="0" b="9525"/>
+            <wp:docPr id="39" name="图片 7"/>
+            <wp:cNvGraphicFramePr>
+              <a:graphicFrameLocks xmlns:a="http://schemas.openxmlformats.org/drawingml/2006/main" noChangeAspect="1"/>
+            </wp:cNvGraphicFramePr>
+            <a:graphic xmlns:a="http://schemas.openxmlformats.org/drawingml/2006/main">
+              <a:graphicData uri="http://schemas.openxmlformats.org/drawingml/2006/picture">
+                <pic:pic xmlns:pic="http://schemas.openxmlformats.org/drawingml/2006/picture">
+                  <pic:nvPicPr>
+                    <pic:cNvPr id="39" name="图片 7"/>
+                    <pic:cNvPicPr>
+                      <a:picLocks noChangeAspect="1"/>
+                    </pic:cNvPicPr>
+                  </pic:nvPicPr>
+                  <pic:blipFill>
+                    <a:blip r:embed="rId21"/>
+                    <a:stretch>
+                      <a:fillRect/>
+                    </a:stretch>
+                  </pic:blipFill>
+                  <pic:spPr>
+                    <a:xfrm>
+                      <a:off x="0" y="0"/>
+                      <a:ext cx="2495550" cy="1857375"/>
+                    </a:xfrm>
+                    <a:prstGeom prst="rect">
+                      <a:avLst/>
+                    </a:prstGeom>
+                    <a:noFill/>
+                    <a:ln>
+                      <a:noFill/>
+                    </a:ln>
+                  </pic:spPr>
+                </pic:pic>
+              </a:graphicData>
+            </a:graphic>
+          </wp:inline>
+        </w:drawing>
+      </w:r>
+    </w:p>
+    <w:p>
+      <w:pPr>
+        <w:numPr>
+          <w:numId w:val="0"/>
+        </w:numPr>
+        <w:pBdr>
+          <w:bottom w:val="single" w:color="auto" w:sz="4" w:space="0"/>
+        </w:pBdr>
+        <w:spacing w:before="0" w:after="0" w:line="240" w:lineRule="auto"/>
+        <w:ind w:leftChars="0" w:right="0" w:rightChars="0" w:firstLine="500" w:firstLineChars="0"/>
+        <w:jc w:val="both"/>
+        <w:rPr>
+          <w:rFonts w:hint="default"/>
+          <w:lang w:val="en-US" w:eastAsia="zh-CN"/>
+        </w:rPr>
+      </w:pPr>
+      <w:r>
+        <w:drawing>
+          <wp:inline distT="0" distB="0" distL="114300" distR="114300">
+            <wp:extent cx="5271135" cy="4650740"/>
+            <wp:effectExtent l="0" t="0" r="5715" b="16510"/>
+            <wp:docPr id="40" name="图片 8"/>
+            <wp:cNvGraphicFramePr>
+              <a:graphicFrameLocks xmlns:a="http://schemas.openxmlformats.org/drawingml/2006/main" noChangeAspect="1"/>
+            </wp:cNvGraphicFramePr>
+            <a:graphic xmlns:a="http://schemas.openxmlformats.org/drawingml/2006/main">
+              <a:graphicData uri="http://schemas.openxmlformats.org/drawingml/2006/picture">
+                <pic:pic xmlns:pic="http://schemas.openxmlformats.org/drawingml/2006/picture">
+                  <pic:nvPicPr>
+                    <pic:cNvPr id="40" name="图片 8"/>
+                    <pic:cNvPicPr>
+                      <a:picLocks noChangeAspect="1"/>
+                    </pic:cNvPicPr>
+                  </pic:nvPicPr>
+                  <pic:blipFill>
+                    <a:blip r:embed="rId22"/>
+                    <a:stretch>
+                      <a:fillRect/>
+                    </a:stretch>
+                  </pic:blipFill>
+                  <pic:spPr>
+                    <a:xfrm>
+                      <a:off x="0" y="0"/>
+                      <a:ext cx="5271135" cy="4650740"/>
+                    </a:xfrm>
+                    <a:prstGeom prst="rect">
+                      <a:avLst/>
+                    </a:prstGeom>
+                    <a:noFill/>
+                    <a:ln>
+                      <a:noFill/>
+                    </a:ln>
+                  </pic:spPr>
+                </pic:pic>
+              </a:graphicData>
+            </a:graphic>
+          </wp:inline>
+        </w:drawing>
+      </w:r>
     </w:p>
     <w:p>
       <w:pPr>
@@ -6411,7 +9187,7 @@
                     </pic:cNvPicPr>
                   </pic:nvPicPr>
                   <pic:blipFill>
-                    <a:blip r:embed="rId18"/>
+                    <a:blip r:embed="rId23"/>
                     <a:stretch>
                       <a:fillRect/>
                     </a:stretch>
@@ -6496,7 +9272,7 @@
                     </pic:cNvPicPr>
                   </pic:nvPicPr>
                   <pic:blipFill>
-                    <a:blip r:embed="rId19"/>
+                    <a:blip r:embed="rId24"/>
                     <a:stretch>
                       <a:fillRect/>
                     </a:stretch>
@@ -6552,7 +9328,7 @@
       <w:pPr>
         <w:numPr>
           <w:ilvl w:val="0"/>
-          <w:numId w:val="4"/>
+          <w:numId w:val="5"/>
         </w:numPr>
         <w:pBdr>
           <w:bottom w:val="single" w:color="auto" w:sz="4" w:space="0"/>
@@ -6588,7 +9364,7 @@
                     </pic:cNvPicPr>
                   </pic:nvPicPr>
                   <pic:blipFill>
-                    <a:blip r:embed="rId20"/>
+                    <a:blip r:embed="rId25"/>
                     <a:stretch>
                       <a:fillRect/>
                     </a:stretch>
@@ -6617,7 +9393,7 @@
       <w:pPr>
         <w:numPr>
           <w:ilvl w:val="0"/>
-          <w:numId w:val="4"/>
+          <w:numId w:val="5"/>
         </w:numPr>
         <w:pBdr>
           <w:bottom w:val="single" w:color="auto" w:sz="4" w:space="0"/>
@@ -6642,7 +9418,7 @@
       <w:pPr>
         <w:numPr>
           <w:ilvl w:val="0"/>
-          <w:numId w:val="4"/>
+          <w:numId w:val="5"/>
         </w:numPr>
         <w:pBdr>
           <w:bottom w:val="single" w:color="auto" w:sz="4" w:space="0"/>
@@ -6702,7 +9478,7 @@
                     </pic:cNvPicPr>
                   </pic:nvPicPr>
                   <pic:blipFill>
-                    <a:blip r:embed="rId21"/>
+                    <a:blip r:embed="rId26"/>
                     <a:stretch>
                       <a:fillRect/>
                     </a:stretch>
@@ -6759,7 +9535,7 @@
                     </pic:cNvPicPr>
                   </pic:nvPicPr>
                   <pic:blipFill>
-                    <a:blip r:embed="rId22"/>
+                    <a:blip r:embed="rId27"/>
                     <a:stretch>
                       <a:fillRect/>
                     </a:stretch>
@@ -6788,7 +9564,7 @@
       <w:pPr>
         <w:numPr>
           <w:ilvl w:val="0"/>
-          <w:numId w:val="4"/>
+          <w:numId w:val="5"/>
         </w:numPr>
         <w:pBdr>
           <w:bottom w:val="single" w:color="auto" w:sz="4" w:space="0"/>
@@ -6841,7 +9617,7 @@
                     </pic:cNvPicPr>
                   </pic:nvPicPr>
                   <pic:blipFill>
-                    <a:blip r:embed="rId23"/>
+                    <a:blip r:embed="rId28"/>
                     <a:stretch>
                       <a:fillRect/>
                     </a:stretch>
@@ -6901,7 +9677,7 @@
       <w:pPr>
         <w:numPr>
           <w:ilvl w:val="0"/>
-          <w:numId w:val="5"/>
+          <w:numId w:val="6"/>
         </w:numPr>
         <w:pBdr>
           <w:bottom w:val="single" w:color="auto" w:sz="4" w:space="0"/>
@@ -6961,7 +9737,7 @@
                     </pic:cNvPicPr>
                   </pic:nvPicPr>
                   <pic:blipFill>
-                    <a:blip r:embed="rId24"/>
+                    <a:blip r:embed="rId29"/>
                     <a:stretch>
                       <a:fillRect/>
                     </a:stretch>
@@ -6990,7 +9766,7 @@
       <w:pPr>
         <w:numPr>
           <w:ilvl w:val="0"/>
-          <w:numId w:val="5"/>
+          <w:numId w:val="6"/>
         </w:numPr>
         <w:pBdr>
           <w:bottom w:val="single" w:color="auto" w:sz="4" w:space="0"/>
@@ -7061,7 +9837,7 @@
                     </pic:cNvPicPr>
                   </pic:nvPicPr>
                   <pic:blipFill>
-                    <a:blip r:embed="rId25"/>
+                    <a:blip r:embed="rId30"/>
                     <a:stretch>
                       <a:fillRect/>
                     </a:stretch>
@@ -7090,7 +9866,7 @@
       <w:pPr>
         <w:numPr>
           <w:ilvl w:val="0"/>
-          <w:numId w:val="5"/>
+          <w:numId w:val="6"/>
         </w:numPr>
         <w:pBdr>
           <w:bottom w:val="single" w:color="auto" w:sz="4" w:space="0"/>
@@ -7143,7 +9919,7 @@
                     </pic:cNvPicPr>
                   </pic:nvPicPr>
                   <pic:blipFill>
-                    <a:blip r:embed="rId26"/>
+                    <a:blip r:embed="rId31"/>
                     <a:stretch>
                       <a:fillRect/>
                     </a:stretch>
@@ -7172,7 +9948,7 @@
       <w:pPr>
         <w:numPr>
           <w:ilvl w:val="0"/>
-          <w:numId w:val="5"/>
+          <w:numId w:val="6"/>
         </w:numPr>
         <w:pBdr>
           <w:bottom w:val="single" w:color="auto" w:sz="4" w:space="0"/>
@@ -7225,7 +10001,7 @@
                     </pic:cNvPicPr>
                   </pic:nvPicPr>
                   <pic:blipFill>
-                    <a:blip r:embed="rId27"/>
+                    <a:blip r:embed="rId32"/>
                     <a:stretch>
                       <a:fillRect/>
                     </a:stretch>
@@ -7268,7 +10044,7 @@
                     </pic:cNvPicPr>
                   </pic:nvPicPr>
                   <pic:blipFill>
-                    <a:blip r:embed="rId28"/>
+                    <a:blip r:embed="rId33"/>
                     <a:stretch>
                       <a:fillRect/>
                     </a:stretch>
@@ -7350,7 +10126,7 @@
                     </pic:cNvPicPr>
                   </pic:nvPicPr>
                   <pic:blipFill>
-                    <a:blip r:embed="rId29"/>
+                    <a:blip r:embed="rId34"/>
                     <a:stretch>
                       <a:fillRect/>
                     </a:stretch>
@@ -7410,7 +10186,7 @@
       <w:pPr>
         <w:numPr>
           <w:ilvl w:val="0"/>
-          <w:numId w:val="6"/>
+          <w:numId w:val="7"/>
         </w:numPr>
         <w:pBdr>
           <w:bottom w:val="single" w:color="auto" w:sz="4" w:space="0"/>
@@ -7492,7 +10268,7 @@
                     </pic:cNvPicPr>
                   </pic:nvPicPr>
                   <pic:blipFill>
-                    <a:blip r:embed="rId30"/>
+                    <a:blip r:embed="rId35"/>
                     <a:stretch>
                       <a:fillRect/>
                     </a:stretch>
@@ -7574,7 +10350,7 @@
                     </pic:cNvPicPr>
                   </pic:nvPicPr>
                   <pic:blipFill>
-                    <a:blip r:embed="rId31"/>
+                    <a:blip r:embed="rId36"/>
                     <a:stretch>
                       <a:fillRect/>
                     </a:stretch>
@@ -7634,7 +10410,7 @@
       <w:pPr>
         <w:numPr>
           <w:ilvl w:val="0"/>
-          <w:numId w:val="7"/>
+          <w:numId w:val="8"/>
         </w:numPr>
         <w:pBdr>
           <w:bottom w:val="single" w:color="auto" w:sz="4" w:space="0"/>
@@ -7823,7 +10599,7 @@
                     </pic:cNvPicPr>
                   </pic:nvPicPr>
                   <pic:blipFill>
-                    <a:blip r:embed="rId32"/>
+                    <a:blip r:embed="rId37"/>
                     <a:stretch>
                       <a:fillRect/>
                     </a:stretch>
@@ -7909,7 +10685,7 @@
                     </pic:cNvPicPr>
                   </pic:nvPicPr>
                   <pic:blipFill>
-                    <a:blip r:embed="rId33"/>
+                    <a:blip r:embed="rId38"/>
                     <a:stretch>
                       <a:fillRect/>
                     </a:stretch>
@@ -7979,7 +10755,7 @@
       <w:pPr>
         <w:numPr>
           <w:ilvl w:val="0"/>
-          <w:numId w:val="8"/>
+          <w:numId w:val="9"/>
         </w:numPr>
         <w:pBdr>
           <w:bottom w:val="single" w:color="auto" w:sz="4" w:space="0"/>
@@ -8006,7 +10782,7 @@
       <w:pPr>
         <w:numPr>
           <w:ilvl w:val="0"/>
-          <w:numId w:val="8"/>
+          <w:numId w:val="9"/>
         </w:numPr>
         <w:pBdr>
           <w:bottom w:val="single" w:color="auto" w:sz="4" w:space="0"/>
@@ -8033,7 +10809,7 @@
       <w:pPr>
         <w:numPr>
           <w:ilvl w:val="0"/>
-          <w:numId w:val="8"/>
+          <w:numId w:val="9"/>
         </w:numPr>
         <w:pBdr>
           <w:bottom w:val="single" w:color="auto" w:sz="4" w:space="0"/>
@@ -8128,7 +10904,7 @@
                     </pic:cNvPicPr>
                   </pic:nvPicPr>
                   <pic:blipFill>
-                    <a:blip r:embed="rId34"/>
+                    <a:blip r:embed="rId39"/>
                     <a:stretch>
                       <a:fillRect/>
                     </a:stretch>
@@ -10545,7 +13321,7 @@
                     </pic:cNvPicPr>
                   </pic:nvPicPr>
                   <pic:blipFill>
-                    <a:blip r:embed="rId35"/>
+                    <a:blip r:embed="rId40"/>
                     <a:stretch>
                       <a:fillRect/>
                     </a:stretch>
@@ -10619,7 +13395,7 @@
                     </pic:cNvPicPr>
                   </pic:nvPicPr>
                   <pic:blipFill>
-                    <a:blip r:embed="rId36"/>
+                    <a:blip r:embed="rId41"/>
                     <a:stretch>
                       <a:fillRect/>
                     </a:stretch>
@@ -10829,7 +13605,7 @@
         <w:ind w:left="0" w:right="0" w:firstLine="0"/>
         <w:jc w:val="both"/>
         <w:rPr>
-          <w:rFonts w:hint="default" w:ascii="Calibri" w:hAnsi="Calibri" w:eastAsia="宋体" w:cs="Calibri"/>
+          <w:rFonts w:hint="eastAsia" w:ascii="Calibri" w:hAnsi="Calibri" w:eastAsia="宋体" w:cs="Calibri"/>
           <w:color w:val="auto"/>
           <w:spacing w:val="0"/>
           <w:position w:val="0"/>
@@ -10850,6 +13626,36 @@
         </w:rPr>
         <w:t>AN_是游戏动画通知的缩写(通过选择BlueprintClass-&gt;AnimNotify类)</w:t>
       </w:r>
+    </w:p>
+    <w:p>
+      <w:pPr>
+        <w:spacing w:before="0" w:after="0" w:line="240" w:lineRule="auto"/>
+        <w:ind w:left="0" w:right="0" w:firstLine="0"/>
+        <w:jc w:val="both"/>
+        <w:rPr>
+          <w:rFonts w:hint="default" w:ascii="Calibri" w:hAnsi="Calibri" w:eastAsia="宋体" w:cs="Calibri"/>
+          <w:color w:val="auto"/>
+          <w:spacing w:val="0"/>
+          <w:position w:val="0"/>
+          <w:sz w:val="21"/>
+          <w:shd w:val="clear" w:fill="auto"/>
+          <w:lang w:val="en-US" w:eastAsia="zh-CN"/>
+        </w:rPr>
+      </w:pPr>
+      <w:r>
+        <w:rPr>
+          <w:rFonts w:hint="eastAsia" w:ascii="Calibri" w:hAnsi="Calibri" w:eastAsia="宋体" w:cs="Calibri"/>
+          <w:color w:val="auto"/>
+          <w:spacing w:val="0"/>
+          <w:position w:val="0"/>
+          <w:sz w:val="21"/>
+          <w:shd w:val="clear" w:fill="auto"/>
+          <w:lang w:val="en-US" w:eastAsia="zh-CN"/>
+        </w:rPr>
+        <w:t>AIC_是AIController的前缀，负责驱动Pawn的AI行为</w:t>
+      </w:r>
+      <w:bookmarkStart w:id="0" w:name="_GoBack"/>
+      <w:bookmarkEnd w:id="0"/>
     </w:p>
     <w:p>
       <w:pPr>
@@ -10930,12 +13736,12 @@
             <v:path/>
             <v:fill on="f" focussize="0,0"/>
             <v:stroke/>
-            <v:imagedata r:id="rId38" o:title=""/>
+            <v:imagedata r:id="rId43" o:title=""/>
             <o:lock v:ext="edit" aspectratio="t"/>
             <w10:wrap type="none"/>
             <w10:anchorlock/>
           </v:shape>
-          <o:OLEObject Type="Embed" ProgID="StaticMetafile" ShapeID="_x0000_i1025" DrawAspect="Content" ObjectID="_1468075725" r:id="rId37">
+          <o:OLEObject Type="Embed" ProgID="StaticMetafile" ShapeID="_x0000_i1025" DrawAspect="Content" ObjectID="_1468075725" r:id="rId42">
             <o:LockedField>false</o:LockedField>
           </o:OLEObject>
         </w:object>
@@ -11563,12 +14369,12 @@
             <v:path/>
             <v:fill on="f" focussize="0,0"/>
             <v:stroke/>
-            <v:imagedata r:id="rId40" o:title=""/>
+            <v:imagedata r:id="rId45" o:title=""/>
             <o:lock v:ext="edit" aspectratio="t"/>
             <w10:wrap type="none"/>
             <w10:anchorlock/>
           </v:shape>
-          <o:OLEObject Type="Embed" ProgID="StaticDib" ShapeID="_x0000_i1026" DrawAspect="Content" ObjectID="_1468075726" r:id="rId39">
+          <o:OLEObject Type="Embed" ProgID="StaticDib" ShapeID="_x0000_i1026" DrawAspect="Content" ObjectID="_1468075726" r:id="rId44">
             <o:LockedField>false</o:LockedField>
           </o:OLEObject>
         </w:object>
@@ -11620,12 +14426,12 @@
             <v:path/>
             <v:fill on="f" focussize="0,0"/>
             <v:stroke/>
-            <v:imagedata r:id="rId42" o:title=""/>
+            <v:imagedata r:id="rId47" o:title=""/>
             <o:lock v:ext="edit" aspectratio="t"/>
             <w10:wrap type="none"/>
             <w10:anchorlock/>
           </v:shape>
-          <o:OLEObject Type="Embed" ProgID="StaticDib" ShapeID="_x0000_i1027" DrawAspect="Content" ObjectID="_1468075727" r:id="rId41">
+          <o:OLEObject Type="Embed" ProgID="StaticDib" ShapeID="_x0000_i1027" DrawAspect="Content" ObjectID="_1468075727" r:id="rId46">
             <o:LockedField>false</o:LockedField>
           </o:OLEObject>
         </w:object>
@@ -11677,12 +14483,12 @@
             <v:path/>
             <v:fill on="f" focussize="0,0"/>
             <v:stroke/>
-            <v:imagedata r:id="rId44" o:title=""/>
+            <v:imagedata r:id="rId49" o:title=""/>
             <o:lock v:ext="edit" aspectratio="t"/>
             <w10:wrap type="none"/>
             <w10:anchorlock/>
           </v:shape>
-          <o:OLEObject Type="Embed" ProgID="StaticDib" ShapeID="_x0000_i1028" DrawAspect="Content" ObjectID="_1468075728" r:id="rId43">
+          <o:OLEObject Type="Embed" ProgID="StaticDib" ShapeID="_x0000_i1028" DrawAspect="Content" ObjectID="_1468075728" r:id="rId48">
             <o:LockedField>false</o:LockedField>
           </o:OLEObject>
         </w:object>
@@ -11757,12 +14563,12 @@
             <v:path/>
             <v:fill on="f" focussize="0,0"/>
             <v:stroke/>
-            <v:imagedata r:id="rId46" o:title=""/>
+            <v:imagedata r:id="rId51" o:title=""/>
             <o:lock v:ext="edit" aspectratio="t"/>
             <w10:wrap type="none"/>
             <w10:anchorlock/>
           </v:shape>
-          <o:OLEObject Type="Embed" ProgID="StaticDib" ShapeID="_x0000_i1029" DrawAspect="Content" ObjectID="_1468075729" r:id="rId45">
+          <o:OLEObject Type="Embed" ProgID="StaticDib" ShapeID="_x0000_i1029" DrawAspect="Content" ObjectID="_1468075729" r:id="rId50">
             <o:LockedField>false</o:LockedField>
           </o:OLEObject>
         </w:object>
@@ -11875,7 +14681,7 @@
                     </pic:cNvPicPr>
                   </pic:nvPicPr>
                   <pic:blipFill>
-                    <a:blip r:embed="rId47"/>
+                    <a:blip r:embed="rId52"/>
                     <a:stretch>
                       <a:fillRect/>
                     </a:stretch>
@@ -11936,12 +14742,12 @@
             <v:path/>
             <v:fill on="f" focussize="0,0"/>
             <v:stroke/>
-            <v:imagedata r:id="rId49" o:title=""/>
+            <v:imagedata r:id="rId54" o:title=""/>
             <o:lock v:ext="edit" aspectratio="t"/>
             <w10:wrap type="none"/>
             <w10:anchorlock/>
           </v:shape>
-          <o:OLEObject Type="Embed" ProgID="StaticDib" ShapeID="_x0000_i1030" DrawAspect="Content" ObjectID="_1468075730" r:id="rId48">
+          <o:OLEObject Type="Embed" ProgID="StaticDib" ShapeID="_x0000_i1030" DrawAspect="Content" ObjectID="_1468075730" r:id="rId53">
             <o:LockedField>false</o:LockedField>
           </o:OLEObject>
         </w:object>
@@ -12051,7 +14857,7 @@
                     </pic:cNvPicPr>
                   </pic:nvPicPr>
                   <pic:blipFill>
-                    <a:blip r:embed="rId50"/>
+                    <a:blip r:embed="rId55"/>
                     <a:stretch>
                       <a:fillRect/>
                     </a:stretch>
@@ -12492,6 +15298,22 @@
     </w:lvl>
   </w:abstractNum>
   <w:abstractNum w:abstractNumId="7">
+    <w:nsid w:val="1119C3CE"/>
+    <w:multiLevelType w:val="singleLevel"/>
+    <w:tmpl w:val="1119C3CE"/>
+    <w:lvl w:ilvl="0" w:tentative="0">
+      <w:start w:val="24"/>
+      <w:numFmt w:val="decimal"/>
+      <w:lvlText w:val="%1."/>
+      <w:lvlJc w:val="left"/>
+      <w:pPr>
+        <w:tabs>
+          <w:tab w:val="left" w:pos="312"/>
+        </w:tabs>
+      </w:pPr>
+    </w:lvl>
+  </w:abstractNum>
+  <w:abstractNum w:abstractNumId="8">
     <w:nsid w:val="4D30D705"/>
     <w:multiLevelType w:val="singleLevel"/>
     <w:tmpl w:val="4D30D705"/>
@@ -12517,18 +15339,21 @@
     <w:abstractNumId w:val="0"/>
   </w:num>
   <w:num w:numId="4">
+    <w:abstractNumId w:val="7"/>
+  </w:num>
+  <w:num w:numId="5">
     <w:abstractNumId w:val="1"/>
   </w:num>
-  <w:num w:numId="5">
-    <w:abstractNumId w:val="7"/>
+  <w:num w:numId="6">
+    <w:abstractNumId w:val="8"/>
   </w:num>
-  <w:num w:numId="6">
+  <w:num w:numId="7">
     <w:abstractNumId w:val="2"/>
   </w:num>
-  <w:num w:numId="7">
+  <w:num w:numId="8">
     <w:abstractNumId w:val="3"/>
   </w:num>
-  <w:num w:numId="8">
+  <w:num w:numId="9">
     <w:abstractNumId w:val="4"/>
   </w:num>
 </w:numbering>
